--- a/coupon-prd.docx
+++ b/coupon-prd.docx
@@ -5601,11 +5601,48 @@
       <w:r>
         <w:rPr>
           <w:rFonts w:eastAsia="Microsoft YaHei" w:ascii="Microsoft YaHei" w:hAnsi="Microsoft YaHei"/>
-          <w:color w:val="888888"/>
-        </w:rPr>
-        <w:br/>
-        <w:t>[图: 平台端后台原型]</w:t>
-        <w:br/>
+        </w:rPr>
+        <w:drawing>
+          <wp:inline xmlns:a="http://schemas.openxmlformats.org/drawingml/2006/main" xmlns:pic="http://schemas.openxmlformats.org/drawingml/2006/picture">
+            <wp:extent cx="5303520" cy="3137916"/>
+            <wp:docPr id="4" name="Picture 4"/>
+            <wp:cNvGraphicFramePr>
+              <a:graphicFrameLocks noChangeAspect="1"/>
+            </wp:cNvGraphicFramePr>
+            <a:graphic>
+              <a:graphicData uri="http://schemas.openxmlformats.org/drawingml/2006/picture">
+                <pic:pic>
+                  <pic:nvPicPr>
+                    <pic:cNvPr id="0" name="image.png"/>
+                    <pic:cNvPicPr/>
+                  </pic:nvPicPr>
+                  <pic:blipFill>
+                    <a:blip r:embed="rId16"/>
+                    <a:stretch>
+                      <a:fillRect/>
+                    </a:stretch>
+                  </pic:blipFill>
+                  <pic:spPr>
+                    <a:xfrm>
+                      <a:off x="0" y="0"/>
+                      <a:ext cx="5303520" cy="3137916"/>
+                    </a:xfrm>
+                    <a:prstGeom prst="rect"/>
+                  </pic:spPr>
+                </pic:pic>
+              </a:graphicData>
+            </a:graphic>
+          </wp:inline>
+        </w:drawing>
+      </w:r>
+      <w:r>
+        <w:rPr>
+          <w:rFonts w:eastAsia="Microsoft YaHei" w:ascii="Microsoft YaHei" w:hAnsi="Microsoft YaHei"/>
+          <w:i/>
+          <w:color w:val="6B7280"/>
+          <w:sz w:val="18"/>
+        </w:rPr>
+        <w:t xml:space="preserve">  平台端后台原型</w:t>
       </w:r>
     </w:p>
     <w:p>
@@ -6863,11 +6900,48 @@
       <w:r>
         <w:rPr>
           <w:rFonts w:eastAsia="Microsoft YaHei" w:ascii="Microsoft YaHei" w:hAnsi="Microsoft YaHei"/>
-          <w:color w:val="888888"/>
-        </w:rPr>
-        <w:br/>
-        <w:t>[图: 增加发行量弹窗]</w:t>
-        <w:br/>
+        </w:rPr>
+        <w:drawing>
+          <wp:inline xmlns:a="http://schemas.openxmlformats.org/drawingml/2006/main" xmlns:pic="http://schemas.openxmlformats.org/drawingml/2006/picture">
+            <wp:extent cx="5303520" cy="3314700"/>
+            <wp:docPr id="5" name="Picture 5"/>
+            <wp:cNvGraphicFramePr>
+              <a:graphicFrameLocks noChangeAspect="1"/>
+            </wp:cNvGraphicFramePr>
+            <a:graphic>
+              <a:graphicData uri="http://schemas.openxmlformats.org/drawingml/2006/picture">
+                <pic:pic>
+                  <pic:nvPicPr>
+                    <pic:cNvPr id="0" name="image.png"/>
+                    <pic:cNvPicPr/>
+                  </pic:nvPicPr>
+                  <pic:blipFill>
+                    <a:blip r:embed="rId17"/>
+                    <a:stretch>
+                      <a:fillRect/>
+                    </a:stretch>
+                  </pic:blipFill>
+                  <pic:spPr>
+                    <a:xfrm>
+                      <a:off x="0" y="0"/>
+                      <a:ext cx="5303520" cy="3314700"/>
+                    </a:xfrm>
+                    <a:prstGeom prst="rect"/>
+                  </pic:spPr>
+                </pic:pic>
+              </a:graphicData>
+            </a:graphic>
+          </wp:inline>
+        </w:drawing>
+      </w:r>
+      <w:r>
+        <w:rPr>
+          <w:rFonts w:eastAsia="Microsoft YaHei" w:ascii="Microsoft YaHei" w:hAnsi="Microsoft YaHei"/>
+          <w:i/>
+          <w:color w:val="6B7280"/>
+          <w:sz w:val="18"/>
+        </w:rPr>
+        <w:t xml:space="preserve">  增加发行量弹窗</w:t>
       </w:r>
     </w:p>
     <w:p>
@@ -6892,11 +6966,48 @@
       <w:r>
         <w:rPr>
           <w:rFonts w:eastAsia="Microsoft YaHei" w:ascii="Microsoft YaHei" w:hAnsi="Microsoft YaHei"/>
-          <w:color w:val="888888"/>
-        </w:rPr>
-        <w:br/>
-        <w:t>[图: 平台端券详情页]</w:t>
-        <w:br/>
+        </w:rPr>
+        <w:drawing>
+          <wp:inline xmlns:a="http://schemas.openxmlformats.org/drawingml/2006/main" xmlns:pic="http://schemas.openxmlformats.org/drawingml/2006/picture">
+            <wp:extent cx="5303520" cy="3233674"/>
+            <wp:docPr id="6" name="Picture 6"/>
+            <wp:cNvGraphicFramePr>
+              <a:graphicFrameLocks noChangeAspect="1"/>
+            </wp:cNvGraphicFramePr>
+            <a:graphic>
+              <a:graphicData uri="http://schemas.openxmlformats.org/drawingml/2006/picture">
+                <pic:pic>
+                  <pic:nvPicPr>
+                    <pic:cNvPr id="0" name="image.png"/>
+                    <pic:cNvPicPr/>
+                  </pic:nvPicPr>
+                  <pic:blipFill>
+                    <a:blip r:embed="rId18"/>
+                    <a:stretch>
+                      <a:fillRect/>
+                    </a:stretch>
+                  </pic:blipFill>
+                  <pic:spPr>
+                    <a:xfrm>
+                      <a:off x="0" y="0"/>
+                      <a:ext cx="5303520" cy="3233674"/>
+                    </a:xfrm>
+                    <a:prstGeom prst="rect"/>
+                  </pic:spPr>
+                </pic:pic>
+              </a:graphicData>
+            </a:graphic>
+          </wp:inline>
+        </w:drawing>
+      </w:r>
+      <w:r>
+        <w:rPr>
+          <w:rFonts w:eastAsia="Microsoft YaHei" w:ascii="Microsoft YaHei" w:hAnsi="Microsoft YaHei"/>
+          <w:i/>
+          <w:color w:val="6B7280"/>
+          <w:sz w:val="18"/>
+        </w:rPr>
+        <w:t xml:space="preserve">  平台端券详情页</w:t>
       </w:r>
     </w:p>
     <w:p>
@@ -7973,11 +8084,48 @@
       <w:r>
         <w:rPr>
           <w:rFonts w:eastAsia="Microsoft YaHei" w:ascii="Microsoft YaHei" w:hAnsi="Microsoft YaHei"/>
-          <w:color w:val="888888"/>
-        </w:rPr>
-        <w:br/>
-        <w:t>[图: D2新建编辑优惠券]</w:t>
-        <w:br/>
+        </w:rPr>
+        <w:drawing>
+          <wp:inline xmlns:a="http://schemas.openxmlformats.org/drawingml/2006/main" xmlns:pic="http://schemas.openxmlformats.org/drawingml/2006/picture">
+            <wp:extent cx="5303520" cy="3922395"/>
+            <wp:docPr id="7" name="Picture 7"/>
+            <wp:cNvGraphicFramePr>
+              <a:graphicFrameLocks noChangeAspect="1"/>
+            </wp:cNvGraphicFramePr>
+            <a:graphic>
+              <a:graphicData uri="http://schemas.openxmlformats.org/drawingml/2006/picture">
+                <pic:pic>
+                  <pic:nvPicPr>
+                    <pic:cNvPr id="0" name="image.png"/>
+                    <pic:cNvPicPr/>
+                  </pic:nvPicPr>
+                  <pic:blipFill>
+                    <a:blip r:embed="rId19"/>
+                    <a:stretch>
+                      <a:fillRect/>
+                    </a:stretch>
+                  </pic:blipFill>
+                  <pic:spPr>
+                    <a:xfrm>
+                      <a:off x="0" y="0"/>
+                      <a:ext cx="5303520" cy="3922395"/>
+                    </a:xfrm>
+                    <a:prstGeom prst="rect"/>
+                  </pic:spPr>
+                </pic:pic>
+              </a:graphicData>
+            </a:graphic>
+          </wp:inline>
+        </w:drawing>
+      </w:r>
+      <w:r>
+        <w:rPr>
+          <w:rFonts w:eastAsia="Microsoft YaHei" w:ascii="Microsoft YaHei" w:hAnsi="Microsoft YaHei"/>
+          <w:i/>
+          <w:color w:val="6B7280"/>
+          <w:sz w:val="18"/>
+        </w:rPr>
+        <w:t xml:space="preserve">  D2新建编辑优惠券</w:t>
       </w:r>
     </w:p>
     <w:p>
@@ -12339,11 +12487,48 @@
       <w:r>
         <w:rPr>
           <w:rFonts w:eastAsia="Microsoft YaHei" w:ascii="Microsoft YaHei" w:hAnsi="Microsoft YaHei"/>
-          <w:color w:val="888888"/>
-        </w:rPr>
-        <w:br/>
-        <w:t>[图: P2发券活动管理列表]</w:t>
-        <w:br/>
+        </w:rPr>
+        <w:drawing>
+          <wp:inline xmlns:a="http://schemas.openxmlformats.org/drawingml/2006/main" xmlns:pic="http://schemas.openxmlformats.org/drawingml/2006/picture">
+            <wp:extent cx="5303520" cy="3137916"/>
+            <wp:docPr id="8" name="Picture 8"/>
+            <wp:cNvGraphicFramePr>
+              <a:graphicFrameLocks noChangeAspect="1"/>
+            </wp:cNvGraphicFramePr>
+            <a:graphic>
+              <a:graphicData uri="http://schemas.openxmlformats.org/drawingml/2006/picture">
+                <pic:pic>
+                  <pic:nvPicPr>
+                    <pic:cNvPr id="0" name="image.png"/>
+                    <pic:cNvPicPr/>
+                  </pic:nvPicPr>
+                  <pic:blipFill>
+                    <a:blip r:embed="rId20"/>
+                    <a:stretch>
+                      <a:fillRect/>
+                    </a:stretch>
+                  </pic:blipFill>
+                  <pic:spPr>
+                    <a:xfrm>
+                      <a:off x="0" y="0"/>
+                      <a:ext cx="5303520" cy="3137916"/>
+                    </a:xfrm>
+                    <a:prstGeom prst="rect"/>
+                  </pic:spPr>
+                </pic:pic>
+              </a:graphicData>
+            </a:graphic>
+          </wp:inline>
+        </w:drawing>
+      </w:r>
+      <w:r>
+        <w:rPr>
+          <w:rFonts w:eastAsia="Microsoft YaHei" w:ascii="Microsoft YaHei" w:hAnsi="Microsoft YaHei"/>
+          <w:i/>
+          <w:color w:val="6B7280"/>
+          <w:sz w:val="18"/>
+        </w:rPr>
+        <w:t xml:space="preserve">  P2发券活动管理列表</w:t>
       </w:r>
     </w:p>
     <w:p>
@@ -12403,11 +12588,48 @@
       <w:r>
         <w:rPr>
           <w:rFonts w:eastAsia="Microsoft YaHei" w:ascii="Microsoft YaHei" w:hAnsi="Microsoft YaHei"/>
-          <w:color w:val="888888"/>
-        </w:rPr>
-        <w:br/>
-        <w:t>[图: D3新建编辑发券活动]</w:t>
-        <w:br/>
+        </w:rPr>
+        <w:drawing>
+          <wp:inline xmlns:a="http://schemas.openxmlformats.org/drawingml/2006/main" xmlns:pic="http://schemas.openxmlformats.org/drawingml/2006/picture">
+            <wp:extent cx="5303520" cy="3137916"/>
+            <wp:docPr id="9" name="Picture 9"/>
+            <wp:cNvGraphicFramePr>
+              <a:graphicFrameLocks noChangeAspect="1"/>
+            </wp:cNvGraphicFramePr>
+            <a:graphic>
+              <a:graphicData uri="http://schemas.openxmlformats.org/drawingml/2006/picture">
+                <pic:pic>
+                  <pic:nvPicPr>
+                    <pic:cNvPr id="0" name="image.png"/>
+                    <pic:cNvPicPr/>
+                  </pic:nvPicPr>
+                  <pic:blipFill>
+                    <a:blip r:embed="rId21"/>
+                    <a:stretch>
+                      <a:fillRect/>
+                    </a:stretch>
+                  </pic:blipFill>
+                  <pic:spPr>
+                    <a:xfrm>
+                      <a:off x="0" y="0"/>
+                      <a:ext cx="5303520" cy="3137916"/>
+                    </a:xfrm>
+                    <a:prstGeom prst="rect"/>
+                  </pic:spPr>
+                </pic:pic>
+              </a:graphicData>
+            </a:graphic>
+          </wp:inline>
+        </w:drawing>
+      </w:r>
+      <w:r>
+        <w:rPr>
+          <w:rFonts w:eastAsia="Microsoft YaHei" w:ascii="Microsoft YaHei" w:hAnsi="Microsoft YaHei"/>
+          <w:i/>
+          <w:color w:val="6B7280"/>
+          <w:sz w:val="18"/>
+        </w:rPr>
+        <w:t xml:space="preserve">  D3新建编辑发券活动</w:t>
       </w:r>
     </w:p>
     <w:p>
@@ -13934,11 +14156,48 @@
       <w:r>
         <w:rPr>
           <w:rFonts w:eastAsia="Microsoft YaHei" w:ascii="Microsoft YaHei" w:hAnsi="Microsoft YaHei"/>
-          <w:color w:val="888888"/>
-        </w:rPr>
-        <w:br/>
-        <w:t>[图: 数据看板]</w:t>
-        <w:br/>
+        </w:rPr>
+        <w:drawing>
+          <wp:inline xmlns:a="http://schemas.openxmlformats.org/drawingml/2006/main" xmlns:pic="http://schemas.openxmlformats.org/drawingml/2006/picture">
+            <wp:extent cx="5303520" cy="3314700"/>
+            <wp:docPr id="10" name="Picture 10"/>
+            <wp:cNvGraphicFramePr>
+              <a:graphicFrameLocks noChangeAspect="1"/>
+            </wp:cNvGraphicFramePr>
+            <a:graphic>
+              <a:graphicData uri="http://schemas.openxmlformats.org/drawingml/2006/picture">
+                <pic:pic>
+                  <pic:nvPicPr>
+                    <pic:cNvPr id="0" name="image.png"/>
+                    <pic:cNvPicPr/>
+                  </pic:nvPicPr>
+                  <pic:blipFill>
+                    <a:blip r:embed="rId22"/>
+                    <a:stretch>
+                      <a:fillRect/>
+                    </a:stretch>
+                  </pic:blipFill>
+                  <pic:spPr>
+                    <a:xfrm>
+                      <a:off x="0" y="0"/>
+                      <a:ext cx="5303520" cy="3314700"/>
+                    </a:xfrm>
+                    <a:prstGeom prst="rect"/>
+                  </pic:spPr>
+                </pic:pic>
+              </a:graphicData>
+            </a:graphic>
+          </wp:inline>
+        </w:drawing>
+      </w:r>
+      <w:r>
+        <w:rPr>
+          <w:rFonts w:eastAsia="Microsoft YaHei" w:ascii="Microsoft YaHei" w:hAnsi="Microsoft YaHei"/>
+          <w:i/>
+          <w:color w:val="6B7280"/>
+          <w:sz w:val="18"/>
+        </w:rPr>
+        <w:t xml:space="preserve">  数据看板</w:t>
       </w:r>
     </w:p>
     <w:p>
@@ -13989,11 +14248,48 @@
       <w:r>
         <w:rPr>
           <w:rFonts w:eastAsia="Microsoft YaHei" w:ascii="Microsoft YaHei" w:hAnsi="Microsoft YaHei"/>
-          <w:color w:val="888888"/>
-        </w:rPr>
-        <w:br/>
-        <w:t>[图: 券明细记录]</w:t>
-        <w:br/>
+        </w:rPr>
+        <w:drawing>
+          <wp:inline xmlns:a="http://schemas.openxmlformats.org/drawingml/2006/main" xmlns:pic="http://schemas.openxmlformats.org/drawingml/2006/picture">
+            <wp:extent cx="5303520" cy="2773299"/>
+            <wp:docPr id="11" name="Picture 11"/>
+            <wp:cNvGraphicFramePr>
+              <a:graphicFrameLocks noChangeAspect="1"/>
+            </wp:cNvGraphicFramePr>
+            <a:graphic>
+              <a:graphicData uri="http://schemas.openxmlformats.org/drawingml/2006/picture">
+                <pic:pic>
+                  <pic:nvPicPr>
+                    <pic:cNvPr id="0" name="image.png"/>
+                    <pic:cNvPicPr/>
+                  </pic:nvPicPr>
+                  <pic:blipFill>
+                    <a:blip r:embed="rId23"/>
+                    <a:stretch>
+                      <a:fillRect/>
+                    </a:stretch>
+                  </pic:blipFill>
+                  <pic:spPr>
+                    <a:xfrm>
+                      <a:off x="0" y="0"/>
+                      <a:ext cx="5303520" cy="2773299"/>
+                    </a:xfrm>
+                    <a:prstGeom prst="rect"/>
+                  </pic:spPr>
+                </pic:pic>
+              </a:graphicData>
+            </a:graphic>
+          </wp:inline>
+        </w:drawing>
+      </w:r>
+      <w:r>
+        <w:rPr>
+          <w:rFonts w:eastAsia="Microsoft YaHei" w:ascii="Microsoft YaHei" w:hAnsi="Microsoft YaHei"/>
+          <w:i/>
+          <w:color w:val="6B7280"/>
+          <w:sz w:val="18"/>
+        </w:rPr>
+        <w:t xml:space="preserve">  券明细记录</w:t>
       </w:r>
     </w:p>
     <w:p>
@@ -15089,11 +15385,48 @@
       <w:r>
         <w:rPr>
           <w:rFonts w:eastAsia="Microsoft YaHei" w:ascii="Microsoft YaHei" w:hAnsi="Microsoft YaHei"/>
-          <w:color w:val="888888"/>
-        </w:rPr>
-        <w:br/>
-        <w:t>[图: P5用户券查询-查询入口]</w:t>
-        <w:br/>
+        </w:rPr>
+        <w:drawing>
+          <wp:inline xmlns:a="http://schemas.openxmlformats.org/drawingml/2006/main" xmlns:pic="http://schemas.openxmlformats.org/drawingml/2006/picture">
+            <wp:extent cx="5303520" cy="3137916"/>
+            <wp:docPr id="12" name="Picture 12"/>
+            <wp:cNvGraphicFramePr>
+              <a:graphicFrameLocks noChangeAspect="1"/>
+            </wp:cNvGraphicFramePr>
+            <a:graphic>
+              <a:graphicData uri="http://schemas.openxmlformats.org/drawingml/2006/picture">
+                <pic:pic>
+                  <pic:nvPicPr>
+                    <pic:cNvPr id="0" name="image.png"/>
+                    <pic:cNvPicPr/>
+                  </pic:nvPicPr>
+                  <pic:blipFill>
+                    <a:blip r:embed="rId24"/>
+                    <a:stretch>
+                      <a:fillRect/>
+                    </a:stretch>
+                  </pic:blipFill>
+                  <pic:spPr>
+                    <a:xfrm>
+                      <a:off x="0" y="0"/>
+                      <a:ext cx="5303520" cy="3137916"/>
+                    </a:xfrm>
+                    <a:prstGeom prst="rect"/>
+                  </pic:spPr>
+                </pic:pic>
+              </a:graphicData>
+            </a:graphic>
+          </wp:inline>
+        </w:drawing>
+      </w:r>
+      <w:r>
+        <w:rPr>
+          <w:rFonts w:eastAsia="Microsoft YaHei" w:ascii="Microsoft YaHei" w:hAnsi="Microsoft YaHei"/>
+          <w:i/>
+          <w:color w:val="6B7280"/>
+          <w:sz w:val="18"/>
+        </w:rPr>
+        <w:t xml:space="preserve">  P5用户券查询-查询入口</w:t>
       </w:r>
     </w:p>
     <w:p>
@@ -15171,11 +15504,48 @@
       <w:r>
         <w:rPr>
           <w:rFonts w:eastAsia="Microsoft YaHei" w:ascii="Microsoft YaHei" w:hAnsi="Microsoft YaHei"/>
-          <w:color w:val="888888"/>
-        </w:rPr>
-        <w:br/>
-        <w:t>[图: P5优惠券详情展示]</w:t>
-        <w:br/>
+        </w:rPr>
+        <w:drawing>
+          <wp:inline xmlns:a="http://schemas.openxmlformats.org/drawingml/2006/main" xmlns:pic="http://schemas.openxmlformats.org/drawingml/2006/picture">
+            <wp:extent cx="5303520" cy="2541270"/>
+            <wp:docPr id="13" name="Picture 13"/>
+            <wp:cNvGraphicFramePr>
+              <a:graphicFrameLocks noChangeAspect="1"/>
+            </wp:cNvGraphicFramePr>
+            <a:graphic>
+              <a:graphicData uri="http://schemas.openxmlformats.org/drawingml/2006/picture">
+                <pic:pic>
+                  <pic:nvPicPr>
+                    <pic:cNvPr id="0" name="image.png"/>
+                    <pic:cNvPicPr/>
+                  </pic:nvPicPr>
+                  <pic:blipFill>
+                    <a:blip r:embed="rId25"/>
+                    <a:stretch>
+                      <a:fillRect/>
+                    </a:stretch>
+                  </pic:blipFill>
+                  <pic:spPr>
+                    <a:xfrm>
+                      <a:off x="0" y="0"/>
+                      <a:ext cx="5303520" cy="2541270"/>
+                    </a:xfrm>
+                    <a:prstGeom prst="rect"/>
+                  </pic:spPr>
+                </pic:pic>
+              </a:graphicData>
+            </a:graphic>
+          </wp:inline>
+        </w:drawing>
+      </w:r>
+      <w:r>
+        <w:rPr>
+          <w:rFonts w:eastAsia="Microsoft YaHei" w:ascii="Microsoft YaHei" w:hAnsi="Microsoft YaHei"/>
+          <w:i/>
+          <w:color w:val="6B7280"/>
+          <w:sz w:val="18"/>
+        </w:rPr>
+        <w:t xml:space="preserve">  P5优惠券详情展示</w:t>
       </w:r>
     </w:p>
     <w:tbl>
@@ -16156,11 +16526,48 @@
       <w:r>
         <w:rPr>
           <w:rFonts w:eastAsia="Microsoft YaHei" w:ascii="Microsoft YaHei" w:hAnsi="Microsoft YaHei"/>
-          <w:color w:val="888888"/>
-        </w:rPr>
-        <w:br/>
-        <w:t>[图: 会员中心批量送券弹窗原型]</w:t>
-        <w:br/>
+        </w:rPr>
+        <w:drawing>
+          <wp:inline xmlns:a="http://schemas.openxmlformats.org/drawingml/2006/main" xmlns:pic="http://schemas.openxmlformats.org/drawingml/2006/picture">
+            <wp:extent cx="5303520" cy="3211576"/>
+            <wp:docPr id="14" name="Picture 14"/>
+            <wp:cNvGraphicFramePr>
+              <a:graphicFrameLocks noChangeAspect="1"/>
+            </wp:cNvGraphicFramePr>
+            <a:graphic>
+              <a:graphicData uri="http://schemas.openxmlformats.org/drawingml/2006/picture">
+                <pic:pic>
+                  <pic:nvPicPr>
+                    <pic:cNvPr id="0" name="image.png"/>
+                    <pic:cNvPicPr/>
+                  </pic:nvPicPr>
+                  <pic:blipFill>
+                    <a:blip r:embed="rId26"/>
+                    <a:stretch>
+                      <a:fillRect/>
+                    </a:stretch>
+                  </pic:blipFill>
+                  <pic:spPr>
+                    <a:xfrm>
+                      <a:off x="0" y="0"/>
+                      <a:ext cx="5303520" cy="3211576"/>
+                    </a:xfrm>
+                    <a:prstGeom prst="rect"/>
+                  </pic:spPr>
+                </pic:pic>
+              </a:graphicData>
+            </a:graphic>
+          </wp:inline>
+        </w:drawing>
+      </w:r>
+      <w:r>
+        <w:rPr>
+          <w:rFonts w:eastAsia="Microsoft YaHei" w:ascii="Microsoft YaHei" w:hAnsi="Microsoft YaHei"/>
+          <w:i/>
+          <w:color w:val="6B7280"/>
+          <w:sz w:val="18"/>
+        </w:rPr>
+        <w:t xml:space="preserve">  会员中心批量送券弹窗原型</w:t>
       </w:r>
     </w:p>
     <w:p>
@@ -16240,11 +16647,48 @@
       <w:r>
         <w:rPr>
           <w:rFonts w:eastAsia="Microsoft YaHei" w:ascii="Microsoft YaHei" w:hAnsi="Microsoft YaHei"/>
-          <w:color w:val="888888"/>
-        </w:rPr>
-        <w:br/>
-        <w:t>[图: M1 会员列表与批量赠送入口]</w:t>
-        <w:br/>
+        </w:rPr>
+        <w:drawing>
+          <wp:inline xmlns:a="http://schemas.openxmlformats.org/drawingml/2006/main" xmlns:pic="http://schemas.openxmlformats.org/drawingml/2006/picture">
+            <wp:extent cx="5303520" cy="3145282"/>
+            <wp:docPr id="15" name="Picture 15"/>
+            <wp:cNvGraphicFramePr>
+              <a:graphicFrameLocks noChangeAspect="1"/>
+            </wp:cNvGraphicFramePr>
+            <a:graphic>
+              <a:graphicData uri="http://schemas.openxmlformats.org/drawingml/2006/picture">
+                <pic:pic>
+                  <pic:nvPicPr>
+                    <pic:cNvPr id="0" name="image.png"/>
+                    <pic:cNvPicPr/>
+                  </pic:nvPicPr>
+                  <pic:blipFill>
+                    <a:blip r:embed="rId27"/>
+                    <a:stretch>
+                      <a:fillRect/>
+                    </a:stretch>
+                  </pic:blipFill>
+                  <pic:spPr>
+                    <a:xfrm>
+                      <a:off x="0" y="0"/>
+                      <a:ext cx="5303520" cy="3145282"/>
+                    </a:xfrm>
+                    <a:prstGeom prst="rect"/>
+                  </pic:spPr>
+                </pic:pic>
+              </a:graphicData>
+            </a:graphic>
+          </wp:inline>
+        </w:drawing>
+      </w:r>
+      <w:r>
+        <w:rPr>
+          <w:rFonts w:eastAsia="Microsoft YaHei" w:ascii="Microsoft YaHei" w:hAnsi="Microsoft YaHei"/>
+          <w:i/>
+          <w:color w:val="6B7280"/>
+          <w:sz w:val="18"/>
+        </w:rPr>
+        <w:t xml:space="preserve">  M1 会员列表与批量赠送入口</w:t>
       </w:r>
     </w:p>
     <w:p>
@@ -18943,11 +19387,48 @@
       <w:r>
         <w:rPr>
           <w:rFonts w:eastAsia="Microsoft YaHei" w:ascii="Microsoft YaHei" w:hAnsi="Microsoft YaHei"/>
-          <w:color w:val="888888"/>
-        </w:rPr>
-        <w:br/>
-        <w:t>[图: App端原型]</w:t>
-        <w:br/>
+        </w:rPr>
+        <w:drawing>
+          <wp:inline xmlns:a="http://schemas.openxmlformats.org/drawingml/2006/main" xmlns:pic="http://schemas.openxmlformats.org/drawingml/2006/picture">
+            <wp:extent cx="5303520" cy="3314700"/>
+            <wp:docPr id="16" name="Picture 16"/>
+            <wp:cNvGraphicFramePr>
+              <a:graphicFrameLocks noChangeAspect="1"/>
+            </wp:cNvGraphicFramePr>
+            <a:graphic>
+              <a:graphicData uri="http://schemas.openxmlformats.org/drawingml/2006/picture">
+                <pic:pic>
+                  <pic:nvPicPr>
+                    <pic:cNvPr id="0" name="image.png"/>
+                    <pic:cNvPicPr/>
+                  </pic:nvPicPr>
+                  <pic:blipFill>
+                    <a:blip r:embed="rId28"/>
+                    <a:stretch>
+                      <a:fillRect/>
+                    </a:stretch>
+                  </pic:blipFill>
+                  <pic:spPr>
+                    <a:xfrm>
+                      <a:off x="0" y="0"/>
+                      <a:ext cx="5303520" cy="3314700"/>
+                    </a:xfrm>
+                    <a:prstGeom prst="rect"/>
+                  </pic:spPr>
+                </pic:pic>
+              </a:graphicData>
+            </a:graphic>
+          </wp:inline>
+        </w:drawing>
+      </w:r>
+      <w:r>
+        <w:rPr>
+          <w:rFonts w:eastAsia="Microsoft YaHei" w:ascii="Microsoft YaHei" w:hAnsi="Microsoft YaHei"/>
+          <w:i/>
+          <w:color w:val="6B7280"/>
+          <w:sz w:val="18"/>
+        </w:rPr>
+        <w:t xml:space="preserve">  App端原型</w:t>
       </w:r>
     </w:p>
     <w:p>
@@ -19071,11 +19552,48 @@
       <w:r>
         <w:rPr>
           <w:rFonts w:eastAsia="Microsoft YaHei" w:ascii="Microsoft YaHei" w:hAnsi="Microsoft YaHei"/>
-          <w:color w:val="888888"/>
-        </w:rPr>
-        <w:br/>
-        <w:t>[图: 商品详情页优惠券入口条]</w:t>
-        <w:br/>
+        </w:rPr>
+        <w:drawing>
+          <wp:inline xmlns:a="http://schemas.openxmlformats.org/drawingml/2006/main" xmlns:pic="http://schemas.openxmlformats.org/drawingml/2006/picture">
+            <wp:extent cx="5303520" cy="11150991"/>
+            <wp:docPr id="17" name="Picture 17"/>
+            <wp:cNvGraphicFramePr>
+              <a:graphicFrameLocks noChangeAspect="1"/>
+            </wp:cNvGraphicFramePr>
+            <a:graphic>
+              <a:graphicData uri="http://schemas.openxmlformats.org/drawingml/2006/picture">
+                <pic:pic>
+                  <pic:nvPicPr>
+                    <pic:cNvPr id="0" name="image.png"/>
+                    <pic:cNvPicPr/>
+                  </pic:nvPicPr>
+                  <pic:blipFill>
+                    <a:blip r:embed="rId29"/>
+                    <a:stretch>
+                      <a:fillRect/>
+                    </a:stretch>
+                  </pic:blipFill>
+                  <pic:spPr>
+                    <a:xfrm>
+                      <a:off x="0" y="0"/>
+                      <a:ext cx="5303520" cy="11150991"/>
+                    </a:xfrm>
+                    <a:prstGeom prst="rect"/>
+                  </pic:spPr>
+                </pic:pic>
+              </a:graphicData>
+            </a:graphic>
+          </wp:inline>
+        </w:drawing>
+      </w:r>
+      <w:r>
+        <w:rPr>
+          <w:rFonts w:eastAsia="Microsoft YaHei" w:ascii="Microsoft YaHei" w:hAnsi="Microsoft YaHei"/>
+          <w:i/>
+          <w:color w:val="6B7280"/>
+          <w:sz w:val="18"/>
+        </w:rPr>
+        <w:t xml:space="preserve">  商品详情页优惠券入口条</w:t>
       </w:r>
     </w:p>
     <w:p>
@@ -19098,11 +19616,48 @@
       <w:r>
         <w:rPr>
           <w:rFonts w:eastAsia="Microsoft YaHei" w:ascii="Microsoft YaHei" w:hAnsi="Microsoft YaHei"/>
-          <w:color w:val="888888"/>
-        </w:rPr>
-        <w:br/>
-        <w:t>[图: 优惠详情弹窗]</w:t>
-        <w:br/>
+        </w:rPr>
+        <w:drawing>
+          <wp:inline xmlns:a="http://schemas.openxmlformats.org/drawingml/2006/main" xmlns:pic="http://schemas.openxmlformats.org/drawingml/2006/picture">
+            <wp:extent cx="5303520" cy="11150991"/>
+            <wp:docPr id="18" name="Picture 18"/>
+            <wp:cNvGraphicFramePr>
+              <a:graphicFrameLocks noChangeAspect="1"/>
+            </wp:cNvGraphicFramePr>
+            <a:graphic>
+              <a:graphicData uri="http://schemas.openxmlformats.org/drawingml/2006/picture">
+                <pic:pic>
+                  <pic:nvPicPr>
+                    <pic:cNvPr id="0" name="image.png"/>
+                    <pic:cNvPicPr/>
+                  </pic:nvPicPr>
+                  <pic:blipFill>
+                    <a:blip r:embed="rId30"/>
+                    <a:stretch>
+                      <a:fillRect/>
+                    </a:stretch>
+                  </pic:blipFill>
+                  <pic:spPr>
+                    <a:xfrm>
+                      <a:off x="0" y="0"/>
+                      <a:ext cx="5303520" cy="11150991"/>
+                    </a:xfrm>
+                    <a:prstGeom prst="rect"/>
+                  </pic:spPr>
+                </pic:pic>
+              </a:graphicData>
+            </a:graphic>
+          </wp:inline>
+        </w:drawing>
+      </w:r>
+      <w:r>
+        <w:rPr>
+          <w:rFonts w:eastAsia="Microsoft YaHei" w:ascii="Microsoft YaHei" w:hAnsi="Microsoft YaHei"/>
+          <w:i/>
+          <w:color w:val="6B7280"/>
+          <w:sz w:val="18"/>
+        </w:rPr>
+        <w:t xml:space="preserve">  优惠详情弹窗</w:t>
       </w:r>
     </w:p>
     <w:p>
@@ -19484,11 +20039,48 @@
       <w:r>
         <w:rPr>
           <w:rFonts w:eastAsia="Microsoft YaHei" w:ascii="Microsoft YaHei" w:hAnsi="Microsoft YaHei"/>
-          <w:color w:val="888888"/>
-        </w:rPr>
-        <w:br/>
-        <w:t>[图: 券规则页]</w:t>
-        <w:br/>
+        </w:rPr>
+        <w:drawing>
+          <wp:inline xmlns:a="http://schemas.openxmlformats.org/drawingml/2006/main" xmlns:pic="http://schemas.openxmlformats.org/drawingml/2006/picture">
+            <wp:extent cx="5303520" cy="11150991"/>
+            <wp:docPr id="19" name="Picture 19"/>
+            <wp:cNvGraphicFramePr>
+              <a:graphicFrameLocks noChangeAspect="1"/>
+            </wp:cNvGraphicFramePr>
+            <a:graphic>
+              <a:graphicData uri="http://schemas.openxmlformats.org/drawingml/2006/picture">
+                <pic:pic>
+                  <pic:nvPicPr>
+                    <pic:cNvPr id="0" name="image.png"/>
+                    <pic:cNvPicPr/>
+                  </pic:nvPicPr>
+                  <pic:blipFill>
+                    <a:blip r:embed="rId31"/>
+                    <a:stretch>
+                      <a:fillRect/>
+                    </a:stretch>
+                  </pic:blipFill>
+                  <pic:spPr>
+                    <a:xfrm>
+                      <a:off x="0" y="0"/>
+                      <a:ext cx="5303520" cy="11150991"/>
+                    </a:xfrm>
+                    <a:prstGeom prst="rect"/>
+                  </pic:spPr>
+                </pic:pic>
+              </a:graphicData>
+            </a:graphic>
+          </wp:inline>
+        </w:drawing>
+      </w:r>
+      <w:r>
+        <w:rPr>
+          <w:rFonts w:eastAsia="Microsoft YaHei" w:ascii="Microsoft YaHei" w:hAnsi="Microsoft YaHei"/>
+          <w:i/>
+          <w:color w:val="6B7280"/>
+          <w:sz w:val="18"/>
+        </w:rPr>
+        <w:t xml:space="preserve">  券规则页</w:t>
       </w:r>
     </w:p>
     <w:p>
@@ -19941,11 +20533,48 @@
       <w:r>
         <w:rPr>
           <w:rFonts w:eastAsia="Microsoft YaHei" w:ascii="Microsoft YaHei" w:hAnsi="Microsoft YaHei"/>
-          <w:color w:val="888888"/>
-        </w:rPr>
-        <w:br/>
-        <w:t>[图: App我的优惠券三态]</w:t>
-        <w:br/>
+        </w:rPr>
+        <w:drawing>
+          <wp:inline xmlns:a="http://schemas.openxmlformats.org/drawingml/2006/main" xmlns:pic="http://schemas.openxmlformats.org/drawingml/2006/picture">
+            <wp:extent cx="5303520" cy="3314700"/>
+            <wp:docPr id="20" name="Picture 20"/>
+            <wp:cNvGraphicFramePr>
+              <a:graphicFrameLocks noChangeAspect="1"/>
+            </wp:cNvGraphicFramePr>
+            <a:graphic>
+              <a:graphicData uri="http://schemas.openxmlformats.org/drawingml/2006/picture">
+                <pic:pic>
+                  <pic:nvPicPr>
+                    <pic:cNvPr id="0" name="image.png"/>
+                    <pic:cNvPicPr/>
+                  </pic:nvPicPr>
+                  <pic:blipFill>
+                    <a:blip r:embed="rId32"/>
+                    <a:stretch>
+                      <a:fillRect/>
+                    </a:stretch>
+                  </pic:blipFill>
+                  <pic:spPr>
+                    <a:xfrm>
+                      <a:off x="0" y="0"/>
+                      <a:ext cx="5303520" cy="3314700"/>
+                    </a:xfrm>
+                    <a:prstGeom prst="rect"/>
+                  </pic:spPr>
+                </pic:pic>
+              </a:graphicData>
+            </a:graphic>
+          </wp:inline>
+        </w:drawing>
+      </w:r>
+      <w:r>
+        <w:rPr>
+          <w:rFonts w:eastAsia="Microsoft YaHei" w:ascii="Microsoft YaHei" w:hAnsi="Microsoft YaHei"/>
+          <w:i/>
+          <w:color w:val="6B7280"/>
+          <w:sz w:val="18"/>
+        </w:rPr>
+        <w:t xml:space="preserve">  App我的优惠券三态</w:t>
       </w:r>
     </w:p>
     <w:p>
@@ -21357,11 +21986,48 @@
       <w:r>
         <w:rPr>
           <w:rFonts w:eastAsia="Microsoft YaHei" w:ascii="Microsoft YaHei" w:hAnsi="Microsoft YaHei"/>
-          <w:color w:val="888888"/>
-        </w:rPr>
-        <w:br/>
-        <w:t>[图: 跨端口置灰券与点击提示示意]</w:t>
-        <w:br/>
+        </w:rPr>
+        <w:drawing>
+          <wp:inline xmlns:a="http://schemas.openxmlformats.org/drawingml/2006/main" xmlns:pic="http://schemas.openxmlformats.org/drawingml/2006/picture">
+            <wp:extent cx="5303520" cy="11150991"/>
+            <wp:docPr id="21" name="Picture 21"/>
+            <wp:cNvGraphicFramePr>
+              <a:graphicFrameLocks noChangeAspect="1"/>
+            </wp:cNvGraphicFramePr>
+            <a:graphic>
+              <a:graphicData uri="http://schemas.openxmlformats.org/drawingml/2006/picture">
+                <pic:pic>
+                  <pic:nvPicPr>
+                    <pic:cNvPr id="0" name="image.png"/>
+                    <pic:cNvPicPr/>
+                  </pic:nvPicPr>
+                  <pic:blipFill>
+                    <a:blip r:embed="rId33"/>
+                    <a:stretch>
+                      <a:fillRect/>
+                    </a:stretch>
+                  </pic:blipFill>
+                  <pic:spPr>
+                    <a:xfrm>
+                      <a:off x="0" y="0"/>
+                      <a:ext cx="5303520" cy="11150991"/>
+                    </a:xfrm>
+                    <a:prstGeom prst="rect"/>
+                  </pic:spPr>
+                </pic:pic>
+              </a:graphicData>
+            </a:graphic>
+          </wp:inline>
+        </w:drawing>
+      </w:r>
+      <w:r>
+        <w:rPr>
+          <w:rFonts w:eastAsia="Microsoft YaHei" w:ascii="Microsoft YaHei" w:hAnsi="Microsoft YaHei"/>
+          <w:i/>
+          <w:color w:val="6B7280"/>
+          <w:sz w:val="18"/>
+        </w:rPr>
+        <w:t xml:space="preserve">  跨端口置灰券与点击提示示意</w:t>
       </w:r>
     </w:p>
     <w:p>
@@ -22023,11 +22689,48 @@
       <w:r>
         <w:rPr>
           <w:rFonts w:eastAsia="Microsoft YaHei" w:ascii="Microsoft YaHei" w:hAnsi="Microsoft YaHei"/>
-          <w:color w:val="888888"/>
-        </w:rPr>
-        <w:br/>
-        <w:t>[图: 确认订单选券]</w:t>
-        <w:br/>
+        </w:rPr>
+        <w:drawing>
+          <wp:inline xmlns:a="http://schemas.openxmlformats.org/drawingml/2006/main" xmlns:pic="http://schemas.openxmlformats.org/drawingml/2006/picture">
+            <wp:extent cx="5303520" cy="15066818"/>
+            <wp:docPr id="22" name="Picture 22"/>
+            <wp:cNvGraphicFramePr>
+              <a:graphicFrameLocks noChangeAspect="1"/>
+            </wp:cNvGraphicFramePr>
+            <a:graphic>
+              <a:graphicData uri="http://schemas.openxmlformats.org/drawingml/2006/picture">
+                <pic:pic>
+                  <pic:nvPicPr>
+                    <pic:cNvPr id="0" name="image.png"/>
+                    <pic:cNvPicPr/>
+                  </pic:nvPicPr>
+                  <pic:blipFill>
+                    <a:blip r:embed="rId34"/>
+                    <a:stretch>
+                      <a:fillRect/>
+                    </a:stretch>
+                  </pic:blipFill>
+                  <pic:spPr>
+                    <a:xfrm>
+                      <a:off x="0" y="0"/>
+                      <a:ext cx="5303520" cy="15066818"/>
+                    </a:xfrm>
+                    <a:prstGeom prst="rect"/>
+                  </pic:spPr>
+                </pic:pic>
+              </a:graphicData>
+            </a:graphic>
+          </wp:inline>
+        </w:drawing>
+      </w:r>
+      <w:r>
+        <w:rPr>
+          <w:rFonts w:eastAsia="Microsoft YaHei" w:ascii="Microsoft YaHei" w:hAnsi="Microsoft YaHei"/>
+          <w:i/>
+          <w:color w:val="6B7280"/>
+          <w:sz w:val="18"/>
+        </w:rPr>
+        <w:t xml:space="preserve">  确认订单选券</w:t>
       </w:r>
     </w:p>
     <w:p>
@@ -23281,7 +23984,7 @@
         </w:rPr>
         <w:t xml:space="preserve">本需求埋点事件与属性严格遵循 </w:t>
       </w:r>
-      <w:hyperlink r:id="rId16">
+      <w:hyperlink r:id="rId35">
         <w:r>
           <w:rPr>
             <w:rStyle w:val="Hyperlink"/>
@@ -26133,7 +26836,7 @@
         </w:rPr>
         <w:t>：</w:t>
       </w:r>
-      <w:hyperlink r:id="rId17">
+      <w:hyperlink r:id="rId36">
         <w:r>
           <w:rPr>
             <w:rStyle w:val="Hyperlink"/>
@@ -26159,12 +26862,59 @@
       </w:r>
     </w:p>
     <w:p>
-      <w:r>
-        <w:rPr>
-          <w:rFonts w:eastAsia="Microsoft YaHei" w:ascii="Microsoft YaHei" w:hAnsi="Microsoft YaHei"/>
-          <w:color w:val="DC2626"/>
-        </w:rPr>
-        <w:t>[缺失图片] 会员中心-批量送券原型</w:t>
+      <w:pPr>
+        <w:jc w:val="center"/>
+      </w:pPr>
+      <w:r>
+        <w:rPr>
+          <w:rFonts w:eastAsia="Microsoft YaHei" w:ascii="Microsoft YaHei" w:hAnsi="Microsoft YaHei"/>
+        </w:rPr>
+        <w:drawing>
+          <wp:inline xmlns:a="http://schemas.openxmlformats.org/drawingml/2006/main" xmlns:pic="http://schemas.openxmlformats.org/drawingml/2006/picture">
+            <wp:extent cx="5303520" cy="3729038"/>
+            <wp:docPr id="23" name="Picture 23"/>
+            <wp:cNvGraphicFramePr>
+              <a:graphicFrameLocks noChangeAspect="1"/>
+            </wp:cNvGraphicFramePr>
+            <a:graphic>
+              <a:graphicData uri="http://schemas.openxmlformats.org/drawingml/2006/picture">
+                <pic:pic>
+                  <pic:nvPicPr>
+                    <pic:cNvPr id="0" name="image.png"/>
+                    <pic:cNvPicPr/>
+                  </pic:nvPicPr>
+                  <pic:blipFill>
+                    <a:blip r:embed="rId37"/>
+                    <a:stretch>
+                      <a:fillRect/>
+                    </a:stretch>
+                  </pic:blipFill>
+                  <pic:spPr>
+                    <a:xfrm>
+                      <a:off x="0" y="0"/>
+                      <a:ext cx="5303520" cy="3729038"/>
+                    </a:xfrm>
+                    <a:prstGeom prst="rect"/>
+                  </pic:spPr>
+                </pic:pic>
+              </a:graphicData>
+            </a:graphic>
+          </wp:inline>
+        </w:drawing>
+      </w:r>
+    </w:p>
+    <w:p>
+      <w:pPr>
+        <w:jc w:val="center"/>
+      </w:pPr>
+      <w:r>
+        <w:rPr>
+          <w:rFonts w:eastAsia="Microsoft YaHei" w:ascii="Microsoft YaHei" w:hAnsi="Microsoft YaHei"/>
+          <w:i/>
+          <w:color w:val="6B7280"/>
+          <w:sz w:val="18"/>
+        </w:rPr>
+        <w:t>会员中心-批量送券原型</w:t>
       </w:r>
     </w:p>
     <w:p>
@@ -26225,7 +26975,7 @@
         </w:rPr>
         <w:t>：</w:t>
       </w:r>
-      <w:hyperlink r:id="rId18">
+      <w:hyperlink r:id="rId38">
         <w:r>
           <w:rPr>
             <w:rStyle w:val="Hyperlink"/>
@@ -26251,12 +27001,59 @@
       </w:r>
     </w:p>
     <w:p>
-      <w:r>
-        <w:rPr>
-          <w:rFonts w:eastAsia="Microsoft YaHei" w:ascii="Microsoft YaHei" w:hAnsi="Microsoft YaHei"/>
-          <w:color w:val="DC2626"/>
-        </w:rPr>
-        <w:t>[缺失图片] 关联直播原型</w:t>
+      <w:pPr>
+        <w:jc w:val="center"/>
+      </w:pPr>
+      <w:r>
+        <w:rPr>
+          <w:rFonts w:eastAsia="Microsoft YaHei" w:ascii="Microsoft YaHei" w:hAnsi="Microsoft YaHei"/>
+        </w:rPr>
+        <w:drawing>
+          <wp:inline xmlns:a="http://schemas.openxmlformats.org/drawingml/2006/main" xmlns:pic="http://schemas.openxmlformats.org/drawingml/2006/picture">
+            <wp:extent cx="5303520" cy="3729038"/>
+            <wp:docPr id="24" name="Picture 24"/>
+            <wp:cNvGraphicFramePr>
+              <a:graphicFrameLocks noChangeAspect="1"/>
+            </wp:cNvGraphicFramePr>
+            <a:graphic>
+              <a:graphicData uri="http://schemas.openxmlformats.org/drawingml/2006/picture">
+                <pic:pic>
+                  <pic:nvPicPr>
+                    <pic:cNvPr id="0" name="image.png"/>
+                    <pic:cNvPicPr/>
+                  </pic:nvPicPr>
+                  <pic:blipFill>
+                    <a:blip r:embed="rId39"/>
+                    <a:stretch>
+                      <a:fillRect/>
+                    </a:stretch>
+                  </pic:blipFill>
+                  <pic:spPr>
+                    <a:xfrm>
+                      <a:off x="0" y="0"/>
+                      <a:ext cx="5303520" cy="3729038"/>
+                    </a:xfrm>
+                    <a:prstGeom prst="rect"/>
+                  </pic:spPr>
+                </pic:pic>
+              </a:graphicData>
+            </a:graphic>
+          </wp:inline>
+        </w:drawing>
+      </w:r>
+    </w:p>
+    <w:p>
+      <w:pPr>
+        <w:jc w:val="center"/>
+      </w:pPr>
+      <w:r>
+        <w:rPr>
+          <w:rFonts w:eastAsia="Microsoft YaHei" w:ascii="Microsoft YaHei" w:hAnsi="Microsoft YaHei"/>
+          <w:i/>
+          <w:color w:val="6B7280"/>
+          <w:sz w:val="18"/>
+        </w:rPr>
+        <w:t>关联直播原型</w:t>
       </w:r>
     </w:p>
     <w:p>
@@ -26317,7 +27114,7 @@
         </w:rPr>
         <w:t>：</w:t>
       </w:r>
-      <w:hyperlink r:id="rId19">
+      <w:hyperlink r:id="rId40">
         <w:r>
           <w:rPr>
             <w:rStyle w:val="Hyperlink"/>
@@ -26343,12 +27140,59 @@
       </w:r>
     </w:p>
     <w:p>
-      <w:r>
-        <w:rPr>
-          <w:rFonts w:eastAsia="Microsoft YaHei" w:ascii="Microsoft YaHei" w:hAnsi="Microsoft YaHei"/>
-          <w:color w:val="DC2626"/>
-        </w:rPr>
-        <w:t>[缺失图片] 订单关联优惠券原型</w:t>
+      <w:pPr>
+        <w:jc w:val="center"/>
+      </w:pPr>
+      <w:r>
+        <w:rPr>
+          <w:rFonts w:eastAsia="Microsoft YaHei" w:ascii="Microsoft YaHei" w:hAnsi="Microsoft YaHei"/>
+        </w:rPr>
+        <w:drawing>
+          <wp:inline xmlns:a="http://schemas.openxmlformats.org/drawingml/2006/main" xmlns:pic="http://schemas.openxmlformats.org/drawingml/2006/picture">
+            <wp:extent cx="5303520" cy="3729038"/>
+            <wp:docPr id="25" name="Picture 25"/>
+            <wp:cNvGraphicFramePr>
+              <a:graphicFrameLocks noChangeAspect="1"/>
+            </wp:cNvGraphicFramePr>
+            <a:graphic>
+              <a:graphicData uri="http://schemas.openxmlformats.org/drawingml/2006/picture">
+                <pic:pic>
+                  <pic:nvPicPr>
+                    <pic:cNvPr id="0" name="image.png"/>
+                    <pic:cNvPicPr/>
+                  </pic:nvPicPr>
+                  <pic:blipFill>
+                    <a:blip r:embed="rId41"/>
+                    <a:stretch>
+                      <a:fillRect/>
+                    </a:stretch>
+                  </pic:blipFill>
+                  <pic:spPr>
+                    <a:xfrm>
+                      <a:off x="0" y="0"/>
+                      <a:ext cx="5303520" cy="3729038"/>
+                    </a:xfrm>
+                    <a:prstGeom prst="rect"/>
+                  </pic:spPr>
+                </pic:pic>
+              </a:graphicData>
+            </a:graphic>
+          </wp:inline>
+        </w:drawing>
+      </w:r>
+    </w:p>
+    <w:p>
+      <w:pPr>
+        <w:jc w:val="center"/>
+      </w:pPr>
+      <w:r>
+        <w:rPr>
+          <w:rFonts w:eastAsia="Microsoft YaHei" w:ascii="Microsoft YaHei" w:hAnsi="Microsoft YaHei"/>
+          <w:i/>
+          <w:color w:val="6B7280"/>
+          <w:sz w:val="18"/>
+        </w:rPr>
+        <w:t>订单关联优惠券原型</w:t>
       </w:r>
     </w:p>
     <w:p>

--- a/coupon-prd.docx
+++ b/coupon-prd.docx
@@ -1667,7 +1667,7 @@
                 <w:rFonts w:eastAsia="Microsoft YaHei" w:ascii="Microsoft YaHei" w:hAnsi="Microsoft YaHei"/>
                 <w:b w:val="0"/>
               </w:rPr>
-              <w:t>「启用」→ 平台端下架 / 平台端违规下架</w:t>
+              <w:t>「启用」→ 平台端「下架」（弹窗填写下架原因，必填）</w:t>
             </w:r>
           </w:p>
         </w:tc>
@@ -2294,21 +2294,49 @@
                 <w:rFonts w:eastAsia="Microsoft YaHei" w:ascii="Microsoft YaHei" w:hAnsi="Microsoft YaHei"/>
                 <w:b w:val="0"/>
               </w:rPr>
-              <w:t>① 仅可下架</w:t>
-            </w:r>
-            <w:r>
-              <w:rPr>
-                <w:rFonts w:eastAsia="Microsoft YaHei" w:ascii="Microsoft YaHei" w:hAnsi="Microsoft YaHei"/>
-                <w:b/>
-              </w:rPr>
-              <w:t>自己创建</w:t>
-            </w:r>
-            <w:r>
-              <w:rPr>
-                <w:rFonts w:eastAsia="Microsoft YaHei" w:ascii="Microsoft YaHei" w:hAnsi="Microsoft YaHei"/>
-                <w:b w:val="0"/>
-              </w:rPr>
-              <w:t>的优惠券</w:t>
+              <w:t xml:space="preserve">① </w:t>
+            </w:r>
+            <w:r>
+              <w:rPr>
+                <w:rFonts w:eastAsia="Microsoft YaHei" w:ascii="Microsoft YaHei" w:hAnsi="Microsoft YaHei"/>
+                <w:b/>
+              </w:rPr>
+              <w:t>下架前校验活动引用（硬拦截）</w:t>
+            </w:r>
+            <w:r>
+              <w:rPr>
+                <w:rFonts w:eastAsia="Microsoft YaHei" w:ascii="Microsoft YaHei" w:hAnsi="Microsoft YaHei"/>
+                <w:b w:val="0"/>
+              </w:rPr>
+              <w:t>：系统检查是否存在状态=「未开始 / 进行中」的</w:t>
+            </w:r>
+            <w:r>
+              <w:rPr>
+                <w:rFonts w:eastAsia="Microsoft YaHei" w:ascii="Microsoft YaHei" w:hAnsi="Microsoft YaHei"/>
+                <w:b/>
+              </w:rPr>
+              <w:t>发券活动</w:t>
+            </w:r>
+            <w:r>
+              <w:rPr>
+                <w:rFonts w:eastAsia="Microsoft YaHei" w:ascii="Microsoft YaHei" w:hAnsi="Microsoft YaHei"/>
+                <w:b w:val="0"/>
+              </w:rPr>
+              <w:t>关联本券（跨"优惠券管理"与"发券活动管理"两模块校验）；若存在，</w:t>
+            </w:r>
+            <w:r>
+              <w:rPr>
+                <w:rFonts w:eastAsia="Microsoft YaHei" w:ascii="Microsoft YaHei" w:hAnsi="Microsoft YaHei"/>
+                <w:b/>
+              </w:rPr>
+              <w:t>禁止下架</w:t>
+            </w:r>
+            <w:r>
+              <w:rPr>
+                <w:rFonts w:eastAsia="Microsoft YaHei" w:ascii="Microsoft YaHei" w:hAnsi="Microsoft YaHei"/>
+                <w:b w:val="0"/>
+              </w:rPr>
+              <w:t>并提示"该券正被 N 个发券活动引用，请先删除相关发券活动后再下架"，必须将引用活动删除或置为「已结束」后方可下架（发券活动侧约束见 §4.5）</w:t>
             </w:r>
             <w:r>
               <w:br/>
@@ -2325,42 +2353,28 @@
                 <w:rFonts w:eastAsia="Microsoft YaHei" w:ascii="Microsoft YaHei" w:hAnsi="Microsoft YaHei"/>
                 <w:b/>
               </w:rPr>
-              <w:t>下架前校验活动引用（硬拦截）</w:t>
-            </w:r>
-            <w:r>
-              <w:rPr>
-                <w:rFonts w:eastAsia="Microsoft YaHei" w:ascii="Microsoft YaHei" w:hAnsi="Microsoft YaHei"/>
-                <w:b w:val="0"/>
-              </w:rPr>
-              <w:t>：系统检查是否存在状态=「未开始 / 进行中」的</w:t>
-            </w:r>
-            <w:r>
-              <w:rPr>
-                <w:rFonts w:eastAsia="Microsoft YaHei" w:ascii="Microsoft YaHei" w:hAnsi="Microsoft YaHei"/>
-                <w:b/>
-              </w:rPr>
-              <w:t>发券活动</w:t>
-            </w:r>
-            <w:r>
-              <w:rPr>
-                <w:rFonts w:eastAsia="Microsoft YaHei" w:ascii="Microsoft YaHei" w:hAnsi="Microsoft YaHei"/>
-                <w:b w:val="0"/>
-              </w:rPr>
-              <w:t>关联本券（跨"优惠券管理"与"发券活动管理"两模块校验）；若存在，</w:t>
-            </w:r>
-            <w:r>
-              <w:rPr>
-                <w:rFonts w:eastAsia="Microsoft YaHei" w:ascii="Microsoft YaHei" w:hAnsi="Microsoft YaHei"/>
-                <w:b/>
-              </w:rPr>
-              <w:t>禁止下架</w:t>
-            </w:r>
-            <w:r>
-              <w:rPr>
-                <w:rFonts w:eastAsia="Microsoft YaHei" w:ascii="Microsoft YaHei" w:hAnsi="Microsoft YaHei"/>
-                <w:b w:val="0"/>
-              </w:rPr>
-              <w:t>并提示"该券正被 N 个发券活动引用，请先删除相关发券活动后再下架"，必须将引用活动删除或置为「已结束」后方可下架（发券活动侧约束见 §4.5）</w:t>
+              <w:t>弹窗「下架优惠券」→ 必填下架原因（≤200字）→ 确定</w:t>
+            </w:r>
+            <w:r>
+              <w:rPr>
+                <w:rFonts w:eastAsia="Microsoft YaHei" w:ascii="Microsoft YaHei" w:hAnsi="Microsoft YaHei"/>
+                <w:b w:val="0"/>
+              </w:rPr>
+              <w:t>：下架原因作为下架操作记录留存（供违规处置追溯）；平台端可下架</w:t>
+            </w:r>
+            <w:r>
+              <w:rPr>
+                <w:rFonts w:eastAsia="Microsoft YaHei" w:ascii="Microsoft YaHei" w:hAnsi="Microsoft YaHei"/>
+                <w:b/>
+              </w:rPr>
+              <w:t>任意商家</w:t>
+            </w:r>
+            <w:r>
+              <w:rPr>
+                <w:rFonts w:eastAsia="Microsoft YaHei" w:ascii="Microsoft YaHei" w:hAnsi="Microsoft YaHei"/>
+                <w:b w:val="0"/>
+              </w:rPr>
+              <w:t>的优惠券（含跨商家违规处置）</w:t>
             </w:r>
             <w:r>
               <w:br/>
@@ -2456,151 +2470,7 @@
                 <w:rFonts w:eastAsia="Microsoft YaHei" w:ascii="Microsoft YaHei" w:hAnsi="Microsoft YaHei"/>
                 <w:b w:val="0"/>
               </w:rPr>
-              <w:t>」</w:t>
-            </w:r>
-          </w:p>
-        </w:tc>
-      </w:tr>
-      <w:tr>
-        <w:tc>
-          <w:tcPr>
-            <w:tcW w:type="dxa" w:w="1440"/>
-          </w:tcPr>
-          <w:p>
-            <w:r/>
-            <w:r>
-              <w:rPr>
-                <w:rFonts w:eastAsia="Microsoft YaHei" w:ascii="Microsoft YaHei" w:hAnsi="Microsoft YaHei"/>
-                <w:b w:val="0"/>
-              </w:rPr>
-              <w:t>启用</w:t>
-            </w:r>
-          </w:p>
-        </w:tc>
-        <w:tc>
-          <w:tcPr>
-            <w:tcW w:type="dxa" w:w="1440"/>
-          </w:tcPr>
-          <w:p>
-            <w:r/>
-            <w:r>
-              <w:rPr>
-                <w:rFonts w:eastAsia="Microsoft YaHei" w:ascii="Microsoft YaHei" w:hAnsi="Microsoft YaHei"/>
-                <w:b w:val="0"/>
-              </w:rPr>
-              <w:t>违规下架</w:t>
-            </w:r>
-          </w:p>
-        </w:tc>
-        <w:tc>
-          <w:tcPr>
-            <w:tcW w:type="dxa" w:w="1440"/>
-          </w:tcPr>
-          <w:p>
-            <w:r/>
-            <w:r>
-              <w:rPr>
-                <w:rFonts w:eastAsia="Microsoft YaHei" w:ascii="Microsoft YaHei" w:hAnsi="Microsoft YaHei"/>
-                <w:b w:val="0"/>
-              </w:rPr>
-              <w:t>平台端</w:t>
-            </w:r>
-          </w:p>
-        </w:tc>
-        <w:tc>
-          <w:tcPr>
-            <w:tcW w:type="dxa" w:w="1440"/>
-          </w:tcPr>
-          <w:p>
-            <w:r/>
-            <w:r>
-              <w:rPr>
-                <w:rFonts w:eastAsia="Microsoft YaHei" w:ascii="Microsoft YaHei" w:hAnsi="Microsoft YaHei"/>
-                <w:b w:val="0"/>
-              </w:rPr>
-              <w:t>可下架</w:t>
-            </w:r>
-            <w:r>
-              <w:rPr>
-                <w:rFonts w:eastAsia="Microsoft YaHei" w:ascii="Microsoft YaHei" w:hAnsi="Microsoft YaHei"/>
-                <w:b/>
-              </w:rPr>
-              <w:t>所有商家</w:t>
-            </w:r>
-            <w:r>
-              <w:rPr>
-                <w:rFonts w:eastAsia="Microsoft YaHei" w:ascii="Microsoft YaHei" w:hAnsi="Microsoft YaHei"/>
-                <w:b w:val="0"/>
-              </w:rPr>
-              <w:t>的优惠券（违规处置）</w:t>
-            </w:r>
-            <w:r>
-              <w:br/>
-            </w:r>
-            <w:r>
-              <w:rPr>
-                <w:rFonts w:eastAsia="Microsoft YaHei" w:ascii="Microsoft YaHei" w:hAnsi="Microsoft YaHei"/>
-                <w:b w:val="0"/>
-              </w:rPr>
-              <w:t>弹窗「违规下架」→ 输入违规原因（</w:t>
-            </w:r>
-            <w:r>
-              <w:rPr>
-                <w:rFonts w:eastAsia="Microsoft YaHei" w:ascii="Microsoft YaHei" w:hAnsi="Microsoft YaHei"/>
-                <w:b/>
-              </w:rPr>
-              <w:t>必填</w:t>
-            </w:r>
-            <w:r>
-              <w:rPr>
-                <w:rFonts w:eastAsia="Microsoft YaHei" w:ascii="Microsoft YaHei" w:hAnsi="Microsoft YaHei"/>
-                <w:b w:val="0"/>
-              </w:rPr>
-              <w:t>，≤200字）→ 确定</w:t>
-            </w:r>
-          </w:p>
-        </w:tc>
-        <w:tc>
-          <w:tcPr>
-            <w:tcW w:type="dxa" w:w="1440"/>
-          </w:tcPr>
-          <w:p>
-            <w:r/>
-            <w:r>
-              <w:rPr>
-                <w:rFonts w:eastAsia="Microsoft YaHei" w:ascii="Microsoft YaHei" w:hAnsi="Microsoft YaHei"/>
-                <w:b w:val="0"/>
-              </w:rPr>
-              <w:t>下架</w:t>
-            </w:r>
-          </w:p>
-        </w:tc>
-        <w:tc>
-          <w:tcPr>
-            <w:tcW w:type="dxa" w:w="1440"/>
-          </w:tcPr>
-          <w:p>
-            <w:r/>
-            <w:r>
-              <w:rPr>
-                <w:rFonts w:eastAsia="Microsoft YaHei" w:ascii="Microsoft YaHei" w:hAnsi="Microsoft YaHei"/>
-                <w:b w:val="0"/>
-              </w:rPr>
-              <w:t>平台端列表操作列「</w:t>
-            </w:r>
-            <w:r>
-              <w:rPr>
-                <w:rFonts w:eastAsia="Microsoft YaHei" w:ascii="Microsoft YaHei" w:hAnsi="Microsoft YaHei"/>
-                <w:b w:val="0"/>
-              </w:rPr>
-              <w:t>违规下架</w:t>
-            </w:r>
-            <w:r>
-              <w:rPr>
-                <w:rFonts w:eastAsia="Microsoft YaHei" w:ascii="Microsoft YaHei" w:hAnsi="Microsoft YaHei"/>
-                <w:b w:val="0"/>
-              </w:rPr>
-              <w:t>」→ 弹窗（标题"违规下架"，文本框 placeholder="请输入违规原因，必填"，取消/确定按钮）</w:t>
+              <w:t>」→ 弹窗（标题"下架优惠券"，文本框 placeholder="请输入下架原因（必填，≤200字）"，取消/确定按钮）；D1 券详情页「下架」按钮同逻辑</w:t>
             </w:r>
           </w:p>
         </w:tc>
@@ -6552,7 +6422,7 @@
                 <w:rFonts w:eastAsia="Microsoft YaHei" w:ascii="Microsoft YaHei" w:hAnsi="Microsoft YaHei"/>
                 <w:b w:val="0"/>
               </w:rPr>
-              <w:t>将券置为「下架」状态（不可逆），列表即时刷新；仅影响发券活动可选性，不影响已发放用户券</w:t>
+              <w:t>点击「下架」→ 弹窗「下架优惠券」→ 必填下架原因（≤200字）→ 确定 → 将券置为「下架」状态（不可逆），列表即时刷新；仅影响发券活动可选性，不影响已发放用户券</w:t>
             </w:r>
           </w:p>
         </w:tc>
@@ -7883,7 +7753,7 @@
                 <w:rFonts w:eastAsia="Microsoft YaHei" w:ascii="Microsoft YaHei" w:hAnsi="Microsoft YaHei"/>
                 <w:b w:val="0"/>
               </w:rPr>
-              <w:t>将当前券置为「下架」状态（不可逆）；仅影响发券活动可选性，已发放用户券不受影响</w:t>
+              <w:t>点击「下架」→ 弹窗「下架优惠券」→ 必填下架原因（≤200字）→ 确定 → 将当前券置为「下架」状态（不可逆）；仅影响发券活动可选性，已发放用户券不受影响</w:t>
             </w:r>
           </w:p>
         </w:tc>
@@ -8021,7 +7891,7 @@
           <w:rFonts w:eastAsia="Microsoft YaHei" w:ascii="Microsoft YaHei" w:hAnsi="Microsoft YaHei"/>
           <w:b w:val="0"/>
         </w:rPr>
-        <w:t>：点击「下架」→ 二次确认弹窗（提示不可逆）→ 确认后接口置下架 → 列表与详情页状态 Tag 即时刷新 → Toast「已下架」。</w:t>
+        <w:t>：点击「下架」→ 弹窗「下架优惠券」→ 填写下架原因（必填，≤200字）→ 确定后接口置下架 → 列表与详情页状态 Tag 即时刷新 → Toast「已下架」。</w:t>
       </w:r>
     </w:p>
     <w:p>
@@ -15426,7 +15296,7 @@
           <w:color w:val="6B7280"/>
           <w:sz w:val="18"/>
         </w:rPr>
-        <w:t xml:space="preserve">  P5用户券查询-查询入口</w:t>
+        <w:t xml:space="preserve">  P5用户券查询</w:t>
       </w:r>
     </w:p>
     <w:p>
@@ -15466,276 +15336,6 @@
         <w:t>（与用户基本信息 / 订单 / 资产并列）。导航路径：用户管理 / 用户详情 / 用户券查询。下方查询条件与列表字段不变。</w:t>
       </w:r>
     </w:p>
-    <w:p>
-      <w:pPr>
-        <w:pStyle w:val="Heading4"/>
-      </w:pPr>
-      <w:r>
-        <w:rPr>
-          <w:rFonts w:eastAsia="Microsoft YaHei" w:ascii="Microsoft YaHei" w:hAnsi="Microsoft YaHei"/>
-        </w:rPr>
-        <w:t xml:space="preserve">4.1.7.0 优惠券详情展示 </w:t>
-      </w:r>
-      <w:r>
-        <w:rPr>
-          <w:rFonts w:eastAsia="Microsoft YaHei" w:ascii="Microsoft YaHei" w:hAnsi="Microsoft YaHei"/>
-          <w:b w:val="0"/>
-        </w:rPr>
-        <w:t>本期新增</w:t>
-      </w:r>
-    </w:p>
-    <w:p>
-      <w:r>
-        <w:rPr>
-          <w:rFonts w:eastAsia="Microsoft YaHei" w:ascii="Microsoft YaHei" w:hAnsi="Microsoft YaHei"/>
-          <w:b/>
-        </w:rPr>
-        <w:t>页面原型与交互示意</w:t>
-      </w:r>
-      <w:r>
-        <w:rPr>
-          <w:rFonts w:eastAsia="Microsoft YaHei" w:ascii="Microsoft YaHei" w:hAnsi="Microsoft YaHei"/>
-          <w:b w:val="0"/>
-        </w:rPr>
-        <w:t>：输入用户 ID 或手机号并点击「查询」后，展示该用户的券账户详情页。页面分为上下两区域：</w:t>
-      </w:r>
-    </w:p>
-    <w:p>
-      <w:r>
-        <w:rPr>
-          <w:rFonts w:eastAsia="Microsoft YaHei" w:ascii="Microsoft YaHei" w:hAnsi="Microsoft YaHei"/>
-        </w:rPr>
-        <w:drawing>
-          <wp:inline xmlns:a="http://schemas.openxmlformats.org/drawingml/2006/main" xmlns:pic="http://schemas.openxmlformats.org/drawingml/2006/picture">
-            <wp:extent cx="5303520" cy="2541270"/>
-            <wp:docPr id="13" name="Picture 13"/>
-            <wp:cNvGraphicFramePr>
-              <a:graphicFrameLocks noChangeAspect="1"/>
-            </wp:cNvGraphicFramePr>
-            <a:graphic>
-              <a:graphicData uri="http://schemas.openxmlformats.org/drawingml/2006/picture">
-                <pic:pic>
-                  <pic:nvPicPr>
-                    <pic:cNvPr id="0" name="image.png"/>
-                    <pic:cNvPicPr/>
-                  </pic:nvPicPr>
-                  <pic:blipFill>
-                    <a:blip r:embed="rId25"/>
-                    <a:stretch>
-                      <a:fillRect/>
-                    </a:stretch>
-                  </pic:blipFill>
-                  <pic:spPr>
-                    <a:xfrm>
-                      <a:off x="0" y="0"/>
-                      <a:ext cx="5303520" cy="2541270"/>
-                    </a:xfrm>
-                    <a:prstGeom prst="rect"/>
-                  </pic:spPr>
-                </pic:pic>
-              </a:graphicData>
-            </a:graphic>
-          </wp:inline>
-        </w:drawing>
-      </w:r>
-      <w:r>
-        <w:rPr>
-          <w:rFonts w:eastAsia="Microsoft YaHei" w:ascii="Microsoft YaHei" w:hAnsi="Microsoft YaHei"/>
-          <w:i/>
-          <w:color w:val="6B7280"/>
-          <w:sz w:val="18"/>
-        </w:rPr>
-        <w:t xml:space="preserve">  P5优惠券详情展示</w:t>
-      </w:r>
-    </w:p>
-    <w:tbl>
-      <w:tblPr>
-        <w:tblStyle w:val="TableGrid"/>
-        <w:tblW w:type="auto" w:w="0"/>
-        <w:tblLook w:firstColumn="1" w:firstRow="1" w:lastColumn="0" w:lastRow="0" w:noHBand="0" w:noVBand="1" w:val="04A0"/>
-        <w:jc w:val="center"/>
-        <w:tblBorders>
-          <w:top w:val="single" w:sz="4" w:space="0" w:color="999999"/>
-          <w:left w:val="single" w:sz="4" w:space="0" w:color="999999"/>
-          <w:bottom w:val="single" w:sz="4" w:space="0" w:color="999999"/>
-          <w:right w:val="single" w:sz="4" w:space="0" w:color="999999"/>
-          <w:insideH w:val="single" w:sz="4" w:space="0" w:color="999999"/>
-          <w:insideV w:val="single" w:sz="4" w:space="0" w:color="999999"/>
-        </w:tblBorders>
-      </w:tblPr>
-      <w:tblGrid>
-        <w:gridCol w:w="4320"/>
-        <w:gridCol w:w="4320"/>
-      </w:tblGrid>
-      <w:tr>
-        <w:tc>
-          <w:tcPr>
-            <w:tcW w:type="dxa" w:w="4320"/>
-          </w:tcPr>
-          <w:p>
-            <w:r>
-              <w:rPr>
-                <w:b/>
-              </w:rPr>
-            </w:r>
-            <w:r>
-              <w:rPr>
-                <w:rFonts w:eastAsia="Microsoft YaHei" w:ascii="Microsoft YaHei" w:hAnsi="Microsoft YaHei"/>
-                <w:b/>
-              </w:rPr>
-              <w:t>区域</w:t>
-            </w:r>
-          </w:p>
-        </w:tc>
-        <w:tc>
-          <w:tcPr>
-            <w:tcW w:type="dxa" w:w="4320"/>
-          </w:tcPr>
-          <w:p>
-            <w:r>
-              <w:rPr>
-                <w:b/>
-              </w:rPr>
-            </w:r>
-            <w:r>
-              <w:rPr>
-                <w:rFonts w:eastAsia="Microsoft YaHei" w:ascii="Microsoft YaHei" w:hAnsi="Microsoft YaHei"/>
-                <w:b/>
-              </w:rPr>
-              <w:t>内容说明</w:t>
-            </w:r>
-          </w:p>
-        </w:tc>
-      </w:tr>
-      <w:tr>
-        <w:tc>
-          <w:tcPr>
-            <w:tcW w:type="dxa" w:w="4320"/>
-          </w:tcPr>
-          <w:p>
-            <w:r/>
-            <w:r>
-              <w:rPr>
-                <w:rFonts w:eastAsia="Microsoft YaHei" w:ascii="Microsoft YaHei" w:hAnsi="Microsoft YaHei"/>
-                <w:b/>
-              </w:rPr>
-              <w:t>用户信息头部</w:t>
-            </w:r>
-          </w:p>
-        </w:tc>
-        <w:tc>
-          <w:tcPr>
-            <w:tcW w:type="dxa" w:w="4320"/>
-          </w:tcPr>
-          <w:p>
-            <w:r/>
-            <w:r>
-              <w:rPr>
-                <w:rFonts w:eastAsia="Microsoft YaHei" w:ascii="Microsoft YaHei" w:hAnsi="Microsoft YaHei"/>
-                <w:b w:val="0"/>
-              </w:rPr>
-              <w:t>展示用户头像、ID（如 U6492）、性别、手机号、会员级别；下方元数据行：会员等级（VIP）、成单量、积分、注册时间、消费金额、储值余额、标签等。</w:t>
-            </w:r>
-          </w:p>
-        </w:tc>
-      </w:tr>
-      <w:tr>
-        <w:tc>
-          <w:tcPr>
-            <w:tcW w:type="dxa" w:w="4320"/>
-          </w:tcPr>
-          <w:p>
-            <w:r/>
-            <w:r>
-              <w:rPr>
-                <w:rFonts w:eastAsia="Microsoft YaHei" w:ascii="Microsoft YaHei" w:hAnsi="Microsoft YaHei"/>
-                <w:b/>
-              </w:rPr>
-              <w:t>Tab 栏</w:t>
-            </w:r>
-          </w:p>
-        </w:tc>
-        <w:tc>
-          <w:tcPr>
-            <w:tcW w:type="dxa" w:w="4320"/>
-          </w:tcPr>
-          <w:p>
-            <w:r/>
-            <w:r>
-              <w:rPr>
-                <w:rFonts w:eastAsia="Microsoft YaHei" w:ascii="Microsoft YaHei" w:hAnsi="Microsoft YaHei"/>
-                <w:b w:val="0"/>
-              </w:rPr>
-              <w:t>充值明细 / 储值明细 / 积分明细 / 分销信息 / AOT签到记录 / 管理功能；默认停留在「充值明细」（即券交易记录）Tab。</w:t>
-            </w:r>
-          </w:p>
-        </w:tc>
-      </w:tr>
-      <w:tr>
-        <w:tc>
-          <w:tcPr>
-            <w:tcW w:type="dxa" w:w="4320"/>
-          </w:tcPr>
-          <w:p>
-            <w:r/>
-            <w:r>
-              <w:rPr>
-                <w:rFonts w:eastAsia="Microsoft YaHei" w:ascii="Microsoft YaHei" w:hAnsi="Microsoft YaHei"/>
-                <w:b/>
-              </w:rPr>
-              <w:t>交易记录列表</w:t>
-            </w:r>
-          </w:p>
-        </w:tc>
-        <w:tc>
-          <w:tcPr>
-            <w:tcW w:type="dxa" w:w="4320"/>
-          </w:tcPr>
-          <w:p>
-            <w:r/>
-            <w:r>
-              <w:rPr>
-                <w:rFonts w:eastAsia="Microsoft YaHei" w:ascii="Microsoft YaHei" w:hAnsi="Microsoft YaHei"/>
-                <w:b w:val="0"/>
-              </w:rPr>
-              <w:t>列：交易时间、口袋编号（订单号）、商品活动、优惠金额、实付金额、支付方式；按交易时间倒序排列；支持分页（默认 20 条/页）。</w:t>
-            </w:r>
-          </w:p>
-        </w:tc>
-      </w:tr>
-      <w:tr>
-        <w:tc>
-          <w:tcPr>
-            <w:tcW w:type="dxa" w:w="4320"/>
-          </w:tcPr>
-          <w:p>
-            <w:r/>
-            <w:r>
-              <w:rPr>
-                <w:rFonts w:eastAsia="Microsoft YaHei" w:ascii="Microsoft YaHei" w:hAnsi="Microsoft YaHei"/>
-                <w:b/>
-              </w:rPr>
-              <w:t>操作按钮</w:t>
-            </w:r>
-          </w:p>
-        </w:tc>
-        <w:tc>
-          <w:tcPr>
-            <w:tcW w:type="dxa" w:w="4320"/>
-          </w:tcPr>
-          <w:p>
-            <w:r/>
-            <w:r>
-              <w:rPr>
-                <w:rFonts w:eastAsia="Microsoft YaHei" w:ascii="Microsoft YaHei" w:hAnsi="Microsoft YaHei"/>
-                <w:b w:val="0"/>
-              </w:rPr>
-              <w:t>顶部右侧：解绑设备 / 解冻用户账户 / 询单验证（快捷操作入口）。</w:t>
-            </w:r>
-          </w:p>
-        </w:tc>
-      </w:tr>
-    </w:tbl>
     <w:p>
       <w:pPr>
         <w:pStyle w:val="Heading4"/>
@@ -16530,7 +16130,7 @@
         <w:drawing>
           <wp:inline xmlns:a="http://schemas.openxmlformats.org/drawingml/2006/main" xmlns:pic="http://schemas.openxmlformats.org/drawingml/2006/picture">
             <wp:extent cx="5303520" cy="3211576"/>
-            <wp:docPr id="14" name="Picture 14"/>
+            <wp:docPr id="13" name="Picture 13"/>
             <wp:cNvGraphicFramePr>
               <a:graphicFrameLocks noChangeAspect="1"/>
             </wp:cNvGraphicFramePr>
@@ -16542,7 +16142,7 @@
                     <pic:cNvPicPr/>
                   </pic:nvPicPr>
                   <pic:blipFill>
-                    <a:blip r:embed="rId26"/>
+                    <a:blip r:embed="rId25"/>
                     <a:stretch>
                       <a:fillRect/>
                     </a:stretch>
@@ -16651,7 +16251,7 @@
         <w:drawing>
           <wp:inline xmlns:a="http://schemas.openxmlformats.org/drawingml/2006/main" xmlns:pic="http://schemas.openxmlformats.org/drawingml/2006/picture">
             <wp:extent cx="5303520" cy="3145282"/>
-            <wp:docPr id="15" name="Picture 15"/>
+            <wp:docPr id="14" name="Picture 14"/>
             <wp:cNvGraphicFramePr>
               <a:graphicFrameLocks noChangeAspect="1"/>
             </wp:cNvGraphicFramePr>
@@ -16663,7 +16263,7 @@
                     <pic:cNvPicPr/>
                   </pic:nvPicPr>
                   <pic:blipFill>
-                    <a:blip r:embed="rId27"/>
+                    <a:blip r:embed="rId26"/>
                     <a:stretch>
                       <a:fillRect/>
                     </a:stretch>
@@ -19391,6 +18991,171 @@
         <w:drawing>
           <wp:inline xmlns:a="http://schemas.openxmlformats.org/drawingml/2006/main" xmlns:pic="http://schemas.openxmlformats.org/drawingml/2006/picture">
             <wp:extent cx="5303520" cy="3314700"/>
+            <wp:docPr id="15" name="Picture 15"/>
+            <wp:cNvGraphicFramePr>
+              <a:graphicFrameLocks noChangeAspect="1"/>
+            </wp:cNvGraphicFramePr>
+            <a:graphic>
+              <a:graphicData uri="http://schemas.openxmlformats.org/drawingml/2006/picture">
+                <pic:pic>
+                  <pic:nvPicPr>
+                    <pic:cNvPr id="0" name="image.png"/>
+                    <pic:cNvPicPr/>
+                  </pic:nvPicPr>
+                  <pic:blipFill>
+                    <a:blip r:embed="rId27"/>
+                    <a:stretch>
+                      <a:fillRect/>
+                    </a:stretch>
+                  </pic:blipFill>
+                  <pic:spPr>
+                    <a:xfrm>
+                      <a:off x="0" y="0"/>
+                      <a:ext cx="5303520" cy="3314700"/>
+                    </a:xfrm>
+                    <a:prstGeom prst="rect"/>
+                  </pic:spPr>
+                </pic:pic>
+              </a:graphicData>
+            </a:graphic>
+          </wp:inline>
+        </w:drawing>
+      </w:r>
+      <w:r>
+        <w:rPr>
+          <w:rFonts w:eastAsia="Microsoft YaHei" w:ascii="Microsoft YaHei" w:hAnsi="Microsoft YaHei"/>
+          <w:i/>
+          <w:color w:val="6B7280"/>
+          <w:sz w:val="18"/>
+        </w:rPr>
+        <w:t xml:space="preserve">  App端原型</w:t>
+      </w:r>
+    </w:p>
+    <w:p>
+      <w:r>
+        <w:rPr>
+          <w:rFonts w:eastAsia="Microsoft YaHei" w:ascii="Microsoft YaHei" w:hAnsi="Microsoft YaHei"/>
+          <w:b/>
+        </w:rPr>
+        <w:t>App 端为部分新增</w:t>
+      </w:r>
+      <w:r>
+        <w:rPr>
+          <w:rFonts w:eastAsia="Microsoft YaHei" w:ascii="Microsoft YaHei" w:hAnsi="Microsoft YaHei"/>
+          <w:b w:val="0"/>
+        </w:rPr>
+        <w:t>。本期 App 需新建：</w:t>
+      </w:r>
+      <w:r>
+        <w:rPr>
+          <w:rFonts w:eastAsia="Microsoft YaHei" w:ascii="Microsoft YaHei" w:hAnsi="Microsoft YaHei"/>
+          <w:b/>
+        </w:rPr>
+        <w:t>商品详情页优惠券入口条与优惠详情弹窗</w:t>
+      </w:r>
+      <w:r>
+        <w:rPr>
+          <w:rFonts w:eastAsia="Microsoft YaHei" w:ascii="Microsoft YaHei" w:hAnsi="Microsoft YaHei"/>
+          <w:b w:val="0"/>
+        </w:rPr>
+        <w:t>、</w:t>
+      </w:r>
+      <w:r>
+        <w:rPr>
+          <w:rFonts w:eastAsia="Microsoft YaHei" w:ascii="Microsoft YaHei" w:hAnsi="Microsoft YaHei"/>
+          <w:b/>
+        </w:rPr>
+        <w:t>券规则页</w:t>
+      </w:r>
+      <w:r>
+        <w:rPr>
+          <w:rFonts w:eastAsia="Microsoft YaHei" w:ascii="Microsoft YaHei" w:hAnsi="Microsoft YaHei"/>
+          <w:b w:val="0"/>
+        </w:rPr>
+        <w:t>、</w:t>
+      </w:r>
+      <w:r>
+        <w:rPr>
+          <w:rFonts w:eastAsia="Microsoft YaHei" w:ascii="Microsoft YaHei" w:hAnsi="Microsoft YaHei"/>
+          <w:b/>
+        </w:rPr>
+        <w:t>我的优惠券页</w:t>
+      </w:r>
+      <w:r>
+        <w:rPr>
+          <w:rFonts w:eastAsia="Microsoft YaHei" w:ascii="Microsoft YaHei" w:hAnsi="Microsoft YaHei"/>
+          <w:b w:val="0"/>
+        </w:rPr>
+        <w:t>、</w:t>
+      </w:r>
+      <w:r>
+        <w:rPr>
+          <w:rFonts w:eastAsia="Microsoft YaHei" w:ascii="Microsoft YaHei" w:hAnsi="Microsoft YaHei"/>
+          <w:b/>
+        </w:rPr>
+        <w:t>确认订单选券/核销逻辑</w:t>
+      </w:r>
+      <w:r>
+        <w:rPr>
+          <w:rFonts w:eastAsia="Microsoft YaHei" w:ascii="Microsoft YaHei" w:hAnsi="Microsoft YaHei"/>
+          <w:b w:val="0"/>
+        </w:rPr>
+        <w:t>。以下逐页面逐功能点拆解。</w:t>
+      </w:r>
+    </w:p>
+    <w:p>
+      <w:pPr>
+        <w:pStyle w:val="Heading3"/>
+      </w:pPr>
+      <w:r>
+        <w:rPr>
+          <w:rFonts w:eastAsia="Microsoft YaHei" w:ascii="Microsoft YaHei" w:hAnsi="Microsoft YaHei"/>
+        </w:rPr>
+        <w:t xml:space="preserve">4.3.1 商品详情页优惠券入口与优惠详情弹窗 </w:t>
+      </w:r>
+      <w:r>
+        <w:rPr>
+          <w:rFonts w:eastAsia="Microsoft YaHei" w:ascii="Microsoft YaHei" w:hAnsi="Microsoft YaHei"/>
+          <w:b w:val="0"/>
+        </w:rPr>
+        <w:t>本期新增</w:t>
+      </w:r>
+    </w:p>
+    <w:p>
+      <w:pPr>
+        <w:pStyle w:val="Heading4"/>
+      </w:pPr>
+      <w:r>
+        <w:rPr>
+          <w:rFonts w:eastAsia="Microsoft YaHei" w:ascii="Microsoft YaHei" w:hAnsi="Microsoft YaHei"/>
+        </w:rPr>
+        <w:t>4.3.1.1 原型与交互示意</w:t>
+      </w:r>
+    </w:p>
+    <w:p>
+      <w:r>
+        <w:rPr>
+          <w:rFonts w:eastAsia="Microsoft YaHei" w:ascii="Microsoft YaHei" w:hAnsi="Microsoft YaHei"/>
+          <w:b/>
+        </w:rPr>
+        <w:t>入口链</w:t>
+      </w:r>
+      <w:r>
+        <w:rPr>
+          <w:rFonts w:eastAsia="Microsoft YaHei" w:ascii="Microsoft YaHei" w:hAnsi="Microsoft YaHei"/>
+          <w:b w:val="0"/>
+        </w:rPr>
+        <w:t>：商品详情页 → 优惠券入口条 → 优惠详情弹窗 → 券规则页。</w:t>
+      </w:r>
+    </w:p>
+    <w:p>
+      <w:r>
+        <w:rPr>
+          <w:rFonts w:eastAsia="Microsoft YaHei" w:ascii="Microsoft YaHei" w:hAnsi="Microsoft YaHei"/>
+        </w:rPr>
+        <w:drawing>
+          <wp:inline xmlns:a="http://schemas.openxmlformats.org/drawingml/2006/main" xmlns:pic="http://schemas.openxmlformats.org/drawingml/2006/picture">
+            <wp:extent cx="5303520" cy="11150991"/>
             <wp:docPr id="16" name="Picture 16"/>
             <wp:cNvGraphicFramePr>
               <a:graphicFrameLocks noChangeAspect="1"/>
@@ -19411,7 +19176,7 @@
                   <pic:spPr>
                     <a:xfrm>
                       <a:off x="0" y="0"/>
-                      <a:ext cx="5303520" cy="3314700"/>
+                      <a:ext cx="5303520" cy="11150991"/>
                     </a:xfrm>
                     <a:prstGeom prst="rect"/>
                   </pic:spPr>
@@ -19428,7 +19193,7 @@
           <w:color w:val="6B7280"/>
           <w:sz w:val="18"/>
         </w:rPr>
-        <w:t xml:space="preserve">  App端原型</w:t>
+        <w:t xml:space="preserve">  商品详情页优惠券入口条</w:t>
       </w:r>
     </w:p>
     <w:p>
@@ -19437,115 +19202,14 @@
           <w:rFonts w:eastAsia="Microsoft YaHei" w:ascii="Microsoft YaHei" w:hAnsi="Microsoft YaHei"/>
           <w:b/>
         </w:rPr>
-        <w:t>App 端为部分新增</w:t>
+        <w:t>优惠券入口条</w:t>
       </w:r>
       <w:r>
         <w:rPr>
           <w:rFonts w:eastAsia="Microsoft YaHei" w:ascii="Microsoft YaHei" w:hAnsi="Microsoft YaHei"/>
           <w:b w:val="0"/>
         </w:rPr>
-        <w:t>。本期 App 需新建：</w:t>
-      </w:r>
-      <w:r>
-        <w:rPr>
-          <w:rFonts w:eastAsia="Microsoft YaHei" w:ascii="Microsoft YaHei" w:hAnsi="Microsoft YaHei"/>
-          <w:b/>
-        </w:rPr>
-        <w:t>商品详情页优惠券入口条与优惠详情弹窗</w:t>
-      </w:r>
-      <w:r>
-        <w:rPr>
-          <w:rFonts w:eastAsia="Microsoft YaHei" w:ascii="Microsoft YaHei" w:hAnsi="Microsoft YaHei"/>
-          <w:b w:val="0"/>
-        </w:rPr>
-        <w:t>、</w:t>
-      </w:r>
-      <w:r>
-        <w:rPr>
-          <w:rFonts w:eastAsia="Microsoft YaHei" w:ascii="Microsoft YaHei" w:hAnsi="Microsoft YaHei"/>
-          <w:b/>
-        </w:rPr>
-        <w:t>券规则页</w:t>
-      </w:r>
-      <w:r>
-        <w:rPr>
-          <w:rFonts w:eastAsia="Microsoft YaHei" w:ascii="Microsoft YaHei" w:hAnsi="Microsoft YaHei"/>
-          <w:b w:val="0"/>
-        </w:rPr>
-        <w:t>、</w:t>
-      </w:r>
-      <w:r>
-        <w:rPr>
-          <w:rFonts w:eastAsia="Microsoft YaHei" w:ascii="Microsoft YaHei" w:hAnsi="Microsoft YaHei"/>
-          <w:b/>
-        </w:rPr>
-        <w:t>我的优惠券页</w:t>
-      </w:r>
-      <w:r>
-        <w:rPr>
-          <w:rFonts w:eastAsia="Microsoft YaHei" w:ascii="Microsoft YaHei" w:hAnsi="Microsoft YaHei"/>
-          <w:b w:val="0"/>
-        </w:rPr>
-        <w:t>、</w:t>
-      </w:r>
-      <w:r>
-        <w:rPr>
-          <w:rFonts w:eastAsia="Microsoft YaHei" w:ascii="Microsoft YaHei" w:hAnsi="Microsoft YaHei"/>
-          <w:b/>
-        </w:rPr>
-        <w:t>确认订单选券/核销逻辑</w:t>
-      </w:r>
-      <w:r>
-        <w:rPr>
-          <w:rFonts w:eastAsia="Microsoft YaHei" w:ascii="Microsoft YaHei" w:hAnsi="Microsoft YaHei"/>
-          <w:b w:val="0"/>
-        </w:rPr>
-        <w:t>。以下逐页面逐功能点拆解。</w:t>
-      </w:r>
-    </w:p>
-    <w:p>
-      <w:pPr>
-        <w:pStyle w:val="Heading3"/>
-      </w:pPr>
-      <w:r>
-        <w:rPr>
-          <w:rFonts w:eastAsia="Microsoft YaHei" w:ascii="Microsoft YaHei" w:hAnsi="Microsoft YaHei"/>
-        </w:rPr>
-        <w:t xml:space="preserve">4.3.1 商品详情页优惠券入口与优惠详情弹窗 </w:t>
-      </w:r>
-      <w:r>
-        <w:rPr>
-          <w:rFonts w:eastAsia="Microsoft YaHei" w:ascii="Microsoft YaHei" w:hAnsi="Microsoft YaHei"/>
-          <w:b w:val="0"/>
-        </w:rPr>
-        <w:t>本期新增</w:t>
-      </w:r>
-    </w:p>
-    <w:p>
-      <w:pPr>
-        <w:pStyle w:val="Heading4"/>
-      </w:pPr>
-      <w:r>
-        <w:rPr>
-          <w:rFonts w:eastAsia="Microsoft YaHei" w:ascii="Microsoft YaHei" w:hAnsi="Microsoft YaHei"/>
-        </w:rPr>
-        <w:t>4.3.1.1 原型与交互示意</w:t>
-      </w:r>
-    </w:p>
-    <w:p>
-      <w:r>
-        <w:rPr>
-          <w:rFonts w:eastAsia="Microsoft YaHei" w:ascii="Microsoft YaHei" w:hAnsi="Microsoft YaHei"/>
-          <w:b/>
-        </w:rPr>
-        <w:t>入口链</w:t>
-      </w:r>
-      <w:r>
-        <w:rPr>
-          <w:rFonts w:eastAsia="Microsoft YaHei" w:ascii="Microsoft YaHei" w:hAnsi="Microsoft YaHei"/>
-          <w:b w:val="0"/>
-        </w:rPr>
-        <w:t>：商品详情页 → 优惠券入口条 → 优惠详情弹窗 → 券规则页。</w:t>
+        <w:t>：位于商品详情页价格区下方，显示该商品可用的优惠券标签与数量（如「新人立减15元 等3张券可用」）。用户点击入口条 → 从屏幕底部拉起「优惠详情」弹窗。</w:t>
       </w:r>
     </w:p>
     <w:p>
@@ -19593,7 +19257,7 @@
           <w:color w:val="6B7280"/>
           <w:sz w:val="18"/>
         </w:rPr>
-        <w:t xml:space="preserve">  商品详情页优惠券入口条</w:t>
+        <w:t xml:space="preserve">  优惠详情弹窗</w:t>
       </w:r>
     </w:p>
     <w:p>
@@ -19602,14 +19266,373 @@
           <w:rFonts w:eastAsia="Microsoft YaHei" w:ascii="Microsoft YaHei" w:hAnsi="Microsoft YaHei"/>
           <w:b/>
         </w:rPr>
-        <w:t>优惠券入口条</w:t>
+        <w:t>优惠详情弹窗</w:t>
       </w:r>
       <w:r>
         <w:rPr>
           <w:rFonts w:eastAsia="Microsoft YaHei" w:ascii="Microsoft YaHei" w:hAnsi="Microsoft YaHei"/>
           <w:b w:val="0"/>
         </w:rPr>
-        <w:t>：位于商品详情页价格区下方，显示该商品可用的优惠券标签与数量（如「新人立减15元 等3张券可用」）。用户点击入口条 → 从屏幕底部拉起「优惠详情」弹窗。</w:t>
+        <w:t xml:space="preserve">：底部拉起，展示该商品当前可用的优惠券列表。每张券卡片展示：券名 / 面额 / 门槛 / 有效期，右下角自带 </w:t>
+      </w:r>
+      <w:r>
+        <w:rPr>
+          <w:rFonts w:eastAsia="Microsoft YaHei" w:ascii="Microsoft YaHei" w:hAnsi="Microsoft YaHei"/>
+          <w:b/>
+        </w:rPr>
+        <w:t>「券规则 ›」</w:t>
+      </w:r>
+      <w:r>
+        <w:rPr>
+          <w:rFonts w:eastAsia="Microsoft YaHei" w:ascii="Microsoft YaHei" w:hAnsi="Microsoft YaHei"/>
+          <w:b w:val="0"/>
+        </w:rPr>
+        <w:t xml:space="preserve"> 入口按钮。点击「券规则 ›」→ 跳转该券的券规则页（新页面或全屏弹窗）。</w:t>
+      </w:r>
+    </w:p>
+    <w:p>
+      <w:pPr>
+        <w:pStyle w:val="Heading4"/>
+      </w:pPr>
+      <w:r>
+        <w:rPr>
+          <w:rFonts w:eastAsia="Microsoft YaHei" w:ascii="Microsoft YaHei" w:hAnsi="Microsoft YaHei"/>
+        </w:rPr>
+        <w:t>4.3.1.2 详细逻辑规则</w:t>
+      </w:r>
+    </w:p>
+    <w:p>
+      <w:r>
+        <w:rPr>
+          <w:rFonts w:eastAsia="Microsoft YaHei" w:ascii="Microsoft YaHei" w:hAnsi="Microsoft YaHei"/>
+          <w:b/>
+        </w:rPr>
+        <w:t>界面与展示规则</w:t>
+      </w:r>
+      <w:r>
+        <w:rPr>
+          <w:rFonts w:eastAsia="Microsoft YaHei" w:ascii="Microsoft YaHei" w:hAnsi="Microsoft YaHei"/>
+          <w:b w:val="0"/>
+        </w:rPr>
+        <w:t>：</w:t>
+      </w:r>
+    </w:p>
+    <w:p>
+      <w:pPr>
+        <w:pStyle w:val="ListBullet"/>
+      </w:pPr>
+      <w:r>
+        <w:rPr>
+          <w:rFonts w:eastAsia="Microsoft YaHei" w:ascii="Microsoft YaHei" w:hAnsi="Microsoft YaHei"/>
+          <w:b w:val="0"/>
+        </w:rPr>
+        <w:t>入口条显示条件：当前商品有≥1 张可用券（未过期、满足门槛、适用范围包含本商品）时展示；无可用券时隐藏入口条。</w:t>
+      </w:r>
+    </w:p>
+    <w:p>
+      <w:pPr>
+        <w:pStyle w:val="ListBullet"/>
+      </w:pPr>
+      <w:r>
+        <w:rPr>
+          <w:rFonts w:eastAsia="Microsoft YaHei" w:ascii="Microsoft YaHei" w:hAnsi="Microsoft YaHei"/>
+          <w:b w:val="0"/>
+        </w:rPr>
+        <w:t>入口条文案：优先展示面额最大的券名 + 「等N张券可用」；如只有1张则直接展示券名。</w:t>
+      </w:r>
+    </w:p>
+    <w:p>
+      <w:pPr>
+        <w:pStyle w:val="ListBullet"/>
+      </w:pPr>
+      <w:r>
+        <w:rPr>
+          <w:rFonts w:eastAsia="Microsoft YaHei" w:ascii="Microsoft YaHei" w:hAnsi="Microsoft YaHei"/>
+          <w:b w:val="0"/>
+        </w:rPr>
+        <w:t>优惠详情弹窗：列表展示当前商品所有可用券（含用户已持有和未持有的券），按面额从大到小排序。</w:t>
+      </w:r>
+    </w:p>
+    <w:p>
+      <w:pPr>
+        <w:pStyle w:val="ListBullet"/>
+      </w:pPr>
+      <w:r>
+        <w:rPr>
+          <w:rFonts w:eastAsia="Microsoft YaHei" w:ascii="Microsoft YaHei" w:hAnsi="Microsoft YaHei"/>
+          <w:b w:val="0"/>
+        </w:rPr>
+        <w:t xml:space="preserve">弹窗内券卡片右下角固定展示 </w:t>
+      </w:r>
+      <w:r>
+        <w:rPr>
+          <w:rFonts w:eastAsia="Microsoft YaHei" w:ascii="Microsoft YaHei" w:hAnsi="Microsoft YaHei"/>
+          <w:b/>
+        </w:rPr>
+        <w:t>「券规则 ›」</w:t>
+      </w:r>
+      <w:r>
+        <w:rPr>
+          <w:rFonts w:eastAsia="Microsoft YaHei" w:ascii="Microsoft YaHei" w:hAnsi="Microsoft YaHei"/>
+          <w:b w:val="0"/>
+        </w:rPr>
+        <w:t xml:space="preserve"> 文字按钮，点击跳转券规则页。</w:t>
+      </w:r>
+    </w:p>
+    <w:p>
+      <w:pPr>
+        <w:pStyle w:val="ListBullet"/>
+      </w:pPr>
+      <w:r>
+        <w:rPr>
+          <w:rFonts w:eastAsia="Microsoft YaHei" w:ascii="Microsoft YaHei" w:hAnsi="Microsoft YaHei"/>
+          <w:b w:val="0"/>
+        </w:rPr>
+        <w:t>弹窗顶部有关闭按钮（×）或点击蒙层关闭。</w:t>
+      </w:r>
+    </w:p>
+    <w:p>
+      <w:r>
+        <w:rPr>
+          <w:rFonts w:eastAsia="Microsoft YaHei" w:ascii="Microsoft YaHei" w:hAnsi="Microsoft YaHei"/>
+          <w:b/>
+        </w:rPr>
+        <w:t>业务逻辑与边界条件</w:t>
+      </w:r>
+      <w:r>
+        <w:rPr>
+          <w:rFonts w:eastAsia="Microsoft YaHei" w:ascii="Microsoft YaHei" w:hAnsi="Microsoft YaHei"/>
+          <w:b w:val="0"/>
+        </w:rPr>
+        <w:t>：</w:t>
+      </w:r>
+    </w:p>
+    <w:p>
+      <w:pPr>
+        <w:pStyle w:val="ListBullet"/>
+      </w:pPr>
+      <w:r>
+        <w:rPr>
+          <w:rFonts w:eastAsia="Microsoft YaHei" w:ascii="Microsoft YaHei" w:hAnsi="Microsoft YaHei"/>
+          <w:b w:val="0"/>
+        </w:rPr>
+        <w:t xml:space="preserve">券的「可用」判定：未过期 + 当前商品在券适用范围內 + 用户当前端口在 </w:t>
+      </w:r>
+      <w:r>
+        <w:rPr>
+          <w:rFonts w:ascii="Microsoft YaHei" w:hAnsi="Microsoft YaHei" w:eastAsia="Microsoft YaHei"/>
+          <w:color w:val="BE123C"/>
+        </w:rPr>
+        <w:t>usable_ports</w:t>
+      </w:r>
+      <w:r>
+        <w:rPr>
+          <w:rFonts w:eastAsia="Microsoft YaHei" w:ascii="Microsoft YaHei" w:hAnsi="Microsoft YaHei"/>
+          <w:b w:val="0"/>
+        </w:rPr>
+        <w:t xml:space="preserve"> 内（端口不匹配时仍展示但置灰，点击提示「此券仅支持在 {usable_ports 端口名称} 使用」，规则同 §4.3.5）。</w:t>
+      </w:r>
+    </w:p>
+    <w:p>
+      <w:pPr>
+        <w:pStyle w:val="ListBullet"/>
+      </w:pPr>
+      <w:r>
+        <w:rPr>
+          <w:rFonts w:eastAsia="Microsoft YaHei" w:ascii="Microsoft YaHei" w:hAnsi="Microsoft YaHei"/>
+          <w:b w:val="0"/>
+        </w:rPr>
+        <w:t>已持有券与未持有券：已持有的券在卡片上标记「已领取」或展示领取状态；未持有的券仅展示信息，本期不提供「立即领取」按钮（领券功能已删除，见 §十一 二期待办 11.2.1）。</w:t>
+      </w:r>
+    </w:p>
+    <w:p>
+      <w:pPr>
+        <w:pStyle w:val="ListBullet"/>
+      </w:pPr>
+      <w:r>
+        <w:rPr>
+          <w:rFonts w:eastAsia="Microsoft YaHei" w:ascii="Microsoft YaHei" w:hAnsi="Microsoft YaHei"/>
+          <w:b w:val="0"/>
+        </w:rPr>
+        <w:t>空态：无可用券时商品详情页不展示优惠券入口条。</w:t>
+      </w:r>
+    </w:p>
+    <w:p>
+      <w:pPr>
+        <w:pStyle w:val="Heading4"/>
+      </w:pPr>
+      <w:r>
+        <w:rPr>
+          <w:rFonts w:eastAsia="Microsoft YaHei" w:ascii="Microsoft YaHei" w:hAnsi="Microsoft YaHei"/>
+        </w:rPr>
+        <w:t>4.3.1.3 数据来源（字段级）</w:t>
+      </w:r>
+    </w:p>
+    <w:tbl>
+      <w:tblPr>
+        <w:tblStyle w:val="TableGrid"/>
+        <w:tblW w:type="auto" w:w="0"/>
+        <w:tblLook w:firstColumn="1" w:firstRow="1" w:lastColumn="0" w:lastRow="0" w:noHBand="0" w:noVBand="1" w:val="04A0"/>
+        <w:jc w:val="center"/>
+        <w:tblBorders>
+          <w:top w:val="single" w:sz="4" w:space="0" w:color="999999"/>
+          <w:left w:val="single" w:sz="4" w:space="0" w:color="999999"/>
+          <w:bottom w:val="single" w:sz="4" w:space="0" w:color="999999"/>
+          <w:right w:val="single" w:sz="4" w:space="0" w:color="999999"/>
+          <w:insideH w:val="single" w:sz="4" w:space="0" w:color="999999"/>
+          <w:insideV w:val="single" w:sz="4" w:space="0" w:color="999999"/>
+        </w:tblBorders>
+      </w:tblPr>
+      <w:tblGrid>
+        <w:gridCol w:w="4320"/>
+        <w:gridCol w:w="4320"/>
+      </w:tblGrid>
+      <w:tr>
+        <w:tc>
+          <w:tcPr>
+            <w:tcW w:type="dxa" w:w="4320"/>
+          </w:tcPr>
+          <w:p>
+            <w:r>
+              <w:rPr>
+                <w:b/>
+              </w:rPr>
+            </w:r>
+            <w:r>
+              <w:rPr>
+                <w:rFonts w:eastAsia="Microsoft YaHei" w:ascii="Microsoft YaHei" w:hAnsi="Microsoft YaHei"/>
+                <w:b/>
+              </w:rPr>
+              <w:t>字段名称</w:t>
+            </w:r>
+          </w:p>
+        </w:tc>
+        <w:tc>
+          <w:tcPr>
+            <w:tcW w:type="dxa" w:w="4320"/>
+          </w:tcPr>
+          <w:p>
+            <w:r>
+              <w:rPr>
+                <w:b/>
+              </w:rPr>
+            </w:r>
+            <w:r>
+              <w:rPr>
+                <w:rFonts w:eastAsia="Microsoft YaHei" w:ascii="Microsoft YaHei" w:hAnsi="Microsoft YaHei"/>
+                <w:b/>
+              </w:rPr>
+              <w:t>取值逻辑说明</w:t>
+            </w:r>
+          </w:p>
+        </w:tc>
+      </w:tr>
+      <w:tr>
+        <w:tc>
+          <w:tcPr>
+            <w:tcW w:type="dxa" w:w="4320"/>
+          </w:tcPr>
+          <w:p>
+            <w:r/>
+            <w:r>
+              <w:rPr>
+                <w:rFonts w:eastAsia="Microsoft YaHei" w:ascii="Microsoft YaHei" w:hAnsi="Microsoft YaHei"/>
+                <w:b w:val="0"/>
+              </w:rPr>
+              <w:t>可用券列表</w:t>
+            </w:r>
+          </w:p>
+        </w:tc>
+        <w:tc>
+          <w:tcPr>
+            <w:tcW w:type="dxa" w:w="4320"/>
+          </w:tcPr>
+          <w:p>
+            <w:r/>
+            <w:r>
+              <w:rPr>
+                <w:rFonts w:eastAsia="Microsoft YaHei" w:ascii="Microsoft YaHei" w:hAnsi="Microsoft YaHei"/>
+                <w:b w:val="0"/>
+              </w:rPr>
+              <w:t>调接口查《券模板表》+《用户券表》：商品在适用范围 + 未过期 + 端口匹配</w:t>
+            </w:r>
+          </w:p>
+        </w:tc>
+      </w:tr>
+      <w:tr>
+        <w:tc>
+          <w:tcPr>
+            <w:tcW w:type="dxa" w:w="4320"/>
+          </w:tcPr>
+          <w:p>
+            <w:r/>
+            <w:r>
+              <w:rPr>
+                <w:rFonts w:eastAsia="Microsoft YaHei" w:ascii="Microsoft YaHei" w:hAnsi="Microsoft YaHei"/>
+                <w:b w:val="0"/>
+              </w:rPr>
+              <w:t>券规则说明</w:t>
+            </w:r>
+          </w:p>
+        </w:tc>
+        <w:tc>
+          <w:tcPr>
+            <w:tcW w:type="dxa" w:w="4320"/>
+          </w:tcPr>
+          <w:p>
+            <w:r/>
+            <w:r>
+              <w:rPr>
+                <w:rFonts w:eastAsia="Microsoft YaHei" w:ascii="Microsoft YaHei" w:hAnsi="Microsoft YaHei"/>
+                <w:b w:val="0"/>
+              </w:rPr>
+              <w:t>取《券模板表》</w:t>
+            </w:r>
+            <w:r>
+              <w:rPr>
+                <w:rFonts w:ascii="Microsoft YaHei" w:hAnsi="Microsoft YaHei" w:eastAsia="Microsoft YaHei"/>
+                <w:color w:val="BE123C"/>
+              </w:rPr>
+              <w:t>rule_desc</w:t>
+            </w:r>
+            <w:r>
+              <w:rPr>
+                <w:rFonts w:eastAsia="Microsoft YaHei" w:ascii="Microsoft YaHei" w:hAnsi="Microsoft YaHei"/>
+                <w:b w:val="0"/>
+              </w:rPr>
+              <w:t xml:space="preserve"> 字段（HTML 富文本）</w:t>
+            </w:r>
+          </w:p>
+        </w:tc>
+      </w:tr>
+    </w:tbl>
+    <w:p>
+      <w:pPr>
+        <w:pStyle w:val="Heading3"/>
+      </w:pPr>
+      <w:r>
+        <w:rPr>
+          <w:rFonts w:eastAsia="Microsoft YaHei" w:ascii="Microsoft YaHei" w:hAnsi="Microsoft YaHei"/>
+        </w:rPr>
+        <w:t xml:space="preserve">4.3.2 券规则页 </w:t>
+      </w:r>
+      <w:r>
+        <w:rPr>
+          <w:rFonts w:eastAsia="Microsoft YaHei" w:ascii="Microsoft YaHei" w:hAnsi="Microsoft YaHei"/>
+          <w:b w:val="0"/>
+        </w:rPr>
+        <w:t>本期新增</w:t>
+      </w:r>
+    </w:p>
+    <w:p>
+      <w:pPr>
+        <w:pStyle w:val="Heading4"/>
+      </w:pPr>
+      <w:r>
+        <w:rPr>
+          <w:rFonts w:eastAsia="Microsoft YaHei" w:ascii="Microsoft YaHei" w:hAnsi="Microsoft YaHei"/>
+        </w:rPr>
+        <w:t>4.3.2.1 原型与交互示意</w:t>
       </w:r>
     </w:p>
     <w:p>
@@ -19657,37 +19680,44 @@
           <w:color w:val="6B7280"/>
           <w:sz w:val="18"/>
         </w:rPr>
-        <w:t xml:space="preserve">  优惠详情弹窗</w:t>
+        <w:t xml:space="preserve">  券规则页</w:t>
       </w:r>
     </w:p>
     <w:p>
       <w:r>
         <w:rPr>
           <w:rFonts w:eastAsia="Microsoft YaHei" w:ascii="Microsoft YaHei" w:hAnsi="Microsoft YaHei"/>
+          <w:b w:val="0"/>
+        </w:rPr>
+        <w:t>券规则页为独立页面（或全屏弹窗），展示单张优惠券的完整规则说明。内容来自后端券模板的「券规则说明」富文本字段（</w:t>
+      </w:r>
+      <w:r>
+        <w:rPr>
+          <w:rFonts w:ascii="Microsoft YaHei" w:hAnsi="Microsoft YaHei" w:eastAsia="Microsoft YaHei"/>
+          <w:color w:val="BE123C"/>
+        </w:rPr>
+        <w:t>rule_desc</w:t>
+      </w:r>
+      <w:r>
+        <w:rPr>
+          <w:rFonts w:eastAsia="Microsoft YaHei" w:ascii="Microsoft YaHei" w:hAnsi="Microsoft YaHei"/>
+          <w:b w:val="0"/>
+        </w:rPr>
+        <w:t>），C 端按纯文本/HTML 直接渲染，</w:t>
+      </w:r>
+      <w:r>
+        <w:rPr>
+          <w:rFonts w:eastAsia="Microsoft YaHei" w:ascii="Microsoft YaHei" w:hAnsi="Microsoft YaHei"/>
           <w:b/>
         </w:rPr>
-        <w:t>优惠详情弹窗</w:t>
+        <w:t>不再画成固定的「有效期/适用范围/叠加规则…」结构化页面</w:t>
       </w:r>
       <w:r>
         <w:rPr>
           <w:rFonts w:eastAsia="Microsoft YaHei" w:ascii="Microsoft YaHei" w:hAnsi="Microsoft YaHei"/>
           <w:b w:val="0"/>
         </w:rPr>
-        <w:t xml:space="preserve">：底部拉起，展示该商品当前可用的优惠券列表。每张券卡片展示：券名 / 面额 / 门槛 / 有效期，右下角自带 </w:t>
-      </w:r>
-      <w:r>
-        <w:rPr>
-          <w:rFonts w:eastAsia="Microsoft YaHei" w:ascii="Microsoft YaHei" w:hAnsi="Microsoft YaHei"/>
-          <w:b/>
-        </w:rPr>
-        <w:t>「券规则 ›」</w:t>
-      </w:r>
-      <w:r>
-        <w:rPr>
-          <w:rFonts w:eastAsia="Microsoft YaHei" w:ascii="Microsoft YaHei" w:hAnsi="Microsoft YaHei"/>
-          <w:b w:val="0"/>
-        </w:rPr>
-        <w:t xml:space="preserve"> 入口按钮。点击「券规则 ›」→ 跳转该券的券规则页（新页面或全屏弹窗）。</w:t>
+        <w:t>。</w:t>
       </w:r>
     </w:p>
     <w:p>
@@ -19698,7 +19728,7 @@
         <w:rPr>
           <w:rFonts w:eastAsia="Microsoft YaHei" w:ascii="Microsoft YaHei" w:hAnsi="Microsoft YaHei"/>
         </w:rPr>
-        <w:t>4.3.1.2 详细逻辑规则</w:t>
+        <w:t>4.3.2.2 详细逻辑规则</w:t>
       </w:r>
     </w:p>
     <w:p>
@@ -19726,7 +19756,7 @@
           <w:rFonts w:eastAsia="Microsoft YaHei" w:ascii="Microsoft YaHei" w:hAnsi="Microsoft YaHei"/>
           <w:b w:val="0"/>
         </w:rPr>
-        <w:t>入口条显示条件：当前商品有≥1 张可用券（未过期、满足门槛、适用范围包含本商品）时展示；无可用券时隐藏入口条。</w:t>
+        <w:t>页面标题：「券规则说明」。</w:t>
       </w:r>
     </w:p>
     <w:p>
@@ -19738,7 +19768,21 @@
           <w:rFonts w:eastAsia="Microsoft YaHei" w:ascii="Microsoft YaHei" w:hAnsi="Microsoft YaHei"/>
           <w:b w:val="0"/>
         </w:rPr>
-        <w:t>入口条文案：优先展示面额最大的券名 + 「等N张券可用」；如只有1张则直接展示券名。</w:t>
+        <w:t>内容区：渲染《券模板表》</w:t>
+      </w:r>
+      <w:r>
+        <w:rPr>
+          <w:rFonts w:ascii="Microsoft YaHei" w:hAnsi="Microsoft YaHei" w:eastAsia="Microsoft YaHei"/>
+          <w:color w:val="BE123C"/>
+        </w:rPr>
+        <w:t>rule_desc</w:t>
+      </w:r>
+      <w:r>
+        <w:rPr>
+          <w:rFonts w:eastAsia="Microsoft YaHei" w:ascii="Microsoft YaHei" w:hAnsi="Microsoft YaHei"/>
+          <w:b w:val="0"/>
+        </w:rPr>
+        <w:t xml:space="preserve"> 字段的 HTML 内容（支持文本、图片、富文本样式）。</w:t>
       </w:r>
     </w:p>
     <w:p>
@@ -19750,7 +19794,7 @@
           <w:rFonts w:eastAsia="Microsoft YaHei" w:ascii="Microsoft YaHei" w:hAnsi="Microsoft YaHei"/>
           <w:b w:val="0"/>
         </w:rPr>
-        <w:t>优惠详情弹窗：列表展示当前商品所有可用券（含用户已持有和未持有的券），按面额从大到小排序。</w:t>
+        <w:t>内容为空时：显示「—」或「暂无规则说明」。</w:t>
       </w:r>
     </w:p>
     <w:p>
@@ -19762,13 +19806,107 @@
           <w:rFonts w:eastAsia="Microsoft YaHei" w:ascii="Microsoft YaHei" w:hAnsi="Microsoft YaHei"/>
           <w:b w:val="0"/>
         </w:rPr>
-        <w:t xml:space="preserve">弹窗内券卡片右下角固定展示 </w:t>
-      </w:r>
+        <w:t>底部固定按钮：「知道了」或左滑返回关闭页面。</w:t>
+      </w:r>
+    </w:p>
+    <w:p>
       <w:r>
         <w:rPr>
           <w:rFonts w:eastAsia="Microsoft YaHei" w:ascii="Microsoft YaHei" w:hAnsi="Microsoft YaHei"/>
           <w:b/>
         </w:rPr>
+        <w:t>入口说明</w:t>
+      </w:r>
+      <w:r>
+        <w:rPr>
+          <w:rFonts w:eastAsia="Microsoft YaHei" w:ascii="Microsoft YaHei" w:hAnsi="Microsoft YaHei"/>
+          <w:b w:val="0"/>
+        </w:rPr>
+        <w:t>（明确链路）：</w:t>
+      </w:r>
+    </w:p>
+    <w:p>
+      <w:pPr>
+        <w:pStyle w:val="ListNumber"/>
+      </w:pPr>
+      <w:r>
+        <w:rPr>
+          <w:rFonts w:eastAsia="Microsoft YaHei" w:ascii="Microsoft YaHei" w:hAnsi="Microsoft YaHei"/>
+          <w:b w:val="0"/>
+        </w:rPr>
+        <w:t xml:space="preserve">用户进入 </w:t>
+      </w:r>
+      <w:r>
+        <w:rPr>
+          <w:rFonts w:eastAsia="Microsoft YaHei" w:ascii="Microsoft YaHei" w:hAnsi="Microsoft YaHei"/>
+          <w:b/>
+        </w:rPr>
+        <w:t>商品详情页</w:t>
+      </w:r>
+      <w:r>
+        <w:rPr>
+          <w:rFonts w:eastAsia="Microsoft YaHei" w:ascii="Microsoft YaHei" w:hAnsi="Microsoft YaHei"/>
+          <w:b w:val="0"/>
+        </w:rPr>
+        <w:t xml:space="preserve"> → 看到 </w:t>
+      </w:r>
+      <w:r>
+        <w:rPr>
+          <w:rFonts w:eastAsia="Microsoft YaHei" w:ascii="Microsoft YaHei" w:hAnsi="Microsoft YaHei"/>
+          <w:b/>
+        </w:rPr>
+        <w:t>优惠券入口条</w:t>
+      </w:r>
+      <w:r>
+        <w:rPr>
+          <w:rFonts w:eastAsia="Microsoft YaHei" w:ascii="Microsoft YaHei" w:hAnsi="Microsoft YaHei"/>
+          <w:b w:val="0"/>
+        </w:rPr>
+        <w:t>（显示可用券标签/数量）。</w:t>
+      </w:r>
+    </w:p>
+    <w:p>
+      <w:pPr>
+        <w:pStyle w:val="ListNumber"/>
+      </w:pPr>
+      <w:r>
+        <w:rPr>
+          <w:rFonts w:eastAsia="Microsoft YaHei" w:ascii="Microsoft YaHei" w:hAnsi="Microsoft YaHei"/>
+          <w:b w:val="0"/>
+        </w:rPr>
+        <w:t xml:space="preserve">点击入口条 → 底部拉起 </w:t>
+      </w:r>
+      <w:r>
+        <w:rPr>
+          <w:rFonts w:eastAsia="Microsoft YaHei" w:ascii="Microsoft YaHei" w:hAnsi="Microsoft YaHei"/>
+          <w:b/>
+        </w:rPr>
+        <w:t>「优惠详情」弹窗</w:t>
+      </w:r>
+      <w:r>
+        <w:rPr>
+          <w:rFonts w:eastAsia="Microsoft YaHei" w:ascii="Microsoft YaHei" w:hAnsi="Microsoft YaHei"/>
+          <w:b w:val="0"/>
+        </w:rPr>
+        <w:t>（展示可用券列表）。</w:t>
+      </w:r>
+    </w:p>
+    <w:p>
+      <w:pPr>
+        <w:pStyle w:val="ListNumber"/>
+      </w:pPr>
+      <w:r>
+        <w:rPr>
+          <w:rFonts w:eastAsia="Microsoft YaHei" w:ascii="Microsoft YaHei" w:hAnsi="Microsoft YaHei"/>
+          <w:b w:val="0"/>
+        </w:rPr>
+        <w:t xml:space="preserve">在弹窗内点击任意券卡片的 </w:t>
+      </w:r>
+      <w:r>
+        <w:rPr>
+          <w:rFonts w:eastAsia="Microsoft YaHei" w:ascii="Microsoft YaHei" w:hAnsi="Microsoft YaHei"/>
+          <w:b/>
+        </w:rPr>
         <w:t>「券规则 ›」</w:t>
       </w:r>
       <w:r>
@@ -19776,7 +19914,37 @@
           <w:rFonts w:eastAsia="Microsoft YaHei" w:ascii="Microsoft YaHei" w:hAnsi="Microsoft YaHei"/>
           <w:b w:val="0"/>
         </w:rPr>
-        <w:t xml:space="preserve"> 文字按钮，点击跳转券规则页。</w:t>
+        <w:t xml:space="preserve"> 按钮 → 跳转 </w:t>
+      </w:r>
+      <w:r>
+        <w:rPr>
+          <w:rFonts w:eastAsia="Microsoft YaHei" w:ascii="Microsoft YaHei" w:hAnsi="Microsoft YaHei"/>
+          <w:b/>
+        </w:rPr>
+        <w:t>券规则页</w:t>
+      </w:r>
+      <w:r>
+        <w:rPr>
+          <w:rFonts w:eastAsia="Microsoft YaHei" w:ascii="Microsoft YaHei" w:hAnsi="Microsoft YaHei"/>
+          <w:b w:val="0"/>
+        </w:rPr>
+        <w:t>（本页）。</w:t>
+      </w:r>
+    </w:p>
+    <w:p>
+      <w:r>
+        <w:rPr>
+          <w:rFonts w:eastAsia="Microsoft YaHei" w:ascii="Microsoft YaHei" w:hAnsi="Microsoft YaHei"/>
+          <w:b/>
+        </w:rPr>
+        <w:t>业务逻辑与边界条件</w:t>
+      </w:r>
+      <w:r>
+        <w:rPr>
+          <w:rFonts w:eastAsia="Microsoft YaHei" w:ascii="Microsoft YaHei" w:hAnsi="Microsoft YaHei"/>
+          <w:b w:val="0"/>
+        </w:rPr>
+        <w:t>：</w:t>
       </w:r>
     </w:p>
     <w:p>
@@ -19788,23 +19956,7 @@
           <w:rFonts w:eastAsia="Microsoft YaHei" w:ascii="Microsoft YaHei" w:hAnsi="Microsoft YaHei"/>
           <w:b w:val="0"/>
         </w:rPr>
-        <w:t>弹窗顶部有关闭按钮（×）或点击蒙层关闭。</w:t>
-      </w:r>
-    </w:p>
-    <w:p>
-      <w:r>
-        <w:rPr>
-          <w:rFonts w:eastAsia="Microsoft YaHei" w:ascii="Microsoft YaHei" w:hAnsi="Microsoft YaHei"/>
-          <w:b/>
-        </w:rPr>
-        <w:t>业务逻辑与边界条件</w:t>
-      </w:r>
-      <w:r>
-        <w:rPr>
-          <w:rFonts w:eastAsia="Microsoft YaHei" w:ascii="Microsoft YaHei" w:hAnsi="Microsoft YaHei"/>
-          <w:b w:val="0"/>
-        </w:rPr>
-        <w:t>：</w:t>
+        <w:t>券规则页仅展示、无操作；不涉及领券/用券/核销逻辑。</w:t>
       </w:r>
     </w:p>
     <w:p>
@@ -19816,21 +19968,7 @@
           <w:rFonts w:eastAsia="Microsoft YaHei" w:ascii="Microsoft YaHei" w:hAnsi="Microsoft YaHei"/>
           <w:b w:val="0"/>
         </w:rPr>
-        <w:t xml:space="preserve">券的「可用」判定：未过期 + 当前商品在券适用范围內 + 用户当前端口在 </w:t>
-      </w:r>
-      <w:r>
-        <w:rPr>
-          <w:rFonts w:ascii="Microsoft YaHei" w:hAnsi="Microsoft YaHei" w:eastAsia="Microsoft YaHei"/>
-          <w:color w:val="BE123C"/>
-        </w:rPr>
-        <w:t>usable_ports</w:t>
-      </w:r>
-      <w:r>
-        <w:rPr>
-          <w:rFonts w:eastAsia="Microsoft YaHei" w:ascii="Microsoft YaHei" w:hAnsi="Microsoft YaHei"/>
-          <w:b w:val="0"/>
-        </w:rPr>
-        <w:t xml:space="preserve"> 内（端口不匹配时仍展示但置灰，点击提示「此券仅支持在 {usable_ports 端口名称} 使用」，规则同 §4.3.5）。</w:t>
+        <w:t>券规则内容与券模板绑定，同一张券的所有用户看到相同的规则说明。</w:t>
       </w:r>
     </w:p>
     <w:p>
@@ -19842,19 +19980,7 @@
           <w:rFonts w:eastAsia="Microsoft YaHei" w:ascii="Microsoft YaHei" w:hAnsi="Microsoft YaHei"/>
           <w:b w:val="0"/>
         </w:rPr>
-        <w:t>已持有券与未持有券：已持有的券在卡片上标记「已领取」或展示领取状态；未持有的券仅展示信息，本期不提供「立即领取」按钮（领券功能已删除，见 §十一 二期待办 11.2.1）。</w:t>
-      </w:r>
-    </w:p>
-    <w:p>
-      <w:pPr>
-        <w:pStyle w:val="ListBullet"/>
-      </w:pPr>
-      <w:r>
-        <w:rPr>
-          <w:rFonts w:eastAsia="Microsoft YaHei" w:ascii="Microsoft YaHei" w:hAnsi="Microsoft YaHei"/>
-          <w:b w:val="0"/>
-        </w:rPr>
-        <w:t>空态：无可用券时商品详情页不展示优惠券入口条。</w:t>
+        <w:t>纯文本长度 ≤2000 字，超出前端截断（与 §4.1.3 D2 表单字段表「券规则说明」校验一致）。</w:t>
       </w:r>
     </w:p>
     <w:p>
@@ -19865,7 +19991,7 @@
         <w:rPr>
           <w:rFonts w:eastAsia="Microsoft YaHei" w:ascii="Microsoft YaHei" w:hAnsi="Microsoft YaHei"/>
         </w:rPr>
-        <w:t>4.3.1.3 数据来源（字段级）</w:t>
+        <w:t>4.3.2.3 数据来源（字段级）</w:t>
       </w:r>
     </w:p>
     <w:tbl>
@@ -19939,38 +20065,6 @@
                 <w:rFonts w:eastAsia="Microsoft YaHei" w:ascii="Microsoft YaHei" w:hAnsi="Microsoft YaHei"/>
                 <w:b w:val="0"/>
               </w:rPr>
-              <w:t>可用券列表</w:t>
-            </w:r>
-          </w:p>
-        </w:tc>
-        <w:tc>
-          <w:tcPr>
-            <w:tcW w:type="dxa" w:w="4320"/>
-          </w:tcPr>
-          <w:p>
-            <w:r/>
-            <w:r>
-              <w:rPr>
-                <w:rFonts w:eastAsia="Microsoft YaHei" w:ascii="Microsoft YaHei" w:hAnsi="Microsoft YaHei"/>
-                <w:b w:val="0"/>
-              </w:rPr>
-              <w:t>调接口查《券模板表》+《用户券表》：商品在适用范围 + 未过期 + 端口匹配</w:t>
-            </w:r>
-          </w:p>
-        </w:tc>
-      </w:tr>
-      <w:tr>
-        <w:tc>
-          <w:tcPr>
-            <w:tcW w:type="dxa" w:w="4320"/>
-          </w:tcPr>
-          <w:p>
-            <w:r/>
-            <w:r>
-              <w:rPr>
-                <w:rFonts w:eastAsia="Microsoft YaHei" w:ascii="Microsoft YaHei" w:hAnsi="Microsoft YaHei"/>
-                <w:b w:val="0"/>
-              </w:rPr>
               <w:t>券规则说明</w:t>
             </w:r>
           </w:p>
@@ -20014,7 +20108,7 @@
         <w:rPr>
           <w:rFonts w:eastAsia="Microsoft YaHei" w:ascii="Microsoft YaHei" w:hAnsi="Microsoft YaHei"/>
         </w:rPr>
-        <w:t xml:space="preserve">4.3.2 券规则页 </w:t>
+        <w:t>4.3.4 我的优惠券（三态）</w:t>
       </w:r>
       <w:r>
         <w:rPr>
@@ -20032,7 +20126,7 @@
         <w:rPr>
           <w:rFonts w:eastAsia="Microsoft YaHei" w:ascii="Microsoft YaHei" w:hAnsi="Microsoft YaHei"/>
         </w:rPr>
-        <w:t>4.3.2.1 原型与交互示意</w:t>
+        <w:t>4.3.4.1 原型与交互示意</w:t>
       </w:r>
     </w:p>
     <w:p>
@@ -20042,7 +20136,7 @@
         </w:rPr>
         <w:drawing>
           <wp:inline xmlns:a="http://schemas.openxmlformats.org/drawingml/2006/main" xmlns:pic="http://schemas.openxmlformats.org/drawingml/2006/picture">
-            <wp:extent cx="5303520" cy="11150991"/>
+            <wp:extent cx="5303520" cy="3314700"/>
             <wp:docPr id="19" name="Picture 19"/>
             <wp:cNvGraphicFramePr>
               <a:graphicFrameLocks noChangeAspect="1"/>
@@ -20056,500 +20150,6 @@
                   </pic:nvPicPr>
                   <pic:blipFill>
                     <a:blip r:embed="rId31"/>
-                    <a:stretch>
-                      <a:fillRect/>
-                    </a:stretch>
-                  </pic:blipFill>
-                  <pic:spPr>
-                    <a:xfrm>
-                      <a:off x="0" y="0"/>
-                      <a:ext cx="5303520" cy="11150991"/>
-                    </a:xfrm>
-                    <a:prstGeom prst="rect"/>
-                  </pic:spPr>
-                </pic:pic>
-              </a:graphicData>
-            </a:graphic>
-          </wp:inline>
-        </w:drawing>
-      </w:r>
-      <w:r>
-        <w:rPr>
-          <w:rFonts w:eastAsia="Microsoft YaHei" w:ascii="Microsoft YaHei" w:hAnsi="Microsoft YaHei"/>
-          <w:i/>
-          <w:color w:val="6B7280"/>
-          <w:sz w:val="18"/>
-        </w:rPr>
-        <w:t xml:space="preserve">  券规则页</w:t>
-      </w:r>
-    </w:p>
-    <w:p>
-      <w:r>
-        <w:rPr>
-          <w:rFonts w:eastAsia="Microsoft YaHei" w:ascii="Microsoft YaHei" w:hAnsi="Microsoft YaHei"/>
-          <w:b w:val="0"/>
-        </w:rPr>
-        <w:t>券规则页为独立页面（或全屏弹窗），展示单张优惠券的完整规则说明。内容来自后端券模板的「券规则说明」富文本字段（</w:t>
-      </w:r>
-      <w:r>
-        <w:rPr>
-          <w:rFonts w:ascii="Microsoft YaHei" w:hAnsi="Microsoft YaHei" w:eastAsia="Microsoft YaHei"/>
-          <w:color w:val="BE123C"/>
-        </w:rPr>
-        <w:t>rule_desc</w:t>
-      </w:r>
-      <w:r>
-        <w:rPr>
-          <w:rFonts w:eastAsia="Microsoft YaHei" w:ascii="Microsoft YaHei" w:hAnsi="Microsoft YaHei"/>
-          <w:b w:val="0"/>
-        </w:rPr>
-        <w:t>），C 端按纯文本/HTML 直接渲染，</w:t>
-      </w:r>
-      <w:r>
-        <w:rPr>
-          <w:rFonts w:eastAsia="Microsoft YaHei" w:ascii="Microsoft YaHei" w:hAnsi="Microsoft YaHei"/>
-          <w:b/>
-        </w:rPr>
-        <w:t>不再画成固定的「有效期/适用范围/叠加规则…」结构化页面</w:t>
-      </w:r>
-      <w:r>
-        <w:rPr>
-          <w:rFonts w:eastAsia="Microsoft YaHei" w:ascii="Microsoft YaHei" w:hAnsi="Microsoft YaHei"/>
-          <w:b w:val="0"/>
-        </w:rPr>
-        <w:t>。</w:t>
-      </w:r>
-    </w:p>
-    <w:p>
-      <w:pPr>
-        <w:pStyle w:val="Heading4"/>
-      </w:pPr>
-      <w:r>
-        <w:rPr>
-          <w:rFonts w:eastAsia="Microsoft YaHei" w:ascii="Microsoft YaHei" w:hAnsi="Microsoft YaHei"/>
-        </w:rPr>
-        <w:t>4.3.2.2 详细逻辑规则</w:t>
-      </w:r>
-    </w:p>
-    <w:p>
-      <w:r>
-        <w:rPr>
-          <w:rFonts w:eastAsia="Microsoft YaHei" w:ascii="Microsoft YaHei" w:hAnsi="Microsoft YaHei"/>
-          <w:b/>
-        </w:rPr>
-        <w:t>界面与展示规则</w:t>
-      </w:r>
-      <w:r>
-        <w:rPr>
-          <w:rFonts w:eastAsia="Microsoft YaHei" w:ascii="Microsoft YaHei" w:hAnsi="Microsoft YaHei"/>
-          <w:b w:val="0"/>
-        </w:rPr>
-        <w:t>：</w:t>
-      </w:r>
-    </w:p>
-    <w:p>
-      <w:pPr>
-        <w:pStyle w:val="ListBullet"/>
-      </w:pPr>
-      <w:r>
-        <w:rPr>
-          <w:rFonts w:eastAsia="Microsoft YaHei" w:ascii="Microsoft YaHei" w:hAnsi="Microsoft YaHei"/>
-          <w:b w:val="0"/>
-        </w:rPr>
-        <w:t>页面标题：「券规则说明」。</w:t>
-      </w:r>
-    </w:p>
-    <w:p>
-      <w:pPr>
-        <w:pStyle w:val="ListBullet"/>
-      </w:pPr>
-      <w:r>
-        <w:rPr>
-          <w:rFonts w:eastAsia="Microsoft YaHei" w:ascii="Microsoft YaHei" w:hAnsi="Microsoft YaHei"/>
-          <w:b w:val="0"/>
-        </w:rPr>
-        <w:t>内容区：渲染《券模板表》</w:t>
-      </w:r>
-      <w:r>
-        <w:rPr>
-          <w:rFonts w:ascii="Microsoft YaHei" w:hAnsi="Microsoft YaHei" w:eastAsia="Microsoft YaHei"/>
-          <w:color w:val="BE123C"/>
-        </w:rPr>
-        <w:t>rule_desc</w:t>
-      </w:r>
-      <w:r>
-        <w:rPr>
-          <w:rFonts w:eastAsia="Microsoft YaHei" w:ascii="Microsoft YaHei" w:hAnsi="Microsoft YaHei"/>
-          <w:b w:val="0"/>
-        </w:rPr>
-        <w:t xml:space="preserve"> 字段的 HTML 内容（支持文本、图片、富文本样式）。</w:t>
-      </w:r>
-    </w:p>
-    <w:p>
-      <w:pPr>
-        <w:pStyle w:val="ListBullet"/>
-      </w:pPr>
-      <w:r>
-        <w:rPr>
-          <w:rFonts w:eastAsia="Microsoft YaHei" w:ascii="Microsoft YaHei" w:hAnsi="Microsoft YaHei"/>
-          <w:b w:val="0"/>
-        </w:rPr>
-        <w:t>内容为空时：显示「—」或「暂无规则说明」。</w:t>
-      </w:r>
-    </w:p>
-    <w:p>
-      <w:pPr>
-        <w:pStyle w:val="ListBullet"/>
-      </w:pPr>
-      <w:r>
-        <w:rPr>
-          <w:rFonts w:eastAsia="Microsoft YaHei" w:ascii="Microsoft YaHei" w:hAnsi="Microsoft YaHei"/>
-          <w:b w:val="0"/>
-        </w:rPr>
-        <w:t>底部固定按钮：「知道了」或左滑返回关闭页面。</w:t>
-      </w:r>
-    </w:p>
-    <w:p>
-      <w:r>
-        <w:rPr>
-          <w:rFonts w:eastAsia="Microsoft YaHei" w:ascii="Microsoft YaHei" w:hAnsi="Microsoft YaHei"/>
-          <w:b/>
-        </w:rPr>
-        <w:t>入口说明</w:t>
-      </w:r>
-      <w:r>
-        <w:rPr>
-          <w:rFonts w:eastAsia="Microsoft YaHei" w:ascii="Microsoft YaHei" w:hAnsi="Microsoft YaHei"/>
-          <w:b w:val="0"/>
-        </w:rPr>
-        <w:t>（明确链路）：</w:t>
-      </w:r>
-    </w:p>
-    <w:p>
-      <w:pPr>
-        <w:pStyle w:val="ListNumber"/>
-      </w:pPr>
-      <w:r>
-        <w:rPr>
-          <w:rFonts w:eastAsia="Microsoft YaHei" w:ascii="Microsoft YaHei" w:hAnsi="Microsoft YaHei"/>
-          <w:b w:val="0"/>
-        </w:rPr>
-        <w:t xml:space="preserve">用户进入 </w:t>
-      </w:r>
-      <w:r>
-        <w:rPr>
-          <w:rFonts w:eastAsia="Microsoft YaHei" w:ascii="Microsoft YaHei" w:hAnsi="Microsoft YaHei"/>
-          <w:b/>
-        </w:rPr>
-        <w:t>商品详情页</w:t>
-      </w:r>
-      <w:r>
-        <w:rPr>
-          <w:rFonts w:eastAsia="Microsoft YaHei" w:ascii="Microsoft YaHei" w:hAnsi="Microsoft YaHei"/>
-          <w:b w:val="0"/>
-        </w:rPr>
-        <w:t xml:space="preserve"> → 看到 </w:t>
-      </w:r>
-      <w:r>
-        <w:rPr>
-          <w:rFonts w:eastAsia="Microsoft YaHei" w:ascii="Microsoft YaHei" w:hAnsi="Microsoft YaHei"/>
-          <w:b/>
-        </w:rPr>
-        <w:t>优惠券入口条</w:t>
-      </w:r>
-      <w:r>
-        <w:rPr>
-          <w:rFonts w:eastAsia="Microsoft YaHei" w:ascii="Microsoft YaHei" w:hAnsi="Microsoft YaHei"/>
-          <w:b w:val="0"/>
-        </w:rPr>
-        <w:t>（显示可用券标签/数量）。</w:t>
-      </w:r>
-    </w:p>
-    <w:p>
-      <w:pPr>
-        <w:pStyle w:val="ListNumber"/>
-      </w:pPr>
-      <w:r>
-        <w:rPr>
-          <w:rFonts w:eastAsia="Microsoft YaHei" w:ascii="Microsoft YaHei" w:hAnsi="Microsoft YaHei"/>
-          <w:b w:val="0"/>
-        </w:rPr>
-        <w:t xml:space="preserve">点击入口条 → 底部拉起 </w:t>
-      </w:r>
-      <w:r>
-        <w:rPr>
-          <w:rFonts w:eastAsia="Microsoft YaHei" w:ascii="Microsoft YaHei" w:hAnsi="Microsoft YaHei"/>
-          <w:b/>
-        </w:rPr>
-        <w:t>「优惠详情」弹窗</w:t>
-      </w:r>
-      <w:r>
-        <w:rPr>
-          <w:rFonts w:eastAsia="Microsoft YaHei" w:ascii="Microsoft YaHei" w:hAnsi="Microsoft YaHei"/>
-          <w:b w:val="0"/>
-        </w:rPr>
-        <w:t>（展示可用券列表）。</w:t>
-      </w:r>
-    </w:p>
-    <w:p>
-      <w:pPr>
-        <w:pStyle w:val="ListNumber"/>
-      </w:pPr>
-      <w:r>
-        <w:rPr>
-          <w:rFonts w:eastAsia="Microsoft YaHei" w:ascii="Microsoft YaHei" w:hAnsi="Microsoft YaHei"/>
-          <w:b w:val="0"/>
-        </w:rPr>
-        <w:t xml:space="preserve">在弹窗内点击任意券卡片的 </w:t>
-      </w:r>
-      <w:r>
-        <w:rPr>
-          <w:rFonts w:eastAsia="Microsoft YaHei" w:ascii="Microsoft YaHei" w:hAnsi="Microsoft YaHei"/>
-          <w:b/>
-        </w:rPr>
-        <w:t>「券规则 ›」</w:t>
-      </w:r>
-      <w:r>
-        <w:rPr>
-          <w:rFonts w:eastAsia="Microsoft YaHei" w:ascii="Microsoft YaHei" w:hAnsi="Microsoft YaHei"/>
-          <w:b w:val="0"/>
-        </w:rPr>
-        <w:t xml:space="preserve"> 按钮 → 跳转 </w:t>
-      </w:r>
-      <w:r>
-        <w:rPr>
-          <w:rFonts w:eastAsia="Microsoft YaHei" w:ascii="Microsoft YaHei" w:hAnsi="Microsoft YaHei"/>
-          <w:b/>
-        </w:rPr>
-        <w:t>券规则页</w:t>
-      </w:r>
-      <w:r>
-        <w:rPr>
-          <w:rFonts w:eastAsia="Microsoft YaHei" w:ascii="Microsoft YaHei" w:hAnsi="Microsoft YaHei"/>
-          <w:b w:val="0"/>
-        </w:rPr>
-        <w:t>（本页）。</w:t>
-      </w:r>
-    </w:p>
-    <w:p>
-      <w:r>
-        <w:rPr>
-          <w:rFonts w:eastAsia="Microsoft YaHei" w:ascii="Microsoft YaHei" w:hAnsi="Microsoft YaHei"/>
-          <w:b/>
-        </w:rPr>
-        <w:t>业务逻辑与边界条件</w:t>
-      </w:r>
-      <w:r>
-        <w:rPr>
-          <w:rFonts w:eastAsia="Microsoft YaHei" w:ascii="Microsoft YaHei" w:hAnsi="Microsoft YaHei"/>
-          <w:b w:val="0"/>
-        </w:rPr>
-        <w:t>：</w:t>
-      </w:r>
-    </w:p>
-    <w:p>
-      <w:pPr>
-        <w:pStyle w:val="ListBullet"/>
-      </w:pPr>
-      <w:r>
-        <w:rPr>
-          <w:rFonts w:eastAsia="Microsoft YaHei" w:ascii="Microsoft YaHei" w:hAnsi="Microsoft YaHei"/>
-          <w:b w:val="0"/>
-        </w:rPr>
-        <w:t>券规则页仅展示、无操作；不涉及领券/用券/核销逻辑。</w:t>
-      </w:r>
-    </w:p>
-    <w:p>
-      <w:pPr>
-        <w:pStyle w:val="ListBullet"/>
-      </w:pPr>
-      <w:r>
-        <w:rPr>
-          <w:rFonts w:eastAsia="Microsoft YaHei" w:ascii="Microsoft YaHei" w:hAnsi="Microsoft YaHei"/>
-          <w:b w:val="0"/>
-        </w:rPr>
-        <w:t>券规则内容与券模板绑定，同一张券的所有用户看到相同的规则说明。</w:t>
-      </w:r>
-    </w:p>
-    <w:p>
-      <w:pPr>
-        <w:pStyle w:val="ListBullet"/>
-      </w:pPr>
-      <w:r>
-        <w:rPr>
-          <w:rFonts w:eastAsia="Microsoft YaHei" w:ascii="Microsoft YaHei" w:hAnsi="Microsoft YaHei"/>
-          <w:b w:val="0"/>
-        </w:rPr>
-        <w:t>纯文本长度 ≤2000 字，超出前端截断（与 §4.1.3 D2 表单字段表「券规则说明」校验一致）。</w:t>
-      </w:r>
-    </w:p>
-    <w:p>
-      <w:pPr>
-        <w:pStyle w:val="Heading4"/>
-      </w:pPr>
-      <w:r>
-        <w:rPr>
-          <w:rFonts w:eastAsia="Microsoft YaHei" w:ascii="Microsoft YaHei" w:hAnsi="Microsoft YaHei"/>
-        </w:rPr>
-        <w:t>4.3.2.3 数据来源（字段级）</w:t>
-      </w:r>
-    </w:p>
-    <w:tbl>
-      <w:tblPr>
-        <w:tblStyle w:val="TableGrid"/>
-        <w:tblW w:type="auto" w:w="0"/>
-        <w:tblLook w:firstColumn="1" w:firstRow="1" w:lastColumn="0" w:lastRow="0" w:noHBand="0" w:noVBand="1" w:val="04A0"/>
-        <w:jc w:val="center"/>
-        <w:tblBorders>
-          <w:top w:val="single" w:sz="4" w:space="0" w:color="999999"/>
-          <w:left w:val="single" w:sz="4" w:space="0" w:color="999999"/>
-          <w:bottom w:val="single" w:sz="4" w:space="0" w:color="999999"/>
-          <w:right w:val="single" w:sz="4" w:space="0" w:color="999999"/>
-          <w:insideH w:val="single" w:sz="4" w:space="0" w:color="999999"/>
-          <w:insideV w:val="single" w:sz="4" w:space="0" w:color="999999"/>
-        </w:tblBorders>
-      </w:tblPr>
-      <w:tblGrid>
-        <w:gridCol w:w="4320"/>
-        <w:gridCol w:w="4320"/>
-      </w:tblGrid>
-      <w:tr>
-        <w:tc>
-          <w:tcPr>
-            <w:tcW w:type="dxa" w:w="4320"/>
-          </w:tcPr>
-          <w:p>
-            <w:r>
-              <w:rPr>
-                <w:b/>
-              </w:rPr>
-            </w:r>
-            <w:r>
-              <w:rPr>
-                <w:rFonts w:eastAsia="Microsoft YaHei" w:ascii="Microsoft YaHei" w:hAnsi="Microsoft YaHei"/>
-                <w:b/>
-              </w:rPr>
-              <w:t>字段名称</w:t>
-            </w:r>
-          </w:p>
-        </w:tc>
-        <w:tc>
-          <w:tcPr>
-            <w:tcW w:type="dxa" w:w="4320"/>
-          </w:tcPr>
-          <w:p>
-            <w:r>
-              <w:rPr>
-                <w:b/>
-              </w:rPr>
-            </w:r>
-            <w:r>
-              <w:rPr>
-                <w:rFonts w:eastAsia="Microsoft YaHei" w:ascii="Microsoft YaHei" w:hAnsi="Microsoft YaHei"/>
-                <w:b/>
-              </w:rPr>
-              <w:t>取值逻辑说明</w:t>
-            </w:r>
-          </w:p>
-        </w:tc>
-      </w:tr>
-      <w:tr>
-        <w:tc>
-          <w:tcPr>
-            <w:tcW w:type="dxa" w:w="4320"/>
-          </w:tcPr>
-          <w:p>
-            <w:r/>
-            <w:r>
-              <w:rPr>
-                <w:rFonts w:eastAsia="Microsoft YaHei" w:ascii="Microsoft YaHei" w:hAnsi="Microsoft YaHei"/>
-                <w:b w:val="0"/>
-              </w:rPr>
-              <w:t>券规则说明</w:t>
-            </w:r>
-          </w:p>
-        </w:tc>
-        <w:tc>
-          <w:tcPr>
-            <w:tcW w:type="dxa" w:w="4320"/>
-          </w:tcPr>
-          <w:p>
-            <w:r/>
-            <w:r>
-              <w:rPr>
-                <w:rFonts w:eastAsia="Microsoft YaHei" w:ascii="Microsoft YaHei" w:hAnsi="Microsoft YaHei"/>
-                <w:b w:val="0"/>
-              </w:rPr>
-              <w:t>取《券模板表》</w:t>
-            </w:r>
-            <w:r>
-              <w:rPr>
-                <w:rFonts w:ascii="Microsoft YaHei" w:hAnsi="Microsoft YaHei" w:eastAsia="Microsoft YaHei"/>
-                <w:color w:val="BE123C"/>
-              </w:rPr>
-              <w:t>rule_desc</w:t>
-            </w:r>
-            <w:r>
-              <w:rPr>
-                <w:rFonts w:eastAsia="Microsoft YaHei" w:ascii="Microsoft YaHei" w:hAnsi="Microsoft YaHei"/>
-                <w:b w:val="0"/>
-              </w:rPr>
-              <w:t xml:space="preserve"> 字段（HTML 富文本）</w:t>
-            </w:r>
-          </w:p>
-        </w:tc>
-      </w:tr>
-    </w:tbl>
-    <w:p>
-      <w:pPr>
-        <w:pStyle w:val="Heading3"/>
-      </w:pPr>
-      <w:r>
-        <w:rPr>
-          <w:rFonts w:eastAsia="Microsoft YaHei" w:ascii="Microsoft YaHei" w:hAnsi="Microsoft YaHei"/>
-        </w:rPr>
-        <w:t>4.3.4 我的优惠券（三态）</w:t>
-      </w:r>
-      <w:r>
-        <w:rPr>
-          <w:rFonts w:eastAsia="Microsoft YaHei" w:ascii="Microsoft YaHei" w:hAnsi="Microsoft YaHei"/>
-          <w:b w:val="0"/>
-        </w:rPr>
-        <w:t>本期新增</w:t>
-      </w:r>
-    </w:p>
-    <w:p>
-      <w:pPr>
-        <w:pStyle w:val="Heading4"/>
-      </w:pPr>
-      <w:r>
-        <w:rPr>
-          <w:rFonts w:eastAsia="Microsoft YaHei" w:ascii="Microsoft YaHei" w:hAnsi="Microsoft YaHei"/>
-        </w:rPr>
-        <w:t>4.3.4.1 原型与交互示意</w:t>
-      </w:r>
-    </w:p>
-    <w:p>
-      <w:r>
-        <w:rPr>
-          <w:rFonts w:eastAsia="Microsoft YaHei" w:ascii="Microsoft YaHei" w:hAnsi="Microsoft YaHei"/>
-        </w:rPr>
-        <w:drawing>
-          <wp:inline xmlns:a="http://schemas.openxmlformats.org/drawingml/2006/main" xmlns:pic="http://schemas.openxmlformats.org/drawingml/2006/picture">
-            <wp:extent cx="5303520" cy="3314700"/>
-            <wp:docPr id="20" name="Picture 20"/>
-            <wp:cNvGraphicFramePr>
-              <a:graphicFrameLocks noChangeAspect="1"/>
-            </wp:cNvGraphicFramePr>
-            <a:graphic>
-              <a:graphicData uri="http://schemas.openxmlformats.org/drawingml/2006/picture">
-                <pic:pic>
-                  <pic:nvPicPr>
-                    <pic:cNvPr id="0" name="image.png"/>
-                    <pic:cNvPicPr/>
-                  </pic:nvPicPr>
-                  <pic:blipFill>
-                    <a:blip r:embed="rId32"/>
                     <a:stretch>
                       <a:fillRect/>
                     </a:stretch>
@@ -21990,7 +21590,7 @@
         <w:drawing>
           <wp:inline xmlns:a="http://schemas.openxmlformats.org/drawingml/2006/main" xmlns:pic="http://schemas.openxmlformats.org/drawingml/2006/picture">
             <wp:extent cx="5303520" cy="11150991"/>
-            <wp:docPr id="21" name="Picture 21"/>
+            <wp:docPr id="20" name="Picture 20"/>
             <wp:cNvGraphicFramePr>
               <a:graphicFrameLocks noChangeAspect="1"/>
             </wp:cNvGraphicFramePr>
@@ -22002,7 +21602,7 @@
                     <pic:cNvPicPr/>
                   </pic:nvPicPr>
                   <pic:blipFill>
-                    <a:blip r:embed="rId33"/>
+                    <a:blip r:embed="rId32"/>
                     <a:stretch>
                       <a:fillRect/>
                     </a:stretch>
@@ -22693,7 +22293,7 @@
         <w:drawing>
           <wp:inline xmlns:a="http://schemas.openxmlformats.org/drawingml/2006/main" xmlns:pic="http://schemas.openxmlformats.org/drawingml/2006/picture">
             <wp:extent cx="5303520" cy="15066818"/>
-            <wp:docPr id="22" name="Picture 22"/>
+            <wp:docPr id="21" name="Picture 21"/>
             <wp:cNvGraphicFramePr>
               <a:graphicFrameLocks noChangeAspect="1"/>
             </wp:cNvGraphicFramePr>
@@ -22705,7 +22305,7 @@
                     <pic:cNvPicPr/>
                   </pic:nvPicPr>
                   <pic:blipFill>
-                    <a:blip r:embed="rId34"/>
+                    <a:blip r:embed="rId33"/>
                     <a:stretch>
                       <a:fillRect/>
                     </a:stretch>
@@ -23984,7 +23584,7 @@
         </w:rPr>
         <w:t xml:space="preserve">本需求埋点事件与属性严格遵循 </w:t>
       </w:r>
-      <w:hyperlink r:id="rId35">
+      <w:hyperlink r:id="rId34">
         <w:r>
           <w:rPr>
             <w:rStyle w:val="Hyperlink"/>
@@ -25279,314 +24879,6 @@
           </w:p>
         </w:tc>
       </w:tr>
-      <w:tr>
-        <w:tc>
-          <w:tcPr>
-            <w:tcW w:type="dxa" w:w="1728"/>
-          </w:tcPr>
-          <w:p>
-            <w:r/>
-            <w:r>
-              <w:rPr>
-                <w:rFonts w:eastAsia="Microsoft YaHei" w:ascii="Microsoft YaHei" w:hAnsi="Microsoft YaHei"/>
-                <w:b w:val="0"/>
-              </w:rPr>
-              <w:t>10.2</w:t>
-            </w:r>
-          </w:p>
-        </w:tc>
-        <w:tc>
-          <w:tcPr>
-            <w:tcW w:type="dxa" w:w="1728"/>
-          </w:tcPr>
-          <w:p>
-            <w:r/>
-            <w:r>
-              <w:rPr>
-                <w:rFonts w:eastAsia="Microsoft YaHei" w:ascii="Microsoft YaHei" w:hAnsi="Microsoft YaHei"/>
-                <w:b w:val="0"/>
-              </w:rPr>
-              <w:t>会员中心-批量送券</w:t>
-            </w:r>
-          </w:p>
-        </w:tc>
-        <w:tc>
-          <w:tcPr>
-            <w:tcW w:type="dxa" w:w="1728"/>
-          </w:tcPr>
-          <w:p>
-            <w:r/>
-            <w:r>
-              <w:rPr>
-                <w:rFonts w:eastAsia="Microsoft YaHei" w:ascii="Microsoft YaHei" w:hAnsi="Microsoft YaHei"/>
-                <w:b w:val="0"/>
-              </w:rPr>
-              <w:t>平台端后台 · 会员中心</w:t>
-            </w:r>
-          </w:p>
-        </w:tc>
-        <w:tc>
-          <w:tcPr>
-            <w:tcW w:type="dxa" w:w="1728"/>
-          </w:tcPr>
-          <w:p>
-            <w:r/>
-            <w:r>
-              <w:rPr>
-                <w:rFonts w:eastAsia="Microsoft YaHei" w:ascii="Microsoft YaHei" w:hAnsi="Microsoft YaHei"/>
-                <w:b w:val="0"/>
-              </w:rPr>
-              <w:t>是</w:t>
-            </w:r>
-          </w:p>
-        </w:tc>
-        <w:tc>
-          <w:tcPr>
-            <w:tcW w:type="dxa" w:w="1728"/>
-          </w:tcPr>
-          <w:p>
-            <w:r/>
-            <w:r>
-              <w:rPr>
-                <w:rFonts w:eastAsia="Microsoft YaHei" w:ascii="Microsoft YaHei" w:hAnsi="Microsoft YaHei"/>
-                <w:b w:val="0"/>
-              </w:rPr>
-              <w:t>按标签圈选批量发券，原型详见 10.2</w:t>
-            </w:r>
-          </w:p>
-        </w:tc>
-      </w:tr>
-      <w:tr>
-        <w:tc>
-          <w:tcPr>
-            <w:tcW w:type="dxa" w:w="1728"/>
-          </w:tcPr>
-          <w:p>
-            <w:r/>
-            <w:r>
-              <w:rPr>
-                <w:rFonts w:eastAsia="Microsoft YaHei" w:ascii="Microsoft YaHei" w:hAnsi="Microsoft YaHei"/>
-                <w:b w:val="0"/>
-              </w:rPr>
-              <w:t>10.3</w:t>
-            </w:r>
-          </w:p>
-        </w:tc>
-        <w:tc>
-          <w:tcPr>
-            <w:tcW w:type="dxa" w:w="1728"/>
-          </w:tcPr>
-          <w:p>
-            <w:r/>
-            <w:r>
-              <w:rPr>
-                <w:rFonts w:eastAsia="Microsoft YaHei" w:ascii="Microsoft YaHei" w:hAnsi="Microsoft YaHei"/>
-                <w:b w:val="0"/>
-              </w:rPr>
-              <w:t>关联直播原型</w:t>
-            </w:r>
-          </w:p>
-        </w:tc>
-        <w:tc>
-          <w:tcPr>
-            <w:tcW w:type="dxa" w:w="1728"/>
-          </w:tcPr>
-          <w:p>
-            <w:r/>
-            <w:r>
-              <w:rPr>
-                <w:rFonts w:eastAsia="Microsoft YaHei" w:ascii="Microsoft YaHei" w:hAnsi="Microsoft YaHei"/>
-                <w:b w:val="0"/>
-              </w:rPr>
-              <w:t>平台端后台 · 直播间管理 / 直播商品池</w:t>
-            </w:r>
-          </w:p>
-        </w:tc>
-        <w:tc>
-          <w:tcPr>
-            <w:tcW w:type="dxa" w:w="1728"/>
-          </w:tcPr>
-          <w:p>
-            <w:r/>
-            <w:r>
-              <w:rPr>
-                <w:rFonts w:eastAsia="Microsoft YaHei" w:ascii="Microsoft YaHei" w:hAnsi="Microsoft YaHei"/>
-                <w:b w:val="0"/>
-              </w:rPr>
-              <w:t>是</w:t>
-            </w:r>
-          </w:p>
-        </w:tc>
-        <w:tc>
-          <w:tcPr>
-            <w:tcW w:type="dxa" w:w="1728"/>
-          </w:tcPr>
-          <w:p>
-            <w:r/>
-            <w:r>
-              <w:rPr>
-                <w:rFonts w:eastAsia="Microsoft YaHei" w:ascii="Microsoft YaHei" w:hAnsi="Microsoft YaHei"/>
-                <w:b w:val="0"/>
-              </w:rPr>
-              <w:t>直播间绑定券模板，原型详见 10.3</w:t>
-            </w:r>
-          </w:p>
-        </w:tc>
-      </w:tr>
-      <w:tr>
-        <w:tc>
-          <w:tcPr>
-            <w:tcW w:type="dxa" w:w="1728"/>
-          </w:tcPr>
-          <w:p>
-            <w:r/>
-            <w:r>
-              <w:rPr>
-                <w:rFonts w:eastAsia="Microsoft YaHei" w:ascii="Microsoft YaHei" w:hAnsi="Microsoft YaHei"/>
-                <w:b w:val="0"/>
-              </w:rPr>
-              <w:t>10.4</w:t>
-            </w:r>
-          </w:p>
-        </w:tc>
-        <w:tc>
-          <w:tcPr>
-            <w:tcW w:type="dxa" w:w="1728"/>
-          </w:tcPr>
-          <w:p>
-            <w:r/>
-            <w:r>
-              <w:rPr>
-                <w:rFonts w:eastAsia="Microsoft YaHei" w:ascii="Microsoft YaHei" w:hAnsi="Microsoft YaHei"/>
-                <w:b w:val="0"/>
-              </w:rPr>
-              <w:t>订单关联优惠券</w:t>
-            </w:r>
-          </w:p>
-        </w:tc>
-        <w:tc>
-          <w:tcPr>
-            <w:tcW w:type="dxa" w:w="1728"/>
-          </w:tcPr>
-          <w:p>
-            <w:r/>
-            <w:r>
-              <w:rPr>
-                <w:rFonts w:eastAsia="Microsoft YaHei" w:ascii="Microsoft YaHei" w:hAnsi="Microsoft YaHei"/>
-                <w:b w:val="0"/>
-              </w:rPr>
-              <w:t>平台端后台 · 订单 / 优惠券</w:t>
-            </w:r>
-          </w:p>
-        </w:tc>
-        <w:tc>
-          <w:tcPr>
-            <w:tcW w:type="dxa" w:w="1728"/>
-          </w:tcPr>
-          <w:p>
-            <w:r/>
-            <w:r>
-              <w:rPr>
-                <w:rFonts w:eastAsia="Microsoft YaHei" w:ascii="Microsoft YaHei" w:hAnsi="Microsoft YaHei"/>
-                <w:b w:val="0"/>
-              </w:rPr>
-              <w:t>是</w:t>
-            </w:r>
-          </w:p>
-        </w:tc>
-        <w:tc>
-          <w:tcPr>
-            <w:tcW w:type="dxa" w:w="1728"/>
-          </w:tcPr>
-          <w:p>
-            <w:r/>
-            <w:r>
-              <w:rPr>
-                <w:rFonts w:eastAsia="Microsoft YaHei" w:ascii="Microsoft YaHei" w:hAnsi="Microsoft YaHei"/>
-                <w:b w:val="0"/>
-              </w:rPr>
-              <w:t>券与订单映射看板，原型详见 10.4</w:t>
-            </w:r>
-          </w:p>
-        </w:tc>
-      </w:tr>
-      <w:tr>
-        <w:tc>
-          <w:tcPr>
-            <w:tcW w:type="dxa" w:w="1728"/>
-          </w:tcPr>
-          <w:p>
-            <w:r/>
-            <w:r>
-              <w:rPr>
-                <w:rFonts w:eastAsia="Microsoft YaHei" w:ascii="Microsoft YaHei" w:hAnsi="Microsoft YaHei"/>
-                <w:b w:val="0"/>
-              </w:rPr>
-              <w:t>10.7</w:t>
-            </w:r>
-          </w:p>
-        </w:tc>
-        <w:tc>
-          <w:tcPr>
-            <w:tcW w:type="dxa" w:w="1728"/>
-          </w:tcPr>
-          <w:p>
-            <w:r/>
-            <w:r>
-              <w:rPr>
-                <w:rFonts w:eastAsia="Microsoft YaHei" w:ascii="Microsoft YaHei" w:hAnsi="Microsoft YaHei"/>
-                <w:b w:val="0"/>
-              </w:rPr>
-              <w:t>优惠券关联业绩报表</w:t>
-            </w:r>
-          </w:p>
-        </w:tc>
-        <w:tc>
-          <w:tcPr>
-            <w:tcW w:type="dxa" w:w="1728"/>
-          </w:tcPr>
-          <w:p>
-            <w:r/>
-            <w:r>
-              <w:rPr>
-                <w:rFonts w:eastAsia="Microsoft YaHei" w:ascii="Microsoft YaHei" w:hAnsi="Microsoft YaHei"/>
-                <w:b w:val="0"/>
-              </w:rPr>
-              <w:t>平台端后台 · 业绩报表 ⚠️ 菜单路径待确认</w:t>
-            </w:r>
-          </w:p>
-        </w:tc>
-        <w:tc>
-          <w:tcPr>
-            <w:tcW w:type="dxa" w:w="1728"/>
-          </w:tcPr>
-          <w:p>
-            <w:r/>
-            <w:r>
-              <w:rPr>
-                <w:rFonts w:eastAsia="Microsoft YaHei" w:ascii="Microsoft YaHei" w:hAnsi="Microsoft YaHei"/>
-                <w:b w:val="0"/>
-              </w:rPr>
-              <w:t>否</w:t>
-            </w:r>
-          </w:p>
-        </w:tc>
-        <w:tc>
-          <w:tcPr>
-            <w:tcW w:type="dxa" w:w="1728"/>
-          </w:tcPr>
-          <w:p>
-            <w:r/>
-            <w:r>
-              <w:rPr>
-                <w:rFonts w:eastAsia="Microsoft YaHei" w:ascii="Microsoft YaHei" w:hAnsi="Microsoft YaHei"/>
-                <w:b w:val="0"/>
-              </w:rPr>
-              <w:t>付款完成计优惠金额入业绩，退款不冲减，详见 10.7</w:t>
-            </w:r>
-          </w:p>
-        </w:tc>
-      </w:tr>
     </w:tbl>
     <w:p>
       <w:pPr>
@@ -26836,7 +26128,7 @@
         </w:rPr>
         <w:t>：</w:t>
       </w:r>
-      <w:hyperlink r:id="rId36">
+      <w:hyperlink r:id="rId35">
         <w:r>
           <w:rPr>
             <w:rStyle w:val="Hyperlink"/>
@@ -26862,59 +26154,12 @@
       </w:r>
     </w:p>
     <w:p>
-      <w:pPr>
-        <w:jc w:val="center"/>
-      </w:pPr>
-      <w:r>
-        <w:rPr>
-          <w:rFonts w:eastAsia="Microsoft YaHei" w:ascii="Microsoft YaHei" w:hAnsi="Microsoft YaHei"/>
-        </w:rPr>
-        <w:drawing>
-          <wp:inline xmlns:a="http://schemas.openxmlformats.org/drawingml/2006/main" xmlns:pic="http://schemas.openxmlformats.org/drawingml/2006/picture">
-            <wp:extent cx="5303520" cy="3729038"/>
-            <wp:docPr id="23" name="Picture 23"/>
-            <wp:cNvGraphicFramePr>
-              <a:graphicFrameLocks noChangeAspect="1"/>
-            </wp:cNvGraphicFramePr>
-            <a:graphic>
-              <a:graphicData uri="http://schemas.openxmlformats.org/drawingml/2006/picture">
-                <pic:pic>
-                  <pic:nvPicPr>
-                    <pic:cNvPr id="0" name="image.png"/>
-                    <pic:cNvPicPr/>
-                  </pic:nvPicPr>
-                  <pic:blipFill>
-                    <a:blip r:embed="rId37"/>
-                    <a:stretch>
-                      <a:fillRect/>
-                    </a:stretch>
-                  </pic:blipFill>
-                  <pic:spPr>
-                    <a:xfrm>
-                      <a:off x="0" y="0"/>
-                      <a:ext cx="5303520" cy="3729038"/>
-                    </a:xfrm>
-                    <a:prstGeom prst="rect"/>
-                  </pic:spPr>
-                </pic:pic>
-              </a:graphicData>
-            </a:graphic>
-          </wp:inline>
-        </w:drawing>
-      </w:r>
-    </w:p>
-    <w:p>
-      <w:pPr>
-        <w:jc w:val="center"/>
-      </w:pPr>
-      <w:r>
-        <w:rPr>
-          <w:rFonts w:eastAsia="Microsoft YaHei" w:ascii="Microsoft YaHei" w:hAnsi="Microsoft YaHei"/>
-          <w:i/>
-          <w:color w:val="6B7280"/>
-          <w:sz w:val="18"/>
-        </w:rPr>
-        <w:t>会员中心-批量送券原型</w:t>
+      <w:r>
+        <w:rPr>
+          <w:rFonts w:eastAsia="Microsoft YaHei" w:ascii="Microsoft YaHei" w:hAnsi="Microsoft YaHei"/>
+          <w:color w:val="DC2626"/>
+        </w:rPr>
+        <w:t>[缺失图片] 会员中心-批量送券原型</w:t>
       </w:r>
     </w:p>
     <w:p>
@@ -26975,7 +26220,7 @@
         </w:rPr>
         <w:t>：</w:t>
       </w:r>
-      <w:hyperlink r:id="rId38">
+      <w:hyperlink r:id="rId36">
         <w:r>
           <w:rPr>
             <w:rStyle w:val="Hyperlink"/>
@@ -27001,59 +26246,12 @@
       </w:r>
     </w:p>
     <w:p>
-      <w:pPr>
-        <w:jc w:val="center"/>
-      </w:pPr>
-      <w:r>
-        <w:rPr>
-          <w:rFonts w:eastAsia="Microsoft YaHei" w:ascii="Microsoft YaHei" w:hAnsi="Microsoft YaHei"/>
-        </w:rPr>
-        <w:drawing>
-          <wp:inline xmlns:a="http://schemas.openxmlformats.org/drawingml/2006/main" xmlns:pic="http://schemas.openxmlformats.org/drawingml/2006/picture">
-            <wp:extent cx="5303520" cy="3729038"/>
-            <wp:docPr id="24" name="Picture 24"/>
-            <wp:cNvGraphicFramePr>
-              <a:graphicFrameLocks noChangeAspect="1"/>
-            </wp:cNvGraphicFramePr>
-            <a:graphic>
-              <a:graphicData uri="http://schemas.openxmlformats.org/drawingml/2006/picture">
-                <pic:pic>
-                  <pic:nvPicPr>
-                    <pic:cNvPr id="0" name="image.png"/>
-                    <pic:cNvPicPr/>
-                  </pic:nvPicPr>
-                  <pic:blipFill>
-                    <a:blip r:embed="rId39"/>
-                    <a:stretch>
-                      <a:fillRect/>
-                    </a:stretch>
-                  </pic:blipFill>
-                  <pic:spPr>
-                    <a:xfrm>
-                      <a:off x="0" y="0"/>
-                      <a:ext cx="5303520" cy="3729038"/>
-                    </a:xfrm>
-                    <a:prstGeom prst="rect"/>
-                  </pic:spPr>
-                </pic:pic>
-              </a:graphicData>
-            </a:graphic>
-          </wp:inline>
-        </w:drawing>
-      </w:r>
-    </w:p>
-    <w:p>
-      <w:pPr>
-        <w:jc w:val="center"/>
-      </w:pPr>
-      <w:r>
-        <w:rPr>
-          <w:rFonts w:eastAsia="Microsoft YaHei" w:ascii="Microsoft YaHei" w:hAnsi="Microsoft YaHei"/>
-          <w:i/>
-          <w:color w:val="6B7280"/>
-          <w:sz w:val="18"/>
-        </w:rPr>
-        <w:t>关联直播原型</w:t>
+      <w:r>
+        <w:rPr>
+          <w:rFonts w:eastAsia="Microsoft YaHei" w:ascii="Microsoft YaHei" w:hAnsi="Microsoft YaHei"/>
+          <w:color w:val="DC2626"/>
+        </w:rPr>
+        <w:t>[缺失图片] 关联直播原型</w:t>
       </w:r>
     </w:p>
     <w:p>
@@ -27114,7 +26312,7 @@
         </w:rPr>
         <w:t>：</w:t>
       </w:r>
-      <w:hyperlink r:id="rId40">
+      <w:hyperlink r:id="rId37">
         <w:r>
           <w:rPr>
             <w:rStyle w:val="Hyperlink"/>
@@ -27140,59 +26338,12 @@
       </w:r>
     </w:p>
     <w:p>
-      <w:pPr>
-        <w:jc w:val="center"/>
-      </w:pPr>
-      <w:r>
-        <w:rPr>
-          <w:rFonts w:eastAsia="Microsoft YaHei" w:ascii="Microsoft YaHei" w:hAnsi="Microsoft YaHei"/>
-        </w:rPr>
-        <w:drawing>
-          <wp:inline xmlns:a="http://schemas.openxmlformats.org/drawingml/2006/main" xmlns:pic="http://schemas.openxmlformats.org/drawingml/2006/picture">
-            <wp:extent cx="5303520" cy="3729038"/>
-            <wp:docPr id="25" name="Picture 25"/>
-            <wp:cNvGraphicFramePr>
-              <a:graphicFrameLocks noChangeAspect="1"/>
-            </wp:cNvGraphicFramePr>
-            <a:graphic>
-              <a:graphicData uri="http://schemas.openxmlformats.org/drawingml/2006/picture">
-                <pic:pic>
-                  <pic:nvPicPr>
-                    <pic:cNvPr id="0" name="image.png"/>
-                    <pic:cNvPicPr/>
-                  </pic:nvPicPr>
-                  <pic:blipFill>
-                    <a:blip r:embed="rId41"/>
-                    <a:stretch>
-                      <a:fillRect/>
-                    </a:stretch>
-                  </pic:blipFill>
-                  <pic:spPr>
-                    <a:xfrm>
-                      <a:off x="0" y="0"/>
-                      <a:ext cx="5303520" cy="3729038"/>
-                    </a:xfrm>
-                    <a:prstGeom prst="rect"/>
-                  </pic:spPr>
-                </pic:pic>
-              </a:graphicData>
-            </a:graphic>
-          </wp:inline>
-        </w:drawing>
-      </w:r>
-    </w:p>
-    <w:p>
-      <w:pPr>
-        <w:jc w:val="center"/>
-      </w:pPr>
-      <w:r>
-        <w:rPr>
-          <w:rFonts w:eastAsia="Microsoft YaHei" w:ascii="Microsoft YaHei" w:hAnsi="Microsoft YaHei"/>
-          <w:i/>
-          <w:color w:val="6B7280"/>
-          <w:sz w:val="18"/>
-        </w:rPr>
-        <w:t>订单关联优惠券原型</w:t>
+      <w:r>
+        <w:rPr>
+          <w:rFonts w:eastAsia="Microsoft YaHei" w:ascii="Microsoft YaHei" w:hAnsi="Microsoft YaHei"/>
+          <w:color w:val="DC2626"/>
+        </w:rPr>
+        <w:t>[缺失图片] 订单关联优惠券原型</w:t>
       </w:r>
     </w:p>
     <w:p>
@@ -27203,7 +26354,7 @@
         <w:rPr>
           <w:rFonts w:eastAsia="Microsoft YaHei" w:ascii="Microsoft YaHei" w:hAnsi="Microsoft YaHei"/>
         </w:rPr>
-        <w:t>10.7 优惠券关联业绩报表</w:t>
+        <w:t>10.5 会员直接发券</w:t>
       </w:r>
     </w:p>
     <w:p>
@@ -27219,21 +26370,7 @@
           <w:rFonts w:eastAsia="Microsoft YaHei" w:ascii="Microsoft YaHei" w:hAnsi="Microsoft YaHei"/>
           <w:b w:val="0"/>
         </w:rPr>
-        <w:t>：业绩报表需体现优惠券对订单业绩的贡献。订单完成「下单 + 付款」后，业绩报表按订单维度生成/更新业绩记录，并将该订单使用的优惠券抵扣金额计入报表对应订单的业绩金额中（即「优惠金额」增加对应订单金额）。含优惠券的订单发生退款时，业绩报表</w:t>
-      </w:r>
-      <w:r>
-        <w:rPr>
-          <w:rFonts w:eastAsia="Microsoft YaHei" w:ascii="Microsoft YaHei" w:hAnsi="Microsoft YaHei"/>
-          <w:b/>
-        </w:rPr>
-        <w:t>不回滚、不扣减</w:t>
-      </w:r>
-      <w:r>
-        <w:rPr>
-          <w:rFonts w:eastAsia="Microsoft YaHei" w:ascii="Microsoft YaHei" w:hAnsi="Microsoft YaHei"/>
-          <w:b w:val="0"/>
-        </w:rPr>
-        <w:t>原业绩记录。</w:t>
+        <w:t>：平台端后台为运营提供「针对单个会员直接发券」的能力。运营在用户详情页或会员列表中，选择目标用户和券模板，一键发放。适用于客服补偿、运营手动触达等单点场景。</w:t>
       </w:r>
     </w:p>
     <w:p>
@@ -27242,658 +26379,106 @@
           <w:rFonts w:eastAsia="Microsoft YaHei" w:ascii="Microsoft YaHei" w:hAnsi="Microsoft YaHei"/>
           <w:b/>
         </w:rPr>
-        <w:t>归属位置</w:t>
+        <w:t>与优惠券体系的关系</w:t>
+      </w:r>
+      <w:r>
+        <w:rPr>
+          <w:rFonts w:eastAsia="Microsoft YaHei" w:ascii="Microsoft YaHei" w:hAnsi="Microsoft YaHei"/>
+          <w:b w:val="0"/>
+        </w:rPr>
+        <w:t>：直接发券是批量送券的「单条」版本，同样调用券模板发券接口写入用户券账户；单条发放不做标签筛选，直接指定用户 ID。</w:t>
       </w:r>
     </w:p>
-    <w:tbl>
-      <w:tblPr>
-        <w:tblStyle w:val="TableGrid"/>
-        <w:tblW w:type="auto" w:w="0"/>
-        <w:tblLook w:firstColumn="1" w:firstRow="1" w:lastColumn="0" w:lastRow="0" w:noHBand="0" w:noVBand="1" w:val="04A0"/>
-        <w:jc w:val="center"/>
-        <w:tblBorders>
-          <w:top w:val="single" w:sz="4" w:space="0" w:color="999999"/>
-          <w:left w:val="single" w:sz="4" w:space="0" w:color="999999"/>
-          <w:bottom w:val="single" w:sz="4" w:space="0" w:color="999999"/>
-          <w:right w:val="single" w:sz="4" w:space="0" w:color="999999"/>
-          <w:insideH w:val="single" w:sz="4" w:space="0" w:color="999999"/>
-          <w:insideV w:val="single" w:sz="4" w:space="0" w:color="999999"/>
-        </w:tblBorders>
-      </w:tblPr>
-      <w:tblGrid>
-        <w:gridCol w:w="4320"/>
-        <w:gridCol w:w="4320"/>
-      </w:tblGrid>
-      <w:tr>
-        <w:tc>
-          <w:tcPr>
-            <w:tcW w:type="dxa" w:w="4320"/>
-          </w:tcPr>
-          <w:p>
-            <w:r>
-              <w:rPr>
-                <w:b/>
-              </w:rPr>
-            </w:r>
-            <w:r>
-              <w:rPr>
-                <w:rFonts w:eastAsia="Microsoft YaHei" w:ascii="Microsoft YaHei" w:hAnsi="Microsoft YaHei"/>
-                <w:b/>
-              </w:rPr>
-              <w:t>项</w:t>
-            </w:r>
-          </w:p>
-        </w:tc>
-        <w:tc>
-          <w:tcPr>
-            <w:tcW w:type="dxa" w:w="4320"/>
-          </w:tcPr>
-          <w:p>
-            <w:r>
-              <w:rPr>
-                <w:b/>
-              </w:rPr>
-            </w:r>
-            <w:r>
-              <w:rPr>
-                <w:rFonts w:eastAsia="Microsoft YaHei" w:ascii="Microsoft YaHei" w:hAnsi="Microsoft YaHei"/>
-                <w:b/>
-              </w:rPr>
-              <w:t>说明</w:t>
-            </w:r>
-          </w:p>
-        </w:tc>
-      </w:tr>
-      <w:tr>
-        <w:tc>
-          <w:tcPr>
-            <w:tcW w:type="dxa" w:w="4320"/>
-          </w:tcPr>
-          <w:p>
-            <w:r/>
-            <w:r>
-              <w:rPr>
-                <w:rFonts w:eastAsia="Microsoft YaHei" w:ascii="Microsoft YaHei" w:hAnsi="Microsoft YaHei"/>
-                <w:b w:val="0"/>
-              </w:rPr>
-              <w:t>端口</w:t>
-            </w:r>
-          </w:p>
-        </w:tc>
-        <w:tc>
-          <w:tcPr>
-            <w:tcW w:type="dxa" w:w="4320"/>
-          </w:tcPr>
-          <w:p>
-            <w:r/>
-            <w:r>
-              <w:rPr>
-                <w:rFonts w:eastAsia="Microsoft YaHei" w:ascii="Microsoft YaHei" w:hAnsi="Microsoft YaHei"/>
-                <w:b w:val="0"/>
-              </w:rPr>
-              <w:t>平台端后台</w:t>
-            </w:r>
-          </w:p>
-        </w:tc>
-      </w:tr>
-      <w:tr>
-        <w:tc>
-          <w:tcPr>
-            <w:tcW w:type="dxa" w:w="4320"/>
-          </w:tcPr>
-          <w:p>
-            <w:r/>
-            <w:r>
-              <w:rPr>
-                <w:rFonts w:eastAsia="Microsoft YaHei" w:ascii="Microsoft YaHei" w:hAnsi="Microsoft YaHei"/>
-                <w:b w:val="0"/>
-              </w:rPr>
-              <w:t>页面路径</w:t>
-            </w:r>
-          </w:p>
-        </w:tc>
-        <w:tc>
-          <w:tcPr>
-            <w:tcW w:type="dxa" w:w="4320"/>
-          </w:tcPr>
-          <w:p>
-            <w:r/>
-            <w:r>
-              <w:rPr>
-                <w:rFonts w:eastAsia="Microsoft YaHei" w:ascii="Microsoft YaHei" w:hAnsi="Microsoft YaHei"/>
-                <w:b w:val="0"/>
-              </w:rPr>
-              <w:t>⚠️ 待确认 @干系人（业绩报表在平台端后台的归属菜单，如「数据 / 业绩报表」或「财务 / 业绩报表」）</w:t>
-            </w:r>
-          </w:p>
-        </w:tc>
-      </w:tr>
-      <w:tr>
-        <w:tc>
-          <w:tcPr>
-            <w:tcW w:type="dxa" w:w="4320"/>
-          </w:tcPr>
-          <w:p>
-            <w:r/>
-            <w:r>
-              <w:rPr>
-                <w:rFonts w:eastAsia="Microsoft YaHei" w:ascii="Microsoft YaHei" w:hAnsi="Microsoft YaHei"/>
-                <w:b w:val="0"/>
-              </w:rPr>
-              <w:t>页面性质</w:t>
-            </w:r>
-          </w:p>
-        </w:tc>
-        <w:tc>
-          <w:tcPr>
-            <w:tcW w:type="dxa" w:w="4320"/>
-          </w:tcPr>
-          <w:p>
-            <w:r/>
-            <w:r>
-              <w:rPr>
-                <w:rFonts w:eastAsia="Microsoft YaHei" w:ascii="Microsoft YaHei" w:hAnsi="Microsoft YaHei"/>
-                <w:b/>
-              </w:rPr>
-              <w:t>既有页面增量</w:t>
-            </w:r>
-            <w:r>
-              <w:rPr>
-                <w:rFonts w:eastAsia="Microsoft YaHei" w:ascii="Microsoft YaHei" w:hAnsi="Microsoft YaHei"/>
-                <w:b w:val="0"/>
-              </w:rPr>
-              <w:t>，本期在业绩报表中新增「优惠金额」口径说明，不出原型</w:t>
-            </w:r>
-          </w:p>
-        </w:tc>
-      </w:tr>
-      <w:tr>
-        <w:tc>
-          <w:tcPr>
-            <w:tcW w:type="dxa" w:w="4320"/>
-          </w:tcPr>
-          <w:p>
-            <w:r/>
-            <w:r>
-              <w:rPr>
-                <w:rFonts w:eastAsia="Microsoft YaHei" w:ascii="Microsoft YaHei" w:hAnsi="Microsoft YaHei"/>
-                <w:b w:val="0"/>
-              </w:rPr>
-              <w:t>改动范围</w:t>
-            </w:r>
-          </w:p>
-        </w:tc>
-        <w:tc>
-          <w:tcPr>
-            <w:tcW w:type="dxa" w:w="4320"/>
-          </w:tcPr>
-          <w:p>
-            <w:r/>
-            <w:r>
-              <w:rPr>
-                <w:rFonts w:eastAsia="Microsoft YaHei" w:ascii="Microsoft YaHei" w:hAnsi="Microsoft YaHei"/>
-                <w:b w:val="0"/>
-              </w:rPr>
-              <w:t>业绩报表订单业绩口径纳入优惠券抵扣金额；明确退款不回冲业绩</w:t>
-            </w:r>
-          </w:p>
-        </w:tc>
-      </w:tr>
-    </w:tbl>
     <w:p>
       <w:r>
         <w:rPr>
           <w:rFonts w:eastAsia="Microsoft YaHei" w:ascii="Microsoft YaHei" w:hAnsi="Microsoft YaHei"/>
           <w:b/>
         </w:rPr>
-        <w:t>需求点 1：订单付款完成，优惠金额计入业绩报表</w:t>
-      </w:r>
+        <w:t>原型短链</w:t>
+      </w:r>
+      <w:r>
+        <w:rPr>
+          <w:rFonts w:eastAsia="Microsoft YaHei" w:ascii="Microsoft YaHei" w:hAnsi="Microsoft YaHei"/>
+          <w:b w:val="0"/>
+        </w:rPr>
+        <w:t>：</w:t>
+      </w:r>
+      <w:hyperlink r:id="rId38">
+        <w:r>
+          <w:rPr>
+            <w:rStyle w:val="Hyperlink"/>
+          </w:rPr>
+          <w:t>https://ddyuan-spec.github.io/taixiaohu/coupon-direct-send.html</w:t>
+        </w:r>
+      </w:hyperlink>
     </w:p>
-    <w:tbl>
-      <w:tblPr>
-        <w:tblStyle w:val="TableGrid"/>
-        <w:tblW w:type="auto" w:w="0"/>
-        <w:tblLook w:firstColumn="1" w:firstRow="1" w:lastColumn="0" w:lastRow="0" w:noHBand="0" w:noVBand="1" w:val="04A0"/>
-        <w:jc w:val="center"/>
-        <w:tblBorders>
-          <w:top w:val="single" w:sz="4" w:space="0" w:color="999999"/>
-          <w:left w:val="single" w:sz="4" w:space="0" w:color="999999"/>
-          <w:bottom w:val="single" w:sz="4" w:space="0" w:color="999999"/>
-          <w:right w:val="single" w:sz="4" w:space="0" w:color="999999"/>
-          <w:insideH w:val="single" w:sz="4" w:space="0" w:color="999999"/>
-          <w:insideV w:val="single" w:sz="4" w:space="0" w:color="999999"/>
-        </w:tblBorders>
-      </w:tblPr>
-      <w:tblGrid>
-        <w:gridCol w:w="4320"/>
-        <w:gridCol w:w="4320"/>
-      </w:tblGrid>
-      <w:tr>
-        <w:tc>
-          <w:tcPr>
-            <w:tcW w:type="dxa" w:w="4320"/>
-          </w:tcPr>
-          <w:p>
-            <w:r>
-              <w:rPr>
-                <w:b/>
-              </w:rPr>
-            </w:r>
-            <w:r>
-              <w:rPr>
-                <w:rFonts w:eastAsia="Microsoft YaHei" w:ascii="Microsoft YaHei" w:hAnsi="Microsoft YaHei"/>
-                <w:b/>
-              </w:rPr>
-              <w:t>项</w:t>
-            </w:r>
-          </w:p>
-        </w:tc>
-        <w:tc>
-          <w:tcPr>
-            <w:tcW w:type="dxa" w:w="4320"/>
-          </w:tcPr>
-          <w:p>
-            <w:r>
-              <w:rPr>
-                <w:b/>
-              </w:rPr>
-            </w:r>
-            <w:r>
-              <w:rPr>
-                <w:rFonts w:eastAsia="Microsoft YaHei" w:ascii="Microsoft YaHei" w:hAnsi="Microsoft YaHei"/>
-                <w:b/>
-              </w:rPr>
-              <w:t>需求说明</w:t>
-            </w:r>
-          </w:p>
-        </w:tc>
-      </w:tr>
-      <w:tr>
-        <w:tc>
-          <w:tcPr>
-            <w:tcW w:type="dxa" w:w="4320"/>
-          </w:tcPr>
-          <w:p>
-            <w:r/>
-            <w:r>
-              <w:rPr>
-                <w:rFonts w:eastAsia="Microsoft YaHei" w:ascii="Microsoft YaHei" w:hAnsi="Microsoft YaHei"/>
-                <w:b w:val="0"/>
-              </w:rPr>
-              <w:t>触发时点</w:t>
-            </w:r>
-          </w:p>
-        </w:tc>
-        <w:tc>
-          <w:tcPr>
-            <w:tcW w:type="dxa" w:w="4320"/>
-          </w:tcPr>
-          <w:p>
-            <w:r/>
-            <w:r>
-              <w:rPr>
-                <w:rFonts w:eastAsia="Microsoft YaHei" w:ascii="Microsoft YaHei" w:hAnsi="Microsoft YaHei"/>
-                <w:b w:val="0"/>
-              </w:rPr>
-              <w:t>订单状态变为</w:t>
-            </w:r>
-            <w:r>
-              <w:rPr>
-                <w:rFonts w:eastAsia="Microsoft YaHei" w:ascii="Microsoft YaHei" w:hAnsi="Microsoft YaHei"/>
-                <w:b/>
-              </w:rPr>
-              <w:t>「已支付」（付款完成）</w:t>
-            </w:r>
-            <w:r>
-              <w:rPr>
-                <w:rFonts w:eastAsia="Microsoft YaHei" w:ascii="Microsoft YaHei" w:hAnsi="Microsoft YaHei"/>
-                <w:b w:val="0"/>
-              </w:rPr>
-              <w:t>时，业绩报表新增/更新该订单业绩记录</w:t>
-            </w:r>
-          </w:p>
-        </w:tc>
-      </w:tr>
-      <w:tr>
-        <w:tc>
-          <w:tcPr>
-            <w:tcW w:type="dxa" w:w="4320"/>
-          </w:tcPr>
-          <w:p>
-            <w:r/>
-            <w:r>
-              <w:rPr>
-                <w:rFonts w:eastAsia="Microsoft YaHei" w:ascii="Microsoft YaHei" w:hAnsi="Microsoft YaHei"/>
-                <w:b w:val="0"/>
-              </w:rPr>
-              <w:t>优惠金额取值</w:t>
-            </w:r>
-          </w:p>
-        </w:tc>
-        <w:tc>
-          <w:tcPr>
-            <w:tcW w:type="dxa" w:w="4320"/>
-          </w:tcPr>
-          <w:p>
-            <w:r/>
-            <w:r>
-              <w:rPr>
-                <w:rFonts w:eastAsia="Microsoft YaHei" w:ascii="Microsoft YaHei" w:hAnsi="Microsoft YaHei"/>
-                <w:b w:val="0"/>
-              </w:rPr>
-              <w:t>该订单使用的</w:t>
-            </w:r>
-            <w:r>
-              <w:rPr>
-                <w:rFonts w:eastAsia="Microsoft YaHei" w:ascii="Microsoft YaHei" w:hAnsi="Microsoft YaHei"/>
-                <w:b/>
-              </w:rPr>
-              <w:t>全部优惠券抵扣金额之和</w:t>
-            </w:r>
-            <w:r>
-              <w:rPr>
-                <w:rFonts w:eastAsia="Microsoft YaHei" w:ascii="Microsoft YaHei" w:hAnsi="Microsoft YaHei"/>
-                <w:b w:val="0"/>
-              </w:rPr>
-              <w:t>（多券叠加时求和）</w:t>
-            </w:r>
-          </w:p>
-        </w:tc>
-      </w:tr>
-      <w:tr>
-        <w:tc>
-          <w:tcPr>
-            <w:tcW w:type="dxa" w:w="4320"/>
-          </w:tcPr>
-          <w:p>
-            <w:r/>
-            <w:r>
-              <w:rPr>
-                <w:rFonts w:eastAsia="Microsoft YaHei" w:ascii="Microsoft YaHei" w:hAnsi="Microsoft YaHei"/>
-                <w:b w:val="0"/>
-              </w:rPr>
-              <w:t>业绩金额口径</w:t>
-            </w:r>
-          </w:p>
-        </w:tc>
-        <w:tc>
-          <w:tcPr>
-            <w:tcW w:type="dxa" w:w="4320"/>
-          </w:tcPr>
-          <w:p>
-            <w:r/>
-            <w:r>
-              <w:rPr>
-                <w:rFonts w:eastAsia="Microsoft YaHei" w:ascii="Microsoft YaHei" w:hAnsi="Microsoft YaHei"/>
-                <w:b w:val="0"/>
-              </w:rPr>
-              <w:t xml:space="preserve">业绩报表该订单行的业绩金额 = </w:t>
-            </w:r>
-            <w:r>
-              <w:rPr>
-                <w:rFonts w:eastAsia="Microsoft YaHei" w:ascii="Microsoft YaHei" w:hAnsi="Microsoft YaHei"/>
-                <w:b/>
-              </w:rPr>
-              <w:t>订单实付金额 + 优惠金额</w:t>
-            </w:r>
-            <w:r>
-              <w:rPr>
-                <w:rFonts w:eastAsia="Microsoft YaHei" w:ascii="Microsoft YaHei" w:hAnsi="Microsoft YaHei"/>
-                <w:b w:val="0"/>
-              </w:rPr>
-              <w:t>（即按订单应付总额口径，优惠部分计入业绩）；⚠️ 待确认 @干系人（业绩报表是否统一展示「实付金额 / 优惠金额 / 业绩总额」三列，或仅调整总额口径）</w:t>
-            </w:r>
-          </w:p>
-        </w:tc>
-      </w:tr>
-      <w:tr>
-        <w:tc>
-          <w:tcPr>
-            <w:tcW w:type="dxa" w:w="4320"/>
-          </w:tcPr>
-          <w:p>
-            <w:r/>
-            <w:r>
-              <w:rPr>
-                <w:rFonts w:eastAsia="Microsoft YaHei" w:ascii="Microsoft YaHei" w:hAnsi="Microsoft YaHei"/>
-                <w:b w:val="0"/>
-              </w:rPr>
-              <w:t>数据来源</w:t>
-            </w:r>
-          </w:p>
-        </w:tc>
-        <w:tc>
-          <w:tcPr>
-            <w:tcW w:type="dxa" w:w="4320"/>
-          </w:tcPr>
-          <w:p>
-            <w:r/>
-            <w:r>
-              <w:rPr>
-                <w:rFonts w:eastAsia="Microsoft YaHei" w:ascii="Microsoft YaHei" w:hAnsi="Microsoft YaHei"/>
-                <w:b w:val="0"/>
-              </w:rPr>
-              <w:t>优惠金额取自订单关联优惠券的抵扣记录（关联需求 10.4 订单关联优惠券），非实时重算</w:t>
-            </w:r>
-          </w:p>
-        </w:tc>
-      </w:tr>
-    </w:tbl>
     <w:p>
       <w:r>
         <w:rPr>
           <w:rFonts w:eastAsia="Microsoft YaHei" w:ascii="Microsoft YaHei" w:hAnsi="Microsoft YaHei"/>
           <w:b/>
         </w:rPr>
-        <w:t>需求点 2：含优惠券订单退款不影响业绩报表</w:t>
+        <w:t>原型截图</w:t>
+      </w:r>
+      <w:r>
+        <w:rPr>
+          <w:rFonts w:eastAsia="Microsoft YaHei" w:ascii="Microsoft YaHei" w:hAnsi="Microsoft YaHei"/>
+          <w:b w:val="0"/>
+        </w:rPr>
+        <w:t>：</w:t>
       </w:r>
     </w:p>
-    <w:tbl>
-      <w:tblPr>
-        <w:tblStyle w:val="TableGrid"/>
-        <w:tblW w:type="auto" w:w="0"/>
-        <w:tblLook w:firstColumn="1" w:firstRow="1" w:lastColumn="0" w:lastRow="0" w:noHBand="0" w:noVBand="1" w:val="04A0"/>
-        <w:jc w:val="center"/>
-        <w:tblBorders>
-          <w:top w:val="single" w:sz="4" w:space="0" w:color="999999"/>
-          <w:left w:val="single" w:sz="4" w:space="0" w:color="999999"/>
-          <w:bottom w:val="single" w:sz="4" w:space="0" w:color="999999"/>
-          <w:right w:val="single" w:sz="4" w:space="0" w:color="999999"/>
-          <w:insideH w:val="single" w:sz="4" w:space="0" w:color="999999"/>
-          <w:insideV w:val="single" w:sz="4" w:space="0" w:color="999999"/>
-        </w:tblBorders>
-      </w:tblPr>
-      <w:tblGrid>
-        <w:gridCol w:w="4320"/>
-        <w:gridCol w:w="4320"/>
-      </w:tblGrid>
-      <w:tr>
-        <w:tc>
-          <w:tcPr>
-            <w:tcW w:type="dxa" w:w="4320"/>
-          </w:tcPr>
-          <w:p>
-            <w:r>
-              <w:rPr>
-                <w:b/>
-              </w:rPr>
-            </w:r>
-            <w:r>
-              <w:rPr>
-                <w:rFonts w:eastAsia="Microsoft YaHei" w:ascii="Microsoft YaHei" w:hAnsi="Microsoft YaHei"/>
-                <w:b/>
-              </w:rPr>
-              <w:t>项</w:t>
-            </w:r>
-          </w:p>
-        </w:tc>
-        <w:tc>
-          <w:tcPr>
-            <w:tcW w:type="dxa" w:w="4320"/>
-          </w:tcPr>
-          <w:p>
-            <w:r>
-              <w:rPr>
-                <w:b/>
-              </w:rPr>
-            </w:r>
-            <w:r>
-              <w:rPr>
-                <w:rFonts w:eastAsia="Microsoft YaHei" w:ascii="Microsoft YaHei" w:hAnsi="Microsoft YaHei"/>
-                <w:b/>
-              </w:rPr>
-              <w:t>需求说明</w:t>
-            </w:r>
-          </w:p>
-        </w:tc>
-      </w:tr>
-      <w:tr>
-        <w:tc>
-          <w:tcPr>
-            <w:tcW w:type="dxa" w:w="4320"/>
-          </w:tcPr>
-          <w:p>
-            <w:r/>
-            <w:r>
-              <w:rPr>
-                <w:rFonts w:eastAsia="Microsoft YaHei" w:ascii="Microsoft YaHei" w:hAnsi="Microsoft YaHei"/>
-                <w:b w:val="0"/>
-              </w:rPr>
-              <w:t>退款场景</w:t>
-            </w:r>
-          </w:p>
-        </w:tc>
-        <w:tc>
-          <w:tcPr>
-            <w:tcW w:type="dxa" w:w="4320"/>
-          </w:tcPr>
-          <w:p>
-            <w:r/>
-            <w:r>
-              <w:rPr>
-                <w:rFonts w:eastAsia="Microsoft YaHei" w:ascii="Microsoft YaHei" w:hAnsi="Microsoft YaHei"/>
-                <w:b w:val="0"/>
-              </w:rPr>
-              <w:t>订单全额或部分退款（含优惠券抵扣部分）完成后</w:t>
-            </w:r>
-          </w:p>
-        </w:tc>
-      </w:tr>
-      <w:tr>
-        <w:tc>
-          <w:tcPr>
-            <w:tcW w:type="dxa" w:w="4320"/>
-          </w:tcPr>
-          <w:p>
-            <w:r/>
-            <w:r>
-              <w:rPr>
-                <w:rFonts w:eastAsia="Microsoft YaHei" w:ascii="Microsoft YaHei" w:hAnsi="Microsoft YaHei"/>
-                <w:b w:val="0"/>
-              </w:rPr>
-              <w:t>业绩报表处理</w:t>
-            </w:r>
-          </w:p>
-        </w:tc>
-        <w:tc>
-          <w:tcPr>
-            <w:tcW w:type="dxa" w:w="4320"/>
-          </w:tcPr>
-          <w:p>
-            <w:r/>
-            <w:r>
-              <w:rPr>
-                <w:rFonts w:eastAsia="Microsoft YaHei" w:ascii="Microsoft YaHei" w:hAnsi="Microsoft YaHei"/>
-                <w:b/>
-              </w:rPr>
-              <w:t>不回滚、不扣减</w:t>
-            </w:r>
-            <w:r>
-              <w:rPr>
-                <w:rFonts w:eastAsia="Microsoft YaHei" w:ascii="Microsoft YaHei" w:hAnsi="Microsoft YaHei"/>
-                <w:b w:val="0"/>
-              </w:rPr>
-              <w:t>该订单原业绩记录；优惠金额对应业绩保留，不因退款冲减</w:t>
-            </w:r>
-          </w:p>
-        </w:tc>
-      </w:tr>
-      <w:tr>
-        <w:tc>
-          <w:tcPr>
-            <w:tcW w:type="dxa" w:w="4320"/>
-          </w:tcPr>
-          <w:p>
-            <w:r/>
-            <w:r>
-              <w:rPr>
-                <w:rFonts w:eastAsia="Microsoft YaHei" w:ascii="Microsoft YaHei" w:hAnsi="Microsoft YaHei"/>
-                <w:b w:val="0"/>
-              </w:rPr>
-              <w:t>说明</w:t>
-            </w:r>
-          </w:p>
-        </w:tc>
-        <w:tc>
-          <w:tcPr>
-            <w:tcW w:type="dxa" w:w="4320"/>
-          </w:tcPr>
-          <w:p>
-            <w:r/>
-            <w:r>
-              <w:rPr>
-                <w:rFonts w:eastAsia="Microsoft YaHei" w:ascii="Microsoft YaHei" w:hAnsi="Microsoft YaHei"/>
-                <w:b w:val="0"/>
-              </w:rPr>
-              <w:t>优惠券退款仅影响券账户（按既有退券/返还规则），与业绩报表解耦；业绩报表以「付款完成」为唯一记账时点</w:t>
-            </w:r>
-          </w:p>
-        </w:tc>
-      </w:tr>
-    </w:tbl>
     <w:p>
       <w:r>
         <w:rPr>
           <w:rFonts w:eastAsia="Microsoft YaHei" w:ascii="Microsoft YaHei" w:hAnsi="Microsoft YaHei"/>
-          <w:b/>
-        </w:rPr>
-        <w:t>业务规则</w:t>
+          <w:color w:val="DC2626"/>
+        </w:rPr>
+        <w:t>[缺失图片] 会员直接发券原型</w:t>
       </w:r>
     </w:p>
     <w:p>
       <w:pPr>
-        <w:pStyle w:val="ListBullet"/>
+        <w:pStyle w:val="Heading2"/>
       </w:pPr>
       <w:r>
         <w:rPr>
           <w:rFonts w:eastAsia="Microsoft YaHei" w:ascii="Microsoft YaHei" w:hAnsi="Microsoft YaHei"/>
-          <w:b w:val="0"/>
-        </w:rPr>
-        <w:t>记账时点唯一：仅「订单付款完成」触发业绩报表记账，后续状态变更（发货 / 确认收货 / 退款）不再改动该业绩记录。</w:t>
+        </w:rPr>
+        <w:t>10.6 直播观看记录</w:t>
       </w:r>
     </w:p>
     <w:p>
-      <w:pPr>
-        <w:pStyle w:val="ListBullet"/>
-      </w:pPr>
+      <w:r>
+        <w:rPr>
+          <w:rFonts w:eastAsia="Microsoft YaHei" w:ascii="Microsoft YaHei" w:hAnsi="Microsoft YaHei"/>
+          <w:b/>
+        </w:rPr>
+        <w:t>功能说明</w:t>
+      </w:r>
       <w:r>
         <w:rPr>
           <w:rFonts w:eastAsia="Microsoft YaHei" w:ascii="Microsoft YaHei" w:hAnsi="Microsoft YaHei"/>
           <w:b w:val="0"/>
         </w:rPr>
-        <w:t>优惠金额口径：业绩报表中的优惠金额 = 该订单券抵扣总额，与 10.4 订单关联优惠券的抵扣金额一致。</w:t>
+        <w:t>：平台端后台展示用户在直播间的观看时长记录，支持按直播间、用户、时间段筛选。为「时长发券」提供数据依据——运营可查看哪些用户满足「观看满 X 分钟」条件，校验发券名单的准确性。</w:t>
       </w:r>
     </w:p>
     <w:p>
-      <w:pPr>
-        <w:pStyle w:val="ListBullet"/>
-      </w:pPr>
+      <w:r>
+        <w:rPr>
+          <w:rFonts w:eastAsia="Microsoft YaHei" w:ascii="Microsoft YaHei" w:hAnsi="Microsoft YaHei"/>
+          <w:b/>
+        </w:rPr>
+        <w:t>与优惠券体系的关系</w:t>
+      </w:r>
       <w:r>
         <w:rPr>
           <w:rFonts w:eastAsia="Microsoft YaHei" w:ascii="Microsoft YaHei" w:hAnsi="Microsoft YaHei"/>
           <w:b w:val="0"/>
         </w:rPr>
-        <w:t>退款解耦：退款仅处理券账户与资金流，业绩报表保持「付款即记账、退款不冲减」。</w:t>
+        <w:t>：直播观看记录是「时长发券」的前置数据源，发券规则中的「累计观看时长 ≥ X」条件依赖此记录计算；同时，已发券用户的观看记录可辅助验证发券覆盖范围。</w:t>
       </w:r>
     </w:p>
     <w:p>
@@ -27902,66 +26487,47 @@
           <w:rFonts w:eastAsia="Microsoft YaHei" w:ascii="Microsoft YaHei" w:hAnsi="Microsoft YaHei"/>
           <w:b/>
         </w:rPr>
-        <w:t>验收标准</w:t>
-      </w:r>
+        <w:t>原型短链</w:t>
+      </w:r>
+      <w:r>
+        <w:rPr>
+          <w:rFonts w:eastAsia="Microsoft YaHei" w:ascii="Microsoft YaHei" w:hAnsi="Microsoft YaHei"/>
+          <w:b w:val="0"/>
+        </w:rPr>
+        <w:t>：</w:t>
+      </w:r>
+      <w:hyperlink r:id="rId39">
+        <w:r>
+          <w:rPr>
+            <w:rStyle w:val="Hyperlink"/>
+          </w:rPr>
+          <w:t>https://ddyuan-spec.github.io/taixiaohu/coupon-live-viewlog.html</w:t>
+        </w:r>
+      </w:hyperlink>
     </w:p>
     <w:p>
-      <w:pPr>
-        <w:pStyle w:val="ListBullet"/>
-      </w:pPr>
+      <w:r>
+        <w:rPr>
+          <w:rFonts w:eastAsia="Microsoft YaHei" w:ascii="Microsoft YaHei" w:hAnsi="Microsoft YaHei"/>
+          <w:b/>
+        </w:rPr>
+        <w:t>原型截图</w:t>
+      </w:r>
       <w:r>
         <w:rPr>
           <w:rFonts w:eastAsia="Microsoft YaHei" w:ascii="Microsoft YaHei" w:hAnsi="Microsoft YaHei"/>
           <w:b w:val="0"/>
         </w:rPr>
-        <w:t>AC-10.7-1：订单付款完成后，业绩报表出现该订单记录，且「优惠金额」= 该订单使用的券抵扣总额。</w:t>
+        <w:t>：</w:t>
       </w:r>
     </w:p>
     <w:p>
-      <w:pPr>
-        <w:pStyle w:val="ListBullet"/>
-      </w:pPr>
-      <w:r>
-        <w:rPr>
-          <w:rFonts w:eastAsia="Microsoft YaHei" w:ascii="Microsoft YaHei" w:hAnsi="Microsoft YaHei"/>
-          <w:b w:val="0"/>
-        </w:rPr>
-        <w:t>AC-10.7-2：业绩报表该订单业绩金额 = 订单实付金额 + 优惠金额，口径一致、可对账。</w:t>
-      </w:r>
-    </w:p>
-    <w:p>
-      <w:pPr>
-        <w:pStyle w:val="ListBullet"/>
-      </w:pPr>
-      <w:r>
-        <w:rPr>
-          <w:rFonts w:eastAsia="Microsoft YaHei" w:ascii="Microsoft YaHei" w:hAnsi="Microsoft YaHei"/>
-          <w:b w:val="0"/>
-        </w:rPr>
-        <w:t>AC-10.7-3：含优惠券订单发起退款并完成退款后，业绩报表中原记录不变（优惠金额不扣减、不退减）。</w:t>
-      </w:r>
-    </w:p>
-    <w:p>
-      <w:r>
-        <w:rPr>
-          <w:rFonts w:eastAsia="Microsoft YaHei" w:ascii="Microsoft YaHei" w:hAnsi="Microsoft YaHei"/>
-          <w:b w:val="0"/>
-        </w:rPr>
-        <w:t xml:space="preserve">⚠️ </w:t>
-      </w:r>
-      <w:r>
-        <w:rPr>
-          <w:rFonts w:eastAsia="Microsoft YaHei" w:ascii="Microsoft YaHei" w:hAnsi="Microsoft YaHei"/>
-          <w:b/>
-        </w:rPr>
-        <w:t>本节待确认项</w:t>
-      </w:r>
-      <w:r>
-        <w:rPr>
-          <w:rFonts w:eastAsia="Microsoft YaHei" w:ascii="Microsoft YaHei" w:hAnsi="Microsoft YaHei"/>
-          <w:b w:val="0"/>
-        </w:rPr>
-        <w:t>：① 业绩报表在平台端后台的归属菜单路径（@干系人）；② 业绩报表列展示方式（实付 / 优惠 / 总额三列 vs 仅总额口径调整，@干系人）。</w:t>
+      <w:r>
+        <w:rPr>
+          <w:rFonts w:eastAsia="Microsoft YaHei" w:ascii="Microsoft YaHei" w:hAnsi="Microsoft YaHei"/>
+          <w:color w:val="DC2626"/>
+        </w:rPr>
+        <w:t>[缺失图片] 直播观看记录原型</w:t>
       </w:r>
     </w:p>
     <w:p>

--- a/coupon-prd.docx
+++ b/coupon-prd.docx
@@ -2617,7 +2617,7 @@
                 <w:rFonts w:eastAsia="Microsoft YaHei" w:ascii="Microsoft YaHei" w:hAnsi="Microsoft YaHei"/>
                 <w:b w:val="0"/>
               </w:rPr>
-              <w:t>删除」」（替换原「编辑」按钮，已下架行无编辑需求）</w:t>
+              <w:t>删除」」（仅已下架且使用状态≠进行中的券可删除）</w:t>
             </w:r>
           </w:p>
         </w:tc>
@@ -2717,105 +2717,6 @@
                 <w:b w:val="0"/>
               </w:rPr>
               <w:t>—</w:t>
-            </w:r>
-          </w:p>
-        </w:tc>
-      </w:tr>
-      <w:tr>
-        <w:tc>
-          <w:tcPr>
-            <w:tcW w:type="dxa" w:w="1440"/>
-          </w:tcPr>
-          <w:p>
-            <w:r/>
-            <w:r>
-              <w:rPr>
-                <w:rFonts w:eastAsia="Microsoft YaHei" w:ascii="Microsoft YaHei" w:hAnsi="Microsoft YaHei"/>
-                <w:b w:val="0"/>
-              </w:rPr>
-              <w:t>启用</w:t>
-            </w:r>
-          </w:p>
-        </w:tc>
-        <w:tc>
-          <w:tcPr>
-            <w:tcW w:type="dxa" w:w="1440"/>
-          </w:tcPr>
-          <w:p>
-            <w:r/>
-            <w:r>
-              <w:rPr>
-                <w:rFonts w:eastAsia="Microsoft YaHei" w:ascii="Microsoft YaHei" w:hAnsi="Microsoft YaHei"/>
-                <w:b w:val="0"/>
-              </w:rPr>
-              <w:t>编辑</w:t>
-            </w:r>
-          </w:p>
-        </w:tc>
-        <w:tc>
-          <w:tcPr>
-            <w:tcW w:type="dxa" w:w="1440"/>
-          </w:tcPr>
-          <w:p>
-            <w:r/>
-            <w:r>
-              <w:rPr>
-                <w:rFonts w:eastAsia="Microsoft YaHei" w:ascii="Microsoft YaHei" w:hAnsi="Microsoft YaHei"/>
-                <w:b w:val="0"/>
-              </w:rPr>
-              <w:t>平台端</w:t>
-            </w:r>
-          </w:p>
-        </w:tc>
-        <w:tc>
-          <w:tcPr>
-            <w:tcW w:type="dxa" w:w="1440"/>
-          </w:tcPr>
-          <w:p>
-            <w:r/>
-            <w:r>
-              <w:rPr>
-                <w:rFonts w:eastAsia="Microsoft YaHei" w:ascii="Microsoft YaHei" w:hAnsi="Microsoft YaHei"/>
-                <w:b w:val="0"/>
-              </w:rPr>
-              <w:t>仅编辑本端创建的券</w:t>
-            </w:r>
-          </w:p>
-        </w:tc>
-        <w:tc>
-          <w:tcPr>
-            <w:tcW w:type="dxa" w:w="1440"/>
-          </w:tcPr>
-          <w:p>
-            <w:r/>
-            <w:r>
-              <w:rPr>
-                <w:rFonts w:eastAsia="Microsoft YaHei" w:ascii="Microsoft YaHei" w:hAnsi="Microsoft YaHei"/>
-                <w:b w:val="0"/>
-              </w:rPr>
-              <w:t>启用（不变）</w:t>
-            </w:r>
-          </w:p>
-        </w:tc>
-        <w:tc>
-          <w:tcPr>
-            <w:tcW w:type="dxa" w:w="1440"/>
-          </w:tcPr>
-          <w:p>
-            <w:r/>
-            <w:r>
-              <w:rPr>
-                <w:rFonts w:eastAsia="Microsoft YaHei" w:ascii="Microsoft YaHei" w:hAnsi="Microsoft YaHei"/>
-                <w:b w:val="0"/>
-              </w:rPr>
-              <w:t>列表操作列「</w:t>
-            </w:r>
-            <w:r>
-              <w:rPr>
-                <w:rFonts w:eastAsia="Microsoft YaHei" w:ascii="Microsoft YaHei" w:hAnsi="Microsoft YaHei"/>
-                <w:b w:val="0"/>
-              </w:rPr>
-              <w:t>编辑」」</w:t>
             </w:r>
           </w:p>
         </w:tc>
@@ -7940,7 +7841,7 @@
         <w:rPr>
           <w:rFonts w:eastAsia="Microsoft YaHei" w:ascii="Microsoft YaHei" w:hAnsi="Microsoft YaHei"/>
         </w:rPr>
-        <w:t xml:space="preserve">4.1.3 D2 新建/编辑优惠券 </w:t>
+        <w:t xml:space="preserve">4.1.3 D2 新建优惠券 </w:t>
       </w:r>
       <w:r>
         <w:rPr>
@@ -7995,7 +7896,7 @@
           <w:color w:val="6B7280"/>
           <w:sz w:val="18"/>
         </w:rPr>
-        <w:t xml:space="preserve">  D2新建编辑优惠券</w:t>
+        <w:t xml:space="preserve">  D2新建优惠券</w:t>
       </w:r>
     </w:p>
     <w:p>
@@ -9446,7 +9347,7 @@
                 <w:rFonts w:eastAsia="Microsoft YaHei" w:ascii="Microsoft YaHei" w:hAnsi="Microsoft YaHei"/>
                 <w:b/>
               </w:rPr>
-              <w:t>仅新建可录入，编辑态只读/禁用（不支持修改底价，见 §4.1.3.4）</w:t>
+              <w:t>仅新建可录入，不支持后续修改</w:t>
             </w:r>
           </w:p>
         </w:tc>
@@ -9894,7 +9795,7 @@
                 <w:rFonts w:eastAsia="Microsoft YaHei" w:ascii="Microsoft YaHei" w:hAnsi="Microsoft YaHei"/>
                 <w:b w:val="0"/>
               </w:rPr>
-              <w:t>放弃当前编辑，返回 P1 列表</w:t>
+              <w:t>放弃当前填写，返回 P1 列表</w:t>
             </w:r>
           </w:p>
         </w:tc>
@@ -9939,7 +9840,7 @@
                 <w:rFonts w:eastAsia="Microsoft YaHei" w:ascii="Microsoft YaHei" w:hAnsi="Microsoft YaHei"/>
                 <w:b w:val="0"/>
               </w:rPr>
-              <w:t>点击 → 若有已填内容 → 弹确认"确定放弃？编辑内容不会保存" → 确认返回 / 取消留页</w:t>
+              <w:t>点击 → 若有已填内容 → 弹确认"确定放弃？填写内容不会保存" → 确认返回 / 取消留页</w:t>
             </w:r>
           </w:p>
         </w:tc>
@@ -10037,372 +9938,6 @@
                 <w:b w:val="0"/>
               </w:rPr>
               <w:t>③ 失败 → 接口报错文案 Toast 展示</w:t>
-            </w:r>
-          </w:p>
-        </w:tc>
-      </w:tr>
-      <w:tr>
-        <w:tc>
-          <w:tcPr>
-            <w:tcW w:type="dxa" w:w="1728"/>
-          </w:tcPr>
-          <w:p>
-            <w:r/>
-            <w:r>
-              <w:rPr>
-                <w:rFonts w:eastAsia="Microsoft YaHei" w:ascii="Microsoft YaHei" w:hAnsi="Microsoft YaHei"/>
-                <w:b w:val="0"/>
-              </w:rPr>
-              <w:t>提交（编辑）</w:t>
-            </w:r>
-          </w:p>
-        </w:tc>
-        <w:tc>
-          <w:tcPr>
-            <w:tcW w:type="dxa" w:w="1728"/>
-          </w:tcPr>
-          <w:p>
-            <w:r/>
-            <w:r>
-              <w:rPr>
-                <w:rFonts w:eastAsia="Microsoft YaHei" w:ascii="Microsoft YaHei" w:hAnsi="Microsoft YaHei"/>
-                <w:b w:val="0"/>
-              </w:rPr>
-              <w:t>更新已有券模板</w:t>
-            </w:r>
-          </w:p>
-        </w:tc>
-        <w:tc>
-          <w:tcPr>
-            <w:tcW w:type="dxa" w:w="1728"/>
-          </w:tcPr>
-          <w:p>
-            <w:r/>
-            <w:r>
-              <w:rPr>
-                <w:rFonts w:eastAsia="Microsoft YaHei" w:ascii="Microsoft YaHei" w:hAnsi="Microsoft YaHei"/>
-                <w:b w:val="0"/>
-              </w:rPr>
-              <w:t>直播运营</w:t>
-            </w:r>
-          </w:p>
-        </w:tc>
-        <w:tc>
-          <w:tcPr>
-            <w:tcW w:type="dxa" w:w="1728"/>
-          </w:tcPr>
-          <w:p>
-            <w:r/>
-            <w:r>
-              <w:rPr>
-                <w:rFonts w:eastAsia="Microsoft YaHei" w:ascii="Microsoft YaHei" w:hAnsi="Microsoft YaHei"/>
-                <w:b w:val="0"/>
-              </w:rPr>
-              <w:t>上架状态=启用</w:t>
-            </w:r>
-          </w:p>
-        </w:tc>
-        <w:tc>
-          <w:tcPr>
-            <w:tcW w:type="dxa" w:w="1728"/>
-          </w:tcPr>
-          <w:p>
-            <w:r/>
-            <w:r>
-              <w:rPr>
-                <w:rFonts w:eastAsia="Microsoft YaHei" w:ascii="Microsoft YaHei" w:hAnsi="Microsoft YaHei"/>
-                <w:b w:val="0"/>
-              </w:rPr>
-              <w:t>① 同新建校验</w:t>
-            </w:r>
-            <w:r>
-              <w:br/>
-            </w:r>
-            <w:r>
-              <w:rPr>
-                <w:rFonts w:eastAsia="Microsoft YaHei" w:ascii="Microsoft YaHei" w:hAnsi="Microsoft YaHei"/>
-                <w:b w:val="0"/>
-              </w:rPr>
-              <w:t>② 调 PUT /coupon/template/{id} → 成功 Toast"更新成功"</w:t>
-            </w:r>
-            <w:r>
-              <w:br/>
-            </w:r>
-            <w:r>
-              <w:rPr>
-                <w:rFonts w:eastAsia="Microsoft YaHei" w:ascii="Microsoft YaHei" w:hAnsi="Microsoft YaHei"/>
-                <w:b w:val="0"/>
-              </w:rPr>
-              <w:t>③ ⚠️ 进行中状态的券不允许编辑（按钮禁用或隐藏）</w:t>
-            </w:r>
-          </w:p>
-        </w:tc>
-      </w:tr>
-    </w:tbl>
-    <w:p>
-      <w:pPr>
-        <w:pStyle w:val="Heading4"/>
-      </w:pPr>
-      <w:r>
-        <w:rPr>
-          <w:rFonts w:eastAsia="Microsoft YaHei" w:ascii="Microsoft YaHei" w:hAnsi="Microsoft YaHei"/>
-        </w:rPr>
-        <w:t>4.1.3.0 编辑态字段可用性（新增/编辑校验对照）</w:t>
-      </w:r>
-    </w:p>
-    <w:p>
-      <w:r>
-        <w:rPr>
-          <w:rFonts w:eastAsia="Microsoft YaHei" w:ascii="Microsoft YaHei" w:hAnsi="Microsoft YaHei"/>
-          <w:b w:val="0"/>
-        </w:rPr>
-        <w:t>编辑态整体沿用新建校验（提交（编辑）按钮「同新建校验」），并补充以下字段级可用性差异，避免「编辑=新建」隐含不清：</w:t>
-      </w:r>
-    </w:p>
-    <w:tbl>
-      <w:tblPr>
-        <w:tblStyle w:val="TableGrid"/>
-        <w:tblW w:type="auto" w:w="0"/>
-        <w:tblLook w:firstColumn="1" w:firstRow="1" w:lastColumn="0" w:lastRow="0" w:noHBand="0" w:noVBand="1" w:val="04A0"/>
-        <w:jc w:val="center"/>
-        <w:tblBorders>
-          <w:top w:val="single" w:sz="4" w:space="0" w:color="999999"/>
-          <w:left w:val="single" w:sz="4" w:space="0" w:color="999999"/>
-          <w:bottom w:val="single" w:sz="4" w:space="0" w:color="999999"/>
-          <w:right w:val="single" w:sz="4" w:space="0" w:color="999999"/>
-          <w:insideH w:val="single" w:sz="4" w:space="0" w:color="999999"/>
-          <w:insideV w:val="single" w:sz="4" w:space="0" w:color="999999"/>
-        </w:tblBorders>
-      </w:tblPr>
-      <w:tblGrid>
-        <w:gridCol w:w="2880"/>
-        <w:gridCol w:w="2880"/>
-        <w:gridCol w:w="2880"/>
-      </w:tblGrid>
-      <w:tr>
-        <w:tc>
-          <w:tcPr>
-            <w:tcW w:type="dxa" w:w="2880"/>
-          </w:tcPr>
-          <w:p>
-            <w:r>
-              <w:rPr>
-                <w:b/>
-              </w:rPr>
-            </w:r>
-            <w:r>
-              <w:rPr>
-                <w:rFonts w:eastAsia="Microsoft YaHei" w:ascii="Microsoft YaHei" w:hAnsi="Microsoft YaHei"/>
-                <w:b/>
-              </w:rPr>
-              <w:t>字段</w:t>
-            </w:r>
-          </w:p>
-        </w:tc>
-        <w:tc>
-          <w:tcPr>
-            <w:tcW w:type="dxa" w:w="2880"/>
-          </w:tcPr>
-          <w:p>
-            <w:r>
-              <w:rPr>
-                <w:b/>
-              </w:rPr>
-            </w:r>
-            <w:r>
-              <w:rPr>
-                <w:rFonts w:eastAsia="Microsoft YaHei" w:ascii="Microsoft YaHei" w:hAnsi="Microsoft YaHei"/>
-                <w:b/>
-              </w:rPr>
-              <w:t>编辑态可用性</w:t>
-            </w:r>
-          </w:p>
-        </w:tc>
-        <w:tc>
-          <w:tcPr>
-            <w:tcW w:type="dxa" w:w="2880"/>
-          </w:tcPr>
-          <w:p>
-            <w:r>
-              <w:rPr>
-                <w:b/>
-              </w:rPr>
-            </w:r>
-            <w:r>
-              <w:rPr>
-                <w:rFonts w:eastAsia="Microsoft YaHei" w:ascii="Microsoft YaHei" w:hAnsi="Microsoft YaHei"/>
-                <w:b/>
-              </w:rPr>
-              <w:t>校验</w:t>
-            </w:r>
-          </w:p>
-        </w:tc>
-      </w:tr>
-      <w:tr>
-        <w:tc>
-          <w:tcPr>
-            <w:tcW w:type="dxa" w:w="2880"/>
-          </w:tcPr>
-          <w:p>
-            <w:r/>
-            <w:r>
-              <w:rPr>
-                <w:rFonts w:eastAsia="Microsoft YaHei" w:ascii="Microsoft YaHei" w:hAnsi="Microsoft YaHei"/>
-                <w:b w:val="0"/>
-              </w:rPr>
-              <w:t>优惠券类型</w:t>
-            </w:r>
-          </w:p>
-        </w:tc>
-        <w:tc>
-          <w:tcPr>
-            <w:tcW w:type="dxa" w:w="2880"/>
-          </w:tcPr>
-          <w:p>
-            <w:r/>
-            <w:r>
-              <w:rPr>
-                <w:rFonts w:eastAsia="Microsoft YaHei" w:ascii="Microsoft YaHei" w:hAnsi="Microsoft YaHei"/>
-                <w:b w:val="0"/>
-              </w:rPr>
-              <w:t>只读（固定「满减券」，新建即锁定，不可改）</w:t>
-            </w:r>
-          </w:p>
-        </w:tc>
-        <w:tc>
-          <w:tcPr>
-            <w:tcW w:type="dxa" w:w="2880"/>
-          </w:tcPr>
-          <w:p>
-            <w:r/>
-            <w:r>
-              <w:rPr>
-                <w:rFonts w:eastAsia="Microsoft YaHei" w:ascii="Microsoft YaHei" w:hAnsi="Microsoft YaHei"/>
-                <w:b w:val="0"/>
-              </w:rPr>
-              <w:t>无</w:t>
-            </w:r>
-          </w:p>
-        </w:tc>
-      </w:tr>
-      <w:tr>
-        <w:tc>
-          <w:tcPr>
-            <w:tcW w:type="dxa" w:w="2880"/>
-          </w:tcPr>
-          <w:p>
-            <w:r/>
-            <w:r>
-              <w:rPr>
-                <w:rFonts w:eastAsia="Microsoft YaHei" w:ascii="Microsoft YaHei" w:hAnsi="Microsoft YaHei"/>
-                <w:b w:val="0"/>
-              </w:rPr>
-              <w:t>券配置名称 / 有效时间类型 / 固定时间段 / 店铺 / 优惠券规则(X,Y) / 发行量 / 每人领取 / 可共用优惠 / 阶梯优惠券 / 商品选择 / 券可使用端口 / 券规则说明</w:t>
-            </w:r>
-          </w:p>
-        </w:tc>
-        <w:tc>
-          <w:tcPr>
-            <w:tcW w:type="dxa" w:w="2880"/>
-          </w:tcPr>
-          <w:p>
-            <w:r/>
-            <w:r>
-              <w:rPr>
-                <w:rFonts w:eastAsia="Microsoft YaHei" w:ascii="Microsoft YaHei" w:hAnsi="Microsoft YaHei"/>
-                <w:b w:val="0"/>
-              </w:rPr>
-              <w:t>可编辑</w:t>
-            </w:r>
-          </w:p>
-        </w:tc>
-        <w:tc>
-          <w:tcPr>
-            <w:tcW w:type="dxa" w:w="2880"/>
-          </w:tcPr>
-          <w:p>
-            <w:r/>
-            <w:r>
-              <w:rPr>
-                <w:rFonts w:eastAsia="Microsoft YaHei" w:ascii="Microsoft YaHei" w:hAnsi="Microsoft YaHei"/>
-                <w:b w:val="0"/>
-              </w:rPr>
-              <w:t>同新建校验规则（见本页 D2 表单字段表「校验规则」列）；</w:t>
-            </w:r>
-            <w:r>
-              <w:rPr>
-                <w:rFonts w:eastAsia="Microsoft YaHei" w:ascii="Microsoft YaHei" w:hAnsi="Microsoft YaHei"/>
-                <w:b/>
-              </w:rPr>
-              <w:t>商品底价除外</w:t>
-            </w:r>
-            <w:r>
-              <w:rPr>
-                <w:rFonts w:eastAsia="Microsoft YaHei" w:ascii="Microsoft YaHei" w:hAnsi="Microsoft YaHei"/>
-                <w:b w:val="0"/>
-              </w:rPr>
-              <w:t>——编辑态只读/禁用，不支持修改（见 §4.1.3.4）</w:t>
-            </w:r>
-          </w:p>
-        </w:tc>
-      </w:tr>
-      <w:tr>
-        <w:tc>
-          <w:tcPr>
-            <w:tcW w:type="dxa" w:w="2880"/>
-          </w:tcPr>
-          <w:p>
-            <w:r/>
-            <w:r>
-              <w:rPr>
-                <w:rFonts w:eastAsia="Microsoft YaHei" w:ascii="Microsoft YaHei" w:hAnsi="Microsoft YaHei"/>
-                <w:b w:val="0"/>
-              </w:rPr>
-              <w:t>整券前置</w:t>
-            </w:r>
-          </w:p>
-        </w:tc>
-        <w:tc>
-          <w:tcPr>
-            <w:tcW w:type="dxa" w:w="2880"/>
-          </w:tcPr>
-          <w:p>
-            <w:r/>
-            <w:r>
-              <w:rPr>
-                <w:rFonts w:eastAsia="Microsoft YaHei" w:ascii="Microsoft YaHei" w:hAnsi="Microsoft YaHei"/>
-                <w:b w:val="0"/>
-              </w:rPr>
-              <w:t>上架状态=启用 可编辑；</w:t>
-            </w:r>
-            <w:r>
-              <w:rPr>
-                <w:rFonts w:eastAsia="Microsoft YaHei" w:ascii="Microsoft YaHei" w:hAnsi="Microsoft YaHei"/>
-                <w:b/>
-              </w:rPr>
-              <w:t>进行中状态整体禁止编辑</w:t>
-            </w:r>
-            <w:r>
-              <w:rPr>
-                <w:rFonts w:eastAsia="Microsoft YaHei" w:ascii="Microsoft YaHei" w:hAnsi="Microsoft YaHei"/>
-                <w:b w:val="0"/>
-              </w:rPr>
-              <w:t>（编辑入口禁用/隐藏，见提交（编辑）按钮约束）</w:t>
-            </w:r>
-          </w:p>
-        </w:tc>
-        <w:tc>
-          <w:tcPr>
-            <w:tcW w:type="dxa" w:w="2880"/>
-          </w:tcPr>
-          <w:p>
-            <w:r/>
-            <w:r>
-              <w:rPr>
-                <w:rFonts w:eastAsia="Microsoft YaHei" w:ascii="Microsoft YaHei" w:hAnsi="Microsoft YaHei"/>
-                <w:b w:val="0"/>
-              </w:rPr>
-              <w:t>—</w:t>
             </w:r>
           </w:p>
         </w:tc>
@@ -10596,26 +10131,7 @@
           <w:rFonts w:eastAsia="Microsoft YaHei" w:ascii="Microsoft YaHei" w:hAnsi="Microsoft YaHei"/>
           <w:b w:val="0"/>
         </w:rPr>
-        <w:t>：提交成功 → Toast「创建成功」并跳转 P1 列表（新建）/「更新成功」并停留（编辑）；接口报错 → Toast 展示后端错误文案；取消且有已填内容 → 二次确认「确定放弃？编辑内容不会保存」。</w:t>
-      </w:r>
-    </w:p>
-    <w:p>
-      <w:pPr>
-        <w:pStyle w:val="ListBullet"/>
-      </w:pPr>
-      <w:r>
-        <w:rPr>
-          <w:rFonts w:eastAsia="Microsoft YaHei" w:ascii="Microsoft YaHei" w:hAnsi="Microsoft YaHei"/>
-          <w:b/>
-        </w:rPr>
-        <w:t>按钮状态切换逻辑</w:t>
-      </w:r>
-      <w:r>
-        <w:rPr>
-          <w:rFonts w:eastAsia="Microsoft YaHei" w:ascii="Microsoft YaHei" w:hAnsi="Microsoft YaHei"/>
-          <w:b w:val="0"/>
-        </w:rPr>
-        <w:t>：提交（编辑）按钮仅在上架状态=启用 可点；状态=进行中 → 按钮禁用（进行中券不允许编辑，避免影响已发放用户）。</w:t>
+        <w:t>：提交成功 → Toast「创建成功」并跳转 P1 列表；接口报错 → Toast 展示后端错误文案；取消且有已填内容 → 二次确认「确定放弃？填写内容不会保存」。</w:t>
       </w:r>
     </w:p>
     <w:p>
@@ -12265,39 +11781,6 @@
           <w:b w:val="0"/>
         </w:rPr>
         <w:t>，总减免仍受订单可用商品金额封顶约束。</w:t>
-      </w:r>
-    </w:p>
-    <w:p>
-      <w:pPr>
-        <w:pStyle w:val="ListBullet"/>
-      </w:pPr>
-      <w:r>
-        <w:rPr>
-          <w:rFonts w:eastAsia="Microsoft YaHei" w:ascii="Microsoft YaHei" w:hAnsi="Microsoft YaHei"/>
-          <w:b/>
-        </w:rPr>
-        <w:t>编辑限制</w:t>
-      </w:r>
-      <w:r>
-        <w:rPr>
-          <w:rFonts w:eastAsia="Microsoft YaHei" w:ascii="Microsoft YaHei" w:hAnsi="Microsoft YaHei"/>
-          <w:b w:val="0"/>
-        </w:rPr>
-        <w:t>：券模板已有发放记录（已领取 &gt; 0）时，</w:t>
-      </w:r>
-      <w:r>
-        <w:rPr>
-          <w:rFonts w:eastAsia="Microsoft YaHei" w:ascii="Microsoft YaHei" w:hAnsi="Microsoft YaHei"/>
-          <w:b/>
-        </w:rPr>
-        <w:t>不允许</w:t>
-      </w:r>
-      <w:r>
-        <w:rPr>
-          <w:rFonts w:eastAsia="Microsoft YaHei" w:ascii="Microsoft YaHei" w:hAnsi="Microsoft YaHei"/>
-          <w:b w:val="0"/>
-        </w:rPr>
-        <w:t>修改「阶梯优惠券」开关与 X/Y 数值（避免同一券模板下已发放券的优惠力度不一致）；按钮禁用并提示「该券已有发放记录，规则不可修改」。</w:t>
       </w:r>
     </w:p>
     <w:p>

--- a/coupon-prd.docx
+++ b/coupon-prd.docx
@@ -4097,31 +4097,7 @@
                 <w:rFonts w:eastAsia="Microsoft YaHei" w:ascii="Microsoft YaHei" w:hAnsi="Microsoft YaHei"/>
                 <w:b w:val="0"/>
               </w:rPr>
-              <w:t>① 退款成功（原支付订单全额/部分退款）</w:t>
-            </w:r>
-            <w:r>
-              <w:br/>
-            </w:r>
-            <w:r>
-              <w:rPr>
-                <w:rFonts w:eastAsia="Microsoft YaHei" w:ascii="Microsoft YaHei" w:hAnsi="Microsoft YaHei"/>
-                <w:b w:val="0"/>
-              </w:rPr>
-              <w:t xml:space="preserve">② </w:t>
-            </w:r>
-            <w:r>
-              <w:rPr>
-                <w:rFonts w:eastAsia="Microsoft YaHei" w:ascii="Microsoft YaHei" w:hAnsi="Microsoft YaHei"/>
-                <w:b/>
-              </w:rPr>
-              <w:t>券仍在有效期内</w:t>
-            </w:r>
-            <w:r>
-              <w:rPr>
-                <w:rFonts w:eastAsia="Microsoft YaHei" w:ascii="Microsoft YaHei" w:hAnsi="Microsoft YaHei"/>
-                <w:b w:val="0"/>
-              </w:rPr>
-              <w:t>（当前日期 ≤ 券有效期结束时间）</w:t>
+              <w:t>退款成功（全额 / 部分退款）</w:t>
             </w:r>
           </w:p>
         </w:tc>
@@ -4134,100 +4110,58 @@
             <w:r>
               <w:rPr>
                 <w:rFonts w:eastAsia="Microsoft YaHei" w:ascii="Microsoft YaHei" w:hAnsi="Microsoft YaHei"/>
-                <w:b w:val="0"/>
-              </w:rPr>
-              <w:t>未使用（回滚，券恢复为可再次使用）</w:t>
-            </w:r>
-          </w:p>
-        </w:tc>
-      </w:tr>
-      <w:tr>
-        <w:tc>
-          <w:tcPr>
-            <w:tcW w:type="dxa" w:w="2160"/>
-          </w:tcPr>
-          <w:p>
-            <w:r/>
-            <w:r>
-              <w:rPr>
-                <w:rFonts w:eastAsia="Microsoft YaHei" w:ascii="Microsoft YaHei" w:hAnsi="Microsoft YaHei"/>
-                <w:b w:val="0"/>
-              </w:rPr>
-              <w:t>已使用</w:t>
-            </w:r>
-          </w:p>
-        </w:tc>
-        <w:tc>
-          <w:tcPr>
-            <w:tcW w:type="dxa" w:w="2160"/>
-          </w:tcPr>
-          <w:p>
-            <w:r/>
-            <w:r>
-              <w:rPr>
-                <w:rFonts w:eastAsia="Microsoft YaHei" w:ascii="Microsoft YaHei" w:hAnsi="Microsoft YaHei"/>
-                <w:b w:val="0"/>
-              </w:rPr>
-              <w:t>订单退款回滚</w:t>
-            </w:r>
-          </w:p>
-        </w:tc>
-        <w:tc>
-          <w:tcPr>
-            <w:tcW w:type="dxa" w:w="2160"/>
-          </w:tcPr>
-          <w:p>
-            <w:r/>
-            <w:r>
-              <w:rPr>
-                <w:rFonts w:eastAsia="Microsoft YaHei" w:ascii="Microsoft YaHei" w:hAnsi="Microsoft YaHei"/>
-                <w:b w:val="0"/>
-              </w:rPr>
-              <w:t>① 退款成功（原支付订单全额/部分退款）</w:t>
-            </w:r>
-            <w:r>
-              <w:br/>
-            </w:r>
-            <w:r>
-              <w:rPr>
-                <w:rFonts w:eastAsia="Microsoft YaHei" w:ascii="Microsoft YaHei" w:hAnsi="Microsoft YaHei"/>
-                <w:b w:val="0"/>
-              </w:rPr>
-              <w:t xml:space="preserve">② </w:t>
-            </w:r>
-            <w:r>
-              <w:rPr>
-                <w:rFonts w:eastAsia="Microsoft YaHei" w:ascii="Microsoft YaHei" w:hAnsi="Microsoft YaHei"/>
-                <w:b/>
-              </w:rPr>
-              <w:t>券已过期</w:t>
-            </w:r>
-            <w:r>
-              <w:rPr>
-                <w:rFonts w:eastAsia="Microsoft YaHei" w:ascii="Microsoft YaHei" w:hAnsi="Microsoft YaHei"/>
-                <w:b w:val="0"/>
-              </w:rPr>
-              <w:t>（当前日期 ＞ 券有效期结束时间）</w:t>
-            </w:r>
-          </w:p>
-        </w:tc>
-        <w:tc>
-          <w:tcPr>
-            <w:tcW w:type="dxa" w:w="2160"/>
-          </w:tcPr>
-          <w:p>
-            <w:r/>
-            <w:r>
-              <w:rPr>
-                <w:rFonts w:eastAsia="Microsoft YaHei" w:ascii="Microsoft YaHei" w:hAnsi="Microsoft YaHei"/>
-                <w:b w:val="0"/>
-              </w:rPr>
-              <w:t>已过期（回滚，不可恢复）</w:t>
+                <w:b/>
+              </w:rPr>
+              <w:t>已使用（不回滚）</w:t>
+            </w:r>
+            <w:r>
+              <w:rPr>
+                <w:rFonts w:eastAsia="Microsoft YaHei" w:ascii="Microsoft YaHei" w:hAnsi="Microsoft YaHei"/>
+                <w:b w:val="0"/>
+              </w:rPr>
+              <w:t>：券不退还原用户，状态保持「已使用」，已核销直接扣除</w:t>
             </w:r>
           </w:p>
         </w:tc>
       </w:tr>
     </w:tbl>
+    <w:p>
+      <w:r>
+        <w:rPr>
+          <w:rFonts w:eastAsia="Microsoft YaHei" w:ascii="Microsoft YaHei" w:hAnsi="Microsoft YaHei"/>
+          <w:b w:val="0"/>
+        </w:rPr>
+        <w:t xml:space="preserve">⚠️ </w:t>
+      </w:r>
+      <w:r>
+        <w:rPr>
+          <w:rFonts w:eastAsia="Microsoft YaHei" w:ascii="Microsoft YaHei" w:hAnsi="Microsoft YaHei"/>
+          <w:b/>
+        </w:rPr>
+        <w:t>退款不退券</w:t>
+      </w:r>
+      <w:r>
+        <w:rPr>
+          <w:rFonts w:eastAsia="Microsoft YaHei" w:ascii="Microsoft YaHei" w:hAnsi="Microsoft YaHei"/>
+          <w:b w:val="0"/>
+        </w:rPr>
+        <w:t>：订单退款（逆向流/回滚）时，已核销的优惠券</w:t>
+      </w:r>
+      <w:r>
+        <w:rPr>
+          <w:rFonts w:eastAsia="Microsoft YaHei" w:ascii="Microsoft YaHei" w:hAnsi="Microsoft YaHei"/>
+          <w:b/>
+        </w:rPr>
+        <w:t>不退还原用户、不回滚状态</w:t>
+      </w:r>
+      <w:r>
+        <w:rPr>
+          <w:rFonts w:eastAsia="Microsoft YaHei" w:ascii="Microsoft YaHei" w:hAnsi="Microsoft YaHei"/>
+          <w:b w:val="0"/>
+        </w:rPr>
+        <w:t>，保持「已使用」（已核销直接扣除）。「支付失败 / 用户取消订单」属于未真正核销场景，券回退为「未使用」。</w:t>
+      </w:r>
+    </w:p>
     <w:p>
       <w:pPr>
         <w:pStyle w:val="Heading2"/>
@@ -23730,7 +23664,21 @@
           <w:rFonts w:eastAsia="Microsoft YaHei" w:ascii="Microsoft YaHei" w:hAnsi="Microsoft YaHei"/>
           <w:b w:val="0"/>
         </w:rPr>
-        <w:t>✅ 逆向流/退款：订单退款时券状态回退未使用（核销回滚），见流程图异常分支。</w:t>
+        <w:t>⚠️ 逆向流/退款：订单退款时券状态</w:t>
+      </w:r>
+      <w:r>
+        <w:rPr>
+          <w:rFonts w:eastAsia="Microsoft YaHei" w:ascii="Microsoft YaHei" w:hAnsi="Microsoft YaHei"/>
+          <w:b/>
+        </w:rPr>
+        <w:t>不回滚</w:t>
+      </w:r>
+      <w:r>
+        <w:rPr>
+          <w:rFonts w:eastAsia="Microsoft YaHei" w:ascii="Microsoft YaHei" w:hAnsi="Microsoft YaHei"/>
+          <w:b w:val="0"/>
+        </w:rPr>
+        <w:t>，保持「已使用」（已核销不退还原用户）；仅「支付失败 / 取消订单」（券从未真正核销）才回退未使用，见流程图异常分支。</w:t>
       </w:r>
     </w:p>
     <w:p>

--- a/coupon-prd.docx
+++ b/coupon-prd.docx
@@ -2470,7 +2470,7 @@
                 <w:rFonts w:eastAsia="Microsoft YaHei" w:ascii="Microsoft YaHei" w:hAnsi="Microsoft YaHei"/>
                 <w:b w:val="0"/>
               </w:rPr>
-              <w:t>」→ 弹窗（标题"下架优惠券"，文本框 placeholder="请输入下架原因（必填，≤200字）"，取消/确定按钮）；D1 券详情页「下架」按钮同逻辑</w:t>
+              <w:t>」→ 弹窗（标题"下架优惠券"，文本框 placeholder="请输入下架原因（必填，≤200字）"，取消/确定按钮）</w:t>
             </w:r>
           </w:p>
         </w:tc>
@@ -6507,7 +6507,7 @@
           <w:rFonts w:eastAsia="Microsoft YaHei" w:ascii="Microsoft YaHei" w:hAnsi="Microsoft YaHei"/>
           <w:b w:val="0"/>
         </w:rPr>
-        <w:t>⚠️ 沿用既有设计：启用态券只能「下架」不能直接删除；下架后变为「删除」入口。与 D1 券详情页「下架」按钮逻辑一致。「增加发行量」入口置于本列表操作列（不在 D1 券详情页），便于运营在列表中快速追加单个券的发行量。</w:t>
+        <w:t>⚠️ 沿用既有设计：启用态券只能「下架」不能直接删除；下架后变为「删除」入口。下架入口仅置于 P1 列表操作列（不在 D1 券详情页），便于运营在列表中统一管理券生命周期。</w:t>
       </w:r>
       <w:r>
         <w:rPr>

--- a/coupon-prd.docx
+++ b/coupon-prd.docx
@@ -4858,7 +4858,7 @@
                 <w:rFonts w:eastAsia="Microsoft YaHei" w:ascii="Microsoft YaHei" w:hAnsi="Microsoft YaHei"/>
                 <w:b w:val="0"/>
               </w:rPr>
-              <w:t>券模板配置（新建/编辑/下架/删除）</w:t>
+              <w:t>券模板配置（新建/下架/删除）</w:t>
             </w:r>
           </w:p>
         </w:tc>
@@ -12122,53 +12122,6 @@
           <w:b w:val="0"/>
         </w:rPr>
         <w:t>。</w:t>
-      </w:r>
-    </w:p>
-    <w:p>
-      <w:pPr>
-        <w:pStyle w:val="ListBullet"/>
-      </w:pPr>
-      <w:r>
-        <w:rPr>
-          <w:rFonts w:eastAsia="Microsoft YaHei" w:ascii="Microsoft YaHei" w:hAnsi="Microsoft YaHei"/>
-          <w:b/>
-        </w:rPr>
-        <w:t>编辑态</w:t>
-      </w:r>
-      <w:r>
-        <w:rPr>
-          <w:rFonts w:eastAsia="Microsoft YaHei" w:ascii="Microsoft YaHei" w:hAnsi="Microsoft YaHei"/>
-          <w:b w:val="0"/>
-        </w:rPr>
-        <w:t>：</w:t>
-      </w:r>
-      <w:r>
-        <w:rPr>
-          <w:rFonts w:eastAsia="Microsoft YaHei" w:ascii="Microsoft YaHei" w:hAnsi="Microsoft YaHei"/>
-          <w:b/>
-        </w:rPr>
-        <w:t>底价不支持修改</w:t>
-      </w:r>
-      <w:r>
-        <w:rPr>
-          <w:rFonts w:eastAsia="Microsoft YaHei" w:ascii="Microsoft YaHei" w:hAnsi="Microsoft YaHei"/>
-          <w:b w:val="0"/>
-        </w:rPr>
-        <w:t>（用户裁定）。编辑券模板时底价字段</w:t>
-      </w:r>
-      <w:r>
-        <w:rPr>
-          <w:rFonts w:eastAsia="Microsoft YaHei" w:ascii="Microsoft YaHei" w:hAnsi="Microsoft YaHei"/>
-          <w:b/>
-        </w:rPr>
-        <w:t>只读/禁用</w:t>
-      </w:r>
-      <w:r>
-        <w:rPr>
-          <w:rFonts w:eastAsia="Microsoft YaHei" w:ascii="Microsoft YaHei" w:hAnsi="Microsoft YaHei"/>
-          <w:b w:val="0"/>
-        </w:rPr>
-        <w:t>（灰显），仅可在新建时录入一次；已发放与未发放的券模板均不可改底价。故不存在「已发放券改底价影响 C 端结算」问题。</w:t>
       </w:r>
     </w:p>
     <w:p>

--- a/coupon-prd.docx
+++ b/coupon-prd.docx
@@ -4210,7 +4210,7 @@
           <w:rFonts w:eastAsia="Microsoft YaHei" w:ascii="Microsoft YaHei" w:hAnsi="Microsoft YaHei"/>
           <w:b w:val="0"/>
         </w:rPr>
-        <w:t>，后台不提供券类型下拉选择，新建券页面该字段固定展示为「满减券」（只读 Tag，不可改）。满折券 / 无门槛折扣券 / 无门槛抵现券等其他券形式</w:t>
+        <w:t>，后台不提供券类型下拉选择，新建券页面该字段固定展示为「满减券」（只读 Tag）。满折券 / 无门槛折扣券 / 无门槛抵现券等其他券形式</w:t>
       </w:r>
       <w:r>
         <w:rPr>
@@ -8397,7 +8397,7 @@
                 <w:rFonts w:eastAsia="Microsoft YaHei" w:ascii="Microsoft YaHei" w:hAnsi="Microsoft YaHei"/>
                 <w:b w:val="0"/>
               </w:rPr>
-              <w:t>固定展示「满减券」，不可选择、不可修改</w:t>
+              <w:t>固定展示「满减券」，不可选择</w:t>
             </w:r>
           </w:p>
         </w:tc>
@@ -9274,14 +9274,7 @@
                 <w:rFonts w:eastAsia="Microsoft YaHei" w:ascii="Microsoft YaHei" w:hAnsi="Microsoft YaHei"/>
                 <w:b w:val="0"/>
               </w:rPr>
-              <w:t>（以原型为准，非商品域只读）；存《券模板表》适用商品的 floor_price 字段；C 端用券结算时按本值做「不击穿底价」保护（详见 §4.1.3.4 / §4.3.6）；</w:t>
-            </w:r>
-            <w:r>
-              <w:rPr>
-                <w:rFonts w:eastAsia="Microsoft YaHei" w:ascii="Microsoft YaHei" w:hAnsi="Microsoft YaHei"/>
-                <w:b/>
-              </w:rPr>
-              <w:t>仅新建可录入，不支持后续修改</w:t>
+              <w:t>（以原型为准，非商品域只读）；存《券模板表》适用商品的 floor_price 字段；C 端用券结算时按本值做「不击穿底价」保护（详见 §4.1.3.4 / §4.3.6）</w:t>
             </w:r>
           </w:p>
         </w:tc>

--- a/coupon-prd.docx
+++ b/coupon-prd.docx
@@ -22224,7 +22224,7 @@
                 <w:rFonts w:eastAsia="Microsoft YaHei" w:ascii="Microsoft YaHei" w:hAnsi="Microsoft YaHei"/>
                 <w:b w:val="0"/>
               </w:rPr>
-              <w:t>不满足门槛/适用范围/</w:t>
+              <w:t>适用范围/</w:t>
             </w:r>
             <w:r>
               <w:rPr>
@@ -22238,7 +22238,21 @@
                 <w:rFonts w:eastAsia="Microsoft YaHei" w:ascii="Microsoft YaHei" w:hAnsi="Microsoft YaHei"/>
                 <w:b w:val="0"/>
               </w:rPr>
-              <w:t>时整条置灰 + 红字原因</w:t>
+              <w:t>时整条置灰 + 红字原因；</w:t>
+            </w:r>
+            <w:r>
+              <w:rPr>
+                <w:rFonts w:eastAsia="Microsoft YaHei" w:ascii="Microsoft YaHei" w:hAnsi="Microsoft YaHei"/>
+                <w:b/>
+              </w:rPr>
+              <w:t>多张叠加场景中「剩余实付 &lt; 门槛 X」不置灰、仍可选用</w:t>
+            </w:r>
+            <w:r>
+              <w:rPr>
+                <w:rFonts w:eastAsia="Microsoft YaHei" w:ascii="Microsoft YaHei" w:hAnsi="Microsoft YaHei"/>
+                <w:b w:val="0"/>
+              </w:rPr>
+              <w:t>（见 §4.3.6.7），仅标注「未满 ¥X·本次不抵扣」</w:t>
             </w:r>
           </w:p>
         </w:tc>
@@ -22253,7 +22267,7 @@
                 <w:rFonts w:eastAsia="Microsoft YaHei" w:ascii="Microsoft YaHei" w:hAnsi="Microsoft YaHei"/>
                 <w:b w:val="0"/>
               </w:rPr>
-              <w:t>如「未满100元可用」；端口不匹配时点击提示「此券仅支持在 {usable_ports 端口名称} 使用」（见 §4.3.5）</w:t>
+              <w:t>端口不匹配点击提示「此券仅支持在 {usable_ports 端口名称} 使用」（见 §4.3.5）；门槛失格（剩余&lt;X）仅轻提示不拦截</w:t>
             </w:r>
           </w:p>
         </w:tc>
@@ -22859,7 +22873,7 @@
                 <w:rFonts w:eastAsia="Microsoft YaHei" w:ascii="Microsoft YaHei" w:hAnsi="Microsoft YaHei"/>
                 <w:b w:val="0"/>
               </w:rPr>
-              <w:t>调接口查《用户券表》（status=未使用 + end_time&gt;now + 门槛≤订单金额）</w:t>
+              <w:t>调接口查《用户券表》（status=未使用 + end_time&gt;now + 门槛≤当前剩余实付；多张叠加逐张重判，见 §4.3.6.7）</w:t>
             </w:r>
           </w:p>
         </w:tc>
@@ -22897,6 +22911,819 @@
         </w:tc>
       </w:tr>
     </w:tbl>
+    <w:p>
+      <w:r>
+        <w:rPr>
+          <w:rFonts w:eastAsia="Microsoft YaHei" w:ascii="Microsoft YaHei" w:hAnsi="Microsoft YaHei"/>
+          <w:b w:val="0"/>
+        </w:rPr>
+        <w:t>4.3.6.7 多张券叠加的满减门槛与实付下限（本期新增边界规则）</w:t>
+      </w:r>
+    </w:p>
+    <w:p>
+      <w:r>
+        <w:rPr>
+          <w:rFonts w:eastAsia="Microsoft YaHei" w:ascii="Microsoft YaHei" w:hAnsi="Microsoft YaHei"/>
+          <w:b/>
+        </w:rPr>
+        <w:t>业务背景</w:t>
+      </w:r>
+      <w:r>
+        <w:rPr>
+          <w:rFonts w:eastAsia="Microsoft YaHei" w:ascii="Microsoft YaHei" w:hAnsi="Microsoft YaHei"/>
+          <w:b w:val="0"/>
+        </w:rPr>
+        <w:t>：当一张订单同时使用多张满减券（「可多张使用」开启，见 §4.1.3.2），会出现「前面的券把订单减到门槛以下后，后面的券还能不能用、怎么算」的边界问题。本规则明确裁决口径。</w:t>
+      </w:r>
+    </w:p>
+    <w:p>
+      <w:r>
+        <w:rPr>
+          <w:rFonts w:eastAsia="Microsoft YaHei" w:ascii="Microsoft YaHei" w:hAnsi="Microsoft YaHei"/>
+          <w:b/>
+        </w:rPr>
+        <w:t>核心裁决（用户裁定）</w:t>
+      </w:r>
+      <w:r>
+        <w:rPr>
+          <w:rFonts w:eastAsia="Microsoft YaHei" w:ascii="Microsoft YaHei" w:hAnsi="Microsoft YaHei"/>
+          <w:b w:val="0"/>
+        </w:rPr>
+        <w:t>：多张满减券</w:t>
+      </w:r>
+      <w:r>
+        <w:rPr>
+          <w:rFonts w:eastAsia="Microsoft YaHei" w:ascii="Microsoft YaHei" w:hAnsi="Microsoft YaHei"/>
+          <w:b/>
+        </w:rPr>
+        <w:t>可继续叠加选用</w:t>
+      </w:r>
+      <w:r>
+        <w:rPr>
+          <w:rFonts w:eastAsia="Microsoft YaHei" w:ascii="Microsoft YaHei" w:hAnsi="Microsoft YaHei"/>
+          <w:b w:val="0"/>
+        </w:rPr>
+        <w:t>，但每张券的「满 X」门槛</w:t>
+      </w:r>
+      <w:r>
+        <w:rPr>
+          <w:rFonts w:eastAsia="Microsoft YaHei" w:ascii="Microsoft YaHei" w:hAnsi="Microsoft YaHei"/>
+          <w:b/>
+        </w:rPr>
+        <w:t>以当前剩余实付逐张重判</w:t>
+      </w:r>
+      <w:r>
+        <w:rPr>
+          <w:rFonts w:eastAsia="Microsoft YaHei" w:ascii="Microsoft YaHei" w:hAnsi="Microsoft YaHei"/>
+          <w:b w:val="0"/>
+        </w:rPr>
+        <w:t>；当剩余实付已低于某券门槛 X 时，该券</w:t>
+      </w:r>
+      <w:r>
+        <w:rPr>
+          <w:rFonts w:eastAsia="Microsoft YaHei" w:ascii="Microsoft YaHei" w:hAnsi="Microsoft YaHei"/>
+          <w:b/>
+        </w:rPr>
+        <w:t>仍可选</w:t>
+      </w:r>
+      <w:r>
+        <w:rPr>
+          <w:rFonts w:eastAsia="Microsoft YaHei" w:ascii="Microsoft YaHei" w:hAnsi="Microsoft YaHei"/>
+          <w:b w:val="0"/>
+        </w:rPr>
+        <w:t>（不禁止），但其减免额</w:t>
+      </w:r>
+      <w:r>
+        <w:rPr>
+          <w:rFonts w:eastAsia="Microsoft YaHei" w:ascii="Microsoft YaHei" w:hAnsi="Microsoft YaHei"/>
+          <w:b/>
+        </w:rPr>
+        <w:t>封顶为 0</w:t>
+      </w:r>
+      <w:r>
+        <w:rPr>
+          <w:rFonts w:eastAsia="Microsoft YaHei" w:ascii="Microsoft YaHei" w:hAnsi="Microsoft YaHei"/>
+          <w:b w:val="0"/>
+        </w:rPr>
+        <w:t>，</w:t>
+      </w:r>
+      <w:r>
+        <w:rPr>
+          <w:rFonts w:eastAsia="Microsoft YaHei" w:ascii="Microsoft YaHei" w:hAnsi="Microsoft YaHei"/>
+          <w:b/>
+        </w:rPr>
+        <w:t>订单实付金额保持不变、不再下降</w:t>
+      </w:r>
+      <w:r>
+        <w:rPr>
+          <w:rFonts w:eastAsia="Microsoft YaHei" w:ascii="Microsoft YaHei" w:hAnsi="Microsoft YaHei"/>
+          <w:b w:val="0"/>
+        </w:rPr>
+        <w:t>（不找零、不结转）。</w:t>
+      </w:r>
+    </w:p>
+    <w:p>
+      <w:r>
+        <w:rPr>
+          <w:rFonts w:eastAsia="Microsoft YaHei" w:ascii="Microsoft YaHei" w:hAnsi="Microsoft YaHei"/>
+          <w:b/>
+        </w:rPr>
+        <w:t>判定与计算规则（逐张、串行）</w:t>
+      </w:r>
+      <w:r>
+        <w:rPr>
+          <w:rFonts w:eastAsia="Microsoft YaHei" w:ascii="Microsoft YaHei" w:hAnsi="Microsoft YaHei"/>
+          <w:b w:val="0"/>
+        </w:rPr>
+        <w:t>：</w:t>
+      </w:r>
+    </w:p>
+    <w:p>
+      <w:pPr>
+        <w:pStyle w:val="ListBullet"/>
+      </w:pPr>
+      <w:r>
+        <w:rPr>
+          <w:rFonts w:eastAsia="Microsoft YaHei" w:ascii="Microsoft YaHei" w:hAnsi="Microsoft YaHei"/>
+          <w:b/>
+        </w:rPr>
+        <w:t>① 门槛基准 = 当前剩余实付</w:t>
+      </w:r>
+      <w:r>
+        <w:rPr>
+          <w:rFonts w:eastAsia="Microsoft YaHei" w:ascii="Microsoft YaHei" w:hAnsi="Microsoft YaHei"/>
+          <w:b w:val="0"/>
+        </w:rPr>
+        <w:t>：第 N 张券的「满 X」门槛，以</w:t>
+      </w:r>
+      <w:r>
+        <w:rPr>
+          <w:rFonts w:eastAsia="Microsoft YaHei" w:ascii="Microsoft YaHei" w:hAnsi="Microsoft YaHei"/>
+          <w:b/>
+        </w:rPr>
+        <w:t>前 N−1 张券扣减后的剩余实付</w:t>
+      </w:r>
+      <w:r>
+        <w:rPr>
+          <w:rFonts w:eastAsia="Microsoft YaHei" w:ascii="Microsoft YaHei" w:hAnsi="Microsoft YaHei"/>
+          <w:b w:val="0"/>
+        </w:rPr>
+        <w:t>为判定基准，</w:t>
+      </w:r>
+      <w:r>
+        <w:rPr>
+          <w:rFonts w:eastAsia="Microsoft YaHei" w:ascii="Microsoft YaHei" w:hAnsi="Microsoft YaHei"/>
+          <w:b/>
+        </w:rPr>
+        <w:t>不是订单原始金额</w:t>
+      </w:r>
+      <w:r>
+        <w:rPr>
+          <w:rFonts w:eastAsia="Microsoft YaHei" w:ascii="Microsoft YaHei" w:hAnsi="Microsoft YaHei"/>
+          <w:b w:val="0"/>
+        </w:rPr>
+        <w:t>。因此前面券把订单减到 X 以下后，后续同名券的门槛按剩余实付判定会「失格」。</w:t>
+      </w:r>
+    </w:p>
+    <w:p>
+      <w:pPr>
+        <w:pStyle w:val="ListBullet"/>
+      </w:pPr>
+      <w:r>
+        <w:rPr>
+          <w:rFonts w:eastAsia="Microsoft YaHei" w:ascii="Microsoft YaHei" w:hAnsi="Microsoft YaHei"/>
+          <w:b/>
+        </w:rPr>
+        <w:t>② 剩余 ≥ X：正常抵扣</w:t>
+      </w:r>
+      <w:r>
+        <w:rPr>
+          <w:rFonts w:eastAsia="Microsoft YaHei" w:ascii="Microsoft YaHei" w:hAnsi="Microsoft YaHei"/>
+          <w:b w:val="0"/>
+        </w:rPr>
+        <w:t xml:space="preserve">：剩余实付 ≥ X 时，本券正常减免 Y（单档）或 </w:t>
+      </w:r>
+      <w:r>
+        <w:rPr>
+          <w:rFonts w:ascii="Microsoft YaHei" w:hAnsi="Microsoft YaHei" w:eastAsia="Microsoft YaHei"/>
+          <w:color w:val="BE123C"/>
+        </w:rPr>
+        <w:t>floor(剩余÷X)×Y</w:t>
+      </w:r>
+      <w:r>
+        <w:rPr>
+          <w:rFonts w:eastAsia="Microsoft YaHei" w:ascii="Microsoft YaHei" w:hAnsi="Microsoft YaHei"/>
+          <w:b w:val="0"/>
+        </w:rPr>
+        <w:t>（阶梯），实付减少。</w:t>
+      </w:r>
+    </w:p>
+    <w:p>
+      <w:pPr>
+        <w:pStyle w:val="ListBullet"/>
+      </w:pPr>
+      <w:r>
+        <w:rPr>
+          <w:rFonts w:eastAsia="Microsoft YaHei" w:ascii="Microsoft YaHei" w:hAnsi="Microsoft YaHei"/>
+          <w:b/>
+        </w:rPr>
+        <w:t>③ 剩余 &lt; X：仍可选但抵扣封顶 0</w:t>
+      </w:r>
+      <w:r>
+        <w:rPr>
+          <w:rFonts w:eastAsia="Microsoft YaHei" w:ascii="Microsoft YaHei" w:hAnsi="Microsoft YaHei"/>
+          <w:b w:val="0"/>
+        </w:rPr>
+        <w:t>：剩余实付 &lt; X 时，本券</w:t>
+      </w:r>
+      <w:r>
+        <w:rPr>
+          <w:rFonts w:eastAsia="Microsoft YaHei" w:ascii="Microsoft YaHei" w:hAnsi="Microsoft YaHei"/>
+          <w:b/>
+        </w:rPr>
+        <w:t>仍允许用户选用</w:t>
+      </w:r>
+      <w:r>
+        <w:rPr>
+          <w:rFonts w:eastAsia="Microsoft YaHei" w:ascii="Microsoft YaHei" w:hAnsi="Microsoft YaHei"/>
+          <w:b w:val="0"/>
+        </w:rPr>
+        <w:t>（用户裁定「可以」继续用更多张），但本券本次</w:t>
+      </w:r>
+      <w:r>
+        <w:rPr>
+          <w:rFonts w:eastAsia="Microsoft YaHei" w:ascii="Microsoft YaHei" w:hAnsi="Microsoft YaHei"/>
+          <w:b/>
+        </w:rPr>
+        <w:t>抵扣额 = 0</w:t>
+      </w:r>
+      <w:r>
+        <w:rPr>
+          <w:rFonts w:eastAsia="Microsoft YaHei" w:ascii="Microsoft YaHei" w:hAnsi="Microsoft YaHei"/>
+          <w:b w:val="0"/>
+        </w:rPr>
+        <w:t>（门槛未达、不产生减免），</w:t>
+      </w:r>
+      <w:r>
+        <w:rPr>
+          <w:rFonts w:eastAsia="Microsoft YaHei" w:ascii="Microsoft YaHei" w:hAnsi="Microsoft YaHei"/>
+          <w:b/>
+        </w:rPr>
+        <w:t>订单实付保持不变、不再下降</w:t>
+      </w:r>
+      <w:r>
+        <w:rPr>
+          <w:rFonts w:eastAsia="Microsoft YaHei" w:ascii="Microsoft YaHei" w:hAnsi="Microsoft YaHei"/>
+          <w:b w:val="0"/>
+        </w:rPr>
+        <w:t>；不找零、不结转至其他订单。</w:t>
+      </w:r>
+    </w:p>
+    <w:p>
+      <w:pPr>
+        <w:pStyle w:val="ListBullet"/>
+      </w:pPr>
+      <w:r>
+        <w:rPr>
+          <w:rFonts w:eastAsia="Microsoft YaHei" w:ascii="Microsoft YaHei" w:hAnsi="Microsoft YaHei"/>
+          <w:b/>
+        </w:rPr>
+        <w:t>④ 实付下限</w:t>
+      </w:r>
+      <w:r>
+        <w:rPr>
+          <w:rFonts w:eastAsia="Microsoft YaHei" w:ascii="Microsoft YaHei" w:hAnsi="Microsoft YaHei"/>
+          <w:b w:val="0"/>
+        </w:rPr>
+        <w:t xml:space="preserve">：订单最终实付 = </w:t>
+      </w:r>
+      <w:r>
+        <w:rPr>
+          <w:rFonts w:ascii="Microsoft YaHei" w:hAnsi="Microsoft YaHei" w:eastAsia="Microsoft YaHei"/>
+          <w:color w:val="BE123C"/>
+        </w:rPr>
+        <w:t>max(0, 原始金额 − Σ有效减免)</w:t>
+      </w:r>
+      <w:r>
+        <w:rPr>
+          <w:rFonts w:eastAsia="Microsoft YaHei" w:ascii="Microsoft YaHei" w:hAnsi="Microsoft YaHei"/>
+          <w:b w:val="0"/>
+        </w:rPr>
+        <w:t>，</w:t>
+      </w:r>
+      <w:r>
+        <w:rPr>
+          <w:rFonts w:eastAsia="Microsoft YaHei" w:ascii="Microsoft YaHei" w:hAnsi="Microsoft YaHei"/>
+          <w:b/>
+        </w:rPr>
+        <w:t>不低于 0</w:t>
+      </w:r>
+      <w:r>
+        <w:rPr>
+          <w:rFonts w:eastAsia="Microsoft YaHei" w:ascii="Microsoft YaHei" w:hAnsi="Microsoft YaHei"/>
+          <w:b w:val="0"/>
+        </w:rPr>
+        <w:t xml:space="preserve">。阶梯券同样适用本规则（剩余 &lt; X 时 </w:t>
+      </w:r>
+      <w:r>
+        <w:rPr>
+          <w:rFonts w:ascii="Microsoft YaHei" w:hAnsi="Microsoft YaHei" w:eastAsia="Microsoft YaHei"/>
+          <w:color w:val="BE123C"/>
+        </w:rPr>
+        <w:t>floor(剩余÷X)=0</w:t>
+      </w:r>
+      <w:r>
+        <w:rPr>
+          <w:rFonts w:eastAsia="Microsoft YaHei" w:ascii="Microsoft YaHei" w:hAnsi="Microsoft YaHei"/>
+          <w:b w:val="0"/>
+        </w:rPr>
+        <w:t>，即抵扣 0）。</w:t>
+      </w:r>
+    </w:p>
+    <w:p>
+      <w:pPr>
+        <w:pStyle w:val="ListBullet"/>
+      </w:pPr>
+      <w:r>
+        <w:rPr>
+          <w:rFonts w:eastAsia="Microsoft YaHei" w:ascii="Microsoft YaHei" w:hAnsi="Microsoft YaHei"/>
+          <w:b/>
+        </w:rPr>
+        <w:t>⑤ 单 SKU 券</w:t>
+      </w:r>
+      <w:r>
+        <w:rPr>
+          <w:rFonts w:eastAsia="Microsoft YaHei" w:ascii="Microsoft YaHei" w:hAnsi="Microsoft YaHei"/>
+          <w:b w:val="0"/>
+        </w:rPr>
+        <w:t>：按 §4.3.6 单 SKU 规则，门槛基准 = 该 SKU 行</w:t>
+      </w:r>
+      <w:r>
+        <w:rPr>
+          <w:rFonts w:eastAsia="Microsoft YaHei" w:ascii="Microsoft YaHei" w:hAnsi="Microsoft YaHei"/>
+          <w:b/>
+        </w:rPr>
+        <w:t>剩余实付</w:t>
+      </w:r>
+      <w:r>
+        <w:rPr>
+          <w:rFonts w:eastAsia="Microsoft YaHei" w:ascii="Microsoft YaHei" w:hAnsi="Microsoft YaHei"/>
+          <w:b w:val="0"/>
+        </w:rPr>
+        <w:t>，抵扣作用于 SKU 行；该 SKU 行剩余 &lt; X 时同理「仍可选但抵扣 0」，不影响其他 SKU 行与订单总额下限。</w:t>
+      </w:r>
+    </w:p>
+    <w:p>
+      <w:r>
+        <w:rPr>
+          <w:rFonts w:eastAsia="Microsoft YaHei" w:ascii="Microsoft YaHei" w:hAnsi="Microsoft YaHei"/>
+          <w:b/>
+        </w:rPr>
+        <w:t>示例（单档满300-100，可多张使用）</w:t>
+      </w:r>
+      <w:r>
+        <w:rPr>
+          <w:rFonts w:eastAsia="Microsoft YaHei" w:ascii="Microsoft YaHei" w:hAnsi="Microsoft YaHei"/>
+          <w:b w:val="0"/>
+        </w:rPr>
+        <w:t>：订单原始金额 350，用户持有 3 张「满300-100」。</w:t>
+      </w:r>
+    </w:p>
+    <w:tbl>
+      <w:tblPr>
+        <w:tblStyle w:val="TableGrid"/>
+        <w:tblW w:type="auto" w:w="0"/>
+        <w:tblLook w:firstColumn="1" w:firstRow="1" w:lastColumn="0" w:lastRow="0" w:noHBand="0" w:noVBand="1" w:val="04A0"/>
+        <w:jc w:val="center"/>
+        <w:tblBorders>
+          <w:top w:val="single" w:sz="4" w:space="0" w:color="999999"/>
+          <w:left w:val="single" w:sz="4" w:space="0" w:color="999999"/>
+          <w:bottom w:val="single" w:sz="4" w:space="0" w:color="999999"/>
+          <w:right w:val="single" w:sz="4" w:space="0" w:color="999999"/>
+          <w:insideH w:val="single" w:sz="4" w:space="0" w:color="999999"/>
+          <w:insideV w:val="single" w:sz="4" w:space="0" w:color="999999"/>
+        </w:tblBorders>
+      </w:tblPr>
+      <w:tblGrid>
+        <w:gridCol w:w="1728"/>
+        <w:gridCol w:w="1728"/>
+        <w:gridCol w:w="1728"/>
+        <w:gridCol w:w="1728"/>
+        <w:gridCol w:w="1728"/>
+      </w:tblGrid>
+      <w:tr>
+        <w:tc>
+          <w:tcPr>
+            <w:tcW w:type="dxa" w:w="1728"/>
+          </w:tcPr>
+          <w:p>
+            <w:r>
+              <w:rPr>
+                <w:b/>
+              </w:rPr>
+            </w:r>
+            <w:r>
+              <w:rPr>
+                <w:rFonts w:eastAsia="Microsoft YaHei" w:ascii="Microsoft YaHei" w:hAnsi="Microsoft YaHei"/>
+                <w:b/>
+              </w:rPr>
+              <w:t>叠加顺序</w:t>
+            </w:r>
+          </w:p>
+        </w:tc>
+        <w:tc>
+          <w:tcPr>
+            <w:tcW w:type="dxa" w:w="1728"/>
+          </w:tcPr>
+          <w:p>
+            <w:r>
+              <w:rPr>
+                <w:b/>
+              </w:rPr>
+            </w:r>
+            <w:r>
+              <w:rPr>
+                <w:rFonts w:eastAsia="Microsoft YaHei" w:ascii="Microsoft YaHei" w:hAnsi="Microsoft YaHei"/>
+                <w:b/>
+              </w:rPr>
+              <w:t>当前剩余实付</w:t>
+            </w:r>
+          </w:p>
+        </w:tc>
+        <w:tc>
+          <w:tcPr>
+            <w:tcW w:type="dxa" w:w="1728"/>
+          </w:tcPr>
+          <w:p>
+            <w:r>
+              <w:rPr>
+                <w:b/>
+              </w:rPr>
+            </w:r>
+            <w:r>
+              <w:rPr>
+                <w:rFonts w:eastAsia="Microsoft YaHei" w:ascii="Microsoft YaHei" w:hAnsi="Microsoft YaHei"/>
+                <w:b/>
+              </w:rPr>
+              <w:t>门槛判定</w:t>
+            </w:r>
+          </w:p>
+        </w:tc>
+        <w:tc>
+          <w:tcPr>
+            <w:tcW w:type="dxa" w:w="1728"/>
+          </w:tcPr>
+          <w:p>
+            <w:r>
+              <w:rPr>
+                <w:b/>
+              </w:rPr>
+            </w:r>
+            <w:r>
+              <w:rPr>
+                <w:rFonts w:eastAsia="Microsoft YaHei" w:ascii="Microsoft YaHei" w:hAnsi="Microsoft YaHei"/>
+                <w:b/>
+              </w:rPr>
+              <w:t>本券抵扣</w:t>
+            </w:r>
+          </w:p>
+        </w:tc>
+        <w:tc>
+          <w:tcPr>
+            <w:tcW w:type="dxa" w:w="1728"/>
+          </w:tcPr>
+          <w:p>
+            <w:r>
+              <w:rPr>
+                <w:b/>
+              </w:rPr>
+            </w:r>
+            <w:r>
+              <w:rPr>
+                <w:rFonts w:eastAsia="Microsoft YaHei" w:ascii="Microsoft YaHei" w:hAnsi="Microsoft YaHei"/>
+                <w:b/>
+              </w:rPr>
+              <w:t>叠加后实付</w:t>
+            </w:r>
+          </w:p>
+        </w:tc>
+      </w:tr>
+      <w:tr>
+        <w:tc>
+          <w:tcPr>
+            <w:tcW w:type="dxa" w:w="1728"/>
+          </w:tcPr>
+          <w:p>
+            <w:r/>
+            <w:r>
+              <w:rPr>
+                <w:rFonts w:eastAsia="Microsoft YaHei" w:ascii="Microsoft YaHei" w:hAnsi="Microsoft YaHei"/>
+                <w:b w:val="0"/>
+              </w:rPr>
+              <w:t>第 1 张</w:t>
+            </w:r>
+          </w:p>
+        </w:tc>
+        <w:tc>
+          <w:tcPr>
+            <w:tcW w:type="dxa" w:w="1728"/>
+          </w:tcPr>
+          <w:p>
+            <w:r/>
+            <w:r>
+              <w:rPr>
+                <w:rFonts w:eastAsia="Microsoft YaHei" w:ascii="Microsoft YaHei" w:hAnsi="Microsoft YaHei"/>
+                <w:b w:val="0"/>
+              </w:rPr>
+              <w:t>350</w:t>
+            </w:r>
+          </w:p>
+        </w:tc>
+        <w:tc>
+          <w:tcPr>
+            <w:tcW w:type="dxa" w:w="1728"/>
+          </w:tcPr>
+          <w:p>
+            <w:r/>
+            <w:r>
+              <w:rPr>
+                <w:rFonts w:eastAsia="Microsoft YaHei" w:ascii="Microsoft YaHei" w:hAnsi="Microsoft YaHei"/>
+                <w:b w:val="0"/>
+              </w:rPr>
+              <w:t>350 ≥ 300 ✅</w:t>
+            </w:r>
+          </w:p>
+        </w:tc>
+        <w:tc>
+          <w:tcPr>
+            <w:tcW w:type="dxa" w:w="1728"/>
+          </w:tcPr>
+          <w:p>
+            <w:r/>
+            <w:r>
+              <w:rPr>
+                <w:rFonts w:eastAsia="Microsoft YaHei" w:ascii="Microsoft YaHei" w:hAnsi="Microsoft YaHei"/>
+                <w:b w:val="0"/>
+              </w:rPr>
+              <w:t>−100</w:t>
+            </w:r>
+          </w:p>
+        </w:tc>
+        <w:tc>
+          <w:tcPr>
+            <w:tcW w:type="dxa" w:w="1728"/>
+          </w:tcPr>
+          <w:p>
+            <w:r/>
+            <w:r>
+              <w:rPr>
+                <w:rFonts w:eastAsia="Microsoft YaHei" w:ascii="Microsoft YaHei" w:hAnsi="Microsoft YaHei"/>
+                <w:b w:val="0"/>
+              </w:rPr>
+              <w:t>250</w:t>
+            </w:r>
+          </w:p>
+        </w:tc>
+      </w:tr>
+      <w:tr>
+        <w:tc>
+          <w:tcPr>
+            <w:tcW w:type="dxa" w:w="1728"/>
+          </w:tcPr>
+          <w:p>
+            <w:r/>
+            <w:r>
+              <w:rPr>
+                <w:rFonts w:eastAsia="Microsoft YaHei" w:ascii="Microsoft YaHei" w:hAnsi="Microsoft YaHei"/>
+                <w:b w:val="0"/>
+              </w:rPr>
+              <w:t>第 2 张</w:t>
+            </w:r>
+          </w:p>
+        </w:tc>
+        <w:tc>
+          <w:tcPr>
+            <w:tcW w:type="dxa" w:w="1728"/>
+          </w:tcPr>
+          <w:p>
+            <w:r/>
+            <w:r>
+              <w:rPr>
+                <w:rFonts w:eastAsia="Microsoft YaHei" w:ascii="Microsoft YaHei" w:hAnsi="Microsoft YaHei"/>
+                <w:b w:val="0"/>
+              </w:rPr>
+              <w:t>250</w:t>
+            </w:r>
+          </w:p>
+        </w:tc>
+        <w:tc>
+          <w:tcPr>
+            <w:tcW w:type="dxa" w:w="1728"/>
+          </w:tcPr>
+          <w:p>
+            <w:r/>
+            <w:r>
+              <w:rPr>
+                <w:rFonts w:eastAsia="Microsoft YaHei" w:ascii="Microsoft YaHei" w:hAnsi="Microsoft YaHei"/>
+                <w:b w:val="0"/>
+              </w:rPr>
+              <w:t>250 &lt; 300（门槛失格）</w:t>
+            </w:r>
+          </w:p>
+        </w:tc>
+        <w:tc>
+          <w:tcPr>
+            <w:tcW w:type="dxa" w:w="1728"/>
+          </w:tcPr>
+          <w:p>
+            <w:r/>
+            <w:r>
+              <w:rPr>
+                <w:rFonts w:eastAsia="Microsoft YaHei" w:ascii="Microsoft YaHei" w:hAnsi="Microsoft YaHei"/>
+                <w:b w:val="0"/>
+              </w:rPr>
+              <w:t>仍可选，抵扣封顶 0</w:t>
+            </w:r>
+          </w:p>
+        </w:tc>
+        <w:tc>
+          <w:tcPr>
+            <w:tcW w:type="dxa" w:w="1728"/>
+          </w:tcPr>
+          <w:p>
+            <w:r/>
+            <w:r>
+              <w:rPr>
+                <w:rFonts w:eastAsia="Microsoft YaHei" w:ascii="Microsoft YaHei" w:hAnsi="Microsoft YaHei"/>
+                <w:b w:val="0"/>
+              </w:rPr>
+              <w:t>250（不变）</w:t>
+            </w:r>
+          </w:p>
+        </w:tc>
+      </w:tr>
+      <w:tr>
+        <w:tc>
+          <w:tcPr>
+            <w:tcW w:type="dxa" w:w="1728"/>
+          </w:tcPr>
+          <w:p>
+            <w:r/>
+            <w:r>
+              <w:rPr>
+                <w:rFonts w:eastAsia="Microsoft YaHei" w:ascii="Microsoft YaHei" w:hAnsi="Microsoft YaHei"/>
+                <w:b w:val="0"/>
+              </w:rPr>
+              <w:t>第 3 张</w:t>
+            </w:r>
+          </w:p>
+        </w:tc>
+        <w:tc>
+          <w:tcPr>
+            <w:tcW w:type="dxa" w:w="1728"/>
+          </w:tcPr>
+          <w:p>
+            <w:r/>
+            <w:r>
+              <w:rPr>
+                <w:rFonts w:eastAsia="Microsoft YaHei" w:ascii="Microsoft YaHei" w:hAnsi="Microsoft YaHei"/>
+                <w:b w:val="0"/>
+              </w:rPr>
+              <w:t>250</w:t>
+            </w:r>
+          </w:p>
+        </w:tc>
+        <w:tc>
+          <w:tcPr>
+            <w:tcW w:type="dxa" w:w="1728"/>
+          </w:tcPr>
+          <w:p>
+            <w:r/>
+            <w:r>
+              <w:rPr>
+                <w:rFonts w:eastAsia="Microsoft YaHei" w:ascii="Microsoft YaHei" w:hAnsi="Microsoft YaHei"/>
+                <w:b w:val="0"/>
+              </w:rPr>
+              <w:t>250 &lt; 300（门槛失格）</w:t>
+            </w:r>
+          </w:p>
+        </w:tc>
+        <w:tc>
+          <w:tcPr>
+            <w:tcW w:type="dxa" w:w="1728"/>
+          </w:tcPr>
+          <w:p>
+            <w:r/>
+            <w:r>
+              <w:rPr>
+                <w:rFonts w:eastAsia="Microsoft YaHei" w:ascii="Microsoft YaHei" w:hAnsi="Microsoft YaHei"/>
+                <w:b w:val="0"/>
+              </w:rPr>
+              <w:t>仍可选，抵扣封顶 0</w:t>
+            </w:r>
+          </w:p>
+        </w:tc>
+        <w:tc>
+          <w:tcPr>
+            <w:tcW w:type="dxa" w:w="1728"/>
+          </w:tcPr>
+          <w:p>
+            <w:r/>
+            <w:r>
+              <w:rPr>
+                <w:rFonts w:eastAsia="Microsoft YaHei" w:ascii="Microsoft YaHei" w:hAnsi="Microsoft YaHei"/>
+                <w:b w:val="0"/>
+              </w:rPr>
+              <w:t>250（不变）</w:t>
+            </w:r>
+          </w:p>
+        </w:tc>
+      </w:tr>
+    </w:tbl>
+    <w:p>
+      <w:r>
+        <w:rPr>
+          <w:rFonts w:eastAsia="Microsoft YaHei" w:ascii="Microsoft YaHei" w:hAnsi="Microsoft YaHei"/>
+          <w:b w:val="0"/>
+        </w:rPr>
+        <w:t>即：第 1 张正常减到 250；第 2、3 张「还能用」（占用券、走正常核销流程标记已使用），但实付不再减少，保持 250。</w:t>
+      </w:r>
+    </w:p>
+    <w:p>
+      <w:r>
+        <w:rPr>
+          <w:rFonts w:eastAsia="Microsoft YaHei" w:ascii="Microsoft YaHei" w:hAnsi="Microsoft YaHei"/>
+          <w:b/>
+        </w:rPr>
+        <w:t>展示规则</w:t>
+      </w:r>
+      <w:r>
+        <w:rPr>
+          <w:rFonts w:eastAsia="Microsoft YaHei" w:ascii="Microsoft YaHei" w:hAnsi="Microsoft YaHei"/>
+          <w:b w:val="0"/>
+        </w:rPr>
+        <w:t>：</w:t>
+      </w:r>
+    </w:p>
+    <w:p>
+      <w:pPr>
+        <w:pStyle w:val="ListBullet"/>
+      </w:pPr>
+      <w:r>
+        <w:rPr>
+          <w:rFonts w:eastAsia="Microsoft YaHei" w:ascii="Microsoft YaHei" w:hAnsi="Microsoft YaHei"/>
+          <w:b w:val="0"/>
+        </w:rPr>
+        <w:t>确认订单页选券列表 / 优惠明细：对「剩余 &lt; X 仍可选」的券，正常展示可选态；可附轻提示「未满 ¥X，本券本次不抵扣」（不强制弹窗）。</w:t>
+      </w:r>
+    </w:p>
+    <w:p>
+      <w:pPr>
+        <w:pStyle w:val="ListBullet"/>
+      </w:pPr>
+      <w:r>
+        <w:rPr>
+          <w:rFonts w:eastAsia="Microsoft YaHei" w:ascii="Microsoft YaHei" w:hAnsi="Microsoft YaHei"/>
+          <w:b w:val="0"/>
+        </w:rPr>
+        <w:t>优惠明细区仅展示最终实付（不展示负数 / 找零）；多张叠加时逐张列出抵扣明细，其中抵扣 0 的券标注「未达门槛·不抵扣」。</w:t>
+      </w:r>
+    </w:p>
+    <w:p>
+      <w:pPr>
+        <w:pStyle w:val="ListBullet"/>
+      </w:pPr>
+      <w:r>
+        <w:rPr>
+          <w:rFonts w:eastAsia="Microsoft YaHei" w:ascii="Microsoft YaHei" w:hAnsi="Microsoft YaHei"/>
+          <w:b w:val="0"/>
+        </w:rPr>
+        <w:t>后端在下单 / 选券接口按「剩余实付逐张重判 + 封顶 0 + 下限 0」二次校验，前后端规则一致，防止绕过。</w:t>
+      </w:r>
+    </w:p>
+    <w:p>
+      <w:r>
+        <w:rPr>
+          <w:rFonts w:eastAsia="Microsoft YaHei" w:ascii="Microsoft YaHei" w:hAnsi="Microsoft YaHei"/>
+          <w:b w:val="0"/>
+        </w:rPr>
+        <w:t xml:space="preserve">⚠️ </w:t>
+      </w:r>
+      <w:r>
+        <w:rPr>
+          <w:rFonts w:eastAsia="Microsoft YaHei" w:ascii="Microsoft YaHei" w:hAnsi="Microsoft YaHei"/>
+          <w:b/>
+        </w:rPr>
+        <w:t>待确认 @产品/技术</w:t>
+      </w:r>
+      <w:r>
+        <w:rPr>
+          <w:rFonts w:eastAsia="Microsoft YaHei" w:ascii="Microsoft YaHei" w:hAnsi="Microsoft YaHei"/>
+          <w:b w:val="0"/>
+        </w:rPr>
+        <w:t>：剩余 &lt; X 时「仍可选」的券，核销后是否计入用户券「已使用」（占用一张）？当前按「正常占用并标记已使用」描述；若业务希望「不消耗券、仅作展示」需另行裁定。</w:t>
+      </w:r>
+    </w:p>
     <w:p>
       <w:pPr>
         <w:pStyle w:val="Heading4"/>
@@ -22905,7 +23732,7 @@
         <w:rPr>
           <w:rFonts w:eastAsia="Microsoft YaHei" w:ascii="Microsoft YaHei" w:hAnsi="Microsoft YaHei"/>
         </w:rPr>
-        <w:t>4.3.6.7 状态流转</w:t>
+        <w:t>4.3.6.8 状态流转</w:t>
       </w:r>
     </w:p>
     <w:p>

--- a/coupon-prd.docx
+++ b/coupon-prd.docx
@@ -7392,6 +7392,411 @@
       </w:tr>
     </w:tbl>
     <w:p>
+      <w:pPr>
+        <w:pStyle w:val="Heading4"/>
+      </w:pPr>
+      <w:r>
+        <w:rPr>
+          <w:rFonts w:eastAsia="Microsoft YaHei" w:ascii="Microsoft YaHei" w:hAnsi="Microsoft YaHei"/>
+        </w:rPr>
+        <w:t xml:space="preserve">4.1.3.4 「底价（商品级）」字段规则 </w:t>
+      </w:r>
+      <w:r>
+        <w:rPr>
+          <w:rFonts w:eastAsia="Microsoft YaHei" w:ascii="Microsoft YaHei" w:hAnsi="Microsoft YaHei"/>
+          <w:b w:val="0"/>
+        </w:rPr>
+        <w:t>本期新增</w:t>
+      </w:r>
+    </w:p>
+    <w:p>
+      <w:r>
+        <w:rPr>
+          <w:rFonts w:eastAsia="Microsoft YaHei" w:ascii="Microsoft YaHei" w:hAnsi="Microsoft YaHei"/>
+          <w:b/>
+        </w:rPr>
+        <w:t>字段定义</w:t>
+      </w:r>
+      <w:r>
+        <w:rPr>
+          <w:rFonts w:eastAsia="Microsoft YaHei" w:ascii="Microsoft YaHei" w:hAnsi="Microsoft YaHei"/>
+          <w:b w:val="0"/>
+        </w:rPr>
+        <w:t>：底价是</w:t>
+      </w:r>
+      <w:r>
+        <w:rPr>
+          <w:rFonts w:eastAsia="Microsoft YaHei" w:ascii="Microsoft YaHei" w:hAnsi="Microsoft YaHei"/>
+          <w:b/>
+        </w:rPr>
+        <w:t>商品级</w:t>
+      </w:r>
+      <w:r>
+        <w:rPr>
+          <w:rFonts w:eastAsia="Microsoft YaHei" w:ascii="Microsoft YaHei" w:hAnsi="Microsoft YaHei"/>
+          <w:b w:val="0"/>
+        </w:rPr>
+        <w:t>属性，由运营在券配置的「商品选择区」环节，对</w:t>
+      </w:r>
+      <w:r>
+        <w:rPr>
+          <w:rFonts w:eastAsia="Microsoft YaHei" w:ascii="Microsoft YaHei" w:hAnsi="Microsoft YaHei"/>
+          <w:b/>
+        </w:rPr>
+        <w:t>每个适用商品</w:t>
+      </w:r>
+      <w:r>
+        <w:rPr>
+          <w:rFonts w:eastAsia="Microsoft YaHei" w:ascii="Microsoft YaHei" w:hAnsi="Microsoft YaHei"/>
+          <w:b w:val="0"/>
+        </w:rPr>
+        <w:t>逐行录入该商品允许成交的最低实付单价。它约束的是 C 端结算时「叠加/用券后该商品实付不得低于底价」，与券面额、门槛、可共用优惠、阶梯计算相互独立。</w:t>
+      </w:r>
+    </w:p>
+    <w:p>
+      <w:r>
+        <w:rPr>
+          <w:rFonts w:eastAsia="Microsoft YaHei" w:ascii="Microsoft YaHei" w:hAnsi="Microsoft YaHei"/>
+          <w:b/>
+        </w:rPr>
+        <w:t>录入与存储</w:t>
+      </w:r>
+      <w:r>
+        <w:rPr>
+          <w:rFonts w:eastAsia="Microsoft YaHei" w:ascii="Microsoft YaHei" w:hAnsi="Microsoft YaHei"/>
+          <w:b w:val="0"/>
+        </w:rPr>
+        <w:t>：</w:t>
+      </w:r>
+    </w:p>
+    <w:p>
+      <w:pPr>
+        <w:pStyle w:val="ListBullet"/>
+      </w:pPr>
+      <w:r>
+        <w:rPr>
+          <w:rFonts w:eastAsia="Microsoft YaHei" w:ascii="Microsoft YaHei" w:hAnsi="Microsoft YaHei"/>
+          <w:b/>
+        </w:rPr>
+        <w:t>来源</w:t>
+      </w:r>
+      <w:r>
+        <w:rPr>
+          <w:rFonts w:eastAsia="Microsoft YaHei" w:ascii="Microsoft YaHei" w:hAnsi="Microsoft YaHei"/>
+          <w:b w:val="0"/>
+        </w:rPr>
+        <w:t>：</w:t>
+      </w:r>
+      <w:r>
+        <w:rPr>
+          <w:rFonts w:eastAsia="Microsoft YaHei" w:ascii="Microsoft YaHei" w:hAnsi="Microsoft YaHei"/>
+          <w:b/>
+        </w:rPr>
+        <w:t>运营在券配置中手动录入</w:t>
+      </w:r>
+      <w:r>
+        <w:rPr>
+          <w:rFonts w:eastAsia="Microsoft YaHei" w:ascii="Microsoft YaHei" w:hAnsi="Microsoft YaHei"/>
+          <w:b w:val="0"/>
+        </w:rPr>
+        <w:t>（以后台原型为准，</w:t>
+      </w:r>
+      <w:r>
+        <w:rPr>
+          <w:rFonts w:eastAsia="Microsoft YaHei" w:ascii="Microsoft YaHei" w:hAnsi="Microsoft YaHei"/>
+          <w:b/>
+        </w:rPr>
+        <w:t>非</w:t>
+      </w:r>
+      <w:r>
+        <w:rPr>
+          <w:rFonts w:eastAsia="Microsoft YaHei" w:ascii="Microsoft YaHei" w:hAnsi="Microsoft YaHei"/>
+          <w:b w:val="0"/>
+        </w:rPr>
+        <w:t>商品域接口只读）。原型中每个已选商品行带「底价 ¥」数字输入框（min=0，step=0.01，默认留空）。</w:t>
+      </w:r>
+    </w:p>
+    <w:p>
+      <w:pPr>
+        <w:pStyle w:val="ListBullet"/>
+      </w:pPr>
+      <w:r>
+        <w:rPr>
+          <w:rFonts w:eastAsia="Microsoft YaHei" w:ascii="Microsoft YaHei" w:hAnsi="Microsoft YaHei"/>
+          <w:b/>
+        </w:rPr>
+        <w:t>字段</w:t>
+      </w:r>
+      <w:r>
+        <w:rPr>
+          <w:rFonts w:eastAsia="Microsoft YaHei" w:ascii="Microsoft YaHei" w:hAnsi="Microsoft YaHei"/>
+          <w:b w:val="0"/>
+        </w:rPr>
+        <w:t xml:space="preserve">：存《券模板表》适用商品集合的 </w:t>
+      </w:r>
+      <w:r>
+        <w:rPr>
+          <w:rFonts w:ascii="Microsoft YaHei" w:hAnsi="Microsoft YaHei" w:eastAsia="Microsoft YaHei"/>
+          <w:color w:val="BE123C"/>
+        </w:rPr>
+        <w:t>floor_price</w:t>
+      </w:r>
+      <w:r>
+        <w:rPr>
+          <w:rFonts w:eastAsia="Microsoft YaHei" w:ascii="Microsoft YaHei" w:hAnsi="Microsoft YaHei"/>
+          <w:b w:val="0"/>
+        </w:rPr>
+        <w:t>；</w:t>
+      </w:r>
+      <w:r>
+        <w:rPr>
+          <w:rFonts w:eastAsia="Microsoft YaHei" w:ascii="Microsoft YaHei" w:hAnsi="Microsoft YaHei"/>
+          <w:b/>
+        </w:rPr>
+        <w:t>空值 / 0.00 = 无底价（即不限制）</w:t>
+      </w:r>
+      <w:r>
+        <w:rPr>
+          <w:rFonts w:eastAsia="Microsoft YaHei" w:ascii="Microsoft YaHei" w:hAnsi="Microsoft YaHei"/>
+          <w:b w:val="0"/>
+        </w:rPr>
+        <w:t>，C 端该商品不做底价不击穿校验。</w:t>
+      </w:r>
+    </w:p>
+    <w:p>
+      <w:pPr>
+        <w:pStyle w:val="ListBullet"/>
+      </w:pPr>
+      <w:r>
+        <w:rPr>
+          <w:rFonts w:eastAsia="Microsoft YaHei" w:ascii="Microsoft YaHei" w:hAnsi="Microsoft YaHei"/>
+          <w:b/>
+        </w:rPr>
+        <w:t>校验</w:t>
+      </w:r>
+      <w:r>
+        <w:rPr>
+          <w:rFonts w:eastAsia="Microsoft YaHei" w:ascii="Microsoft YaHei" w:hAnsi="Microsoft YaHei"/>
+          <w:b w:val="0"/>
+        </w:rPr>
+        <w:t>：≥0 数值；可留空；</w:t>
+      </w:r>
+      <w:r>
+        <w:rPr>
+          <w:rFonts w:eastAsia="Microsoft YaHei" w:ascii="Microsoft YaHei" w:hAnsi="Microsoft YaHei"/>
+          <w:b/>
+        </w:rPr>
+        <w:t>不强制必填</w:t>
+      </w:r>
+      <w:r>
+        <w:rPr>
+          <w:rFonts w:eastAsia="Microsoft YaHei" w:ascii="Microsoft YaHei" w:hAnsi="Microsoft YaHei"/>
+          <w:b w:val="0"/>
+        </w:rPr>
+        <w:t>。</w:t>
+      </w:r>
+    </w:p>
+    <w:p>
+      <w:r>
+        <w:rPr>
+          <w:rFonts w:eastAsia="Microsoft YaHei" w:ascii="Microsoft YaHei" w:hAnsi="Microsoft YaHei"/>
+          <w:b/>
+        </w:rPr>
+        <w:t>C 端「严格不击穿底价」保护规则（本期实现）</w:t>
+      </w:r>
+      <w:r>
+        <w:rPr>
+          <w:rFonts w:eastAsia="Microsoft YaHei" w:ascii="Microsoft YaHei" w:hAnsi="Microsoft YaHei"/>
+          <w:b w:val="0"/>
+        </w:rPr>
+        <w:t>：</w:t>
+      </w:r>
+    </w:p>
+    <w:p>
+      <w:pPr>
+        <w:pStyle w:val="ListBullet"/>
+      </w:pPr>
+      <w:r>
+        <w:rPr>
+          <w:rFonts w:eastAsia="Microsoft YaHei" w:ascii="Microsoft YaHei" w:hAnsi="Microsoft YaHei"/>
+          <w:b/>
+        </w:rPr>
+        <w:t>生效位置</w:t>
+      </w:r>
+      <w:r>
+        <w:rPr>
+          <w:rFonts w:eastAsia="Microsoft YaHei" w:ascii="Microsoft YaHei" w:hAnsi="Microsoft YaHei"/>
+          <w:b w:val="0"/>
+        </w:rPr>
+        <w:t>：在确认订单页结算计算时生效（与 §4.3.6 选券联动），后端在下单/核销接口二次校验，前后端规则一致。</w:t>
+      </w:r>
+    </w:p>
+    <w:p>
+      <w:pPr>
+        <w:pStyle w:val="ListBullet"/>
+      </w:pPr>
+      <w:r>
+        <w:rPr>
+          <w:rFonts w:eastAsia="Microsoft YaHei" w:ascii="Microsoft YaHei" w:hAnsi="Microsoft YaHei"/>
+          <w:b/>
+        </w:rPr>
+        <w:t>计算顺序</w:t>
+      </w:r>
+      <w:r>
+        <w:rPr>
+          <w:rFonts w:eastAsia="Microsoft YaHei" w:ascii="Microsoft YaHei" w:hAnsi="Microsoft YaHei"/>
+          <w:b w:val="0"/>
+        </w:rPr>
+        <w:t>：多盒多折（商品级）→ 优惠券满减（订单级）→ 臻享积分抵现（支付级）。底价不击穿在「优惠券满减」步骤后、逐商品核算实付时触发。</w:t>
+      </w:r>
+    </w:p>
+    <w:p>
+      <w:pPr>
+        <w:pStyle w:val="ListBullet"/>
+      </w:pPr>
+      <w:r>
+        <w:rPr>
+          <w:rFonts w:eastAsia="Microsoft YaHei" w:ascii="Microsoft YaHei" w:hAnsi="Microsoft YaHei"/>
+          <w:b/>
+        </w:rPr>
+        <w:t>保护逻辑</w:t>
+      </w:r>
+      <w:r>
+        <w:rPr>
+          <w:rFonts w:eastAsia="Microsoft YaHei" w:ascii="Microsoft YaHei" w:hAnsi="Microsoft YaHei"/>
+          <w:b w:val="0"/>
+        </w:rPr>
+        <w:t>：逐商品校验「该商品结算实付单价 ≥ 其 floor_price」；若减免后实付 &lt; 底价，则</w:t>
+      </w:r>
+      <w:r>
+        <w:rPr>
+          <w:rFonts w:eastAsia="Microsoft YaHei" w:ascii="Microsoft YaHei" w:hAnsi="Microsoft YaHei"/>
+          <w:b/>
+        </w:rPr>
+        <w:t>回退该商品对应的优惠减免至刚好触底</w:t>
+      </w:r>
+      <w:r>
+        <w:rPr>
+          <w:rFonts w:eastAsia="Microsoft YaHei" w:ascii="Microsoft YaHei" w:hAnsi="Microsoft YaHei"/>
+          <w:b w:val="0"/>
+        </w:rPr>
+        <w:t>（该商品实付 = 底价），</w:t>
+      </w:r>
+      <w:r>
+        <w:rPr>
+          <w:rFonts w:eastAsia="Microsoft YaHei" w:ascii="Microsoft YaHei" w:hAnsi="Microsoft YaHei"/>
+          <w:b/>
+        </w:rPr>
+        <w:t>其余商品不受影响</w:t>
+      </w:r>
+      <w:r>
+        <w:rPr>
+          <w:rFonts w:eastAsia="Microsoft YaHei" w:ascii="Microsoft YaHei" w:hAnsi="Microsoft YaHei"/>
+          <w:b w:val="0"/>
+        </w:rPr>
+        <w:t>，不整体取消券。</w:t>
+      </w:r>
+    </w:p>
+    <w:p>
+      <w:pPr>
+        <w:pStyle w:val="ListBullet"/>
+      </w:pPr>
+      <w:r>
+        <w:rPr>
+          <w:rFonts w:eastAsia="Microsoft YaHei" w:ascii="Microsoft YaHei" w:hAnsi="Microsoft YaHei"/>
+          <w:b/>
+        </w:rPr>
+        <w:t>极端兜底</w:t>
+      </w:r>
+      <w:r>
+        <w:rPr>
+          <w:rFonts w:eastAsia="Microsoft YaHei" w:ascii="Microsoft YaHei" w:hAnsi="Microsoft YaHei"/>
+          <w:b w:val="0"/>
+        </w:rPr>
+        <w:t>：若回退后仍无法满足（如单商品订单券面额超过「原价 − 底价」），则该券对当前订单</w:t>
+      </w:r>
+      <w:r>
+        <w:rPr>
+          <w:rFonts w:eastAsia="Microsoft YaHei" w:ascii="Microsoft YaHei" w:hAnsi="Microsoft YaHei"/>
+          <w:b/>
+        </w:rPr>
+        <w:t>不可用</w:t>
+      </w:r>
+      <w:r>
+        <w:rPr>
+          <w:rFonts w:eastAsia="Microsoft YaHei" w:ascii="Microsoft YaHei" w:hAnsi="Microsoft YaHei"/>
+          <w:b w:val="0"/>
+        </w:rPr>
+        <w:t>，确认订单页置灰并提示「该商品触发底价不击穿，本券不可用」。</w:t>
+      </w:r>
+    </w:p>
+    <w:p>
+      <w:pPr>
+        <w:pStyle w:val="ListBullet"/>
+      </w:pPr>
+      <w:r>
+        <w:rPr>
+          <w:rFonts w:eastAsia="Microsoft YaHei" w:ascii="Microsoft YaHei" w:hAnsi="Microsoft YaHei"/>
+          <w:b/>
+        </w:rPr>
+        <w:t>前端展示</w:t>
+      </w:r>
+      <w:r>
+        <w:rPr>
+          <w:rFonts w:eastAsia="Microsoft YaHei" w:ascii="Microsoft YaHei" w:hAnsi="Microsoft YaHei"/>
+          <w:b w:val="0"/>
+        </w:rPr>
+        <w:t>：确认订单页实时计算并显示本单实际减免金额；触底回退时展示触底提示，减免金额随之更新。</w:t>
+      </w:r>
+    </w:p>
+    <w:p>
+      <w:pPr>
+        <w:pStyle w:val="ListBullet"/>
+      </w:pPr>
+      <w:r>
+        <w:rPr>
+          <w:rFonts w:eastAsia="Microsoft YaHei" w:ascii="Microsoft YaHei" w:hAnsi="Microsoft YaHei"/>
+          <w:b/>
+        </w:rPr>
+        <w:t>计算基数</w:t>
+      </w:r>
+      <w:r>
+        <w:rPr>
+          <w:rFonts w:eastAsia="Microsoft YaHei" w:ascii="Microsoft YaHei" w:hAnsi="Microsoft YaHei"/>
+          <w:b w:val="0"/>
+        </w:rPr>
+        <w:t>：底价不击穿仅作用于</w:t>
+      </w:r>
+      <w:r>
+        <w:rPr>
+          <w:rFonts w:eastAsia="Microsoft YaHei" w:ascii="Microsoft YaHei" w:hAnsi="Microsoft YaHei"/>
+          <w:b/>
+        </w:rPr>
+        <w:t>该券适用商品范围内</w:t>
+      </w:r>
+      <w:r>
+        <w:rPr>
+          <w:rFonts w:eastAsia="Microsoft YaHei" w:ascii="Microsoft YaHei" w:hAnsi="Microsoft YaHei"/>
+          <w:b w:val="0"/>
+        </w:rPr>
+        <w:t>的商品实付单价；</w:t>
+      </w:r>
+      <w:r>
+        <w:rPr>
+          <w:rFonts w:eastAsia="Microsoft YaHei" w:ascii="Microsoft YaHei" w:hAnsi="Microsoft YaHei"/>
+          <w:b/>
+        </w:rPr>
+        <w:t>不含赠品 / 换购商品金额</w:t>
+      </w:r>
+      <w:r>
+        <w:rPr>
+          <w:rFonts w:eastAsia="Microsoft YaHei" w:ascii="Microsoft YaHei" w:hAnsi="Microsoft YaHei"/>
+          <w:b w:val="0"/>
+        </w:rPr>
+        <w:t>（用户裁定：当前赠品不影响指定券的 SKU，与 §4.1.3.3 阶梯计算基数口径一致）。</w:t>
+      </w:r>
+    </w:p>
+    <w:p>
       <w:r>
         <w:rPr>
           <w:rFonts w:eastAsia="Microsoft YaHei" w:ascii="Microsoft YaHei" w:hAnsi="Microsoft YaHei"/>
@@ -11861,6 +12266,1447 @@
           <w:rFonts w:eastAsia="Microsoft YaHei" w:ascii="Microsoft YaHei" w:hAnsi="Microsoft YaHei"/>
           <w:b/>
         </w:rPr>
+        <w:t>P2 列表字段表</w:t>
+      </w:r>
+    </w:p>
+    <w:tbl>
+      <w:tblPr>
+        <w:tblStyle w:val="TableGrid"/>
+        <w:tblW w:type="auto" w:w="0"/>
+        <w:tblLook w:firstColumn="1" w:firstRow="1" w:lastColumn="0" w:lastRow="0" w:noHBand="0" w:noVBand="1" w:val="04A0"/>
+        <w:jc w:val="center"/>
+        <w:tblBorders>
+          <w:top w:val="single" w:sz="4" w:space="0" w:color="999999"/>
+          <w:left w:val="single" w:sz="4" w:space="0" w:color="999999"/>
+          <w:bottom w:val="single" w:sz="4" w:space="0" w:color="999999"/>
+          <w:right w:val="single" w:sz="4" w:space="0" w:color="999999"/>
+          <w:insideH w:val="single" w:sz="4" w:space="0" w:color="999999"/>
+          <w:insideV w:val="single" w:sz="4" w:space="0" w:color="999999"/>
+        </w:tblBorders>
+      </w:tblPr>
+      <w:tblGrid>
+        <w:gridCol w:w="2880"/>
+        <w:gridCol w:w="2880"/>
+        <w:gridCol w:w="2880"/>
+      </w:tblGrid>
+      <w:tr>
+        <w:tc>
+          <w:tcPr>
+            <w:tcW w:type="dxa" w:w="2880"/>
+          </w:tcPr>
+          <w:p>
+            <w:r>
+              <w:rPr>
+                <w:b/>
+              </w:rPr>
+            </w:r>
+            <w:r>
+              <w:rPr>
+                <w:rFonts w:eastAsia="Microsoft YaHei" w:ascii="Microsoft YaHei" w:hAnsi="Microsoft YaHei"/>
+                <w:b/>
+              </w:rPr>
+              <w:t>字段</w:t>
+            </w:r>
+          </w:p>
+        </w:tc>
+        <w:tc>
+          <w:tcPr>
+            <w:tcW w:type="dxa" w:w="2880"/>
+          </w:tcPr>
+          <w:p>
+            <w:r>
+              <w:rPr>
+                <w:b/>
+              </w:rPr>
+            </w:r>
+            <w:r>
+              <w:rPr>
+                <w:rFonts w:eastAsia="Microsoft YaHei" w:ascii="Microsoft YaHei" w:hAnsi="Microsoft YaHei"/>
+                <w:b/>
+              </w:rPr>
+              <w:t>需求说明</w:t>
+            </w:r>
+          </w:p>
+        </w:tc>
+        <w:tc>
+          <w:tcPr>
+            <w:tcW w:type="dxa" w:w="2880"/>
+          </w:tcPr>
+          <w:p>
+            <w:r>
+              <w:rPr>
+                <w:b/>
+              </w:rPr>
+            </w:r>
+            <w:r>
+              <w:rPr>
+                <w:rFonts w:eastAsia="Microsoft YaHei" w:ascii="Microsoft YaHei" w:hAnsi="Microsoft YaHei"/>
+                <w:b/>
+              </w:rPr>
+              <w:t>备注</w:t>
+            </w:r>
+          </w:p>
+        </w:tc>
+      </w:tr>
+      <w:tr>
+        <w:tc>
+          <w:tcPr>
+            <w:tcW w:type="dxa" w:w="2880"/>
+          </w:tcPr>
+          <w:p>
+            <w:r/>
+            <w:r>
+              <w:rPr>
+                <w:rFonts w:eastAsia="Microsoft YaHei" w:ascii="Microsoft YaHei" w:hAnsi="Microsoft YaHei"/>
+                <w:b w:val="0"/>
+              </w:rPr>
+              <w:t>勾选框</w:t>
+            </w:r>
+          </w:p>
+        </w:tc>
+        <w:tc>
+          <w:tcPr>
+            <w:tcW w:type="dxa" w:w="2880"/>
+          </w:tcPr>
+          <w:p>
+            <w:r/>
+            <w:r>
+              <w:rPr>
+                <w:rFonts w:eastAsia="Microsoft YaHei" w:ascii="Microsoft YaHei" w:hAnsi="Microsoft YaHei"/>
+                <w:b w:val="0"/>
+              </w:rPr>
+              <w:t>多选，用于批量操作</w:t>
+            </w:r>
+          </w:p>
+        </w:tc>
+        <w:tc>
+          <w:tcPr>
+            <w:tcW w:type="dxa" w:w="2880"/>
+          </w:tcPr>
+          <w:p>
+            <w:r/>
+            <w:r>
+              <w:rPr>
+                <w:rFonts w:eastAsia="Microsoft YaHei" w:ascii="Microsoft YaHei" w:hAnsi="Microsoft YaHei"/>
+                <w:b w:val="0"/>
+              </w:rPr>
+              <w:t>—</w:t>
+            </w:r>
+          </w:p>
+        </w:tc>
+      </w:tr>
+      <w:tr>
+        <w:tc>
+          <w:tcPr>
+            <w:tcW w:type="dxa" w:w="2880"/>
+          </w:tcPr>
+          <w:p>
+            <w:r/>
+            <w:r>
+              <w:rPr>
+                <w:rFonts w:eastAsia="Microsoft YaHei" w:ascii="Microsoft YaHei" w:hAnsi="Microsoft YaHei"/>
+                <w:b w:val="0"/>
+              </w:rPr>
+              <w:t>活动名称</w:t>
+            </w:r>
+          </w:p>
+        </w:tc>
+        <w:tc>
+          <w:tcPr>
+            <w:tcW w:type="dxa" w:w="2880"/>
+          </w:tcPr>
+          <w:p>
+            <w:r/>
+            <w:r>
+              <w:rPr>
+                <w:rFonts w:eastAsia="Microsoft YaHei" w:ascii="Microsoft YaHei" w:hAnsi="Microsoft YaHei"/>
+                <w:b w:val="0"/>
+              </w:rPr>
+              <w:t>发券活动名称（文本）</w:t>
+            </w:r>
+          </w:p>
+        </w:tc>
+        <w:tc>
+          <w:tcPr>
+            <w:tcW w:type="dxa" w:w="2880"/>
+          </w:tcPr>
+          <w:p>
+            <w:r/>
+            <w:r>
+              <w:rPr>
+                <w:rFonts w:eastAsia="Microsoft YaHei" w:ascii="Microsoft YaHei" w:hAnsi="Microsoft YaHei"/>
+                <w:b w:val="0"/>
+              </w:rPr>
+              <w:t>取《发券活动表》name</w:t>
+            </w:r>
+          </w:p>
+        </w:tc>
+      </w:tr>
+      <w:tr>
+        <w:tc>
+          <w:tcPr>
+            <w:tcW w:type="dxa" w:w="2880"/>
+          </w:tcPr>
+          <w:p>
+            <w:r/>
+            <w:r>
+              <w:rPr>
+                <w:rFonts w:eastAsia="Microsoft YaHei" w:ascii="Microsoft YaHei" w:hAnsi="Microsoft YaHei"/>
+                <w:b w:val="0"/>
+              </w:rPr>
+              <w:t>触发源</w:t>
+            </w:r>
+          </w:p>
+        </w:tc>
+        <w:tc>
+          <w:tcPr>
+            <w:tcW w:type="dxa" w:w="2880"/>
+          </w:tcPr>
+          <w:p>
+            <w:r/>
+            <w:r>
+              <w:rPr>
+                <w:rFonts w:eastAsia="Microsoft YaHei" w:ascii="Microsoft YaHei" w:hAnsi="Microsoft YaHei"/>
+                <w:b w:val="0"/>
+              </w:rPr>
+              <w:t>触发来源类型展示（如「直播时长」）</w:t>
+            </w:r>
+          </w:p>
+        </w:tc>
+        <w:tc>
+          <w:tcPr>
+            <w:tcW w:type="dxa" w:w="2880"/>
+          </w:tcPr>
+          <w:p>
+            <w:r/>
+            <w:r>
+              <w:rPr>
+                <w:rFonts w:eastAsia="Microsoft YaHei" w:ascii="Microsoft YaHei" w:hAnsi="Microsoft YaHei"/>
+                <w:b w:val="0"/>
+              </w:rPr>
+              <w:t>取 trigger 字段；本期固定为「直播时长」</w:t>
+            </w:r>
+          </w:p>
+        </w:tc>
+      </w:tr>
+      <w:tr>
+        <w:tc>
+          <w:tcPr>
+            <w:tcW w:type="dxa" w:w="2880"/>
+          </w:tcPr>
+          <w:p>
+            <w:r/>
+            <w:r>
+              <w:rPr>
+                <w:rFonts w:eastAsia="Microsoft YaHei" w:ascii="Microsoft YaHei" w:hAnsi="Microsoft YaHei"/>
+                <w:b w:val="0"/>
+              </w:rPr>
+              <w:t>关联直播标签</w:t>
+            </w:r>
+          </w:p>
+        </w:tc>
+        <w:tc>
+          <w:tcPr>
+            <w:tcW w:type="dxa" w:w="2880"/>
+          </w:tcPr>
+          <w:p>
+            <w:r/>
+            <w:r>
+              <w:rPr>
+                <w:rFonts w:eastAsia="Microsoft YaHei" w:ascii="Microsoft YaHei" w:hAnsi="Microsoft YaHei"/>
+                <w:b w:val="0"/>
+              </w:rPr>
+              <w:t>所关联的直播标签名称；非直播时长活动显示「—」</w:t>
+            </w:r>
+          </w:p>
+        </w:tc>
+        <w:tc>
+          <w:tcPr>
+            <w:tcW w:type="dxa" w:w="2880"/>
+          </w:tcPr>
+          <w:p>
+            <w:r/>
+            <w:r>
+              <w:rPr>
+                <w:rFonts w:eastAsia="Microsoft YaHei" w:ascii="Microsoft YaHei" w:hAnsi="Microsoft YaHei"/>
+                <w:b w:val="0"/>
+              </w:rPr>
+              <w:t>本期新增</w:t>
+            </w:r>
+            <w:r>
+              <w:rPr>
+                <w:rFonts w:eastAsia="Microsoft YaHei" w:ascii="Microsoft YaHei" w:hAnsi="Microsoft YaHei"/>
+                <w:b w:val="0"/>
+              </w:rPr>
+              <w:t xml:space="preserve"> 仅当触发源=直播时长时展示（Tag 样式）；取关联标签表的 tag_name</w:t>
+            </w:r>
+          </w:p>
+        </w:tc>
+      </w:tr>
+      <w:tr>
+        <w:tc>
+          <w:tcPr>
+            <w:tcW w:type="dxa" w:w="2880"/>
+          </w:tcPr>
+          <w:p>
+            <w:r/>
+            <w:r>
+              <w:rPr>
+                <w:rFonts w:eastAsia="Microsoft YaHei" w:ascii="Microsoft YaHei" w:hAnsi="Microsoft YaHei"/>
+                <w:b w:val="0"/>
+              </w:rPr>
+              <w:t>观看阈值/条件</w:t>
+            </w:r>
+          </w:p>
+        </w:tc>
+        <w:tc>
+          <w:tcPr>
+            <w:tcW w:type="dxa" w:w="2880"/>
+          </w:tcPr>
+          <w:p>
+            <w:r/>
+            <w:r>
+              <w:rPr>
+                <w:rFonts w:eastAsia="Microsoft YaHei" w:ascii="Microsoft YaHei" w:hAnsi="Microsoft YaHei"/>
+                <w:b w:val="0"/>
+              </w:rPr>
+              <w:t>触发条件的文本描述（如「观看满30分钟」）</w:t>
+            </w:r>
+          </w:p>
+        </w:tc>
+        <w:tc>
+          <w:tcPr>
+            <w:tcW w:type="dxa" w:w="2880"/>
+          </w:tcPr>
+          <w:p>
+            <w:r/>
+            <w:r>
+              <w:rPr>
+                <w:rFonts w:eastAsia="Microsoft YaHei" w:ascii="Microsoft YaHei" w:hAnsi="Microsoft YaHei"/>
+                <w:b w:val="0"/>
+              </w:rPr>
+              <w:t>取 threshold_text（由触发源+阈值数值组合生成，见 D3 表单）</w:t>
+            </w:r>
+          </w:p>
+        </w:tc>
+      </w:tr>
+      <w:tr>
+        <w:tc>
+          <w:tcPr>
+            <w:tcW w:type="dxa" w:w="2880"/>
+          </w:tcPr>
+          <w:p>
+            <w:r/>
+            <w:r>
+              <w:rPr>
+                <w:rFonts w:eastAsia="Microsoft YaHei" w:ascii="Microsoft YaHei" w:hAnsi="Microsoft YaHei"/>
+                <w:b w:val="0"/>
+              </w:rPr>
+              <w:t>关联券模板</w:t>
+            </w:r>
+          </w:p>
+        </w:tc>
+        <w:tc>
+          <w:tcPr>
+            <w:tcW w:type="dxa" w:w="2880"/>
+          </w:tcPr>
+          <w:p>
+            <w:r/>
+            <w:r>
+              <w:rPr>
+                <w:rFonts w:eastAsia="Microsoft YaHei" w:ascii="Microsoft YaHei" w:hAnsi="Microsoft YaHei"/>
+                <w:b w:val="0"/>
+              </w:rPr>
+              <w:t>本活动关联的券模板名称列表（多行展示）</w:t>
+            </w:r>
+          </w:p>
+        </w:tc>
+        <w:tc>
+          <w:tcPr>
+            <w:tcW w:type="dxa" w:w="2880"/>
+          </w:tcPr>
+          <w:p>
+            <w:r/>
+            <w:r>
+              <w:rPr>
+                <w:rFonts w:eastAsia="Microsoft YaHei" w:ascii="Microsoft YaHei" w:hAnsi="Microsoft YaHei"/>
+                <w:b w:val="0"/>
+              </w:rPr>
+              <w:t>取关联关系表，多券时换行显示</w:t>
+            </w:r>
+          </w:p>
+        </w:tc>
+      </w:tr>
+      <w:tr>
+        <w:tc>
+          <w:tcPr>
+            <w:tcW w:type="dxa" w:w="2880"/>
+          </w:tcPr>
+          <w:p>
+            <w:r/>
+            <w:r>
+              <w:rPr>
+                <w:rFonts w:eastAsia="Microsoft YaHei" w:ascii="Microsoft YaHei" w:hAnsi="Microsoft YaHei"/>
+                <w:b w:val="0"/>
+              </w:rPr>
+              <w:t>已发放</w:t>
+            </w:r>
+          </w:p>
+        </w:tc>
+        <w:tc>
+          <w:tcPr>
+            <w:tcW w:type="dxa" w:w="2880"/>
+          </w:tcPr>
+          <w:p>
+            <w:r/>
+            <w:r>
+              <w:rPr>
+                <w:rFonts w:eastAsia="Microsoft YaHei" w:ascii="Microsoft YaHei" w:hAnsi="Microsoft YaHei"/>
+                <w:b w:val="0"/>
+              </w:rPr>
+              <w:t>已发放的券实例总数</w:t>
+            </w:r>
+          </w:p>
+        </w:tc>
+        <w:tc>
+          <w:tcPr>
+            <w:tcW w:type="dxa" w:w="2880"/>
+          </w:tcPr>
+          <w:p>
+            <w:r/>
+            <w:r>
+              <w:rPr>
+                <w:rFonts w:eastAsia="Microsoft YaHei" w:ascii="Microsoft YaHei" w:hAnsi="Microsoft YaHei"/>
+                <w:b w:val="0"/>
+              </w:rPr>
+              <w:t>聚合《用户券表》count(where activity_id)</w:t>
+            </w:r>
+          </w:p>
+        </w:tc>
+      </w:tr>
+      <w:tr>
+        <w:tc>
+          <w:tcPr>
+            <w:tcW w:type="dxa" w:w="2880"/>
+          </w:tcPr>
+          <w:p>
+            <w:r/>
+            <w:r>
+              <w:rPr>
+                <w:rFonts w:eastAsia="Microsoft YaHei" w:ascii="Microsoft YaHei" w:hAnsi="Microsoft YaHei"/>
+                <w:b w:val="0"/>
+              </w:rPr>
+              <w:t>状态</w:t>
+            </w:r>
+          </w:p>
+        </w:tc>
+        <w:tc>
+          <w:tcPr>
+            <w:tcW w:type="dxa" w:w="2880"/>
+          </w:tcPr>
+          <w:p>
+            <w:r/>
+            <w:r>
+              <w:rPr>
+                <w:rFonts w:eastAsia="Microsoft YaHei" w:ascii="Microsoft YaHei" w:hAnsi="Microsoft YaHei"/>
+                <w:b w:val="0"/>
+              </w:rPr>
+              <w:t xml:space="preserve">活动状态 Tag（未开始 / </w:t>
+            </w:r>
+            <w:r>
+              <w:rPr>
+                <w:rFonts w:eastAsia="Microsoft YaHei" w:ascii="Microsoft YaHei" w:hAnsi="Microsoft YaHei"/>
+                <w:b w:val="0"/>
+              </w:rPr>
+              <w:t>进行中</w:t>
+            </w:r>
+            <w:r>
+              <w:rPr>
+                <w:rFonts w:eastAsia="Microsoft YaHei" w:ascii="Microsoft YaHei" w:hAnsi="Microsoft YaHei"/>
+                <w:b w:val="0"/>
+              </w:rPr>
+              <w:t xml:space="preserve"> / 已结束）</w:t>
+            </w:r>
+          </w:p>
+        </w:tc>
+        <w:tc>
+          <w:tcPr>
+            <w:tcW w:type="dxa" w:w="2880"/>
+          </w:tcPr>
+          <w:p>
+            <w:r/>
+            <w:r>
+              <w:rPr>
+                <w:rFonts w:eastAsia="Microsoft YaHei" w:ascii="Microsoft YaHei" w:hAnsi="Microsoft YaHei"/>
+                <w:b w:val="0"/>
+              </w:rPr>
+              <w:t>取 status 枚举；进行中=绿色Tag、未开始=蓝色Tag、其余灰色</w:t>
+            </w:r>
+          </w:p>
+        </w:tc>
+      </w:tr>
+      <w:tr>
+        <w:tc>
+          <w:tcPr>
+            <w:tcW w:type="dxa" w:w="2880"/>
+          </w:tcPr>
+          <w:p>
+            <w:r/>
+            <w:r>
+              <w:rPr>
+                <w:rFonts w:eastAsia="Microsoft YaHei" w:ascii="Microsoft YaHei" w:hAnsi="Microsoft YaHei"/>
+                <w:b w:val="0"/>
+              </w:rPr>
+              <w:t>开始发券时间</w:t>
+            </w:r>
+          </w:p>
+        </w:tc>
+        <w:tc>
+          <w:tcPr>
+            <w:tcW w:type="dxa" w:w="2880"/>
+          </w:tcPr>
+          <w:p>
+            <w:r/>
+            <w:r>
+              <w:rPr>
+                <w:rFonts w:eastAsia="Microsoft YaHei" w:ascii="Microsoft YaHei" w:hAnsi="Microsoft YaHei"/>
+                <w:b w:val="0"/>
+              </w:rPr>
+              <w:t>计划开始执行发券的时间</w:t>
+            </w:r>
+          </w:p>
+        </w:tc>
+        <w:tc>
+          <w:tcPr>
+            <w:tcW w:type="dxa" w:w="2880"/>
+          </w:tcPr>
+          <w:p>
+            <w:r/>
+            <w:r>
+              <w:rPr>
+                <w:rFonts w:eastAsia="Microsoft YaHei" w:ascii="Microsoft YaHei" w:hAnsi="Microsoft YaHei"/>
+                <w:b w:val="0"/>
+              </w:rPr>
+              <w:t>取 start_time（精确到秒）</w:t>
+            </w:r>
+          </w:p>
+        </w:tc>
+      </w:tr>
+      <w:tr>
+        <w:tc>
+          <w:tcPr>
+            <w:tcW w:type="dxa" w:w="2880"/>
+          </w:tcPr>
+          <w:p>
+            <w:r/>
+            <w:r>
+              <w:rPr>
+                <w:rFonts w:eastAsia="Microsoft YaHei" w:ascii="Microsoft YaHei" w:hAnsi="Microsoft YaHei"/>
+                <w:b w:val="0"/>
+              </w:rPr>
+              <w:t>操作</w:t>
+            </w:r>
+          </w:p>
+        </w:tc>
+        <w:tc>
+          <w:tcPr>
+            <w:tcW w:type="dxa" w:w="2880"/>
+          </w:tcPr>
+          <w:p>
+            <w:r/>
+            <w:r>
+              <w:rPr>
+                <w:rFonts w:eastAsia="Microsoft YaHei" w:ascii="Microsoft YaHei" w:hAnsi="Microsoft YaHei"/>
+                <w:b w:val="0"/>
+              </w:rPr>
+              <w:t>操作列按钮（见下方功能按钮表）</w:t>
+            </w:r>
+          </w:p>
+        </w:tc>
+        <w:tc>
+          <w:tcPr>
+            <w:tcW w:type="dxa" w:w="2880"/>
+          </w:tcPr>
+          <w:p>
+            <w:r/>
+            <w:r>
+              <w:rPr>
+                <w:rFonts w:eastAsia="Microsoft YaHei" w:ascii="Microsoft YaHei" w:hAnsi="Microsoft YaHei"/>
+                <w:b w:val="0"/>
+              </w:rPr>
+              <w:t>—</w:t>
+            </w:r>
+          </w:p>
+        </w:tc>
+      </w:tr>
+    </w:tbl>
+    <w:p>
+      <w:r>
+        <w:rPr>
+          <w:rFonts w:eastAsia="Microsoft YaHei" w:ascii="Microsoft YaHei" w:hAnsi="Microsoft YaHei"/>
+          <w:b/>
+        </w:rPr>
+        <w:t>P2 筛选条件表</w:t>
+      </w:r>
+    </w:p>
+    <w:tbl>
+      <w:tblPr>
+        <w:tblStyle w:val="TableGrid"/>
+        <w:tblW w:type="auto" w:w="0"/>
+        <w:tblLook w:firstColumn="1" w:firstRow="1" w:lastColumn="0" w:lastRow="0" w:noHBand="0" w:noVBand="1" w:val="04A0"/>
+        <w:jc w:val="center"/>
+        <w:tblBorders>
+          <w:top w:val="single" w:sz="4" w:space="0" w:color="999999"/>
+          <w:left w:val="single" w:sz="4" w:space="0" w:color="999999"/>
+          <w:bottom w:val="single" w:sz="4" w:space="0" w:color="999999"/>
+          <w:right w:val="single" w:sz="4" w:space="0" w:color="999999"/>
+          <w:insideH w:val="single" w:sz="4" w:space="0" w:color="999999"/>
+          <w:insideV w:val="single" w:sz="4" w:space="0" w:color="999999"/>
+        </w:tblBorders>
+      </w:tblPr>
+      <w:tblGrid>
+        <w:gridCol w:w="2880"/>
+        <w:gridCol w:w="2880"/>
+        <w:gridCol w:w="2880"/>
+      </w:tblGrid>
+      <w:tr>
+        <w:tc>
+          <w:tcPr>
+            <w:tcW w:type="dxa" w:w="2880"/>
+          </w:tcPr>
+          <w:p>
+            <w:r>
+              <w:rPr>
+                <w:b/>
+              </w:rPr>
+            </w:r>
+            <w:r>
+              <w:rPr>
+                <w:rFonts w:eastAsia="Microsoft YaHei" w:ascii="Microsoft YaHei" w:hAnsi="Microsoft YaHei"/>
+                <w:b/>
+              </w:rPr>
+              <w:t>筛选条件</w:t>
+            </w:r>
+          </w:p>
+        </w:tc>
+        <w:tc>
+          <w:tcPr>
+            <w:tcW w:type="dxa" w:w="2880"/>
+          </w:tcPr>
+          <w:p>
+            <w:r>
+              <w:rPr>
+                <w:b/>
+              </w:rPr>
+            </w:r>
+            <w:r>
+              <w:rPr>
+                <w:rFonts w:eastAsia="Microsoft YaHei" w:ascii="Microsoft YaHei" w:hAnsi="Microsoft YaHei"/>
+                <w:b/>
+              </w:rPr>
+              <w:t>控件类型</w:t>
+            </w:r>
+          </w:p>
+        </w:tc>
+        <w:tc>
+          <w:tcPr>
+            <w:tcW w:type="dxa" w:w="2880"/>
+          </w:tcPr>
+          <w:p>
+            <w:r>
+              <w:rPr>
+                <w:b/>
+              </w:rPr>
+            </w:r>
+            <w:r>
+              <w:rPr>
+                <w:rFonts w:eastAsia="Microsoft YaHei" w:ascii="Microsoft YaHei" w:hAnsi="Microsoft YaHei"/>
+                <w:b/>
+              </w:rPr>
+              <w:t>查询说明</w:t>
+            </w:r>
+          </w:p>
+        </w:tc>
+      </w:tr>
+      <w:tr>
+        <w:tc>
+          <w:tcPr>
+            <w:tcW w:type="dxa" w:w="2880"/>
+          </w:tcPr>
+          <w:p>
+            <w:r/>
+            <w:r>
+              <w:rPr>
+                <w:rFonts w:eastAsia="Microsoft YaHei" w:ascii="Microsoft YaHei" w:hAnsi="Microsoft YaHei"/>
+                <w:b w:val="0"/>
+              </w:rPr>
+              <w:t>关键词</w:t>
+            </w:r>
+          </w:p>
+        </w:tc>
+        <w:tc>
+          <w:tcPr>
+            <w:tcW w:type="dxa" w:w="2880"/>
+          </w:tcPr>
+          <w:p>
+            <w:r/>
+            <w:r>
+              <w:rPr>
+                <w:rFonts w:eastAsia="Microsoft YaHei" w:ascii="Microsoft YaHei" w:hAnsi="Microsoft YaHei"/>
+                <w:b w:val="0"/>
+              </w:rPr>
+              <w:t>文本输入</w:t>
+            </w:r>
+          </w:p>
+        </w:tc>
+        <w:tc>
+          <w:tcPr>
+            <w:tcW w:type="dxa" w:w="2880"/>
+          </w:tcPr>
+          <w:p>
+            <w:r/>
+            <w:r>
+              <w:rPr>
+                <w:rFonts w:eastAsia="Microsoft YaHei" w:ascii="Microsoft YaHei" w:hAnsi="Microsoft YaHei"/>
+                <w:b w:val="0"/>
+              </w:rPr>
+              <w:t>支持按「活动名称」模糊搜索；空=不筛选</w:t>
+            </w:r>
+          </w:p>
+        </w:tc>
+      </w:tr>
+      <w:tr>
+        <w:tc>
+          <w:tcPr>
+            <w:tcW w:type="dxa" w:w="2880"/>
+          </w:tcPr>
+          <w:p>
+            <w:r/>
+            <w:r>
+              <w:rPr>
+                <w:rFonts w:eastAsia="Microsoft YaHei" w:ascii="Microsoft YaHei" w:hAnsi="Microsoft YaHei"/>
+                <w:b w:val="0"/>
+              </w:rPr>
+              <w:t>触发源</w:t>
+            </w:r>
+          </w:p>
+        </w:tc>
+        <w:tc>
+          <w:tcPr>
+            <w:tcW w:type="dxa" w:w="2880"/>
+          </w:tcPr>
+          <w:p>
+            <w:r/>
+            <w:r>
+              <w:rPr>
+                <w:rFonts w:eastAsia="Microsoft YaHei" w:ascii="Microsoft YaHei" w:hAnsi="Microsoft YaHei"/>
+                <w:b w:val="0"/>
+              </w:rPr>
+              <w:t>下拉单选</w:t>
+            </w:r>
+          </w:p>
+        </w:tc>
+        <w:tc>
+          <w:tcPr>
+            <w:tcW w:type="dxa" w:w="2880"/>
+          </w:tcPr>
+          <w:p>
+            <w:r/>
+            <w:r>
+              <w:rPr>
+                <w:rFonts w:eastAsia="Microsoft YaHei" w:ascii="Microsoft YaHei" w:hAnsi="Microsoft YaHei"/>
+                <w:b w:val="0"/>
+              </w:rPr>
+              <w:t>全部 / 直播时长；默认「全部」</w:t>
+            </w:r>
+          </w:p>
+        </w:tc>
+      </w:tr>
+      <w:tr>
+        <w:tc>
+          <w:tcPr>
+            <w:tcW w:type="dxa" w:w="2880"/>
+          </w:tcPr>
+          <w:p>
+            <w:r/>
+            <w:r>
+              <w:rPr>
+                <w:rFonts w:eastAsia="Microsoft YaHei" w:ascii="Microsoft YaHei" w:hAnsi="Microsoft YaHei"/>
+                <w:b w:val="0"/>
+              </w:rPr>
+              <w:t>状态</w:t>
+            </w:r>
+          </w:p>
+        </w:tc>
+        <w:tc>
+          <w:tcPr>
+            <w:tcW w:type="dxa" w:w="2880"/>
+          </w:tcPr>
+          <w:p>
+            <w:r/>
+            <w:r>
+              <w:rPr>
+                <w:rFonts w:eastAsia="Microsoft YaHei" w:ascii="Microsoft YaHei" w:hAnsi="Microsoft YaHei"/>
+                <w:b w:val="0"/>
+              </w:rPr>
+              <w:t>下拉单选</w:t>
+            </w:r>
+          </w:p>
+        </w:tc>
+        <w:tc>
+          <w:tcPr>
+            <w:tcW w:type="dxa" w:w="2880"/>
+          </w:tcPr>
+          <w:p>
+            <w:r/>
+            <w:r>
+              <w:rPr>
+                <w:rFonts w:eastAsia="Microsoft YaHei" w:ascii="Microsoft YaHei" w:hAnsi="Microsoft YaHei"/>
+                <w:b w:val="0"/>
+              </w:rPr>
+              <w:t>全部 / 未开始 / 进行中 / 已结束；默认「全部」</w:t>
+            </w:r>
+          </w:p>
+        </w:tc>
+      </w:tr>
+      <w:tr>
+        <w:tc>
+          <w:tcPr>
+            <w:tcW w:type="dxa" w:w="2880"/>
+          </w:tcPr>
+          <w:p>
+            <w:r/>
+            <w:r>
+              <w:rPr>
+                <w:rFonts w:eastAsia="Microsoft YaHei" w:ascii="Microsoft YaHei" w:hAnsi="Microsoft YaHei"/>
+                <w:b w:val="0"/>
+              </w:rPr>
+              <w:t>关联直播标签</w:t>
+            </w:r>
+          </w:p>
+        </w:tc>
+        <w:tc>
+          <w:tcPr>
+            <w:tcW w:type="dxa" w:w="2880"/>
+          </w:tcPr>
+          <w:p>
+            <w:r/>
+            <w:r>
+              <w:rPr>
+                <w:rFonts w:eastAsia="Microsoft YaHei" w:ascii="Microsoft YaHei" w:hAnsi="Microsoft YaHei"/>
+                <w:b w:val="0"/>
+              </w:rPr>
+              <w:t>下拉单选</w:t>
+            </w:r>
+          </w:p>
+        </w:tc>
+        <w:tc>
+          <w:tcPr>
+            <w:tcW w:type="dxa" w:w="2880"/>
+          </w:tcPr>
+          <w:p>
+            <w:r/>
+            <w:r>
+              <w:rPr>
+                <w:rFonts w:eastAsia="Microsoft YaHei" w:ascii="Microsoft YaHei" w:hAnsi="Microsoft YaHei"/>
+                <w:b w:val="0"/>
+              </w:rPr>
+              <w:t>本期新增</w:t>
+            </w:r>
+            <w:r>
+              <w:rPr>
+                <w:rFonts w:eastAsia="Microsoft YaHei" w:ascii="Microsoft YaHei" w:hAnsi="Microsoft YaHei"/>
+                <w:b w:val="0"/>
+              </w:rPr>
+              <w:t xml:space="preserve"> 取标签管理·直播标签类型启用项；与「触发源=直播时长」组合可快速定位直播发券活动；非直播时该筛选置灰或隐藏</w:t>
+            </w:r>
+          </w:p>
+        </w:tc>
+      </w:tr>
+    </w:tbl>
+    <w:p>
+      <w:r>
+        <w:rPr>
+          <w:rFonts w:eastAsia="Microsoft YaHei" w:ascii="Microsoft YaHei" w:hAnsi="Microsoft YaHei"/>
+          <w:b/>
+        </w:rPr>
+        <w:t>P2 功能按钮（操作列 + 全局按钮）</w:t>
+      </w:r>
+    </w:p>
+    <w:tbl>
+      <w:tblPr>
+        <w:tblStyle w:val="TableGrid"/>
+        <w:tblW w:type="auto" w:w="0"/>
+        <w:tblLook w:firstColumn="1" w:firstRow="1" w:lastColumn="0" w:lastRow="0" w:noHBand="0" w:noVBand="1" w:val="04A0"/>
+        <w:jc w:val="center"/>
+        <w:tblBorders>
+          <w:top w:val="single" w:sz="4" w:space="0" w:color="999999"/>
+          <w:left w:val="single" w:sz="4" w:space="0" w:color="999999"/>
+          <w:bottom w:val="single" w:sz="4" w:space="0" w:color="999999"/>
+          <w:right w:val="single" w:sz="4" w:space="0" w:color="999999"/>
+          <w:insideH w:val="single" w:sz="4" w:space="0" w:color="999999"/>
+          <w:insideV w:val="single" w:sz="4" w:space="0" w:color="999999"/>
+        </w:tblBorders>
+      </w:tblPr>
+      <w:tblGrid>
+        <w:gridCol w:w="1728"/>
+        <w:gridCol w:w="1728"/>
+        <w:gridCol w:w="1728"/>
+        <w:gridCol w:w="1728"/>
+        <w:gridCol w:w="1728"/>
+      </w:tblGrid>
+      <w:tr>
+        <w:tc>
+          <w:tcPr>
+            <w:tcW w:type="dxa" w:w="1728"/>
+          </w:tcPr>
+          <w:p>
+            <w:r>
+              <w:rPr>
+                <w:b/>
+              </w:rPr>
+            </w:r>
+            <w:r>
+              <w:rPr>
+                <w:rFonts w:eastAsia="Microsoft YaHei" w:ascii="Microsoft YaHei" w:hAnsi="Microsoft YaHei"/>
+                <w:b/>
+              </w:rPr>
+              <w:t>按钮</w:t>
+            </w:r>
+          </w:p>
+        </w:tc>
+        <w:tc>
+          <w:tcPr>
+            <w:tcW w:type="dxa" w:w="1728"/>
+          </w:tcPr>
+          <w:p>
+            <w:r>
+              <w:rPr>
+                <w:b/>
+              </w:rPr>
+            </w:r>
+            <w:r>
+              <w:rPr>
+                <w:rFonts w:eastAsia="Microsoft YaHei" w:ascii="Microsoft YaHei" w:hAnsi="Microsoft YaHei"/>
+                <w:b/>
+              </w:rPr>
+              <w:t>位置</w:t>
+            </w:r>
+          </w:p>
+        </w:tc>
+        <w:tc>
+          <w:tcPr>
+            <w:tcW w:type="dxa" w:w="1728"/>
+          </w:tcPr>
+          <w:p>
+            <w:r>
+              <w:rPr>
+                <w:b/>
+              </w:rPr>
+            </w:r>
+            <w:r>
+              <w:rPr>
+                <w:rFonts w:eastAsia="Microsoft YaHei" w:ascii="Microsoft YaHei" w:hAnsi="Microsoft YaHei"/>
+                <w:b/>
+              </w:rPr>
+              <w:t>显示条件</w:t>
+            </w:r>
+          </w:p>
+        </w:tc>
+        <w:tc>
+          <w:tcPr>
+            <w:tcW w:type="dxa" w:w="1728"/>
+          </w:tcPr>
+          <w:p>
+            <w:r>
+              <w:rPr>
+                <w:b/>
+              </w:rPr>
+            </w:r>
+            <w:r>
+              <w:rPr>
+                <w:rFonts w:eastAsia="Microsoft YaHei" w:ascii="Microsoft YaHei" w:hAnsi="Microsoft YaHei"/>
+                <w:b/>
+              </w:rPr>
+              <w:t>功能说明</w:t>
+            </w:r>
+          </w:p>
+        </w:tc>
+        <w:tc>
+          <w:tcPr>
+            <w:tcW w:type="dxa" w:w="1728"/>
+          </w:tcPr>
+          <w:p>
+            <w:r>
+              <w:rPr>
+                <w:b/>
+              </w:rPr>
+            </w:r>
+            <w:r>
+              <w:rPr>
+                <w:rFonts w:eastAsia="Microsoft YaHei" w:ascii="Microsoft YaHei" w:hAnsi="Microsoft YaHei"/>
+                <w:b/>
+              </w:rPr>
+              <w:t>权限</w:t>
+            </w:r>
+          </w:p>
+        </w:tc>
+      </w:tr>
+      <w:tr>
+        <w:tc>
+          <w:tcPr>
+            <w:tcW w:type="dxa" w:w="1728"/>
+          </w:tcPr>
+          <w:p>
+            <w:r/>
+            <w:r>
+              <w:rPr>
+                <w:rFonts w:eastAsia="Microsoft YaHei" w:ascii="Microsoft YaHei" w:hAnsi="Microsoft YaHei"/>
+                <w:b w:val="0"/>
+              </w:rPr>
+              <w:t>＋ 新建发券活动</w:t>
+            </w:r>
+          </w:p>
+        </w:tc>
+        <w:tc>
+          <w:tcPr>
+            <w:tcW w:type="dxa" w:w="1728"/>
+          </w:tcPr>
+          <w:p>
+            <w:r/>
+            <w:r>
+              <w:rPr>
+                <w:rFonts w:eastAsia="Microsoft YaHei" w:ascii="Microsoft YaHei" w:hAnsi="Microsoft YaHei"/>
+                <w:b w:val="0"/>
+              </w:rPr>
+              <w:t>列表顶部工具栏右侧</w:t>
+            </w:r>
+          </w:p>
+        </w:tc>
+        <w:tc>
+          <w:tcPr>
+            <w:tcW w:type="dxa" w:w="1728"/>
+          </w:tcPr>
+          <w:p>
+            <w:r/>
+            <w:r>
+              <w:rPr>
+                <w:rFonts w:eastAsia="Microsoft YaHei" w:ascii="Microsoft YaHei" w:hAnsi="Microsoft YaHei"/>
+                <w:b w:val="0"/>
+              </w:rPr>
+              <w:t>始终可见</w:t>
+            </w:r>
+          </w:p>
+        </w:tc>
+        <w:tc>
+          <w:tcPr>
+            <w:tcW w:type="dxa" w:w="1728"/>
+          </w:tcPr>
+          <w:p>
+            <w:r/>
+            <w:r>
+              <w:rPr>
+                <w:rFonts w:eastAsia="Microsoft YaHei" w:ascii="Microsoft YaHei" w:hAnsi="Microsoft YaHei"/>
+                <w:b w:val="0"/>
+              </w:rPr>
+              <w:t>跳转 D3 新建页（标题「新建发券活动」，表单空白）</w:t>
+            </w:r>
+          </w:p>
+        </w:tc>
+        <w:tc>
+          <w:tcPr>
+            <w:tcW w:type="dxa" w:w="1728"/>
+          </w:tcPr>
+          <w:p>
+            <w:r/>
+            <w:r>
+              <w:rPr>
+                <w:rFonts w:eastAsia="Microsoft YaHei" w:ascii="Microsoft YaHei" w:hAnsi="Microsoft YaHei"/>
+                <w:b w:val="0"/>
+              </w:rPr>
+              <w:t>直播运营</w:t>
+            </w:r>
+          </w:p>
+        </w:tc>
+      </w:tr>
+      <w:tr>
+        <w:tc>
+          <w:tcPr>
+            <w:tcW w:type="dxa" w:w="1728"/>
+          </w:tcPr>
+          <w:p>
+            <w:r/>
+            <w:r>
+              <w:rPr>
+                <w:rFonts w:eastAsia="Microsoft YaHei" w:ascii="Microsoft YaHei" w:hAnsi="Microsoft YaHei"/>
+                <w:b w:val="0"/>
+              </w:rPr>
+              <w:t>搜索</w:t>
+            </w:r>
+          </w:p>
+        </w:tc>
+        <w:tc>
+          <w:tcPr>
+            <w:tcW w:type="dxa" w:w="1728"/>
+          </w:tcPr>
+          <w:p>
+            <w:r/>
+            <w:r>
+              <w:rPr>
+                <w:rFonts w:eastAsia="Microsoft YaHei" w:ascii="Microsoft YaHei" w:hAnsi="Microsoft YaHei"/>
+                <w:b w:val="0"/>
+              </w:rPr>
+              <w:t>筛选区</w:t>
+            </w:r>
+          </w:p>
+        </w:tc>
+        <w:tc>
+          <w:tcPr>
+            <w:tcW w:type="dxa" w:w="1728"/>
+          </w:tcPr>
+          <w:p>
+            <w:r/>
+            <w:r>
+              <w:rPr>
+                <w:rFonts w:eastAsia="Microsoft YaHei" w:ascii="Microsoft YaHei" w:hAnsi="Microsoft YaHei"/>
+                <w:b w:val="0"/>
+              </w:rPr>
+              <w:t>始终可见</w:t>
+            </w:r>
+          </w:p>
+        </w:tc>
+        <w:tc>
+          <w:tcPr>
+            <w:tcW w:type="dxa" w:w="1728"/>
+          </w:tcPr>
+          <w:p>
+            <w:r/>
+            <w:r>
+              <w:rPr>
+                <w:rFonts w:eastAsia="Microsoft YaHei" w:ascii="Microsoft YaHei" w:hAnsi="Microsoft YaHei"/>
+                <w:b w:val="0"/>
+              </w:rPr>
+              <w:t>按当前筛选条件刷新列表</w:t>
+            </w:r>
+          </w:p>
+        </w:tc>
+        <w:tc>
+          <w:tcPr>
+            <w:tcW w:type="dxa" w:w="1728"/>
+          </w:tcPr>
+          <w:p>
+            <w:r/>
+            <w:r>
+              <w:rPr>
+                <w:rFonts w:eastAsia="Microsoft YaHei" w:ascii="Microsoft YaHei" w:hAnsi="Microsoft YaHei"/>
+                <w:b w:val="0"/>
+              </w:rPr>
+              <w:t>所有角色</w:t>
+            </w:r>
+          </w:p>
+        </w:tc>
+      </w:tr>
+      <w:tr>
+        <w:tc>
+          <w:tcPr>
+            <w:tcW w:type="dxa" w:w="1728"/>
+          </w:tcPr>
+          <w:p>
+            <w:r/>
+            <w:r>
+              <w:rPr>
+                <w:rFonts w:eastAsia="Microsoft YaHei" w:ascii="Microsoft YaHei" w:hAnsi="Microsoft YaHei"/>
+                <w:b w:val="0"/>
+              </w:rPr>
+              <w:t>重置</w:t>
+            </w:r>
+          </w:p>
+        </w:tc>
+        <w:tc>
+          <w:tcPr>
+            <w:tcW w:type="dxa" w:w="1728"/>
+          </w:tcPr>
+          <w:p>
+            <w:r/>
+            <w:r>
+              <w:rPr>
+                <w:rFonts w:eastAsia="Microsoft YaHei" w:ascii="Microsoft YaHei" w:hAnsi="Microsoft YaHei"/>
+                <w:b w:val="0"/>
+              </w:rPr>
+              <w:t>筛选区</w:t>
+            </w:r>
+          </w:p>
+        </w:tc>
+        <w:tc>
+          <w:tcPr>
+            <w:tcW w:type="dxa" w:w="1728"/>
+          </w:tcPr>
+          <w:p>
+            <w:r/>
+            <w:r>
+              <w:rPr>
+                <w:rFonts w:eastAsia="Microsoft YaHei" w:ascii="Microsoft YaHei" w:hAnsi="Microsoft YaHei"/>
+                <w:b w:val="0"/>
+              </w:rPr>
+              <w:t>始终可见</w:t>
+            </w:r>
+          </w:p>
+        </w:tc>
+        <w:tc>
+          <w:tcPr>
+            <w:tcW w:type="dxa" w:w="1728"/>
+          </w:tcPr>
+          <w:p>
+            <w:r/>
+            <w:r>
+              <w:rPr>
+                <w:rFonts w:eastAsia="Microsoft YaHei" w:ascii="Microsoft YaHei" w:hAnsi="Microsoft YaHei"/>
+                <w:b w:val="0"/>
+              </w:rPr>
+              <w:t>清空所有筛选条件并刷新列表（恢复默认「全部」状态）</w:t>
+            </w:r>
+          </w:p>
+        </w:tc>
+        <w:tc>
+          <w:tcPr>
+            <w:tcW w:type="dxa" w:w="1728"/>
+          </w:tcPr>
+          <w:p>
+            <w:r/>
+            <w:r>
+              <w:rPr>
+                <w:rFonts w:eastAsia="Microsoft YaHei" w:ascii="Microsoft YaHei" w:hAnsi="Microsoft YaHei"/>
+                <w:b w:val="0"/>
+              </w:rPr>
+              <w:t>所有角色</w:t>
+            </w:r>
+          </w:p>
+        </w:tc>
+      </w:tr>
+      <w:tr>
+        <w:tc>
+          <w:tcPr>
+            <w:tcW w:type="dxa" w:w="1728"/>
+          </w:tcPr>
+          <w:p>
+            <w:r/>
+            <w:r>
+              <w:rPr>
+                <w:rFonts w:eastAsia="Microsoft YaHei" w:ascii="Microsoft YaHei" w:hAnsi="Microsoft YaHei"/>
+                <w:b w:val="0"/>
+              </w:rPr>
+              <w:t>编辑</w:t>
+            </w:r>
+          </w:p>
+        </w:tc>
+        <w:tc>
+          <w:tcPr>
+            <w:tcW w:type="dxa" w:w="1728"/>
+          </w:tcPr>
+          <w:p>
+            <w:r/>
+            <w:r>
+              <w:rPr>
+                <w:rFonts w:eastAsia="Microsoft YaHei" w:ascii="Microsoft YaHei" w:hAnsi="Microsoft YaHei"/>
+                <w:b w:val="0"/>
+              </w:rPr>
+              <w:t>列表操作列</w:t>
+            </w:r>
+          </w:p>
+        </w:tc>
+        <w:tc>
+          <w:tcPr>
+            <w:tcW w:type="dxa" w:w="1728"/>
+          </w:tcPr>
+          <w:p>
+            <w:r/>
+            <w:r>
+              <w:rPr>
+                <w:rFonts w:eastAsia="Microsoft YaHei" w:ascii="Microsoft YaHei" w:hAnsi="Microsoft YaHei"/>
+                <w:b w:val="0"/>
+              </w:rPr>
+              <w:t>所有状态均可见</w:t>
+            </w:r>
+          </w:p>
+        </w:tc>
+        <w:tc>
+          <w:tcPr>
+            <w:tcW w:type="dxa" w:w="1728"/>
+          </w:tcPr>
+          <w:p>
+            <w:r/>
+            <w:r>
+              <w:rPr>
+                <w:rFonts w:eastAsia="Microsoft YaHei" w:ascii="Microsoft YaHei" w:hAnsi="Microsoft YaHei"/>
+                <w:b w:val="0"/>
+              </w:rPr>
+              <w:t>跳转 D3 编辑页（标题切换为「编辑发券活动」，表单回填当前活动数据）；</w:t>
+            </w:r>
+            <w:r>
+              <w:rPr>
+                <w:rFonts w:eastAsia="Microsoft YaHei" w:ascii="Microsoft YaHei" w:hAnsi="Microsoft YaHei"/>
+                <w:b/>
+              </w:rPr>
+              <w:t>仅「未开始」态的活动可保存修改</w:t>
+            </w:r>
+            <w:r>
+              <w:rPr>
+                <w:rFonts w:eastAsia="Microsoft YaHei" w:ascii="Microsoft YaHei" w:hAnsi="Microsoft YaHei"/>
+                <w:b w:val="0"/>
+              </w:rPr>
+              <w:t>，进行中/已结束态进入编辑页后「保存」按钮禁用或隐藏（或前端拦截提示"进行中/已结束的活动不可编辑"）</w:t>
+            </w:r>
+          </w:p>
+        </w:tc>
+        <w:tc>
+          <w:tcPr>
+            <w:tcW w:type="dxa" w:w="1728"/>
+          </w:tcPr>
+          <w:p>
+            <w:r/>
+            <w:r>
+              <w:rPr>
+                <w:rFonts w:eastAsia="Microsoft YaHei" w:ascii="Microsoft YaHei" w:hAnsi="Microsoft YaHei"/>
+                <w:b w:val="0"/>
+              </w:rPr>
+              <w:t>直播运营</w:t>
+            </w:r>
+          </w:p>
+        </w:tc>
+      </w:tr>
+      <w:tr>
+        <w:tc>
+          <w:tcPr>
+            <w:tcW w:type="dxa" w:w="1728"/>
+          </w:tcPr>
+          <w:p>
+            <w:r/>
+            <w:r>
+              <w:rPr>
+                <w:rFonts w:eastAsia="Microsoft YaHei" w:ascii="Microsoft YaHei" w:hAnsi="Microsoft YaHei"/>
+                <w:b w:val="0"/>
+              </w:rPr>
+              <w:t>删除</w:t>
+            </w:r>
+          </w:p>
+        </w:tc>
+        <w:tc>
+          <w:tcPr>
+            <w:tcW w:type="dxa" w:w="1728"/>
+          </w:tcPr>
+          <w:p>
+            <w:r/>
+            <w:r>
+              <w:rPr>
+                <w:rFonts w:eastAsia="Microsoft YaHei" w:ascii="Microsoft YaHei" w:hAnsi="Microsoft YaHei"/>
+                <w:b w:val="0"/>
+              </w:rPr>
+              <w:t>列表操作列</w:t>
+            </w:r>
+          </w:p>
+        </w:tc>
+        <w:tc>
+          <w:tcPr>
+            <w:tcW w:type="dxa" w:w="1728"/>
+          </w:tcPr>
+          <w:p>
+            <w:r/>
+            <w:r>
+              <w:rPr>
+                <w:rFonts w:eastAsia="Microsoft YaHei" w:ascii="Microsoft YaHei" w:hAnsi="Microsoft YaHei"/>
+                <w:b w:val="0"/>
+              </w:rPr>
+              <w:t>所有状态均可见</w:t>
+            </w:r>
+          </w:p>
+        </w:tc>
+        <w:tc>
+          <w:tcPr>
+            <w:tcW w:type="dxa" w:w="1728"/>
+          </w:tcPr>
+          <w:p>
+            <w:r/>
+            <w:r>
+              <w:rPr>
+                <w:rFonts w:eastAsia="Microsoft YaHei" w:ascii="Microsoft YaHei" w:hAnsi="Microsoft YaHei"/>
+                <w:b w:val="0"/>
+              </w:rPr>
+              <w:t>二次确认弹窗「确认删除该发券活动？删除后不可恢复」→ 确认后删除活动记录；</w:t>
+            </w:r>
+            <w:r>
+              <w:rPr>
+                <w:rFonts w:eastAsia="Microsoft YaHei" w:ascii="Microsoft YaHei" w:hAnsi="Microsoft YaHei"/>
+                <w:b/>
+              </w:rPr>
+              <w:t>已发放的券实例不受影响</w:t>
+            </w:r>
+            <w:r>
+              <w:rPr>
+                <w:rFonts w:eastAsia="Microsoft YaHei" w:ascii="Microsoft YaHei" w:hAnsi="Microsoft YaHei"/>
+                <w:b w:val="0"/>
+              </w:rPr>
+              <w:t>（券独立于活动存在）</w:t>
+            </w:r>
+          </w:p>
+        </w:tc>
+        <w:tc>
+          <w:tcPr>
+            <w:tcW w:type="dxa" w:w="1728"/>
+          </w:tcPr>
+          <w:p>
+            <w:r/>
+            <w:r>
+              <w:rPr>
+                <w:rFonts w:eastAsia="Microsoft YaHei" w:ascii="Microsoft YaHei" w:hAnsi="Microsoft YaHei"/>
+                <w:b w:val="0"/>
+              </w:rPr>
+              <w:t>直播运营</w:t>
+            </w:r>
+          </w:p>
+        </w:tc>
+      </w:tr>
+    </w:tbl>
+    <w:p>
+      <w:pPr>
+        <w:shd w:val="clear" w:color="auto" w:fill="F8FAFC"/>
+      </w:pPr>
+      <w:r>
+        <w:rPr>
+          <w:rFonts w:eastAsia="Microsoft YaHei" w:ascii="Microsoft YaHei" w:hAnsi="Microsoft YaHei"/>
+          <w:b w:val="0"/>
+        </w:rPr>
+        <w:t xml:space="preserve">📌 </w:t>
+      </w:r>
+      <w:r>
+        <w:rPr>
+          <w:rFonts w:eastAsia="Microsoft YaHei" w:ascii="Microsoft YaHei" w:hAnsi="Microsoft YaHei"/>
+          <w:b/>
+        </w:rPr>
+        <w:t>P2 列表排序与分页</w:t>
+      </w:r>
+      <w:r>
+        <w:rPr>
+          <w:rFonts w:eastAsia="Microsoft YaHei" w:ascii="Microsoft YaHei" w:hAnsi="Microsoft YaHei"/>
+          <w:b w:val="0"/>
+        </w:rPr>
+        <w:t>：默认按「开始发券时间」倒序（最新创建的在顶部）；分页支持 20 / 50 / 100 条每页，默认 20。列表无数据时显示空态「暂无发券活动」。</w:t>
+      </w:r>
+    </w:p>
+    <w:p>
+      <w:r>
+        <w:rPr>
+          <w:rFonts w:eastAsia="Microsoft YaHei" w:ascii="Microsoft YaHei" w:hAnsi="Microsoft YaHei"/>
+          <w:b/>
+        </w:rPr>
+        <w:t>D3 新建/编辑发券活动（规则引擎）</w:t>
+      </w:r>
+    </w:p>
+    <w:p>
+      <w:r>
+        <w:rPr>
+          <w:rFonts w:eastAsia="Microsoft YaHei" w:ascii="Microsoft YaHei" w:hAnsi="Microsoft YaHei"/>
+          <w:b/>
+        </w:rPr>
         <w:t>D3 新建/编辑发券活动（规则引擎）</w:t>
       </w:r>
     </w:p>
@@ -11910,411 +13756,6 @@
           <w:sz w:val="18"/>
         </w:rPr>
         <w:t xml:space="preserve">  D3新建编辑发券活动</w:t>
-      </w:r>
-    </w:p>
-    <w:p>
-      <w:pPr>
-        <w:pStyle w:val="Heading4"/>
-      </w:pPr>
-      <w:r>
-        <w:rPr>
-          <w:rFonts w:eastAsia="Microsoft YaHei" w:ascii="Microsoft YaHei" w:hAnsi="Microsoft YaHei"/>
-        </w:rPr>
-        <w:t xml:space="preserve">4.1.3.4 「底价（商品级）」字段规则 </w:t>
-      </w:r>
-      <w:r>
-        <w:rPr>
-          <w:rFonts w:eastAsia="Microsoft YaHei" w:ascii="Microsoft YaHei" w:hAnsi="Microsoft YaHei"/>
-          <w:b w:val="0"/>
-        </w:rPr>
-        <w:t>本期新增</w:t>
-      </w:r>
-    </w:p>
-    <w:p>
-      <w:r>
-        <w:rPr>
-          <w:rFonts w:eastAsia="Microsoft YaHei" w:ascii="Microsoft YaHei" w:hAnsi="Microsoft YaHei"/>
-          <w:b/>
-        </w:rPr>
-        <w:t>字段定义</w:t>
-      </w:r>
-      <w:r>
-        <w:rPr>
-          <w:rFonts w:eastAsia="Microsoft YaHei" w:ascii="Microsoft YaHei" w:hAnsi="Microsoft YaHei"/>
-          <w:b w:val="0"/>
-        </w:rPr>
-        <w:t>：底价是</w:t>
-      </w:r>
-      <w:r>
-        <w:rPr>
-          <w:rFonts w:eastAsia="Microsoft YaHei" w:ascii="Microsoft YaHei" w:hAnsi="Microsoft YaHei"/>
-          <w:b/>
-        </w:rPr>
-        <w:t>商品级</w:t>
-      </w:r>
-      <w:r>
-        <w:rPr>
-          <w:rFonts w:eastAsia="Microsoft YaHei" w:ascii="Microsoft YaHei" w:hAnsi="Microsoft YaHei"/>
-          <w:b w:val="0"/>
-        </w:rPr>
-        <w:t>属性，由运营在券配置的「商品选择区」环节，对</w:t>
-      </w:r>
-      <w:r>
-        <w:rPr>
-          <w:rFonts w:eastAsia="Microsoft YaHei" w:ascii="Microsoft YaHei" w:hAnsi="Microsoft YaHei"/>
-          <w:b/>
-        </w:rPr>
-        <w:t>每个适用商品</w:t>
-      </w:r>
-      <w:r>
-        <w:rPr>
-          <w:rFonts w:eastAsia="Microsoft YaHei" w:ascii="Microsoft YaHei" w:hAnsi="Microsoft YaHei"/>
-          <w:b w:val="0"/>
-        </w:rPr>
-        <w:t>逐行录入该商品允许成交的最低实付单价。它约束的是 C 端结算时「叠加/用券后该商品实付不得低于底价」，与券面额、门槛、可共用优惠、阶梯计算相互独立。</w:t>
-      </w:r>
-    </w:p>
-    <w:p>
-      <w:r>
-        <w:rPr>
-          <w:rFonts w:eastAsia="Microsoft YaHei" w:ascii="Microsoft YaHei" w:hAnsi="Microsoft YaHei"/>
-          <w:b/>
-        </w:rPr>
-        <w:t>录入与存储</w:t>
-      </w:r>
-      <w:r>
-        <w:rPr>
-          <w:rFonts w:eastAsia="Microsoft YaHei" w:ascii="Microsoft YaHei" w:hAnsi="Microsoft YaHei"/>
-          <w:b w:val="0"/>
-        </w:rPr>
-        <w:t>：</w:t>
-      </w:r>
-    </w:p>
-    <w:p>
-      <w:pPr>
-        <w:pStyle w:val="ListBullet"/>
-      </w:pPr>
-      <w:r>
-        <w:rPr>
-          <w:rFonts w:eastAsia="Microsoft YaHei" w:ascii="Microsoft YaHei" w:hAnsi="Microsoft YaHei"/>
-          <w:b/>
-        </w:rPr>
-        <w:t>来源</w:t>
-      </w:r>
-      <w:r>
-        <w:rPr>
-          <w:rFonts w:eastAsia="Microsoft YaHei" w:ascii="Microsoft YaHei" w:hAnsi="Microsoft YaHei"/>
-          <w:b w:val="0"/>
-        </w:rPr>
-        <w:t>：</w:t>
-      </w:r>
-      <w:r>
-        <w:rPr>
-          <w:rFonts w:eastAsia="Microsoft YaHei" w:ascii="Microsoft YaHei" w:hAnsi="Microsoft YaHei"/>
-          <w:b/>
-        </w:rPr>
-        <w:t>运营在券配置中手动录入</w:t>
-      </w:r>
-      <w:r>
-        <w:rPr>
-          <w:rFonts w:eastAsia="Microsoft YaHei" w:ascii="Microsoft YaHei" w:hAnsi="Microsoft YaHei"/>
-          <w:b w:val="0"/>
-        </w:rPr>
-        <w:t>（以后台原型为准，</w:t>
-      </w:r>
-      <w:r>
-        <w:rPr>
-          <w:rFonts w:eastAsia="Microsoft YaHei" w:ascii="Microsoft YaHei" w:hAnsi="Microsoft YaHei"/>
-          <w:b/>
-        </w:rPr>
-        <w:t>非</w:t>
-      </w:r>
-      <w:r>
-        <w:rPr>
-          <w:rFonts w:eastAsia="Microsoft YaHei" w:ascii="Microsoft YaHei" w:hAnsi="Microsoft YaHei"/>
-          <w:b w:val="0"/>
-        </w:rPr>
-        <w:t>商品域接口只读）。原型中每个已选商品行带「底价 ¥」数字输入框（min=0，step=0.01，默认留空）。</w:t>
-      </w:r>
-    </w:p>
-    <w:p>
-      <w:pPr>
-        <w:pStyle w:val="ListBullet"/>
-      </w:pPr>
-      <w:r>
-        <w:rPr>
-          <w:rFonts w:eastAsia="Microsoft YaHei" w:ascii="Microsoft YaHei" w:hAnsi="Microsoft YaHei"/>
-          <w:b/>
-        </w:rPr>
-        <w:t>字段</w:t>
-      </w:r>
-      <w:r>
-        <w:rPr>
-          <w:rFonts w:eastAsia="Microsoft YaHei" w:ascii="Microsoft YaHei" w:hAnsi="Microsoft YaHei"/>
-          <w:b w:val="0"/>
-        </w:rPr>
-        <w:t xml:space="preserve">：存《券模板表》适用商品集合的 </w:t>
-      </w:r>
-      <w:r>
-        <w:rPr>
-          <w:rFonts w:ascii="Microsoft YaHei" w:hAnsi="Microsoft YaHei" w:eastAsia="Microsoft YaHei"/>
-          <w:color w:val="BE123C"/>
-        </w:rPr>
-        <w:t>floor_price</w:t>
-      </w:r>
-      <w:r>
-        <w:rPr>
-          <w:rFonts w:eastAsia="Microsoft YaHei" w:ascii="Microsoft YaHei" w:hAnsi="Microsoft YaHei"/>
-          <w:b w:val="0"/>
-        </w:rPr>
-        <w:t>；</w:t>
-      </w:r>
-      <w:r>
-        <w:rPr>
-          <w:rFonts w:eastAsia="Microsoft YaHei" w:ascii="Microsoft YaHei" w:hAnsi="Microsoft YaHei"/>
-          <w:b/>
-        </w:rPr>
-        <w:t>空值 / 0.00 = 无底价（即不限制）</w:t>
-      </w:r>
-      <w:r>
-        <w:rPr>
-          <w:rFonts w:eastAsia="Microsoft YaHei" w:ascii="Microsoft YaHei" w:hAnsi="Microsoft YaHei"/>
-          <w:b w:val="0"/>
-        </w:rPr>
-        <w:t>，C 端该商品不做底价不击穿校验。</w:t>
-      </w:r>
-    </w:p>
-    <w:p>
-      <w:pPr>
-        <w:pStyle w:val="ListBullet"/>
-      </w:pPr>
-      <w:r>
-        <w:rPr>
-          <w:rFonts w:eastAsia="Microsoft YaHei" w:ascii="Microsoft YaHei" w:hAnsi="Microsoft YaHei"/>
-          <w:b/>
-        </w:rPr>
-        <w:t>校验</w:t>
-      </w:r>
-      <w:r>
-        <w:rPr>
-          <w:rFonts w:eastAsia="Microsoft YaHei" w:ascii="Microsoft YaHei" w:hAnsi="Microsoft YaHei"/>
-          <w:b w:val="0"/>
-        </w:rPr>
-        <w:t>：≥0 数值；可留空；</w:t>
-      </w:r>
-      <w:r>
-        <w:rPr>
-          <w:rFonts w:eastAsia="Microsoft YaHei" w:ascii="Microsoft YaHei" w:hAnsi="Microsoft YaHei"/>
-          <w:b/>
-        </w:rPr>
-        <w:t>不强制必填</w:t>
-      </w:r>
-      <w:r>
-        <w:rPr>
-          <w:rFonts w:eastAsia="Microsoft YaHei" w:ascii="Microsoft YaHei" w:hAnsi="Microsoft YaHei"/>
-          <w:b w:val="0"/>
-        </w:rPr>
-        <w:t>。</w:t>
-      </w:r>
-    </w:p>
-    <w:p>
-      <w:r>
-        <w:rPr>
-          <w:rFonts w:eastAsia="Microsoft YaHei" w:ascii="Microsoft YaHei" w:hAnsi="Microsoft YaHei"/>
-          <w:b/>
-        </w:rPr>
-        <w:t>C 端「严格不击穿底价」保护规则（本期实现）</w:t>
-      </w:r>
-      <w:r>
-        <w:rPr>
-          <w:rFonts w:eastAsia="Microsoft YaHei" w:ascii="Microsoft YaHei" w:hAnsi="Microsoft YaHei"/>
-          <w:b w:val="0"/>
-        </w:rPr>
-        <w:t>：</w:t>
-      </w:r>
-    </w:p>
-    <w:p>
-      <w:pPr>
-        <w:pStyle w:val="ListBullet"/>
-      </w:pPr>
-      <w:r>
-        <w:rPr>
-          <w:rFonts w:eastAsia="Microsoft YaHei" w:ascii="Microsoft YaHei" w:hAnsi="Microsoft YaHei"/>
-          <w:b/>
-        </w:rPr>
-        <w:t>生效位置</w:t>
-      </w:r>
-      <w:r>
-        <w:rPr>
-          <w:rFonts w:eastAsia="Microsoft YaHei" w:ascii="Microsoft YaHei" w:hAnsi="Microsoft YaHei"/>
-          <w:b w:val="0"/>
-        </w:rPr>
-        <w:t>：在确认订单页结算计算时生效（与 §4.3.6 选券联动），后端在下单/核销接口二次校验，前后端规则一致。</w:t>
-      </w:r>
-    </w:p>
-    <w:p>
-      <w:pPr>
-        <w:pStyle w:val="ListBullet"/>
-      </w:pPr>
-      <w:r>
-        <w:rPr>
-          <w:rFonts w:eastAsia="Microsoft YaHei" w:ascii="Microsoft YaHei" w:hAnsi="Microsoft YaHei"/>
-          <w:b/>
-        </w:rPr>
-        <w:t>计算顺序</w:t>
-      </w:r>
-      <w:r>
-        <w:rPr>
-          <w:rFonts w:eastAsia="Microsoft YaHei" w:ascii="Microsoft YaHei" w:hAnsi="Microsoft YaHei"/>
-          <w:b w:val="0"/>
-        </w:rPr>
-        <w:t>：多盒多折（商品级）→ 优惠券满减（订单级）→ 臻享积分抵现（支付级）。底价不击穿在「优惠券满减」步骤后、逐商品核算实付时触发。</w:t>
-      </w:r>
-    </w:p>
-    <w:p>
-      <w:pPr>
-        <w:pStyle w:val="ListBullet"/>
-      </w:pPr>
-      <w:r>
-        <w:rPr>
-          <w:rFonts w:eastAsia="Microsoft YaHei" w:ascii="Microsoft YaHei" w:hAnsi="Microsoft YaHei"/>
-          <w:b/>
-        </w:rPr>
-        <w:t>保护逻辑</w:t>
-      </w:r>
-      <w:r>
-        <w:rPr>
-          <w:rFonts w:eastAsia="Microsoft YaHei" w:ascii="Microsoft YaHei" w:hAnsi="Microsoft YaHei"/>
-          <w:b w:val="0"/>
-        </w:rPr>
-        <w:t>：逐商品校验「该商品结算实付单价 ≥ 其 floor_price」；若减免后实付 &lt; 底价，则</w:t>
-      </w:r>
-      <w:r>
-        <w:rPr>
-          <w:rFonts w:eastAsia="Microsoft YaHei" w:ascii="Microsoft YaHei" w:hAnsi="Microsoft YaHei"/>
-          <w:b/>
-        </w:rPr>
-        <w:t>回退该商品对应的优惠减免至刚好触底</w:t>
-      </w:r>
-      <w:r>
-        <w:rPr>
-          <w:rFonts w:eastAsia="Microsoft YaHei" w:ascii="Microsoft YaHei" w:hAnsi="Microsoft YaHei"/>
-          <w:b w:val="0"/>
-        </w:rPr>
-        <w:t>（该商品实付 = 底价），</w:t>
-      </w:r>
-      <w:r>
-        <w:rPr>
-          <w:rFonts w:eastAsia="Microsoft YaHei" w:ascii="Microsoft YaHei" w:hAnsi="Microsoft YaHei"/>
-          <w:b/>
-        </w:rPr>
-        <w:t>其余商品不受影响</w:t>
-      </w:r>
-      <w:r>
-        <w:rPr>
-          <w:rFonts w:eastAsia="Microsoft YaHei" w:ascii="Microsoft YaHei" w:hAnsi="Microsoft YaHei"/>
-          <w:b w:val="0"/>
-        </w:rPr>
-        <w:t>，不整体取消券。</w:t>
-      </w:r>
-    </w:p>
-    <w:p>
-      <w:pPr>
-        <w:pStyle w:val="ListBullet"/>
-      </w:pPr>
-      <w:r>
-        <w:rPr>
-          <w:rFonts w:eastAsia="Microsoft YaHei" w:ascii="Microsoft YaHei" w:hAnsi="Microsoft YaHei"/>
-          <w:b/>
-        </w:rPr>
-        <w:t>极端兜底</w:t>
-      </w:r>
-      <w:r>
-        <w:rPr>
-          <w:rFonts w:eastAsia="Microsoft YaHei" w:ascii="Microsoft YaHei" w:hAnsi="Microsoft YaHei"/>
-          <w:b w:val="0"/>
-        </w:rPr>
-        <w:t>：若回退后仍无法满足（如单商品订单券面额超过「原价 − 底价」），则该券对当前订单</w:t>
-      </w:r>
-      <w:r>
-        <w:rPr>
-          <w:rFonts w:eastAsia="Microsoft YaHei" w:ascii="Microsoft YaHei" w:hAnsi="Microsoft YaHei"/>
-          <w:b/>
-        </w:rPr>
-        <w:t>不可用</w:t>
-      </w:r>
-      <w:r>
-        <w:rPr>
-          <w:rFonts w:eastAsia="Microsoft YaHei" w:ascii="Microsoft YaHei" w:hAnsi="Microsoft YaHei"/>
-          <w:b w:val="0"/>
-        </w:rPr>
-        <w:t>，确认订单页置灰并提示「该商品触发底价不击穿，本券不可用」。</w:t>
-      </w:r>
-    </w:p>
-    <w:p>
-      <w:pPr>
-        <w:pStyle w:val="ListBullet"/>
-      </w:pPr>
-      <w:r>
-        <w:rPr>
-          <w:rFonts w:eastAsia="Microsoft YaHei" w:ascii="Microsoft YaHei" w:hAnsi="Microsoft YaHei"/>
-          <w:b/>
-        </w:rPr>
-        <w:t>前端展示</w:t>
-      </w:r>
-      <w:r>
-        <w:rPr>
-          <w:rFonts w:eastAsia="Microsoft YaHei" w:ascii="Microsoft YaHei" w:hAnsi="Microsoft YaHei"/>
-          <w:b w:val="0"/>
-        </w:rPr>
-        <w:t>：确认订单页实时计算并显示本单实际减免金额；触底回退时展示触底提示，减免金额随之更新。</w:t>
-      </w:r>
-    </w:p>
-    <w:p>
-      <w:pPr>
-        <w:pStyle w:val="ListBullet"/>
-      </w:pPr>
-      <w:r>
-        <w:rPr>
-          <w:rFonts w:eastAsia="Microsoft YaHei" w:ascii="Microsoft YaHei" w:hAnsi="Microsoft YaHei"/>
-          <w:b/>
-        </w:rPr>
-        <w:t>计算基数</w:t>
-      </w:r>
-      <w:r>
-        <w:rPr>
-          <w:rFonts w:eastAsia="Microsoft YaHei" w:ascii="Microsoft YaHei" w:hAnsi="Microsoft YaHei"/>
-          <w:b w:val="0"/>
-        </w:rPr>
-        <w:t>：底价不击穿仅作用于</w:t>
-      </w:r>
-      <w:r>
-        <w:rPr>
-          <w:rFonts w:eastAsia="Microsoft YaHei" w:ascii="Microsoft YaHei" w:hAnsi="Microsoft YaHei"/>
-          <w:b/>
-        </w:rPr>
-        <w:t>该券适用商品范围内</w:t>
-      </w:r>
-      <w:r>
-        <w:rPr>
-          <w:rFonts w:eastAsia="Microsoft YaHei" w:ascii="Microsoft YaHei" w:hAnsi="Microsoft YaHei"/>
-          <w:b w:val="0"/>
-        </w:rPr>
-        <w:t>的商品实付单价；</w:t>
-      </w:r>
-      <w:r>
-        <w:rPr>
-          <w:rFonts w:eastAsia="Microsoft YaHei" w:ascii="Microsoft YaHei" w:hAnsi="Microsoft YaHei"/>
-          <w:b/>
-        </w:rPr>
-        <w:t>不含赠品 / 换购商品金额</w:t>
-      </w:r>
-      <w:r>
-        <w:rPr>
-          <w:rFonts w:eastAsia="Microsoft YaHei" w:ascii="Microsoft YaHei" w:hAnsi="Microsoft YaHei"/>
-          <w:b w:val="0"/>
-        </w:rPr>
-        <w:t>（用户裁定：当前赠品不影响指定券的 SKU，与 §4.1.3.3 阶梯计算基数口径一致）。</w:t>
       </w:r>
     </w:p>
     <w:p>

--- a/coupon-prd.docx
+++ b/coupon-prd.docx
@@ -14448,16 +14448,297 @@
           <w:rFonts w:eastAsia="Microsoft YaHei" w:ascii="Microsoft YaHei" w:hAnsi="Microsoft YaHei"/>
           <w:b/>
         </w:rPr>
-        <w:t>保存</w:t>
-      </w:r>
-      <w:r>
-        <w:rPr>
-          <w:rFonts w:eastAsia="Microsoft YaHei" w:ascii="Microsoft YaHei" w:hAnsi="Microsoft YaHei"/>
-          <w:b w:val="0"/>
-        </w:rPr>
-        <w:t>：写发券活动记录（触发源/阈值文本/等级/券模板/每人上限/开始时间）→ 列表置顶。</w:t>
+        <w:t>D3 功能按钮（表单操作按钮）</w:t>
       </w:r>
     </w:p>
+    <w:tbl>
+      <w:tblPr>
+        <w:tblStyle w:val="TableGrid"/>
+        <w:tblW w:type="auto" w:w="0"/>
+        <w:tblLook w:firstColumn="1" w:firstRow="1" w:lastColumn="0" w:lastRow="0" w:noHBand="0" w:noVBand="1" w:val="04A0"/>
+        <w:jc w:val="center"/>
+        <w:tblBorders>
+          <w:top w:val="single" w:sz="4" w:space="0" w:color="999999"/>
+          <w:left w:val="single" w:sz="4" w:space="0" w:color="999999"/>
+          <w:bottom w:val="single" w:sz="4" w:space="0" w:color="999999"/>
+          <w:right w:val="single" w:sz="4" w:space="0" w:color="999999"/>
+          <w:insideH w:val="single" w:sz="4" w:space="0" w:color="999999"/>
+          <w:insideV w:val="single" w:sz="4" w:space="0" w:color="999999"/>
+        </w:tblBorders>
+      </w:tblPr>
+      <w:tblGrid>
+        <w:gridCol w:w="1728"/>
+        <w:gridCol w:w="1728"/>
+        <w:gridCol w:w="1728"/>
+        <w:gridCol w:w="1728"/>
+        <w:gridCol w:w="1728"/>
+      </w:tblGrid>
+      <w:tr>
+        <w:tc>
+          <w:tcPr>
+            <w:tcW w:type="dxa" w:w="1728"/>
+          </w:tcPr>
+          <w:p>
+            <w:r>
+              <w:rPr>
+                <w:b/>
+              </w:rPr>
+            </w:r>
+            <w:r>
+              <w:rPr>
+                <w:rFonts w:eastAsia="Microsoft YaHei" w:ascii="Microsoft YaHei" w:hAnsi="Microsoft YaHei"/>
+                <w:b/>
+              </w:rPr>
+              <w:t>按钮</w:t>
+            </w:r>
+          </w:p>
+        </w:tc>
+        <w:tc>
+          <w:tcPr>
+            <w:tcW w:type="dxa" w:w="1728"/>
+          </w:tcPr>
+          <w:p>
+            <w:r>
+              <w:rPr>
+                <w:b/>
+              </w:rPr>
+            </w:r>
+            <w:r>
+              <w:rPr>
+                <w:rFonts w:eastAsia="Microsoft YaHei" w:ascii="Microsoft YaHei" w:hAnsi="Microsoft YaHei"/>
+                <w:b/>
+              </w:rPr>
+              <w:t>位置</w:t>
+            </w:r>
+          </w:p>
+        </w:tc>
+        <w:tc>
+          <w:tcPr>
+            <w:tcW w:type="dxa" w:w="1728"/>
+          </w:tcPr>
+          <w:p>
+            <w:r>
+              <w:rPr>
+                <w:b/>
+              </w:rPr>
+            </w:r>
+            <w:r>
+              <w:rPr>
+                <w:rFonts w:eastAsia="Microsoft YaHei" w:ascii="Microsoft YaHei" w:hAnsi="Microsoft YaHei"/>
+                <w:b/>
+              </w:rPr>
+              <w:t>显示条件</w:t>
+            </w:r>
+          </w:p>
+        </w:tc>
+        <w:tc>
+          <w:tcPr>
+            <w:tcW w:type="dxa" w:w="1728"/>
+          </w:tcPr>
+          <w:p>
+            <w:r>
+              <w:rPr>
+                <w:b/>
+              </w:rPr>
+            </w:r>
+            <w:r>
+              <w:rPr>
+                <w:rFonts w:eastAsia="Microsoft YaHei" w:ascii="Microsoft YaHei" w:hAnsi="Microsoft YaHei"/>
+                <w:b/>
+              </w:rPr>
+              <w:t>功能说明</w:t>
+            </w:r>
+          </w:p>
+        </w:tc>
+        <w:tc>
+          <w:tcPr>
+            <w:tcW w:type="dxa" w:w="1728"/>
+          </w:tcPr>
+          <w:p>
+            <w:r>
+              <w:rPr>
+                <w:b/>
+              </w:rPr>
+            </w:r>
+            <w:r>
+              <w:rPr>
+                <w:rFonts w:eastAsia="Microsoft YaHei" w:ascii="Microsoft YaHei" w:hAnsi="Microsoft YaHei"/>
+                <w:b/>
+              </w:rPr>
+              <w:t>权限</w:t>
+            </w:r>
+          </w:p>
+        </w:tc>
+      </w:tr>
+      <w:tr>
+        <w:tc>
+          <w:tcPr>
+            <w:tcW w:type="dxa" w:w="1728"/>
+          </w:tcPr>
+          <w:p>
+            <w:r/>
+            <w:r>
+              <w:rPr>
+                <w:rFonts w:eastAsia="Microsoft YaHei" w:ascii="Microsoft YaHei" w:hAnsi="Microsoft YaHei"/>
+                <w:b w:val="0"/>
+              </w:rPr>
+              <w:t>保存</w:t>
+            </w:r>
+          </w:p>
+        </w:tc>
+        <w:tc>
+          <w:tcPr>
+            <w:tcW w:type="dxa" w:w="1728"/>
+          </w:tcPr>
+          <w:p>
+            <w:r/>
+            <w:r>
+              <w:rPr>
+                <w:rFonts w:eastAsia="Microsoft YaHei" w:ascii="Microsoft YaHei" w:hAnsi="Microsoft YaHei"/>
+                <w:b w:val="0"/>
+              </w:rPr>
+              <w:t>表单底部右侧</w:t>
+            </w:r>
+          </w:p>
+        </w:tc>
+        <w:tc>
+          <w:tcPr>
+            <w:tcW w:type="dxa" w:w="1728"/>
+          </w:tcPr>
+          <w:p>
+            <w:r/>
+            <w:r>
+              <w:rPr>
+                <w:rFonts w:eastAsia="Microsoft YaHei" w:ascii="Microsoft YaHei" w:hAnsi="Microsoft YaHei"/>
+                <w:b w:val="0"/>
+              </w:rPr>
+              <w:t>始终可见</w:t>
+            </w:r>
+          </w:p>
+        </w:tc>
+        <w:tc>
+          <w:tcPr>
+            <w:tcW w:type="dxa" w:w="1728"/>
+          </w:tcPr>
+          <w:p>
+            <w:r/>
+            <w:r>
+              <w:rPr>
+                <w:rFonts w:eastAsia="Microsoft YaHei" w:ascii="Microsoft YaHei" w:hAnsi="Microsoft YaHei"/>
+                <w:b w:val="0"/>
+              </w:rPr>
+              <w:t>依次校验全部必填项（活动名称/观看阈值/关联直播标签/每人上限/开始发券时间/关联券模板≥1）→ 校验通过后写发券活动记录（触发源/阈值文本/等级/券模板/每人上限/开始时间）→ toast"保存成功"并跳转 P2 列表页（新建时新记录置顶，编辑时原地刷新）；</w:t>
+            </w:r>
+            <w:r>
+              <w:rPr>
+                <w:rFonts w:eastAsia="Microsoft YaHei" w:ascii="Microsoft YaHei" w:hAnsi="Microsoft YaHei"/>
+                <w:b/>
+              </w:rPr>
+              <w:t>编辑模式下仅「未开始」态的活动可保存修改</w:t>
+            </w:r>
+            <w:r>
+              <w:rPr>
+                <w:rFonts w:eastAsia="Microsoft YaHei" w:ascii="Microsoft YaHei" w:hAnsi="Microsoft YaHei"/>
+                <w:b w:val="0"/>
+              </w:rPr>
+              <w:t>，进行中 / 已结束态进入编辑页后「保存」按钮 disabled 并 tooltip 提示"进行中/已结束的活动不可编辑"；保存中按钮 disabled + loading 文字"保存中..."防止重复提交；保存失败 → toast 显示后端错误信息</w:t>
+            </w:r>
+          </w:p>
+        </w:tc>
+        <w:tc>
+          <w:tcPr>
+            <w:tcW w:type="dxa" w:w="1728"/>
+          </w:tcPr>
+          <w:p>
+            <w:r/>
+            <w:r>
+              <w:rPr>
+                <w:rFonts w:eastAsia="Microsoft YaHei" w:ascii="Microsoft YaHei" w:hAnsi="Microsoft YaHei"/>
+                <w:b w:val="0"/>
+              </w:rPr>
+              <w:t>直播运营</w:t>
+            </w:r>
+          </w:p>
+        </w:tc>
+      </w:tr>
+      <w:tr>
+        <w:tc>
+          <w:tcPr>
+            <w:tcW w:type="dxa" w:w="1728"/>
+          </w:tcPr>
+          <w:p>
+            <w:r/>
+            <w:r>
+              <w:rPr>
+                <w:rFonts w:eastAsia="Microsoft YaHei" w:ascii="Microsoft YaHei" w:hAnsi="Microsoft YaHei"/>
+                <w:b w:val="0"/>
+              </w:rPr>
+              <w:t>取消</w:t>
+            </w:r>
+          </w:p>
+        </w:tc>
+        <w:tc>
+          <w:tcPr>
+            <w:tcW w:type="dxa" w:w="1728"/>
+          </w:tcPr>
+          <w:p>
+            <w:r/>
+            <w:r>
+              <w:rPr>
+                <w:rFonts w:eastAsia="Microsoft YaHei" w:ascii="Microsoft YaHei" w:hAnsi="Microsoft YaHei"/>
+                <w:b w:val="0"/>
+              </w:rPr>
+              <w:t>表单底部（保存按钮左侧）</w:t>
+            </w:r>
+          </w:p>
+        </w:tc>
+        <w:tc>
+          <w:tcPr>
+            <w:tcW w:type="dxa" w:w="1728"/>
+          </w:tcPr>
+          <w:p>
+            <w:r/>
+            <w:r>
+              <w:rPr>
+                <w:rFonts w:eastAsia="Microsoft YaHei" w:ascii="Microsoft YaHei" w:hAnsi="Microsoft YaHei"/>
+                <w:b w:val="0"/>
+              </w:rPr>
+              <w:t>始终可见</w:t>
+            </w:r>
+          </w:p>
+        </w:tc>
+        <w:tc>
+          <w:tcPr>
+            <w:tcW w:type="dxa" w:w="1728"/>
+          </w:tcPr>
+          <w:p>
+            <w:r/>
+            <w:r>
+              <w:rPr>
+                <w:rFonts w:eastAsia="Microsoft YaHei" w:ascii="Microsoft YaHei" w:hAnsi="Microsoft YaHei"/>
+                <w:b w:val="0"/>
+              </w:rPr>
+              <w:t>未做任何表单修改时直接返回 P2 列表页；有修改但未保存时弹窗确认「当前修改尚未保存，确定离开吗？」（确认 / 取消两个按钮）→ 确认返回列表页 / 取消留在当前页继续编辑</w:t>
+            </w:r>
+          </w:p>
+        </w:tc>
+        <w:tc>
+          <w:tcPr>
+            <w:tcW w:type="dxa" w:w="1728"/>
+          </w:tcPr>
+          <w:p>
+            <w:r/>
+            <w:r>
+              <w:rPr>
+                <w:rFonts w:eastAsia="Microsoft YaHei" w:ascii="Microsoft YaHei" w:hAnsi="Microsoft YaHei"/>
+                <w:b w:val="0"/>
+              </w:rPr>
+              <w:t>所有角色</w:t>
+            </w:r>
+          </w:p>
+        </w:tc>
+      </w:tr>
+    </w:tbl>
     <w:p>
       <w:pPr>
         <w:pStyle w:val="Heading4"/>

--- a/coupon-prd.docx
+++ b/coupon-prd.docx
@@ -3747,6 +3747,75 @@
           </w:p>
         </w:tc>
       </w:tr>
+      <w:tr>
+        <w:tc>
+          <w:tcPr>
+            <w:tcW w:type="dxa" w:w="2160"/>
+          </w:tcPr>
+          <w:p>
+            <w:r/>
+            <w:r>
+              <w:rPr>
+                <w:rFonts w:eastAsia="Microsoft YaHei" w:ascii="Microsoft YaHei" w:hAnsi="Microsoft YaHei"/>
+                <w:b w:val="0"/>
+              </w:rPr>
+              <w:t>未开始 / 进行中</w:t>
+            </w:r>
+          </w:p>
+        </w:tc>
+        <w:tc>
+          <w:tcPr>
+            <w:tcW w:type="dxa" w:w="2160"/>
+          </w:tcPr>
+          <w:p>
+            <w:r/>
+            <w:r>
+              <w:rPr>
+                <w:rFonts w:eastAsia="Microsoft YaHei" w:ascii="Microsoft YaHei" w:hAnsi="Microsoft YaHei"/>
+                <w:b/>
+              </w:rPr>
+              <w:t>运营手动「结束活动」</w:t>
+            </w:r>
+          </w:p>
+        </w:tc>
+        <w:tc>
+          <w:tcPr>
+            <w:tcW w:type="dxa" w:w="2160"/>
+          </w:tcPr>
+          <w:p>
+            <w:r/>
+            <w:r>
+              <w:rPr>
+                <w:rFonts w:eastAsia="Microsoft YaHei" w:ascii="Microsoft YaHei" w:hAnsi="Microsoft YaHei"/>
+                <w:b w:val="0"/>
+              </w:rPr>
+              <w:t>列表操作列按钮，二次确认弹窗</w:t>
+            </w:r>
+          </w:p>
+        </w:tc>
+        <w:tc>
+          <w:tcPr>
+            <w:tcW w:type="dxa" w:w="2160"/>
+          </w:tcPr>
+          <w:p>
+            <w:r/>
+            <w:r>
+              <w:rPr>
+                <w:rFonts w:eastAsia="Microsoft YaHei" w:ascii="Microsoft YaHei" w:hAnsi="Microsoft YaHei"/>
+                <w:b/>
+              </w:rPr>
+              <w:t>已结束（终态，不可重开）</w:t>
+            </w:r>
+            <w:r>
+              <w:rPr>
+                <w:rFonts w:eastAsia="Microsoft YaHei" w:ascii="Microsoft YaHei" w:hAnsi="Microsoft YaHei"/>
+                <w:b w:val="0"/>
+              </w:rPr>
+              <w:t>：立即停止发券，未发放券不再发放，已发放券实例不受影响</w:t>
+            </w:r>
+          </w:p>
+        </w:tc>
+      </w:tr>
     </w:tbl>
     <w:p>
       <w:pPr>
@@ -3771,35 +3840,49 @@
           <w:rFonts w:eastAsia="Microsoft YaHei" w:ascii="Microsoft YaHei" w:hAnsi="Microsoft YaHei"/>
           <w:b w:val="0"/>
         </w:rPr>
-        <w:t>：状态仅由开始 / 结束时间由系统定时任务驱动（未开始 → 进行中 → 已结束），</w:t>
+        <w:t>：状态由系统定时任务自动驱动（未开始 → 进行中 → 已结束），</w:t>
       </w:r>
       <w:r>
         <w:rPr>
           <w:rFonts w:eastAsia="Microsoft YaHei" w:ascii="Microsoft YaHei" w:hAnsi="Microsoft YaHei"/>
           <w:b/>
         </w:rPr>
-        <w:t>无手动停用 / 暂停态</w:t>
+        <w:t>无暂停 / 恢复态</w:t>
       </w:r>
       <w:r>
         <w:rPr>
           <w:rFonts w:eastAsia="Microsoft YaHei" w:ascii="Microsoft YaHei" w:hAnsi="Microsoft YaHei"/>
           <w:b w:val="0"/>
         </w:rPr>
-        <w:t>。进行中活动如需停止发放，须</w:t>
+        <w:t>；但支持运营在列表手动「结束活动」将「未开始 / 进行中」直接置为「已结束（终态，不可重开）」——结束后立即停止发券、未发放券不再发放、已发放券实例不受影响（见 §4.1.4 P2 功能按钮表「结束活动」）。与「删除活动」的区别：</w:t>
       </w:r>
       <w:r>
         <w:rPr>
           <w:rFonts w:eastAsia="Microsoft YaHei" w:ascii="Microsoft YaHei" w:hAnsi="Microsoft YaHei"/>
           <w:b/>
         </w:rPr>
-        <w:t>删除该活动</w:t>
+        <w:t>结束保留活动记录</w:t>
       </w:r>
       <w:r>
         <w:rPr>
           <w:rFonts w:eastAsia="Microsoft YaHei" w:ascii="Microsoft YaHei" w:hAnsi="Microsoft YaHei"/>
           <w:b w:val="0"/>
         </w:rPr>
-        <w:t>（删除不影响已发放券实例，见 §4.1.4）。</w:t>
+        <w:t>（终态可复盘），</w:t>
+      </w:r>
+      <w:r>
+        <w:rPr>
+          <w:rFonts w:eastAsia="Microsoft YaHei" w:ascii="Microsoft YaHei" w:hAnsi="Microsoft YaHei"/>
+          <w:b/>
+        </w:rPr>
+        <w:t>删除为不可恢复的移除记录</w:t>
+      </w:r>
+      <w:r>
+        <w:rPr>
+          <w:rFonts w:eastAsia="Microsoft YaHei" w:ascii="Microsoft YaHei" w:hAnsi="Microsoft YaHei"/>
+          <w:b w:val="0"/>
+        </w:rPr>
+        <w:t>；两者均停止发券且不影响已发放券实例。</w:t>
       </w:r>
     </w:p>
     <w:p>
@@ -13586,6 +13669,139 @@
                 <w:rFonts w:eastAsia="Microsoft YaHei" w:ascii="Microsoft YaHei" w:hAnsi="Microsoft YaHei"/>
                 <w:b w:val="0"/>
               </w:rPr>
+              <w:t>结束活动</w:t>
+            </w:r>
+          </w:p>
+        </w:tc>
+        <w:tc>
+          <w:tcPr>
+            <w:tcW w:type="dxa" w:w="1728"/>
+          </w:tcPr>
+          <w:p>
+            <w:r/>
+            <w:r>
+              <w:rPr>
+                <w:rFonts w:eastAsia="Microsoft YaHei" w:ascii="Microsoft YaHei" w:hAnsi="Microsoft YaHei"/>
+                <w:b w:val="0"/>
+              </w:rPr>
+              <w:t>列表操作列</w:t>
+            </w:r>
+          </w:p>
+        </w:tc>
+        <w:tc>
+          <w:tcPr>
+            <w:tcW w:type="dxa" w:w="1728"/>
+          </w:tcPr>
+          <w:p>
+            <w:r/>
+            <w:r>
+              <w:rPr>
+                <w:rFonts w:eastAsia="Microsoft YaHei" w:ascii="Microsoft YaHei" w:hAnsi="Microsoft YaHei"/>
+                <w:b w:val="0"/>
+              </w:rPr>
+              <w:t>仅「未开始 / 进行中」态可见可点击；「已结束」态</w:t>
+            </w:r>
+            <w:r>
+              <w:rPr>
+                <w:rFonts w:eastAsia="Microsoft YaHei" w:ascii="Microsoft YaHei" w:hAnsi="Microsoft YaHei"/>
+                <w:b/>
+              </w:rPr>
+              <w:t>不显示</w:t>
+            </w:r>
+            <w:r>
+              <w:rPr>
+                <w:rFonts w:eastAsia="Microsoft YaHei" w:ascii="Microsoft YaHei" w:hAnsi="Microsoft YaHei"/>
+                <w:b w:val="0"/>
+              </w:rPr>
+              <w:t>该按钮</w:t>
+            </w:r>
+          </w:p>
+        </w:tc>
+        <w:tc>
+          <w:tcPr>
+            <w:tcW w:type="dxa" w:w="1728"/>
+          </w:tcPr>
+          <w:p>
+            <w:r/>
+            <w:r>
+              <w:rPr>
+                <w:rFonts w:eastAsia="Microsoft YaHei" w:ascii="Microsoft YaHei" w:hAnsi="Microsoft YaHei"/>
+                <w:b w:val="0"/>
+              </w:rPr>
+              <w:t>二次确认弹窗「确认结束该发券活动？结束后立即停止发券且不可重新开启」→ 确认后状态置为「已结束」（</w:t>
+            </w:r>
+            <w:r>
+              <w:rPr>
+                <w:rFonts w:eastAsia="Microsoft YaHei" w:ascii="Microsoft YaHei" w:hAnsi="Microsoft YaHei"/>
+                <w:b/>
+              </w:rPr>
+              <w:t>终态，不可重开</w:t>
+            </w:r>
+            <w:r>
+              <w:rPr>
+                <w:rFonts w:eastAsia="Microsoft YaHei" w:ascii="Microsoft YaHei" w:hAnsi="Microsoft YaHei"/>
+                <w:b w:val="0"/>
+              </w:rPr>
+              <w:t>）；</w:t>
+            </w:r>
+            <w:r>
+              <w:rPr>
+                <w:rFonts w:eastAsia="Microsoft YaHei" w:ascii="Microsoft YaHei" w:hAnsi="Microsoft YaHei"/>
+                <w:b/>
+              </w:rPr>
+              <w:t>立即停止发券</w:t>
+            </w:r>
+            <w:r>
+              <w:rPr>
+                <w:rFonts w:eastAsia="Microsoft YaHei" w:ascii="Microsoft YaHei" w:hAnsi="Microsoft YaHei"/>
+                <w:b w:val="0"/>
+              </w:rPr>
+              <w:t>（未发放的关联券不再发放），</w:t>
+            </w:r>
+            <w:r>
+              <w:rPr>
+                <w:rFonts w:eastAsia="Microsoft YaHei" w:ascii="Microsoft YaHei" w:hAnsi="Microsoft YaHei"/>
+                <w:b/>
+              </w:rPr>
+              <w:t>已发放到用户钱包的券实例不受影响</w:t>
+            </w:r>
+            <w:r>
+              <w:rPr>
+                <w:rFonts w:eastAsia="Microsoft YaHei" w:ascii="Microsoft YaHei" w:hAnsi="Microsoft YaHei"/>
+                <w:b w:val="0"/>
+              </w:rPr>
+              <w:t>（仍可按其使用状态正常使用）；与「删除活动」区别：结束保留活动记录，删除为不可恢复移除</w:t>
+            </w:r>
+          </w:p>
+        </w:tc>
+        <w:tc>
+          <w:tcPr>
+            <w:tcW w:type="dxa" w:w="1728"/>
+          </w:tcPr>
+          <w:p>
+            <w:r/>
+            <w:r>
+              <w:rPr>
+                <w:rFonts w:eastAsia="Microsoft YaHei" w:ascii="Microsoft YaHei" w:hAnsi="Microsoft YaHei"/>
+                <w:b w:val="0"/>
+              </w:rPr>
+              <w:t>直播运营</w:t>
+            </w:r>
+          </w:p>
+        </w:tc>
+      </w:tr>
+      <w:tr>
+        <w:tc>
+          <w:tcPr>
+            <w:tcW w:type="dxa" w:w="1728"/>
+          </w:tcPr>
+          <w:p>
+            <w:r/>
+            <w:r>
+              <w:rPr>
+                <w:rFonts w:eastAsia="Microsoft YaHei" w:ascii="Microsoft YaHei" w:hAnsi="Microsoft YaHei"/>
+                <w:b w:val="0"/>
+              </w:rPr>
               <w:t>删除</w:t>
             </w:r>
           </w:p>
@@ -14877,7 +15093,21 @@
           <w:rFonts w:eastAsia="Microsoft YaHei" w:ascii="Microsoft YaHei" w:hAnsi="Microsoft YaHei"/>
           <w:b w:val="0"/>
         </w:rPr>
-        <w:t>的活动可点击（进行中 / 已结束的活动不可编辑规则引擎配置）；「删除」需二次确认弹窗（"确认删除该发券活动？删除后不可恢复"），删除不影响已发放券实例。</w:t>
+        <w:t>的活动可点击（进行中 / 已结束的活动不可编辑规则引擎配置）；「结束活动」仅对</w:t>
+      </w:r>
+      <w:r>
+        <w:rPr>
+          <w:rFonts w:eastAsia="Microsoft YaHei" w:ascii="Microsoft YaHei" w:hAnsi="Microsoft YaHei"/>
+          <w:b/>
+        </w:rPr>
+        <w:t>未开始 / 进行中</w:t>
+      </w:r>
+      <w:r>
+        <w:rPr>
+          <w:rFonts w:eastAsia="Microsoft YaHei" w:ascii="Microsoft YaHei" w:hAnsi="Microsoft YaHei"/>
+          <w:b w:val="0"/>
+        </w:rPr>
+        <w:t>的活动可点击（已结束态不显示该按钮，终态不可重开）；「删除」需二次确认弹窗（"确认删除该发券活动？删除后不可恢复"），删除不影响已发放券实例。</w:t>
       </w:r>
     </w:p>
     <w:p>

--- a/coupon-prd.docx
+++ b/coupon-prd.docx
@@ -3417,7 +3417,7 @@
                 <w:rFonts w:eastAsia="Microsoft YaHei" w:ascii="Microsoft YaHei" w:hAnsi="Microsoft YaHei"/>
                 <w:b w:val="0"/>
               </w:rPr>
-              <w:t>并提示先删除活动。故不存在"活动引用中的券被悄然下架"的情况。</w:t>
+              <w:t>并提示先结束引用该券的发券活动（见 P2 列表「结束活动」）。故不存在"活动引用中的券被悄然下架"的情况。</w:t>
             </w:r>
           </w:p>
         </w:tc>
@@ -3697,68 +3697,6 @@
                 <w:rFonts w:eastAsia="Microsoft YaHei" w:ascii="Microsoft YaHei" w:hAnsi="Microsoft YaHei"/>
                 <w:b w:val="0"/>
               </w:rPr>
-              <w:t>进行中</w:t>
-            </w:r>
-          </w:p>
-        </w:tc>
-        <w:tc>
-          <w:tcPr>
-            <w:tcW w:type="dxa" w:w="2160"/>
-          </w:tcPr>
-          <w:p>
-            <w:r/>
-            <w:r>
-              <w:rPr>
-                <w:rFonts w:eastAsia="Microsoft YaHei" w:ascii="Microsoft YaHei" w:hAnsi="Microsoft YaHei"/>
-                <w:b w:val="0"/>
-              </w:rPr>
-              <w:t>到达结束时间</w:t>
-            </w:r>
-          </w:p>
-        </w:tc>
-        <w:tc>
-          <w:tcPr>
-            <w:tcW w:type="dxa" w:w="2160"/>
-          </w:tcPr>
-          <w:p>
-            <w:r/>
-            <w:r>
-              <w:rPr>
-                <w:rFonts w:eastAsia="Microsoft YaHei" w:ascii="Microsoft YaHei" w:hAnsi="Microsoft YaHei"/>
-                <w:b w:val="0"/>
-              </w:rPr>
-              <w:t>系统定时任务</w:t>
-            </w:r>
-          </w:p>
-        </w:tc>
-        <w:tc>
-          <w:tcPr>
-            <w:tcW w:type="dxa" w:w="2160"/>
-          </w:tcPr>
-          <w:p>
-            <w:r/>
-            <w:r>
-              <w:rPr>
-                <w:rFonts w:eastAsia="Microsoft YaHei" w:ascii="Microsoft YaHei" w:hAnsi="Microsoft YaHei"/>
-                <w:b w:val="0"/>
-              </w:rPr>
-              <w:t>已结束</w:t>
-            </w:r>
-          </w:p>
-        </w:tc>
-      </w:tr>
-      <w:tr>
-        <w:tc>
-          <w:tcPr>
-            <w:tcW w:type="dxa" w:w="2160"/>
-          </w:tcPr>
-          <w:p>
-            <w:r/>
-            <w:r>
-              <w:rPr>
-                <w:rFonts w:eastAsia="Microsoft YaHei" w:ascii="Microsoft YaHei" w:hAnsi="Microsoft YaHei"/>
-                <w:b w:val="0"/>
-              </w:rPr>
               <w:t>未开始 / 进行中</w:t>
             </w:r>
           </w:p>
@@ -3840,49 +3778,77 @@
           <w:rFonts w:eastAsia="Microsoft YaHei" w:ascii="Microsoft YaHei" w:hAnsi="Microsoft YaHei"/>
           <w:b w:val="0"/>
         </w:rPr>
-        <w:t>：状态由系统定时任务自动驱动（未开始 → 进行中 → 已结束），</w:t>
+        <w:t>：发券活动</w:t>
       </w:r>
       <w:r>
         <w:rPr>
           <w:rFonts w:eastAsia="Microsoft YaHei" w:ascii="Microsoft YaHei" w:hAnsi="Microsoft YaHei"/>
           <w:b/>
         </w:rPr>
-        <w:t>无暂停 / 恢复态</w:t>
+        <w:t>仅有「开始发券时间」，无结束时间设置</w:t>
       </w:r>
       <w:r>
         <w:rPr>
           <w:rFonts w:eastAsia="Microsoft YaHei" w:ascii="Microsoft YaHei" w:hAnsi="Microsoft YaHei"/>
           <w:b w:val="0"/>
         </w:rPr>
-        <w:t>；但支持运营在列表手动「结束活动」将「未开始 / 进行中」直接置为「已结束（终态，不可重开）」——结束后立即停止发券、未发放券不再发放、已发放券实例不受影响（见 §4.1.4 P2 功能按钮表「结束活动」）。与「删除活动」的区别：</w:t>
+        <w:t>——活动一旦开始即持续发券，不会因到达某个时间点自动结束。状态转换：</w:t>
       </w:r>
       <w:r>
         <w:rPr>
           <w:rFonts w:eastAsia="Microsoft YaHei" w:ascii="Microsoft YaHei" w:hAnsi="Microsoft YaHei"/>
           <w:b/>
         </w:rPr>
-        <w:t>结束保留活动记录</w:t>
+        <w:t>未开始</w:t>
       </w:r>
       <w:r>
         <w:rPr>
           <w:rFonts w:eastAsia="Microsoft YaHei" w:ascii="Microsoft YaHei" w:hAnsi="Microsoft YaHei"/>
           <w:b w:val="0"/>
         </w:rPr>
-        <w:t>（终态可复盘），</w:t>
+        <w:t xml:space="preserve">（当前＜开始时间）→ 系统定时任务到达开始时间 → </w:t>
       </w:r>
       <w:r>
         <w:rPr>
           <w:rFonts w:eastAsia="Microsoft YaHei" w:ascii="Microsoft YaHei" w:hAnsi="Microsoft YaHei"/>
           <w:b/>
         </w:rPr>
-        <w:t>删除为不可恢复的移除记录</w:t>
+        <w:t>进行中</w:t>
       </w:r>
       <w:r>
         <w:rPr>
           <w:rFonts w:eastAsia="Microsoft YaHei" w:ascii="Microsoft YaHei" w:hAnsi="Microsoft YaHei"/>
           <w:b w:val="0"/>
         </w:rPr>
-        <w:t>；两者均停止发券且不影响已发放券实例。</w:t>
+        <w:t xml:space="preserve"> → 运营手动「结束活动」→ </w:t>
+      </w:r>
+      <w:r>
+        <w:rPr>
+          <w:rFonts w:eastAsia="Microsoft YaHei" w:ascii="Microsoft YaHei" w:hAnsi="Microsoft YaHei"/>
+          <w:b/>
+        </w:rPr>
+        <w:t>已结束（终态，不可重开）</w:t>
+      </w:r>
+      <w:r>
+        <w:rPr>
+          <w:rFonts w:eastAsia="Microsoft YaHei" w:ascii="Microsoft YaHei" w:hAnsi="Microsoft YaHei"/>
+          <w:b w:val="0"/>
+        </w:rPr>
+        <w:t>。无暂停 / 恢复态，亦</w:t>
+      </w:r>
+      <w:r>
+        <w:rPr>
+          <w:rFonts w:eastAsia="Microsoft YaHei" w:ascii="Microsoft YaHei" w:hAnsi="Microsoft YaHei"/>
+          <w:b/>
+        </w:rPr>
+        <w:t>无系统自动结束态</w:t>
+      </w:r>
+      <w:r>
+        <w:rPr>
+          <w:rFonts w:eastAsia="Microsoft YaHei" w:ascii="Microsoft YaHei" w:hAnsi="Microsoft YaHei"/>
+          <w:b w:val="0"/>
+        </w:rPr>
+        <w:t>；活动只能由运营手动「结束活动」终止，结束后立即停止发券、未发放券不再发放、已发放券实例不受影响（见 §4.1.4 P2 功能按钮表「结束活动」）。</w:t>
       </w:r>
     </w:p>
     <w:p>
@@ -13770,98 +13736,7 @@
                 <w:rFonts w:eastAsia="Microsoft YaHei" w:ascii="Microsoft YaHei" w:hAnsi="Microsoft YaHei"/>
                 <w:b w:val="0"/>
               </w:rPr>
-              <w:t>（仍可按其使用状态正常使用）；与「删除活动」区别：结束保留活动记录，删除为不可恢复移除</w:t>
-            </w:r>
-          </w:p>
-        </w:tc>
-        <w:tc>
-          <w:tcPr>
-            <w:tcW w:type="dxa" w:w="1728"/>
-          </w:tcPr>
-          <w:p>
-            <w:r/>
-            <w:r>
-              <w:rPr>
-                <w:rFonts w:eastAsia="Microsoft YaHei" w:ascii="Microsoft YaHei" w:hAnsi="Microsoft YaHei"/>
-                <w:b w:val="0"/>
-              </w:rPr>
-              <w:t>直播运营</w:t>
-            </w:r>
-          </w:p>
-        </w:tc>
-      </w:tr>
-      <w:tr>
-        <w:tc>
-          <w:tcPr>
-            <w:tcW w:type="dxa" w:w="1728"/>
-          </w:tcPr>
-          <w:p>
-            <w:r/>
-            <w:r>
-              <w:rPr>
-                <w:rFonts w:eastAsia="Microsoft YaHei" w:ascii="Microsoft YaHei" w:hAnsi="Microsoft YaHei"/>
-                <w:b w:val="0"/>
-              </w:rPr>
-              <w:t>删除</w:t>
-            </w:r>
-          </w:p>
-        </w:tc>
-        <w:tc>
-          <w:tcPr>
-            <w:tcW w:type="dxa" w:w="1728"/>
-          </w:tcPr>
-          <w:p>
-            <w:r/>
-            <w:r>
-              <w:rPr>
-                <w:rFonts w:eastAsia="Microsoft YaHei" w:ascii="Microsoft YaHei" w:hAnsi="Microsoft YaHei"/>
-                <w:b w:val="0"/>
-              </w:rPr>
-              <w:t>列表操作列</w:t>
-            </w:r>
-          </w:p>
-        </w:tc>
-        <w:tc>
-          <w:tcPr>
-            <w:tcW w:type="dxa" w:w="1728"/>
-          </w:tcPr>
-          <w:p>
-            <w:r/>
-            <w:r>
-              <w:rPr>
-                <w:rFonts w:eastAsia="Microsoft YaHei" w:ascii="Microsoft YaHei" w:hAnsi="Microsoft YaHei"/>
-                <w:b w:val="0"/>
-              </w:rPr>
-              <w:t>所有状态均可见</w:t>
-            </w:r>
-          </w:p>
-        </w:tc>
-        <w:tc>
-          <w:tcPr>
-            <w:tcW w:type="dxa" w:w="1728"/>
-          </w:tcPr>
-          <w:p>
-            <w:r/>
-            <w:r>
-              <w:rPr>
-                <w:rFonts w:eastAsia="Microsoft YaHei" w:ascii="Microsoft YaHei" w:hAnsi="Microsoft YaHei"/>
-                <w:b w:val="0"/>
-              </w:rPr>
-              <w:t>二次确认弹窗「确认删除该发券活动？删除后不可恢复」→ 确认后删除活动记录；</w:t>
-            </w:r>
-            <w:r>
-              <w:rPr>
-                <w:rFonts w:eastAsia="Microsoft YaHei" w:ascii="Microsoft YaHei" w:hAnsi="Microsoft YaHei"/>
-                <w:b/>
-              </w:rPr>
-              <w:t>已发放的券实例不受影响</w:t>
-            </w:r>
-            <w:r>
-              <w:rPr>
-                <w:rFonts w:eastAsia="Microsoft YaHei" w:ascii="Microsoft YaHei" w:hAnsi="Microsoft YaHei"/>
-                <w:b w:val="0"/>
-              </w:rPr>
-              <w:t>（券独立于活动存在）</w:t>
+              <w:t>（仍可按其使用状态正常使用）；「结束活动」是终止发券活动的唯一入口，记录保留为终态可复盘</w:t>
             </w:r>
           </w:p>
         </w:tc>
@@ -14560,7 +14435,21 @@
                 <w:rFonts w:eastAsia="Microsoft YaHei" w:ascii="Microsoft YaHei" w:hAnsi="Microsoft YaHei"/>
                 <w:b w:val="0"/>
               </w:rPr>
-              <w:t>异步发券，无冷却/生效时段</w:t>
+              <w:t>异步发券，无冷却/生效时段；</w:t>
+            </w:r>
+            <w:r>
+              <w:rPr>
+                <w:rFonts w:eastAsia="Microsoft YaHei" w:ascii="Microsoft YaHei" w:hAnsi="Microsoft YaHei"/>
+                <w:b/>
+              </w:rPr>
+              <w:t>发券活动无结束时间设置</w:t>
+            </w:r>
+            <w:r>
+              <w:rPr>
+                <w:rFonts w:eastAsia="Microsoft YaHei" w:ascii="Microsoft YaHei" w:hAnsi="Microsoft YaHei"/>
+                <w:b w:val="0"/>
+              </w:rPr>
+              <w:t>，活动开始后持续发券，仅可经「结束活动」手动终止</w:t>
             </w:r>
           </w:p>
         </w:tc>
@@ -15107,7 +14996,7 @@
           <w:rFonts w:eastAsia="Microsoft YaHei" w:ascii="Microsoft YaHei" w:hAnsi="Microsoft YaHei"/>
           <w:b w:val="0"/>
         </w:rPr>
-        <w:t>的活动可点击（已结束态不显示该按钮，终态不可重开）；「删除」需二次确认弹窗（"确认删除该发券活动？删除后不可恢复"），删除不影响已发放券实例。</w:t>
+        <w:t>的活动可点击（已结束态不显示该按钮，终态不可重开）。</w:t>
       </w:r>
     </w:p>
     <w:p>
@@ -15131,7 +15020,7 @@
           <w:rFonts w:eastAsia="Microsoft YaHei" w:ascii="Microsoft YaHei" w:hAnsi="Microsoft YaHei"/>
           <w:b w:val="0"/>
         </w:rPr>
-        <w:t>数据一致性：删除发券活动时，已发放的券实例不受影响（券实例独立于活动存在）；编辑活动规则不影响已发放的历史券。</w:t>
+        <w:t>数据一致性：结束发券活动时，已发放的券实例不受影响（券实例独立于活动存在）；编辑活动规则不影响已发放的历史券。</w:t>
       </w:r>
     </w:p>
     <w:p>

--- a/coupon-prd.docx
+++ b/coupon-prd.docx
@@ -13574,7 +13574,21 @@
                 <w:rFonts w:eastAsia="Microsoft YaHei" w:ascii="Microsoft YaHei" w:hAnsi="Microsoft YaHei"/>
                 <w:b w:val="0"/>
               </w:rPr>
-              <w:t>所有状态均可见</w:t>
+              <w:t>仅「未开始 / 进行中」态可见可点击；「已结束」态</w:t>
+            </w:r>
+            <w:r>
+              <w:rPr>
+                <w:rFonts w:eastAsia="Microsoft YaHei" w:ascii="Microsoft YaHei" w:hAnsi="Microsoft YaHei"/>
+                <w:b/>
+              </w:rPr>
+              <w:t>不显示</w:t>
+            </w:r>
+            <w:r>
+              <w:rPr>
+                <w:rFonts w:eastAsia="Microsoft YaHei" w:ascii="Microsoft YaHei" w:hAnsi="Microsoft YaHei"/>
+                <w:b w:val="0"/>
+              </w:rPr>
+              <w:t>该按钮</w:t>
             </w:r>
           </w:p>
         </w:tc>
@@ -13603,7 +13617,7 @@
                 <w:rFonts w:eastAsia="Microsoft YaHei" w:ascii="Microsoft YaHei" w:hAnsi="Microsoft YaHei"/>
                 <w:b w:val="0"/>
               </w:rPr>
-              <w:t>，进行中/已结束态进入编辑页后「保存」按钮禁用或隐藏（或前端拦截提示"进行中/已结束的活动不可编辑"）</w:t>
+              <w:t>，进行中态进入编辑页后「保存」按钮禁用或隐藏（或前端拦截提示"进行中的活动不可编辑"）；已结束态不显示编辑入口（已结束为终态不可编辑，改由「删除」按钮清理）</w:t>
             </w:r>
           </w:p>
         </w:tc>
@@ -13737,6 +13751,139 @@
                 <w:b w:val="0"/>
               </w:rPr>
               <w:t>（仍可按其使用状态正常使用）；「结束活动」是终止发券活动的唯一入口，记录保留为终态可复盘</w:t>
+            </w:r>
+          </w:p>
+        </w:tc>
+        <w:tc>
+          <w:tcPr>
+            <w:tcW w:type="dxa" w:w="1728"/>
+          </w:tcPr>
+          <w:p>
+            <w:r/>
+            <w:r>
+              <w:rPr>
+                <w:rFonts w:eastAsia="Microsoft YaHei" w:ascii="Microsoft YaHei" w:hAnsi="Microsoft YaHei"/>
+                <w:b w:val="0"/>
+              </w:rPr>
+              <w:t>直播运营</w:t>
+            </w:r>
+          </w:p>
+        </w:tc>
+      </w:tr>
+      <w:tr>
+        <w:tc>
+          <w:tcPr>
+            <w:tcW w:type="dxa" w:w="1728"/>
+          </w:tcPr>
+          <w:p>
+            <w:r/>
+            <w:r>
+              <w:rPr>
+                <w:rFonts w:eastAsia="Microsoft YaHei" w:ascii="Microsoft YaHei" w:hAnsi="Microsoft YaHei"/>
+                <w:b w:val="0"/>
+              </w:rPr>
+              <w:t>删除</w:t>
+            </w:r>
+          </w:p>
+        </w:tc>
+        <w:tc>
+          <w:tcPr>
+            <w:tcW w:type="dxa" w:w="1728"/>
+          </w:tcPr>
+          <w:p>
+            <w:r/>
+            <w:r>
+              <w:rPr>
+                <w:rFonts w:eastAsia="Microsoft YaHei" w:ascii="Microsoft YaHei" w:hAnsi="Microsoft YaHei"/>
+                <w:b w:val="0"/>
+              </w:rPr>
+              <w:t>列表操作列</w:t>
+            </w:r>
+          </w:p>
+        </w:tc>
+        <w:tc>
+          <w:tcPr>
+            <w:tcW w:type="dxa" w:w="1728"/>
+          </w:tcPr>
+          <w:p>
+            <w:r/>
+            <w:r>
+              <w:rPr>
+                <w:rFonts w:eastAsia="Microsoft YaHei" w:ascii="Microsoft YaHei" w:hAnsi="Microsoft YaHei"/>
+                <w:b w:val="0"/>
+              </w:rPr>
+              <w:t>仅「已结束」态可见可点击；「未开始 / 进行中」态</w:t>
+            </w:r>
+            <w:r>
+              <w:rPr>
+                <w:rFonts w:eastAsia="Microsoft YaHei" w:ascii="Microsoft YaHei" w:hAnsi="Microsoft YaHei"/>
+                <w:b/>
+              </w:rPr>
+              <w:t>不显示</w:t>
+            </w:r>
+            <w:r>
+              <w:rPr>
+                <w:rFonts w:eastAsia="Microsoft YaHei" w:ascii="Microsoft YaHei" w:hAnsi="Microsoft YaHei"/>
+                <w:b w:val="0"/>
+              </w:rPr>
+              <w:t>该按钮</w:t>
+            </w:r>
+          </w:p>
+        </w:tc>
+        <w:tc>
+          <w:tcPr>
+            <w:tcW w:type="dxa" w:w="1728"/>
+          </w:tcPr>
+          <w:p>
+            <w:r/>
+            <w:r>
+              <w:rPr>
+                <w:rFonts w:eastAsia="Microsoft YaHei" w:ascii="Microsoft YaHei" w:hAnsi="Microsoft YaHei"/>
+                <w:b w:val="0"/>
+              </w:rPr>
+              <w:t>二次确认弹窗「确认删除该发券活动？删除后不可恢复」→ 确认后</w:t>
+            </w:r>
+            <w:r>
+              <w:rPr>
+                <w:rFonts w:eastAsia="Microsoft YaHei" w:ascii="Microsoft YaHei" w:hAnsi="Microsoft YaHei"/>
+                <w:b/>
+              </w:rPr>
+              <w:t>物理 / 逻辑删除活动记录（不可恢复）</w:t>
+            </w:r>
+            <w:r>
+              <w:rPr>
+                <w:rFonts w:eastAsia="Microsoft YaHei" w:ascii="Microsoft YaHei" w:hAnsi="Microsoft YaHei"/>
+                <w:b w:val="0"/>
+              </w:rPr>
+              <w:t>；</w:t>
+            </w:r>
+            <w:r>
+              <w:rPr>
+                <w:rFonts w:eastAsia="Microsoft YaHei" w:ascii="Microsoft YaHei" w:hAnsi="Microsoft YaHei"/>
+                <w:b/>
+              </w:rPr>
+              <w:t>已发放到用户钱包的券实例不受影响</w:t>
+            </w:r>
+            <w:r>
+              <w:rPr>
+                <w:rFonts w:eastAsia="Microsoft YaHei" w:ascii="Microsoft YaHei" w:hAnsi="Microsoft YaHei"/>
+                <w:b w:val="0"/>
+              </w:rPr>
+              <w:t>（券独立于活动存在，仍可按其使用状态正常使用）；删除为对已结束活动的</w:t>
+            </w:r>
+            <w:r>
+              <w:rPr>
+                <w:rFonts w:eastAsia="Microsoft YaHei" w:ascii="Microsoft YaHei" w:hAnsi="Microsoft YaHei"/>
+                <w:b/>
+              </w:rPr>
+              <w:t>终态清理动作</w:t>
+            </w:r>
+            <w:r>
+              <w:rPr>
+                <w:rFonts w:eastAsia="Microsoft YaHei" w:ascii="Microsoft YaHei" w:hAnsi="Microsoft YaHei"/>
+                <w:b w:val="0"/>
+              </w:rPr>
+              <w:t>，未开始 / 进行中活动不支持删除（须先「结束活动」转为已结束后方可删除）</w:t>
             </w:r>
           </w:p>
         </w:tc>
@@ -14975,14 +15122,14 @@
           <w:rFonts w:eastAsia="Microsoft YaHei" w:ascii="Microsoft YaHei" w:hAnsi="Microsoft YaHei"/>
           <w:b/>
         </w:rPr>
-        <w:t>未开始</w:t>
+        <w:t>未开始 / 进行中</w:t>
       </w:r>
       <w:r>
         <w:rPr>
           <w:rFonts w:eastAsia="Microsoft YaHei" w:ascii="Microsoft YaHei" w:hAnsi="Microsoft YaHei"/>
           <w:b w:val="0"/>
         </w:rPr>
-        <w:t>的活动可点击（进行中 / 已结束的活动不可编辑规则引擎配置）；「结束活动」仅对</w:t>
+        <w:t>的活动可点击（已结束态不显示编辑入口，终态不可编辑）；「结束活动」仅对</w:t>
       </w:r>
       <w:r>
         <w:rPr>
@@ -14996,7 +15143,21 @@
           <w:rFonts w:eastAsia="Microsoft YaHei" w:ascii="Microsoft YaHei" w:hAnsi="Microsoft YaHei"/>
           <w:b w:val="0"/>
         </w:rPr>
-        <w:t>的活动可点击（已结束态不显示该按钮，终态不可重开）。</w:t>
+        <w:t>的活动可点击（已结束态不显示该按钮，终态不可重开）；「删除」仅对</w:t>
+      </w:r>
+      <w:r>
+        <w:rPr>
+          <w:rFonts w:eastAsia="Microsoft YaHei" w:ascii="Microsoft YaHei" w:hAnsi="Microsoft YaHei"/>
+          <w:b/>
+        </w:rPr>
+        <w:t>已结束</w:t>
+      </w:r>
+      <w:r>
+        <w:rPr>
+          <w:rFonts w:eastAsia="Microsoft YaHei" w:ascii="Microsoft YaHei" w:hAnsi="Microsoft YaHei"/>
+          <w:b w:val="0"/>
+        </w:rPr>
+        <w:t>的活动可点击（未开始 / 进行中态不显示删除入口，删除为终态清理动作、不可恢复）。</w:t>
       </w:r>
     </w:p>
     <w:p>

--- a/coupon-prd.docx
+++ b/coupon-prd.docx
@@ -15305,35 +15305,91 @@
           <w:rFonts w:eastAsia="Microsoft YaHei" w:ascii="Microsoft YaHei" w:hAnsi="Microsoft YaHei"/>
           <w:b w:val="0"/>
         </w:rPr>
-        <w:t>：发放前引擎校验关联券模板的</w:t>
+        <w:t>：发放前引擎对</w:t>
       </w:r>
       <w:r>
         <w:rPr>
           <w:rFonts w:eastAsia="Microsoft YaHei" w:ascii="Microsoft YaHei" w:hAnsi="Microsoft YaHei"/>
           <w:b/>
         </w:rPr>
-        <w:t>使用状态</w:t>
+        <w:t>每张关联券模板</w:t>
       </w:r>
       <w:r>
         <w:rPr>
           <w:rFonts w:eastAsia="Microsoft YaHei" w:ascii="Microsoft YaHei" w:hAnsi="Microsoft YaHei"/>
           <w:b w:val="0"/>
         </w:rPr>
-        <w:t>，若=「已结束 / 已删除」（即已被「撤回」），则该券本期</w:t>
+        <w:t>做</w:t>
       </w:r>
       <w:r>
         <w:rPr>
           <w:rFonts w:eastAsia="Microsoft YaHei" w:ascii="Microsoft YaHei" w:hAnsi="Microsoft YaHei"/>
           <w:b/>
         </w:rPr>
-        <w:t>不再向用户发放</w:t>
+        <w:t>双维度</w:t>
       </w:r>
       <w:r>
         <w:rPr>
           <w:rFonts w:eastAsia="Microsoft YaHei" w:ascii="Microsoft YaHei" w:hAnsi="Microsoft YaHei"/>
           <w:b w:val="0"/>
         </w:rPr>
-        <w:t>（其余关联券正常发放）并记发放日志；用户已持有的该券实例不受影响（仍可按其使用状态正常使用）。</w:t>
+        <w:t>校验，命中任一即跳过该券（其余关联券正常发放）并记发放日志（标记 skipped + 跳过原因）：①</w:t>
+      </w:r>
+      <w:r>
+        <w:rPr>
+          <w:rFonts w:eastAsia="Microsoft YaHei" w:ascii="Microsoft YaHei" w:hAnsi="Microsoft YaHei"/>
+          <w:b/>
+        </w:rPr>
+        <w:t>上架状态=「下架」</w:t>
+      </w:r>
+      <w:r>
+        <w:rPr>
+          <w:rFonts w:eastAsia="Microsoft YaHei" w:ascii="Microsoft YaHei" w:hAnsi="Microsoft YaHei"/>
+          <w:b w:val="0"/>
+        </w:rPr>
+        <w:t>（运营手动下架，见 §4.3）→ 该券</w:t>
+      </w:r>
+      <w:r>
+        <w:rPr>
+          <w:rFonts w:eastAsia="Microsoft YaHei" w:ascii="Microsoft YaHei" w:hAnsi="Microsoft YaHei"/>
+          <w:b/>
+        </w:rPr>
+        <w:t>本用户本期不再发放</w:t>
+      </w:r>
+      <w:r>
+        <w:rPr>
+          <w:rFonts w:eastAsia="Microsoft YaHei" w:ascii="Microsoft YaHei" w:hAnsi="Microsoft YaHei"/>
+          <w:b w:val="0"/>
+        </w:rPr>
+        <w:t>；②</w:t>
+      </w:r>
+      <w:r>
+        <w:rPr>
+          <w:rFonts w:eastAsia="Microsoft YaHei" w:ascii="Microsoft YaHei" w:hAnsi="Microsoft YaHei"/>
+          <w:b/>
+        </w:rPr>
+        <w:t>使用状态=「已结束 / 已删除」</w:t>
+      </w:r>
+      <w:r>
+        <w:rPr>
+          <w:rFonts w:eastAsia="Microsoft YaHei" w:ascii="Microsoft YaHei" w:hAnsi="Microsoft YaHei"/>
+          <w:b w:val="0"/>
+        </w:rPr>
+        <w:t>（被「撤回」或自然过期）→ 该券</w:t>
+      </w:r>
+      <w:r>
+        <w:rPr>
+          <w:rFonts w:eastAsia="Microsoft YaHei" w:ascii="Microsoft YaHei" w:hAnsi="Microsoft YaHei"/>
+          <w:b/>
+        </w:rPr>
+        <w:t>本用户本期不再发放</w:t>
+      </w:r>
+      <w:r>
+        <w:rPr>
+          <w:rFonts w:eastAsia="Microsoft YaHei" w:ascii="Microsoft YaHei" w:hAnsi="Microsoft YaHei"/>
+          <w:b w:val="0"/>
+        </w:rPr>
+        <w:t>。命中任一后用户已持有的该券实例不受影响（仍可按其使用状态正常使用）。两条拦截互为兜底：上架状态校验覆盖「活动引用校验被绕过 / 时序窗口」等极端场景，使用状态校验覆盖撤回 / 过期场景。</w:t>
       </w:r>
     </w:p>
     <w:p>

--- a/coupon-prd.docx
+++ b/coupon-prd.docx
@@ -16033,7 +16033,7 @@
         <w:rPr>
           <w:rFonts w:eastAsia="Microsoft YaHei" w:ascii="Microsoft YaHei" w:hAnsi="Microsoft YaHei"/>
         </w:rPr>
-        <w:t>4.1.6.3 数据来源（字段级）</w:t>
+        <w:t>4.1.6.3 按券维度列表字段表（「按券维度」Tab 主表格，每行一张券模板的聚合统计）</w:t>
       </w:r>
     </w:p>
     <w:tbl>
@@ -16052,13 +16052,15 @@
         </w:tblBorders>
       </w:tblPr>
       <w:tblGrid>
-        <w:gridCol w:w="4320"/>
-        <w:gridCol w:w="4320"/>
+        <w:gridCol w:w="2160"/>
+        <w:gridCol w:w="2160"/>
+        <w:gridCol w:w="2160"/>
+        <w:gridCol w:w="2160"/>
       </w:tblGrid>
       <w:tr>
         <w:tc>
           <w:tcPr>
-            <w:tcW w:type="dxa" w:w="4320"/>
+            <w:tcW w:type="dxa" w:w="2160"/>
           </w:tcPr>
           <w:p>
             <w:r>
@@ -16077,20 +16079,58 @@
         </w:tc>
         <w:tc>
           <w:tcPr>
-            <w:tcW w:type="dxa" w:w="4320"/>
-          </w:tcPr>
-          <w:p>
-            <w:r>
-              <w:rPr>
-                <w:b/>
-              </w:rPr>
-            </w:r>
-            <w:r>
-              <w:rPr>
-                <w:rFonts w:eastAsia="Microsoft YaHei" w:ascii="Microsoft YaHei" w:hAnsi="Microsoft YaHei"/>
-                <w:b/>
-              </w:rPr>
-              <w:t>取值逻辑说明</w:t>
+            <w:tcW w:type="dxa" w:w="2160"/>
+          </w:tcPr>
+          <w:p>
+            <w:r>
+              <w:rPr>
+                <w:b/>
+              </w:rPr>
+            </w:r>
+            <w:r>
+              <w:rPr>
+                <w:rFonts w:eastAsia="Microsoft YaHei" w:ascii="Microsoft YaHei" w:hAnsi="Microsoft YaHei"/>
+                <w:b/>
+              </w:rPr>
+              <w:t>聚合算法（计算公式）</w:t>
+            </w:r>
+          </w:p>
+        </w:tc>
+        <w:tc>
+          <w:tcPr>
+            <w:tcW w:type="dxa" w:w="2160"/>
+          </w:tcPr>
+          <w:p>
+            <w:r>
+              <w:rPr>
+                <w:b/>
+              </w:rPr>
+            </w:r>
+            <w:r>
+              <w:rPr>
+                <w:rFonts w:eastAsia="Microsoft YaHei" w:ascii="Microsoft YaHei" w:hAnsi="Microsoft YaHei"/>
+                <w:b/>
+              </w:rPr>
+              <w:t>数据来源</w:t>
+            </w:r>
+          </w:p>
+        </w:tc>
+        <w:tc>
+          <w:tcPr>
+            <w:tcW w:type="dxa" w:w="2160"/>
+          </w:tcPr>
+          <w:p>
+            <w:r>
+              <w:rPr>
+                <w:b/>
+              </w:rPr>
+            </w:r>
+            <w:r>
+              <w:rPr>
+                <w:rFonts w:eastAsia="Microsoft YaHei" w:ascii="Microsoft YaHei" w:hAnsi="Microsoft YaHei"/>
+                <w:b/>
+              </w:rPr>
+              <w:t>排序 / 筛选支持</w:t>
             </w:r>
           </w:p>
         </w:tc>
@@ -16098,31 +16138,61 @@
       <w:tr>
         <w:tc>
           <w:tcPr>
-            <w:tcW w:type="dxa" w:w="4320"/>
-          </w:tcPr>
-          <w:p>
-            <w:r/>
-            <w:r>
-              <w:rPr>
-                <w:rFonts w:eastAsia="Microsoft YaHei" w:ascii="Microsoft YaHei" w:hAnsi="Microsoft YaHei"/>
-                <w:b w:val="0"/>
-              </w:rPr>
-              <w:t>发放量 / 核销量 / 金额</w:t>
-            </w:r>
-          </w:p>
-        </w:tc>
-        <w:tc>
-          <w:tcPr>
-            <w:tcW w:type="dxa" w:w="4320"/>
-          </w:tcPr>
-          <w:p>
-            <w:r/>
-            <w:r>
-              <w:rPr>
-                <w:rFonts w:eastAsia="Microsoft YaHei" w:ascii="Microsoft YaHei" w:hAnsi="Microsoft YaHei"/>
-                <w:b w:val="0"/>
-              </w:rPr>
-              <w:t>聚合《用户券表》（按维度分组）；金额=Σ 实际核销减免额（阶梯券取实扣额，非模板面值）</w:t>
+            <w:tcW w:type="dxa" w:w="2160"/>
+          </w:tcPr>
+          <w:p>
+            <w:r/>
+            <w:r>
+              <w:rPr>
+                <w:rFonts w:eastAsia="Microsoft YaHei" w:ascii="Microsoft YaHei" w:hAnsi="Microsoft YaHei"/>
+                <w:b w:val="0"/>
+              </w:rPr>
+              <w:t>券名称</w:t>
+            </w:r>
+          </w:p>
+        </w:tc>
+        <w:tc>
+          <w:tcPr>
+            <w:tcW w:type="dxa" w:w="2160"/>
+          </w:tcPr>
+          <w:p>
+            <w:r/>
+            <w:r>
+              <w:rPr>
+                <w:rFonts w:eastAsia="Microsoft YaHei" w:ascii="Microsoft YaHei" w:hAnsi="Microsoft YaHei"/>
+                <w:b w:val="0"/>
+              </w:rPr>
+              <w:t>取《券模板表》coupon_name，按 coupon_template_id 分组</w:t>
+            </w:r>
+          </w:p>
+        </w:tc>
+        <w:tc>
+          <w:tcPr>
+            <w:tcW w:type="dxa" w:w="2160"/>
+          </w:tcPr>
+          <w:p>
+            <w:r/>
+            <w:r>
+              <w:rPr>
+                <w:rFonts w:eastAsia="Microsoft YaHei" w:ascii="Microsoft YaHei" w:hAnsi="Microsoft YaHei"/>
+                <w:b w:val="0"/>
+              </w:rPr>
+              <w:t>《券模板表》</w:t>
+            </w:r>
+          </w:p>
+        </w:tc>
+        <w:tc>
+          <w:tcPr>
+            <w:tcW w:type="dxa" w:w="2160"/>
+          </w:tcPr>
+          <w:p>
+            <w:r/>
+            <w:r>
+              <w:rPr>
+                <w:rFonts w:eastAsia="Microsoft YaHei" w:ascii="Microsoft YaHei" w:hAnsi="Microsoft YaHei"/>
+                <w:b w:val="0"/>
+              </w:rPr>
+              <w:t>支持文本模糊搜索</w:t>
             </w:r>
           </w:p>
         </w:tc>
@@ -16130,36 +16200,509 @@
       <w:tr>
         <w:tc>
           <w:tcPr>
-            <w:tcW w:type="dxa" w:w="4320"/>
-          </w:tcPr>
-          <w:p>
-            <w:r/>
-            <w:r>
-              <w:rPr>
-                <w:rFonts w:eastAsia="Microsoft YaHei" w:ascii="Microsoft YaHei" w:hAnsi="Microsoft YaHei"/>
-                <w:b w:val="0"/>
-              </w:rPr>
-              <w:t>趋势数据</w:t>
-            </w:r>
-          </w:p>
-        </w:tc>
-        <w:tc>
-          <w:tcPr>
-            <w:tcW w:type="dxa" w:w="4320"/>
-          </w:tcPr>
-          <w:p>
-            <w:r/>
-            <w:r>
-              <w:rPr>
-                <w:rFonts w:eastAsia="Microsoft YaHei" w:ascii="Microsoft YaHei" w:hAnsi="Microsoft YaHei"/>
-                <w:b w:val="0"/>
-              </w:rPr>
-              <w:t>按 redeem_time 聚合《核销流水表》</w:t>
+            <w:tcW w:type="dxa" w:w="2160"/>
+          </w:tcPr>
+          <w:p>
+            <w:r/>
+            <w:r>
+              <w:rPr>
+                <w:rFonts w:eastAsia="Microsoft YaHei" w:ascii="Microsoft YaHei" w:hAnsi="Microsoft YaHei"/>
+                <w:b w:val="0"/>
+              </w:rPr>
+              <w:t>类型</w:t>
+            </w:r>
+          </w:p>
+        </w:tc>
+        <w:tc>
+          <w:tcPr>
+            <w:tcW w:type="dxa" w:w="2160"/>
+          </w:tcPr>
+          <w:p>
+            <w:r/>
+            <w:r>
+              <w:rPr>
+                <w:rFonts w:eastAsia="Microsoft YaHei" w:ascii="Microsoft YaHei" w:hAnsi="Microsoft YaHei"/>
+                <w:b w:val="0"/>
+              </w:rPr>
+              <w:t>取《券模板表》coupon_type（满减券 / 无门槛代金券等）</w:t>
+            </w:r>
+          </w:p>
+        </w:tc>
+        <w:tc>
+          <w:tcPr>
+            <w:tcW w:type="dxa" w:w="2160"/>
+          </w:tcPr>
+          <w:p>
+            <w:r/>
+            <w:r>
+              <w:rPr>
+                <w:rFonts w:eastAsia="Microsoft YaHei" w:ascii="Microsoft YaHei" w:hAnsi="Microsoft YaHei"/>
+                <w:b w:val="0"/>
+              </w:rPr>
+              <w:t>《券模板表》</w:t>
+            </w:r>
+          </w:p>
+        </w:tc>
+        <w:tc>
+          <w:tcPr>
+            <w:tcW w:type="dxa" w:w="2160"/>
+          </w:tcPr>
+          <w:p>
+            <w:r/>
+            <w:r>
+              <w:rPr>
+                <w:rFonts w:eastAsia="Microsoft YaHei" w:ascii="Microsoft YaHei" w:hAnsi="Microsoft YaHei"/>
+                <w:b w:val="0"/>
+              </w:rPr>
+              <w:t>支持下拉筛选</w:t>
+            </w:r>
+          </w:p>
+        </w:tc>
+      </w:tr>
+      <w:tr>
+        <w:tc>
+          <w:tcPr>
+            <w:tcW w:type="dxa" w:w="2160"/>
+          </w:tcPr>
+          <w:p>
+            <w:r/>
+            <w:r>
+              <w:rPr>
+                <w:rFonts w:eastAsia="Microsoft YaHei" w:ascii="Microsoft YaHei" w:hAnsi="Microsoft YaHei"/>
+                <w:b w:val="0"/>
+              </w:rPr>
+              <w:t>总发行量</w:t>
+            </w:r>
+          </w:p>
+        </w:tc>
+        <w:tc>
+          <w:tcPr>
+            <w:tcW w:type="dxa" w:w="2160"/>
+          </w:tcPr>
+          <w:p>
+            <w:r/>
+            <w:r>
+              <w:rPr>
+                <w:rFonts w:eastAsia="Microsoft YaHei" w:ascii="Microsoft YaHei" w:hAnsi="Microsoft YaHei"/>
+                <w:b w:val="0"/>
+              </w:rPr>
+              <w:t>SUM(《券模板表》total_stock)，即该券模板配置的总库存上限</w:t>
+            </w:r>
+          </w:p>
+        </w:tc>
+        <w:tc>
+          <w:tcPr>
+            <w:tcW w:type="dxa" w:w="2160"/>
+          </w:tcPr>
+          <w:p>
+            <w:r/>
+            <w:r>
+              <w:rPr>
+                <w:rFonts w:eastAsia="Microsoft YaHei" w:ascii="Microsoft YaHei" w:hAnsi="Microsoft YaHei"/>
+                <w:b w:val="0"/>
+              </w:rPr>
+              <w:t>《券模板表》</w:t>
+            </w:r>
+          </w:p>
+        </w:tc>
+        <w:tc>
+          <w:tcPr>
+            <w:tcW w:type="dxa" w:w="2160"/>
+          </w:tcPr>
+          <w:p>
+            <w:r/>
+            <w:r>
+              <w:rPr>
+                <w:rFonts w:eastAsia="Microsoft YaHei" w:ascii="Microsoft YaHei" w:hAnsi="Microsoft YaHei"/>
+                <w:b w:val="0"/>
+              </w:rPr>
+              <w:t>支持数值区间筛选；默认降序</w:t>
+            </w:r>
+          </w:p>
+        </w:tc>
+      </w:tr>
+      <w:tr>
+        <w:tc>
+          <w:tcPr>
+            <w:tcW w:type="dxa" w:w="2160"/>
+          </w:tcPr>
+          <w:p>
+            <w:r/>
+            <w:r>
+              <w:rPr>
+                <w:rFonts w:eastAsia="Microsoft YaHei" w:ascii="Microsoft YaHei" w:hAnsi="Microsoft YaHei"/>
+                <w:b w:val="0"/>
+              </w:rPr>
+              <w:t>已领取</w:t>
+            </w:r>
+          </w:p>
+        </w:tc>
+        <w:tc>
+          <w:tcPr>
+            <w:tcW w:type="dxa" w:w="2160"/>
+          </w:tcPr>
+          <w:p>
+            <w:r/>
+            <w:r>
+              <w:rPr>
+                <w:rFonts w:eastAsia="Microsoft YaHei" w:ascii="Microsoft YaHei" w:hAnsi="Microsoft YaHei"/>
+                <w:b w:val="0"/>
+              </w:rPr>
+              <w:t>COUNT(《用户券表》WHERE coupon_template_id=当前券)，即该券模板已发放到用户钱包的实例总数</w:t>
+            </w:r>
+          </w:p>
+        </w:tc>
+        <w:tc>
+          <w:tcPr>
+            <w:tcW w:type="dxa" w:w="2160"/>
+          </w:tcPr>
+          <w:p>
+            <w:r/>
+            <w:r>
+              <w:rPr>
+                <w:rFonts w:eastAsia="Microsoft YaHei" w:ascii="Microsoft YaHei" w:hAnsi="Microsoft YaHei"/>
+                <w:b w:val="0"/>
+              </w:rPr>
+              <w:t>《用户券表》</w:t>
+            </w:r>
+          </w:p>
+        </w:tc>
+        <w:tc>
+          <w:tcPr>
+            <w:tcW w:type="dxa" w:w="2160"/>
+          </w:tcPr>
+          <w:p>
+            <w:r/>
+            <w:r>
+              <w:rPr>
+                <w:rFonts w:eastAsia="Microsoft YaHei" w:ascii="Microsoft YaHei" w:hAnsi="Microsoft YaHei"/>
+                <w:b w:val="0"/>
+              </w:rPr>
+              <w:t>支持数值区间筛选</w:t>
+            </w:r>
+          </w:p>
+        </w:tc>
+      </w:tr>
+      <w:tr>
+        <w:tc>
+          <w:tcPr>
+            <w:tcW w:type="dxa" w:w="2160"/>
+          </w:tcPr>
+          <w:p>
+            <w:r/>
+            <w:r>
+              <w:rPr>
+                <w:rFonts w:eastAsia="Microsoft YaHei" w:ascii="Microsoft YaHei" w:hAnsi="Microsoft YaHei"/>
+                <w:b w:val="0"/>
+              </w:rPr>
+              <w:t>领取率</w:t>
+            </w:r>
+          </w:p>
+        </w:tc>
+        <w:tc>
+          <w:tcPr>
+            <w:tcW w:type="dxa" w:w="2160"/>
+          </w:tcPr>
+          <w:p>
+            <w:r/>
+            <w:r>
+              <w:rPr>
+                <w:rFonts w:eastAsia="Microsoft YaHei" w:ascii="Microsoft YaHei" w:hAnsi="Microsoft YaHei"/>
+                <w:b w:val="0"/>
+              </w:rPr>
+              <w:t>已领取 ÷ 总发行量 × 100%（保留 1 位小数）；总发行量=0 时显示"—"</w:t>
+            </w:r>
+          </w:p>
+        </w:tc>
+        <w:tc>
+          <w:tcPr>
+            <w:tcW w:type="dxa" w:w="2160"/>
+          </w:tcPr>
+          <w:p>
+            <w:r/>
+            <w:r>
+              <w:rPr>
+                <w:rFonts w:eastAsia="Microsoft YaHei" w:ascii="Microsoft YaHei" w:hAnsi="Microsoft YaHei"/>
+                <w:b w:val="0"/>
+              </w:rPr>
+              <w:t>上述两字段派生</w:t>
+            </w:r>
+          </w:p>
+        </w:tc>
+        <w:tc>
+          <w:tcPr>
+            <w:tcW w:type="dxa" w:w="2160"/>
+          </w:tcPr>
+          <w:p>
+            <w:r/>
+            <w:r>
+              <w:rPr>
+                <w:rFonts w:eastAsia="Microsoft YaHei" w:ascii="Microsoft YaHei" w:hAnsi="Microsoft YaHei"/>
+                <w:b w:val="0"/>
+              </w:rPr>
+              <w:t>仅展示，不支持筛选</w:t>
+            </w:r>
+          </w:p>
+        </w:tc>
+      </w:tr>
+      <w:tr>
+        <w:tc>
+          <w:tcPr>
+            <w:tcW w:type="dxa" w:w="2160"/>
+          </w:tcPr>
+          <w:p>
+            <w:r/>
+            <w:r>
+              <w:rPr>
+                <w:rFonts w:eastAsia="Microsoft YaHei" w:ascii="Microsoft YaHei" w:hAnsi="Microsoft YaHei"/>
+                <w:b w:val="0"/>
+              </w:rPr>
+              <w:t>核销量</w:t>
+            </w:r>
+          </w:p>
+        </w:tc>
+        <w:tc>
+          <w:tcPr>
+            <w:tcW w:type="dxa" w:w="2160"/>
+          </w:tcPr>
+          <w:p>
+            <w:r/>
+            <w:r>
+              <w:rPr>
+                <w:rFonts w:eastAsia="Microsoft YaHei" w:ascii="Microsoft YaHei" w:hAnsi="Microsoft YaHei"/>
+                <w:b w:val="0"/>
+              </w:rPr>
+              <w:t>COUNT(《用户券表》WHERE coupon_template_id=当前券 AND status='已使用')，即该券模板已被核销使用的实例数</w:t>
+            </w:r>
+          </w:p>
+        </w:tc>
+        <w:tc>
+          <w:tcPr>
+            <w:tcW w:type="dxa" w:w="2160"/>
+          </w:tcPr>
+          <w:p>
+            <w:r/>
+            <w:r>
+              <w:rPr>
+                <w:rFonts w:eastAsia="Microsoft YaHei" w:ascii="Microsoft YaHei" w:hAnsi="Microsoft YaHei"/>
+                <w:b w:val="0"/>
+              </w:rPr>
+              <w:t>《用户券表》</w:t>
+            </w:r>
+          </w:p>
+        </w:tc>
+        <w:tc>
+          <w:tcPr>
+            <w:tcW w:type="dxa" w:w="2160"/>
+          </w:tcPr>
+          <w:p>
+            <w:r/>
+            <w:r>
+              <w:rPr>
+                <w:rFonts w:eastAsia="Microsoft YaHei" w:ascii="Microsoft YaHei" w:hAnsi="Microsoft YaHei"/>
+                <w:b w:val="0"/>
+              </w:rPr>
+              <w:t>支持数值区间筛选</w:t>
+            </w:r>
+          </w:p>
+        </w:tc>
+      </w:tr>
+      <w:tr>
+        <w:tc>
+          <w:tcPr>
+            <w:tcW w:type="dxa" w:w="2160"/>
+          </w:tcPr>
+          <w:p>
+            <w:r/>
+            <w:r>
+              <w:rPr>
+                <w:rFonts w:eastAsia="Microsoft YaHei" w:ascii="Microsoft YaHei" w:hAnsi="Microsoft YaHei"/>
+                <w:b w:val="0"/>
+              </w:rPr>
+              <w:t>核销率</w:t>
+            </w:r>
+          </w:p>
+        </w:tc>
+        <w:tc>
+          <w:tcPr>
+            <w:tcW w:type="dxa" w:w="2160"/>
+          </w:tcPr>
+          <w:p>
+            <w:r/>
+            <w:r>
+              <w:rPr>
+                <w:rFonts w:eastAsia="Microsoft YaHei" w:ascii="Microsoft YaHei" w:hAnsi="Microsoft YaHei"/>
+                <w:b w:val="0"/>
+              </w:rPr>
+              <w:t>核销量 ÷ 已领取 × 100%（保留 1 位小数）；已领取=0 时显示"—"</w:t>
+            </w:r>
+          </w:p>
+        </w:tc>
+        <w:tc>
+          <w:tcPr>
+            <w:tcW w:type="dxa" w:w="2160"/>
+          </w:tcPr>
+          <w:p>
+            <w:r/>
+            <w:r>
+              <w:rPr>
+                <w:rFonts w:eastAsia="Microsoft YaHei" w:ascii="Microsoft YaHei" w:hAnsi="Microsoft YaHei"/>
+                <w:b w:val="0"/>
+              </w:rPr>
+              <w:t>上述两字段派生</w:t>
+            </w:r>
+          </w:p>
+        </w:tc>
+        <w:tc>
+          <w:tcPr>
+            <w:tcW w:type="dxa" w:w="2160"/>
+          </w:tcPr>
+          <w:p>
+            <w:r/>
+            <w:r>
+              <w:rPr>
+                <w:rFonts w:eastAsia="Microsoft YaHei" w:ascii="Microsoft YaHei" w:hAnsi="Microsoft YaHei"/>
+                <w:b w:val="0"/>
+              </w:rPr>
+              <w:t>仅展示，不支持筛选</w:t>
+            </w:r>
+          </w:p>
+        </w:tc>
+      </w:tr>
+      <w:tr>
+        <w:tc>
+          <w:tcPr>
+            <w:tcW w:type="dxa" w:w="2160"/>
+          </w:tcPr>
+          <w:p>
+            <w:r/>
+            <w:r>
+              <w:rPr>
+                <w:rFonts w:eastAsia="Microsoft YaHei" w:ascii="Microsoft YaHei" w:hAnsi="Microsoft YaHei"/>
+                <w:b w:val="0"/>
+              </w:rPr>
+              <w:t>核销金额（元）</w:t>
+            </w:r>
+          </w:p>
+        </w:tc>
+        <w:tc>
+          <w:tcPr>
+            <w:tcW w:type="dxa" w:w="2160"/>
+          </w:tcPr>
+          <w:p>
+            <w:r/>
+            <w:r>
+              <w:rPr>
+                <w:rFonts w:eastAsia="Microsoft YaHei" w:ascii="Microsoft YaHei" w:hAnsi="Microsoft YaHei"/>
+                <w:b w:val="0"/>
+              </w:rPr>
+              <w:t>SUM(《核销流水表》WHERE coupon_template_id=当前券 AND status='已使用' 的 actual_discount_amount)，即该券模板所有已核销实例的实际减免金额合计（阶梯券取实扣额，非模板面值）</w:t>
+            </w:r>
+          </w:p>
+        </w:tc>
+        <w:tc>
+          <w:tcPr>
+            <w:tcW w:type="dxa" w:w="2160"/>
+          </w:tcPr>
+          <w:p>
+            <w:r/>
+            <w:r>
+              <w:rPr>
+                <w:rFonts w:eastAsia="Microsoft YaHei" w:ascii="Microsoft YaHei" w:hAnsi="Microsoft YaHei"/>
+                <w:b w:val="0"/>
+              </w:rPr>
+              <w:t>《核销流水表》</w:t>
+            </w:r>
+          </w:p>
+        </w:tc>
+        <w:tc>
+          <w:tcPr>
+            <w:tcW w:type="dxa" w:w="2160"/>
+          </w:tcPr>
+          <w:p>
+            <w:r/>
+            <w:r>
+              <w:rPr>
+                <w:rFonts w:eastAsia="Microsoft YaHei" w:ascii="Microsoft YaHei" w:hAnsi="Microsoft YaHei"/>
+                <w:b w:val="0"/>
+              </w:rPr>
+              <w:t>支持数值区间筛选；默认降序</w:t>
+            </w:r>
+          </w:p>
+        </w:tc>
+      </w:tr>
+      <w:tr>
+        <w:tc>
+          <w:tcPr>
+            <w:tcW w:type="dxa" w:w="2160"/>
+          </w:tcPr>
+          <w:p>
+            <w:r/>
+            <w:r>
+              <w:rPr>
+                <w:rFonts w:eastAsia="Microsoft YaHei" w:ascii="Microsoft YaHei" w:hAnsi="Microsoft YaHei"/>
+                <w:b w:val="0"/>
+              </w:rPr>
+              <w:t>来源 / 发放时间</w:t>
+            </w:r>
+          </w:p>
+        </w:tc>
+        <w:tc>
+          <w:tcPr>
+            <w:tcW w:type="dxa" w:w="2160"/>
+          </w:tcPr>
+          <w:p>
+            <w:r/>
+            <w:r>
+              <w:rPr>
+                <w:rFonts w:eastAsia="Microsoft YaHei" w:ascii="Microsoft YaHei" w:hAnsi="Microsoft YaHei"/>
+                <w:b w:val="0"/>
+              </w:rPr>
+              <w:t>展示该券最近一次发放的来源（发券活动名 / 会员中心批量赠送 / 系统发券）+ 最近发放时间；多来源时按时间倒序取最新一条</w:t>
+            </w:r>
+          </w:p>
+        </w:tc>
+        <w:tc>
+          <w:tcPr>
+            <w:tcW w:type="dxa" w:w="2160"/>
+          </w:tcPr>
+          <w:p>
+            <w:r/>
+            <w:r>
+              <w:rPr>
+                <w:rFonts w:eastAsia="Microsoft YaHei" w:ascii="Microsoft YaHei" w:hAnsi="Microsoft YaHei"/>
+                <w:b w:val="0"/>
+              </w:rPr>
+              <w:t>《用户券表》+《发券活动表》</w:t>
+            </w:r>
+          </w:p>
+        </w:tc>
+        <w:tc>
+          <w:tcPr>
+            <w:tcW w:type="dxa" w:w="2160"/>
+          </w:tcPr>
+          <w:p>
+            <w:r/>
+            <w:r>
+              <w:rPr>
+                <w:rFonts w:eastAsia="Microsoft YaHei" w:ascii="Microsoft YaHei" w:hAnsi="Microsoft YaHei"/>
+                <w:b w:val="0"/>
+              </w:rPr>
+              <w:t>来源支持下拉筛选；发放时间支持日期范围</w:t>
             </w:r>
           </w:p>
         </w:tc>
       </w:tr>
     </w:tbl>
+    <w:p>
+      <w:r>
+        <w:rPr>
+          <w:rFonts w:eastAsia="Microsoft YaHei" w:ascii="Microsoft YaHei" w:hAnsi="Microsoft YaHei"/>
+          <w:b w:val="0"/>
+        </w:rPr>
+        <w:t>列表附加规则：排序默认按「总发行量」降序；分页支持 10/20/50，默认 20；合计行（最末行）：总发行量/已领取/核销量/核销金额四列求和，领取率/核销率显示全量均值。空态：无数据时显示"暂无统计数据"。</w:t>
+      </w:r>
+    </w:p>
     <w:p>
       <w:pPr>
         <w:pStyle w:val="Heading4"/>
@@ -16168,7 +16711,685 @@
         <w:rPr>
           <w:rFonts w:eastAsia="Microsoft YaHei" w:ascii="Microsoft YaHei" w:hAnsi="Microsoft YaHei"/>
         </w:rPr>
-        <w:t>4.1.6.4 券明细记录字段表（按券实例 / 券ID 维度，每行一条发放明细）</w:t>
+        <w:t>4.1.6.4 按发放活动维度列表字段表（「按发放活动」Tab 主表格，每个活动一行聚合统计）</w:t>
+      </w:r>
+    </w:p>
+    <w:tbl>
+      <w:tblPr>
+        <w:tblStyle w:val="TableGrid"/>
+        <w:tblW w:type="auto" w:w="0"/>
+        <w:tblLook w:firstColumn="1" w:firstRow="1" w:lastColumn="0" w:lastRow="0" w:noHBand="0" w:noVBand="1" w:val="04A0"/>
+        <w:jc w:val="center"/>
+        <w:tblBorders>
+          <w:top w:val="single" w:sz="4" w:space="0" w:color="999999"/>
+          <w:left w:val="single" w:sz="4" w:space="0" w:color="999999"/>
+          <w:bottom w:val="single" w:sz="4" w:space="0" w:color="999999"/>
+          <w:right w:val="single" w:sz="4" w:space="0" w:color="999999"/>
+          <w:insideH w:val="single" w:sz="4" w:space="0" w:color="999999"/>
+          <w:insideV w:val="single" w:sz="4" w:space="0" w:color="999999"/>
+        </w:tblBorders>
+      </w:tblPr>
+      <w:tblGrid>
+        <w:gridCol w:w="2160"/>
+        <w:gridCol w:w="2160"/>
+        <w:gridCol w:w="2160"/>
+        <w:gridCol w:w="2160"/>
+      </w:tblGrid>
+      <w:tr>
+        <w:tc>
+          <w:tcPr>
+            <w:tcW w:type="dxa" w:w="2160"/>
+          </w:tcPr>
+          <w:p>
+            <w:r>
+              <w:rPr>
+                <w:b/>
+              </w:rPr>
+            </w:r>
+            <w:r>
+              <w:rPr>
+                <w:rFonts w:eastAsia="Microsoft YaHei" w:ascii="Microsoft YaHei" w:hAnsi="Microsoft YaHei"/>
+                <w:b/>
+              </w:rPr>
+              <w:t>字段名称</w:t>
+            </w:r>
+          </w:p>
+        </w:tc>
+        <w:tc>
+          <w:tcPr>
+            <w:tcW w:type="dxa" w:w="2160"/>
+          </w:tcPr>
+          <w:p>
+            <w:r>
+              <w:rPr>
+                <w:b/>
+              </w:rPr>
+            </w:r>
+            <w:r>
+              <w:rPr>
+                <w:rFonts w:eastAsia="Microsoft YaHei" w:ascii="Microsoft YaHei" w:hAnsi="Microsoft YaHei"/>
+                <w:b/>
+              </w:rPr>
+              <w:t>聚合算法（计算公式）</w:t>
+            </w:r>
+          </w:p>
+        </w:tc>
+        <w:tc>
+          <w:tcPr>
+            <w:tcW w:type="dxa" w:w="2160"/>
+          </w:tcPr>
+          <w:p>
+            <w:r>
+              <w:rPr>
+                <w:b/>
+              </w:rPr>
+            </w:r>
+            <w:r>
+              <w:rPr>
+                <w:rFonts w:eastAsia="Microsoft YaHei" w:ascii="Microsoft YaHei" w:hAnsi="Microsoft YaHei"/>
+                <w:b/>
+              </w:rPr>
+              <w:t>数据来源</w:t>
+            </w:r>
+          </w:p>
+        </w:tc>
+        <w:tc>
+          <w:tcPr>
+            <w:tcW w:type="dxa" w:w="2160"/>
+          </w:tcPr>
+          <w:p>
+            <w:r>
+              <w:rPr>
+                <w:b/>
+              </w:rPr>
+            </w:r>
+            <w:r>
+              <w:rPr>
+                <w:rFonts w:eastAsia="Microsoft YaHei" w:ascii="Microsoft YaHei" w:hAnsi="Microsoft YaHei"/>
+                <w:b/>
+              </w:rPr>
+              <w:t>排序 / 筛选支持</w:t>
+            </w:r>
+          </w:p>
+        </w:tc>
+      </w:tr>
+      <w:tr>
+        <w:tc>
+          <w:tcPr>
+            <w:tcW w:type="dxa" w:w="2160"/>
+          </w:tcPr>
+          <w:p>
+            <w:r/>
+            <w:r>
+              <w:rPr>
+                <w:rFonts w:eastAsia="Microsoft YaHei" w:ascii="Microsoft YaHei" w:hAnsi="Microsoft YaHei"/>
+                <w:b w:val="0"/>
+              </w:rPr>
+              <w:t>活动名称</w:t>
+            </w:r>
+          </w:p>
+        </w:tc>
+        <w:tc>
+          <w:tcPr>
+            <w:tcW w:type="dxa" w:w="2160"/>
+          </w:tcPr>
+          <w:p>
+            <w:r/>
+            <w:r>
+              <w:rPr>
+                <w:rFonts w:eastAsia="Microsoft YaHei" w:ascii="Microsoft YaHei" w:hAnsi="Microsoft YaHei"/>
+                <w:b w:val="0"/>
+              </w:rPr>
+              <w:t>取《发券活动表》activity_name</w:t>
+            </w:r>
+          </w:p>
+        </w:tc>
+        <w:tc>
+          <w:tcPr>
+            <w:tcW w:type="dxa" w:w="2160"/>
+          </w:tcPr>
+          <w:p>
+            <w:r/>
+            <w:r>
+              <w:rPr>
+                <w:rFonts w:eastAsia="Microsoft YaHei" w:ascii="Microsoft YaHei" w:hAnsi="Microsoft YaHei"/>
+                <w:b w:val="0"/>
+              </w:rPr>
+              <w:t>《发券活动表》</w:t>
+            </w:r>
+          </w:p>
+        </w:tc>
+        <w:tc>
+          <w:tcPr>
+            <w:tcW w:type="dxa" w:w="2160"/>
+          </w:tcPr>
+          <w:p>
+            <w:r/>
+            <w:r>
+              <w:rPr>
+                <w:rFonts w:eastAsia="Microsoft YaHei" w:ascii="Microsoft YaHei" w:hAnsi="Microsoft YaHei"/>
+                <w:b w:val="0"/>
+              </w:rPr>
+              <w:t>支持文本模糊搜索</w:t>
+            </w:r>
+          </w:p>
+        </w:tc>
+      </w:tr>
+      <w:tr>
+        <w:tc>
+          <w:tcPr>
+            <w:tcW w:type="dxa" w:w="2160"/>
+          </w:tcPr>
+          <w:p>
+            <w:r/>
+            <w:r>
+              <w:rPr>
+                <w:rFonts w:eastAsia="Microsoft YaHei" w:ascii="Microsoft YaHei" w:hAnsi="Microsoft YaHei"/>
+                <w:b w:val="0"/>
+              </w:rPr>
+              <w:t>触发源</w:t>
+            </w:r>
+          </w:p>
+        </w:tc>
+        <w:tc>
+          <w:tcPr>
+            <w:tcW w:type="dxa" w:w="2160"/>
+          </w:tcPr>
+          <w:p>
+            <w:r/>
+            <w:r>
+              <w:rPr>
+                <w:rFonts w:eastAsia="Microsoft YaHei" w:ascii="Microsoft YaHei" w:hAnsi="Microsoft YaHei"/>
+                <w:b w:val="0"/>
+              </w:rPr>
+              <w:t>取《发券活动表》trigger_type（直播时长 / 支付完成 / 签到等）</w:t>
+            </w:r>
+          </w:p>
+        </w:tc>
+        <w:tc>
+          <w:tcPr>
+            <w:tcW w:type="dxa" w:w="2160"/>
+          </w:tcPr>
+          <w:p>
+            <w:r/>
+            <w:r>
+              <w:rPr>
+                <w:rFonts w:eastAsia="Microsoft YaHei" w:ascii="Microsoft YaHei" w:hAnsi="Microsoft YaHei"/>
+                <w:b w:val="0"/>
+              </w:rPr>
+              <w:t>《发券活动表》</w:t>
+            </w:r>
+          </w:p>
+        </w:tc>
+        <w:tc>
+          <w:tcPr>
+            <w:tcW w:type="dxa" w:w="2160"/>
+          </w:tcPr>
+          <w:p>
+            <w:r/>
+            <w:r>
+              <w:rPr>
+                <w:rFonts w:eastAsia="Microsoft YaHei" w:ascii="Microsoft YaHei" w:hAnsi="Microsoft YaHei"/>
+                <w:b w:val="0"/>
+              </w:rPr>
+              <w:t>支持下拉筛选</w:t>
+            </w:r>
+          </w:p>
+        </w:tc>
+      </w:tr>
+      <w:tr>
+        <w:tc>
+          <w:tcPr>
+            <w:tcW w:type="dxa" w:w="2160"/>
+          </w:tcPr>
+          <w:p>
+            <w:r/>
+            <w:r>
+              <w:rPr>
+                <w:rFonts w:eastAsia="Microsoft YaHei" w:ascii="Microsoft YaHei" w:hAnsi="Microsoft YaHei"/>
+                <w:b w:val="0"/>
+              </w:rPr>
+              <w:t>关联券数</w:t>
+            </w:r>
+          </w:p>
+        </w:tc>
+        <w:tc>
+          <w:tcPr>
+            <w:tcW w:type="dxa" w:w="2160"/>
+          </w:tcPr>
+          <w:p>
+            <w:r/>
+            <w:r>
+              <w:rPr>
+                <w:rFonts w:eastAsia="Microsoft YaHei" w:ascii="Microsoft YaHei" w:hAnsi="Microsoft YaHei"/>
+                <w:b w:val="0"/>
+              </w:rPr>
+              <w:t>COUNT(《活动-券关联表》WHERE activity_id=当前活动)，即该活动关联的券模板数量</w:t>
+            </w:r>
+          </w:p>
+        </w:tc>
+        <w:tc>
+          <w:tcPr>
+            <w:tcW w:type="dxa" w:w="2160"/>
+          </w:tcPr>
+          <w:p>
+            <w:r/>
+            <w:r>
+              <w:rPr>
+                <w:rFonts w:eastAsia="Microsoft YaHei" w:ascii="Microsoft YaHei" w:hAnsi="Microsoft YaHei"/>
+                <w:b w:val="0"/>
+              </w:rPr>
+              <w:t>《活动-券关联表》</w:t>
+            </w:r>
+          </w:p>
+        </w:tc>
+        <w:tc>
+          <w:tcPr>
+            <w:tcW w:type="dxa" w:w="2160"/>
+          </w:tcPr>
+          <w:p>
+            <w:r/>
+            <w:r>
+              <w:rPr>
+                <w:rFonts w:eastAsia="Microsoft YaHei" w:ascii="Microsoft YaHei" w:hAnsi="Microsoft YaHei"/>
+                <w:b w:val="0"/>
+              </w:rPr>
+              <w:t>仅展示</w:t>
+            </w:r>
+          </w:p>
+        </w:tc>
+      </w:tr>
+      <w:tr>
+        <w:tc>
+          <w:tcPr>
+            <w:tcW w:type="dxa" w:w="2160"/>
+          </w:tcPr>
+          <w:p>
+            <w:r/>
+            <w:r>
+              <w:rPr>
+                <w:rFonts w:eastAsia="Microsoft YaHei" w:ascii="Microsoft YaHei" w:hAnsi="Microsoft YaHei"/>
+                <w:b w:val="0"/>
+              </w:rPr>
+              <w:t>已发放</w:t>
+            </w:r>
+          </w:p>
+        </w:tc>
+        <w:tc>
+          <w:tcPr>
+            <w:tcW w:type="dxa" w:w="2160"/>
+          </w:tcPr>
+          <w:p>
+            <w:r/>
+            <w:r>
+              <w:rPr>
+                <w:rFonts w:eastAsia="Microsoft YaHei" w:ascii="Microsoft YaHei" w:hAnsi="Microsoft YaHei"/>
+                <w:b w:val="0"/>
+              </w:rPr>
+              <w:t>COUNT(《用户券表》WHERE activity_id=当前活动)，即通过该活动已发放到用户钱包的券实例总数（跨所有关联券汇总）</w:t>
+            </w:r>
+          </w:p>
+        </w:tc>
+        <w:tc>
+          <w:tcPr>
+            <w:tcW w:type="dxa" w:w="2160"/>
+          </w:tcPr>
+          <w:p>
+            <w:r/>
+            <w:r>
+              <w:rPr>
+                <w:rFonts w:eastAsia="Microsoft YaHei" w:ascii="Microsoft YaHei" w:hAnsi="Microsoft YaHei"/>
+                <w:b w:val="0"/>
+              </w:rPr>
+              <w:t>《用户券表》</w:t>
+            </w:r>
+          </w:p>
+        </w:tc>
+        <w:tc>
+          <w:tcPr>
+            <w:tcW w:type="dxa" w:w="2160"/>
+          </w:tcPr>
+          <w:p>
+            <w:r/>
+            <w:r>
+              <w:rPr>
+                <w:rFonts w:eastAsia="Microsoft YaHei" w:ascii="Microsoft YaHei" w:hAnsi="Microsoft YaHei"/>
+                <w:b w:val="0"/>
+              </w:rPr>
+              <w:t>支持数值区间筛选</w:t>
+            </w:r>
+          </w:p>
+        </w:tc>
+      </w:tr>
+      <w:tr>
+        <w:tc>
+          <w:tcPr>
+            <w:tcW w:type="dxa" w:w="2160"/>
+          </w:tcPr>
+          <w:p>
+            <w:r/>
+            <w:r>
+              <w:rPr>
+                <w:rFonts w:eastAsia="Microsoft YaHei" w:ascii="Microsoft YaHei" w:hAnsi="Microsoft YaHei"/>
+                <w:b w:val="0"/>
+              </w:rPr>
+              <w:t>核销量</w:t>
+            </w:r>
+          </w:p>
+        </w:tc>
+        <w:tc>
+          <w:tcPr>
+            <w:tcW w:type="dxa" w:w="2160"/>
+          </w:tcPr>
+          <w:p>
+            <w:r/>
+            <w:r>
+              <w:rPr>
+                <w:rFonts w:eastAsia="Microsoft YaHei" w:ascii="Microsoft YaHei" w:hAnsi="Microsoft YaHei"/>
+                <w:b w:val="0"/>
+              </w:rPr>
+              <w:t>COUNT(《用户券表》WHERE activity_id=当前活动 AND status='已使用')，即该活动发放的券中已被核销的实例数</w:t>
+            </w:r>
+          </w:p>
+        </w:tc>
+        <w:tc>
+          <w:tcPr>
+            <w:tcW w:type="dxa" w:w="2160"/>
+          </w:tcPr>
+          <w:p>
+            <w:r/>
+            <w:r>
+              <w:rPr>
+                <w:rFonts w:eastAsia="Microsoft YaHei" w:ascii="Microsoft YaHei" w:hAnsi="Microsoft YaHei"/>
+                <w:b w:val="0"/>
+              </w:rPr>
+              <w:t>《用户券表》</w:t>
+            </w:r>
+          </w:p>
+        </w:tc>
+        <w:tc>
+          <w:tcPr>
+            <w:tcW w:type="dxa" w:w="2160"/>
+          </w:tcPr>
+          <w:p>
+            <w:r/>
+            <w:r>
+              <w:rPr>
+                <w:rFonts w:eastAsia="Microsoft YaHei" w:ascii="Microsoft YaHei" w:hAnsi="Microsoft YaHei"/>
+                <w:b w:val="0"/>
+              </w:rPr>
+              <w:t>支持数值区间筛选</w:t>
+            </w:r>
+          </w:p>
+        </w:tc>
+      </w:tr>
+      <w:tr>
+        <w:tc>
+          <w:tcPr>
+            <w:tcW w:type="dxa" w:w="2160"/>
+          </w:tcPr>
+          <w:p>
+            <w:r/>
+            <w:r>
+              <w:rPr>
+                <w:rFonts w:eastAsia="Microsoft YaHei" w:ascii="Microsoft YaHei" w:hAnsi="Microsoft YaHei"/>
+                <w:b w:val="0"/>
+              </w:rPr>
+              <w:t>核销率</w:t>
+            </w:r>
+          </w:p>
+        </w:tc>
+        <w:tc>
+          <w:tcPr>
+            <w:tcW w:type="dxa" w:w="2160"/>
+          </w:tcPr>
+          <w:p>
+            <w:r/>
+            <w:r>
+              <w:rPr>
+                <w:rFonts w:eastAsia="Microsoft YaHei" w:ascii="Microsoft YaHei" w:hAnsi="Microsoft YaHei"/>
+                <w:b w:val="0"/>
+              </w:rPr>
+              <w:t>核销量 ÷ 已发放 × 100%（保留 1 位小数）；已发放=0 时显示"—"</w:t>
+            </w:r>
+          </w:p>
+        </w:tc>
+        <w:tc>
+          <w:tcPr>
+            <w:tcW w:type="dxa" w:w="2160"/>
+          </w:tcPr>
+          <w:p>
+            <w:r/>
+            <w:r>
+              <w:rPr>
+                <w:rFonts w:eastAsia="Microsoft YaHei" w:ascii="Microsoft YaHei" w:hAnsi="Microsoft YaHei"/>
+                <w:b w:val="0"/>
+              </w:rPr>
+              <w:t>上述两字段派生</w:t>
+            </w:r>
+          </w:p>
+        </w:tc>
+        <w:tc>
+          <w:tcPr>
+            <w:tcW w:type="dxa" w:w="2160"/>
+          </w:tcPr>
+          <w:p>
+            <w:r/>
+            <w:r>
+              <w:rPr>
+                <w:rFonts w:eastAsia="Microsoft YaHei" w:ascii="Microsoft YaHei" w:hAnsi="Microsoft YaHei"/>
+                <w:b w:val="0"/>
+              </w:rPr>
+              <w:t>仅展示</w:t>
+            </w:r>
+          </w:p>
+        </w:tc>
+      </w:tr>
+      <w:tr>
+        <w:tc>
+          <w:tcPr>
+            <w:tcW w:type="dxa" w:w="2160"/>
+          </w:tcPr>
+          <w:p>
+            <w:r/>
+            <w:r>
+              <w:rPr>
+                <w:rFonts w:eastAsia="Microsoft YaHei" w:ascii="Microsoft YaHei" w:hAnsi="Microsoft YaHei"/>
+                <w:b w:val="0"/>
+              </w:rPr>
+              <w:t>核销金额（元）</w:t>
+            </w:r>
+          </w:p>
+        </w:tc>
+        <w:tc>
+          <w:tcPr>
+            <w:tcW w:type="dxa" w:w="2160"/>
+          </w:tcPr>
+          <w:p>
+            <w:r/>
+            <w:r>
+              <w:rPr>
+                <w:rFonts w:eastAsia="Microsoft YaHei" w:ascii="Microsoft YaHei" w:hAnsi="Microsoft YaHei"/>
+                <w:b w:val="0"/>
+              </w:rPr>
+              <w:t>SUM(《核销流水表》WHERE activity_id=当前活动 AND status='已使用' 的 actual_discount_amount)</w:t>
+            </w:r>
+          </w:p>
+        </w:tc>
+        <w:tc>
+          <w:tcPr>
+            <w:tcW w:type="dxa" w:w="2160"/>
+          </w:tcPr>
+          <w:p>
+            <w:r/>
+            <w:r>
+              <w:rPr>
+                <w:rFonts w:eastAsia="Microsoft YaHei" w:ascii="Microsoft YaHei" w:hAnsi="Microsoft YaHei"/>
+                <w:b w:val="0"/>
+              </w:rPr>
+              <w:t>《核销流水表》</w:t>
+            </w:r>
+          </w:p>
+        </w:tc>
+        <w:tc>
+          <w:tcPr>
+            <w:tcW w:type="dxa" w:w="2160"/>
+          </w:tcPr>
+          <w:p>
+            <w:r/>
+            <w:r>
+              <w:rPr>
+                <w:rFonts w:eastAsia="Microsoft YaHei" w:ascii="Microsoft YaHei" w:hAnsi="Microsoft YaHei"/>
+                <w:b w:val="0"/>
+              </w:rPr>
+              <w:t>支持数值区间筛选</w:t>
+            </w:r>
+          </w:p>
+        </w:tc>
+      </w:tr>
+      <w:tr>
+        <w:tc>
+          <w:tcPr>
+            <w:tcW w:type="dxa" w:w="2160"/>
+          </w:tcPr>
+          <w:p>
+            <w:r/>
+            <w:r>
+              <w:rPr>
+                <w:rFonts w:eastAsia="Microsoft YaHei" w:ascii="Microsoft YaHei" w:hAnsi="Microsoft YaHei"/>
+                <w:b w:val="0"/>
+              </w:rPr>
+              <w:t>活动状态</w:t>
+            </w:r>
+          </w:p>
+        </w:tc>
+        <w:tc>
+          <w:tcPr>
+            <w:tcW w:type="dxa" w:w="2160"/>
+          </w:tcPr>
+          <w:p>
+            <w:r/>
+            <w:r>
+              <w:rPr>
+                <w:rFonts w:eastAsia="Microsoft YaHei" w:ascii="Microsoft YaHei" w:hAnsi="Microsoft YaHei"/>
+                <w:b w:val="0"/>
+              </w:rPr>
+              <w:t>取《发券活动表》status（未开始 / 进行中 / 已结束）</w:t>
+            </w:r>
+          </w:p>
+        </w:tc>
+        <w:tc>
+          <w:tcPr>
+            <w:tcW w:type="dxa" w:w="2160"/>
+          </w:tcPr>
+          <w:p>
+            <w:r/>
+            <w:r>
+              <w:rPr>
+                <w:rFonts w:eastAsia="Microsoft YaHei" w:ascii="Microsoft YaHei" w:hAnsi="Microsoft YaHei"/>
+                <w:b w:val="0"/>
+              </w:rPr>
+              <w:t>《发券活动表》</w:t>
+            </w:r>
+          </w:p>
+        </w:tc>
+        <w:tc>
+          <w:tcPr>
+            <w:tcW w:type="dxa" w:w="2160"/>
+          </w:tcPr>
+          <w:p>
+            <w:r/>
+            <w:r>
+              <w:rPr>
+                <w:rFonts w:eastAsia="Microsoft YaHei" w:ascii="Microsoft YaHei" w:hAnsi="Microsoft YaHei"/>
+                <w:b w:val="0"/>
+              </w:rPr>
+              <w:t>支持下拉筛选</w:t>
+            </w:r>
+          </w:p>
+        </w:tc>
+      </w:tr>
+      <w:tr>
+        <w:tc>
+          <w:tcPr>
+            <w:tcW w:type="dxa" w:w="2160"/>
+          </w:tcPr>
+          <w:p>
+            <w:r/>
+            <w:r>
+              <w:rPr>
+                <w:rFonts w:eastAsia="Microsoft YaHei" w:ascii="Microsoft YaHei" w:hAnsi="Microsoft YaHei"/>
+                <w:b w:val="0"/>
+              </w:rPr>
+              <w:t>开始时间</w:t>
+            </w:r>
+          </w:p>
+        </w:tc>
+        <w:tc>
+          <w:tcPr>
+            <w:tcW w:type="dxa" w:w="2160"/>
+          </w:tcPr>
+          <w:p>
+            <w:r/>
+            <w:r>
+              <w:rPr>
+                <w:rFonts w:eastAsia="Microsoft YaHei" w:ascii="Microsoft YaHei" w:hAnsi="Microsoft YaHei"/>
+                <w:b w:val="0"/>
+              </w:rPr>
+              <w:t>取《发券活动表》start_time</w:t>
+            </w:r>
+          </w:p>
+        </w:tc>
+        <w:tc>
+          <w:tcPr>
+            <w:tcW w:type="dxa" w:w="2160"/>
+          </w:tcPr>
+          <w:p>
+            <w:r/>
+            <w:r>
+              <w:rPr>
+                <w:rFonts w:eastAsia="Microsoft YaHei" w:ascii="Microsoft YaHei" w:hAnsi="Microsoft YaHei"/>
+                <w:b w:val="0"/>
+              </w:rPr>
+              <w:t>《发券活动表》</w:t>
+            </w:r>
+          </w:p>
+        </w:tc>
+        <w:tc>
+          <w:tcPr>
+            <w:tcW w:type="dxa" w:w="2160"/>
+          </w:tcPr>
+          <w:p>
+            <w:r/>
+            <w:r>
+              <w:rPr>
+                <w:rFonts w:eastAsia="Microsoft YaHei" w:ascii="Microsoft YaHei" w:hAnsi="Microsoft YaHei"/>
+                <w:b w:val="0"/>
+              </w:rPr>
+              <w:t>支持日期范围筛选</w:t>
+            </w:r>
+          </w:p>
+        </w:tc>
+      </w:tr>
+    </w:tbl>
+    <w:p>
+      <w:r>
+        <w:rPr>
+          <w:rFonts w:eastAsia="Microsoft YaHei" w:ascii="Microsoft YaHei" w:hAnsi="Microsoft YaHei"/>
+          <w:b w:val="0"/>
+        </w:rPr>
+        <w:t>列表附加规则：排序默认按「开始时间」倒序（最新活动在前）；分页支持 10/20/50，默认 20；合计行同上。空态同上。</w:t>
+      </w:r>
+    </w:p>
+    <w:p>
+      <w:pPr>
+        <w:pStyle w:val="Heading4"/>
+      </w:pPr>
+      <w:r>
+        <w:rPr>
+          <w:rFonts w:eastAsia="Microsoft YaHei" w:ascii="Microsoft YaHei" w:hAnsi="Microsoft YaHei"/>
+        </w:rPr>
+        <w:t>4.1.6.5 数据看板全局筛选与数据来源</w:t>
       </w:r>
     </w:p>
     <w:tbl>
@@ -16207,7 +17428,7 @@
                 <w:rFonts w:eastAsia="Microsoft YaHei" w:ascii="Microsoft YaHei" w:hAnsi="Microsoft YaHei"/>
                 <w:b/>
               </w:rPr>
-              <w:t>字段名称</w:t>
+              <w:t>查询条件</w:t>
             </w:r>
           </w:p>
         </w:tc>
@@ -16226,7 +17447,7 @@
                 <w:rFonts w:eastAsia="Microsoft YaHei" w:ascii="Microsoft YaHei" w:hAnsi="Microsoft YaHei"/>
                 <w:b/>
               </w:rPr>
-              <w:t>需求说明</w:t>
+              <w:t>查询说明</w:t>
             </w:r>
           </w:p>
         </w:tc>
@@ -16245,7 +17466,7 @@
                 <w:rFonts w:eastAsia="Microsoft YaHei" w:ascii="Microsoft YaHei" w:hAnsi="Microsoft YaHei"/>
                 <w:b/>
               </w:rPr>
-              <w:t>备注（查询支持）</w:t>
+              <w:t>作用于哪些维度 Tab</w:t>
             </w:r>
           </w:p>
         </w:tc>
@@ -16262,7 +17483,7 @@
                 <w:rFonts w:eastAsia="Microsoft YaHei" w:ascii="Microsoft YaHei" w:hAnsi="Microsoft YaHei"/>
                 <w:b w:val="0"/>
               </w:rPr>
-              <w:t>券ID</w:t>
+              <w:t>维度 Tab</w:t>
             </w:r>
           </w:p>
         </w:tc>
@@ -16277,7 +17498,7 @@
                 <w:rFonts w:eastAsia="Microsoft YaHei" w:ascii="Microsoft YaHei" w:hAnsi="Microsoft YaHei"/>
                 <w:b w:val="0"/>
               </w:rPr>
-              <w:t>券实例唯一标识，取《用户券表》user_coupon_id</w:t>
+              <w:t>切换：按券维度 / 按发放活动 / 券明细记录；默认「按券维度」</w:t>
             </w:r>
           </w:p>
         </w:tc>
@@ -16292,7 +17513,7 @@
                 <w:rFonts w:eastAsia="Microsoft YaHei" w:ascii="Microsoft YaHei" w:hAnsi="Microsoft YaHei"/>
                 <w:b w:val="0"/>
               </w:rPr>
-              <w:t>查询：输入框，支持模糊匹配</w:t>
+              <w:t>全部（决定下方表格与图表）</w:t>
             </w:r>
           </w:p>
         </w:tc>
@@ -16309,7 +17530,7 @@
                 <w:rFonts w:eastAsia="Microsoft YaHei" w:ascii="Microsoft YaHei" w:hAnsi="Microsoft YaHei"/>
                 <w:b w:val="0"/>
               </w:rPr>
-              <w:t>是否发放</w:t>
+              <w:t>时间范围</w:t>
             </w:r>
           </w:p>
         </w:tc>
@@ -16324,7 +17545,7 @@
                 <w:rFonts w:eastAsia="Microsoft YaHei" w:ascii="Microsoft YaHei" w:hAnsi="Microsoft YaHei"/>
                 <w:b w:val="0"/>
               </w:rPr>
-              <w:t>该券实例是否已发放给接收用户（已发放 / 未发放）</w:t>
+              <w:t>日期范围选择器（起 ~ 止）；默认近 7 日（T-7 ~ T）</w:t>
             </w:r>
           </w:p>
         </w:tc>
@@ -16339,7 +17560,67 @@
                 <w:rFonts w:eastAsia="Microsoft YaHei" w:ascii="Microsoft YaHei" w:hAnsi="Microsoft YaHei"/>
                 <w:b w:val="0"/>
               </w:rPr>
-              <w:t>查询：是否发放下拉（是 / 否）</w:t>
+              <w:t>全部三个 Tab 共用；影响列表聚合的时间窗口 + 下方趋势图 X 轴</w:t>
+            </w:r>
+          </w:p>
+        </w:tc>
+      </w:tr>
+    </w:tbl>
+    <w:tbl>
+      <w:tblPr>
+        <w:tblStyle w:val="TableGrid"/>
+        <w:tblW w:type="auto" w:w="0"/>
+        <w:tblLook w:firstColumn="1" w:firstRow="1" w:lastColumn="0" w:lastRow="0" w:noHBand="0" w:noVBand="1" w:val="04A0"/>
+        <w:jc w:val="center"/>
+        <w:tblBorders>
+          <w:top w:val="single" w:sz="4" w:space="0" w:color="999999"/>
+          <w:left w:val="single" w:sz="4" w:space="0" w:color="999999"/>
+          <w:bottom w:val="single" w:sz="4" w:space="0" w:color="999999"/>
+          <w:right w:val="single" w:sz="4" w:space="0" w:color="999999"/>
+          <w:insideH w:val="single" w:sz="4" w:space="0" w:color="999999"/>
+          <w:insideV w:val="single" w:sz="4" w:space="0" w:color="999999"/>
+        </w:tblBorders>
+      </w:tblPr>
+      <w:tblGrid>
+        <w:gridCol w:w="4320"/>
+        <w:gridCol w:w="4320"/>
+      </w:tblGrid>
+      <w:tr>
+        <w:tc>
+          <w:tcPr>
+            <w:tcW w:type="dxa" w:w="4320"/>
+          </w:tcPr>
+          <w:p>
+            <w:r>
+              <w:rPr>
+                <w:b/>
+              </w:rPr>
+            </w:r>
+            <w:r>
+              <w:rPr>
+                <w:rFonts w:eastAsia="Microsoft YaHei" w:ascii="Microsoft YaHei" w:hAnsi="Microsoft YaHei"/>
+                <w:b/>
+              </w:rPr>
+              <w:t>字段类别</w:t>
+            </w:r>
+          </w:p>
+        </w:tc>
+        <w:tc>
+          <w:tcPr>
+            <w:tcW w:type="dxa" w:w="4320"/>
+          </w:tcPr>
+          <w:p>
+            <w:r>
+              <w:rPr>
+                <w:b/>
+              </w:rPr>
+            </w:r>
+            <w:r>
+              <w:rPr>
+                <w:rFonts w:eastAsia="Microsoft YaHei" w:ascii="Microsoft YaHei" w:hAnsi="Microsoft YaHei"/>
+                <w:b/>
+              </w:rPr>
+              <w:t>取值逻辑说明</w:t>
             </w:r>
           </w:p>
         </w:tc>
@@ -16347,46 +17628,31 @@
       <w:tr>
         <w:tc>
           <w:tcPr>
-            <w:tcW w:type="dxa" w:w="2880"/>
-          </w:tcPr>
-          <w:p>
-            <w:r/>
-            <w:r>
-              <w:rPr>
-                <w:rFonts w:eastAsia="Microsoft YaHei" w:ascii="Microsoft YaHei" w:hAnsi="Microsoft YaHei"/>
-                <w:b w:val="0"/>
-              </w:rPr>
-              <w:t>发放时间</w:t>
-            </w:r>
-          </w:p>
-        </w:tc>
-        <w:tc>
-          <w:tcPr>
-            <w:tcW w:type="dxa" w:w="2880"/>
-          </w:tcPr>
-          <w:p>
-            <w:r/>
-            <w:r>
-              <w:rPr>
-                <w:rFonts w:eastAsia="Microsoft YaHei" w:ascii="Microsoft YaHei" w:hAnsi="Microsoft YaHei"/>
-                <w:b w:val="0"/>
-              </w:rPr>
-              <w:t>券实例写入《用户券表》的时间</w:t>
-            </w:r>
-          </w:p>
-        </w:tc>
-        <w:tc>
-          <w:tcPr>
-            <w:tcW w:type="dxa" w:w="2880"/>
-          </w:tcPr>
-          <w:p>
-            <w:r/>
-            <w:r>
-              <w:rPr>
-                <w:rFonts w:eastAsia="Microsoft YaHei" w:ascii="Microsoft YaHei" w:hAnsi="Microsoft YaHei"/>
-                <w:b w:val="0"/>
-              </w:rPr>
-              <w:t>查询：发放日期范围（起 ~ 止）</w:t>
+            <w:tcW w:type="dxa" w:w="4320"/>
+          </w:tcPr>
+          <w:p>
+            <w:r/>
+            <w:r>
+              <w:rPr>
+                <w:rFonts w:eastAsia="Microsoft YaHei" w:ascii="Microsoft YaHei" w:hAnsi="Microsoft YaHei"/>
+                <w:b w:val="0"/>
+              </w:rPr>
+              <w:t>发放量 / 领取率 / 核销量 / 核销率 / 核销金额</w:t>
+            </w:r>
+          </w:p>
+        </w:tc>
+        <w:tc>
+          <w:tcPr>
+            <w:tcW w:type="dxa" w:w="4320"/>
+          </w:tcPr>
+          <w:p>
+            <w:r/>
+            <w:r>
+              <w:rPr>
+                <w:rFonts w:eastAsia="Microsoft YaHei" w:ascii="Microsoft YaHei" w:hAnsi="Microsoft YaHei"/>
+                <w:b w:val="0"/>
+              </w:rPr>
+              <w:t>聚合《用户券表》（按 coupon_template_id 或 activity_id 分组），受时间范围筛选约束；金额=Σ actual_discount_amount（阶梯券取实扣额，非模板面值）</w:t>
             </w:r>
           </w:p>
         </w:tc>
@@ -16394,46 +17660,31 @@
       <w:tr>
         <w:tc>
           <w:tcPr>
-            <w:tcW w:type="dxa" w:w="2880"/>
-          </w:tcPr>
-          <w:p>
-            <w:r/>
-            <w:r>
-              <w:rPr>
-                <w:rFonts w:eastAsia="Microsoft YaHei" w:ascii="Microsoft YaHei" w:hAnsi="Microsoft YaHei"/>
-                <w:b w:val="0"/>
-              </w:rPr>
-              <w:t>接收用户</w:t>
-            </w:r>
-          </w:p>
-        </w:tc>
-        <w:tc>
-          <w:tcPr>
-            <w:tcW w:type="dxa" w:w="2880"/>
-          </w:tcPr>
-          <w:p>
-            <w:r/>
-            <w:r>
-              <w:rPr>
-                <w:rFonts w:eastAsia="Microsoft YaHei" w:ascii="Microsoft YaHei" w:hAnsi="Microsoft YaHei"/>
-                <w:b w:val="0"/>
-              </w:rPr>
-              <w:t>领取 / 接收该券实例的用户（user_id 或 手机号）</w:t>
-            </w:r>
-          </w:p>
-        </w:tc>
-        <w:tc>
-          <w:tcPr>
-            <w:tcW w:type="dxa" w:w="2880"/>
-          </w:tcPr>
-          <w:p>
-            <w:r/>
-            <w:r>
-              <w:rPr>
-                <w:rFonts w:eastAsia="Microsoft YaHei" w:ascii="Microsoft YaHei" w:hAnsi="Microsoft YaHei"/>
-                <w:b w:val="0"/>
-              </w:rPr>
-              <w:t>查询：输入框，支持模糊匹配</w:t>
+            <w:tcW w:type="dxa" w:w="4320"/>
+          </w:tcPr>
+          <w:p>
+            <w:r/>
+            <w:r>
+              <w:rPr>
+                <w:rFonts w:eastAsia="Microsoft YaHei" w:ascii="Microsoft YaHei" w:hAnsi="Microsoft YaHei"/>
+                <w:b w:val="0"/>
+              </w:rPr>
+              <w:t>总发行量</w:t>
+            </w:r>
+          </w:p>
+        </w:tc>
+        <w:tc>
+          <w:tcPr>
+            <w:tcW w:type="dxa" w:w="4320"/>
+          </w:tcPr>
+          <w:p>
+            <w:r/>
+            <w:r>
+              <w:rPr>
+                <w:rFonts w:eastAsia="Microsoft YaHei" w:ascii="Microsoft YaHei" w:hAnsi="Microsoft YaHei"/>
+                <w:b w:val="0"/>
+              </w:rPr>
+              <w:t>取《券模板表》total_stock（不受时间范围约束，为快照值）</w:t>
             </w:r>
           </w:p>
         </w:tc>
@@ -16441,93 +17692,31 @@
       <w:tr>
         <w:tc>
           <w:tcPr>
-            <w:tcW w:type="dxa" w:w="2880"/>
-          </w:tcPr>
-          <w:p>
-            <w:r/>
-            <w:r>
-              <w:rPr>
-                <w:rFonts w:eastAsia="Microsoft YaHei" w:ascii="Microsoft YaHei" w:hAnsi="Microsoft YaHei"/>
-                <w:b w:val="0"/>
-              </w:rPr>
-              <w:t>是否核销</w:t>
-            </w:r>
-          </w:p>
-        </w:tc>
-        <w:tc>
-          <w:tcPr>
-            <w:tcW w:type="dxa" w:w="2880"/>
-          </w:tcPr>
-          <w:p>
-            <w:r/>
-            <w:r>
-              <w:rPr>
-                <w:rFonts w:eastAsia="Microsoft YaHei" w:ascii="Microsoft YaHei" w:hAnsi="Microsoft YaHei"/>
-                <w:b w:val="0"/>
-              </w:rPr>
-              <w:t>该券实例是否已核销（已核销 / 未核销）</w:t>
-            </w:r>
-          </w:p>
-        </w:tc>
-        <w:tc>
-          <w:tcPr>
-            <w:tcW w:type="dxa" w:w="2880"/>
-          </w:tcPr>
-          <w:p>
-            <w:r/>
-            <w:r>
-              <w:rPr>
-                <w:rFonts w:eastAsia="Microsoft YaHei" w:ascii="Microsoft YaHei" w:hAnsi="Microsoft YaHei"/>
-                <w:b w:val="0"/>
-              </w:rPr>
-              <w:t>查询：是否核销下拉（是 / 否）</w:t>
-            </w:r>
-          </w:p>
-        </w:tc>
-      </w:tr>
-      <w:tr>
-        <w:tc>
-          <w:tcPr>
-            <w:tcW w:type="dxa" w:w="2880"/>
-          </w:tcPr>
-          <w:p>
-            <w:r/>
-            <w:r>
-              <w:rPr>
-                <w:rFonts w:eastAsia="Microsoft YaHei" w:ascii="Microsoft YaHei" w:hAnsi="Microsoft YaHei"/>
-                <w:b w:val="0"/>
-              </w:rPr>
-              <w:t>核销订单号</w:t>
-            </w:r>
-          </w:p>
-        </w:tc>
-        <w:tc>
-          <w:tcPr>
-            <w:tcW w:type="dxa" w:w="2880"/>
-          </w:tcPr>
-          <w:p>
-            <w:r/>
-            <w:r>
-              <w:rPr>
-                <w:rFonts w:eastAsia="Microsoft YaHei" w:ascii="Microsoft YaHei" w:hAnsi="Microsoft YaHei"/>
-                <w:b w:val="0"/>
-              </w:rPr>
-              <w:t>核销该券实例对应的订单号（未核销时为空）</w:t>
-            </w:r>
-          </w:p>
-        </w:tc>
-        <w:tc>
-          <w:tcPr>
-            <w:tcW w:type="dxa" w:w="2880"/>
-          </w:tcPr>
-          <w:p>
-            <w:r/>
-            <w:r>
-              <w:rPr>
-                <w:rFonts w:eastAsia="Microsoft YaHei" w:ascii="Microsoft YaHei" w:hAnsi="Microsoft YaHei"/>
-                <w:b w:val="0"/>
-              </w:rPr>
-              <w:t>查询：输入框，精确 / 模糊匹配</w:t>
+            <w:tcW w:type="dxa" w:w="4320"/>
+          </w:tcPr>
+          <w:p>
+            <w:r/>
+            <w:r>
+              <w:rPr>
+                <w:rFonts w:eastAsia="Microsoft YaHei" w:ascii="Microsoft YaHei" w:hAnsi="Microsoft YaHei"/>
+                <w:b w:val="0"/>
+              </w:rPr>
+              <w:t>趋势图数据（近 7 日领取趋势 / 近 7 日核销趋势）</w:t>
+            </w:r>
+          </w:p>
+        </w:tc>
+        <w:tc>
+          <w:tcPr>
+            <w:tcW w:type="dxa" w:w="4320"/>
+          </w:tcPr>
+          <w:p>
+            <w:r/>
+            <w:r>
+              <w:rPr>
+                <w:rFonts w:eastAsia="Microsoft YaHei" w:ascii="Microsoft YaHei" w:hAnsi="Microsoft YaHei"/>
+                <w:b w:val="0"/>
+              </w:rPr>
+              <w:t>按天 GROUP BY issue_time（领取趋势）或 redeem_time（核销趋势）聚合《用户券表》或《核销流水表》；随维度 Tab 切换对应指标</w:t>
             </w:r>
           </w:p>
         </w:tc>
@@ -16541,7 +17730,380 @@
         <w:rPr>
           <w:rFonts w:eastAsia="Microsoft YaHei" w:ascii="Microsoft YaHei" w:hAnsi="Microsoft YaHei"/>
         </w:rPr>
-        <w:t>4.1.6.5 券明细记录数据来源（字段级）</w:t>
+        <w:t>4.1.6.6 券明细记录字段表（按券实例 / 券ID 维度，每行一条发放明细）</w:t>
+      </w:r>
+    </w:p>
+    <w:tbl>
+      <w:tblPr>
+        <w:tblStyle w:val="TableGrid"/>
+        <w:tblW w:type="auto" w:w="0"/>
+        <w:tblLook w:firstColumn="1" w:firstRow="1" w:lastColumn="0" w:lastRow="0" w:noHBand="0" w:noVBand="1" w:val="04A0"/>
+        <w:jc w:val="center"/>
+        <w:tblBorders>
+          <w:top w:val="single" w:sz="4" w:space="0" w:color="999999"/>
+          <w:left w:val="single" w:sz="4" w:space="0" w:color="999999"/>
+          <w:bottom w:val="single" w:sz="4" w:space="0" w:color="999999"/>
+          <w:right w:val="single" w:sz="4" w:space="0" w:color="999999"/>
+          <w:insideH w:val="single" w:sz="4" w:space="0" w:color="999999"/>
+          <w:insideV w:val="single" w:sz="4" w:space="0" w:color="999999"/>
+        </w:tblBorders>
+      </w:tblPr>
+      <w:tblGrid>
+        <w:gridCol w:w="2880"/>
+        <w:gridCol w:w="2880"/>
+        <w:gridCol w:w="2880"/>
+      </w:tblGrid>
+      <w:tr>
+        <w:tc>
+          <w:tcPr>
+            <w:tcW w:type="dxa" w:w="2880"/>
+          </w:tcPr>
+          <w:p>
+            <w:r>
+              <w:rPr>
+                <w:b/>
+              </w:rPr>
+            </w:r>
+            <w:r>
+              <w:rPr>
+                <w:rFonts w:eastAsia="Microsoft YaHei" w:ascii="Microsoft YaHei" w:hAnsi="Microsoft YaHei"/>
+                <w:b/>
+              </w:rPr>
+              <w:t>字段名称</w:t>
+            </w:r>
+          </w:p>
+        </w:tc>
+        <w:tc>
+          <w:tcPr>
+            <w:tcW w:type="dxa" w:w="2880"/>
+          </w:tcPr>
+          <w:p>
+            <w:r>
+              <w:rPr>
+                <w:b/>
+              </w:rPr>
+            </w:r>
+            <w:r>
+              <w:rPr>
+                <w:rFonts w:eastAsia="Microsoft YaHei" w:ascii="Microsoft YaHei" w:hAnsi="Microsoft YaHei"/>
+                <w:b/>
+              </w:rPr>
+              <w:t>需求说明</w:t>
+            </w:r>
+          </w:p>
+        </w:tc>
+        <w:tc>
+          <w:tcPr>
+            <w:tcW w:type="dxa" w:w="2880"/>
+          </w:tcPr>
+          <w:p>
+            <w:r>
+              <w:rPr>
+                <w:b/>
+              </w:rPr>
+            </w:r>
+            <w:r>
+              <w:rPr>
+                <w:rFonts w:eastAsia="Microsoft YaHei" w:ascii="Microsoft YaHei" w:hAnsi="Microsoft YaHei"/>
+                <w:b/>
+              </w:rPr>
+              <w:t>备注（查询支持）</w:t>
+            </w:r>
+          </w:p>
+        </w:tc>
+      </w:tr>
+      <w:tr>
+        <w:tc>
+          <w:tcPr>
+            <w:tcW w:type="dxa" w:w="2880"/>
+          </w:tcPr>
+          <w:p>
+            <w:r/>
+            <w:r>
+              <w:rPr>
+                <w:rFonts w:eastAsia="Microsoft YaHei" w:ascii="Microsoft YaHei" w:hAnsi="Microsoft YaHei"/>
+                <w:b w:val="0"/>
+              </w:rPr>
+              <w:t>券ID</w:t>
+            </w:r>
+          </w:p>
+        </w:tc>
+        <w:tc>
+          <w:tcPr>
+            <w:tcW w:type="dxa" w:w="2880"/>
+          </w:tcPr>
+          <w:p>
+            <w:r/>
+            <w:r>
+              <w:rPr>
+                <w:rFonts w:eastAsia="Microsoft YaHei" w:ascii="Microsoft YaHei" w:hAnsi="Microsoft YaHei"/>
+                <w:b w:val="0"/>
+              </w:rPr>
+              <w:t>券实例唯一标识，取《用户券表》user_coupon_id</w:t>
+            </w:r>
+          </w:p>
+        </w:tc>
+        <w:tc>
+          <w:tcPr>
+            <w:tcW w:type="dxa" w:w="2880"/>
+          </w:tcPr>
+          <w:p>
+            <w:r/>
+            <w:r>
+              <w:rPr>
+                <w:rFonts w:eastAsia="Microsoft YaHei" w:ascii="Microsoft YaHei" w:hAnsi="Microsoft YaHei"/>
+                <w:b w:val="0"/>
+              </w:rPr>
+              <w:t>查询：输入框，支持模糊匹配</w:t>
+            </w:r>
+          </w:p>
+        </w:tc>
+      </w:tr>
+      <w:tr>
+        <w:tc>
+          <w:tcPr>
+            <w:tcW w:type="dxa" w:w="2880"/>
+          </w:tcPr>
+          <w:p>
+            <w:r/>
+            <w:r>
+              <w:rPr>
+                <w:rFonts w:eastAsia="Microsoft YaHei" w:ascii="Microsoft YaHei" w:hAnsi="Microsoft YaHei"/>
+                <w:b w:val="0"/>
+              </w:rPr>
+              <w:t>是否发放</w:t>
+            </w:r>
+          </w:p>
+        </w:tc>
+        <w:tc>
+          <w:tcPr>
+            <w:tcW w:type="dxa" w:w="2880"/>
+          </w:tcPr>
+          <w:p>
+            <w:r/>
+            <w:r>
+              <w:rPr>
+                <w:rFonts w:eastAsia="Microsoft YaHei" w:ascii="Microsoft YaHei" w:hAnsi="Microsoft YaHei"/>
+                <w:b w:val="0"/>
+              </w:rPr>
+              <w:t>该券实例是否已发放给接收用户（已发放 / 未发放）</w:t>
+            </w:r>
+          </w:p>
+        </w:tc>
+        <w:tc>
+          <w:tcPr>
+            <w:tcW w:type="dxa" w:w="2880"/>
+          </w:tcPr>
+          <w:p>
+            <w:r/>
+            <w:r>
+              <w:rPr>
+                <w:rFonts w:eastAsia="Microsoft YaHei" w:ascii="Microsoft YaHei" w:hAnsi="Microsoft YaHei"/>
+                <w:b w:val="0"/>
+              </w:rPr>
+              <w:t>查询：是否发放下拉（是 / 否）</w:t>
+            </w:r>
+          </w:p>
+        </w:tc>
+      </w:tr>
+      <w:tr>
+        <w:tc>
+          <w:tcPr>
+            <w:tcW w:type="dxa" w:w="2880"/>
+          </w:tcPr>
+          <w:p>
+            <w:r/>
+            <w:r>
+              <w:rPr>
+                <w:rFonts w:eastAsia="Microsoft YaHei" w:ascii="Microsoft YaHei" w:hAnsi="Microsoft YaHei"/>
+                <w:b w:val="0"/>
+              </w:rPr>
+              <w:t>发放时间</w:t>
+            </w:r>
+          </w:p>
+        </w:tc>
+        <w:tc>
+          <w:tcPr>
+            <w:tcW w:type="dxa" w:w="2880"/>
+          </w:tcPr>
+          <w:p>
+            <w:r/>
+            <w:r>
+              <w:rPr>
+                <w:rFonts w:eastAsia="Microsoft YaHei" w:ascii="Microsoft YaHei" w:hAnsi="Microsoft YaHei"/>
+                <w:b w:val="0"/>
+              </w:rPr>
+              <w:t>券实例写入《用户券表》的时间</w:t>
+            </w:r>
+          </w:p>
+        </w:tc>
+        <w:tc>
+          <w:tcPr>
+            <w:tcW w:type="dxa" w:w="2880"/>
+          </w:tcPr>
+          <w:p>
+            <w:r/>
+            <w:r>
+              <w:rPr>
+                <w:rFonts w:eastAsia="Microsoft YaHei" w:ascii="Microsoft YaHei" w:hAnsi="Microsoft YaHei"/>
+                <w:b w:val="0"/>
+              </w:rPr>
+              <w:t>查询：发放日期范围（起 ~ 止）</w:t>
+            </w:r>
+          </w:p>
+        </w:tc>
+      </w:tr>
+      <w:tr>
+        <w:tc>
+          <w:tcPr>
+            <w:tcW w:type="dxa" w:w="2880"/>
+          </w:tcPr>
+          <w:p>
+            <w:r/>
+            <w:r>
+              <w:rPr>
+                <w:rFonts w:eastAsia="Microsoft YaHei" w:ascii="Microsoft YaHei" w:hAnsi="Microsoft YaHei"/>
+                <w:b w:val="0"/>
+              </w:rPr>
+              <w:t>接收用户</w:t>
+            </w:r>
+          </w:p>
+        </w:tc>
+        <w:tc>
+          <w:tcPr>
+            <w:tcW w:type="dxa" w:w="2880"/>
+          </w:tcPr>
+          <w:p>
+            <w:r/>
+            <w:r>
+              <w:rPr>
+                <w:rFonts w:eastAsia="Microsoft YaHei" w:ascii="Microsoft YaHei" w:hAnsi="Microsoft YaHei"/>
+                <w:b w:val="0"/>
+              </w:rPr>
+              <w:t>领取 / 接收该券实例的用户（user_id 或 手机号）</w:t>
+            </w:r>
+          </w:p>
+        </w:tc>
+        <w:tc>
+          <w:tcPr>
+            <w:tcW w:type="dxa" w:w="2880"/>
+          </w:tcPr>
+          <w:p>
+            <w:r/>
+            <w:r>
+              <w:rPr>
+                <w:rFonts w:eastAsia="Microsoft YaHei" w:ascii="Microsoft YaHei" w:hAnsi="Microsoft YaHei"/>
+                <w:b w:val="0"/>
+              </w:rPr>
+              <w:t>查询：输入框，支持模糊匹配</w:t>
+            </w:r>
+          </w:p>
+        </w:tc>
+      </w:tr>
+      <w:tr>
+        <w:tc>
+          <w:tcPr>
+            <w:tcW w:type="dxa" w:w="2880"/>
+          </w:tcPr>
+          <w:p>
+            <w:r/>
+            <w:r>
+              <w:rPr>
+                <w:rFonts w:eastAsia="Microsoft YaHei" w:ascii="Microsoft YaHei" w:hAnsi="Microsoft YaHei"/>
+                <w:b w:val="0"/>
+              </w:rPr>
+              <w:t>是否核销</w:t>
+            </w:r>
+          </w:p>
+        </w:tc>
+        <w:tc>
+          <w:tcPr>
+            <w:tcW w:type="dxa" w:w="2880"/>
+          </w:tcPr>
+          <w:p>
+            <w:r/>
+            <w:r>
+              <w:rPr>
+                <w:rFonts w:eastAsia="Microsoft YaHei" w:ascii="Microsoft YaHei" w:hAnsi="Microsoft YaHei"/>
+                <w:b w:val="0"/>
+              </w:rPr>
+              <w:t>该券实例是否已核销（已核销 / 未核销）</w:t>
+            </w:r>
+          </w:p>
+        </w:tc>
+        <w:tc>
+          <w:tcPr>
+            <w:tcW w:type="dxa" w:w="2880"/>
+          </w:tcPr>
+          <w:p>
+            <w:r/>
+            <w:r>
+              <w:rPr>
+                <w:rFonts w:eastAsia="Microsoft YaHei" w:ascii="Microsoft YaHei" w:hAnsi="Microsoft YaHei"/>
+                <w:b w:val="0"/>
+              </w:rPr>
+              <w:t>查询：是否核销下拉（是 / 否）</w:t>
+            </w:r>
+          </w:p>
+        </w:tc>
+      </w:tr>
+      <w:tr>
+        <w:tc>
+          <w:tcPr>
+            <w:tcW w:type="dxa" w:w="2880"/>
+          </w:tcPr>
+          <w:p>
+            <w:r/>
+            <w:r>
+              <w:rPr>
+                <w:rFonts w:eastAsia="Microsoft YaHei" w:ascii="Microsoft YaHei" w:hAnsi="Microsoft YaHei"/>
+                <w:b w:val="0"/>
+              </w:rPr>
+              <w:t>核销订单号</w:t>
+            </w:r>
+          </w:p>
+        </w:tc>
+        <w:tc>
+          <w:tcPr>
+            <w:tcW w:type="dxa" w:w="2880"/>
+          </w:tcPr>
+          <w:p>
+            <w:r/>
+            <w:r>
+              <w:rPr>
+                <w:rFonts w:eastAsia="Microsoft YaHei" w:ascii="Microsoft YaHei" w:hAnsi="Microsoft YaHei"/>
+                <w:b w:val="0"/>
+              </w:rPr>
+              <w:t>核销该券实例对应的订单号（未核销时为空）</w:t>
+            </w:r>
+          </w:p>
+        </w:tc>
+        <w:tc>
+          <w:tcPr>
+            <w:tcW w:type="dxa" w:w="2880"/>
+          </w:tcPr>
+          <w:p>
+            <w:r/>
+            <w:r>
+              <w:rPr>
+                <w:rFonts w:eastAsia="Microsoft YaHei" w:ascii="Microsoft YaHei" w:hAnsi="Microsoft YaHei"/>
+                <w:b w:val="0"/>
+              </w:rPr>
+              <w:t>查询：输入框，精确 / 模糊匹配</w:t>
+            </w:r>
+          </w:p>
+        </w:tc>
+      </w:tr>
+    </w:tbl>
+    <w:p>
+      <w:pPr>
+        <w:pStyle w:val="Heading4"/>
+      </w:pPr>
+      <w:r>
+        <w:rPr>
+          <w:rFonts w:eastAsia="Microsoft YaHei" w:ascii="Microsoft YaHei" w:hAnsi="Microsoft YaHei"/>
+        </w:rPr>
+        <w:t>4.1.6.7 券明细记录数据来源（字段级）</w:t>
       </w:r>
     </w:p>
     <w:tbl>

--- a/coupon-prd.docx
+++ b/coupon-prd.docx
@@ -17730,7 +17730,7 @@
         <w:rPr>
           <w:rFonts w:eastAsia="Microsoft YaHei" w:ascii="Microsoft YaHei" w:hAnsi="Microsoft YaHei"/>
         </w:rPr>
-        <w:t>4.1.6.6 券明细记录字段表（按券实例 / 券ID 维度，每行一条发放明细）</w:t>
+        <w:t>4.1.6.6 券明细记录字段表（按券实例 / 券ID 维度，每行一条发放明细；与原型截图列逐一对应）</w:t>
       </w:r>
     </w:p>
     <w:tbl>
@@ -17749,14 +17749,15 @@
         </w:tblBorders>
       </w:tblPr>
       <w:tblGrid>
-        <w:gridCol w:w="2880"/>
-        <w:gridCol w:w="2880"/>
-        <w:gridCol w:w="2880"/>
+        <w:gridCol w:w="2160"/>
+        <w:gridCol w:w="2160"/>
+        <w:gridCol w:w="2160"/>
+        <w:gridCol w:w="2160"/>
       </w:tblGrid>
       <w:tr>
         <w:tc>
           <w:tcPr>
-            <w:tcW w:type="dxa" w:w="2880"/>
+            <w:tcW w:type="dxa" w:w="2160"/>
           </w:tcPr>
           <w:p>
             <w:r>
@@ -17775,7 +17776,7 @@
         </w:tc>
         <w:tc>
           <w:tcPr>
-            <w:tcW w:type="dxa" w:w="2880"/>
+            <w:tcW w:type="dxa" w:w="2160"/>
           </w:tcPr>
           <w:p>
             <w:r>
@@ -17794,7 +17795,26 @@
         </w:tc>
         <w:tc>
           <w:tcPr>
-            <w:tcW w:type="dxa" w:w="2880"/>
+            <w:tcW w:type="dxa" w:w="2160"/>
+          </w:tcPr>
+          <w:p>
+            <w:r>
+              <w:rPr>
+                <w:b/>
+              </w:rPr>
+            </w:r>
+            <w:r>
+              <w:rPr>
+                <w:rFonts w:eastAsia="Microsoft YaHei" w:ascii="Microsoft YaHei" w:hAnsi="Microsoft YaHei"/>
+                <w:b/>
+              </w:rPr>
+              <w:t>数据来源</w:t>
+            </w:r>
+          </w:p>
+        </w:tc>
+        <w:tc>
+          <w:tcPr>
+            <w:tcW w:type="dxa" w:w="2160"/>
           </w:tcPr>
           <w:p>
             <w:r>
@@ -17815,7 +17835,7 @@
       <w:tr>
         <w:tc>
           <w:tcPr>
-            <w:tcW w:type="dxa" w:w="2880"/>
+            <w:tcW w:type="dxa" w:w="2160"/>
           </w:tcPr>
           <w:p>
             <w:r/>
@@ -17830,7 +17850,7 @@
         </w:tc>
         <w:tc>
           <w:tcPr>
-            <w:tcW w:type="dxa" w:w="2880"/>
+            <w:tcW w:type="dxa" w:w="2160"/>
           </w:tcPr>
           <w:p>
             <w:r/>
@@ -17845,7 +17865,22 @@
         </w:tc>
         <w:tc>
           <w:tcPr>
-            <w:tcW w:type="dxa" w:w="2880"/>
+            <w:tcW w:type="dxa" w:w="2160"/>
+          </w:tcPr>
+          <w:p>
+            <w:r/>
+            <w:r>
+              <w:rPr>
+                <w:rFonts w:eastAsia="Microsoft YaHei" w:ascii="Microsoft YaHei" w:hAnsi="Microsoft YaHei"/>
+                <w:b w:val="0"/>
+              </w:rPr>
+              <w:t>《用户券表》</w:t>
+            </w:r>
+          </w:p>
+        </w:tc>
+        <w:tc>
+          <w:tcPr>
+            <w:tcW w:type="dxa" w:w="2160"/>
           </w:tcPr>
           <w:p>
             <w:r/>
@@ -17862,46 +17897,61 @@
       <w:tr>
         <w:tc>
           <w:tcPr>
-            <w:tcW w:type="dxa" w:w="2880"/>
-          </w:tcPr>
-          <w:p>
-            <w:r/>
-            <w:r>
-              <w:rPr>
-                <w:rFonts w:eastAsia="Microsoft YaHei" w:ascii="Microsoft YaHei" w:hAnsi="Microsoft YaHei"/>
-                <w:b w:val="0"/>
-              </w:rPr>
-              <w:t>是否发放</w:t>
-            </w:r>
-          </w:p>
-        </w:tc>
-        <w:tc>
-          <w:tcPr>
-            <w:tcW w:type="dxa" w:w="2880"/>
-          </w:tcPr>
-          <w:p>
-            <w:r/>
-            <w:r>
-              <w:rPr>
-                <w:rFonts w:eastAsia="Microsoft YaHei" w:ascii="Microsoft YaHei" w:hAnsi="Microsoft YaHei"/>
-                <w:b w:val="0"/>
-              </w:rPr>
-              <w:t>该券实例是否已发放给接收用户（已发放 / 未发放）</w:t>
-            </w:r>
-          </w:p>
-        </w:tc>
-        <w:tc>
-          <w:tcPr>
-            <w:tcW w:type="dxa" w:w="2880"/>
-          </w:tcPr>
-          <w:p>
-            <w:r/>
-            <w:r>
-              <w:rPr>
-                <w:rFonts w:eastAsia="Microsoft YaHei" w:ascii="Microsoft YaHei" w:hAnsi="Microsoft YaHei"/>
-                <w:b w:val="0"/>
-              </w:rPr>
-              <w:t>查询：是否发放下拉（是 / 否）</w:t>
+            <w:tcW w:type="dxa" w:w="2160"/>
+          </w:tcPr>
+          <w:p>
+            <w:r/>
+            <w:r>
+              <w:rPr>
+                <w:rFonts w:eastAsia="Microsoft YaHei" w:ascii="Microsoft YaHei" w:hAnsi="Microsoft YaHei"/>
+                <w:b w:val="0"/>
+              </w:rPr>
+              <w:t>券名 / 类型</w:t>
+            </w:r>
+          </w:p>
+        </w:tc>
+        <w:tc>
+          <w:tcPr>
+            <w:tcW w:type="dxa" w:w="2160"/>
+          </w:tcPr>
+          <w:p>
+            <w:r/>
+            <w:r>
+              <w:rPr>
+                <w:rFonts w:eastAsia="Microsoft YaHei" w:ascii="Microsoft YaHei" w:hAnsi="Microsoft YaHei"/>
+                <w:b w:val="0"/>
+              </w:rPr>
+              <w:t>该券实例所属模板的名称 + 券类型标签（满减券 / 无门槛代金券等），取《券模板表》</w:t>
+            </w:r>
+          </w:p>
+        </w:tc>
+        <w:tc>
+          <w:tcPr>
+            <w:tcW w:type="dxa" w:w="2160"/>
+          </w:tcPr>
+          <w:p>
+            <w:r/>
+            <w:r>
+              <w:rPr>
+                <w:rFonts w:eastAsia="Microsoft YaHei" w:ascii="Microsoft YaHei" w:hAnsi="Microsoft YaHei"/>
+                <w:b w:val="0"/>
+              </w:rPr>
+              <w:t>《券模板表》（JOIN user_coupon.coupon_template_id）</w:t>
+            </w:r>
+          </w:p>
+        </w:tc>
+        <w:tc>
+          <w:tcPr>
+            <w:tcW w:type="dxa" w:w="2160"/>
+          </w:tcPr>
+          <w:p>
+            <w:r/>
+            <w:r>
+              <w:rPr>
+                <w:rFonts w:eastAsia="Microsoft YaHei" w:ascii="Microsoft YaHei" w:hAnsi="Microsoft YaHei"/>
+                <w:b w:val="0"/>
+              </w:rPr>
+              <w:t>查询：券名文本模糊 + 类型下拉筛选</w:t>
             </w:r>
           </w:p>
         </w:tc>
@@ -17909,7 +17959,7 @@
       <w:tr>
         <w:tc>
           <w:tcPr>
-            <w:tcW w:type="dxa" w:w="2880"/>
+            <w:tcW w:type="dxa" w:w="2160"/>
           </w:tcPr>
           <w:p>
             <w:r/>
@@ -17924,22 +17974,37 @@
         </w:tc>
         <w:tc>
           <w:tcPr>
-            <w:tcW w:type="dxa" w:w="2880"/>
-          </w:tcPr>
-          <w:p>
-            <w:r/>
-            <w:r>
-              <w:rPr>
-                <w:rFonts w:eastAsia="Microsoft YaHei" w:ascii="Microsoft YaHei" w:hAnsi="Microsoft YaHei"/>
-                <w:b w:val="0"/>
-              </w:rPr>
-              <w:t>券实例写入《用户券表》的时间</w:t>
-            </w:r>
-          </w:p>
-        </w:tc>
-        <w:tc>
-          <w:tcPr>
-            <w:tcW w:type="dxa" w:w="2880"/>
+            <w:tcW w:type="dxa" w:w="2160"/>
+          </w:tcPr>
+          <w:p>
+            <w:r/>
+            <w:r>
+              <w:rPr>
+                <w:rFonts w:eastAsia="Microsoft YaHei" w:ascii="Microsoft YaHei" w:hAnsi="Microsoft YaHei"/>
+                <w:b w:val="0"/>
+              </w:rPr>
+              <w:t>券实例写入《用户券表》的时间（issue_time）</w:t>
+            </w:r>
+          </w:p>
+        </w:tc>
+        <w:tc>
+          <w:tcPr>
+            <w:tcW w:type="dxa" w:w="2160"/>
+          </w:tcPr>
+          <w:p>
+            <w:r/>
+            <w:r>
+              <w:rPr>
+                <w:rFonts w:eastAsia="Microsoft YaHei" w:ascii="Microsoft YaHei" w:hAnsi="Microsoft YaHei"/>
+                <w:b w:val="0"/>
+              </w:rPr>
+              <w:t>《用户券表》</w:t>
+            </w:r>
+          </w:p>
+        </w:tc>
+        <w:tc>
+          <w:tcPr>
+            <w:tcW w:type="dxa" w:w="2160"/>
           </w:tcPr>
           <w:p>
             <w:r/>
@@ -17956,37 +18021,52 @@
       <w:tr>
         <w:tc>
           <w:tcPr>
-            <w:tcW w:type="dxa" w:w="2880"/>
-          </w:tcPr>
-          <w:p>
-            <w:r/>
-            <w:r>
-              <w:rPr>
-                <w:rFonts w:eastAsia="Microsoft YaHei" w:ascii="Microsoft YaHei" w:hAnsi="Microsoft YaHei"/>
-                <w:b w:val="0"/>
-              </w:rPr>
-              <w:t>接收用户</w:t>
-            </w:r>
-          </w:p>
-        </w:tc>
-        <w:tc>
-          <w:tcPr>
-            <w:tcW w:type="dxa" w:w="2880"/>
-          </w:tcPr>
-          <w:p>
-            <w:r/>
-            <w:r>
-              <w:rPr>
-                <w:rFonts w:eastAsia="Microsoft YaHei" w:ascii="Microsoft YaHei" w:hAnsi="Microsoft YaHei"/>
-                <w:b w:val="0"/>
-              </w:rPr>
-              <w:t>领取 / 接收该券实例的用户（user_id 或 手机号）</w:t>
-            </w:r>
-          </w:p>
-        </w:tc>
-        <w:tc>
-          <w:tcPr>
-            <w:tcW w:type="dxa" w:w="2880"/>
+            <w:tcW w:type="dxa" w:w="2160"/>
+          </w:tcPr>
+          <w:p>
+            <w:r/>
+            <w:r>
+              <w:rPr>
+                <w:rFonts w:eastAsia="Microsoft YaHei" w:ascii="Microsoft YaHei" w:hAnsi="Microsoft YaHei"/>
+                <w:b w:val="0"/>
+              </w:rPr>
+              <w:t>领取用户</w:t>
+            </w:r>
+          </w:p>
+        </w:tc>
+        <w:tc>
+          <w:tcPr>
+            <w:tcW w:type="dxa" w:w="2160"/>
+          </w:tcPr>
+          <w:p>
+            <w:r/>
+            <w:r>
+              <w:rPr>
+                <w:rFonts w:eastAsia="Microsoft YaHei" w:ascii="Microsoft YaHei" w:hAnsi="Microsoft YaHei"/>
+                <w:b w:val="0"/>
+              </w:rPr>
+              <w:t>领取 / 接收该券实例的用户标识（user_id 或 手机号脱敏展示）</w:t>
+            </w:r>
+          </w:p>
+        </w:tc>
+        <w:tc>
+          <w:tcPr>
+            <w:tcW w:type="dxa" w:w="2160"/>
+          </w:tcPr>
+          <w:p>
+            <w:r/>
+            <w:r>
+              <w:rPr>
+                <w:rFonts w:eastAsia="Microsoft YaHei" w:ascii="Microsoft YaHei" w:hAnsi="Microsoft YaHei"/>
+                <w:b w:val="0"/>
+              </w:rPr>
+              <w:t>《用户券表》</w:t>
+            </w:r>
+          </w:p>
+        </w:tc>
+        <w:tc>
+          <w:tcPr>
+            <w:tcW w:type="dxa" w:w="2160"/>
           </w:tcPr>
           <w:p>
             <w:r/>
@@ -18003,7 +18083,7 @@
       <w:tr>
         <w:tc>
           <w:tcPr>
-            <w:tcW w:type="dxa" w:w="2880"/>
+            <w:tcW w:type="dxa" w:w="2160"/>
           </w:tcPr>
           <w:p>
             <w:r/>
@@ -18018,22 +18098,37 @@
         </w:tc>
         <w:tc>
           <w:tcPr>
-            <w:tcW w:type="dxa" w:w="2880"/>
-          </w:tcPr>
-          <w:p>
-            <w:r/>
-            <w:r>
-              <w:rPr>
-                <w:rFonts w:eastAsia="Microsoft YaHei" w:ascii="Microsoft YaHei" w:hAnsi="Microsoft YaHei"/>
-                <w:b w:val="0"/>
-              </w:rPr>
-              <w:t>该券实例是否已核销（已核销 / 未核销）</w:t>
-            </w:r>
-          </w:p>
-        </w:tc>
-        <w:tc>
-          <w:tcPr>
-            <w:tcW w:type="dxa" w:w="2880"/>
+            <w:tcW w:type="dxa" w:w="2160"/>
+          </w:tcPr>
+          <w:p>
+            <w:r/>
+            <w:r>
+              <w:rPr>
+                <w:rFonts w:eastAsia="Microsoft YaHei" w:ascii="Microsoft YaHei" w:hAnsi="Microsoft YaHei"/>
+                <w:b w:val="0"/>
+              </w:rPr>
+              <w:t>该券实例是否已核销（已核销 ✓绿标 / 未核销 ○灰标），取 status 字段</w:t>
+            </w:r>
+          </w:p>
+        </w:tc>
+        <w:tc>
+          <w:tcPr>
+            <w:tcW w:type="dxa" w:w="2160"/>
+          </w:tcPr>
+          <w:p>
+            <w:r/>
+            <w:r>
+              <w:rPr>
+                <w:rFonts w:eastAsia="Microsoft YaHei" w:ascii="Microsoft YaHei" w:hAnsi="Microsoft YaHei"/>
+                <w:b w:val="0"/>
+              </w:rPr>
+              <w:t>《用户券表》</w:t>
+            </w:r>
+          </w:p>
+        </w:tc>
+        <w:tc>
+          <w:tcPr>
+            <w:tcW w:type="dxa" w:w="2160"/>
           </w:tcPr>
           <w:p>
             <w:r/>
@@ -18050,7 +18145,7 @@
       <w:tr>
         <w:tc>
           <w:tcPr>
-            <w:tcW w:type="dxa" w:w="2880"/>
+            <w:tcW w:type="dxa" w:w="2160"/>
           </w:tcPr>
           <w:p>
             <w:r/>
@@ -18065,22 +18160,37 @@
         </w:tc>
         <w:tc>
           <w:tcPr>
-            <w:tcW w:type="dxa" w:w="2880"/>
-          </w:tcPr>
-          <w:p>
-            <w:r/>
-            <w:r>
-              <w:rPr>
-                <w:rFonts w:eastAsia="Microsoft YaHei" w:ascii="Microsoft YaHei" w:hAnsi="Microsoft YaHei"/>
-                <w:b w:val="0"/>
-              </w:rPr>
-              <w:t>核销该券实例对应的订单号（未核销时为空）</w:t>
-            </w:r>
-          </w:p>
-        </w:tc>
-        <w:tc>
-          <w:tcPr>
-            <w:tcW w:type="dxa" w:w="2880"/>
+            <w:tcW w:type="dxa" w:w="2160"/>
+          </w:tcPr>
+          <w:p>
+            <w:r/>
+            <w:r>
+              <w:rPr>
+                <w:rFonts w:eastAsia="Microsoft YaHei" w:ascii="Microsoft YaHei" w:hAnsi="Microsoft YaHei"/>
+                <w:b w:val="0"/>
+              </w:rPr>
+              <w:t>核销该券实例对应的订单号（未核销时显示"—"）</w:t>
+            </w:r>
+          </w:p>
+        </w:tc>
+        <w:tc>
+          <w:tcPr>
+            <w:tcW w:type="dxa" w:w="2160"/>
+          </w:tcPr>
+          <w:p>
+            <w:r/>
+            <w:r>
+              <w:rPr>
+                <w:rFonts w:eastAsia="Microsoft YaHei" w:ascii="Microsoft YaHei" w:hAnsi="Microsoft YaHei"/>
+                <w:b w:val="0"/>
+              </w:rPr>
+              <w:t>《核销流水表》（JOIN order_no）</w:t>
+            </w:r>
+          </w:p>
+        </w:tc>
+        <w:tc>
+          <w:tcPr>
+            <w:tcW w:type="dxa" w:w="2160"/>
           </w:tcPr>
           <w:p>
             <w:r/>
@@ -18177,7 +18287,7 @@
                 <w:rFonts w:eastAsia="Microsoft YaHei" w:ascii="Microsoft YaHei" w:hAnsi="Microsoft YaHei"/>
                 <w:b w:val="0"/>
               </w:rPr>
-              <w:t>券ID / 是否发放 / 发放时间 / 接收用户 / 是否核销 / 核销订单号</w:t>
+              <w:t>券ID / 发放时间 / 领取用户 / 是否核销</w:t>
             </w:r>
           </w:p>
         </w:tc>
@@ -18192,7 +18302,71 @@
                 <w:rFonts w:eastAsia="Microsoft YaHei" w:ascii="Microsoft YaHei" w:hAnsi="Microsoft YaHei"/>
                 <w:b w:val="0"/>
               </w:rPr>
-              <w:t>取《用户券表》一行一券实例，6 字段对应实例字段；核销订单号关联《核销流水表》order_no。</w:t>
+              <w:t>取《用户券表》一行一券实例，对应 user_coupon_id / issue_time / user_id / status 字段</w:t>
+            </w:r>
+          </w:p>
+        </w:tc>
+      </w:tr>
+      <w:tr>
+        <w:tc>
+          <w:tcPr>
+            <w:tcW w:type="dxa" w:w="4320"/>
+          </w:tcPr>
+          <w:p>
+            <w:r/>
+            <w:r>
+              <w:rPr>
+                <w:rFonts w:eastAsia="Microsoft YaHei" w:ascii="Microsoft YaHei" w:hAnsi="Microsoft YaHei"/>
+                <w:b w:val="0"/>
+              </w:rPr>
+              <w:t>券名 / 类型</w:t>
+            </w:r>
+          </w:p>
+        </w:tc>
+        <w:tc>
+          <w:tcPr>
+            <w:tcW w:type="dxa" w:w="4320"/>
+          </w:tcPr>
+          <w:p>
+            <w:r/>
+            <w:r>
+              <w:rPr>
+                <w:rFonts w:eastAsia="Microsoft YaHei" w:ascii="Microsoft YaHei" w:hAnsi="Microsoft YaHei"/>
+                <w:b w:val="0"/>
+              </w:rPr>
+              <w:t>JOIN《券模板表》ON coupon_template_id，取 coupon_name + coupon_type</w:t>
+            </w:r>
+          </w:p>
+        </w:tc>
+      </w:tr>
+      <w:tr>
+        <w:tc>
+          <w:tcPr>
+            <w:tcW w:type="dxa" w:w="4320"/>
+          </w:tcPr>
+          <w:p>
+            <w:r/>
+            <w:r>
+              <w:rPr>
+                <w:rFonts w:eastAsia="Microsoft YaHei" w:ascii="Microsoft YaHei" w:hAnsi="Microsoft YaHei"/>
+                <w:b w:val="0"/>
+              </w:rPr>
+              <w:t>核销订单号</w:t>
+            </w:r>
+          </w:p>
+        </w:tc>
+        <w:tc>
+          <w:tcPr>
+            <w:tcW w:type="dxa" w:w="4320"/>
+          </w:tcPr>
+          <w:p>
+            <w:r/>
+            <w:r>
+              <w:rPr>
+                <w:rFonts w:eastAsia="Microsoft YaHei" w:ascii="Microsoft YaHei" w:hAnsi="Microsoft YaHei"/>
+                <w:b w:val="0"/>
+              </w:rPr>
+              <w:t>LEFT JOIN《核销流水表》ON user_coupon_id，取 order_no（未核销时 NULL 显示"—"）</w:t>
             </w:r>
           </w:p>
         </w:tc>

--- a/coupon-prd.docx
+++ b/coupon-prd.docx
@@ -16704,6 +16704,85 @@
       </w:r>
     </w:p>
     <w:p>
+      <w:r>
+        <w:rPr>
+          <w:rFonts w:eastAsia="Microsoft YaHei" w:ascii="Microsoft YaHei" w:hAnsi="Microsoft YaHei"/>
+          <w:b w:val="0"/>
+        </w:rPr>
+        <w:t xml:space="preserve">📌 </w:t>
+      </w:r>
+      <w:r>
+        <w:rPr>
+          <w:rFonts w:eastAsia="Microsoft YaHei" w:ascii="Microsoft YaHei" w:hAnsi="Microsoft YaHei"/>
+          <w:b/>
+        </w:rPr>
+        <w:t>券名称唯一性约束（统计维度准确性）</w:t>
+      </w:r>
+      <w:r>
+        <w:rPr>
+          <w:rFonts w:eastAsia="Microsoft YaHei" w:ascii="Microsoft YaHei" w:hAnsi="Microsoft YaHei"/>
+          <w:b w:val="0"/>
+        </w:rPr>
+        <w:t xml:space="preserve">：本维度列表的统计分组键始终为 </w:t>
+      </w:r>
+      <w:r>
+        <w:rPr>
+          <w:rFonts w:eastAsia="Microsoft YaHei" w:ascii="Microsoft YaHei" w:hAnsi="Microsoft YaHei"/>
+          <w:b/>
+        </w:rPr>
+        <w:t>coupon_template_id（唯一）</w:t>
+      </w:r>
+      <w:r>
+        <w:rPr>
+          <w:rFonts w:eastAsia="Microsoft YaHei" w:ascii="Microsoft YaHei" w:hAnsi="Microsoft YaHei"/>
+          <w:b w:val="0"/>
+        </w:rPr>
+        <w:t>，「券名称」仅作展示字段，</w:t>
+      </w:r>
+      <w:r>
+        <w:rPr>
+          <w:rFonts w:eastAsia="Microsoft YaHei" w:ascii="Microsoft YaHei" w:hAnsi="Microsoft YaHei"/>
+          <w:b/>
+        </w:rPr>
+        <w:t>不直接用于聚合分组</w:t>
+      </w:r>
+      <w:r>
+        <w:rPr>
+          <w:rFonts w:eastAsia="Microsoft YaHei" w:ascii="Microsoft YaHei" w:hAnsi="Microsoft YaHei"/>
+          <w:b w:val="0"/>
+        </w:rPr>
+        <w:t xml:space="preserve">。若后续业务需用「券名称」作为统计维度（如按券名汇总、导出 Excel 以券名为分组键），则须确保《券模板表》coupon_name </w:t>
+      </w:r>
+      <w:r>
+        <w:rPr>
+          <w:rFonts w:eastAsia="Microsoft YaHei" w:ascii="Microsoft YaHei" w:hAnsi="Microsoft YaHei"/>
+          <w:b/>
+        </w:rPr>
+        <w:t>全局唯一</w:t>
+      </w:r>
+      <w:r>
+        <w:rPr>
+          <w:rFonts w:eastAsia="Microsoft YaHei" w:ascii="Microsoft YaHei" w:hAnsi="Microsoft YaHei"/>
+          <w:b w:val="0"/>
+        </w:rPr>
+        <w:t>——平台端</w:t>
+      </w:r>
+      <w:r>
+        <w:rPr>
+          <w:rFonts w:eastAsia="Microsoft YaHei" w:ascii="Microsoft YaHei" w:hAnsi="Microsoft YaHei"/>
+          <w:b/>
+        </w:rPr>
+        <w:t>新建券模板时应校验券名称不可与系统内已有券重名</w:t>
+      </w:r>
+      <w:r>
+        <w:rPr>
+          <w:rFonts w:eastAsia="Microsoft YaHei" w:ascii="Microsoft YaHei" w:hAnsi="Microsoft YaHei"/>
+          <w:b w:val="0"/>
+        </w:rPr>
+        <w:t>（沿用/编辑态不强制，但编辑时也禁止改成已存在的名称），否则同名不同券模板的发放/核销数据将被错误合并。聚合查询统一用 coupon_template_id 分组后取 MIN(coupon_name) 展示，避免名称歧义。</w:t>
+      </w:r>
+    </w:p>
+    <w:p>
       <w:pPr>
         <w:pStyle w:val="Heading4"/>
       </w:pPr>
@@ -17717,6 +17796,52 @@
                 <w:b w:val="0"/>
               </w:rPr>
               <w:t>按天 GROUP BY issue_time（领取趋势）或 redeem_time（核销趋势）聚合《用户券表》或《核销流水表》；随维度 Tab 切换对应指标</w:t>
+            </w:r>
+          </w:p>
+        </w:tc>
+      </w:tr>
+      <w:tr>
+        <w:tc>
+          <w:tcPr>
+            <w:tcW w:type="dxa" w:w="4320"/>
+          </w:tcPr>
+          <w:p>
+            <w:r/>
+            <w:r>
+              <w:rPr>
+                <w:rFonts w:eastAsia="Microsoft YaHei" w:ascii="Microsoft YaHei" w:hAnsi="Microsoft YaHei"/>
+                <w:b w:val="0"/>
+              </w:rPr>
+              <w:t>分组键与券名称</w:t>
+            </w:r>
+          </w:p>
+        </w:tc>
+        <w:tc>
+          <w:tcPr>
+            <w:tcW w:type="dxa" w:w="4320"/>
+          </w:tcPr>
+          <w:p>
+            <w:r/>
+            <w:r>
+              <w:rPr>
+                <w:rFonts w:eastAsia="Microsoft YaHei" w:ascii="Microsoft YaHei" w:hAnsi="Microsoft YaHei"/>
+                <w:b w:val="0"/>
+              </w:rPr>
+              <w:t>所有聚合的</w:t>
+            </w:r>
+            <w:r>
+              <w:rPr>
+                <w:rFonts w:eastAsia="Microsoft YaHei" w:ascii="Microsoft YaHei" w:hAnsi="Microsoft YaHei"/>
+                <w:b/>
+              </w:rPr>
+              <w:t>分组键统一为 coupon_template_id（唯一）</w:t>
+            </w:r>
+            <w:r>
+              <w:rPr>
+                <w:rFonts w:eastAsia="Microsoft YaHei" w:ascii="Microsoft YaHei" w:hAnsi="Microsoft YaHei"/>
+                <w:b w:val="0"/>
+              </w:rPr>
+              <w:t>，券名称仅作 MIN(coupon_name) 展示；若以券名称做统计维度须先保证 coupon_name 全局唯一（见 §4.1.6.3 券名称唯一性约束）</w:t>
             </w:r>
           </w:p>
         </w:tc>

--- a/coupon-prd.docx
+++ b/coupon-prd.docx
@@ -15987,7 +15987,7 @@
                 <w:rFonts w:eastAsia="Microsoft YaHei" w:ascii="Microsoft YaHei" w:hAnsi="Microsoft YaHei"/>
                 <w:b w:val="0"/>
               </w:rPr>
-              <w:t>下拉单选：按券维度 / 按发放活动 / 券明细记录；默认按券维度。选「券明细记录」时下方展示按券实例（券ID）维度的明细表，字段与查询条件见 4.1.6.4。</w:t>
+              <w:t>下拉单选：按券维度 / 按发放活动 / 券明细记录；默认按券维度。选「券明细记录」时下方展示按券实例（券ID）维度的明细表，字段与查询条件见 §4.1.6.7（券明细记录字段表）。</w:t>
             </w:r>
           </w:p>
         </w:tc>
@@ -16709,6 +16709,15 @@
           <w:rFonts w:eastAsia="Microsoft YaHei" w:ascii="Microsoft YaHei" w:hAnsi="Microsoft YaHei"/>
           <w:b w:val="0"/>
         </w:rPr>
+        <w:t>自动刷新频率：每 5 分钟（300s）静默刷新（合计行同步、停留当前页），手动刷新按钮见 §4.1.6.6。</w:t>
+      </w:r>
+    </w:p>
+    <w:p>
+      <w:r>
+        <w:rPr>
+          <w:rFonts w:eastAsia="Microsoft YaHei" w:ascii="Microsoft YaHei" w:hAnsi="Microsoft YaHei"/>
+          <w:b w:val="0"/>
+        </w:rPr>
         <w:t xml:space="preserve">📌 </w:t>
       </w:r>
       <w:r>
@@ -17461,6 +17470,15 @@
       </w:r>
     </w:p>
     <w:p>
+      <w:r>
+        <w:rPr>
+          <w:rFonts w:eastAsia="Microsoft YaHei" w:ascii="Microsoft YaHei" w:hAnsi="Microsoft YaHei"/>
+          <w:b w:val="0"/>
+        </w:rPr>
+        <w:t>自动刷新频率：每 5 分钟（300s）静默刷新（合计行同步、停留当前页），手动刷新按钮见 §4.1.6.6。</w:t>
+      </w:r>
+    </w:p>
+    <w:p>
       <w:pPr>
         <w:pStyle w:val="Heading4"/>
       </w:pPr>
@@ -17855,7 +17873,16 @@
         <w:rPr>
           <w:rFonts w:eastAsia="Microsoft YaHei" w:ascii="Microsoft YaHei" w:hAnsi="Microsoft YaHei"/>
         </w:rPr>
-        <w:t>4.1.6.6 券明细记录字段表（按券实例 / 券ID 维度，每行一条发放明细；与原型截图列逐一对应）</w:t>
+        <w:t>4.1.6.6 数据刷新机制（手动刷新按钮 + 各表自动刷新频率）</w:t>
+      </w:r>
+    </w:p>
+    <w:p>
+      <w:r>
+        <w:rPr>
+          <w:rFonts w:eastAsia="Microsoft YaHei" w:ascii="Microsoft YaHei" w:hAnsi="Microsoft YaHei"/>
+          <w:b/>
+        </w:rPr>
+        <w:t>手动刷新按钮</w:t>
       </w:r>
     </w:p>
     <w:tbl>
@@ -17895,7 +17922,7 @@
                 <w:rFonts w:eastAsia="Microsoft YaHei" w:ascii="Microsoft YaHei" w:hAnsi="Microsoft YaHei"/>
                 <w:b/>
               </w:rPr>
-              <w:t>字段名称</w:t>
+              <w:t>按钮</w:t>
             </w:r>
           </w:p>
         </w:tc>
@@ -17914,7 +17941,7 @@
                 <w:rFonts w:eastAsia="Microsoft YaHei" w:ascii="Microsoft YaHei" w:hAnsi="Microsoft YaHei"/>
                 <w:b/>
               </w:rPr>
-              <w:t>需求说明</w:t>
+              <w:t>显示位置</w:t>
             </w:r>
           </w:p>
         </w:tc>
@@ -17933,7 +17960,7 @@
                 <w:rFonts w:eastAsia="Microsoft YaHei" w:ascii="Microsoft YaHei" w:hAnsi="Microsoft YaHei"/>
                 <w:b/>
               </w:rPr>
-              <w:t>数据来源</w:t>
+              <w:t>权限</w:t>
             </w:r>
           </w:p>
         </w:tc>
@@ -17952,7 +17979,7 @@
                 <w:rFonts w:eastAsia="Microsoft YaHei" w:ascii="Microsoft YaHei" w:hAnsi="Microsoft YaHei"/>
                 <w:b/>
               </w:rPr>
-              <w:t>备注（查询支持）</w:t>
+              <w:t>功能实现（逐步 + 校验 / 异常）</w:t>
             </w:r>
           </w:p>
         </w:tc>
@@ -17969,7 +17996,7 @@
                 <w:rFonts w:eastAsia="Microsoft YaHei" w:ascii="Microsoft YaHei" w:hAnsi="Microsoft YaHei"/>
                 <w:b w:val="0"/>
               </w:rPr>
-              <w:t>券ID</w:t>
+              <w:t>刷新</w:t>
             </w:r>
           </w:p>
         </w:tc>
@@ -17984,7 +18011,7 @@
                 <w:rFonts w:eastAsia="Microsoft YaHei" w:ascii="Microsoft YaHei" w:hAnsi="Microsoft YaHei"/>
                 <w:b w:val="0"/>
               </w:rPr>
-              <w:t>券实例唯一标识，取《用户券表》user_coupon_id</w:t>
+              <w:t>数据看板页面右上角，维度 Tab 切换栏右侧（所有维度 Tab 共用，始终可见）</w:t>
             </w:r>
           </w:p>
         </w:tc>
@@ -17999,7 +18026,7 @@
                 <w:rFonts w:eastAsia="Microsoft YaHei" w:ascii="Microsoft YaHei" w:hAnsi="Microsoft YaHei"/>
                 <w:b w:val="0"/>
               </w:rPr>
-              <w:t>《用户券表》</w:t>
+              <w:t>所有拥有数据看板查看权限的角色（直播运营 / 平台运营 / 数据岗）</w:t>
             </w:r>
           </w:p>
         </w:tc>
@@ -18014,317 +18041,58 @@
                 <w:rFonts w:eastAsia="Microsoft YaHei" w:ascii="Microsoft YaHei" w:hAnsi="Microsoft YaHei"/>
                 <w:b w:val="0"/>
               </w:rPr>
-              <w:t>查询：输入框，支持模糊匹配</w:t>
-            </w:r>
-          </w:p>
-        </w:tc>
-      </w:tr>
-      <w:tr>
-        <w:tc>
-          <w:tcPr>
-            <w:tcW w:type="dxa" w:w="2160"/>
-          </w:tcPr>
-          <w:p>
-            <w:r/>
-            <w:r>
-              <w:rPr>
-                <w:rFonts w:eastAsia="Microsoft YaHei" w:ascii="Microsoft YaHei" w:hAnsi="Microsoft YaHei"/>
-                <w:b w:val="0"/>
-              </w:rPr>
-              <w:t>券名 / 类型</w:t>
-            </w:r>
-          </w:p>
-        </w:tc>
-        <w:tc>
-          <w:tcPr>
-            <w:tcW w:type="dxa" w:w="2160"/>
-          </w:tcPr>
-          <w:p>
-            <w:r/>
-            <w:r>
-              <w:rPr>
-                <w:rFonts w:eastAsia="Microsoft YaHei" w:ascii="Microsoft YaHei" w:hAnsi="Microsoft YaHei"/>
-                <w:b w:val="0"/>
-              </w:rPr>
-              <w:t>该券实例所属模板的名称 + 券类型标签（满减券 / 无门槛代金券等），取《券模板表》</w:t>
-            </w:r>
-          </w:p>
-        </w:tc>
-        <w:tc>
-          <w:tcPr>
-            <w:tcW w:type="dxa" w:w="2160"/>
-          </w:tcPr>
-          <w:p>
-            <w:r/>
-            <w:r>
-              <w:rPr>
-                <w:rFonts w:eastAsia="Microsoft YaHei" w:ascii="Microsoft YaHei" w:hAnsi="Microsoft YaHei"/>
-                <w:b w:val="0"/>
-              </w:rPr>
-              <w:t>《券模板表》（JOIN user_coupon.coupon_template_id）</w:t>
-            </w:r>
-          </w:p>
-        </w:tc>
-        <w:tc>
-          <w:tcPr>
-            <w:tcW w:type="dxa" w:w="2160"/>
-          </w:tcPr>
-          <w:p>
-            <w:r/>
-            <w:r>
-              <w:rPr>
-                <w:rFonts w:eastAsia="Microsoft YaHei" w:ascii="Microsoft YaHei" w:hAnsi="Microsoft YaHei"/>
-                <w:b w:val="0"/>
-              </w:rPr>
-              <w:t>查询：券名文本模糊 + 类型下拉筛选</w:t>
-            </w:r>
-          </w:p>
-        </w:tc>
-      </w:tr>
-      <w:tr>
-        <w:tc>
-          <w:tcPr>
-            <w:tcW w:type="dxa" w:w="2160"/>
-          </w:tcPr>
-          <w:p>
-            <w:r/>
-            <w:r>
-              <w:rPr>
-                <w:rFonts w:eastAsia="Microsoft YaHei" w:ascii="Microsoft YaHei" w:hAnsi="Microsoft YaHei"/>
-                <w:b w:val="0"/>
-              </w:rPr>
-              <w:t>发放时间</w:t>
-            </w:r>
-          </w:p>
-        </w:tc>
-        <w:tc>
-          <w:tcPr>
-            <w:tcW w:type="dxa" w:w="2160"/>
-          </w:tcPr>
-          <w:p>
-            <w:r/>
-            <w:r>
-              <w:rPr>
-                <w:rFonts w:eastAsia="Microsoft YaHei" w:ascii="Microsoft YaHei" w:hAnsi="Microsoft YaHei"/>
-                <w:b w:val="0"/>
-              </w:rPr>
-              <w:t>券实例写入《用户券表》的时间（issue_time）</w:t>
-            </w:r>
-          </w:p>
-        </w:tc>
-        <w:tc>
-          <w:tcPr>
-            <w:tcW w:type="dxa" w:w="2160"/>
-          </w:tcPr>
-          <w:p>
-            <w:r/>
-            <w:r>
-              <w:rPr>
-                <w:rFonts w:eastAsia="Microsoft YaHei" w:ascii="Microsoft YaHei" w:hAnsi="Microsoft YaHei"/>
-                <w:b w:val="0"/>
-              </w:rPr>
-              <w:t>《用户券表》</w:t>
-            </w:r>
-          </w:p>
-        </w:tc>
-        <w:tc>
-          <w:tcPr>
-            <w:tcW w:type="dxa" w:w="2160"/>
-          </w:tcPr>
-          <w:p>
-            <w:r/>
-            <w:r>
-              <w:rPr>
-                <w:rFonts w:eastAsia="Microsoft YaHei" w:ascii="Microsoft YaHei" w:hAnsi="Microsoft YaHei"/>
-                <w:b w:val="0"/>
-              </w:rPr>
-              <w:t>查询：发放日期范围（起 ~ 止）</w:t>
-            </w:r>
-          </w:p>
-        </w:tc>
-      </w:tr>
-      <w:tr>
-        <w:tc>
-          <w:tcPr>
-            <w:tcW w:type="dxa" w:w="2160"/>
-          </w:tcPr>
-          <w:p>
-            <w:r/>
-            <w:r>
-              <w:rPr>
-                <w:rFonts w:eastAsia="Microsoft YaHei" w:ascii="Microsoft YaHei" w:hAnsi="Microsoft YaHei"/>
-                <w:b w:val="0"/>
-              </w:rPr>
-              <w:t>领取用户</w:t>
-            </w:r>
-          </w:p>
-        </w:tc>
-        <w:tc>
-          <w:tcPr>
-            <w:tcW w:type="dxa" w:w="2160"/>
-          </w:tcPr>
-          <w:p>
-            <w:r/>
-            <w:r>
-              <w:rPr>
-                <w:rFonts w:eastAsia="Microsoft YaHei" w:ascii="Microsoft YaHei" w:hAnsi="Microsoft YaHei"/>
-                <w:b w:val="0"/>
-              </w:rPr>
-              <w:t>领取 / 接收该券实例的用户标识（user_id 或 手机号脱敏展示）</w:t>
-            </w:r>
-          </w:p>
-        </w:tc>
-        <w:tc>
-          <w:tcPr>
-            <w:tcW w:type="dxa" w:w="2160"/>
-          </w:tcPr>
-          <w:p>
-            <w:r/>
-            <w:r>
-              <w:rPr>
-                <w:rFonts w:eastAsia="Microsoft YaHei" w:ascii="Microsoft YaHei" w:hAnsi="Microsoft YaHei"/>
-                <w:b w:val="0"/>
-              </w:rPr>
-              <w:t>《用户券表》</w:t>
-            </w:r>
-          </w:p>
-        </w:tc>
-        <w:tc>
-          <w:tcPr>
-            <w:tcW w:type="dxa" w:w="2160"/>
-          </w:tcPr>
-          <w:p>
-            <w:r/>
-            <w:r>
-              <w:rPr>
-                <w:rFonts w:eastAsia="Microsoft YaHei" w:ascii="Microsoft YaHei" w:hAnsi="Microsoft YaHei"/>
-                <w:b w:val="0"/>
-              </w:rPr>
-              <w:t>查询：输入框，支持模糊匹配</w:t>
-            </w:r>
-          </w:p>
-        </w:tc>
-      </w:tr>
-      <w:tr>
-        <w:tc>
-          <w:tcPr>
-            <w:tcW w:type="dxa" w:w="2160"/>
-          </w:tcPr>
-          <w:p>
-            <w:r/>
-            <w:r>
-              <w:rPr>
-                <w:rFonts w:eastAsia="Microsoft YaHei" w:ascii="Microsoft YaHei" w:hAnsi="Microsoft YaHei"/>
-                <w:b w:val="0"/>
-              </w:rPr>
-              <w:t>是否核销</w:t>
-            </w:r>
-          </w:p>
-        </w:tc>
-        <w:tc>
-          <w:tcPr>
-            <w:tcW w:type="dxa" w:w="2160"/>
-          </w:tcPr>
-          <w:p>
-            <w:r/>
-            <w:r>
-              <w:rPr>
-                <w:rFonts w:eastAsia="Microsoft YaHei" w:ascii="Microsoft YaHei" w:hAnsi="Microsoft YaHei"/>
-                <w:b w:val="0"/>
-              </w:rPr>
-              <w:t>该券实例是否已核销（已核销 ✓绿标 / 未核销 ○灰标），取 status 字段</w:t>
-            </w:r>
-          </w:p>
-        </w:tc>
-        <w:tc>
-          <w:tcPr>
-            <w:tcW w:type="dxa" w:w="2160"/>
-          </w:tcPr>
-          <w:p>
-            <w:r/>
-            <w:r>
-              <w:rPr>
-                <w:rFonts w:eastAsia="Microsoft YaHei" w:ascii="Microsoft YaHei" w:hAnsi="Microsoft YaHei"/>
-                <w:b w:val="0"/>
-              </w:rPr>
-              <w:t>《用户券表》</w:t>
-            </w:r>
-          </w:p>
-        </w:tc>
-        <w:tc>
-          <w:tcPr>
-            <w:tcW w:type="dxa" w:w="2160"/>
-          </w:tcPr>
-          <w:p>
-            <w:r/>
-            <w:r>
-              <w:rPr>
-                <w:rFonts w:eastAsia="Microsoft YaHei" w:ascii="Microsoft YaHei" w:hAnsi="Microsoft YaHei"/>
-                <w:b w:val="0"/>
-              </w:rPr>
-              <w:t>查询：是否核销下拉（是 / 否）</w:t>
-            </w:r>
-          </w:p>
-        </w:tc>
-      </w:tr>
-      <w:tr>
-        <w:tc>
-          <w:tcPr>
-            <w:tcW w:type="dxa" w:w="2160"/>
-          </w:tcPr>
-          <w:p>
-            <w:r/>
-            <w:r>
-              <w:rPr>
-                <w:rFonts w:eastAsia="Microsoft YaHei" w:ascii="Microsoft YaHei" w:hAnsi="Microsoft YaHei"/>
-                <w:b w:val="0"/>
-              </w:rPr>
-              <w:t>核销订单号</w:t>
-            </w:r>
-          </w:p>
-        </w:tc>
-        <w:tc>
-          <w:tcPr>
-            <w:tcW w:type="dxa" w:w="2160"/>
-          </w:tcPr>
-          <w:p>
-            <w:r/>
-            <w:r>
-              <w:rPr>
-                <w:rFonts w:eastAsia="Microsoft YaHei" w:ascii="Microsoft YaHei" w:hAnsi="Microsoft YaHei"/>
-                <w:b w:val="0"/>
-              </w:rPr>
-              <w:t>核销该券实例对应的订单号（未核销时显示"—"）</w:t>
-            </w:r>
-          </w:p>
-        </w:tc>
-        <w:tc>
-          <w:tcPr>
-            <w:tcW w:type="dxa" w:w="2160"/>
-          </w:tcPr>
-          <w:p>
-            <w:r/>
-            <w:r>
-              <w:rPr>
-                <w:rFonts w:eastAsia="Microsoft YaHei" w:ascii="Microsoft YaHei" w:hAnsi="Microsoft YaHei"/>
-                <w:b w:val="0"/>
-              </w:rPr>
-              <w:t>《核销流水表》（JOIN order_no）</w:t>
-            </w:r>
-          </w:p>
-        </w:tc>
-        <w:tc>
-          <w:tcPr>
-            <w:tcW w:type="dxa" w:w="2160"/>
-          </w:tcPr>
-          <w:p>
-            <w:r/>
-            <w:r>
-              <w:rPr>
-                <w:rFonts w:eastAsia="Microsoft YaHei" w:ascii="Microsoft YaHei" w:hAnsi="Microsoft YaHei"/>
-                <w:b w:val="0"/>
-              </w:rPr>
-              <w:t>查询：输入框，精确 / 模糊匹配</w:t>
+              <w:br/>
+              <w:t>① 点击 → 按钮进入 loading 态（图标旋转 + 文字变「刷新中…」），</w:t>
+            </w:r>
+            <w:r>
+              <w:rPr>
+                <w:rFonts w:eastAsia="Microsoft YaHei" w:ascii="Microsoft YaHei" w:hAnsi="Microsoft YaHei"/>
+                <w:b/>
+              </w:rPr>
+              <w:t>禁用防重复点击</w:t>
+            </w:r>
+            <w:r>
+              <w:rPr>
+                <w:rFonts w:eastAsia="Microsoft YaHei" w:ascii="Microsoft YaHei" w:hAnsi="Microsoft YaHei"/>
+                <w:b w:val="0"/>
+              </w:rPr>
+              <w:t>；</w:t>
+              <w:br/>
+              <w:t>② 按当前全局筛选条件（维度 Tab + 时间范围）重新聚合查询</w:t>
+            </w:r>
+            <w:r>
+              <w:rPr>
+                <w:rFonts w:eastAsia="Microsoft YaHei" w:ascii="Microsoft YaHei" w:hAnsi="Microsoft YaHei"/>
+                <w:b/>
+              </w:rPr>
+              <w:t>当前可见 Tab</w:t>
+            </w:r>
+            <w:r>
+              <w:rPr>
+                <w:rFonts w:eastAsia="Microsoft YaHei" w:ascii="Microsoft YaHei" w:hAnsi="Microsoft YaHei"/>
+                <w:b w:val="0"/>
+              </w:rPr>
+              <w:t xml:space="preserve"> 的全部数据：概览指标卡 + 近 7 日趋势图 + 当前维度列表 + 合计行；</w:t>
+              <w:br/>
+              <w:t>③ 查询成功 → 刷新按钮恢复原状，页面轻提示「数据已更新（HH:mm:ss）」；查询失败 / 超时 → 提示「刷新失败，请重试」并</w:t>
+            </w:r>
+            <w:r>
+              <w:rPr>
+                <w:rFonts w:eastAsia="Microsoft YaHei" w:ascii="Microsoft YaHei" w:hAnsi="Microsoft YaHei"/>
+                <w:b/>
+              </w:rPr>
+              <w:t>保留旧数据不覆盖</w:t>
+            </w:r>
+            <w:r>
+              <w:rPr>
+                <w:rFonts w:eastAsia="Microsoft YaHei" w:ascii="Microsoft YaHei" w:hAnsi="Microsoft YaHei"/>
+                <w:b w:val="0"/>
+              </w:rPr>
+              <w:t>；</w:t>
+              <w:br/>
+              <w:t>④ 刷新进行中禁止切换维度 Tab 与修改时间范围（置灰），待完成恢复；</w:t>
+              <w:br/>
+              <w:t>⑤ 刷新频率不受自动刷新间隔限制，用户可随时主动拉取最新数据</w:t>
             </w:r>
           </w:p>
         </w:tc>
@@ -18338,7 +18106,792 @@
         <w:rPr>
           <w:rFonts w:eastAsia="Microsoft YaHei" w:ascii="Microsoft YaHei" w:hAnsi="Microsoft YaHei"/>
         </w:rPr>
-        <w:t>4.1.6.7 券明细记录数据来源（字段级）</w:t>
+        <w:t>各维度表自动刷新频率</w:t>
+      </w:r>
+    </w:p>
+    <w:tbl>
+      <w:tblPr>
+        <w:tblStyle w:val="TableGrid"/>
+        <w:tblW w:type="auto" w:w="0"/>
+        <w:tblLook w:firstColumn="1" w:firstRow="1" w:lastColumn="0" w:lastRow="0" w:noHBand="0" w:noVBand="1" w:val="04A0"/>
+        <w:jc w:val="center"/>
+        <w:tblBorders>
+          <w:top w:val="single" w:sz="4" w:space="0" w:color="999999"/>
+          <w:left w:val="single" w:sz="4" w:space="0" w:color="999999"/>
+          <w:bottom w:val="single" w:sz="4" w:space="0" w:color="999999"/>
+          <w:right w:val="single" w:sz="4" w:space="0" w:color="999999"/>
+          <w:insideH w:val="single" w:sz="4" w:space="0" w:color="999999"/>
+          <w:insideV w:val="single" w:sz="4" w:space="0" w:color="999999"/>
+        </w:tblBorders>
+      </w:tblPr>
+      <w:tblGrid>
+        <w:gridCol w:w="2880"/>
+        <w:gridCol w:w="2880"/>
+        <w:gridCol w:w="2880"/>
+      </w:tblGrid>
+      <w:tr>
+        <w:tc>
+          <w:tcPr>
+            <w:tcW w:type="dxa" w:w="2880"/>
+          </w:tcPr>
+          <w:p>
+            <w:r>
+              <w:rPr>
+                <w:b/>
+              </w:rPr>
+            </w:r>
+            <w:r>
+              <w:rPr>
+                <w:rFonts w:eastAsia="Microsoft YaHei" w:ascii="Microsoft YaHei" w:hAnsi="Microsoft YaHei"/>
+                <w:b/>
+              </w:rPr>
+              <w:t>数据区域</w:t>
+            </w:r>
+          </w:p>
+        </w:tc>
+        <w:tc>
+          <w:tcPr>
+            <w:tcW w:type="dxa" w:w="2880"/>
+          </w:tcPr>
+          <w:p>
+            <w:r>
+              <w:rPr>
+                <w:b/>
+              </w:rPr>
+            </w:r>
+            <w:r>
+              <w:rPr>
+                <w:rFonts w:eastAsia="Microsoft YaHei" w:ascii="Microsoft YaHei" w:hAnsi="Microsoft YaHei"/>
+                <w:b/>
+              </w:rPr>
+              <w:t>自动刷新频率</w:t>
+            </w:r>
+          </w:p>
+        </w:tc>
+        <w:tc>
+          <w:tcPr>
+            <w:tcW w:type="dxa" w:w="2880"/>
+          </w:tcPr>
+          <w:p>
+            <w:r>
+              <w:rPr>
+                <w:b/>
+              </w:rPr>
+            </w:r>
+            <w:r>
+              <w:rPr>
+                <w:rFonts w:eastAsia="Microsoft YaHei" w:ascii="Microsoft YaHei" w:hAnsi="Microsoft YaHei"/>
+                <w:b/>
+              </w:rPr>
+              <w:t>说明</w:t>
+            </w:r>
+          </w:p>
+        </w:tc>
+      </w:tr>
+      <w:tr>
+        <w:tc>
+          <w:tcPr>
+            <w:tcW w:type="dxa" w:w="2880"/>
+          </w:tcPr>
+          <w:p>
+            <w:r/>
+            <w:r>
+              <w:rPr>
+                <w:rFonts w:eastAsia="Microsoft YaHei" w:ascii="Microsoft YaHei" w:hAnsi="Microsoft YaHei"/>
+                <w:b w:val="0"/>
+              </w:rPr>
+              <w:t>概览指标卡 + 近 7 日趋势图</w:t>
+            </w:r>
+          </w:p>
+        </w:tc>
+        <w:tc>
+          <w:tcPr>
+            <w:tcW w:type="dxa" w:w="2880"/>
+          </w:tcPr>
+          <w:p>
+            <w:r/>
+            <w:r>
+              <w:rPr>
+                <w:rFonts w:eastAsia="Microsoft YaHei" w:ascii="Microsoft YaHei" w:hAnsi="Microsoft YaHei"/>
+                <w:b w:val="0"/>
+              </w:rPr>
+              <w:t>每 5 分钟（300s）</w:t>
+            </w:r>
+          </w:p>
+        </w:tc>
+        <w:tc>
+          <w:tcPr>
+            <w:tcW w:type="dxa" w:w="2880"/>
+          </w:tcPr>
+          <w:p>
+            <w:r/>
+            <w:r>
+              <w:rPr>
+                <w:rFonts w:eastAsia="Microsoft YaHei" w:ascii="Microsoft YaHei" w:hAnsi="Microsoft YaHei"/>
+                <w:b w:val="0"/>
+              </w:rPr>
+              <w:t>后台定时器静默拉取最新聚合，用户停留页面不打断操作；图表重绘无闪屏</w:t>
+            </w:r>
+          </w:p>
+        </w:tc>
+      </w:tr>
+      <w:tr>
+        <w:tc>
+          <w:tcPr>
+            <w:tcW w:type="dxa" w:w="2880"/>
+          </w:tcPr>
+          <w:p>
+            <w:r/>
+            <w:r>
+              <w:rPr>
+                <w:rFonts w:eastAsia="Microsoft YaHei" w:ascii="Microsoft YaHei" w:hAnsi="Microsoft YaHei"/>
+                <w:b w:val="0"/>
+              </w:rPr>
+              <w:t>按券维度列表（§4.1.6.3）</w:t>
+            </w:r>
+          </w:p>
+        </w:tc>
+        <w:tc>
+          <w:tcPr>
+            <w:tcW w:type="dxa" w:w="2880"/>
+          </w:tcPr>
+          <w:p>
+            <w:r/>
+            <w:r>
+              <w:rPr>
+                <w:rFonts w:eastAsia="Microsoft YaHei" w:ascii="Microsoft YaHei" w:hAnsi="Microsoft YaHei"/>
+                <w:b w:val="0"/>
+              </w:rPr>
+              <w:t>每 5 分钟（300s）</w:t>
+            </w:r>
+          </w:p>
+        </w:tc>
+        <w:tc>
+          <w:tcPr>
+            <w:tcW w:type="dxa" w:w="2880"/>
+          </w:tcPr>
+          <w:p>
+            <w:r/>
+            <w:r>
+              <w:rPr>
+                <w:rFonts w:eastAsia="Microsoft YaHei" w:ascii="Microsoft YaHei" w:hAnsi="Microsoft YaHei"/>
+                <w:b w:val="0"/>
+              </w:rPr>
+              <w:t>含合计行同步刷新；分页位置保持（刷新后停留当前页）</w:t>
+            </w:r>
+          </w:p>
+        </w:tc>
+      </w:tr>
+      <w:tr>
+        <w:tc>
+          <w:tcPr>
+            <w:tcW w:type="dxa" w:w="2880"/>
+          </w:tcPr>
+          <w:p>
+            <w:r/>
+            <w:r>
+              <w:rPr>
+                <w:rFonts w:eastAsia="Microsoft YaHei" w:ascii="Microsoft YaHei" w:hAnsi="Microsoft YaHei"/>
+                <w:b w:val="0"/>
+              </w:rPr>
+              <w:t>按发放活动维度列表（§4.1.6.4）</w:t>
+            </w:r>
+          </w:p>
+        </w:tc>
+        <w:tc>
+          <w:tcPr>
+            <w:tcW w:type="dxa" w:w="2880"/>
+          </w:tcPr>
+          <w:p>
+            <w:r/>
+            <w:r>
+              <w:rPr>
+                <w:rFonts w:eastAsia="Microsoft YaHei" w:ascii="Microsoft YaHei" w:hAnsi="Microsoft YaHei"/>
+                <w:b w:val="0"/>
+              </w:rPr>
+              <w:t>每 5 分钟（300s）</w:t>
+            </w:r>
+          </w:p>
+        </w:tc>
+        <w:tc>
+          <w:tcPr>
+            <w:tcW w:type="dxa" w:w="2880"/>
+          </w:tcPr>
+          <w:p>
+            <w:r/>
+            <w:r>
+              <w:rPr>
+                <w:rFonts w:eastAsia="Microsoft YaHei" w:ascii="Microsoft YaHei" w:hAnsi="Microsoft YaHei"/>
+                <w:b w:val="0"/>
+              </w:rPr>
+              <w:t>含合计行同步刷新；分页位置保持</w:t>
+            </w:r>
+          </w:p>
+        </w:tc>
+      </w:tr>
+      <w:tr>
+        <w:tc>
+          <w:tcPr>
+            <w:tcW w:type="dxa" w:w="2880"/>
+          </w:tcPr>
+          <w:p>
+            <w:r/>
+            <w:r>
+              <w:rPr>
+                <w:rFonts w:eastAsia="Microsoft YaHei" w:ascii="Microsoft YaHei" w:hAnsi="Microsoft YaHei"/>
+                <w:b w:val="0"/>
+              </w:rPr>
+              <w:t>券明细记录列表（§4.1.6.7）</w:t>
+            </w:r>
+          </w:p>
+        </w:tc>
+        <w:tc>
+          <w:tcPr>
+            <w:tcW w:type="dxa" w:w="2880"/>
+          </w:tcPr>
+          <w:p>
+            <w:r/>
+            <w:r>
+              <w:rPr>
+                <w:rFonts w:eastAsia="Microsoft YaHei" w:ascii="Microsoft YaHei" w:hAnsi="Microsoft YaHei"/>
+                <w:b w:val="0"/>
+              </w:rPr>
+              <w:t>每 3 分钟（180s）</w:t>
+            </w:r>
+          </w:p>
+        </w:tc>
+        <w:tc>
+          <w:tcPr>
+            <w:tcW w:type="dxa" w:w="2880"/>
+          </w:tcPr>
+          <w:p>
+            <w:r/>
+            <w:r>
+              <w:rPr>
+                <w:rFonts w:eastAsia="Microsoft YaHei" w:ascii="Microsoft YaHei" w:hAnsi="Microsoft YaHei"/>
+                <w:b w:val="0"/>
+              </w:rPr>
+              <w:t>明细级数据实时性要求略高，缩短间隔；大表仅刷新当前页，不跳回首页</w:t>
+            </w:r>
+          </w:p>
+        </w:tc>
+      </w:tr>
+    </w:tbl>
+    <w:p>
+      <w:r>
+        <w:rPr>
+          <w:rFonts w:eastAsia="Microsoft YaHei" w:ascii="Microsoft YaHei" w:hAnsi="Microsoft YaHei"/>
+          <w:b w:val="0"/>
+        </w:rPr>
+        <w:t>⚠️ 自动刷新频率为默认建议值，</w:t>
+      </w:r>
+      <w:r>
+        <w:rPr>
+          <w:rFonts w:eastAsia="Microsoft YaHei" w:ascii="Microsoft YaHei" w:hAnsi="Microsoft YaHei"/>
+          <w:b/>
+        </w:rPr>
+        <w:t>@干系人 待确认</w:t>
+      </w:r>
+      <w:r>
+        <w:rPr>
+          <w:rFonts w:eastAsia="Microsoft YaHei" w:ascii="Microsoft YaHei" w:hAnsi="Microsoft YaHei"/>
+          <w:b w:val="0"/>
+        </w:rPr>
+        <w:t>是否需提升至 1 分钟或改为实时 WebSocket 推送；手动刷新按钮始终可用，不受自动频率限制。所有自动刷新均在后台定时触发，不依赖用户操作。</w:t>
+      </w:r>
+    </w:p>
+    <w:p>
+      <w:pPr>
+        <w:pStyle w:val="Heading4"/>
+      </w:pPr>
+      <w:r>
+        <w:rPr>
+          <w:rFonts w:eastAsia="Microsoft YaHei" w:ascii="Microsoft YaHei" w:hAnsi="Microsoft YaHei"/>
+        </w:rPr>
+        <w:t>4.1.6.7 券明细记录字段表（按券实例 / 券ID 维度，每行一条发放明细；与原型截图列逐一对应）</w:t>
+      </w:r>
+    </w:p>
+    <w:tbl>
+      <w:tblPr>
+        <w:tblStyle w:val="TableGrid"/>
+        <w:tblW w:type="auto" w:w="0"/>
+        <w:tblLook w:firstColumn="1" w:firstRow="1" w:lastColumn="0" w:lastRow="0" w:noHBand="0" w:noVBand="1" w:val="04A0"/>
+        <w:jc w:val="center"/>
+        <w:tblBorders>
+          <w:top w:val="single" w:sz="4" w:space="0" w:color="999999"/>
+          <w:left w:val="single" w:sz="4" w:space="0" w:color="999999"/>
+          <w:bottom w:val="single" w:sz="4" w:space="0" w:color="999999"/>
+          <w:right w:val="single" w:sz="4" w:space="0" w:color="999999"/>
+          <w:insideH w:val="single" w:sz="4" w:space="0" w:color="999999"/>
+          <w:insideV w:val="single" w:sz="4" w:space="0" w:color="999999"/>
+        </w:tblBorders>
+      </w:tblPr>
+      <w:tblGrid>
+        <w:gridCol w:w="2160"/>
+        <w:gridCol w:w="2160"/>
+        <w:gridCol w:w="2160"/>
+        <w:gridCol w:w="2160"/>
+      </w:tblGrid>
+      <w:tr>
+        <w:tc>
+          <w:tcPr>
+            <w:tcW w:type="dxa" w:w="2160"/>
+          </w:tcPr>
+          <w:p>
+            <w:r>
+              <w:rPr>
+                <w:b/>
+              </w:rPr>
+            </w:r>
+            <w:r>
+              <w:rPr>
+                <w:rFonts w:eastAsia="Microsoft YaHei" w:ascii="Microsoft YaHei" w:hAnsi="Microsoft YaHei"/>
+                <w:b/>
+              </w:rPr>
+              <w:t>字段名称</w:t>
+            </w:r>
+          </w:p>
+        </w:tc>
+        <w:tc>
+          <w:tcPr>
+            <w:tcW w:type="dxa" w:w="2160"/>
+          </w:tcPr>
+          <w:p>
+            <w:r>
+              <w:rPr>
+                <w:b/>
+              </w:rPr>
+            </w:r>
+            <w:r>
+              <w:rPr>
+                <w:rFonts w:eastAsia="Microsoft YaHei" w:ascii="Microsoft YaHei" w:hAnsi="Microsoft YaHei"/>
+                <w:b/>
+              </w:rPr>
+              <w:t>需求说明</w:t>
+            </w:r>
+          </w:p>
+        </w:tc>
+        <w:tc>
+          <w:tcPr>
+            <w:tcW w:type="dxa" w:w="2160"/>
+          </w:tcPr>
+          <w:p>
+            <w:r>
+              <w:rPr>
+                <w:b/>
+              </w:rPr>
+            </w:r>
+            <w:r>
+              <w:rPr>
+                <w:rFonts w:eastAsia="Microsoft YaHei" w:ascii="Microsoft YaHei" w:hAnsi="Microsoft YaHei"/>
+                <w:b/>
+              </w:rPr>
+              <w:t>数据来源</w:t>
+            </w:r>
+          </w:p>
+        </w:tc>
+        <w:tc>
+          <w:tcPr>
+            <w:tcW w:type="dxa" w:w="2160"/>
+          </w:tcPr>
+          <w:p>
+            <w:r>
+              <w:rPr>
+                <w:b/>
+              </w:rPr>
+            </w:r>
+            <w:r>
+              <w:rPr>
+                <w:rFonts w:eastAsia="Microsoft YaHei" w:ascii="Microsoft YaHei" w:hAnsi="Microsoft YaHei"/>
+                <w:b/>
+              </w:rPr>
+              <w:t>备注（查询支持）</w:t>
+            </w:r>
+          </w:p>
+        </w:tc>
+      </w:tr>
+      <w:tr>
+        <w:tc>
+          <w:tcPr>
+            <w:tcW w:type="dxa" w:w="2160"/>
+          </w:tcPr>
+          <w:p>
+            <w:r/>
+            <w:r>
+              <w:rPr>
+                <w:rFonts w:eastAsia="Microsoft YaHei" w:ascii="Microsoft YaHei" w:hAnsi="Microsoft YaHei"/>
+                <w:b w:val="0"/>
+              </w:rPr>
+              <w:t>券ID</w:t>
+            </w:r>
+          </w:p>
+        </w:tc>
+        <w:tc>
+          <w:tcPr>
+            <w:tcW w:type="dxa" w:w="2160"/>
+          </w:tcPr>
+          <w:p>
+            <w:r/>
+            <w:r>
+              <w:rPr>
+                <w:rFonts w:eastAsia="Microsoft YaHei" w:ascii="Microsoft YaHei" w:hAnsi="Microsoft YaHei"/>
+                <w:b w:val="0"/>
+              </w:rPr>
+              <w:t>券实例唯一标识，取《用户券表》user_coupon_id</w:t>
+            </w:r>
+          </w:p>
+        </w:tc>
+        <w:tc>
+          <w:tcPr>
+            <w:tcW w:type="dxa" w:w="2160"/>
+          </w:tcPr>
+          <w:p>
+            <w:r/>
+            <w:r>
+              <w:rPr>
+                <w:rFonts w:eastAsia="Microsoft YaHei" w:ascii="Microsoft YaHei" w:hAnsi="Microsoft YaHei"/>
+                <w:b w:val="0"/>
+              </w:rPr>
+              <w:t>《用户券表》</w:t>
+            </w:r>
+          </w:p>
+        </w:tc>
+        <w:tc>
+          <w:tcPr>
+            <w:tcW w:type="dxa" w:w="2160"/>
+          </w:tcPr>
+          <w:p>
+            <w:r/>
+            <w:r>
+              <w:rPr>
+                <w:rFonts w:eastAsia="Microsoft YaHei" w:ascii="Microsoft YaHei" w:hAnsi="Microsoft YaHei"/>
+                <w:b w:val="0"/>
+              </w:rPr>
+              <w:t>查询：输入框，支持模糊匹配</w:t>
+            </w:r>
+          </w:p>
+        </w:tc>
+      </w:tr>
+      <w:tr>
+        <w:tc>
+          <w:tcPr>
+            <w:tcW w:type="dxa" w:w="2160"/>
+          </w:tcPr>
+          <w:p>
+            <w:r/>
+            <w:r>
+              <w:rPr>
+                <w:rFonts w:eastAsia="Microsoft YaHei" w:ascii="Microsoft YaHei" w:hAnsi="Microsoft YaHei"/>
+                <w:b w:val="0"/>
+              </w:rPr>
+              <w:t>券名 / 类型</w:t>
+            </w:r>
+          </w:p>
+        </w:tc>
+        <w:tc>
+          <w:tcPr>
+            <w:tcW w:type="dxa" w:w="2160"/>
+          </w:tcPr>
+          <w:p>
+            <w:r/>
+            <w:r>
+              <w:rPr>
+                <w:rFonts w:eastAsia="Microsoft YaHei" w:ascii="Microsoft YaHei" w:hAnsi="Microsoft YaHei"/>
+                <w:b w:val="0"/>
+              </w:rPr>
+              <w:t>该券实例所属模板的名称 + 券类型标签（满减券 / 无门槛代金券等），取《券模板表》</w:t>
+            </w:r>
+          </w:p>
+        </w:tc>
+        <w:tc>
+          <w:tcPr>
+            <w:tcW w:type="dxa" w:w="2160"/>
+          </w:tcPr>
+          <w:p>
+            <w:r/>
+            <w:r>
+              <w:rPr>
+                <w:rFonts w:eastAsia="Microsoft YaHei" w:ascii="Microsoft YaHei" w:hAnsi="Microsoft YaHei"/>
+                <w:b w:val="0"/>
+              </w:rPr>
+              <w:t>《券模板表》（JOIN user_coupon.coupon_template_id）</w:t>
+            </w:r>
+          </w:p>
+        </w:tc>
+        <w:tc>
+          <w:tcPr>
+            <w:tcW w:type="dxa" w:w="2160"/>
+          </w:tcPr>
+          <w:p>
+            <w:r/>
+            <w:r>
+              <w:rPr>
+                <w:rFonts w:eastAsia="Microsoft YaHei" w:ascii="Microsoft YaHei" w:hAnsi="Microsoft YaHei"/>
+                <w:b w:val="0"/>
+              </w:rPr>
+              <w:t>查询：券名文本模糊 + 类型下拉筛选</w:t>
+            </w:r>
+          </w:p>
+        </w:tc>
+      </w:tr>
+      <w:tr>
+        <w:tc>
+          <w:tcPr>
+            <w:tcW w:type="dxa" w:w="2160"/>
+          </w:tcPr>
+          <w:p>
+            <w:r/>
+            <w:r>
+              <w:rPr>
+                <w:rFonts w:eastAsia="Microsoft YaHei" w:ascii="Microsoft YaHei" w:hAnsi="Microsoft YaHei"/>
+                <w:b w:val="0"/>
+              </w:rPr>
+              <w:t>发放时间</w:t>
+            </w:r>
+          </w:p>
+        </w:tc>
+        <w:tc>
+          <w:tcPr>
+            <w:tcW w:type="dxa" w:w="2160"/>
+          </w:tcPr>
+          <w:p>
+            <w:r/>
+            <w:r>
+              <w:rPr>
+                <w:rFonts w:eastAsia="Microsoft YaHei" w:ascii="Microsoft YaHei" w:hAnsi="Microsoft YaHei"/>
+                <w:b w:val="0"/>
+              </w:rPr>
+              <w:t>券实例写入《用户券表》的时间（issue_time）</w:t>
+            </w:r>
+          </w:p>
+        </w:tc>
+        <w:tc>
+          <w:tcPr>
+            <w:tcW w:type="dxa" w:w="2160"/>
+          </w:tcPr>
+          <w:p>
+            <w:r/>
+            <w:r>
+              <w:rPr>
+                <w:rFonts w:eastAsia="Microsoft YaHei" w:ascii="Microsoft YaHei" w:hAnsi="Microsoft YaHei"/>
+                <w:b w:val="0"/>
+              </w:rPr>
+              <w:t>《用户券表》</w:t>
+            </w:r>
+          </w:p>
+        </w:tc>
+        <w:tc>
+          <w:tcPr>
+            <w:tcW w:type="dxa" w:w="2160"/>
+          </w:tcPr>
+          <w:p>
+            <w:r/>
+            <w:r>
+              <w:rPr>
+                <w:rFonts w:eastAsia="Microsoft YaHei" w:ascii="Microsoft YaHei" w:hAnsi="Microsoft YaHei"/>
+                <w:b w:val="0"/>
+              </w:rPr>
+              <w:t>查询：发放日期范围（起 ~ 止）</w:t>
+            </w:r>
+          </w:p>
+        </w:tc>
+      </w:tr>
+      <w:tr>
+        <w:tc>
+          <w:tcPr>
+            <w:tcW w:type="dxa" w:w="2160"/>
+          </w:tcPr>
+          <w:p>
+            <w:r/>
+            <w:r>
+              <w:rPr>
+                <w:rFonts w:eastAsia="Microsoft YaHei" w:ascii="Microsoft YaHei" w:hAnsi="Microsoft YaHei"/>
+                <w:b w:val="0"/>
+              </w:rPr>
+              <w:t>领取用户</w:t>
+            </w:r>
+          </w:p>
+        </w:tc>
+        <w:tc>
+          <w:tcPr>
+            <w:tcW w:type="dxa" w:w="2160"/>
+          </w:tcPr>
+          <w:p>
+            <w:r/>
+            <w:r>
+              <w:rPr>
+                <w:rFonts w:eastAsia="Microsoft YaHei" w:ascii="Microsoft YaHei" w:hAnsi="Microsoft YaHei"/>
+                <w:b w:val="0"/>
+              </w:rPr>
+              <w:t>领取 / 接收该券实例的用户标识（user_id 或 手机号脱敏展示）</w:t>
+            </w:r>
+          </w:p>
+        </w:tc>
+        <w:tc>
+          <w:tcPr>
+            <w:tcW w:type="dxa" w:w="2160"/>
+          </w:tcPr>
+          <w:p>
+            <w:r/>
+            <w:r>
+              <w:rPr>
+                <w:rFonts w:eastAsia="Microsoft YaHei" w:ascii="Microsoft YaHei" w:hAnsi="Microsoft YaHei"/>
+                <w:b w:val="0"/>
+              </w:rPr>
+              <w:t>《用户券表》</w:t>
+            </w:r>
+          </w:p>
+        </w:tc>
+        <w:tc>
+          <w:tcPr>
+            <w:tcW w:type="dxa" w:w="2160"/>
+          </w:tcPr>
+          <w:p>
+            <w:r/>
+            <w:r>
+              <w:rPr>
+                <w:rFonts w:eastAsia="Microsoft YaHei" w:ascii="Microsoft YaHei" w:hAnsi="Microsoft YaHei"/>
+                <w:b w:val="0"/>
+              </w:rPr>
+              <w:t>查询：输入框，支持模糊匹配</w:t>
+            </w:r>
+          </w:p>
+        </w:tc>
+      </w:tr>
+      <w:tr>
+        <w:tc>
+          <w:tcPr>
+            <w:tcW w:type="dxa" w:w="2160"/>
+          </w:tcPr>
+          <w:p>
+            <w:r/>
+            <w:r>
+              <w:rPr>
+                <w:rFonts w:eastAsia="Microsoft YaHei" w:ascii="Microsoft YaHei" w:hAnsi="Microsoft YaHei"/>
+                <w:b w:val="0"/>
+              </w:rPr>
+              <w:t>是否核销</w:t>
+            </w:r>
+          </w:p>
+        </w:tc>
+        <w:tc>
+          <w:tcPr>
+            <w:tcW w:type="dxa" w:w="2160"/>
+          </w:tcPr>
+          <w:p>
+            <w:r/>
+            <w:r>
+              <w:rPr>
+                <w:rFonts w:eastAsia="Microsoft YaHei" w:ascii="Microsoft YaHei" w:hAnsi="Microsoft YaHei"/>
+                <w:b w:val="0"/>
+              </w:rPr>
+              <w:t>该券实例是否已核销（已核销 ✓绿标 / 未核销 ○灰标），取 status 字段</w:t>
+            </w:r>
+          </w:p>
+        </w:tc>
+        <w:tc>
+          <w:tcPr>
+            <w:tcW w:type="dxa" w:w="2160"/>
+          </w:tcPr>
+          <w:p>
+            <w:r/>
+            <w:r>
+              <w:rPr>
+                <w:rFonts w:eastAsia="Microsoft YaHei" w:ascii="Microsoft YaHei" w:hAnsi="Microsoft YaHei"/>
+                <w:b w:val="0"/>
+              </w:rPr>
+              <w:t>《用户券表》</w:t>
+            </w:r>
+          </w:p>
+        </w:tc>
+        <w:tc>
+          <w:tcPr>
+            <w:tcW w:type="dxa" w:w="2160"/>
+          </w:tcPr>
+          <w:p>
+            <w:r/>
+            <w:r>
+              <w:rPr>
+                <w:rFonts w:eastAsia="Microsoft YaHei" w:ascii="Microsoft YaHei" w:hAnsi="Microsoft YaHei"/>
+                <w:b w:val="0"/>
+              </w:rPr>
+              <w:t>查询：是否核销下拉（是 / 否）</w:t>
+            </w:r>
+          </w:p>
+        </w:tc>
+      </w:tr>
+      <w:tr>
+        <w:tc>
+          <w:tcPr>
+            <w:tcW w:type="dxa" w:w="2160"/>
+          </w:tcPr>
+          <w:p>
+            <w:r/>
+            <w:r>
+              <w:rPr>
+                <w:rFonts w:eastAsia="Microsoft YaHei" w:ascii="Microsoft YaHei" w:hAnsi="Microsoft YaHei"/>
+                <w:b w:val="0"/>
+              </w:rPr>
+              <w:t>核销订单号</w:t>
+            </w:r>
+          </w:p>
+        </w:tc>
+        <w:tc>
+          <w:tcPr>
+            <w:tcW w:type="dxa" w:w="2160"/>
+          </w:tcPr>
+          <w:p>
+            <w:r/>
+            <w:r>
+              <w:rPr>
+                <w:rFonts w:eastAsia="Microsoft YaHei" w:ascii="Microsoft YaHei" w:hAnsi="Microsoft YaHei"/>
+                <w:b w:val="0"/>
+              </w:rPr>
+              <w:t>核销该券实例对应的订单号（未核销时显示"—"）</w:t>
+            </w:r>
+          </w:p>
+        </w:tc>
+        <w:tc>
+          <w:tcPr>
+            <w:tcW w:type="dxa" w:w="2160"/>
+          </w:tcPr>
+          <w:p>
+            <w:r/>
+            <w:r>
+              <w:rPr>
+                <w:rFonts w:eastAsia="Microsoft YaHei" w:ascii="Microsoft YaHei" w:hAnsi="Microsoft YaHei"/>
+                <w:b w:val="0"/>
+              </w:rPr>
+              <w:t>《核销流水表》（JOIN order_no）</w:t>
+            </w:r>
+          </w:p>
+        </w:tc>
+        <w:tc>
+          <w:tcPr>
+            <w:tcW w:type="dxa" w:w="2160"/>
+          </w:tcPr>
+          <w:p>
+            <w:r/>
+            <w:r>
+              <w:rPr>
+                <w:rFonts w:eastAsia="Microsoft YaHei" w:ascii="Microsoft YaHei" w:hAnsi="Microsoft YaHei"/>
+                <w:b w:val="0"/>
+              </w:rPr>
+              <w:t>查询：输入框，精确 / 模糊匹配</w:t>
+            </w:r>
+          </w:p>
+        </w:tc>
+      </w:tr>
+    </w:tbl>
+    <w:p>
+      <w:pPr>
+        <w:pStyle w:val="Heading4"/>
+      </w:pPr>
+      <w:r>
+        <w:rPr>
+          <w:rFonts w:eastAsia="Microsoft YaHei" w:ascii="Microsoft YaHei" w:hAnsi="Microsoft YaHei"/>
+        </w:rPr>
+        <w:t>4.1.6.8 券明细记录数据来源（字段级）</w:t>
       </w:r>
     </w:p>
     <w:tbl>
@@ -18504,6 +19057,15 @@
           <w:b w:val="0"/>
         </w:rPr>
         <w:t>列表附加规则：排序：按发放时间倒序；分页：支持 20/50/100，默认 20；数据唯一判断：券ID 唯一。</w:t>
+      </w:r>
+    </w:p>
+    <w:p>
+      <w:r>
+        <w:rPr>
+          <w:rFonts w:eastAsia="Microsoft YaHei" w:ascii="Microsoft YaHei" w:hAnsi="Microsoft YaHei"/>
+          <w:b w:val="0"/>
+        </w:rPr>
+        <w:t>自动刷新频率：每 3 分钟（180s）静默刷新（仅当前页，不跳回首页），手动刷新按钮见 §4.1.6.6。</w:t>
       </w:r>
     </w:p>
     <w:p>

--- a/coupon-prd.docx
+++ b/coupon-prd.docx
@@ -15987,7 +15987,7 @@
                 <w:rFonts w:eastAsia="Microsoft YaHei" w:ascii="Microsoft YaHei" w:hAnsi="Microsoft YaHei"/>
                 <w:b w:val="0"/>
               </w:rPr>
-              <w:t>下拉单选：按券维度 / 按发放活动 / 券明细记录；默认按券维度。选「券明细记录」时下方展示按券实例（券ID）维度的明细表，字段与查询条件见 §4.1.6.7（券明细记录字段表）。</w:t>
+              <w:t>下拉单选：按券维度 / 按发放活动 / 券明细记录 / 已支付列表；默认按券维度。选「券明细记录」时下方展示按券实例（券ID）维度的明细表，字段与查询条件见 §4.1.6.7（券明细记录字段表）；选「已支付列表」时展示按券模板聚合的已支付笔数与退单统计，字段见 §4.1.6.9（已支付 / 退单统计列表）。</w:t>
             </w:r>
           </w:p>
         </w:tc>
@@ -17595,7 +17595,7 @@
                 <w:rFonts w:eastAsia="Microsoft YaHei" w:ascii="Microsoft YaHei" w:hAnsi="Microsoft YaHei"/>
                 <w:b w:val="0"/>
               </w:rPr>
-              <w:t>切换：按券维度 / 按发放活动 / 券明细记录；默认「按券维度」</w:t>
+              <w:t>切换：按券维度 / 按发放活动 / 券明细记录 / 已支付列表；默认「按券维度」</w:t>
             </w:r>
           </w:p>
         </w:tc>
@@ -18376,6 +18376,53 @@
           </w:p>
         </w:tc>
       </w:tr>
+      <w:tr>
+        <w:tc>
+          <w:tcPr>
+            <w:tcW w:type="dxa" w:w="2880"/>
+          </w:tcPr>
+          <w:p>
+            <w:r/>
+            <w:r>
+              <w:rPr>
+                <w:rFonts w:eastAsia="Microsoft YaHei" w:ascii="Microsoft YaHei" w:hAnsi="Microsoft YaHei"/>
+                <w:b w:val="0"/>
+              </w:rPr>
+              <w:t>已支付列表（§4.1.6.9）</w:t>
+            </w:r>
+          </w:p>
+        </w:tc>
+        <w:tc>
+          <w:tcPr>
+            <w:tcW w:type="dxa" w:w="2880"/>
+          </w:tcPr>
+          <w:p>
+            <w:r/>
+            <w:r>
+              <w:rPr>
+                <w:rFonts w:eastAsia="Microsoft YaHei" w:ascii="Microsoft YaHei" w:hAnsi="Microsoft YaHei"/>
+                <w:b w:val="0"/>
+              </w:rPr>
+              <w:t>每 5 分钟（300s）</w:t>
+            </w:r>
+          </w:p>
+        </w:tc>
+        <w:tc>
+          <w:tcPr>
+            <w:tcW w:type="dxa" w:w="2880"/>
+          </w:tcPr>
+          <w:p>
+            <w:r/>
+            <w:r>
+              <w:rPr>
+                <w:rFonts w:eastAsia="Microsoft YaHei" w:ascii="Microsoft YaHei" w:hAnsi="Microsoft YaHei"/>
+                <w:b w:val="0"/>
+              </w:rPr>
+              <w:t>含合计行同步刷新</w:t>
+            </w:r>
+          </w:p>
+        </w:tc>
+      </w:tr>
     </w:tbl>
     <w:p>
       <w:r>
@@ -19066,6 +19113,521 @@
           <w:b w:val="0"/>
         </w:rPr>
         <w:t>自动刷新频率：每 3 分钟（180s）静默刷新（仅当前页，不跳回首页），手动刷新按钮见 §4.1.6.6。</w:t>
+      </w:r>
+    </w:p>
+    <w:p>
+      <w:pPr>
+        <w:pStyle w:val="Heading4"/>
+      </w:pPr>
+      <w:r>
+        <w:rPr>
+          <w:rFonts w:eastAsia="Microsoft YaHei" w:ascii="Microsoft YaHei" w:hAnsi="Microsoft YaHei"/>
+        </w:rPr>
+        <w:t>4.1.6.9 已支付 / 退单统计列表字段表（「已支付列表」Tab，按券模板聚合的支付与退单统计）</w:t>
+      </w:r>
+    </w:p>
+    <w:p>
+      <w:r>
+        <w:rPr>
+          <w:rFonts w:eastAsia="Microsoft YaHei" w:ascii="Microsoft YaHei" w:hAnsi="Microsoft YaHei"/>
+          <w:b w:val="0"/>
+        </w:rPr>
+        <w:t>本列表从原「按券维度」汇总表中抽离「已支付（笔）」「退单（量 / 金额）」两列，独立成表，聚焦</w:t>
+      </w:r>
+      <w:r>
+        <w:rPr>
+          <w:rFonts w:eastAsia="Microsoft YaHei" w:ascii="Microsoft YaHei" w:hAnsi="Microsoft YaHei"/>
+          <w:b/>
+        </w:rPr>
+        <w:t>支付与退款维度</w:t>
+      </w:r>
+      <w:r>
+        <w:rPr>
+          <w:rFonts w:eastAsia="Microsoft YaHei" w:ascii="Microsoft YaHei" w:hAnsi="Microsoft YaHei"/>
+          <w:b w:val="0"/>
+        </w:rPr>
+        <w:t>的券表现，与 §4.1.6.3 的发放 / 核销指标互补、不重复展示。</w:t>
+      </w:r>
+    </w:p>
+    <w:tbl>
+      <w:tblPr>
+        <w:tblStyle w:val="TableGrid"/>
+        <w:tblW w:type="auto" w:w="0"/>
+        <w:tblLook w:firstColumn="1" w:firstRow="1" w:lastColumn="0" w:lastRow="0" w:noHBand="0" w:noVBand="1" w:val="04A0"/>
+        <w:jc w:val="center"/>
+        <w:tblBorders>
+          <w:top w:val="single" w:sz="4" w:space="0" w:color="999999"/>
+          <w:left w:val="single" w:sz="4" w:space="0" w:color="999999"/>
+          <w:bottom w:val="single" w:sz="4" w:space="0" w:color="999999"/>
+          <w:right w:val="single" w:sz="4" w:space="0" w:color="999999"/>
+          <w:insideH w:val="single" w:sz="4" w:space="0" w:color="999999"/>
+          <w:insideV w:val="single" w:sz="4" w:space="0" w:color="999999"/>
+        </w:tblBorders>
+      </w:tblPr>
+      <w:tblGrid>
+        <w:gridCol w:w="2160"/>
+        <w:gridCol w:w="2160"/>
+        <w:gridCol w:w="2160"/>
+        <w:gridCol w:w="2160"/>
+      </w:tblGrid>
+      <w:tr>
+        <w:tc>
+          <w:tcPr>
+            <w:tcW w:type="dxa" w:w="2160"/>
+          </w:tcPr>
+          <w:p>
+            <w:r>
+              <w:rPr>
+                <w:b/>
+              </w:rPr>
+            </w:r>
+            <w:r>
+              <w:rPr>
+                <w:rFonts w:eastAsia="Microsoft YaHei" w:ascii="Microsoft YaHei" w:hAnsi="Microsoft YaHei"/>
+                <w:b/>
+              </w:rPr>
+              <w:t>字段名称</w:t>
+            </w:r>
+          </w:p>
+        </w:tc>
+        <w:tc>
+          <w:tcPr>
+            <w:tcW w:type="dxa" w:w="2160"/>
+          </w:tcPr>
+          <w:p>
+            <w:r>
+              <w:rPr>
+                <w:b/>
+              </w:rPr>
+            </w:r>
+            <w:r>
+              <w:rPr>
+                <w:rFonts w:eastAsia="Microsoft YaHei" w:ascii="Microsoft YaHei" w:hAnsi="Microsoft YaHei"/>
+                <w:b/>
+              </w:rPr>
+              <w:t>聚合算法（计算公式）</w:t>
+            </w:r>
+          </w:p>
+        </w:tc>
+        <w:tc>
+          <w:tcPr>
+            <w:tcW w:type="dxa" w:w="2160"/>
+          </w:tcPr>
+          <w:p>
+            <w:r>
+              <w:rPr>
+                <w:b/>
+              </w:rPr>
+            </w:r>
+            <w:r>
+              <w:rPr>
+                <w:rFonts w:eastAsia="Microsoft YaHei" w:ascii="Microsoft YaHei" w:hAnsi="Microsoft YaHei"/>
+                <w:b/>
+              </w:rPr>
+              <w:t>数据来源</w:t>
+            </w:r>
+          </w:p>
+        </w:tc>
+        <w:tc>
+          <w:tcPr>
+            <w:tcW w:type="dxa" w:w="2160"/>
+          </w:tcPr>
+          <w:p>
+            <w:r>
+              <w:rPr>
+                <w:b/>
+              </w:rPr>
+            </w:r>
+            <w:r>
+              <w:rPr>
+                <w:rFonts w:eastAsia="Microsoft YaHei" w:ascii="Microsoft YaHei" w:hAnsi="Microsoft YaHei"/>
+                <w:b/>
+              </w:rPr>
+              <w:t>排序 / 筛选支持</w:t>
+            </w:r>
+          </w:p>
+        </w:tc>
+      </w:tr>
+      <w:tr>
+        <w:tc>
+          <w:tcPr>
+            <w:tcW w:type="dxa" w:w="2160"/>
+          </w:tcPr>
+          <w:p>
+            <w:r/>
+            <w:r>
+              <w:rPr>
+                <w:rFonts w:eastAsia="Microsoft YaHei" w:ascii="Microsoft YaHei" w:hAnsi="Microsoft YaHei"/>
+                <w:b w:val="0"/>
+              </w:rPr>
+              <w:t>券名称</w:t>
+            </w:r>
+          </w:p>
+        </w:tc>
+        <w:tc>
+          <w:tcPr>
+            <w:tcW w:type="dxa" w:w="2160"/>
+          </w:tcPr>
+          <w:p>
+            <w:r/>
+            <w:r>
+              <w:rPr>
+                <w:rFonts w:eastAsia="Microsoft YaHei" w:ascii="Microsoft YaHei" w:hAnsi="Microsoft YaHei"/>
+                <w:b w:val="0"/>
+              </w:rPr>
+              <w:t>取《券模板表》coupon_name，按 coupon_template_id 分组</w:t>
+            </w:r>
+          </w:p>
+        </w:tc>
+        <w:tc>
+          <w:tcPr>
+            <w:tcW w:type="dxa" w:w="2160"/>
+          </w:tcPr>
+          <w:p>
+            <w:r/>
+            <w:r>
+              <w:rPr>
+                <w:rFonts w:eastAsia="Microsoft YaHei" w:ascii="Microsoft YaHei" w:hAnsi="Microsoft YaHei"/>
+                <w:b w:val="0"/>
+              </w:rPr>
+              <w:t>《券模板表》</w:t>
+            </w:r>
+          </w:p>
+        </w:tc>
+        <w:tc>
+          <w:tcPr>
+            <w:tcW w:type="dxa" w:w="2160"/>
+          </w:tcPr>
+          <w:p>
+            <w:r/>
+            <w:r>
+              <w:rPr>
+                <w:rFonts w:eastAsia="Microsoft YaHei" w:ascii="Microsoft YaHei" w:hAnsi="Microsoft YaHei"/>
+                <w:b w:val="0"/>
+              </w:rPr>
+              <w:t>支持文本模糊搜索</w:t>
+            </w:r>
+          </w:p>
+        </w:tc>
+      </w:tr>
+      <w:tr>
+        <w:tc>
+          <w:tcPr>
+            <w:tcW w:type="dxa" w:w="2160"/>
+          </w:tcPr>
+          <w:p>
+            <w:r/>
+            <w:r>
+              <w:rPr>
+                <w:rFonts w:eastAsia="Microsoft YaHei" w:ascii="Microsoft YaHei" w:hAnsi="Microsoft YaHei"/>
+                <w:b w:val="0"/>
+              </w:rPr>
+              <w:t>类型</w:t>
+            </w:r>
+          </w:p>
+        </w:tc>
+        <w:tc>
+          <w:tcPr>
+            <w:tcW w:type="dxa" w:w="2160"/>
+          </w:tcPr>
+          <w:p>
+            <w:r/>
+            <w:r>
+              <w:rPr>
+                <w:rFonts w:eastAsia="Microsoft YaHei" w:ascii="Microsoft YaHei" w:hAnsi="Microsoft YaHei"/>
+                <w:b w:val="0"/>
+              </w:rPr>
+              <w:t>取《券模板表》coupon_type（满减券 / 无门槛代金券等）</w:t>
+            </w:r>
+          </w:p>
+        </w:tc>
+        <w:tc>
+          <w:tcPr>
+            <w:tcW w:type="dxa" w:w="2160"/>
+          </w:tcPr>
+          <w:p>
+            <w:r/>
+            <w:r>
+              <w:rPr>
+                <w:rFonts w:eastAsia="Microsoft YaHei" w:ascii="Microsoft YaHei" w:hAnsi="Microsoft YaHei"/>
+                <w:b w:val="0"/>
+              </w:rPr>
+              <w:t>《券模板表》</w:t>
+            </w:r>
+          </w:p>
+        </w:tc>
+        <w:tc>
+          <w:tcPr>
+            <w:tcW w:type="dxa" w:w="2160"/>
+          </w:tcPr>
+          <w:p>
+            <w:r/>
+            <w:r>
+              <w:rPr>
+                <w:rFonts w:eastAsia="Microsoft YaHei" w:ascii="Microsoft YaHei" w:hAnsi="Microsoft YaHei"/>
+                <w:b w:val="0"/>
+              </w:rPr>
+              <w:t>支持下拉筛选</w:t>
+            </w:r>
+          </w:p>
+        </w:tc>
+      </w:tr>
+      <w:tr>
+        <w:tc>
+          <w:tcPr>
+            <w:tcW w:type="dxa" w:w="2160"/>
+          </w:tcPr>
+          <w:p>
+            <w:r/>
+            <w:r>
+              <w:rPr>
+                <w:rFonts w:eastAsia="Microsoft YaHei" w:ascii="Microsoft YaHei" w:hAnsi="Microsoft YaHei"/>
+                <w:b w:val="0"/>
+              </w:rPr>
+              <w:t>已支付（笔）</w:t>
+            </w:r>
+          </w:p>
+        </w:tc>
+        <w:tc>
+          <w:tcPr>
+            <w:tcW w:type="dxa" w:w="2160"/>
+          </w:tcPr>
+          <w:p>
+            <w:r/>
+            <w:r>
+              <w:rPr>
+                <w:rFonts w:eastAsia="Microsoft YaHei" w:ascii="Microsoft YaHei" w:hAnsi="Microsoft YaHei"/>
+                <w:b w:val="0"/>
+              </w:rPr>
+              <w:t>COUNT(《订单表》WHERE coupon_id=当前券 AND pay_status='已支付')，即使用该券的订单中已支付成功的笔数</w:t>
+            </w:r>
+          </w:p>
+        </w:tc>
+        <w:tc>
+          <w:tcPr>
+            <w:tcW w:type="dxa" w:w="2160"/>
+          </w:tcPr>
+          <w:p>
+            <w:r/>
+            <w:r>
+              <w:rPr>
+                <w:rFonts w:eastAsia="Microsoft YaHei" w:ascii="Microsoft YaHei" w:hAnsi="Microsoft YaHei"/>
+                <w:b w:val="0"/>
+              </w:rPr>
+              <w:t>《订单表》（JOIN 券核销关联）</w:t>
+            </w:r>
+          </w:p>
+        </w:tc>
+        <w:tc>
+          <w:tcPr>
+            <w:tcW w:type="dxa" w:w="2160"/>
+          </w:tcPr>
+          <w:p>
+            <w:r/>
+            <w:r>
+              <w:rPr>
+                <w:rFonts w:eastAsia="Microsoft YaHei" w:ascii="Microsoft YaHei" w:hAnsi="Microsoft YaHei"/>
+                <w:b w:val="0"/>
+              </w:rPr>
+              <w:t>支持数值区间筛选</w:t>
+            </w:r>
+          </w:p>
+        </w:tc>
+      </w:tr>
+      <w:tr>
+        <w:tc>
+          <w:tcPr>
+            <w:tcW w:type="dxa" w:w="2160"/>
+          </w:tcPr>
+          <w:p>
+            <w:r/>
+            <w:r>
+              <w:rPr>
+                <w:rFonts w:eastAsia="Microsoft YaHei" w:ascii="Microsoft YaHei" w:hAnsi="Microsoft YaHei"/>
+                <w:b w:val="0"/>
+              </w:rPr>
+              <w:t>退单量（笔）</w:t>
+            </w:r>
+          </w:p>
+        </w:tc>
+        <w:tc>
+          <w:tcPr>
+            <w:tcW w:type="dxa" w:w="2160"/>
+          </w:tcPr>
+          <w:p>
+            <w:r/>
+            <w:r>
+              <w:rPr>
+                <w:rFonts w:eastAsia="Microsoft YaHei" w:ascii="Microsoft YaHei" w:hAnsi="Microsoft YaHei"/>
+                <w:b w:val="0"/>
+              </w:rPr>
+              <w:t>COUNT(《订单表》WHERE coupon_id=当前券 AND pay_status='已退款')，即已支付后发生退款的订单笔数</w:t>
+            </w:r>
+          </w:p>
+        </w:tc>
+        <w:tc>
+          <w:tcPr>
+            <w:tcW w:type="dxa" w:w="2160"/>
+          </w:tcPr>
+          <w:p>
+            <w:r/>
+            <w:r>
+              <w:rPr>
+                <w:rFonts w:eastAsia="Microsoft YaHei" w:ascii="Microsoft YaHei" w:hAnsi="Microsoft YaHei"/>
+                <w:b w:val="0"/>
+              </w:rPr>
+              <w:t>《订单表》</w:t>
+            </w:r>
+          </w:p>
+        </w:tc>
+        <w:tc>
+          <w:tcPr>
+            <w:tcW w:type="dxa" w:w="2160"/>
+          </w:tcPr>
+          <w:p>
+            <w:r/>
+            <w:r>
+              <w:rPr>
+                <w:rFonts w:eastAsia="Microsoft YaHei" w:ascii="Microsoft YaHei" w:hAnsi="Microsoft YaHei"/>
+                <w:b w:val="0"/>
+              </w:rPr>
+              <w:t>支持数值区间筛选</w:t>
+            </w:r>
+          </w:p>
+        </w:tc>
+      </w:tr>
+      <w:tr>
+        <w:tc>
+          <w:tcPr>
+            <w:tcW w:type="dxa" w:w="2160"/>
+          </w:tcPr>
+          <w:p>
+            <w:r/>
+            <w:r>
+              <w:rPr>
+                <w:rFonts w:eastAsia="Microsoft YaHei" w:ascii="Microsoft YaHei" w:hAnsi="Microsoft YaHei"/>
+                <w:b w:val="0"/>
+              </w:rPr>
+              <w:t>退单金额（元）</w:t>
+            </w:r>
+          </w:p>
+        </w:tc>
+        <w:tc>
+          <w:tcPr>
+            <w:tcW w:type="dxa" w:w="2160"/>
+          </w:tcPr>
+          <w:p>
+            <w:r/>
+            <w:r>
+              <w:rPr>
+                <w:rFonts w:eastAsia="Microsoft YaHei" w:ascii="Microsoft YaHei" w:hAnsi="Microsoft YaHei"/>
+                <w:b w:val="0"/>
+              </w:rPr>
+              <w:t>SUM(《订单表》WHERE coupon_id=当前券 AND pay_status='已退款' 的 refund_amount)，即退款订单的实际退款金额合计</w:t>
+            </w:r>
+          </w:p>
+        </w:tc>
+        <w:tc>
+          <w:tcPr>
+            <w:tcW w:type="dxa" w:w="2160"/>
+          </w:tcPr>
+          <w:p>
+            <w:r/>
+            <w:r>
+              <w:rPr>
+                <w:rFonts w:eastAsia="Microsoft YaHei" w:ascii="Microsoft YaHei" w:hAnsi="Microsoft YaHei"/>
+                <w:b w:val="0"/>
+              </w:rPr>
+              <w:t>《订单表》</w:t>
+            </w:r>
+          </w:p>
+        </w:tc>
+        <w:tc>
+          <w:tcPr>
+            <w:tcW w:type="dxa" w:w="2160"/>
+          </w:tcPr>
+          <w:p>
+            <w:r/>
+            <w:r>
+              <w:rPr>
+                <w:rFonts w:eastAsia="Microsoft YaHei" w:ascii="Microsoft YaHei" w:hAnsi="Microsoft YaHei"/>
+                <w:b w:val="0"/>
+              </w:rPr>
+              <w:t>支持数值区间筛选</w:t>
+            </w:r>
+          </w:p>
+        </w:tc>
+      </w:tr>
+      <w:tr>
+        <w:tc>
+          <w:tcPr>
+            <w:tcW w:type="dxa" w:w="2160"/>
+          </w:tcPr>
+          <w:p>
+            <w:r/>
+            <w:r>
+              <w:rPr>
+                <w:rFonts w:eastAsia="Microsoft YaHei" w:ascii="Microsoft YaHei" w:hAnsi="Microsoft YaHei"/>
+                <w:b w:val="0"/>
+              </w:rPr>
+              <w:t>退单率</w:t>
+            </w:r>
+          </w:p>
+        </w:tc>
+        <w:tc>
+          <w:tcPr>
+            <w:tcW w:type="dxa" w:w="2160"/>
+          </w:tcPr>
+          <w:p>
+            <w:r/>
+            <w:r>
+              <w:rPr>
+                <w:rFonts w:eastAsia="Microsoft YaHei" w:ascii="Microsoft YaHei" w:hAnsi="Microsoft YaHei"/>
+                <w:b w:val="0"/>
+              </w:rPr>
+              <w:t>退单量 ÷ 已支付 × 100%（保留 1 位小数）；已支付=0 时显示"—"</w:t>
+            </w:r>
+          </w:p>
+        </w:tc>
+        <w:tc>
+          <w:tcPr>
+            <w:tcW w:type="dxa" w:w="2160"/>
+          </w:tcPr>
+          <w:p>
+            <w:r/>
+            <w:r>
+              <w:rPr>
+                <w:rFonts w:eastAsia="Microsoft YaHei" w:ascii="Microsoft YaHei" w:hAnsi="Microsoft YaHei"/>
+                <w:b w:val="0"/>
+              </w:rPr>
+              <w:t>上述两字段派生</w:t>
+            </w:r>
+          </w:p>
+        </w:tc>
+        <w:tc>
+          <w:tcPr>
+            <w:tcW w:type="dxa" w:w="2160"/>
+          </w:tcPr>
+          <w:p>
+            <w:r/>
+            <w:r>
+              <w:rPr>
+                <w:rFonts w:eastAsia="Microsoft YaHei" w:ascii="Microsoft YaHei" w:hAnsi="Microsoft YaHei"/>
+                <w:b w:val="0"/>
+              </w:rPr>
+              <w:t>仅展示，不支持筛选</w:t>
+            </w:r>
+          </w:p>
+        </w:tc>
+      </w:tr>
+    </w:tbl>
+    <w:p>
+      <w:r>
+        <w:rPr>
+          <w:rFonts w:eastAsia="Microsoft YaHei" w:ascii="Microsoft YaHei" w:hAnsi="Microsoft YaHei"/>
+          <w:b w:val="0"/>
+        </w:rPr>
+        <w:t>列表附加规则：排序默认按「已支付（笔）」降序；分页支持 10/20/50，默认 20；合计行（最末行）：已支付 / 退单量 / 退单金额三列求和，退单率显示全量均值。空态：无数据时显示"暂无统计数据"。自动刷新频率：每 5 分钟（300s）静默刷新（合计行同步），手动刷新按钮见 §4.1.6.6。</w:t>
       </w:r>
     </w:p>
     <w:p>

--- a/coupon-prd.docx
+++ b/coupon-prd.docx
@@ -16700,7 +16700,7 @@
           <w:rFonts w:eastAsia="Microsoft YaHei" w:ascii="Microsoft YaHei" w:hAnsi="Microsoft YaHei"/>
           <w:b w:val="0"/>
         </w:rPr>
-        <w:t>列表附加规则：排序默认按「总发行量」降序；分页支持 10/20/50，默认 20；合计行（最末行）：总发行量/已领取/核销量/核销金额四列求和，领取率/核销率显示全量均值。空态：无数据时显示"暂无统计数据"。</w:t>
+        <w:t>列表附加规则：排序默认按「总发行量」降序；分页：见 §4.1.6.5.1 分页展示规范（本维度每页条数选项 10/20/50，默认 20）；合计行（最末行）：总发行量/已领取/核销量/核销金额四列求和，领取率/核销率显示全量均值。空态：无数据时显示"暂无统计数据"。</w:t>
       </w:r>
     </w:p>
     <w:p>
@@ -17466,7 +17466,7 @@
           <w:rFonts w:eastAsia="Microsoft YaHei" w:ascii="Microsoft YaHei" w:hAnsi="Microsoft YaHei"/>
           <w:b w:val="0"/>
         </w:rPr>
-        <w:t>列表附加规则：排序默认按「开始时间」倒序（最新活动在前）；分页支持 10/20/50，默认 20；合计行同上。空态同上。</w:t>
+        <w:t>列表附加规则：排序默认按「开始时间」倒序（最新活动在前）；分页：见 §4.1.6.5.1 分页展示规范（本维度每页条数选项 10/20/50，默认 20）；合计行同上。空态同上。</w:t>
       </w:r>
     </w:p>
     <w:p>
@@ -17865,6 +17865,385 @@
         </w:tc>
       </w:tr>
     </w:tbl>
+    <w:p>
+      <w:r>
+        <w:rPr>
+          <w:rFonts w:eastAsia="Microsoft YaHei" w:ascii="Microsoft YaHei" w:hAnsi="Microsoft YaHei"/>
+          <w:b w:val="0"/>
+        </w:rPr>
+        <w:t>4.1.6.5.1 分页展示规范（四个列表维度统一，</w:t>
+      </w:r>
+    </w:p>
+    <w:p>
+      <w:r>
+        <w:rPr>
+          <w:rFonts w:eastAsia="Microsoft YaHei" w:ascii="Microsoft YaHei" w:hAnsi="Microsoft YaHei"/>
+          <w:b w:val="0"/>
+        </w:rPr>
+        <w:t>本期必须实现</w:t>
+      </w:r>
+    </w:p>
+    <w:p>
+      <w:r>
+        <w:rPr>
+          <w:rFonts w:eastAsia="Microsoft YaHei" w:ascii="Microsoft YaHei" w:hAnsi="Microsoft YaHei"/>
+          <w:b w:val="0"/>
+        </w:rPr>
+        <w:t>）</w:t>
+      </w:r>
+    </w:p>
+    <w:p>
+      <w:r>
+        <w:rPr>
+          <w:rFonts w:eastAsia="Microsoft YaHei" w:ascii="Microsoft YaHei" w:hAnsi="Microsoft YaHei"/>
+          <w:b w:val="0"/>
+        </w:rPr>
+        <w:t>数据看板四个维度列表（按券维度 / 按发放活动 / 券明细记录 / 已支付列表）</w:t>
+      </w:r>
+      <w:r>
+        <w:rPr>
+          <w:rFonts w:eastAsia="Microsoft YaHei" w:ascii="Microsoft YaHei" w:hAnsi="Microsoft YaHei"/>
+          <w:b/>
+        </w:rPr>
+        <w:t>均采用分页展示，不做前端滚动加载 / 不分页一次性展示</w:t>
+      </w:r>
+      <w:r>
+        <w:rPr>
+          <w:rFonts w:eastAsia="Microsoft YaHei" w:ascii="Microsoft YaHei" w:hAnsi="Microsoft YaHei"/>
+          <w:b w:val="0"/>
+        </w:rPr>
+        <w:t>。分页控件统一渲染在每个列表表格正下方，展示规则如下：</w:t>
+      </w:r>
+    </w:p>
+    <w:tbl>
+      <w:tblPr>
+        <w:tblStyle w:val="TableGrid"/>
+        <w:tblW w:type="auto" w:w="0"/>
+        <w:tblLook w:firstColumn="1" w:firstRow="1" w:lastColumn="0" w:lastRow="0" w:noHBand="0" w:noVBand="1" w:val="04A0"/>
+        <w:jc w:val="center"/>
+        <w:tblBorders>
+          <w:top w:val="single" w:sz="4" w:space="0" w:color="999999"/>
+          <w:left w:val="single" w:sz="4" w:space="0" w:color="999999"/>
+          <w:bottom w:val="single" w:sz="4" w:space="0" w:color="999999"/>
+          <w:right w:val="single" w:sz="4" w:space="0" w:color="999999"/>
+          <w:insideH w:val="single" w:sz="4" w:space="0" w:color="999999"/>
+          <w:insideV w:val="single" w:sz="4" w:space="0" w:color="999999"/>
+        </w:tblBorders>
+      </w:tblPr>
+      <w:tblGrid>
+        <w:gridCol w:w="2880"/>
+        <w:gridCol w:w="2880"/>
+        <w:gridCol w:w="2880"/>
+      </w:tblGrid>
+      <w:tr>
+        <w:tc>
+          <w:tcPr>
+            <w:tcW w:type="dxa" w:w="2880"/>
+          </w:tcPr>
+          <w:p>
+            <w:r>
+              <w:rPr>
+                <w:b/>
+              </w:rPr>
+            </w:r>
+            <w:r>
+              <w:rPr>
+                <w:rFonts w:eastAsia="Microsoft YaHei" w:ascii="Microsoft YaHei" w:hAnsi="Microsoft YaHei"/>
+                <w:b/>
+              </w:rPr>
+              <w:t>控件</w:t>
+            </w:r>
+          </w:p>
+        </w:tc>
+        <w:tc>
+          <w:tcPr>
+            <w:tcW w:type="dxa" w:w="2880"/>
+          </w:tcPr>
+          <w:p>
+            <w:r>
+              <w:rPr>
+                <w:b/>
+              </w:rPr>
+            </w:r>
+            <w:r>
+              <w:rPr>
+                <w:rFonts w:eastAsia="Microsoft YaHei" w:ascii="Microsoft YaHei" w:hAnsi="Microsoft YaHei"/>
+                <w:b/>
+              </w:rPr>
+              <w:t>展示位置与形态</w:t>
+            </w:r>
+          </w:p>
+        </w:tc>
+        <w:tc>
+          <w:tcPr>
+            <w:tcW w:type="dxa" w:w="2880"/>
+          </w:tcPr>
+          <w:p>
+            <w:r>
+              <w:rPr>
+                <w:b/>
+              </w:rPr>
+            </w:r>
+            <w:r>
+              <w:rPr>
+                <w:rFonts w:eastAsia="Microsoft YaHei" w:ascii="Microsoft YaHei" w:hAnsi="Microsoft YaHei"/>
+                <w:b/>
+              </w:rPr>
+              <w:t>交互规则</w:t>
+            </w:r>
+          </w:p>
+        </w:tc>
+      </w:tr>
+      <w:tr>
+        <w:tc>
+          <w:tcPr>
+            <w:tcW w:type="dxa" w:w="2880"/>
+          </w:tcPr>
+          <w:p>
+            <w:r/>
+            <w:r>
+              <w:rPr>
+                <w:rFonts w:eastAsia="Microsoft YaHei" w:ascii="Microsoft YaHei" w:hAnsi="Microsoft YaHei"/>
+                <w:b w:val="0"/>
+              </w:rPr>
+              <w:t>总条数</w:t>
+            </w:r>
+          </w:p>
+        </w:tc>
+        <w:tc>
+          <w:tcPr>
+            <w:tcW w:type="dxa" w:w="2880"/>
+          </w:tcPr>
+          <w:p>
+            <w:r/>
+            <w:r>
+              <w:rPr>
+                <w:rFonts w:eastAsia="Microsoft YaHei" w:ascii="Microsoft YaHei" w:hAnsi="Microsoft YaHei"/>
+                <w:b w:val="0"/>
+              </w:rPr>
+              <w:t>分页条最左侧文案「共 N 条」</w:t>
+            </w:r>
+          </w:p>
+        </w:tc>
+        <w:tc>
+          <w:tcPr>
+            <w:tcW w:type="dxa" w:w="2880"/>
+          </w:tcPr>
+          <w:p>
+            <w:r/>
+            <w:r>
+              <w:rPr>
+                <w:rFonts w:eastAsia="Microsoft YaHei" w:ascii="Microsoft YaHei" w:hAnsi="Microsoft YaHei"/>
+                <w:b w:val="0"/>
+              </w:rPr>
+              <w:t>实时反映当前筛选条件下的总记录数（非当前页条数）</w:t>
+            </w:r>
+          </w:p>
+        </w:tc>
+      </w:tr>
+      <w:tr>
+        <w:tc>
+          <w:tcPr>
+            <w:tcW w:type="dxa" w:w="2880"/>
+          </w:tcPr>
+          <w:p>
+            <w:r/>
+            <w:r>
+              <w:rPr>
+                <w:rFonts w:eastAsia="Microsoft YaHei" w:ascii="Microsoft YaHei" w:hAnsi="Microsoft YaHei"/>
+                <w:b w:val="0"/>
+              </w:rPr>
+              <w:t>每页条数选择器</w:t>
+            </w:r>
+          </w:p>
+        </w:tc>
+        <w:tc>
+          <w:tcPr>
+            <w:tcW w:type="dxa" w:w="2880"/>
+          </w:tcPr>
+          <w:p>
+            <w:r/>
+            <w:r>
+              <w:rPr>
+                <w:rFonts w:eastAsia="Microsoft YaHei" w:ascii="Microsoft YaHei" w:hAnsi="Microsoft YaHei"/>
+                <w:b w:val="0"/>
+              </w:rPr>
+              <w:t>「共 N 条」右侧下拉框；各维度选项见对应小节（按券维度 / 按发放活动 / 已支付列表 = 10 / 20 / 50；券明细记录 = 20 / 50 / 100），</w:t>
+            </w:r>
+            <w:r>
+              <w:rPr>
+                <w:rFonts w:eastAsia="Microsoft YaHei" w:ascii="Microsoft YaHei" w:hAnsi="Microsoft YaHei"/>
+                <w:b/>
+              </w:rPr>
+              <w:t>默认 20</w:t>
+            </w:r>
+          </w:p>
+        </w:tc>
+        <w:tc>
+          <w:tcPr>
+            <w:tcW w:type="dxa" w:w="2880"/>
+          </w:tcPr>
+          <w:p>
+            <w:r/>
+            <w:r>
+              <w:rPr>
+                <w:rFonts w:eastAsia="Microsoft YaHei" w:ascii="Microsoft YaHei" w:hAnsi="Microsoft YaHei"/>
+                <w:b w:val="0"/>
+              </w:rPr>
+              <w:t>切换后重置到第 1 页并重新请求；同会话内记忆用户上次选择</w:t>
+            </w:r>
+          </w:p>
+        </w:tc>
+      </w:tr>
+      <w:tr>
+        <w:tc>
+          <w:tcPr>
+            <w:tcW w:type="dxa" w:w="2880"/>
+          </w:tcPr>
+          <w:p>
+            <w:r/>
+            <w:r>
+              <w:rPr>
+                <w:rFonts w:eastAsia="Microsoft YaHei" w:ascii="Microsoft YaHei" w:hAnsi="Microsoft YaHei"/>
+                <w:b w:val="0"/>
+              </w:rPr>
+              <w:t>上一页 / 下一页</w:t>
+            </w:r>
+          </w:p>
+        </w:tc>
+        <w:tc>
+          <w:tcPr>
+            <w:tcW w:type="dxa" w:w="2880"/>
+          </w:tcPr>
+          <w:p>
+            <w:r/>
+            <w:r>
+              <w:rPr>
+                <w:rFonts w:eastAsia="Microsoft YaHei" w:ascii="Microsoft YaHei" w:hAnsi="Microsoft YaHei"/>
+                <w:b w:val="0"/>
+              </w:rPr>
+              <w:t>分页条中间两个按钮</w:t>
+            </w:r>
+          </w:p>
+        </w:tc>
+        <w:tc>
+          <w:tcPr>
+            <w:tcW w:type="dxa" w:w="2880"/>
+          </w:tcPr>
+          <w:p>
+            <w:r/>
+            <w:r>
+              <w:rPr>
+                <w:rFonts w:eastAsia="Microsoft YaHei" w:ascii="Microsoft YaHei" w:hAnsi="Microsoft YaHei"/>
+                <w:b w:val="0"/>
+              </w:rPr>
+              <w:t>第 1 页时「上一页」禁用（置灰），末页时「下一页」禁用；点击触发对应页数据请求</w:t>
+            </w:r>
+          </w:p>
+        </w:tc>
+      </w:tr>
+      <w:tr>
+        <w:tc>
+          <w:tcPr>
+            <w:tcW w:type="dxa" w:w="2880"/>
+          </w:tcPr>
+          <w:p>
+            <w:r/>
+            <w:r>
+              <w:rPr>
+                <w:rFonts w:eastAsia="Microsoft YaHei" w:ascii="Microsoft YaHei" w:hAnsi="Microsoft YaHei"/>
+                <w:b w:val="0"/>
+              </w:rPr>
+              <w:t>页码指示</w:t>
+            </w:r>
+          </w:p>
+        </w:tc>
+        <w:tc>
+          <w:tcPr>
+            <w:tcW w:type="dxa" w:w="2880"/>
+          </w:tcPr>
+          <w:p>
+            <w:r/>
+            <w:r>
+              <w:rPr>
+                <w:rFonts w:eastAsia="Microsoft YaHei" w:ascii="Microsoft YaHei" w:hAnsi="Microsoft YaHei"/>
+                <w:b w:val="0"/>
+              </w:rPr>
+              <w:t>「第 X / Y 页」文案（X=当前页，Y=总页数）</w:t>
+            </w:r>
+          </w:p>
+        </w:tc>
+        <w:tc>
+          <w:tcPr>
+            <w:tcW w:type="dxa" w:w="2880"/>
+          </w:tcPr>
+          <w:p>
+            <w:r/>
+            <w:r>
+              <w:rPr>
+                <w:rFonts w:eastAsia="Microsoft YaHei" w:ascii="Microsoft YaHei" w:hAnsi="Microsoft YaHei"/>
+                <w:b w:val="0"/>
+              </w:rPr>
+              <w:t>仅展示当前/总页，不提供页码输入框跳页（数据量可控）；Y=1 时两个翻页按钮均禁用</w:t>
+            </w:r>
+          </w:p>
+        </w:tc>
+      </w:tr>
+    </w:tbl>
+    <w:p>
+      <w:pPr>
+        <w:shd w:val="clear" w:color="auto" w:fill="F8FAFC"/>
+      </w:pPr>
+      <w:r>
+        <w:rPr>
+          <w:rFonts w:eastAsia="Microsoft YaHei" w:ascii="Microsoft YaHei" w:hAnsi="Microsoft YaHei"/>
+          <w:b w:val="0"/>
+        </w:rPr>
+        <w:t xml:space="preserve">📌 </w:t>
+      </w:r>
+      <w:r>
+        <w:rPr>
+          <w:rFonts w:eastAsia="Microsoft YaHei" w:ascii="Microsoft YaHei" w:hAnsi="Microsoft YaHei"/>
+          <w:b/>
+        </w:rPr>
+        <w:t>分页实现与展示说明</w:t>
+      </w:r>
+      <w:r>
+        <w:rPr>
+          <w:rFonts w:eastAsia="Microsoft YaHei" w:ascii="Microsoft YaHei" w:hAnsi="Microsoft YaHei"/>
+          <w:b w:val="0"/>
+        </w:rPr>
+        <w:t>：① 分页为</w:t>
+      </w:r>
+      <w:r>
+        <w:rPr>
+          <w:rFonts w:eastAsia="Microsoft YaHei" w:ascii="Microsoft YaHei" w:hAnsi="Microsoft YaHei"/>
+          <w:b/>
+        </w:rPr>
+        <w:t>服务端分页</w:t>
+      </w:r>
+      <w:r>
+        <w:rPr>
+          <w:rFonts w:eastAsia="Microsoft YaHei" w:ascii="Microsoft YaHei" w:hAnsi="Microsoft YaHei"/>
+          <w:b w:val="0"/>
+        </w:rPr>
+        <w:t>，每次翻页 / 改每页条数均重新聚合查询当前页数据（非前端一次性取全量后切片）；② 自动刷新（§4.1.6.6）仅刷新当前页数据并</w:t>
+      </w:r>
+      <w:r>
+        <w:rPr>
+          <w:rFonts w:eastAsia="Microsoft YaHei" w:ascii="Microsoft YaHei" w:hAnsi="Microsoft YaHei"/>
+          <w:b/>
+        </w:rPr>
+        <w:t>保留分页位置</w:t>
+      </w:r>
+      <w:r>
+        <w:rPr>
+          <w:rFonts w:eastAsia="Microsoft YaHei" w:ascii="Microsoft YaHei" w:hAnsi="Microsoft YaHei"/>
+          <w:b w:val="0"/>
+        </w:rPr>
+        <w:t>（不跳回第 1 页）；③ 单次查询结果上限 1000 条，超出提示「数据量较大，请缩小筛选范围后重试」（见 §4.1.6.7 极限值处理）；④ 合计行（按券维度 / 已支付列表存在）不参与分页，始终基于全量聚合展示，固定在列表最末行。</w:t>
+      </w:r>
+    </w:p>
     <w:p>
       <w:pPr>
         <w:pStyle w:val="Heading4"/>
@@ -19103,7 +19482,7 @@
           <w:rFonts w:eastAsia="Microsoft YaHei" w:ascii="Microsoft YaHei" w:hAnsi="Microsoft YaHei"/>
           <w:b w:val="0"/>
         </w:rPr>
-        <w:t>列表附加规则：排序：按发放时间倒序；分页：支持 20/50/100，默认 20；数据唯一判断：券ID 唯一。</w:t>
+        <w:t>列表附加规则：排序：按发放时间倒序；分页：见 §4.1.6.5.1 分页展示规范（本维度每页条数选项 20/50/100，默认 20）；数据唯一判断：券ID 唯一。</w:t>
       </w:r>
     </w:p>
     <w:p>
@@ -19627,7 +20006,7 @@
           <w:rFonts w:eastAsia="Microsoft YaHei" w:ascii="Microsoft YaHei" w:hAnsi="Microsoft YaHei"/>
           <w:b w:val="0"/>
         </w:rPr>
-        <w:t>列表附加规则：排序默认按「已支付（笔）」降序；分页支持 10/20/50，默认 20；合计行（最末行）：已支付 / 退单量 / 退单金额三列求和，退单率显示全量均值。空态：无数据时显示"暂无统计数据"。自动刷新频率：每 5 分钟（300s）静默刷新（合计行同步），手动刷新按钮见 §4.1.6.6。</w:t>
+        <w:t>列表附加规则：排序默认按「已支付（笔）」降序；分页：见 §4.1.6.5.1 分页展示规范（本维度每页条数选项 10/20/50，默认 20）；合计行（最末行）：已支付 / 退单量 / 退单金额三列求和，退单率显示全量均值。空态：无数据时显示"暂无统计数据"。自动刷新频率：每 5 分钟（300s）静默刷新（合计行同步），手动刷新按钮见 §4.1.6.6。</w:t>
       </w:r>
     </w:p>
     <w:p>
@@ -20256,7 +20635,7 @@
           <w:rFonts w:eastAsia="Microsoft YaHei" w:ascii="Microsoft YaHei" w:hAnsi="Microsoft YaHei"/>
           <w:b w:val="0"/>
         </w:rPr>
-        <w:t>列表附加规则：排序：按领取时间倒序；分页：支持 20/50/100，默认 20；数据唯一判断：券码唯一。</w:t>
+        <w:t>列表附加规则：排序：按领取时间倒序；分页：见 §4.1.6.5.1 分页展示规范（本维度每页条数选项 20/50/100，默认 20）；数据唯一判断：券码唯一。</w:t>
       </w:r>
     </w:p>
     <w:p>

--- a/coupon-prd.docx
+++ b/coupon-prd.docx
@@ -15987,7 +15987,7 @@
                 <w:rFonts w:eastAsia="Microsoft YaHei" w:ascii="Microsoft YaHei" w:hAnsi="Microsoft YaHei"/>
                 <w:b w:val="0"/>
               </w:rPr>
-              <w:t>下拉单选：按券维度 / 按发放活动 / 券明细记录 / 已支付列表；默认按券维度。选「券明细记录」时下方展示按券实例（券ID）维度的明细表，字段与查询条件见 §4.1.6.7（券明细记录字段表）；选「已支付列表」时展示按券模板聚合的已支付笔数与退单统计，字段见 §4.1.6.9（已支付 / 退单统计列表）。</w:t>
+              <w:t>下拉单选：按券维度 / 按发放活动 / 券明细记录；默认按券维度。选「券明细记录」时下方展示按券实例（券ID）维度的明细表，字段与查询条件见 §4.1.6.7（券明细记录字段表）。</w:t>
             </w:r>
           </w:p>
         </w:tc>
@@ -16643,6 +16643,130 @@
                 <w:rFonts w:eastAsia="Microsoft YaHei" w:ascii="Microsoft YaHei" w:hAnsi="Microsoft YaHei"/>
                 <w:b w:val="0"/>
               </w:rPr>
+              <w:t>退单量（笔）</w:t>
+            </w:r>
+          </w:p>
+        </w:tc>
+        <w:tc>
+          <w:tcPr>
+            <w:tcW w:type="dxa" w:w="2160"/>
+          </w:tcPr>
+          <w:p>
+            <w:r/>
+            <w:r>
+              <w:rPr>
+                <w:rFonts w:eastAsia="Microsoft YaHei" w:ascii="Microsoft YaHei" w:hAnsi="Microsoft YaHei"/>
+                <w:b w:val="0"/>
+              </w:rPr>
+              <w:t>COUNT(《订单表》WHERE coupon_template_id=当前券 AND pay_status='已退款')，即该券模板已支付后发生退款的订单笔数</w:t>
+            </w:r>
+          </w:p>
+        </w:tc>
+        <w:tc>
+          <w:tcPr>
+            <w:tcW w:type="dxa" w:w="2160"/>
+          </w:tcPr>
+          <w:p>
+            <w:r/>
+            <w:r>
+              <w:rPr>
+                <w:rFonts w:eastAsia="Microsoft YaHei" w:ascii="Microsoft YaHei" w:hAnsi="Microsoft YaHei"/>
+                <w:b w:val="0"/>
+              </w:rPr>
+              <w:t>《订单表》（JOIN 用户券表 coupon_template_id）</w:t>
+            </w:r>
+          </w:p>
+        </w:tc>
+        <w:tc>
+          <w:tcPr>
+            <w:tcW w:type="dxa" w:w="2160"/>
+          </w:tcPr>
+          <w:p>
+            <w:r/>
+            <w:r>
+              <w:rPr>
+                <w:rFonts w:eastAsia="Microsoft YaHei" w:ascii="Microsoft YaHei" w:hAnsi="Microsoft YaHei"/>
+                <w:b w:val="0"/>
+              </w:rPr>
+              <w:t>支持数值区间筛选</w:t>
+            </w:r>
+          </w:p>
+        </w:tc>
+      </w:tr>
+      <w:tr>
+        <w:tc>
+          <w:tcPr>
+            <w:tcW w:type="dxa" w:w="2160"/>
+          </w:tcPr>
+          <w:p>
+            <w:r/>
+            <w:r>
+              <w:rPr>
+                <w:rFonts w:eastAsia="Microsoft YaHei" w:ascii="Microsoft YaHei" w:hAnsi="Microsoft YaHei"/>
+                <w:b w:val="0"/>
+              </w:rPr>
+              <w:t>退单金额（元）</w:t>
+            </w:r>
+          </w:p>
+        </w:tc>
+        <w:tc>
+          <w:tcPr>
+            <w:tcW w:type="dxa" w:w="2160"/>
+          </w:tcPr>
+          <w:p>
+            <w:r/>
+            <w:r>
+              <w:rPr>
+                <w:rFonts w:eastAsia="Microsoft YaHei" w:ascii="Microsoft YaHei" w:hAnsi="Microsoft YaHei"/>
+                <w:b w:val="0"/>
+              </w:rPr>
+              <w:t>SUM(《订单表》WHERE coupon_template_id=当前券 AND pay_status='已退款' 的 refund_amount)，即该券模板所有退款订单的实际退款金额合计</w:t>
+            </w:r>
+          </w:p>
+        </w:tc>
+        <w:tc>
+          <w:tcPr>
+            <w:tcW w:type="dxa" w:w="2160"/>
+          </w:tcPr>
+          <w:p>
+            <w:r/>
+            <w:r>
+              <w:rPr>
+                <w:rFonts w:eastAsia="Microsoft YaHei" w:ascii="Microsoft YaHei" w:hAnsi="Microsoft YaHei"/>
+                <w:b w:val="0"/>
+              </w:rPr>
+              <w:t>《订单表》（JOIN 用户券表 coupon_template_id）</w:t>
+            </w:r>
+          </w:p>
+        </w:tc>
+        <w:tc>
+          <w:tcPr>
+            <w:tcW w:type="dxa" w:w="2160"/>
+          </w:tcPr>
+          <w:p>
+            <w:r/>
+            <w:r>
+              <w:rPr>
+                <w:rFonts w:eastAsia="Microsoft YaHei" w:ascii="Microsoft YaHei" w:hAnsi="Microsoft YaHei"/>
+                <w:b w:val="0"/>
+              </w:rPr>
+              <w:t>支持数值区间筛选</w:t>
+            </w:r>
+          </w:p>
+        </w:tc>
+      </w:tr>
+      <w:tr>
+        <w:tc>
+          <w:tcPr>
+            <w:tcW w:type="dxa" w:w="2160"/>
+          </w:tcPr>
+          <w:p>
+            <w:r/>
+            <w:r>
+              <w:rPr>
+                <w:rFonts w:eastAsia="Microsoft YaHei" w:ascii="Microsoft YaHei" w:hAnsi="Microsoft YaHei"/>
+                <w:b w:val="0"/>
+              </w:rPr>
               <w:t>来源 / 发放时间</w:t>
             </w:r>
           </w:p>
@@ -16700,7 +16824,7 @@
           <w:rFonts w:eastAsia="Microsoft YaHei" w:ascii="Microsoft YaHei" w:hAnsi="Microsoft YaHei"/>
           <w:b w:val="0"/>
         </w:rPr>
-        <w:t>列表附加规则：排序默认按「总发行量」降序；分页：见 §4.1.6.5.1 分页展示规范（本维度每页条数选项 10/20/50，默认 20）；合计行（最末行）：总发行量/已领取/核销量/核销金额四列求和，领取率/核销率显示全量均值。空态：无数据时显示"暂无统计数据"。</w:t>
+        <w:t>列表附加规则：排序默认按「总发行量」降序；分页：见 §4.1.6.5.1 分页展示规范（本维度每页条数选项 10/20/50，默认 20）；合计行（最末行）：总发行量/已领取/核销量/核销金额/退单量/退单金额六列求和，领取率/核销率显示全量均值。空态：无数据时显示"暂无统计数据"。</w:t>
       </w:r>
     </w:p>
     <w:p>
@@ -17595,7 +17719,7 @@
                 <w:rFonts w:eastAsia="Microsoft YaHei" w:ascii="Microsoft YaHei" w:hAnsi="Microsoft YaHei"/>
                 <w:b w:val="0"/>
               </w:rPr>
-              <w:t>切换：按券维度 / 按发放活动 / 券明细记录 / 已支付列表；默认「按券维度」</w:t>
+              <w:t>切换：按券维度 / 按发放活动 / 券明细记录；默认「按券维度」</w:t>
             </w:r>
           </w:p>
         </w:tc>
@@ -17898,7 +18022,7 @@
           <w:rFonts w:eastAsia="Microsoft YaHei" w:ascii="Microsoft YaHei" w:hAnsi="Microsoft YaHei"/>
           <w:b w:val="0"/>
         </w:rPr>
-        <w:t>数据看板四个维度列表（按券维度 / 按发放活动 / 券明细记录 / 已支付列表）</w:t>
+        <w:t>数据看板三个维度列表（按券维度 / 按发放活动 / 券明细记录）</w:t>
       </w:r>
       <w:r>
         <w:rPr>
@@ -18068,7 +18192,7 @@
                 <w:rFonts w:eastAsia="Microsoft YaHei" w:ascii="Microsoft YaHei" w:hAnsi="Microsoft YaHei"/>
                 <w:b w:val="0"/>
               </w:rPr>
-              <w:t>「共 N 条」右侧下拉框；各维度选项见对应小节（按券维度 / 按发放活动 / 已支付列表 = 10 / 20 / 50；券明细记录 = 20 / 50 / 100），</w:t>
+              <w:t>「共 N 条」右侧下拉框；各维度选项见对应小节（按券维度 / 按发放活动 = 10 / 20 / 50；券明细记录 = 20 / 50 / 100），</w:t>
             </w:r>
             <w:r>
               <w:rPr>
@@ -18241,7 +18365,7 @@
           <w:rFonts w:eastAsia="Microsoft YaHei" w:ascii="Microsoft YaHei" w:hAnsi="Microsoft YaHei"/>
           <w:b w:val="0"/>
         </w:rPr>
-        <w:t>（不跳回第 1 页）；③ 单次查询结果上限 1000 条，超出提示「数据量较大，请缩小筛选范围后重试」（见 §4.1.6.7 极限值处理）；④ 合计行（按券维度 / 已支付列表存在）不参与分页，始终基于全量聚合展示，固定在列表最末行。</w:t>
+        <w:t>（不跳回第 1 页）；③ 单次查询结果上限 1000 条，超出提示「数据量较大，请缩小筛选范围后重试」（见 §4.1.6.7 极限值处理）；④ 合计行（按券维度存在）不参与分页，始终基于全量聚合展示，固定在列表最末行。</w:t>
       </w:r>
     </w:p>
     <w:p>
@@ -18755,53 +18879,6 @@
           </w:p>
         </w:tc>
       </w:tr>
-      <w:tr>
-        <w:tc>
-          <w:tcPr>
-            <w:tcW w:type="dxa" w:w="2880"/>
-          </w:tcPr>
-          <w:p>
-            <w:r/>
-            <w:r>
-              <w:rPr>
-                <w:rFonts w:eastAsia="Microsoft YaHei" w:ascii="Microsoft YaHei" w:hAnsi="Microsoft YaHei"/>
-                <w:b w:val="0"/>
-              </w:rPr>
-              <w:t>已支付列表（§4.1.6.9）</w:t>
-            </w:r>
-          </w:p>
-        </w:tc>
-        <w:tc>
-          <w:tcPr>
-            <w:tcW w:type="dxa" w:w="2880"/>
-          </w:tcPr>
-          <w:p>
-            <w:r/>
-            <w:r>
-              <w:rPr>
-                <w:rFonts w:eastAsia="Microsoft YaHei" w:ascii="Microsoft YaHei" w:hAnsi="Microsoft YaHei"/>
-                <w:b w:val="0"/>
-              </w:rPr>
-              <w:t>每 5 分钟（300s）</w:t>
-            </w:r>
-          </w:p>
-        </w:tc>
-        <w:tc>
-          <w:tcPr>
-            <w:tcW w:type="dxa" w:w="2880"/>
-          </w:tcPr>
-          <w:p>
-            <w:r/>
-            <w:r>
-              <w:rPr>
-                <w:rFonts w:eastAsia="Microsoft YaHei" w:ascii="Microsoft YaHei" w:hAnsi="Microsoft YaHei"/>
-                <w:b w:val="0"/>
-              </w:rPr>
-              <w:t>含合计行同步刷新</w:t>
-            </w:r>
-          </w:p>
-        </w:tc>
-      </w:tr>
     </w:tbl>
     <w:p>
       <w:r>
@@ -19492,521 +19569,6 @@
           <w:b w:val="0"/>
         </w:rPr>
         <w:t>自动刷新频率：每 3 分钟（180s）静默刷新（仅当前页，不跳回首页），手动刷新按钮见 §4.1.6.6。</w:t>
-      </w:r>
-    </w:p>
-    <w:p>
-      <w:pPr>
-        <w:pStyle w:val="Heading4"/>
-      </w:pPr>
-      <w:r>
-        <w:rPr>
-          <w:rFonts w:eastAsia="Microsoft YaHei" w:ascii="Microsoft YaHei" w:hAnsi="Microsoft YaHei"/>
-        </w:rPr>
-        <w:t>4.1.6.9 已支付 / 退单统计列表字段表（「已支付列表」Tab，按券模板聚合的支付与退单统计）</w:t>
-      </w:r>
-    </w:p>
-    <w:p>
-      <w:r>
-        <w:rPr>
-          <w:rFonts w:eastAsia="Microsoft YaHei" w:ascii="Microsoft YaHei" w:hAnsi="Microsoft YaHei"/>
-          <w:b w:val="0"/>
-        </w:rPr>
-        <w:t>本列表从原「按券维度」汇总表中抽离「已支付（笔）」「退单（量 / 金额）」两列，独立成表，聚焦</w:t>
-      </w:r>
-      <w:r>
-        <w:rPr>
-          <w:rFonts w:eastAsia="Microsoft YaHei" w:ascii="Microsoft YaHei" w:hAnsi="Microsoft YaHei"/>
-          <w:b/>
-        </w:rPr>
-        <w:t>支付与退款维度</w:t>
-      </w:r>
-      <w:r>
-        <w:rPr>
-          <w:rFonts w:eastAsia="Microsoft YaHei" w:ascii="Microsoft YaHei" w:hAnsi="Microsoft YaHei"/>
-          <w:b w:val="0"/>
-        </w:rPr>
-        <w:t>的券表现，与 §4.1.6.3 的发放 / 核销指标互补、不重复展示。</w:t>
-      </w:r>
-    </w:p>
-    <w:tbl>
-      <w:tblPr>
-        <w:tblStyle w:val="TableGrid"/>
-        <w:tblW w:type="auto" w:w="0"/>
-        <w:tblLook w:firstColumn="1" w:firstRow="1" w:lastColumn="0" w:lastRow="0" w:noHBand="0" w:noVBand="1" w:val="04A0"/>
-        <w:jc w:val="center"/>
-        <w:tblBorders>
-          <w:top w:val="single" w:sz="4" w:space="0" w:color="999999"/>
-          <w:left w:val="single" w:sz="4" w:space="0" w:color="999999"/>
-          <w:bottom w:val="single" w:sz="4" w:space="0" w:color="999999"/>
-          <w:right w:val="single" w:sz="4" w:space="0" w:color="999999"/>
-          <w:insideH w:val="single" w:sz="4" w:space="0" w:color="999999"/>
-          <w:insideV w:val="single" w:sz="4" w:space="0" w:color="999999"/>
-        </w:tblBorders>
-      </w:tblPr>
-      <w:tblGrid>
-        <w:gridCol w:w="2160"/>
-        <w:gridCol w:w="2160"/>
-        <w:gridCol w:w="2160"/>
-        <w:gridCol w:w="2160"/>
-      </w:tblGrid>
-      <w:tr>
-        <w:tc>
-          <w:tcPr>
-            <w:tcW w:type="dxa" w:w="2160"/>
-          </w:tcPr>
-          <w:p>
-            <w:r>
-              <w:rPr>
-                <w:b/>
-              </w:rPr>
-            </w:r>
-            <w:r>
-              <w:rPr>
-                <w:rFonts w:eastAsia="Microsoft YaHei" w:ascii="Microsoft YaHei" w:hAnsi="Microsoft YaHei"/>
-                <w:b/>
-              </w:rPr>
-              <w:t>字段名称</w:t>
-            </w:r>
-          </w:p>
-        </w:tc>
-        <w:tc>
-          <w:tcPr>
-            <w:tcW w:type="dxa" w:w="2160"/>
-          </w:tcPr>
-          <w:p>
-            <w:r>
-              <w:rPr>
-                <w:b/>
-              </w:rPr>
-            </w:r>
-            <w:r>
-              <w:rPr>
-                <w:rFonts w:eastAsia="Microsoft YaHei" w:ascii="Microsoft YaHei" w:hAnsi="Microsoft YaHei"/>
-                <w:b/>
-              </w:rPr>
-              <w:t>聚合算法（计算公式）</w:t>
-            </w:r>
-          </w:p>
-        </w:tc>
-        <w:tc>
-          <w:tcPr>
-            <w:tcW w:type="dxa" w:w="2160"/>
-          </w:tcPr>
-          <w:p>
-            <w:r>
-              <w:rPr>
-                <w:b/>
-              </w:rPr>
-            </w:r>
-            <w:r>
-              <w:rPr>
-                <w:rFonts w:eastAsia="Microsoft YaHei" w:ascii="Microsoft YaHei" w:hAnsi="Microsoft YaHei"/>
-                <w:b/>
-              </w:rPr>
-              <w:t>数据来源</w:t>
-            </w:r>
-          </w:p>
-        </w:tc>
-        <w:tc>
-          <w:tcPr>
-            <w:tcW w:type="dxa" w:w="2160"/>
-          </w:tcPr>
-          <w:p>
-            <w:r>
-              <w:rPr>
-                <w:b/>
-              </w:rPr>
-            </w:r>
-            <w:r>
-              <w:rPr>
-                <w:rFonts w:eastAsia="Microsoft YaHei" w:ascii="Microsoft YaHei" w:hAnsi="Microsoft YaHei"/>
-                <w:b/>
-              </w:rPr>
-              <w:t>排序 / 筛选支持</w:t>
-            </w:r>
-          </w:p>
-        </w:tc>
-      </w:tr>
-      <w:tr>
-        <w:tc>
-          <w:tcPr>
-            <w:tcW w:type="dxa" w:w="2160"/>
-          </w:tcPr>
-          <w:p>
-            <w:r/>
-            <w:r>
-              <w:rPr>
-                <w:rFonts w:eastAsia="Microsoft YaHei" w:ascii="Microsoft YaHei" w:hAnsi="Microsoft YaHei"/>
-                <w:b w:val="0"/>
-              </w:rPr>
-              <w:t>券名称</w:t>
-            </w:r>
-          </w:p>
-        </w:tc>
-        <w:tc>
-          <w:tcPr>
-            <w:tcW w:type="dxa" w:w="2160"/>
-          </w:tcPr>
-          <w:p>
-            <w:r/>
-            <w:r>
-              <w:rPr>
-                <w:rFonts w:eastAsia="Microsoft YaHei" w:ascii="Microsoft YaHei" w:hAnsi="Microsoft YaHei"/>
-                <w:b w:val="0"/>
-              </w:rPr>
-              <w:t>取《券模板表》coupon_name，按 coupon_template_id 分组</w:t>
-            </w:r>
-          </w:p>
-        </w:tc>
-        <w:tc>
-          <w:tcPr>
-            <w:tcW w:type="dxa" w:w="2160"/>
-          </w:tcPr>
-          <w:p>
-            <w:r/>
-            <w:r>
-              <w:rPr>
-                <w:rFonts w:eastAsia="Microsoft YaHei" w:ascii="Microsoft YaHei" w:hAnsi="Microsoft YaHei"/>
-                <w:b w:val="0"/>
-              </w:rPr>
-              <w:t>《券模板表》</w:t>
-            </w:r>
-          </w:p>
-        </w:tc>
-        <w:tc>
-          <w:tcPr>
-            <w:tcW w:type="dxa" w:w="2160"/>
-          </w:tcPr>
-          <w:p>
-            <w:r/>
-            <w:r>
-              <w:rPr>
-                <w:rFonts w:eastAsia="Microsoft YaHei" w:ascii="Microsoft YaHei" w:hAnsi="Microsoft YaHei"/>
-                <w:b w:val="0"/>
-              </w:rPr>
-              <w:t>支持文本模糊搜索</w:t>
-            </w:r>
-          </w:p>
-        </w:tc>
-      </w:tr>
-      <w:tr>
-        <w:tc>
-          <w:tcPr>
-            <w:tcW w:type="dxa" w:w="2160"/>
-          </w:tcPr>
-          <w:p>
-            <w:r/>
-            <w:r>
-              <w:rPr>
-                <w:rFonts w:eastAsia="Microsoft YaHei" w:ascii="Microsoft YaHei" w:hAnsi="Microsoft YaHei"/>
-                <w:b w:val="0"/>
-              </w:rPr>
-              <w:t>类型</w:t>
-            </w:r>
-          </w:p>
-        </w:tc>
-        <w:tc>
-          <w:tcPr>
-            <w:tcW w:type="dxa" w:w="2160"/>
-          </w:tcPr>
-          <w:p>
-            <w:r/>
-            <w:r>
-              <w:rPr>
-                <w:rFonts w:eastAsia="Microsoft YaHei" w:ascii="Microsoft YaHei" w:hAnsi="Microsoft YaHei"/>
-                <w:b w:val="0"/>
-              </w:rPr>
-              <w:t>取《券模板表》coupon_type（满减券 / 无门槛代金券等）</w:t>
-            </w:r>
-          </w:p>
-        </w:tc>
-        <w:tc>
-          <w:tcPr>
-            <w:tcW w:type="dxa" w:w="2160"/>
-          </w:tcPr>
-          <w:p>
-            <w:r/>
-            <w:r>
-              <w:rPr>
-                <w:rFonts w:eastAsia="Microsoft YaHei" w:ascii="Microsoft YaHei" w:hAnsi="Microsoft YaHei"/>
-                <w:b w:val="0"/>
-              </w:rPr>
-              <w:t>《券模板表》</w:t>
-            </w:r>
-          </w:p>
-        </w:tc>
-        <w:tc>
-          <w:tcPr>
-            <w:tcW w:type="dxa" w:w="2160"/>
-          </w:tcPr>
-          <w:p>
-            <w:r/>
-            <w:r>
-              <w:rPr>
-                <w:rFonts w:eastAsia="Microsoft YaHei" w:ascii="Microsoft YaHei" w:hAnsi="Microsoft YaHei"/>
-                <w:b w:val="0"/>
-              </w:rPr>
-              <w:t>支持下拉筛选</w:t>
-            </w:r>
-          </w:p>
-        </w:tc>
-      </w:tr>
-      <w:tr>
-        <w:tc>
-          <w:tcPr>
-            <w:tcW w:type="dxa" w:w="2160"/>
-          </w:tcPr>
-          <w:p>
-            <w:r/>
-            <w:r>
-              <w:rPr>
-                <w:rFonts w:eastAsia="Microsoft YaHei" w:ascii="Microsoft YaHei" w:hAnsi="Microsoft YaHei"/>
-                <w:b w:val="0"/>
-              </w:rPr>
-              <w:t>已支付（笔）</w:t>
-            </w:r>
-          </w:p>
-        </w:tc>
-        <w:tc>
-          <w:tcPr>
-            <w:tcW w:type="dxa" w:w="2160"/>
-          </w:tcPr>
-          <w:p>
-            <w:r/>
-            <w:r>
-              <w:rPr>
-                <w:rFonts w:eastAsia="Microsoft YaHei" w:ascii="Microsoft YaHei" w:hAnsi="Microsoft YaHei"/>
-                <w:b w:val="0"/>
-              </w:rPr>
-              <w:t>COUNT(《订单表》WHERE coupon_id=当前券 AND pay_status='已支付')，即使用该券的订单中已支付成功的笔数</w:t>
-            </w:r>
-          </w:p>
-        </w:tc>
-        <w:tc>
-          <w:tcPr>
-            <w:tcW w:type="dxa" w:w="2160"/>
-          </w:tcPr>
-          <w:p>
-            <w:r/>
-            <w:r>
-              <w:rPr>
-                <w:rFonts w:eastAsia="Microsoft YaHei" w:ascii="Microsoft YaHei" w:hAnsi="Microsoft YaHei"/>
-                <w:b w:val="0"/>
-              </w:rPr>
-              <w:t>《订单表》（JOIN 券核销关联）</w:t>
-            </w:r>
-          </w:p>
-        </w:tc>
-        <w:tc>
-          <w:tcPr>
-            <w:tcW w:type="dxa" w:w="2160"/>
-          </w:tcPr>
-          <w:p>
-            <w:r/>
-            <w:r>
-              <w:rPr>
-                <w:rFonts w:eastAsia="Microsoft YaHei" w:ascii="Microsoft YaHei" w:hAnsi="Microsoft YaHei"/>
-                <w:b w:val="0"/>
-              </w:rPr>
-              <w:t>支持数值区间筛选</w:t>
-            </w:r>
-          </w:p>
-        </w:tc>
-      </w:tr>
-      <w:tr>
-        <w:tc>
-          <w:tcPr>
-            <w:tcW w:type="dxa" w:w="2160"/>
-          </w:tcPr>
-          <w:p>
-            <w:r/>
-            <w:r>
-              <w:rPr>
-                <w:rFonts w:eastAsia="Microsoft YaHei" w:ascii="Microsoft YaHei" w:hAnsi="Microsoft YaHei"/>
-                <w:b w:val="0"/>
-              </w:rPr>
-              <w:t>退单量（笔）</w:t>
-            </w:r>
-          </w:p>
-        </w:tc>
-        <w:tc>
-          <w:tcPr>
-            <w:tcW w:type="dxa" w:w="2160"/>
-          </w:tcPr>
-          <w:p>
-            <w:r/>
-            <w:r>
-              <w:rPr>
-                <w:rFonts w:eastAsia="Microsoft YaHei" w:ascii="Microsoft YaHei" w:hAnsi="Microsoft YaHei"/>
-                <w:b w:val="0"/>
-              </w:rPr>
-              <w:t>COUNT(《订单表》WHERE coupon_id=当前券 AND pay_status='已退款')，即已支付后发生退款的订单笔数</w:t>
-            </w:r>
-          </w:p>
-        </w:tc>
-        <w:tc>
-          <w:tcPr>
-            <w:tcW w:type="dxa" w:w="2160"/>
-          </w:tcPr>
-          <w:p>
-            <w:r/>
-            <w:r>
-              <w:rPr>
-                <w:rFonts w:eastAsia="Microsoft YaHei" w:ascii="Microsoft YaHei" w:hAnsi="Microsoft YaHei"/>
-                <w:b w:val="0"/>
-              </w:rPr>
-              <w:t>《订单表》</w:t>
-            </w:r>
-          </w:p>
-        </w:tc>
-        <w:tc>
-          <w:tcPr>
-            <w:tcW w:type="dxa" w:w="2160"/>
-          </w:tcPr>
-          <w:p>
-            <w:r/>
-            <w:r>
-              <w:rPr>
-                <w:rFonts w:eastAsia="Microsoft YaHei" w:ascii="Microsoft YaHei" w:hAnsi="Microsoft YaHei"/>
-                <w:b w:val="0"/>
-              </w:rPr>
-              <w:t>支持数值区间筛选</w:t>
-            </w:r>
-          </w:p>
-        </w:tc>
-      </w:tr>
-      <w:tr>
-        <w:tc>
-          <w:tcPr>
-            <w:tcW w:type="dxa" w:w="2160"/>
-          </w:tcPr>
-          <w:p>
-            <w:r/>
-            <w:r>
-              <w:rPr>
-                <w:rFonts w:eastAsia="Microsoft YaHei" w:ascii="Microsoft YaHei" w:hAnsi="Microsoft YaHei"/>
-                <w:b w:val="0"/>
-              </w:rPr>
-              <w:t>退单金额（元）</w:t>
-            </w:r>
-          </w:p>
-        </w:tc>
-        <w:tc>
-          <w:tcPr>
-            <w:tcW w:type="dxa" w:w="2160"/>
-          </w:tcPr>
-          <w:p>
-            <w:r/>
-            <w:r>
-              <w:rPr>
-                <w:rFonts w:eastAsia="Microsoft YaHei" w:ascii="Microsoft YaHei" w:hAnsi="Microsoft YaHei"/>
-                <w:b w:val="0"/>
-              </w:rPr>
-              <w:t>SUM(《订单表》WHERE coupon_id=当前券 AND pay_status='已退款' 的 refund_amount)，即退款订单的实际退款金额合计</w:t>
-            </w:r>
-          </w:p>
-        </w:tc>
-        <w:tc>
-          <w:tcPr>
-            <w:tcW w:type="dxa" w:w="2160"/>
-          </w:tcPr>
-          <w:p>
-            <w:r/>
-            <w:r>
-              <w:rPr>
-                <w:rFonts w:eastAsia="Microsoft YaHei" w:ascii="Microsoft YaHei" w:hAnsi="Microsoft YaHei"/>
-                <w:b w:val="0"/>
-              </w:rPr>
-              <w:t>《订单表》</w:t>
-            </w:r>
-          </w:p>
-        </w:tc>
-        <w:tc>
-          <w:tcPr>
-            <w:tcW w:type="dxa" w:w="2160"/>
-          </w:tcPr>
-          <w:p>
-            <w:r/>
-            <w:r>
-              <w:rPr>
-                <w:rFonts w:eastAsia="Microsoft YaHei" w:ascii="Microsoft YaHei" w:hAnsi="Microsoft YaHei"/>
-                <w:b w:val="0"/>
-              </w:rPr>
-              <w:t>支持数值区间筛选</w:t>
-            </w:r>
-          </w:p>
-        </w:tc>
-      </w:tr>
-      <w:tr>
-        <w:tc>
-          <w:tcPr>
-            <w:tcW w:type="dxa" w:w="2160"/>
-          </w:tcPr>
-          <w:p>
-            <w:r/>
-            <w:r>
-              <w:rPr>
-                <w:rFonts w:eastAsia="Microsoft YaHei" w:ascii="Microsoft YaHei" w:hAnsi="Microsoft YaHei"/>
-                <w:b w:val="0"/>
-              </w:rPr>
-              <w:t>退单率</w:t>
-            </w:r>
-          </w:p>
-        </w:tc>
-        <w:tc>
-          <w:tcPr>
-            <w:tcW w:type="dxa" w:w="2160"/>
-          </w:tcPr>
-          <w:p>
-            <w:r/>
-            <w:r>
-              <w:rPr>
-                <w:rFonts w:eastAsia="Microsoft YaHei" w:ascii="Microsoft YaHei" w:hAnsi="Microsoft YaHei"/>
-                <w:b w:val="0"/>
-              </w:rPr>
-              <w:t>退单量 ÷ 已支付 × 100%（保留 1 位小数）；已支付=0 时显示"—"</w:t>
-            </w:r>
-          </w:p>
-        </w:tc>
-        <w:tc>
-          <w:tcPr>
-            <w:tcW w:type="dxa" w:w="2160"/>
-          </w:tcPr>
-          <w:p>
-            <w:r/>
-            <w:r>
-              <w:rPr>
-                <w:rFonts w:eastAsia="Microsoft YaHei" w:ascii="Microsoft YaHei" w:hAnsi="Microsoft YaHei"/>
-                <w:b w:val="0"/>
-              </w:rPr>
-              <w:t>上述两字段派生</w:t>
-            </w:r>
-          </w:p>
-        </w:tc>
-        <w:tc>
-          <w:tcPr>
-            <w:tcW w:type="dxa" w:w="2160"/>
-          </w:tcPr>
-          <w:p>
-            <w:r/>
-            <w:r>
-              <w:rPr>
-                <w:rFonts w:eastAsia="Microsoft YaHei" w:ascii="Microsoft YaHei" w:hAnsi="Microsoft YaHei"/>
-                <w:b w:val="0"/>
-              </w:rPr>
-              <w:t>仅展示，不支持筛选</w:t>
-            </w:r>
-          </w:p>
-        </w:tc>
-      </w:tr>
-    </w:tbl>
-    <w:p>
-      <w:r>
-        <w:rPr>
-          <w:rFonts w:eastAsia="Microsoft YaHei" w:ascii="Microsoft YaHei" w:hAnsi="Microsoft YaHei"/>
-          <w:b w:val="0"/>
-        </w:rPr>
-        <w:t>列表附加规则：排序默认按「已支付（笔）」降序；分页：见 §4.1.6.5.1 分页展示规范（本维度每页条数选项 10/20/50，默认 20）；合计行（最末行）：已支付 / 退单量 / 退单金额三列求和，退单率显示全量均值。空态：无数据时显示"暂无统计数据"。自动刷新频率：每 5 分钟（300s）静默刷新（合计行同步），手动刷新按钮见 §4.1.6.6。</w:t>
       </w:r>
     </w:p>
     <w:p>

--- a/coupon-prd.docx
+++ b/coupon-prd.docx
@@ -16818,6 +16818,57 @@
         </w:tc>
       </w:tr>
     </w:tbl>
+    <w:p>
+      <w:r>
+        <w:rPr>
+          <w:rFonts w:eastAsia="Microsoft YaHei" w:ascii="Microsoft YaHei" w:hAnsi="Microsoft YaHei"/>
+          <w:b w:val="0"/>
+        </w:rPr>
+        <w:t xml:space="preserve">⚠️ </w:t>
+      </w:r>
+      <w:r>
+        <w:rPr>
+          <w:rFonts w:eastAsia="Microsoft YaHei" w:ascii="Microsoft YaHei" w:hAnsi="Microsoft YaHei"/>
+          <w:b/>
+        </w:rPr>
+        <w:t>退单统计口径（强约束）</w:t>
+      </w:r>
+      <w:r>
+        <w:rPr>
+          <w:rFonts w:eastAsia="Microsoft YaHei" w:ascii="Microsoft YaHei" w:hAnsi="Microsoft YaHei"/>
+          <w:b w:val="0"/>
+        </w:rPr>
+        <w:t xml:space="preserve">：退单量 / 退单金额仅统计 </w:t>
+      </w:r>
+      <w:r>
+        <w:rPr>
+          <w:rFonts w:eastAsia="Microsoft YaHei" w:ascii="Microsoft YaHei" w:hAnsi="Microsoft YaHei"/>
+          <w:b/>
+        </w:rPr>
+        <w:t>已支付后发生退款</w:t>
+      </w:r>
+      <w:r>
+        <w:rPr>
+          <w:rFonts w:eastAsia="Microsoft YaHei" w:ascii="Microsoft YaHei" w:hAnsi="Microsoft YaHei"/>
+          <w:b w:val="0"/>
+        </w:rPr>
+        <w:t>的订单（pay_status='已退款'）。</w:t>
+      </w:r>
+      <w:r>
+        <w:rPr>
+          <w:rFonts w:eastAsia="Microsoft YaHei" w:ascii="Microsoft YaHei" w:hAnsi="Microsoft YaHei"/>
+          <w:b/>
+        </w:rPr>
+        <w:t>「未支付取消」「订单关闭未支付」等未支付状态的订单不计入退单</w:t>
+      </w:r>
+      <w:r>
+        <w:rPr>
+          <w:rFonts w:eastAsia="Microsoft YaHei" w:ascii="Microsoft YaHei" w:hAnsi="Microsoft YaHei"/>
+          <w:b w:val="0"/>
+        </w:rPr>
+        <w:t>，亦不计入核销、已支付等任何正向指标。退单率 = 退单量 ÷ 已支付笔数 × 100%。</w:t>
+      </w:r>
+    </w:p>
     <w:p>
       <w:r>
         <w:rPr>

--- a/coupon-prd.docx
+++ b/coupon-prd.docx
@@ -19701,37 +19701,46 @@
       <w:r>
         <w:rPr>
           <w:rFonts w:eastAsia="Microsoft YaHei" w:ascii="Microsoft YaHei" w:hAnsi="Microsoft YaHei"/>
+          <w:b/>
+        </w:rPr>
+        <w:t>页面入口</w:t>
+      </w:r>
+      <w:r>
+        <w:rPr>
+          <w:rFonts w:eastAsia="Microsoft YaHei" w:ascii="Microsoft YaHei" w:hAnsi="Microsoft YaHei"/>
           <w:b w:val="0"/>
         </w:rPr>
-        <w:t xml:space="preserve">⚠️ </w:t>
+        <w:t xml:space="preserve">：平台端后台 </w:t>
       </w:r>
       <w:r>
         <w:rPr>
           <w:rFonts w:eastAsia="Microsoft YaHei" w:ascii="Microsoft YaHei" w:hAnsi="Microsoft YaHei"/>
           <w:b/>
         </w:rPr>
-        <w:t>入口调整（评审第7点）</w:t>
+        <w:t>营销应用 → 优惠券 → 用户券查询</w:t>
       </w:r>
       <w:r>
         <w:rPr>
           <w:rFonts w:eastAsia="Microsoft YaHei" w:ascii="Microsoft YaHei" w:hAnsi="Microsoft YaHei"/>
           <w:b w:val="0"/>
         </w:rPr>
-        <w:t>：用户券查询不再作为平台端后台独立一级菜单，改为</w:t>
-      </w:r>
+        <w:t>（侧边栏独立菜单项，与「优惠券管理」「发券活动管理」「数据看板」并列）。导航路径：营销后台 / 优惠券 / 用户券查询。</w:t>
+      </w:r>
+    </w:p>
+    <w:p>
       <w:r>
         <w:rPr>
           <w:rFonts w:eastAsia="Microsoft YaHei" w:ascii="Microsoft YaHei" w:hAnsi="Microsoft YaHei"/>
           <w:b/>
         </w:rPr>
-        <w:t>会员管理（用户管理）模块 → 用户详情页的一个 Tab</w:t>
+        <w:t>页面结构</w:t>
       </w:r>
       <w:r>
         <w:rPr>
           <w:rFonts w:eastAsia="Microsoft YaHei" w:ascii="Microsoft YaHei" w:hAnsi="Microsoft YaHei"/>
           <w:b w:val="0"/>
         </w:rPr>
-        <w:t>（与用户基本信息 / 订单 / 资产并列）。导航路径：用户管理 / 用户详情 / 用户券查询。下方查询条件与列表字段不变。</w:t>
+        <w:t>：页面分为三区域——① 用户信息卡片（顶部，展示当前查询用户的 ID / 手机号 / 会员级别 / 注册时间 / 消费金额 / 领券数量 + 操作按钮）；② 查询条件栏（用户ID或手机号输入 + 券状态下拉 + 查询/重置按钮）；③ 券实例列表表格（分页展示该用户所有领取的券记录）。</w:t>
       </w:r>
     </w:p>
     <w:p>
@@ -19742,142 +19751,7 @@
         <w:rPr>
           <w:rFonts w:eastAsia="Microsoft YaHei" w:ascii="Microsoft YaHei" w:hAnsi="Microsoft YaHei"/>
         </w:rPr>
-        <w:t>4.1.7.1 查询条件（查询条件 / 查询说明）</w:t>
-      </w:r>
-    </w:p>
-    <w:tbl>
-      <w:tblPr>
-        <w:tblStyle w:val="TableGrid"/>
-        <w:tblW w:type="auto" w:w="0"/>
-        <w:tblLook w:firstColumn="1" w:firstRow="1" w:lastColumn="0" w:lastRow="0" w:noHBand="0" w:noVBand="1" w:val="04A0"/>
-        <w:jc w:val="center"/>
-        <w:tblBorders>
-          <w:top w:val="single" w:sz="4" w:space="0" w:color="999999"/>
-          <w:left w:val="single" w:sz="4" w:space="0" w:color="999999"/>
-          <w:bottom w:val="single" w:sz="4" w:space="0" w:color="999999"/>
-          <w:right w:val="single" w:sz="4" w:space="0" w:color="999999"/>
-          <w:insideH w:val="single" w:sz="4" w:space="0" w:color="999999"/>
-          <w:insideV w:val="single" w:sz="4" w:space="0" w:color="999999"/>
-        </w:tblBorders>
-      </w:tblPr>
-      <w:tblGrid>
-        <w:gridCol w:w="4320"/>
-        <w:gridCol w:w="4320"/>
-      </w:tblGrid>
-      <w:tr>
-        <w:tc>
-          <w:tcPr>
-            <w:tcW w:type="dxa" w:w="4320"/>
-          </w:tcPr>
-          <w:p>
-            <w:r>
-              <w:rPr>
-                <w:b/>
-              </w:rPr>
-            </w:r>
-            <w:r>
-              <w:rPr>
-                <w:rFonts w:eastAsia="Microsoft YaHei" w:ascii="Microsoft YaHei" w:hAnsi="Microsoft YaHei"/>
-                <w:b/>
-              </w:rPr>
-              <w:t>查询条件</w:t>
-            </w:r>
-          </w:p>
-        </w:tc>
-        <w:tc>
-          <w:tcPr>
-            <w:tcW w:type="dxa" w:w="4320"/>
-          </w:tcPr>
-          <w:p>
-            <w:r>
-              <w:rPr>
-                <w:b/>
-              </w:rPr>
-            </w:r>
-            <w:r>
-              <w:rPr>
-                <w:rFonts w:eastAsia="Microsoft YaHei" w:ascii="Microsoft YaHei" w:hAnsi="Microsoft YaHei"/>
-                <w:b/>
-              </w:rPr>
-              <w:t>查询说明</w:t>
-            </w:r>
-          </w:p>
-        </w:tc>
-      </w:tr>
-      <w:tr>
-        <w:tc>
-          <w:tcPr>
-            <w:tcW w:type="dxa" w:w="4320"/>
-          </w:tcPr>
-          <w:p>
-            <w:r/>
-            <w:r>
-              <w:rPr>
-                <w:rFonts w:eastAsia="Microsoft YaHei" w:ascii="Microsoft YaHei" w:hAnsi="Microsoft YaHei"/>
-                <w:b w:val="0"/>
-              </w:rPr>
-              <w:t>用户 ID / 手机号</w:t>
-            </w:r>
-          </w:p>
-        </w:tc>
-        <w:tc>
-          <w:tcPr>
-            <w:tcW w:type="dxa" w:w="4320"/>
-          </w:tcPr>
-          <w:p>
-            <w:r/>
-            <w:r>
-              <w:rPr>
-                <w:rFonts w:eastAsia="Microsoft YaHei" w:ascii="Microsoft YaHei" w:hAnsi="Microsoft YaHei"/>
-                <w:b w:val="0"/>
-              </w:rPr>
-              <w:t>输入框；二选一必填，支持精确查询</w:t>
-            </w:r>
-          </w:p>
-        </w:tc>
-      </w:tr>
-      <w:tr>
-        <w:tc>
-          <w:tcPr>
-            <w:tcW w:type="dxa" w:w="4320"/>
-          </w:tcPr>
-          <w:p>
-            <w:r/>
-            <w:r>
-              <w:rPr>
-                <w:rFonts w:eastAsia="Microsoft YaHei" w:ascii="Microsoft YaHei" w:hAnsi="Microsoft YaHei"/>
-                <w:b w:val="0"/>
-              </w:rPr>
-              <w:t>券状态</w:t>
-            </w:r>
-          </w:p>
-        </w:tc>
-        <w:tc>
-          <w:tcPr>
-            <w:tcW w:type="dxa" w:w="4320"/>
-          </w:tcPr>
-          <w:p>
-            <w:r/>
-            <w:r>
-              <w:rPr>
-                <w:rFonts w:eastAsia="Microsoft YaHei" w:ascii="Microsoft YaHei" w:hAnsi="Microsoft YaHei"/>
-                <w:b w:val="0"/>
-              </w:rPr>
-              <w:t>下拉单选：未使用 / 已使用 / 已过期 / 全部；默认全部</w:t>
-            </w:r>
-          </w:p>
-        </w:tc>
-      </w:tr>
-    </w:tbl>
-    <w:p>
-      <w:pPr>
-        <w:pStyle w:val="Heading4"/>
-      </w:pPr>
-      <w:r>
-        <w:rPr>
-          <w:rFonts w:eastAsia="Microsoft YaHei" w:ascii="Microsoft YaHei" w:hAnsi="Microsoft YaHei"/>
-        </w:rPr>
-        <w:t>4.1.7.2 列表字段表（字段名称 / 需求说明 / 备注）</w:t>
+        <w:t>4.1.7.1 用户信息卡片字段</w:t>
       </w:r>
     </w:p>
     <w:tbl>
@@ -19954,7 +19828,7 @@
                 <w:rFonts w:eastAsia="Microsoft YaHei" w:ascii="Microsoft YaHei" w:hAnsi="Microsoft YaHei"/>
                 <w:b/>
               </w:rPr>
-              <w:t>备注</w:t>
+              <w:t>数据来源</w:t>
             </w:r>
           </w:p>
         </w:tc>
@@ -19971,7 +19845,7 @@
                 <w:rFonts w:eastAsia="Microsoft YaHei" w:ascii="Microsoft YaHei" w:hAnsi="Microsoft YaHei"/>
                 <w:b w:val="0"/>
               </w:rPr>
-              <w:t>券名称</w:t>
+              <w:t>用户 ID</w:t>
             </w:r>
           </w:p>
         </w:tc>
@@ -19986,7 +19860,7 @@
                 <w:rFonts w:eastAsia="Microsoft YaHei" w:ascii="Microsoft YaHei" w:hAnsi="Microsoft YaHei"/>
                 <w:b w:val="0"/>
               </w:rPr>
-              <w:t>取《券模板表》券名</w:t>
+              <w:t>系统分配的用户唯一标识（如 U6492）</w:t>
             </w:r>
           </w:p>
         </w:tc>
@@ -20001,7 +19875,7 @@
                 <w:rFonts w:eastAsia="Microsoft YaHei" w:ascii="Microsoft YaHei" w:hAnsi="Microsoft YaHei"/>
                 <w:b w:val="0"/>
               </w:rPr>
-              <w:t>—</w:t>
+              <w:t>《用户表》user_id</w:t>
             </w:r>
           </w:p>
         </w:tc>
@@ -20018,7 +19892,7 @@
                 <w:rFonts w:eastAsia="Microsoft YaHei" w:ascii="Microsoft YaHei" w:hAnsi="Microsoft YaHei"/>
                 <w:b w:val="0"/>
               </w:rPr>
-              <w:t>券码</w:t>
+              <w:t>手机号</w:t>
             </w:r>
           </w:p>
         </w:tc>
@@ -20033,7 +19907,7 @@
                 <w:rFonts w:eastAsia="Microsoft YaHei" w:ascii="Microsoft YaHei" w:hAnsi="Microsoft YaHei"/>
                 <w:b w:val="0"/>
               </w:rPr>
-              <w:t>券实例唯一码</w:t>
+              <w:t>脱敏展示（中间4位*），如 137****9042</w:t>
             </w:r>
           </w:p>
         </w:tc>
@@ -20048,7 +19922,7 @@
                 <w:rFonts w:eastAsia="Microsoft YaHei" w:ascii="Microsoft YaHei" w:hAnsi="Microsoft YaHei"/>
                 <w:b w:val="0"/>
               </w:rPr>
-              <w:t>只读</w:t>
+              <w:t>《用户表》phone</w:t>
             </w:r>
           </w:p>
         </w:tc>
@@ -20065,7 +19939,7 @@
                 <w:rFonts w:eastAsia="Microsoft YaHei" w:ascii="Microsoft YaHei" w:hAnsi="Microsoft YaHei"/>
                 <w:b w:val="0"/>
               </w:rPr>
-              <w:t>获取来源</w:t>
+              <w:t>会员级别</w:t>
             </w:r>
           </w:p>
         </w:tc>
@@ -20080,7 +19954,7 @@
                 <w:rFonts w:eastAsia="Microsoft YaHei" w:ascii="Microsoft YaHei" w:hAnsi="Microsoft YaHei"/>
                 <w:b w:val="0"/>
               </w:rPr>
-              <w:t>发放活动名 / 系统发券</w:t>
+              <w:t>当前会员等级（普通会员 / 高级会员 / VIP 等）</w:t>
             </w:r>
           </w:p>
         </w:tc>
@@ -20095,7 +19969,7 @@
                 <w:rFonts w:eastAsia="Microsoft YaHei" w:ascii="Microsoft YaHei" w:hAnsi="Microsoft YaHei"/>
                 <w:b w:val="0"/>
               </w:rPr>
-              <w:t>—</w:t>
+              <w:t>《用户表》member_level</w:t>
             </w:r>
           </w:p>
         </w:tc>
@@ -20112,7 +19986,7 @@
                 <w:rFonts w:eastAsia="Microsoft YaHei" w:ascii="Microsoft YaHei" w:hAnsi="Microsoft YaHei"/>
                 <w:b w:val="0"/>
               </w:rPr>
-              <w:t>领取时间</w:t>
+              <w:t>注册时间</w:t>
             </w:r>
           </w:p>
         </w:tc>
@@ -20127,7 +20001,7 @@
                 <w:rFonts w:eastAsia="Microsoft YaHei" w:ascii="Microsoft YaHei" w:hAnsi="Microsoft YaHei"/>
                 <w:b w:val="0"/>
               </w:rPr>
-              <w:t>写入《用户券表》时间</w:t>
+              <w:t>用户注册账号的时间</w:t>
             </w:r>
           </w:p>
         </w:tc>
@@ -20142,7 +20016,7 @@
                 <w:rFonts w:eastAsia="Microsoft YaHei" w:ascii="Microsoft YaHei" w:hAnsi="Microsoft YaHei"/>
                 <w:b w:val="0"/>
               </w:rPr>
-              <w:t>—</w:t>
+              <w:t>《用户表》created_at</w:t>
             </w:r>
           </w:p>
         </w:tc>
@@ -20159,7 +20033,7 @@
                 <w:rFonts w:eastAsia="Microsoft YaHei" w:ascii="Microsoft YaHei" w:hAnsi="Microsoft YaHei"/>
                 <w:b w:val="0"/>
               </w:rPr>
-              <w:t>有效期至</w:t>
+              <w:t>消费金额（元）</w:t>
             </w:r>
           </w:p>
         </w:tc>
@@ -20174,7 +20048,7 @@
                 <w:rFonts w:eastAsia="Microsoft YaHei" w:ascii="Microsoft YaHei" w:hAnsi="Microsoft YaHei"/>
                 <w:b w:val="0"/>
               </w:rPr>
-              <w:t>券 expire_time</w:t>
+              <w:t>历史累计消费总额</w:t>
             </w:r>
           </w:p>
         </w:tc>
@@ -20189,7 +20063,7 @@
                 <w:rFonts w:eastAsia="Microsoft YaHei" w:ascii="Microsoft YaHei" w:hAnsi="Microsoft YaHei"/>
                 <w:b w:val="0"/>
               </w:rPr>
-              <w:t>—</w:t>
+              <w:t>《订单表》SUM(pay_amount) WHERE user_id=当前用户 AND pay_status='已支付'</w:t>
             </w:r>
           </w:p>
         </w:tc>
@@ -20206,7 +20080,7 @@
                 <w:rFonts w:eastAsia="Microsoft YaHei" w:ascii="Microsoft YaHei" w:hAnsi="Microsoft YaHei"/>
                 <w:b w:val="0"/>
               </w:rPr>
-              <w:t>状态</w:t>
+              <w:t>领券数量</w:t>
             </w:r>
           </w:p>
         </w:tc>
@@ -20221,7 +20095,54 @@
                 <w:rFonts w:eastAsia="Microsoft YaHei" w:ascii="Microsoft YaHei" w:hAnsi="Microsoft YaHei"/>
                 <w:b w:val="0"/>
               </w:rPr>
-              <w:t>未使用 / 已使用 / 已过期</w:t>
+              <w:t>该用户累计领取的券实例总数（含已使用/已过期）</w:t>
+            </w:r>
+          </w:p>
+        </w:tc>
+        <w:tc>
+          <w:tcPr>
+            <w:tcW w:type="dxa" w:w="2880"/>
+          </w:tcPr>
+          <w:p>
+            <w:r/>
+            <w:r>
+              <w:rPr>
+                <w:rFonts w:eastAsia="Microsoft YaHei" w:ascii="Microsoft YaHei" w:hAnsi="Microsoft YaHei"/>
+                <w:b w:val="0"/>
+              </w:rPr>
+              <w:t>COUNT(《用户券表》WHERE user_id=当前用户)</w:t>
+            </w:r>
+          </w:p>
+        </w:tc>
+      </w:tr>
+      <w:tr>
+        <w:tc>
+          <w:tcPr>
+            <w:tcW w:type="dxa" w:w="2880"/>
+          </w:tcPr>
+          <w:p>
+            <w:r/>
+            <w:r>
+              <w:rPr>
+                <w:rFonts w:eastAsia="Microsoft YaHei" w:ascii="Microsoft YaHei" w:hAnsi="Microsoft YaHei"/>
+                <w:b w:val="0"/>
+              </w:rPr>
+              <w:t>操作按钮</w:t>
+            </w:r>
+          </w:p>
+        </w:tc>
+        <w:tc>
+          <w:tcPr>
+            <w:tcW w:type="dxa" w:w="2880"/>
+          </w:tcPr>
+          <w:p>
+            <w:r/>
+            <w:r>
+              <w:rPr>
+                <w:rFonts w:eastAsia="Microsoft YaHei" w:ascii="Microsoft YaHei" w:hAnsi="Microsoft YaHei"/>
+                <w:b w:val="0"/>
+              </w:rPr>
+              <w:t>「查看会员」→跳转至会员详情页；「切换用户」→清空查询条件回到初始状态</w:t>
             </w:r>
           </w:p>
         </w:tc>
@@ -20242,15 +20163,6 @@
         </w:tc>
       </w:tr>
     </w:tbl>
-    <w:p>
-      <w:r>
-        <w:rPr>
-          <w:rFonts w:eastAsia="Microsoft YaHei" w:ascii="Microsoft YaHei" w:hAnsi="Microsoft YaHei"/>
-          <w:b w:val="0"/>
-        </w:rPr>
-        <w:t>列表附加规则：排序：按领取时间倒序；分页：见 §4.1.6.5.1 分页展示规范（本维度每页条数选项 20/50/100，默认 20）；数据唯一判断：券码唯一。</w:t>
-      </w:r>
-    </w:p>
     <w:p>
       <w:pPr>
         <w:pStyle w:val="Heading4"/>
@@ -20259,7 +20171,7 @@
         <w:rPr>
           <w:rFonts w:eastAsia="Microsoft YaHei" w:ascii="Microsoft YaHei" w:hAnsi="Microsoft YaHei"/>
         </w:rPr>
-        <w:t>4.1.7.3 数据来源（字段级）</w:t>
+        <w:t>4.1.7.2 查询条件（查询条件 / 查询说明）</w:t>
       </w:r>
     </w:p>
     <w:tbl>
@@ -20297,7 +20209,7 @@
                 <w:rFonts w:eastAsia="Microsoft YaHei" w:ascii="Microsoft YaHei" w:hAnsi="Microsoft YaHei"/>
                 <w:b/>
               </w:rPr>
-              <w:t>字段名称</w:t>
+              <w:t>查询条件</w:t>
             </w:r>
           </w:p>
         </w:tc>
@@ -20316,7 +20228,7 @@
                 <w:rFonts w:eastAsia="Microsoft YaHei" w:ascii="Microsoft YaHei" w:hAnsi="Microsoft YaHei"/>
                 <w:b/>
               </w:rPr>
-              <w:t>取值逻辑说明</w:t>
+              <w:t>查询说明</w:t>
             </w:r>
           </w:p>
         </w:tc>
@@ -20333,7 +20245,7 @@
                 <w:rFonts w:eastAsia="Microsoft YaHei" w:ascii="Microsoft YaHei" w:hAnsi="Microsoft YaHei"/>
                 <w:b w:val="0"/>
               </w:rPr>
-              <w:t>全部字段</w:t>
+              <w:t>用户 ID / 手机号</w:t>
             </w:r>
           </w:p>
         </w:tc>
@@ -20348,7 +20260,39 @@
                 <w:rFonts w:eastAsia="Microsoft YaHei" w:ascii="Microsoft YaHei" w:hAnsi="Microsoft YaHei"/>
                 <w:b w:val="0"/>
               </w:rPr>
-              <w:t>取《用户券表》，按 user_id + status 筛选</w:t>
+              <w:t>输入框；二选一必填，支持精确查询</w:t>
+            </w:r>
+          </w:p>
+        </w:tc>
+      </w:tr>
+      <w:tr>
+        <w:tc>
+          <w:tcPr>
+            <w:tcW w:type="dxa" w:w="4320"/>
+          </w:tcPr>
+          <w:p>
+            <w:r/>
+            <w:r>
+              <w:rPr>
+                <w:rFonts w:eastAsia="Microsoft YaHei" w:ascii="Microsoft YaHei" w:hAnsi="Microsoft YaHei"/>
+                <w:b w:val="0"/>
+              </w:rPr>
+              <w:t>券状态</w:t>
+            </w:r>
+          </w:p>
+        </w:tc>
+        <w:tc>
+          <w:tcPr>
+            <w:tcW w:type="dxa" w:w="4320"/>
+          </w:tcPr>
+          <w:p>
+            <w:r/>
+            <w:r>
+              <w:rPr>
+                <w:rFonts w:eastAsia="Microsoft YaHei" w:ascii="Microsoft YaHei" w:hAnsi="Microsoft YaHei"/>
+                <w:b w:val="0"/>
+              </w:rPr>
+              <w:t>下拉单选：未使用 / 已使用 / 已过期 / 全部；默认全部</w:t>
             </w:r>
           </w:p>
         </w:tc>
@@ -20362,7 +20306,650 @@
         <w:rPr>
           <w:rFonts w:eastAsia="Microsoft YaHei" w:ascii="Microsoft YaHei" w:hAnsi="Microsoft YaHei"/>
         </w:rPr>
-        <w:t>4.1.7.4 详细逻辑规则</w:t>
+        <w:t>4.1.7.3 列表字段表（字段名称 / 需求说明 / 数据来源）</w:t>
+      </w:r>
+    </w:p>
+    <w:tbl>
+      <w:tblPr>
+        <w:tblStyle w:val="TableGrid"/>
+        <w:tblW w:type="auto" w:w="0"/>
+        <w:tblLook w:firstColumn="1" w:firstRow="1" w:lastColumn="0" w:lastRow="0" w:noHBand="0" w:noVBand="1" w:val="04A0"/>
+        <w:jc w:val="center"/>
+        <w:tblBorders>
+          <w:top w:val="single" w:sz="4" w:space="0" w:color="999999"/>
+          <w:left w:val="single" w:sz="4" w:space="0" w:color="999999"/>
+          <w:bottom w:val="single" w:sz="4" w:space="0" w:color="999999"/>
+          <w:right w:val="single" w:sz="4" w:space="0" w:color="999999"/>
+          <w:insideH w:val="single" w:sz="4" w:space="0" w:color="999999"/>
+          <w:insideV w:val="single" w:sz="4" w:space="0" w:color="999999"/>
+        </w:tblBorders>
+      </w:tblPr>
+      <w:tblGrid>
+        <w:gridCol w:w="2880"/>
+        <w:gridCol w:w="2880"/>
+        <w:gridCol w:w="2880"/>
+      </w:tblGrid>
+      <w:tr>
+        <w:tc>
+          <w:tcPr>
+            <w:tcW w:type="dxa" w:w="2880"/>
+          </w:tcPr>
+          <w:p>
+            <w:r>
+              <w:rPr>
+                <w:b/>
+              </w:rPr>
+            </w:r>
+            <w:r>
+              <w:rPr>
+                <w:rFonts w:eastAsia="Microsoft YaHei" w:ascii="Microsoft YaHei" w:hAnsi="Microsoft YaHei"/>
+                <w:b/>
+              </w:rPr>
+              <w:t>字段名称</w:t>
+            </w:r>
+          </w:p>
+        </w:tc>
+        <w:tc>
+          <w:tcPr>
+            <w:tcW w:type="dxa" w:w="2880"/>
+          </w:tcPr>
+          <w:p>
+            <w:r>
+              <w:rPr>
+                <w:b/>
+              </w:rPr>
+            </w:r>
+            <w:r>
+              <w:rPr>
+                <w:rFonts w:eastAsia="Microsoft YaHei" w:ascii="Microsoft YaHei" w:hAnsi="Microsoft YaHei"/>
+                <w:b/>
+              </w:rPr>
+              <w:t>需求说明</w:t>
+            </w:r>
+          </w:p>
+        </w:tc>
+        <w:tc>
+          <w:tcPr>
+            <w:tcW w:type="dxa" w:w="2880"/>
+          </w:tcPr>
+          <w:p>
+            <w:r>
+              <w:rPr>
+                <w:b/>
+              </w:rPr>
+            </w:r>
+            <w:r>
+              <w:rPr>
+                <w:rFonts w:eastAsia="Microsoft YaHei" w:ascii="Microsoft YaHei" w:hAnsi="Microsoft YaHei"/>
+                <w:b/>
+              </w:rPr>
+              <w:t>数据来源</w:t>
+            </w:r>
+          </w:p>
+        </w:tc>
+      </w:tr>
+      <w:tr>
+        <w:tc>
+          <w:tcPr>
+            <w:tcW w:type="dxa" w:w="2880"/>
+          </w:tcPr>
+          <w:p>
+            <w:r/>
+            <w:r>
+              <w:rPr>
+                <w:rFonts w:eastAsia="Microsoft YaHei" w:ascii="Microsoft YaHei" w:hAnsi="Microsoft YaHei"/>
+                <w:b w:val="0"/>
+              </w:rPr>
+              <w:t>关联时间</w:t>
+            </w:r>
+          </w:p>
+        </w:tc>
+        <w:tc>
+          <w:tcPr>
+            <w:tcW w:type="dxa" w:w="2880"/>
+          </w:tcPr>
+          <w:p>
+            <w:r/>
+            <w:r>
+              <w:rPr>
+                <w:rFonts w:eastAsia="Microsoft YaHei" w:ascii="Microsoft YaHei" w:hAnsi="Microsoft YaHei"/>
+                <w:b w:val="0"/>
+              </w:rPr>
+              <w:t>同「领取时间」，便于运营快速定位</w:t>
+            </w:r>
+          </w:p>
+        </w:tc>
+        <w:tc>
+          <w:tcPr>
+            <w:tcW w:type="dxa" w:w="2880"/>
+          </w:tcPr>
+          <w:p>
+            <w:r/>
+            <w:r>
+              <w:rPr>
+                <w:rFonts w:eastAsia="Microsoft YaHei" w:ascii="Microsoft YaHei" w:hAnsi="Microsoft YaHei"/>
+                <w:b w:val="0"/>
+              </w:rPr>
+              <w:t>《用户券表》claim_time</w:t>
+            </w:r>
+          </w:p>
+        </w:tc>
+      </w:tr>
+      <w:tr>
+        <w:tc>
+          <w:tcPr>
+            <w:tcW w:type="dxa" w:w="2880"/>
+          </w:tcPr>
+          <w:p>
+            <w:r/>
+            <w:r>
+              <w:rPr>
+                <w:rFonts w:eastAsia="Microsoft YaHei" w:ascii="Microsoft YaHei" w:hAnsi="Microsoft YaHei"/>
+                <w:b w:val="0"/>
+              </w:rPr>
+              <w:t>券码</w:t>
+            </w:r>
+          </w:p>
+        </w:tc>
+        <w:tc>
+          <w:tcPr>
+            <w:tcW w:type="dxa" w:w="2880"/>
+          </w:tcPr>
+          <w:p>
+            <w:r/>
+            <w:r>
+              <w:rPr>
+                <w:rFonts w:eastAsia="Microsoft YaHei" w:ascii="Microsoft YaHei" w:hAnsi="Microsoft YaHei"/>
+                <w:b w:val="0"/>
+              </w:rPr>
+              <w:t>券实例唯一码（等宽字体展示，如 S5196052340120804320）</w:t>
+            </w:r>
+          </w:p>
+        </w:tc>
+        <w:tc>
+          <w:tcPr>
+            <w:tcW w:type="dxa" w:w="2880"/>
+          </w:tcPr>
+          <w:p>
+            <w:r/>
+            <w:r>
+              <w:rPr>
+                <w:rFonts w:eastAsia="Microsoft YaHei" w:ascii="Microsoft YaHei" w:hAnsi="Microsoft YaHei"/>
+                <w:b w:val="0"/>
+              </w:rPr>
+              <w:t>《用户券表》coupon_code</w:t>
+            </w:r>
+          </w:p>
+        </w:tc>
+      </w:tr>
+      <w:tr>
+        <w:tc>
+          <w:tcPr>
+            <w:tcW w:type="dxa" w:w="2880"/>
+          </w:tcPr>
+          <w:p>
+            <w:r/>
+            <w:r>
+              <w:rPr>
+                <w:rFonts w:eastAsia="Microsoft YaHei" w:ascii="Microsoft YaHei" w:hAnsi="Microsoft YaHei"/>
+                <w:b w:val="0"/>
+              </w:rPr>
+              <w:t>券名称</w:t>
+            </w:r>
+          </w:p>
+        </w:tc>
+        <w:tc>
+          <w:tcPr>
+            <w:tcW w:type="dxa" w:w="2880"/>
+          </w:tcPr>
+          <w:p>
+            <w:r/>
+            <w:r>
+              <w:rPr>
+                <w:rFonts w:eastAsia="Microsoft YaHei" w:ascii="Microsoft YaHei" w:hAnsi="Microsoft YaHei"/>
+                <w:b w:val="0"/>
+              </w:rPr>
+              <w:t>取《券模板表》券名</w:t>
+            </w:r>
+          </w:p>
+        </w:tc>
+        <w:tc>
+          <w:tcPr>
+            <w:tcW w:type="dxa" w:w="2880"/>
+          </w:tcPr>
+          <w:p>
+            <w:r/>
+            <w:r>
+              <w:rPr>
+                <w:rFonts w:eastAsia="Microsoft YaHei" w:ascii="Microsoft YaHei" w:hAnsi="Microsoft YaHei"/>
+                <w:b w:val="0"/>
+              </w:rPr>
+              <w:t>《券模板表》coupon_name（JOIN coupon_template_id）</w:t>
+            </w:r>
+          </w:p>
+        </w:tc>
+      </w:tr>
+      <w:tr>
+        <w:tc>
+          <w:tcPr>
+            <w:tcW w:type="dxa" w:w="2880"/>
+          </w:tcPr>
+          <w:p>
+            <w:r/>
+            <w:r>
+              <w:rPr>
+                <w:rFonts w:eastAsia="Microsoft YaHei" w:ascii="Microsoft YaHei" w:hAnsi="Microsoft YaHei"/>
+                <w:b w:val="0"/>
+              </w:rPr>
+              <w:t>获取来源</w:t>
+            </w:r>
+          </w:p>
+        </w:tc>
+        <w:tc>
+          <w:tcPr>
+            <w:tcW w:type="dxa" w:w="2880"/>
+          </w:tcPr>
+          <w:p>
+            <w:r/>
+            <w:r>
+              <w:rPr>
+                <w:rFonts w:eastAsia="Microsoft YaHei" w:ascii="Microsoft YaHei" w:hAnsi="Microsoft YaHei"/>
+                <w:b w:val="0"/>
+              </w:rPr>
+              <w:t>发放活动名 / 系统发券 / 手动运营 / 签到奖励等</w:t>
+            </w:r>
+          </w:p>
+        </w:tc>
+        <w:tc>
+          <w:tcPr>
+            <w:tcW w:type="dxa" w:w="2880"/>
+          </w:tcPr>
+          <w:p>
+            <w:r/>
+            <w:r>
+              <w:rPr>
+                <w:rFonts w:eastAsia="Microsoft YaHei" w:ascii="Microsoft YaHei" w:hAnsi="Microsoft YaHei"/>
+                <w:b w:val="0"/>
+              </w:rPr>
+              <w:t>《用户券表》source + 《发券活动表》activity_name</w:t>
+            </w:r>
+          </w:p>
+        </w:tc>
+      </w:tr>
+      <w:tr>
+        <w:tc>
+          <w:tcPr>
+            <w:tcW w:type="dxa" w:w="2880"/>
+          </w:tcPr>
+          <w:p>
+            <w:r/>
+            <w:r>
+              <w:rPr>
+                <w:rFonts w:eastAsia="Microsoft YaHei" w:ascii="Microsoft YaHei" w:hAnsi="Microsoft YaHei"/>
+                <w:b w:val="0"/>
+              </w:rPr>
+              <w:t>领取时间</w:t>
+            </w:r>
+          </w:p>
+        </w:tc>
+        <w:tc>
+          <w:tcPr>
+            <w:tcW w:type="dxa" w:w="2880"/>
+          </w:tcPr>
+          <w:p>
+            <w:r/>
+            <w:r>
+              <w:rPr>
+                <w:rFonts w:eastAsia="Microsoft YaHei" w:ascii="Microsoft YaHei" w:hAnsi="Microsoft YaHei"/>
+                <w:b w:val="0"/>
+              </w:rPr>
+              <w:t>写入《用户券表》的时间</w:t>
+            </w:r>
+          </w:p>
+        </w:tc>
+        <w:tc>
+          <w:tcPr>
+            <w:tcW w:type="dxa" w:w="2880"/>
+          </w:tcPr>
+          <w:p>
+            <w:r/>
+            <w:r>
+              <w:rPr>
+                <w:rFonts w:eastAsia="Microsoft YaHei" w:ascii="Microsoft YaHei" w:hAnsi="Microsoft YaHei"/>
+                <w:b w:val="0"/>
+              </w:rPr>
+              <w:t>《用户券表》claim_time</w:t>
+            </w:r>
+          </w:p>
+        </w:tc>
+      </w:tr>
+      <w:tr>
+        <w:tc>
+          <w:tcPr>
+            <w:tcW w:type="dxa" w:w="2880"/>
+          </w:tcPr>
+          <w:p>
+            <w:r/>
+            <w:r>
+              <w:rPr>
+                <w:rFonts w:eastAsia="Microsoft YaHei" w:ascii="Microsoft YaHei" w:hAnsi="Microsoft YaHei"/>
+                <w:b w:val="0"/>
+              </w:rPr>
+              <w:t>有效期至</w:t>
+            </w:r>
+          </w:p>
+        </w:tc>
+        <w:tc>
+          <w:tcPr>
+            <w:tcW w:type="dxa" w:w="2880"/>
+          </w:tcPr>
+          <w:p>
+            <w:r/>
+            <w:r>
+              <w:rPr>
+                <w:rFonts w:eastAsia="Microsoft YaHei" w:ascii="Microsoft YaHei" w:hAnsi="Microsoft YaHei"/>
+                <w:b w:val="0"/>
+              </w:rPr>
+              <w:t>券实例过期时间（expire_time）</w:t>
+            </w:r>
+          </w:p>
+        </w:tc>
+        <w:tc>
+          <w:tcPr>
+            <w:tcW w:type="dxa" w:w="2880"/>
+          </w:tcPr>
+          <w:p>
+            <w:r/>
+            <w:r>
+              <w:rPr>
+                <w:rFonts w:eastAsia="Microsoft YaHei" w:ascii="Microsoft YaHei" w:hAnsi="Microsoft YaHei"/>
+                <w:b w:val="0"/>
+              </w:rPr>
+              <w:t>《用户券表》expire_time</w:t>
+            </w:r>
+          </w:p>
+        </w:tc>
+      </w:tr>
+      <w:tr>
+        <w:tc>
+          <w:tcPr>
+            <w:tcW w:type="dxa" w:w="2880"/>
+          </w:tcPr>
+          <w:p>
+            <w:r/>
+            <w:r>
+              <w:rPr>
+                <w:rFonts w:eastAsia="Microsoft YaHei" w:ascii="Microsoft YaHei" w:hAnsi="Microsoft YaHei"/>
+                <w:b w:val="0"/>
+              </w:rPr>
+              <w:t>状态</w:t>
+            </w:r>
+          </w:p>
+        </w:tc>
+        <w:tc>
+          <w:tcPr>
+            <w:tcW w:type="dxa" w:w="2880"/>
+          </w:tcPr>
+          <w:p>
+            <w:r/>
+            <w:r>
+              <w:rPr>
+                <w:rFonts w:eastAsia="Microsoft YaHei" w:ascii="Microsoft YaHei" w:hAnsi="Microsoft YaHei"/>
+                <w:b w:val="0"/>
+              </w:rPr>
+              <w:t>未使用（绿色）/ 已使用（蓝色）/ 已过期（灰色）；已使用时显示核销订单号</w:t>
+            </w:r>
+          </w:p>
+        </w:tc>
+        <w:tc>
+          <w:tcPr>
+            <w:tcW w:type="dxa" w:w="2880"/>
+          </w:tcPr>
+          <w:p>
+            <w:r/>
+            <w:r>
+              <w:rPr>
+                <w:rFonts w:eastAsia="Microsoft YaHei" w:ascii="Microsoft YaHei" w:hAnsi="Microsoft YaHei"/>
+                <w:b w:val="0"/>
+              </w:rPr>
+              <w:t>《用户券表》status</w:t>
+            </w:r>
+          </w:p>
+        </w:tc>
+      </w:tr>
+      <w:tr>
+        <w:tc>
+          <w:tcPr>
+            <w:tcW w:type="dxa" w:w="2880"/>
+          </w:tcPr>
+          <w:p>
+            <w:r/>
+            <w:r>
+              <w:rPr>
+                <w:rFonts w:eastAsia="Microsoft YaHei" w:ascii="Microsoft YaHei" w:hAnsi="Microsoft YaHei"/>
+                <w:b w:val="0"/>
+              </w:rPr>
+              <w:t>核销订单号</w:t>
+            </w:r>
+          </w:p>
+        </w:tc>
+        <w:tc>
+          <w:tcPr>
+            <w:tcW w:type="dxa" w:w="2880"/>
+          </w:tcPr>
+          <w:p>
+            <w:r/>
+            <w:r>
+              <w:rPr>
+                <w:rFonts w:eastAsia="Microsoft YaHei" w:ascii="Microsoft YaHei" w:hAnsi="Microsoft YaHei"/>
+                <w:b w:val="0"/>
+              </w:rPr>
+              <w:t>已核销时展示关联订单号；未核销/已过期显示"—"</w:t>
+            </w:r>
+          </w:p>
+        </w:tc>
+        <w:tc>
+          <w:tcPr>
+            <w:tcW w:type="dxa" w:w="2880"/>
+          </w:tcPr>
+          <w:p>
+            <w:r/>
+            <w:r>
+              <w:rPr>
+                <w:rFonts w:eastAsia="Microsoft YaHei" w:ascii="Microsoft YaHei" w:hAnsi="Microsoft YaHei"/>
+                <w:b w:val="0"/>
+              </w:rPr>
+              <w:t>《用户券表》order_no（LEFT JOIN 订单表）</w:t>
+            </w:r>
+          </w:p>
+        </w:tc>
+      </w:tr>
+    </w:tbl>
+    <w:p>
+      <w:r>
+        <w:rPr>
+          <w:rFonts w:eastAsia="Microsoft YaHei" w:ascii="Microsoft YaHei" w:hAnsi="Microsoft YaHei"/>
+          <w:b w:val="0"/>
+        </w:rPr>
+        <w:t>列表附加规则：排序默认按领取时间倒序；分页：见 §4.1.6.5.1 分页展示规范（本维度每页条数选项 10/20/50，默认 20）；数据唯一判断：券码唯一。空态：无数据时显示"该用户暂无优惠券记录"。</w:t>
+      </w:r>
+    </w:p>
+    <w:p>
+      <w:pPr>
+        <w:pStyle w:val="Heading4"/>
+      </w:pPr>
+      <w:r>
+        <w:rPr>
+          <w:rFonts w:eastAsia="Microsoft YaHei" w:ascii="Microsoft YaHei" w:hAnsi="Microsoft YaHei"/>
+        </w:rPr>
+        <w:t>4.1.7.4 数据来源（字段级）</w:t>
+      </w:r>
+    </w:p>
+    <w:tbl>
+      <w:tblPr>
+        <w:tblStyle w:val="TableGrid"/>
+        <w:tblW w:type="auto" w:w="0"/>
+        <w:tblLook w:firstColumn="1" w:firstRow="1" w:lastColumn="0" w:lastRow="0" w:noHBand="0" w:noVBand="1" w:val="04A0"/>
+        <w:jc w:val="center"/>
+        <w:tblBorders>
+          <w:top w:val="single" w:sz="4" w:space="0" w:color="999999"/>
+          <w:left w:val="single" w:sz="4" w:space="0" w:color="999999"/>
+          <w:bottom w:val="single" w:sz="4" w:space="0" w:color="999999"/>
+          <w:right w:val="single" w:sz="4" w:space="0" w:color="999999"/>
+          <w:insideH w:val="single" w:sz="4" w:space="0" w:color="999999"/>
+          <w:insideV w:val="single" w:sz="4" w:space="0" w:color="999999"/>
+        </w:tblBorders>
+      </w:tblPr>
+      <w:tblGrid>
+        <w:gridCol w:w="4320"/>
+        <w:gridCol w:w="4320"/>
+      </w:tblGrid>
+      <w:tr>
+        <w:tc>
+          <w:tcPr>
+            <w:tcW w:type="dxa" w:w="4320"/>
+          </w:tcPr>
+          <w:p>
+            <w:r>
+              <w:rPr>
+                <w:b/>
+              </w:rPr>
+            </w:r>
+            <w:r>
+              <w:rPr>
+                <w:rFonts w:eastAsia="Microsoft YaHei" w:ascii="Microsoft YaHei" w:hAnsi="Microsoft YaHei"/>
+                <w:b/>
+              </w:rPr>
+              <w:t>字段组</w:t>
+            </w:r>
+          </w:p>
+        </w:tc>
+        <w:tc>
+          <w:tcPr>
+            <w:tcW w:type="dxa" w:w="4320"/>
+          </w:tcPr>
+          <w:p>
+            <w:r>
+              <w:rPr>
+                <w:b/>
+              </w:rPr>
+            </w:r>
+            <w:r>
+              <w:rPr>
+                <w:rFonts w:eastAsia="Microsoft YaHei" w:ascii="Microsoft YaHei" w:hAnsi="Microsoft YaHei"/>
+                <w:b/>
+              </w:rPr>
+              <w:t>取值逻辑说明</w:t>
+            </w:r>
+          </w:p>
+        </w:tc>
+      </w:tr>
+      <w:tr>
+        <w:tc>
+          <w:tcPr>
+            <w:tcW w:type="dxa" w:w="4320"/>
+          </w:tcPr>
+          <w:p>
+            <w:r/>
+            <w:r>
+              <w:rPr>
+                <w:rFonts w:eastAsia="Microsoft YaHei" w:ascii="Microsoft YaHei" w:hAnsi="Microsoft YaHei"/>
+                <w:b w:val="0"/>
+              </w:rPr>
+              <w:t>用户信息卡片</w:t>
+            </w:r>
+          </w:p>
+        </w:tc>
+        <w:tc>
+          <w:tcPr>
+            <w:tcW w:type="dxa" w:w="4320"/>
+          </w:tcPr>
+          <w:p>
+            <w:r/>
+            <w:r>
+              <w:rPr>
+                <w:rFonts w:eastAsia="Microsoft YaHei" w:ascii="Microsoft YaHei" w:hAnsi="Microsoft YaHei"/>
+                <w:b w:val="0"/>
+              </w:rPr>
+              <w:t>《用户表》（user_id / phone / member_level / created_at）+ 《订单表》聚合消费金额 + 《用户券表》COUNT 领券数</w:t>
+            </w:r>
+          </w:p>
+        </w:tc>
+      </w:tr>
+      <w:tr>
+        <w:tc>
+          <w:tcPr>
+            <w:tcW w:type="dxa" w:w="4320"/>
+          </w:tcPr>
+          <w:p>
+            <w:r/>
+            <w:r>
+              <w:rPr>
+                <w:rFonts w:eastAsia="Microsoft YaHei" w:ascii="Microsoft YaHei" w:hAnsi="Microsoft YaHei"/>
+                <w:b w:val="0"/>
+              </w:rPr>
+              <w:t>查询条件</w:t>
+            </w:r>
+          </w:p>
+        </w:tc>
+        <w:tc>
+          <w:tcPr>
+            <w:tcW w:type="dxa" w:w="4320"/>
+          </w:tcPr>
+          <w:p>
+            <w:r/>
+            <w:r>
+              <w:rPr>
+                <w:rFonts w:eastAsia="Microsoft YaHei" w:ascii="Microsoft YaHei" w:hAnsi="Microsoft YaHei"/>
+                <w:b w:val="0"/>
+              </w:rPr>
+              <w:t>《用户表》按 user_id 或 phone 精确匹配</w:t>
+            </w:r>
+          </w:p>
+        </w:tc>
+      </w:tr>
+      <w:tr>
+        <w:tc>
+          <w:tcPr>
+            <w:tcW w:type="dxa" w:w="4320"/>
+          </w:tcPr>
+          <w:p>
+            <w:r/>
+            <w:r>
+              <w:rPr>
+                <w:rFonts w:eastAsia="Microsoft YaHei" w:ascii="Microsoft YaHei" w:hAnsi="Microsoft YaHei"/>
+                <w:b w:val="0"/>
+              </w:rPr>
+              <w:t>列表全部字段</w:t>
+            </w:r>
+          </w:p>
+        </w:tc>
+        <w:tc>
+          <w:tcPr>
+            <w:tcW w:type="dxa" w:w="4320"/>
+          </w:tcPr>
+          <w:p>
+            <w:r/>
+            <w:r>
+              <w:rPr>
+                <w:rFonts w:eastAsia="Microsoft YaHei" w:ascii="Microsoft YaHei" w:hAnsi="Microsoft YaHei"/>
+                <w:b w:val="0"/>
+              </w:rPr>
+              <w:t>取《用户券表》，按 user_id + status 筛选；JOIN 《券模板表》取券名；LEFT JOIN 《发券活动表》取来源名；LEFT JOIN 《订单表》取核销订单号</w:t>
+            </w:r>
+          </w:p>
+        </w:tc>
+      </w:tr>
+    </w:tbl>
+    <w:p>
+      <w:pPr>
+        <w:pStyle w:val="Heading4"/>
+      </w:pPr>
+      <w:r>
+        <w:rPr>
+          <w:rFonts w:eastAsia="Microsoft YaHei" w:ascii="Microsoft YaHei" w:hAnsi="Microsoft YaHei"/>
+        </w:rPr>
+        <w:t>4.1.7.5 详细逻辑规则</w:t>
       </w:r>
     </w:p>
     <w:p>
@@ -20402,7 +20989,21 @@
           <w:rFonts w:eastAsia="Microsoft YaHei" w:ascii="Microsoft YaHei" w:hAnsi="Microsoft YaHei"/>
           <w:b w:val="0"/>
         </w:rPr>
-        <w:t>极限值处理：单次查询结果上限 1000 条，超出提示"数据量较大，请缩小筛选范围后重试"；分页每页 20/50/100 条，默认 20。</w:t>
+        <w:t xml:space="preserve">显示位置：平台端后台 </w:t>
+      </w:r>
+      <w:r>
+        <w:rPr>
+          <w:rFonts w:eastAsia="Microsoft YaHei" w:ascii="Microsoft YaHei" w:hAnsi="Microsoft YaHei"/>
+          <w:b/>
+        </w:rPr>
+        <w:t>营销应用 → 优惠券 → 用户券查询</w:t>
+      </w:r>
+      <w:r>
+        <w:rPr>
+          <w:rFonts w:eastAsia="Microsoft YaHei" w:ascii="Microsoft YaHei" w:hAnsi="Microsoft YaHei"/>
+          <w:b w:val="0"/>
+        </w:rPr>
+        <w:t>（侧边栏独立菜单项）；页面顶部展示用户信息卡片（头像/ID/手机号/会员级别/注册时间/消费金额/领券数量），卡片右侧提供「查看会员」（跳转会员详情）和「切换用户」按钮。</w:t>
       </w:r>
     </w:p>
     <w:p>
@@ -20414,23 +21015,7 @@
           <w:rFonts w:eastAsia="Microsoft YaHei" w:ascii="Microsoft YaHei" w:hAnsi="Microsoft YaHei"/>
           <w:b w:val="0"/>
         </w:rPr>
-        <w:t>显示位置：嵌入会员管理模块 → 用户详情页 Tab（与基本信息/订单/资产并列）；Tab 切换不刷新其他 Tab 数据；列表按领取时间倒序排列。</w:t>
-      </w:r>
-    </w:p>
-    <w:p>
-      <w:r>
-        <w:rPr>
-          <w:rFonts w:eastAsia="Microsoft YaHei" w:ascii="Microsoft YaHei" w:hAnsi="Microsoft YaHei"/>
-          <w:b/>
-        </w:rPr>
-        <w:t>业务逻辑与边界条件</w:t>
-      </w:r>
-      <w:r>
-        <w:rPr>
-          <w:rFonts w:eastAsia="Microsoft YaHei" w:ascii="Microsoft YaHei" w:hAnsi="Microsoft YaHei"/>
-          <w:b w:val="0"/>
-        </w:rPr>
-        <w:t>：</w:t>
+        <w:t>极限值处理：单次查询结果上限 1000 条，超出提示"数据量较大，请缩小筛选范围后重试"；分页每页 10/20/50 条，默认 20；列表按领取时间倒序排列。</w:t>
       </w:r>
     </w:p>
     <w:p>
@@ -20442,7 +21027,23 @@
           <w:rFonts w:eastAsia="Microsoft YaHei" w:ascii="Microsoft YaHei" w:hAnsi="Microsoft YaHei"/>
           <w:b w:val="0"/>
         </w:rPr>
-        <w:t>未登录拦截：平台端后台需登录且具备「用户管理」权限，无权限→403 提示"无权访问此模块"。</w:t>
+        <w:t>状态标签颜色：未使用=绿色(#67c23a)、已使用=蓝色(#409eff)、已过期=灰色(#909399)。</w:t>
+      </w:r>
+    </w:p>
+    <w:p>
+      <w:r>
+        <w:rPr>
+          <w:rFonts w:eastAsia="Microsoft YaHei" w:ascii="Microsoft YaHei" w:hAnsi="Microsoft YaHei"/>
+          <w:b/>
+        </w:rPr>
+        <w:t>业务逻辑与边界条件</w:t>
+      </w:r>
+      <w:r>
+        <w:rPr>
+          <w:rFonts w:eastAsia="Microsoft YaHei" w:ascii="Microsoft YaHei" w:hAnsi="Microsoft YaHei"/>
+          <w:b w:val="0"/>
+        </w:rPr>
+        <w:t>：</w:t>
       </w:r>
     </w:p>
     <w:p>
@@ -20454,7 +21055,7 @@
           <w:rFonts w:eastAsia="Microsoft YaHei" w:ascii="Microsoft YaHei" w:hAnsi="Microsoft YaHei"/>
           <w:b w:val="0"/>
         </w:rPr>
-        <w:t>交互反馈：查询中显示 loading 骨架屏；查询完成显示结果数（如"共 4 条记录"）；无数据时显示空态"该用户暂无优惠券记录"。</w:t>
+        <w:t>未登录拦截：平台端后台需登录且具备「优惠券管理」权限，无权限→403 提示"无权访问此模块"。</w:t>
       </w:r>
     </w:p>
     <w:p>
@@ -20466,7 +21067,7 @@
           <w:rFonts w:eastAsia="Microsoft YaHei" w:ascii="Microsoft YaHei" w:hAnsi="Microsoft YaHei"/>
           <w:b w:val="0"/>
         </w:rPr>
-        <w:t>按钮状态切换：「查询」按钮点击后 disabled 防重复提交，请求完成后恢复可用状态；「重置」清空所有筛选条件并自动重新查询。</w:t>
+        <w:t>交互反馈：查询中显示 loading 骨架屏；查询完成显示结果数（如"共 4 条记录"）；无数据时显示空态"该用户暂无优惠券记录"。</w:t>
       </w:r>
     </w:p>
     <w:p>
@@ -20478,7 +21079,7 @@
           <w:rFonts w:eastAsia="Microsoft YaHei" w:ascii="Microsoft YaHei" w:hAnsi="Microsoft YaHei"/>
           <w:b w:val="0"/>
         </w:rPr>
-        <w:t>防刷控制：同一操作账号 1 秒内最多触发 1 次查询请求，超频→toast 提示"操作过于频繁，请稍后再试"。</w:t>
+        <w:t>按钮状态切换：「查询」按钮点击后 disabled 防重复提交，请求完成后恢复可用状态；「重置」清空所有筛选条件并自动重新查询（回到默认全部状态）；「切换用户」清空搜索框和状态下拉，重置到第 1 页。</w:t>
       </w:r>
     </w:p>
     <w:p>
@@ -20490,7 +21091,31 @@
           <w:rFonts w:eastAsia="Microsoft YaHei" w:ascii="Microsoft YaHei" w:hAnsi="Microsoft YaHei"/>
           <w:b w:val="0"/>
         </w:rPr>
+        <w:t>防刷控制：同一操作账号 1 秒内最多触发 1 次查询请求，超频→toast 提示"操作过于频繁，请稍后再试"。</w:t>
+      </w:r>
+    </w:p>
+    <w:p>
+      <w:pPr>
+        <w:pStyle w:val="ListBullet"/>
+      </w:pPr>
+      <w:r>
+        <w:rPr>
+          <w:rFonts w:eastAsia="Microsoft YaHei" w:ascii="Microsoft YaHei" w:hAnsi="Microsoft YaHei"/>
+          <w:b w:val="0"/>
+        </w:rPr>
         <w:t>数据隔离：仅展示当前选中用户的券实例，不可跨用户查看；券状态下拉枚举与《用户券表》status 字段严格对齐（未使用/已使用/已过期）。</w:t>
+      </w:r>
+    </w:p>
+    <w:p>
+      <w:pPr>
+        <w:pStyle w:val="ListBullet"/>
+      </w:pPr>
+      <w:r>
+        <w:rPr>
+          <w:rFonts w:eastAsia="Microsoft YaHei" w:ascii="Microsoft YaHei" w:hAnsi="Microsoft YaHei"/>
+          <w:b w:val="0"/>
+        </w:rPr>
+        <w:t>退单口径一致性：已使用的券即使关联订单发生退款，券状态仍保持「已使用」不回滚（与 §4.6 券状态机一致）。</w:t>
       </w:r>
     </w:p>
     <w:p>

--- a/coupon-prd.docx
+++ b/coupon-prd.docx
@@ -19277,7 +19277,7 @@
                 <w:rFonts w:eastAsia="Microsoft YaHei" w:ascii="Microsoft YaHei" w:hAnsi="Microsoft YaHei"/>
                 <w:b w:val="0"/>
               </w:rPr>
-              <w:t>领取 / 接收该券实例的用户标识（user_id 或 手机号脱敏展示）</w:t>
+              <w:t>领取 / 接收该券实例的用户标识（user_id 或 手机号完整展示）</w:t>
             </w:r>
           </w:p>
         </w:tc>
@@ -19717,14 +19717,14 @@
           <w:rFonts w:eastAsia="Microsoft YaHei" w:ascii="Microsoft YaHei" w:hAnsi="Microsoft YaHei"/>
           <w:b/>
         </w:rPr>
-        <w:t>营销应用 → 优惠券 → 用户券查询</w:t>
+        <w:t>关联查询 → 用户券查询</w:t>
       </w:r>
       <w:r>
         <w:rPr>
           <w:rFonts w:eastAsia="Microsoft YaHei" w:ascii="Microsoft YaHei" w:hAnsi="Microsoft YaHei"/>
           <w:b w:val="0"/>
         </w:rPr>
-        <w:t>（侧边栏独立菜单项，与「优惠券管理」「发券活动管理」「数据看板」并列）。导航路径：营销后台 / 优惠券 / 用户券查询。</w:t>
+        <w:t>（侧边栏独立菜单项，位于「关联查询」分组下，与「营销应用」分组的「优惠券管理」「发券活动管理」「数据看板」为同级导航）。导航路径：营销后台 / 关联查询 / 用户券查询。</w:t>
       </w:r>
     </w:p>
     <w:p>
@@ -19907,7 +19907,7 @@
                 <w:rFonts w:eastAsia="Microsoft YaHei" w:ascii="Microsoft YaHei" w:hAnsi="Microsoft YaHei"/>
                 <w:b w:val="0"/>
               </w:rPr>
-              <w:t>脱敏展示（中间4位*），如 137****9042</w:t>
+              <w:t>完整展示（11 位），如 13712349042</w:t>
             </w:r>
           </w:p>
         </w:tc>
@@ -20996,14 +20996,14 @@
           <w:rFonts w:eastAsia="Microsoft YaHei" w:ascii="Microsoft YaHei" w:hAnsi="Microsoft YaHei"/>
           <w:b/>
         </w:rPr>
-        <w:t>营销应用 → 优惠券 → 用户券查询</w:t>
+        <w:t>关联查询 → 用户券查询</w:t>
       </w:r>
       <w:r>
         <w:rPr>
           <w:rFonts w:eastAsia="Microsoft YaHei" w:ascii="Microsoft YaHei" w:hAnsi="Microsoft YaHei"/>
           <w:b w:val="0"/>
         </w:rPr>
-        <w:t>（侧边栏独立菜单项）；页面顶部展示用户信息卡片（头像/ID/手机号/会员级别/注册时间/消费金额/领券数量），卡片右侧提供「查看会员」（跳转会员详情）和「切换用户」按钮。</w:t>
+        <w:t>（侧边栏独立菜单项，位于「关联查询」分组）；页面顶部展示用户信息卡片（头像/ID/手机号/会员级别/注册时间/消费金额/领券数量），卡片右侧提供「查看会员」（跳转会员详情）和「切换用户」按钮。</w:t>
       </w:r>
     </w:p>
     <w:p>

--- a/coupon-prd.docx
+++ b/coupon-prd.docx
@@ -31942,7 +31942,7 @@
         <w:rPr>
           <w:rFonts w:eastAsia="Microsoft YaHei" w:ascii="Microsoft YaHei" w:hAnsi="Microsoft YaHei"/>
         </w:rPr>
-        <w:t>10.2 会员中心-批量送券</w:t>
+        <w:t>10.2 关联直播原型</w:t>
       </w:r>
     </w:p>
     <w:p>
@@ -31958,7 +31958,7 @@
           <w:rFonts w:eastAsia="Microsoft YaHei" w:ascii="Microsoft YaHei" w:hAnsi="Microsoft YaHei"/>
           <w:b w:val="0"/>
         </w:rPr>
-        <w:t>：平台端后台为运营提供「按用户标签圈选 → 批量发放优惠券」的能力。运营可在会员中心选择目标用户标签（如「福利直播」标签），配置要发放的券模板与数量，系统批量写入用户券账户。是「时长发券」之外另一条人工触达用户的送券通道。</w:t>
+        <w:t>：平台端后台将「直播间」与「优惠券模板」进行关联绑定，实现直播场景下的券发放。运营在直播商品池管理或直播间管理中，选择要关联的券模板，配置发放规则（如观看满 X 分钟自动发放）。</w:t>
       </w:r>
     </w:p>
     <w:p>
@@ -31974,7 +31974,7 @@
           <w:rFonts w:eastAsia="Microsoft YaHei" w:ascii="Microsoft YaHei" w:hAnsi="Microsoft YaHei"/>
           <w:b w:val="0"/>
         </w:rPr>
-        <w:t>：批量送券直接调用券模板的「发券」能力，写入用户券账户表；券的状态流转（未使用/已使用/已过期）与核销逻辑完全复用优惠券体系既有能力。</w:t>
+        <w:t>：关联直播是优惠券的「发放场景」之一，直播间绑定的是「券模板」而非具体券实例；用户满足发放条件后，系统调用券模板生成券实例并写入用户账户。</w:t>
       </w:r>
     </w:p>
     <w:p>
@@ -31993,98 +31993,6 @@
         <w:t>：</w:t>
       </w:r>
       <w:hyperlink r:id="rId35">
-        <w:r>
-          <w:rPr>
-            <w:rStyle w:val="Hyperlink"/>
-          </w:rPr>
-          <w:t>https://ddyuan-spec.github.io/taixiaohu/coupon-member.html</w:t>
-        </w:r>
-      </w:hyperlink>
-    </w:p>
-    <w:p>
-      <w:r>
-        <w:rPr>
-          <w:rFonts w:eastAsia="Microsoft YaHei" w:ascii="Microsoft YaHei" w:hAnsi="Microsoft YaHei"/>
-          <w:b/>
-        </w:rPr>
-        <w:t>原型截图</w:t>
-      </w:r>
-      <w:r>
-        <w:rPr>
-          <w:rFonts w:eastAsia="Microsoft YaHei" w:ascii="Microsoft YaHei" w:hAnsi="Microsoft YaHei"/>
-          <w:b w:val="0"/>
-        </w:rPr>
-        <w:t>：</w:t>
-      </w:r>
-    </w:p>
-    <w:p>
-      <w:r>
-        <w:rPr>
-          <w:rFonts w:eastAsia="Microsoft YaHei" w:ascii="Microsoft YaHei" w:hAnsi="Microsoft YaHei"/>
-          <w:color w:val="DC2626"/>
-        </w:rPr>
-        <w:t>[缺失图片] 会员中心-批量送券原型</w:t>
-      </w:r>
-    </w:p>
-    <w:p>
-      <w:pPr>
-        <w:pStyle w:val="Heading2"/>
-      </w:pPr>
-      <w:r>
-        <w:rPr>
-          <w:rFonts w:eastAsia="Microsoft YaHei" w:ascii="Microsoft YaHei" w:hAnsi="Microsoft YaHei"/>
-        </w:rPr>
-        <w:t>10.3 关联直播原型</w:t>
-      </w:r>
-    </w:p>
-    <w:p>
-      <w:r>
-        <w:rPr>
-          <w:rFonts w:eastAsia="Microsoft YaHei" w:ascii="Microsoft YaHei" w:hAnsi="Microsoft YaHei"/>
-          <w:b/>
-        </w:rPr>
-        <w:t>功能说明</w:t>
-      </w:r>
-      <w:r>
-        <w:rPr>
-          <w:rFonts w:eastAsia="Microsoft YaHei" w:ascii="Microsoft YaHei" w:hAnsi="Microsoft YaHei"/>
-          <w:b w:val="0"/>
-        </w:rPr>
-        <w:t>：平台端后台将「直播间」与「优惠券模板」进行关联绑定，实现直播场景下的券发放。运营在直播商品池管理或直播间管理中，选择要关联的券模板，配置发放规则（如观看满 X 分钟自动发放）。</w:t>
-      </w:r>
-    </w:p>
-    <w:p>
-      <w:r>
-        <w:rPr>
-          <w:rFonts w:eastAsia="Microsoft YaHei" w:ascii="Microsoft YaHei" w:hAnsi="Microsoft YaHei"/>
-          <w:b/>
-        </w:rPr>
-        <w:t>与优惠券体系的关系</w:t>
-      </w:r>
-      <w:r>
-        <w:rPr>
-          <w:rFonts w:eastAsia="Microsoft YaHei" w:ascii="Microsoft YaHei" w:hAnsi="Microsoft YaHei"/>
-          <w:b w:val="0"/>
-        </w:rPr>
-        <w:t>：关联直播是优惠券的「发放场景」之一，直播间绑定的是「券模板」而非具体券实例；用户满足发放条件后，系统调用券模板生成券实例并写入用户账户。</w:t>
-      </w:r>
-    </w:p>
-    <w:p>
-      <w:r>
-        <w:rPr>
-          <w:rFonts w:eastAsia="Microsoft YaHei" w:ascii="Microsoft YaHei" w:hAnsi="Microsoft YaHei"/>
-          <w:b/>
-        </w:rPr>
-        <w:t>原型短链</w:t>
-      </w:r>
-      <w:r>
-        <w:rPr>
-          <w:rFonts w:eastAsia="Microsoft YaHei" w:ascii="Microsoft YaHei" w:hAnsi="Microsoft YaHei"/>
-          <w:b w:val="0"/>
-        </w:rPr>
-        <w:t>：</w:t>
-      </w:r>
-      <w:hyperlink r:id="rId36">
         <w:r>
           <w:rPr>
             <w:rStyle w:val="Hyperlink"/>
@@ -32126,7 +32034,7 @@
         <w:rPr>
           <w:rFonts w:eastAsia="Microsoft YaHei" w:ascii="Microsoft YaHei" w:hAnsi="Microsoft YaHei"/>
         </w:rPr>
-        <w:t>10.4 订单关联优惠券</w:t>
+        <w:t>10.3 订单关联优惠券</w:t>
       </w:r>
     </w:p>
     <w:p>
@@ -32176,7 +32084,7 @@
         </w:rPr>
         <w:t>：</w:t>
       </w:r>
-      <w:hyperlink r:id="rId37">
+      <w:hyperlink r:id="rId36">
         <w:r>
           <w:rPr>
             <w:rStyle w:val="Hyperlink"/>
@@ -32218,7 +32126,7 @@
         <w:rPr>
           <w:rFonts w:eastAsia="Microsoft YaHei" w:ascii="Microsoft YaHei" w:hAnsi="Microsoft YaHei"/>
         </w:rPr>
-        <w:t>10.5 会员直接发券</w:t>
+        <w:t>10.4 会员直接发券</w:t>
       </w:r>
     </w:p>
     <w:p>
@@ -32268,7 +32176,7 @@
         </w:rPr>
         <w:t>：</w:t>
       </w:r>
-      <w:hyperlink r:id="rId38">
+      <w:hyperlink r:id="rId37">
         <w:r>
           <w:rPr>
             <w:rStyle w:val="Hyperlink"/>
@@ -32310,7 +32218,7 @@
         <w:rPr>
           <w:rFonts w:eastAsia="Microsoft YaHei" w:ascii="Microsoft YaHei" w:hAnsi="Microsoft YaHei"/>
         </w:rPr>
-        <w:t>10.6 直播观看记录</w:t>
+        <w:t>10.5 直播观看记录</w:t>
       </w:r>
     </w:p>
     <w:p>
@@ -32360,7 +32268,7 @@
         </w:rPr>
         <w:t>：</w:t>
       </w:r>
-      <w:hyperlink r:id="rId39">
+      <w:hyperlink r:id="rId38">
         <w:r>
           <w:rPr>
             <w:rStyle w:val="Hyperlink"/>

--- a/coupon-prd.docx
+++ b/coupon-prd.docx
@@ -31942,7 +31942,7 @@
         <w:rPr>
           <w:rFonts w:eastAsia="Microsoft YaHei" w:ascii="Microsoft YaHei" w:hAnsi="Microsoft YaHei"/>
         </w:rPr>
-        <w:t>10.2 关联直播原型</w:t>
+        <w:t>10.2 会员中心-批量送券</w:t>
       </w:r>
     </w:p>
     <w:p>
@@ -31958,7 +31958,7 @@
           <w:rFonts w:eastAsia="Microsoft YaHei" w:ascii="Microsoft YaHei" w:hAnsi="Microsoft YaHei"/>
           <w:b w:val="0"/>
         </w:rPr>
-        <w:t>：平台端后台将「直播间」与「优惠券模板」进行关联绑定，实现直播场景下的券发放。运营在直播商品池管理或直播间管理中，选择要关联的券模板，配置发放规则（如观看满 X 分钟自动发放）。</w:t>
+        <w:t>：平台端后台为运营提供「按用户标签圈选 → 批量发放优惠券」的能力。运营可在会员中心选择目标用户标签（如「福利直播」标签），配置要发放的券模板与数量，系统批量写入用户券账户。是「时长发券」之外另一条人工触达用户的送券通道。</w:t>
       </w:r>
     </w:p>
     <w:p>
@@ -31974,7 +31974,7 @@
           <w:rFonts w:eastAsia="Microsoft YaHei" w:ascii="Microsoft YaHei" w:hAnsi="Microsoft YaHei"/>
           <w:b w:val="0"/>
         </w:rPr>
-        <w:t>：关联直播是优惠券的「发放场景」之一，直播间绑定的是「券模板」而非具体券实例；用户满足发放条件后，系统调用券模板生成券实例并写入用户账户。</w:t>
+        <w:t>：批量送券直接调用券模板的「发券」能力，写入用户券账户表；券的状态流转（未使用/已使用/已过期）与核销逻辑完全复用优惠券体系既有能力。</w:t>
       </w:r>
     </w:p>
     <w:p>
@@ -31993,6 +31993,98 @@
         <w:t>：</w:t>
       </w:r>
       <w:hyperlink r:id="rId35">
+        <w:r>
+          <w:rPr>
+            <w:rStyle w:val="Hyperlink"/>
+          </w:rPr>
+          <w:t>https://ddyuan-spec.github.io/taixiaohu/coupon-member.html</w:t>
+        </w:r>
+      </w:hyperlink>
+    </w:p>
+    <w:p>
+      <w:r>
+        <w:rPr>
+          <w:rFonts w:eastAsia="Microsoft YaHei" w:ascii="Microsoft YaHei" w:hAnsi="Microsoft YaHei"/>
+          <w:b/>
+        </w:rPr>
+        <w:t>原型截图</w:t>
+      </w:r>
+      <w:r>
+        <w:rPr>
+          <w:rFonts w:eastAsia="Microsoft YaHei" w:ascii="Microsoft YaHei" w:hAnsi="Microsoft YaHei"/>
+          <w:b w:val="0"/>
+        </w:rPr>
+        <w:t>：</w:t>
+      </w:r>
+    </w:p>
+    <w:p>
+      <w:r>
+        <w:rPr>
+          <w:rFonts w:eastAsia="Microsoft YaHei" w:ascii="Microsoft YaHei" w:hAnsi="Microsoft YaHei"/>
+          <w:color w:val="DC2626"/>
+        </w:rPr>
+        <w:t>[缺失图片] 会员中心-批量送券原型</w:t>
+      </w:r>
+    </w:p>
+    <w:p>
+      <w:pPr>
+        <w:pStyle w:val="Heading2"/>
+      </w:pPr>
+      <w:r>
+        <w:rPr>
+          <w:rFonts w:eastAsia="Microsoft YaHei" w:ascii="Microsoft YaHei" w:hAnsi="Microsoft YaHei"/>
+        </w:rPr>
+        <w:t>10.3 关联直播原型</w:t>
+      </w:r>
+    </w:p>
+    <w:p>
+      <w:r>
+        <w:rPr>
+          <w:rFonts w:eastAsia="Microsoft YaHei" w:ascii="Microsoft YaHei" w:hAnsi="Microsoft YaHei"/>
+          <w:b/>
+        </w:rPr>
+        <w:t>功能说明</w:t>
+      </w:r>
+      <w:r>
+        <w:rPr>
+          <w:rFonts w:eastAsia="Microsoft YaHei" w:ascii="Microsoft YaHei" w:hAnsi="Microsoft YaHei"/>
+          <w:b w:val="0"/>
+        </w:rPr>
+        <w:t>：平台端后台将「直播间」与「优惠券模板」进行关联绑定，实现直播场景下的券发放。运营在直播商品池管理或直播间管理中，选择要关联的券模板，配置发放规则（如观看满 X 分钟自动发放）。</w:t>
+      </w:r>
+    </w:p>
+    <w:p>
+      <w:r>
+        <w:rPr>
+          <w:rFonts w:eastAsia="Microsoft YaHei" w:ascii="Microsoft YaHei" w:hAnsi="Microsoft YaHei"/>
+          <w:b/>
+        </w:rPr>
+        <w:t>与优惠券体系的关系</w:t>
+      </w:r>
+      <w:r>
+        <w:rPr>
+          <w:rFonts w:eastAsia="Microsoft YaHei" w:ascii="Microsoft YaHei" w:hAnsi="Microsoft YaHei"/>
+          <w:b w:val="0"/>
+        </w:rPr>
+        <w:t>：关联直播是优惠券的「发放场景」之一，直播间绑定的是「券模板」而非具体券实例；用户满足发放条件后，系统调用券模板生成券实例并写入用户账户。</w:t>
+      </w:r>
+    </w:p>
+    <w:p>
+      <w:r>
+        <w:rPr>
+          <w:rFonts w:eastAsia="Microsoft YaHei" w:ascii="Microsoft YaHei" w:hAnsi="Microsoft YaHei"/>
+          <w:b/>
+        </w:rPr>
+        <w:t>原型短链</w:t>
+      </w:r>
+      <w:r>
+        <w:rPr>
+          <w:rFonts w:eastAsia="Microsoft YaHei" w:ascii="Microsoft YaHei" w:hAnsi="Microsoft YaHei"/>
+          <w:b w:val="0"/>
+        </w:rPr>
+        <w:t>：</w:t>
+      </w:r>
+      <w:hyperlink r:id="rId36">
         <w:r>
           <w:rPr>
             <w:rStyle w:val="Hyperlink"/>
@@ -32034,7 +32126,7 @@
         <w:rPr>
           <w:rFonts w:eastAsia="Microsoft YaHei" w:ascii="Microsoft YaHei" w:hAnsi="Microsoft YaHei"/>
         </w:rPr>
-        <w:t>10.3 订单关联优惠券</w:t>
+        <w:t>10.4 订单关联优惠券</w:t>
       </w:r>
     </w:p>
     <w:p>
@@ -32084,7 +32176,7 @@
         </w:rPr>
         <w:t>：</w:t>
       </w:r>
-      <w:hyperlink r:id="rId36">
+      <w:hyperlink r:id="rId37">
         <w:r>
           <w:rPr>
             <w:rStyle w:val="Hyperlink"/>
@@ -32126,7 +32218,7 @@
         <w:rPr>
           <w:rFonts w:eastAsia="Microsoft YaHei" w:ascii="Microsoft YaHei" w:hAnsi="Microsoft YaHei"/>
         </w:rPr>
-        <w:t>10.4 会员直接发券</w:t>
+        <w:t>10.5 会员直接发券</w:t>
       </w:r>
     </w:p>
     <w:p>
@@ -32176,7 +32268,7 @@
         </w:rPr>
         <w:t>：</w:t>
       </w:r>
-      <w:hyperlink r:id="rId37">
+      <w:hyperlink r:id="rId38">
         <w:r>
           <w:rPr>
             <w:rStyle w:val="Hyperlink"/>
@@ -32218,7 +32310,7 @@
         <w:rPr>
           <w:rFonts w:eastAsia="Microsoft YaHei" w:ascii="Microsoft YaHei" w:hAnsi="Microsoft YaHei"/>
         </w:rPr>
-        <w:t>10.5 直播观看记录</w:t>
+        <w:t>10.6 直播观看记录</w:t>
       </w:r>
     </w:p>
     <w:p>
@@ -32268,7 +32360,7 @@
         </w:rPr>
         <w:t>：</w:t>
       </w:r>
-      <w:hyperlink r:id="rId38">
+      <w:hyperlink r:id="rId39">
         <w:r>
           <w:rPr>
             <w:rStyle w:val="Hyperlink"/>

--- a/coupon-prd.docx
+++ b/coupon-prd.docx
@@ -32208,190 +32208,6 @@
           <w:color w:val="DC2626"/>
         </w:rPr>
         <w:t>[缺失图片] 订单关联优惠券原型</w:t>
-      </w:r>
-    </w:p>
-    <w:p>
-      <w:pPr>
-        <w:pStyle w:val="Heading2"/>
-      </w:pPr>
-      <w:r>
-        <w:rPr>
-          <w:rFonts w:eastAsia="Microsoft YaHei" w:ascii="Microsoft YaHei" w:hAnsi="Microsoft YaHei"/>
-        </w:rPr>
-        <w:t>10.5 会员直接发券</w:t>
-      </w:r>
-    </w:p>
-    <w:p>
-      <w:r>
-        <w:rPr>
-          <w:rFonts w:eastAsia="Microsoft YaHei" w:ascii="Microsoft YaHei" w:hAnsi="Microsoft YaHei"/>
-          <w:b/>
-        </w:rPr>
-        <w:t>功能说明</w:t>
-      </w:r>
-      <w:r>
-        <w:rPr>
-          <w:rFonts w:eastAsia="Microsoft YaHei" w:ascii="Microsoft YaHei" w:hAnsi="Microsoft YaHei"/>
-          <w:b w:val="0"/>
-        </w:rPr>
-        <w:t>：平台端后台为运营提供「针对单个会员直接发券」的能力。运营在用户详情页或会员列表中，选择目标用户和券模板，一键发放。适用于客服补偿、运营手动触达等单点场景。</w:t>
-      </w:r>
-    </w:p>
-    <w:p>
-      <w:r>
-        <w:rPr>
-          <w:rFonts w:eastAsia="Microsoft YaHei" w:ascii="Microsoft YaHei" w:hAnsi="Microsoft YaHei"/>
-          <w:b/>
-        </w:rPr>
-        <w:t>与优惠券体系的关系</w:t>
-      </w:r>
-      <w:r>
-        <w:rPr>
-          <w:rFonts w:eastAsia="Microsoft YaHei" w:ascii="Microsoft YaHei" w:hAnsi="Microsoft YaHei"/>
-          <w:b w:val="0"/>
-        </w:rPr>
-        <w:t>：直接发券是批量送券的「单条」版本，同样调用券模板发券接口写入用户券账户；单条发放不做标签筛选，直接指定用户 ID。</w:t>
-      </w:r>
-    </w:p>
-    <w:p>
-      <w:r>
-        <w:rPr>
-          <w:rFonts w:eastAsia="Microsoft YaHei" w:ascii="Microsoft YaHei" w:hAnsi="Microsoft YaHei"/>
-          <w:b/>
-        </w:rPr>
-        <w:t>原型短链</w:t>
-      </w:r>
-      <w:r>
-        <w:rPr>
-          <w:rFonts w:eastAsia="Microsoft YaHei" w:ascii="Microsoft YaHei" w:hAnsi="Microsoft YaHei"/>
-          <w:b w:val="0"/>
-        </w:rPr>
-        <w:t>：</w:t>
-      </w:r>
-      <w:hyperlink r:id="rId38">
-        <w:r>
-          <w:rPr>
-            <w:rStyle w:val="Hyperlink"/>
-          </w:rPr>
-          <w:t>https://ddyuan-spec.github.io/taixiaohu/coupon-direct-send.html</w:t>
-        </w:r>
-      </w:hyperlink>
-    </w:p>
-    <w:p>
-      <w:r>
-        <w:rPr>
-          <w:rFonts w:eastAsia="Microsoft YaHei" w:ascii="Microsoft YaHei" w:hAnsi="Microsoft YaHei"/>
-          <w:b/>
-        </w:rPr>
-        <w:t>原型截图</w:t>
-      </w:r>
-      <w:r>
-        <w:rPr>
-          <w:rFonts w:eastAsia="Microsoft YaHei" w:ascii="Microsoft YaHei" w:hAnsi="Microsoft YaHei"/>
-          <w:b w:val="0"/>
-        </w:rPr>
-        <w:t>：</w:t>
-      </w:r>
-    </w:p>
-    <w:p>
-      <w:r>
-        <w:rPr>
-          <w:rFonts w:eastAsia="Microsoft YaHei" w:ascii="Microsoft YaHei" w:hAnsi="Microsoft YaHei"/>
-          <w:color w:val="DC2626"/>
-        </w:rPr>
-        <w:t>[缺失图片] 会员直接发券原型</w:t>
-      </w:r>
-    </w:p>
-    <w:p>
-      <w:pPr>
-        <w:pStyle w:val="Heading2"/>
-      </w:pPr>
-      <w:r>
-        <w:rPr>
-          <w:rFonts w:eastAsia="Microsoft YaHei" w:ascii="Microsoft YaHei" w:hAnsi="Microsoft YaHei"/>
-        </w:rPr>
-        <w:t>10.6 直播观看记录</w:t>
-      </w:r>
-    </w:p>
-    <w:p>
-      <w:r>
-        <w:rPr>
-          <w:rFonts w:eastAsia="Microsoft YaHei" w:ascii="Microsoft YaHei" w:hAnsi="Microsoft YaHei"/>
-          <w:b/>
-        </w:rPr>
-        <w:t>功能说明</w:t>
-      </w:r>
-      <w:r>
-        <w:rPr>
-          <w:rFonts w:eastAsia="Microsoft YaHei" w:ascii="Microsoft YaHei" w:hAnsi="Microsoft YaHei"/>
-          <w:b w:val="0"/>
-        </w:rPr>
-        <w:t>：平台端后台展示用户在直播间的观看时长记录，支持按直播间、用户、时间段筛选。为「时长发券」提供数据依据——运营可查看哪些用户满足「观看满 X 分钟」条件，校验发券名单的准确性。</w:t>
-      </w:r>
-    </w:p>
-    <w:p>
-      <w:r>
-        <w:rPr>
-          <w:rFonts w:eastAsia="Microsoft YaHei" w:ascii="Microsoft YaHei" w:hAnsi="Microsoft YaHei"/>
-          <w:b/>
-        </w:rPr>
-        <w:t>与优惠券体系的关系</w:t>
-      </w:r>
-      <w:r>
-        <w:rPr>
-          <w:rFonts w:eastAsia="Microsoft YaHei" w:ascii="Microsoft YaHei" w:hAnsi="Microsoft YaHei"/>
-          <w:b w:val="0"/>
-        </w:rPr>
-        <w:t>：直播观看记录是「时长发券」的前置数据源，发券规则中的「累计观看时长 ≥ X」条件依赖此记录计算；同时，已发券用户的观看记录可辅助验证发券覆盖范围。</w:t>
-      </w:r>
-    </w:p>
-    <w:p>
-      <w:r>
-        <w:rPr>
-          <w:rFonts w:eastAsia="Microsoft YaHei" w:ascii="Microsoft YaHei" w:hAnsi="Microsoft YaHei"/>
-          <w:b/>
-        </w:rPr>
-        <w:t>原型短链</w:t>
-      </w:r>
-      <w:r>
-        <w:rPr>
-          <w:rFonts w:eastAsia="Microsoft YaHei" w:ascii="Microsoft YaHei" w:hAnsi="Microsoft YaHei"/>
-          <w:b w:val="0"/>
-        </w:rPr>
-        <w:t>：</w:t>
-      </w:r>
-      <w:hyperlink r:id="rId39">
-        <w:r>
-          <w:rPr>
-            <w:rStyle w:val="Hyperlink"/>
-          </w:rPr>
-          <w:t>https://ddyuan-spec.github.io/taixiaohu/coupon-live-viewlog.html</w:t>
-        </w:r>
-      </w:hyperlink>
-    </w:p>
-    <w:p>
-      <w:r>
-        <w:rPr>
-          <w:rFonts w:eastAsia="Microsoft YaHei" w:ascii="Microsoft YaHei" w:hAnsi="Microsoft YaHei"/>
-          <w:b/>
-        </w:rPr>
-        <w:t>原型截图</w:t>
-      </w:r>
-      <w:r>
-        <w:rPr>
-          <w:rFonts w:eastAsia="Microsoft YaHei" w:ascii="Microsoft YaHei" w:hAnsi="Microsoft YaHei"/>
-          <w:b w:val="0"/>
-        </w:rPr>
-        <w:t>：</w:t>
-      </w:r>
-    </w:p>
-    <w:p>
-      <w:r>
-        <w:rPr>
-          <w:rFonts w:eastAsia="Microsoft YaHei" w:ascii="Microsoft YaHei" w:hAnsi="Microsoft YaHei"/>
-          <w:color w:val="DC2626"/>
-        </w:rPr>
-        <w:t>[缺失图片] 直播观看记录原型</w:t>
       </w:r>
     </w:p>
     <w:p>

--- a/coupon-prd.docx
+++ b/coupon-prd.docx
@@ -23987,14 +23987,14 @@
         <w:rPr>
           <w:rFonts w:eastAsia="Microsoft YaHei" w:ascii="Microsoft YaHei" w:hAnsi="Microsoft YaHei"/>
         </w:rPr>
-        <w:t>4.3 App 端（本期新增：商品详情券入口 + 券规则页 + 我的优惠券 + 下单核销）</w:t>
+        <w:t>4.3 App 端（本期新增：券规则页 + 我的优惠券 + 下单核销）</w:t>
       </w:r>
       <w:r>
         <w:rPr>
           <w:rFonts w:eastAsia="Microsoft YaHei" w:ascii="Microsoft YaHei" w:hAnsi="Microsoft YaHei"/>
           <w:b w:val="0"/>
         </w:rPr>
-        <w:t>⚠️ 获券弹窗已移至下期</w:t>
+        <w:t>⚠️ 商品详情页领券入口已移至二期（§11.2.1）</w:t>
       </w:r>
     </w:p>
     <w:p>
@@ -24074,7 +24074,7 @@
           <w:rFonts w:eastAsia="Microsoft YaHei" w:ascii="Microsoft YaHei" w:hAnsi="Microsoft YaHei"/>
           <w:b/>
         </w:rPr>
-        <w:t>商品详情页优惠券入口条与优惠详情弹窗</w:t>
+        <w:t>券规则页</w:t>
       </w:r>
       <w:r>
         <w:rPr>
@@ -24088,7 +24088,7 @@
           <w:rFonts w:eastAsia="Microsoft YaHei" w:ascii="Microsoft YaHei" w:hAnsi="Microsoft YaHei"/>
           <w:b/>
         </w:rPr>
-        <w:t>券规则页</w:t>
+        <w:t>我的优惠券页</w:t>
       </w:r>
       <w:r>
         <w:rPr>
@@ -24102,21 +24102,35 @@
           <w:rFonts w:eastAsia="Microsoft YaHei" w:ascii="Microsoft YaHei" w:hAnsi="Microsoft YaHei"/>
           <w:b/>
         </w:rPr>
-        <w:t>我的优惠券页</w:t>
+        <w:t>确认订单选券/核销逻辑</w:t>
       </w:r>
       <w:r>
         <w:rPr>
           <w:rFonts w:eastAsia="Microsoft YaHei" w:ascii="Microsoft YaHei" w:hAnsi="Microsoft YaHei"/>
           <w:b w:val="0"/>
         </w:rPr>
-        <w:t>、</w:t>
+        <w:t>。</w:t>
       </w:r>
       <w:r>
         <w:rPr>
           <w:rFonts w:eastAsia="Microsoft YaHei" w:ascii="Microsoft YaHei" w:hAnsi="Microsoft YaHei"/>
           <w:b/>
         </w:rPr>
-        <w:t>确认订单选券/核销逻辑</w:t>
+        <w:t>商品详情页优惠券入口条与优惠详情弹窗（原 §4.3.1）已移至二期</w:t>
+      </w:r>
+      <w:r>
+        <w:rPr>
+          <w:rFonts w:eastAsia="Microsoft YaHei" w:ascii="Microsoft YaHei" w:hAnsi="Microsoft YaHei"/>
+          <w:b w:val="0"/>
+        </w:rPr>
+        <w:t xml:space="preserve">，见 </w:t>
+      </w:r>
+      <w:r>
+        <w:rPr>
+          <w:rFonts w:eastAsia="Microsoft YaHei" w:ascii="Microsoft YaHei" w:hAnsi="Microsoft YaHei"/>
+          <w:b/>
+        </w:rPr>
+        <w:t>§十一 二期待办 11.2.1</w:t>
       </w:r>
       <w:r>
         <w:rPr>
@@ -24134,7 +24148,7 @@
         <w:rPr>
           <w:rFonts w:eastAsia="Microsoft YaHei" w:ascii="Microsoft YaHei" w:hAnsi="Microsoft YaHei"/>
         </w:rPr>
-        <w:t xml:space="preserve">4.3.1 商品详情页优惠券入口与优惠详情弹窗 </w:t>
+        <w:t xml:space="preserve">4.3.2 券规则页 </w:t>
       </w:r>
       <w:r>
         <w:rPr>
@@ -24152,23 +24166,7 @@
         <w:rPr>
           <w:rFonts w:eastAsia="Microsoft YaHei" w:ascii="Microsoft YaHei" w:hAnsi="Microsoft YaHei"/>
         </w:rPr>
-        <w:t>4.3.1.1 原型与交互示意</w:t>
-      </w:r>
-    </w:p>
-    <w:p>
-      <w:r>
-        <w:rPr>
-          <w:rFonts w:eastAsia="Microsoft YaHei" w:ascii="Microsoft YaHei" w:hAnsi="Microsoft YaHei"/>
-          <w:b/>
-        </w:rPr>
-        <w:t>入口链</w:t>
-      </w:r>
-      <w:r>
-        <w:rPr>
-          <w:rFonts w:eastAsia="Microsoft YaHei" w:ascii="Microsoft YaHei" w:hAnsi="Microsoft YaHei"/>
-          <w:b w:val="0"/>
-        </w:rPr>
-        <w:t>：商品详情页 → 优惠券入口条 → 优惠详情弹窗 → 券规则页。</w:t>
+        <w:t>4.3.2.1 原型与交互示意</w:t>
       </w:r>
     </w:p>
     <w:p>
@@ -24216,101 +24214,44 @@
           <w:color w:val="6B7280"/>
           <w:sz w:val="18"/>
         </w:rPr>
-        <w:t xml:space="preserve">  商品详情页优惠券入口条</w:t>
+        <w:t xml:space="preserve">  券规则页</w:t>
       </w:r>
     </w:p>
     <w:p>
       <w:r>
         <w:rPr>
           <w:rFonts w:eastAsia="Microsoft YaHei" w:ascii="Microsoft YaHei" w:hAnsi="Microsoft YaHei"/>
+          <w:b w:val="0"/>
+        </w:rPr>
+        <w:t>券规则页为独立页面（或全屏弹窗），展示单张优惠券的完整规则说明。内容来自后端券模板的「券规则说明」富文本字段（</w:t>
+      </w:r>
+      <w:r>
+        <w:rPr>
+          <w:rFonts w:ascii="Microsoft YaHei" w:hAnsi="Microsoft YaHei" w:eastAsia="Microsoft YaHei"/>
+          <w:color w:val="BE123C"/>
+        </w:rPr>
+        <w:t>rule_desc</w:t>
+      </w:r>
+      <w:r>
+        <w:rPr>
+          <w:rFonts w:eastAsia="Microsoft YaHei" w:ascii="Microsoft YaHei" w:hAnsi="Microsoft YaHei"/>
+          <w:b w:val="0"/>
+        </w:rPr>
+        <w:t>），C 端按纯文本/HTML 直接渲染，</w:t>
+      </w:r>
+      <w:r>
+        <w:rPr>
+          <w:rFonts w:eastAsia="Microsoft YaHei" w:ascii="Microsoft YaHei" w:hAnsi="Microsoft YaHei"/>
           <w:b/>
         </w:rPr>
-        <w:t>优惠券入口条</w:t>
+        <w:t>不再画成固定的「有效期/适用范围/叠加规则…」结构化页面</w:t>
       </w:r>
       <w:r>
         <w:rPr>
           <w:rFonts w:eastAsia="Microsoft YaHei" w:ascii="Microsoft YaHei" w:hAnsi="Microsoft YaHei"/>
           <w:b w:val="0"/>
         </w:rPr>
-        <w:t>：位于商品详情页价格区下方，显示该商品可用的优惠券标签与数量（如「新人立减15元 等3张券可用」）。用户点击入口条 → 从屏幕底部拉起「优惠详情」弹窗。</w:t>
-      </w:r>
-    </w:p>
-    <w:p>
-      <w:r>
-        <w:rPr>
-          <w:rFonts w:eastAsia="Microsoft YaHei" w:ascii="Microsoft YaHei" w:hAnsi="Microsoft YaHei"/>
-        </w:rPr>
-        <w:drawing>
-          <wp:inline xmlns:a="http://schemas.openxmlformats.org/drawingml/2006/main" xmlns:pic="http://schemas.openxmlformats.org/drawingml/2006/picture">
-            <wp:extent cx="5303520" cy="11150991"/>
-            <wp:docPr id="17" name="Picture 17"/>
-            <wp:cNvGraphicFramePr>
-              <a:graphicFrameLocks noChangeAspect="1"/>
-            </wp:cNvGraphicFramePr>
-            <a:graphic>
-              <a:graphicData uri="http://schemas.openxmlformats.org/drawingml/2006/picture">
-                <pic:pic>
-                  <pic:nvPicPr>
-                    <pic:cNvPr id="0" name="image.png"/>
-                    <pic:cNvPicPr/>
-                  </pic:nvPicPr>
-                  <pic:blipFill>
-                    <a:blip r:embed="rId29"/>
-                    <a:stretch>
-                      <a:fillRect/>
-                    </a:stretch>
-                  </pic:blipFill>
-                  <pic:spPr>
-                    <a:xfrm>
-                      <a:off x="0" y="0"/>
-                      <a:ext cx="5303520" cy="11150991"/>
-                    </a:xfrm>
-                    <a:prstGeom prst="rect"/>
-                  </pic:spPr>
-                </pic:pic>
-              </a:graphicData>
-            </a:graphic>
-          </wp:inline>
-        </w:drawing>
-      </w:r>
-      <w:r>
-        <w:rPr>
-          <w:rFonts w:eastAsia="Microsoft YaHei" w:ascii="Microsoft YaHei" w:hAnsi="Microsoft YaHei"/>
-          <w:i/>
-          <w:color w:val="6B7280"/>
-          <w:sz w:val="18"/>
-        </w:rPr>
-        <w:t xml:space="preserve">  优惠详情弹窗</w:t>
-      </w:r>
-    </w:p>
-    <w:p>
-      <w:r>
-        <w:rPr>
-          <w:rFonts w:eastAsia="Microsoft YaHei" w:ascii="Microsoft YaHei" w:hAnsi="Microsoft YaHei"/>
-          <w:b/>
-        </w:rPr>
-        <w:t>优惠详情弹窗</w:t>
-      </w:r>
-      <w:r>
-        <w:rPr>
-          <w:rFonts w:eastAsia="Microsoft YaHei" w:ascii="Microsoft YaHei" w:hAnsi="Microsoft YaHei"/>
-          <w:b w:val="0"/>
-        </w:rPr>
-        <w:t xml:space="preserve">：底部拉起，展示该商品当前可用的优惠券列表。每张券卡片展示：券名 / 面额 / 门槛 / 有效期，右下角自带 </w:t>
-      </w:r>
-      <w:r>
-        <w:rPr>
-          <w:rFonts w:eastAsia="Microsoft YaHei" w:ascii="Microsoft YaHei" w:hAnsi="Microsoft YaHei"/>
-          <w:b/>
-        </w:rPr>
-        <w:t>「券规则 ›」</w:t>
-      </w:r>
-      <w:r>
-        <w:rPr>
-          <w:rFonts w:eastAsia="Microsoft YaHei" w:ascii="Microsoft YaHei" w:hAnsi="Microsoft YaHei"/>
-          <w:b w:val="0"/>
-        </w:rPr>
-        <w:t xml:space="preserve"> 入口按钮。点击「券规则 ›」→ 跳转该券的券规则页（新页面或全屏弹窗）。</w:t>
+        <w:t>。</w:t>
       </w:r>
     </w:p>
     <w:p>
@@ -24321,7 +24262,7 @@
         <w:rPr>
           <w:rFonts w:eastAsia="Microsoft YaHei" w:ascii="Microsoft YaHei" w:hAnsi="Microsoft YaHei"/>
         </w:rPr>
-        <w:t>4.3.1.2 详细逻辑规则</w:t>
+        <w:t>4.3.2.2 详细逻辑规则</w:t>
       </w:r>
     </w:p>
     <w:p>
@@ -24349,7 +24290,7 @@
           <w:rFonts w:eastAsia="Microsoft YaHei" w:ascii="Microsoft YaHei" w:hAnsi="Microsoft YaHei"/>
           <w:b w:val="0"/>
         </w:rPr>
-        <w:t>入口条显示条件：当前商品有≥1 张可用券（未过期、满足门槛、适用范围包含本商品）时展示；无可用券时隐藏入口条。</w:t>
+        <w:t>页面标题：「券规则说明」。</w:t>
       </w:r>
     </w:p>
     <w:p>
@@ -24361,7 +24302,21 @@
           <w:rFonts w:eastAsia="Microsoft YaHei" w:ascii="Microsoft YaHei" w:hAnsi="Microsoft YaHei"/>
           <w:b w:val="0"/>
         </w:rPr>
-        <w:t>入口条文案：优先展示面额最大的券名 + 「等N张券可用」；如只有1张则直接展示券名。</w:t>
+        <w:t>内容区：渲染《券模板表》</w:t>
+      </w:r>
+      <w:r>
+        <w:rPr>
+          <w:rFonts w:ascii="Microsoft YaHei" w:hAnsi="Microsoft YaHei" w:eastAsia="Microsoft YaHei"/>
+          <w:color w:val="BE123C"/>
+        </w:rPr>
+        <w:t>rule_desc</w:t>
+      </w:r>
+      <w:r>
+        <w:rPr>
+          <w:rFonts w:eastAsia="Microsoft YaHei" w:ascii="Microsoft YaHei" w:hAnsi="Microsoft YaHei"/>
+          <w:b w:val="0"/>
+        </w:rPr>
+        <w:t xml:space="preserve"> 字段的 HTML 内容（支持文本、图片、富文本样式）。</w:t>
       </w:r>
     </w:p>
     <w:p>
@@ -24373,7 +24328,7 @@
           <w:rFonts w:eastAsia="Microsoft YaHei" w:ascii="Microsoft YaHei" w:hAnsi="Microsoft YaHei"/>
           <w:b w:val="0"/>
         </w:rPr>
-        <w:t>优惠详情弹窗：列表展示当前商品所有可用券（含用户已持有和未持有的券），按面额从大到小排序。</w:t>
+        <w:t>内容为空时：显示「—」或「暂无规则说明」。</w:t>
       </w:r>
     </w:p>
     <w:p>
@@ -24385,13 +24340,55 @@
           <w:rFonts w:eastAsia="Microsoft YaHei" w:ascii="Microsoft YaHei" w:hAnsi="Microsoft YaHei"/>
           <w:b w:val="0"/>
         </w:rPr>
-        <w:t xml:space="preserve">弹窗内券卡片右下角固定展示 </w:t>
-      </w:r>
+        <w:t>底部固定按钮：「知道了」或左滑返回关闭页面。</w:t>
+      </w:r>
+    </w:p>
+    <w:p>
       <w:r>
         <w:rPr>
           <w:rFonts w:eastAsia="Microsoft YaHei" w:ascii="Microsoft YaHei" w:hAnsi="Microsoft YaHei"/>
           <w:b/>
         </w:rPr>
+        <w:t>入口说明</w:t>
+      </w:r>
+      <w:r>
+        <w:rPr>
+          <w:rFonts w:eastAsia="Microsoft YaHei" w:ascii="Microsoft YaHei" w:hAnsi="Microsoft YaHei"/>
+          <w:b w:val="0"/>
+        </w:rPr>
+        <w:t>（明确链路）：</w:t>
+      </w:r>
+    </w:p>
+    <w:p>
+      <w:pPr>
+        <w:pStyle w:val="ListNumber"/>
+      </w:pPr>
+      <w:r>
+        <w:rPr>
+          <w:rFonts w:eastAsia="Microsoft YaHei" w:ascii="Microsoft YaHei" w:hAnsi="Microsoft YaHei"/>
+          <w:b w:val="0"/>
+        </w:rPr>
+        <w:t xml:space="preserve">用户在 </w:t>
+      </w:r>
+      <w:r>
+        <w:rPr>
+          <w:rFonts w:eastAsia="Microsoft YaHei" w:ascii="Microsoft YaHei" w:hAnsi="Microsoft YaHei"/>
+          <w:b/>
+        </w:rPr>
+        <w:t>我的优惠券</w:t>
+      </w:r>
+      <w:r>
+        <w:rPr>
+          <w:rFonts w:eastAsia="Microsoft YaHei" w:ascii="Microsoft YaHei" w:hAnsi="Microsoft YaHei"/>
+          <w:b w:val="0"/>
+        </w:rPr>
+        <w:t xml:space="preserve"> 页 → 点击任意券卡片的 </w:t>
+      </w:r>
+      <w:r>
+        <w:rPr>
+          <w:rFonts w:eastAsia="Microsoft YaHei" w:ascii="Microsoft YaHei" w:hAnsi="Microsoft YaHei"/>
+          <w:b/>
+        </w:rPr>
         <w:t>「券规则 ›」</w:t>
       </w:r>
       <w:r>
@@ -24399,7 +24396,77 @@
           <w:rFonts w:eastAsia="Microsoft YaHei" w:ascii="Microsoft YaHei" w:hAnsi="Microsoft YaHei"/>
           <w:b w:val="0"/>
         </w:rPr>
-        <w:t xml:space="preserve"> 文字按钮，点击跳转券规则页。</w:t>
+        <w:t xml:space="preserve"> 按钮 → 跳转 </w:t>
+      </w:r>
+      <w:r>
+        <w:rPr>
+          <w:rFonts w:eastAsia="Microsoft YaHei" w:ascii="Microsoft YaHei" w:hAnsi="Microsoft YaHei"/>
+          <w:b/>
+        </w:rPr>
+        <w:t>券规则页</w:t>
+      </w:r>
+      <w:r>
+        <w:rPr>
+          <w:rFonts w:eastAsia="Microsoft YaHei" w:ascii="Microsoft YaHei" w:hAnsi="Microsoft YaHei"/>
+          <w:b w:val="0"/>
+        </w:rPr>
+        <w:t>（本页）。</w:t>
+      </w:r>
+    </w:p>
+    <w:p>
+      <w:pPr>
+        <w:pStyle w:val="ListNumber"/>
+      </w:pPr>
+      <w:r>
+        <w:rPr>
+          <w:rFonts w:eastAsia="Microsoft YaHei" w:ascii="Microsoft YaHei" w:hAnsi="Microsoft YaHei"/>
+          <w:b w:val="0"/>
+        </w:rPr>
+        <w:t xml:space="preserve">（二期）用户进入 </w:t>
+      </w:r>
+      <w:r>
+        <w:rPr>
+          <w:rFonts w:eastAsia="Microsoft YaHei" w:ascii="Microsoft YaHei" w:hAnsi="Microsoft YaHei"/>
+          <w:b/>
+        </w:rPr>
+        <w:t>商品详情页</w:t>
+      </w:r>
+      <w:r>
+        <w:rPr>
+          <w:rFonts w:eastAsia="Microsoft YaHei" w:ascii="Microsoft YaHei" w:hAnsi="Microsoft YaHei"/>
+          <w:b w:val="0"/>
+        </w:rPr>
+        <w:t xml:space="preserve"> → 看到 </w:t>
+      </w:r>
+      <w:r>
+        <w:rPr>
+          <w:rFonts w:eastAsia="Microsoft YaHei" w:ascii="Microsoft YaHei" w:hAnsi="Microsoft YaHei"/>
+          <w:b/>
+        </w:rPr>
+        <w:t>优惠券入口条</w:t>
+      </w:r>
+      <w:r>
+        <w:rPr>
+          <w:rFonts w:eastAsia="Microsoft YaHei" w:ascii="Microsoft YaHei" w:hAnsi="Microsoft YaHei"/>
+          <w:b w:val="0"/>
+        </w:rPr>
+        <w:t xml:space="preserve"> → 点击 → 「优惠详情」弹窗 → 「券规则 ›」→ 跳转本页（见 §11.2.1）。</w:t>
+      </w:r>
+    </w:p>
+    <w:p>
+      <w:r>
+        <w:rPr>
+          <w:rFonts w:eastAsia="Microsoft YaHei" w:ascii="Microsoft YaHei" w:hAnsi="Microsoft YaHei"/>
+          <w:b/>
+        </w:rPr>
+        <w:t>业务逻辑与边界条件</w:t>
+      </w:r>
+      <w:r>
+        <w:rPr>
+          <w:rFonts w:eastAsia="Microsoft YaHei" w:ascii="Microsoft YaHei" w:hAnsi="Microsoft YaHei"/>
+          <w:b w:val="0"/>
+        </w:rPr>
+        <w:t>：</w:t>
       </w:r>
     </w:p>
     <w:p>
@@ -24411,23 +24478,7 @@
           <w:rFonts w:eastAsia="Microsoft YaHei" w:ascii="Microsoft YaHei" w:hAnsi="Microsoft YaHei"/>
           <w:b w:val="0"/>
         </w:rPr>
-        <w:t>弹窗顶部有关闭按钮（×）或点击蒙层关闭。</w:t>
-      </w:r>
-    </w:p>
-    <w:p>
-      <w:r>
-        <w:rPr>
-          <w:rFonts w:eastAsia="Microsoft YaHei" w:ascii="Microsoft YaHei" w:hAnsi="Microsoft YaHei"/>
-          <w:b/>
-        </w:rPr>
-        <w:t>业务逻辑与边界条件</w:t>
-      </w:r>
-      <w:r>
-        <w:rPr>
-          <w:rFonts w:eastAsia="Microsoft YaHei" w:ascii="Microsoft YaHei" w:hAnsi="Microsoft YaHei"/>
-          <w:b w:val="0"/>
-        </w:rPr>
-        <w:t>：</w:t>
+        <w:t>券规则页仅展示、无操作；不涉及领券/用券/核销逻辑。</w:t>
       </w:r>
     </w:p>
     <w:p>
@@ -24439,21 +24490,7 @@
           <w:rFonts w:eastAsia="Microsoft YaHei" w:ascii="Microsoft YaHei" w:hAnsi="Microsoft YaHei"/>
           <w:b w:val="0"/>
         </w:rPr>
-        <w:t xml:space="preserve">券的「可用」判定：未过期 + 当前商品在券适用范围內 + 用户当前端口在 </w:t>
-      </w:r>
-      <w:r>
-        <w:rPr>
-          <w:rFonts w:ascii="Microsoft YaHei" w:hAnsi="Microsoft YaHei" w:eastAsia="Microsoft YaHei"/>
-          <w:color w:val="BE123C"/>
-        </w:rPr>
-        <w:t>usable_ports</w:t>
-      </w:r>
-      <w:r>
-        <w:rPr>
-          <w:rFonts w:eastAsia="Microsoft YaHei" w:ascii="Microsoft YaHei" w:hAnsi="Microsoft YaHei"/>
-          <w:b w:val="0"/>
-        </w:rPr>
-        <w:t xml:space="preserve"> 内（端口不匹配时仍展示但置灰，点击提示「此券仅支持在 {usable_ports 端口名称} 使用」，规则同 §4.3.5）。</w:t>
+        <w:t>券规则内容与券模板绑定，同一张券的所有用户看到相同的规则说明。</w:t>
       </w:r>
     </w:p>
     <w:p>
@@ -24465,19 +24502,7 @@
           <w:rFonts w:eastAsia="Microsoft YaHei" w:ascii="Microsoft YaHei" w:hAnsi="Microsoft YaHei"/>
           <w:b w:val="0"/>
         </w:rPr>
-        <w:t>已持有券与未持有券：已持有的券在卡片上标记「已领取」或展示领取状态；未持有的券仅展示信息，本期不提供「立即领取」按钮（领券功能已删除，见 §十一 二期待办 11.2.1）。</w:t>
-      </w:r>
-    </w:p>
-    <w:p>
-      <w:pPr>
-        <w:pStyle w:val="ListBullet"/>
-      </w:pPr>
-      <w:r>
-        <w:rPr>
-          <w:rFonts w:eastAsia="Microsoft YaHei" w:ascii="Microsoft YaHei" w:hAnsi="Microsoft YaHei"/>
-          <w:b w:val="0"/>
-        </w:rPr>
-        <w:t>空态：无可用券时商品详情页不展示优惠券入口条。</w:t>
+        <w:t>纯文本长度 ≤2000 字，超出前端截断（与 §4.1.3 D2 表单字段表「券规则说明」校验一致）。</w:t>
       </w:r>
     </w:p>
     <w:p>
@@ -24488,7 +24513,7 @@
         <w:rPr>
           <w:rFonts w:eastAsia="Microsoft YaHei" w:ascii="Microsoft YaHei" w:hAnsi="Microsoft YaHei"/>
         </w:rPr>
-        <w:t>4.3.1.3 数据来源（字段级）</w:t>
+        <w:t>4.3.2.3 数据来源（字段级）</w:t>
       </w:r>
     </w:p>
     <w:tbl>
@@ -24562,38 +24587,6 @@
                 <w:rFonts w:eastAsia="Microsoft YaHei" w:ascii="Microsoft YaHei" w:hAnsi="Microsoft YaHei"/>
                 <w:b w:val="0"/>
               </w:rPr>
-              <w:t>可用券列表</w:t>
-            </w:r>
-          </w:p>
-        </w:tc>
-        <w:tc>
-          <w:tcPr>
-            <w:tcW w:type="dxa" w:w="4320"/>
-          </w:tcPr>
-          <w:p>
-            <w:r/>
-            <w:r>
-              <w:rPr>
-                <w:rFonts w:eastAsia="Microsoft YaHei" w:ascii="Microsoft YaHei" w:hAnsi="Microsoft YaHei"/>
-                <w:b w:val="0"/>
-              </w:rPr>
-              <w:t>调接口查《券模板表》+《用户券表》：商品在适用范围 + 未过期 + 端口匹配</w:t>
-            </w:r>
-          </w:p>
-        </w:tc>
-      </w:tr>
-      <w:tr>
-        <w:tc>
-          <w:tcPr>
-            <w:tcW w:type="dxa" w:w="4320"/>
-          </w:tcPr>
-          <w:p>
-            <w:r/>
-            <w:r>
-              <w:rPr>
-                <w:rFonts w:eastAsia="Microsoft YaHei" w:ascii="Microsoft YaHei" w:hAnsi="Microsoft YaHei"/>
-                <w:b w:val="0"/>
-              </w:rPr>
               <w:t>券规则说明</w:t>
             </w:r>
           </w:p>
@@ -24637,7 +24630,7 @@
         <w:rPr>
           <w:rFonts w:eastAsia="Microsoft YaHei" w:ascii="Microsoft YaHei" w:hAnsi="Microsoft YaHei"/>
         </w:rPr>
-        <w:t xml:space="preserve">4.3.2 券规则页 </w:t>
+        <w:t>4.3.4 我的优惠券（三态）</w:t>
       </w:r>
       <w:r>
         <w:rPr>
@@ -24655,7 +24648,1460 @@
         <w:rPr>
           <w:rFonts w:eastAsia="Microsoft YaHei" w:ascii="Microsoft YaHei" w:hAnsi="Microsoft YaHei"/>
         </w:rPr>
-        <w:t>4.3.2.1 原型与交互示意</w:t>
+        <w:t>4.3.4.1 原型与交互示意</w:t>
+      </w:r>
+    </w:p>
+    <w:p>
+      <w:r>
+        <w:rPr>
+          <w:rFonts w:eastAsia="Microsoft YaHei" w:ascii="Microsoft YaHei" w:hAnsi="Microsoft YaHei"/>
+        </w:rPr>
+        <w:drawing>
+          <wp:inline xmlns:a="http://schemas.openxmlformats.org/drawingml/2006/main" xmlns:pic="http://schemas.openxmlformats.org/drawingml/2006/picture">
+            <wp:extent cx="5303520" cy="3314700"/>
+            <wp:docPr id="17" name="Picture 17"/>
+            <wp:cNvGraphicFramePr>
+              <a:graphicFrameLocks noChangeAspect="1"/>
+            </wp:cNvGraphicFramePr>
+            <a:graphic>
+              <a:graphicData uri="http://schemas.openxmlformats.org/drawingml/2006/picture">
+                <pic:pic>
+                  <pic:nvPicPr>
+                    <pic:cNvPr id="0" name="image.png"/>
+                    <pic:cNvPicPr/>
+                  </pic:nvPicPr>
+                  <pic:blipFill>
+                    <a:blip r:embed="rId29"/>
+                    <a:stretch>
+                      <a:fillRect/>
+                    </a:stretch>
+                  </pic:blipFill>
+                  <pic:spPr>
+                    <a:xfrm>
+                      <a:off x="0" y="0"/>
+                      <a:ext cx="5303520" cy="3314700"/>
+                    </a:xfrm>
+                    <a:prstGeom prst="rect"/>
+                  </pic:spPr>
+                </pic:pic>
+              </a:graphicData>
+            </a:graphic>
+          </wp:inline>
+        </w:drawing>
+      </w:r>
+      <w:r>
+        <w:rPr>
+          <w:rFonts w:eastAsia="Microsoft YaHei" w:ascii="Microsoft YaHei" w:hAnsi="Microsoft YaHei"/>
+          <w:i/>
+          <w:color w:val="6B7280"/>
+          <w:sz w:val="18"/>
+        </w:rPr>
+        <w:t xml:space="preserve">  App我的优惠券三态</w:t>
+      </w:r>
+    </w:p>
+    <w:p>
+      <w:r>
+        <w:rPr>
+          <w:rFonts w:eastAsia="Microsoft YaHei" w:ascii="Microsoft YaHei" w:hAnsi="Microsoft YaHei"/>
+          <w:b w:val="0"/>
+        </w:rPr>
+        <w:t>独立页面，顶部三个 Tab（未使用 / 已使用 / 已过期），默认「未使用」；示意图见上方 App 原型「我的优惠券」页。</w:t>
+      </w:r>
+    </w:p>
+    <w:p>
+      <w:pPr>
+        <w:pStyle w:val="Heading4"/>
+      </w:pPr>
+      <w:r>
+        <w:rPr>
+          <w:rFonts w:eastAsia="Microsoft YaHei" w:ascii="Microsoft YaHei" w:hAnsi="Microsoft YaHei"/>
+        </w:rPr>
+        <w:t>4.3.4.2 详细逻辑规则</w:t>
+      </w:r>
+    </w:p>
+    <w:p>
+      <w:r>
+        <w:rPr>
+          <w:rFonts w:eastAsia="Microsoft YaHei" w:ascii="Microsoft YaHei" w:hAnsi="Microsoft YaHei"/>
+          <w:b/>
+        </w:rPr>
+        <w:t>界面与展示规则</w:t>
+      </w:r>
+      <w:r>
+        <w:rPr>
+          <w:rFonts w:eastAsia="Microsoft YaHei" w:ascii="Microsoft YaHei" w:hAnsi="Microsoft YaHei"/>
+          <w:b w:val="0"/>
+        </w:rPr>
+        <w:t>：</w:t>
+      </w:r>
+    </w:p>
+    <w:p>
+      <w:pPr>
+        <w:pStyle w:val="ListBullet"/>
+      </w:pPr>
+      <w:r>
+        <w:rPr>
+          <w:rFonts w:eastAsia="Microsoft YaHei" w:ascii="Microsoft YaHei" w:hAnsi="Microsoft YaHei"/>
+          <w:b w:val="0"/>
+        </w:rPr>
+        <w:t>Tab 结构：未使用 / 已使用 / 已过期，点击切换；未使用默认选中。</w:t>
+      </w:r>
+    </w:p>
+    <w:p>
+      <w:pPr>
+        <w:pStyle w:val="ListBullet"/>
+      </w:pPr>
+      <w:r>
+        <w:rPr>
+          <w:rFonts w:eastAsia="Microsoft YaHei" w:ascii="Microsoft YaHei" w:hAnsi="Microsoft YaHei"/>
+          <w:b w:val="0"/>
+        </w:rPr>
+        <w:t>未使用券卡片：券名 / 面额（大字突出）/ 门槛金额 / 有效期（起止日期）/ 适用范围标签（全场/指定商品/指定店铺）；操作按钮「去使用」。</w:t>
+      </w:r>
+    </w:p>
+    <w:p>
+      <w:pPr>
+        <w:pStyle w:val="ListBullet"/>
+      </w:pPr>
+      <w:r>
+        <w:rPr>
+          <w:rFonts w:eastAsia="Microsoft YaHei" w:ascii="Microsoft YaHei" w:hAnsi="Microsoft YaHei"/>
+          <w:b w:val="0"/>
+        </w:rPr>
+        <w:t>已使用券卡片：券名 / 面额 / 使用时间 / 关联订单号；状态标签「已核销」（灰色置灰）。</w:t>
+      </w:r>
+    </w:p>
+    <w:p>
+      <w:pPr>
+        <w:pStyle w:val="ListBullet"/>
+      </w:pPr>
+      <w:r>
+        <w:rPr>
+          <w:rFonts w:eastAsia="Microsoft YaHei" w:ascii="Microsoft YaHei" w:hAnsi="Microsoft YaHei"/>
+          <w:b w:val="0"/>
+        </w:rPr>
+        <w:t>已过期券卡片：券名 / 面额 / 过期时间；状态标签「已过期」（灰色置灰）。</w:t>
+      </w:r>
+    </w:p>
+    <w:p>
+      <w:pPr>
+        <w:pStyle w:val="ListBullet"/>
+      </w:pPr>
+      <w:r>
+        <w:rPr>
+          <w:rFonts w:eastAsia="Microsoft YaHei" w:ascii="Microsoft YaHei" w:hAnsi="Microsoft YaHei"/>
+          <w:b w:val="0"/>
+        </w:rPr>
+        <w:t>极限值：券名超 12 字截断「…」；列表一次加载 20 条，滚动加载更多。</w:t>
+      </w:r>
+    </w:p>
+    <w:p>
+      <w:pPr>
+        <w:pStyle w:val="ListBullet"/>
+      </w:pPr>
+      <w:r>
+        <w:rPr>
+          <w:rFonts w:eastAsia="Microsoft YaHei" w:ascii="Microsoft YaHei" w:hAnsi="Microsoft YaHei"/>
+          <w:b w:val="0"/>
+        </w:rPr>
+        <w:t>空状态：对应 Tab 无券 → 插画 + 文案「暂无优惠券」+「去逛逛」跳转商城。</w:t>
+      </w:r>
+    </w:p>
+    <w:p>
+      <w:pPr>
+        <w:pStyle w:val="ListBullet"/>
+      </w:pPr>
+      <w:r>
+        <w:rPr>
+          <w:rFonts w:eastAsia="Microsoft YaHei" w:ascii="Microsoft YaHei" w:hAnsi="Microsoft YaHei"/>
+          <w:b w:val="0"/>
+        </w:rPr>
+        <w:t>临近过期(≤3天)：未使用券标红提示「X天后过期」。</w:t>
+      </w:r>
+    </w:p>
+    <w:p>
+      <w:r>
+        <w:rPr>
+          <w:rFonts w:eastAsia="Microsoft YaHei" w:ascii="Microsoft YaHei" w:hAnsi="Microsoft YaHei"/>
+          <w:b/>
+        </w:rPr>
+        <w:t>业务逻辑与边界条件</w:t>
+      </w:r>
+      <w:r>
+        <w:rPr>
+          <w:rFonts w:eastAsia="Microsoft YaHei" w:ascii="Microsoft YaHei" w:hAnsi="Microsoft YaHei"/>
+          <w:b w:val="0"/>
+        </w:rPr>
+        <w:t>：</w:t>
+      </w:r>
+    </w:p>
+    <w:p>
+      <w:pPr>
+        <w:pStyle w:val="ListBullet"/>
+      </w:pPr>
+      <w:r>
+        <w:rPr>
+          <w:rFonts w:eastAsia="Microsoft YaHei" w:ascii="Microsoft YaHei" w:hAnsi="Microsoft YaHei"/>
+          <w:b w:val="0"/>
+        </w:rPr>
+        <w:t>三态由《用户券表》status 驱动；过期由定时任务更新 status=已过期。</w:t>
+      </w:r>
+    </w:p>
+    <w:p>
+      <w:pPr>
+        <w:pStyle w:val="ListBullet"/>
+      </w:pPr>
+      <w:r>
+        <w:rPr>
+          <w:rFonts w:eastAsia="Microsoft YaHei" w:ascii="Microsoft YaHei" w:hAnsi="Microsoft YaHei"/>
+          <w:b w:val="0"/>
+        </w:rPr>
+        <w:t>下拉刷新重新拉取；分页滚动加载（每页 20）。</w:t>
+      </w:r>
+    </w:p>
+    <w:p>
+      <w:pPr>
+        <w:pStyle w:val="ListBullet"/>
+      </w:pPr>
+      <w:r>
+        <w:rPr>
+          <w:rFonts w:eastAsia="Microsoft YaHei" w:ascii="Microsoft YaHei" w:hAnsi="Microsoft YaHei"/>
+          <w:b w:val="0"/>
+        </w:rPr>
+        <w:t xml:space="preserve">⚠️ </w:t>
+      </w:r>
+      <w:r>
+        <w:rPr>
+          <w:rFonts w:eastAsia="Microsoft YaHei" w:ascii="Microsoft YaHei" w:hAnsi="Microsoft YaHei"/>
+          <w:b/>
+        </w:rPr>
+        <w:t>跨端口持有券展示</w:t>
+      </w:r>
+      <w:r>
+        <w:rPr>
+          <w:rFonts w:eastAsia="Microsoft YaHei" w:ascii="Microsoft YaHei" w:hAnsi="Microsoft YaHei"/>
+          <w:b w:val="0"/>
+        </w:rPr>
+        <w:t xml:space="preserve">：若用户持有某券但当前端口不在其 </w:t>
+      </w:r>
+      <w:r>
+        <w:rPr>
+          <w:rFonts w:ascii="Microsoft YaHei" w:hAnsi="Microsoft YaHei" w:eastAsia="Microsoft YaHei"/>
+          <w:color w:val="BE123C"/>
+        </w:rPr>
+        <w:t>usable_ports</w:t>
+      </w:r>
+      <w:r>
+        <w:rPr>
+          <w:rFonts w:eastAsia="Microsoft YaHei" w:ascii="Microsoft YaHei" w:hAnsi="Microsoft YaHei"/>
+          <w:b w:val="0"/>
+        </w:rPr>
+        <w:t xml:space="preserve"> 内，该券仍展示、状态标「生效中」但置灰不可选，点击提示「此券仅支持在 {usable_ports 端口名称} 使用」（完整规则见 §4.3.5）。</w:t>
+      </w:r>
+    </w:p>
+    <w:p>
+      <w:pPr>
+        <w:pStyle w:val="Heading4"/>
+      </w:pPr>
+      <w:r>
+        <w:rPr>
+          <w:rFonts w:eastAsia="Microsoft YaHei" w:ascii="Microsoft YaHei" w:hAnsi="Microsoft YaHei"/>
+        </w:rPr>
+        <w:t>4.3.4.3 列表字段表（字段名称 / 需求说明 / 备注）</w:t>
+      </w:r>
+    </w:p>
+    <w:tbl>
+      <w:tblPr>
+        <w:tblStyle w:val="TableGrid"/>
+        <w:tblW w:type="auto" w:w="0"/>
+        <w:tblLook w:firstColumn="1" w:firstRow="1" w:lastColumn="0" w:lastRow="0" w:noHBand="0" w:noVBand="1" w:val="04A0"/>
+        <w:jc w:val="center"/>
+        <w:tblBorders>
+          <w:top w:val="single" w:sz="4" w:space="0" w:color="999999"/>
+          <w:left w:val="single" w:sz="4" w:space="0" w:color="999999"/>
+          <w:bottom w:val="single" w:sz="4" w:space="0" w:color="999999"/>
+          <w:right w:val="single" w:sz="4" w:space="0" w:color="999999"/>
+          <w:insideH w:val="single" w:sz="4" w:space="0" w:color="999999"/>
+          <w:insideV w:val="single" w:sz="4" w:space="0" w:color="999999"/>
+        </w:tblBorders>
+      </w:tblPr>
+      <w:tblGrid>
+        <w:gridCol w:w="2880"/>
+        <w:gridCol w:w="2880"/>
+        <w:gridCol w:w="2880"/>
+      </w:tblGrid>
+      <w:tr>
+        <w:tc>
+          <w:tcPr>
+            <w:tcW w:type="dxa" w:w="2880"/>
+          </w:tcPr>
+          <w:p>
+            <w:r>
+              <w:rPr>
+                <w:b/>
+              </w:rPr>
+            </w:r>
+            <w:r>
+              <w:rPr>
+                <w:rFonts w:eastAsia="Microsoft YaHei" w:ascii="Microsoft YaHei" w:hAnsi="Microsoft YaHei"/>
+                <w:b/>
+              </w:rPr>
+              <w:t>字段名称</w:t>
+            </w:r>
+          </w:p>
+        </w:tc>
+        <w:tc>
+          <w:tcPr>
+            <w:tcW w:type="dxa" w:w="2880"/>
+          </w:tcPr>
+          <w:p>
+            <w:r>
+              <w:rPr>
+                <w:b/>
+              </w:rPr>
+            </w:r>
+            <w:r>
+              <w:rPr>
+                <w:rFonts w:eastAsia="Microsoft YaHei" w:ascii="Microsoft YaHei" w:hAnsi="Microsoft YaHei"/>
+                <w:b/>
+              </w:rPr>
+              <w:t>需求说明</w:t>
+            </w:r>
+          </w:p>
+        </w:tc>
+        <w:tc>
+          <w:tcPr>
+            <w:tcW w:type="dxa" w:w="2880"/>
+          </w:tcPr>
+          <w:p>
+            <w:r>
+              <w:rPr>
+                <w:b/>
+              </w:rPr>
+            </w:r>
+            <w:r>
+              <w:rPr>
+                <w:rFonts w:eastAsia="Microsoft YaHei" w:ascii="Microsoft YaHei" w:hAnsi="Microsoft YaHei"/>
+                <w:b/>
+              </w:rPr>
+              <w:t>备注</w:t>
+            </w:r>
+          </w:p>
+        </w:tc>
+      </w:tr>
+      <w:tr>
+        <w:tc>
+          <w:tcPr>
+            <w:tcW w:type="dxa" w:w="2880"/>
+          </w:tcPr>
+          <w:p>
+            <w:r/>
+            <w:r>
+              <w:rPr>
+                <w:rFonts w:eastAsia="Microsoft YaHei" w:ascii="Microsoft YaHei" w:hAnsi="Microsoft YaHei"/>
+                <w:b w:val="0"/>
+              </w:rPr>
+              <w:t>券名</w:t>
+            </w:r>
+          </w:p>
+        </w:tc>
+        <w:tc>
+          <w:tcPr>
+            <w:tcW w:type="dxa" w:w="2880"/>
+          </w:tcPr>
+          <w:p>
+            <w:r/>
+            <w:r>
+              <w:rPr>
+                <w:rFonts w:eastAsia="Microsoft YaHei" w:ascii="Microsoft YaHei" w:hAnsi="Microsoft YaHei"/>
+                <w:b w:val="0"/>
+              </w:rPr>
+              <w:t>取《券模板表》券名</w:t>
+            </w:r>
+          </w:p>
+        </w:tc>
+        <w:tc>
+          <w:tcPr>
+            <w:tcW w:type="dxa" w:w="2880"/>
+          </w:tcPr>
+          <w:p>
+            <w:r/>
+            <w:r>
+              <w:rPr>
+                <w:rFonts w:eastAsia="Microsoft YaHei" w:ascii="Microsoft YaHei" w:hAnsi="Microsoft YaHei"/>
+                <w:b w:val="0"/>
+              </w:rPr>
+              <w:t>超 12 字截断</w:t>
+            </w:r>
+          </w:p>
+        </w:tc>
+      </w:tr>
+      <w:tr>
+        <w:tc>
+          <w:tcPr>
+            <w:tcW w:type="dxa" w:w="2880"/>
+          </w:tcPr>
+          <w:p>
+            <w:r/>
+            <w:r>
+              <w:rPr>
+                <w:rFonts w:eastAsia="Microsoft YaHei" w:ascii="Microsoft YaHei" w:hAnsi="Microsoft YaHei"/>
+                <w:b w:val="0"/>
+              </w:rPr>
+              <w:t>面额</w:t>
+            </w:r>
+          </w:p>
+        </w:tc>
+        <w:tc>
+          <w:tcPr>
+            <w:tcW w:type="dxa" w:w="2880"/>
+          </w:tcPr>
+          <w:p>
+            <w:r/>
+            <w:r>
+              <w:rPr>
+                <w:rFonts w:eastAsia="Microsoft YaHei" w:ascii="Microsoft YaHei" w:hAnsi="Microsoft YaHei"/>
+                <w:b w:val="0"/>
+              </w:rPr>
+              <w:t>券面额，大字突出</w:t>
+            </w:r>
+          </w:p>
+        </w:tc>
+        <w:tc>
+          <w:tcPr>
+            <w:tcW w:type="dxa" w:w="2880"/>
+          </w:tcPr>
+          <w:p>
+            <w:r/>
+            <w:r>
+              <w:rPr>
+                <w:rFonts w:eastAsia="Microsoft YaHei" w:ascii="Microsoft YaHei" w:hAnsi="Microsoft YaHei"/>
+                <w:b w:val="0"/>
+              </w:rPr>
+              <w:t>单位 ¥</w:t>
+            </w:r>
+          </w:p>
+        </w:tc>
+      </w:tr>
+      <w:tr>
+        <w:tc>
+          <w:tcPr>
+            <w:tcW w:type="dxa" w:w="2880"/>
+          </w:tcPr>
+          <w:p>
+            <w:r/>
+            <w:r>
+              <w:rPr>
+                <w:rFonts w:eastAsia="Microsoft YaHei" w:ascii="Microsoft YaHei" w:hAnsi="Microsoft YaHei"/>
+                <w:b w:val="0"/>
+              </w:rPr>
+              <w:t>门槛金额</w:t>
+            </w:r>
+          </w:p>
+        </w:tc>
+        <w:tc>
+          <w:tcPr>
+            <w:tcW w:type="dxa" w:w="2880"/>
+          </w:tcPr>
+          <w:p>
+            <w:r/>
+            <w:r>
+              <w:rPr>
+                <w:rFonts w:eastAsia="Microsoft YaHei" w:ascii="Microsoft YaHei" w:hAnsi="Microsoft YaHei"/>
+                <w:b w:val="0"/>
+              </w:rPr>
+              <w:t>使用门槛</w:t>
+            </w:r>
+          </w:p>
+        </w:tc>
+        <w:tc>
+          <w:tcPr>
+            <w:tcW w:type="dxa" w:w="2880"/>
+          </w:tcPr>
+          <w:p>
+            <w:r/>
+            <w:r>
+              <w:rPr>
+                <w:rFonts w:eastAsia="Microsoft YaHei" w:ascii="Microsoft YaHei" w:hAnsi="Microsoft YaHei"/>
+                <w:b w:val="0"/>
+              </w:rPr>
+              <w:t>无门槛显示「无门槛」</w:t>
+            </w:r>
+          </w:p>
+        </w:tc>
+      </w:tr>
+      <w:tr>
+        <w:tc>
+          <w:tcPr>
+            <w:tcW w:type="dxa" w:w="2880"/>
+          </w:tcPr>
+          <w:p>
+            <w:r/>
+            <w:r>
+              <w:rPr>
+                <w:rFonts w:eastAsia="Microsoft YaHei" w:ascii="Microsoft YaHei" w:hAnsi="Microsoft YaHei"/>
+                <w:b w:val="0"/>
+              </w:rPr>
+              <w:t>有效期</w:t>
+            </w:r>
+          </w:p>
+        </w:tc>
+        <w:tc>
+          <w:tcPr>
+            <w:tcW w:type="dxa" w:w="2880"/>
+          </w:tcPr>
+          <w:p>
+            <w:r/>
+            <w:r>
+              <w:rPr>
+                <w:rFonts w:eastAsia="Microsoft YaHei" w:ascii="Microsoft YaHei" w:hAnsi="Microsoft YaHei"/>
+                <w:b w:val="0"/>
+              </w:rPr>
+              <w:t>起止日期</w:t>
+            </w:r>
+          </w:p>
+        </w:tc>
+        <w:tc>
+          <w:tcPr>
+            <w:tcW w:type="dxa" w:w="2880"/>
+          </w:tcPr>
+          <w:p>
+            <w:r/>
+            <w:r>
+              <w:rPr>
+                <w:rFonts w:eastAsia="Microsoft YaHei" w:ascii="Microsoft YaHei" w:hAnsi="Microsoft YaHei"/>
+                <w:b w:val="0"/>
+              </w:rPr>
+              <w:t>未使用展示</w:t>
+            </w:r>
+          </w:p>
+        </w:tc>
+      </w:tr>
+      <w:tr>
+        <w:tc>
+          <w:tcPr>
+            <w:tcW w:type="dxa" w:w="2880"/>
+          </w:tcPr>
+          <w:p>
+            <w:r/>
+            <w:r>
+              <w:rPr>
+                <w:rFonts w:eastAsia="Microsoft YaHei" w:ascii="Microsoft YaHei" w:hAnsi="Microsoft YaHei"/>
+                <w:b w:val="0"/>
+              </w:rPr>
+              <w:t>适用范围标签</w:t>
+            </w:r>
+          </w:p>
+        </w:tc>
+        <w:tc>
+          <w:tcPr>
+            <w:tcW w:type="dxa" w:w="2880"/>
+          </w:tcPr>
+          <w:p>
+            <w:r/>
+            <w:r>
+              <w:rPr>
+                <w:rFonts w:eastAsia="Microsoft YaHei" w:ascii="Microsoft YaHei" w:hAnsi="Microsoft YaHei"/>
+                <w:b w:val="0"/>
+              </w:rPr>
+              <w:t>全场 / 指定商品 / 指定店铺</w:t>
+            </w:r>
+          </w:p>
+        </w:tc>
+        <w:tc>
+          <w:tcPr>
+            <w:tcW w:type="dxa" w:w="2880"/>
+          </w:tcPr>
+          <w:p>
+            <w:r/>
+            <w:r>
+              <w:rPr>
+                <w:rFonts w:eastAsia="Microsoft YaHei" w:ascii="Microsoft YaHei" w:hAnsi="Microsoft YaHei"/>
+                <w:b w:val="0"/>
+              </w:rPr>
+              <w:t>—</w:t>
+            </w:r>
+          </w:p>
+        </w:tc>
+      </w:tr>
+      <w:tr>
+        <w:tc>
+          <w:tcPr>
+            <w:tcW w:type="dxa" w:w="2880"/>
+          </w:tcPr>
+          <w:p>
+            <w:r/>
+            <w:r>
+              <w:rPr>
+                <w:rFonts w:eastAsia="Microsoft YaHei" w:ascii="Microsoft YaHei" w:hAnsi="Microsoft YaHei"/>
+                <w:b w:val="0"/>
+              </w:rPr>
+              <w:t>状态</w:t>
+            </w:r>
+          </w:p>
+        </w:tc>
+        <w:tc>
+          <w:tcPr>
+            <w:tcW w:type="dxa" w:w="2880"/>
+          </w:tcPr>
+          <w:p>
+            <w:r/>
+            <w:r>
+              <w:rPr>
+                <w:rFonts w:eastAsia="Microsoft YaHei" w:ascii="Microsoft YaHei" w:hAnsi="Microsoft YaHei"/>
+                <w:b w:val="0"/>
+              </w:rPr>
+              <w:t>未使用 / 已使用 / 已过期</w:t>
+            </w:r>
+          </w:p>
+        </w:tc>
+        <w:tc>
+          <w:tcPr>
+            <w:tcW w:type="dxa" w:w="2880"/>
+          </w:tcPr>
+          <w:p>
+            <w:r/>
+            <w:r>
+              <w:rPr>
+                <w:rFonts w:eastAsia="Microsoft YaHei" w:ascii="Microsoft YaHei" w:hAnsi="Microsoft YaHei"/>
+                <w:b w:val="0"/>
+              </w:rPr>
+              <w:t>由 Tab 过滤</w:t>
+            </w:r>
+          </w:p>
+        </w:tc>
+      </w:tr>
+      <w:tr>
+        <w:tc>
+          <w:tcPr>
+            <w:tcW w:type="dxa" w:w="2880"/>
+          </w:tcPr>
+          <w:p>
+            <w:r/>
+            <w:r>
+              <w:rPr>
+                <w:rFonts w:eastAsia="Microsoft YaHei" w:ascii="Microsoft YaHei" w:hAnsi="Microsoft YaHei"/>
+                <w:b w:val="0"/>
+              </w:rPr>
+              <w:t>关联订单号</w:t>
+            </w:r>
+          </w:p>
+        </w:tc>
+        <w:tc>
+          <w:tcPr>
+            <w:tcW w:type="dxa" w:w="2880"/>
+          </w:tcPr>
+          <w:p>
+            <w:r/>
+            <w:r>
+              <w:rPr>
+                <w:rFonts w:eastAsia="Microsoft YaHei" w:ascii="Microsoft YaHei" w:hAnsi="Microsoft YaHei"/>
+                <w:b w:val="0"/>
+              </w:rPr>
+              <w:t>已使用券的核销订单号</w:t>
+            </w:r>
+          </w:p>
+        </w:tc>
+        <w:tc>
+          <w:tcPr>
+            <w:tcW w:type="dxa" w:w="2880"/>
+          </w:tcPr>
+          <w:p>
+            <w:r/>
+            <w:r>
+              <w:rPr>
+                <w:rFonts w:eastAsia="Microsoft YaHei" w:ascii="Microsoft YaHei" w:hAnsi="Microsoft YaHei"/>
+                <w:b w:val="0"/>
+              </w:rPr>
+              <w:t>仅已使用展示</w:t>
+            </w:r>
+          </w:p>
+        </w:tc>
+      </w:tr>
+    </w:tbl>
+    <w:p>
+      <w:r>
+        <w:rPr>
+          <w:rFonts w:eastAsia="Microsoft YaHei" w:ascii="Microsoft YaHei" w:hAnsi="Microsoft YaHei"/>
+          <w:b w:val="0"/>
+        </w:rPr>
+        <w:t>列表附加规则：排序：未使用按过期时间升序（先过期置顶）；分页：每页 20，滚动加载；合计：无；数据唯一判断：券码唯一。</w:t>
+      </w:r>
+    </w:p>
+    <w:p>
+      <w:pPr>
+        <w:pStyle w:val="Heading4"/>
+      </w:pPr>
+      <w:r>
+        <w:rPr>
+          <w:rFonts w:eastAsia="Microsoft YaHei" w:ascii="Microsoft YaHei" w:hAnsi="Microsoft YaHei"/>
+        </w:rPr>
+        <w:t>4.3.4.4 功能按钮总表（功能名称 / 功能说明 / 备注）</w:t>
+      </w:r>
+    </w:p>
+    <w:tbl>
+      <w:tblPr>
+        <w:tblStyle w:val="TableGrid"/>
+        <w:tblW w:type="auto" w:w="0"/>
+        <w:tblLook w:firstColumn="1" w:firstRow="1" w:lastColumn="0" w:lastRow="0" w:noHBand="0" w:noVBand="1" w:val="04A0"/>
+        <w:jc w:val="center"/>
+        <w:tblBorders>
+          <w:top w:val="single" w:sz="4" w:space="0" w:color="999999"/>
+          <w:left w:val="single" w:sz="4" w:space="0" w:color="999999"/>
+          <w:bottom w:val="single" w:sz="4" w:space="0" w:color="999999"/>
+          <w:right w:val="single" w:sz="4" w:space="0" w:color="999999"/>
+          <w:insideH w:val="single" w:sz="4" w:space="0" w:color="999999"/>
+          <w:insideV w:val="single" w:sz="4" w:space="0" w:color="999999"/>
+        </w:tblBorders>
+      </w:tblPr>
+      <w:tblGrid>
+        <w:gridCol w:w="2880"/>
+        <w:gridCol w:w="2880"/>
+        <w:gridCol w:w="2880"/>
+      </w:tblGrid>
+      <w:tr>
+        <w:tc>
+          <w:tcPr>
+            <w:tcW w:type="dxa" w:w="2880"/>
+          </w:tcPr>
+          <w:p>
+            <w:r>
+              <w:rPr>
+                <w:b/>
+              </w:rPr>
+            </w:r>
+            <w:r>
+              <w:rPr>
+                <w:rFonts w:eastAsia="Microsoft YaHei" w:ascii="Microsoft YaHei" w:hAnsi="Microsoft YaHei"/>
+                <w:b/>
+              </w:rPr>
+              <w:t>功能名称</w:t>
+            </w:r>
+          </w:p>
+        </w:tc>
+        <w:tc>
+          <w:tcPr>
+            <w:tcW w:type="dxa" w:w="2880"/>
+          </w:tcPr>
+          <w:p>
+            <w:r>
+              <w:rPr>
+                <w:b/>
+              </w:rPr>
+            </w:r>
+            <w:r>
+              <w:rPr>
+                <w:rFonts w:eastAsia="Microsoft YaHei" w:ascii="Microsoft YaHei" w:hAnsi="Microsoft YaHei"/>
+                <w:b/>
+              </w:rPr>
+              <w:t>功能说明</w:t>
+            </w:r>
+          </w:p>
+        </w:tc>
+        <w:tc>
+          <w:tcPr>
+            <w:tcW w:type="dxa" w:w="2880"/>
+          </w:tcPr>
+          <w:p>
+            <w:r>
+              <w:rPr>
+                <w:b/>
+              </w:rPr>
+            </w:r>
+            <w:r>
+              <w:rPr>
+                <w:rFonts w:eastAsia="Microsoft YaHei" w:ascii="Microsoft YaHei" w:hAnsi="Microsoft YaHei"/>
+                <w:b/>
+              </w:rPr>
+              <w:t>备注</w:t>
+            </w:r>
+          </w:p>
+        </w:tc>
+      </w:tr>
+      <w:tr>
+        <w:tc>
+          <w:tcPr>
+            <w:tcW w:type="dxa" w:w="2880"/>
+          </w:tcPr>
+          <w:p>
+            <w:r/>
+            <w:r>
+              <w:rPr>
+                <w:rFonts w:eastAsia="Microsoft YaHei" w:ascii="Microsoft YaHei" w:hAnsi="Microsoft YaHei"/>
+                <w:b w:val="0"/>
+              </w:rPr>
+              <w:t>去使用</w:t>
+            </w:r>
+          </w:p>
+        </w:tc>
+        <w:tc>
+          <w:tcPr>
+            <w:tcW w:type="dxa" w:w="2880"/>
+          </w:tcPr>
+          <w:p>
+            <w:r/>
+            <w:r>
+              <w:rPr>
+                <w:rFonts w:eastAsia="Microsoft YaHei" w:ascii="Microsoft YaHei" w:hAnsi="Microsoft YaHei"/>
+                <w:b w:val="0"/>
+              </w:rPr>
+              <w:t>跳商品详情筛选可用券商品</w:t>
+            </w:r>
+          </w:p>
+        </w:tc>
+        <w:tc>
+          <w:tcPr>
+            <w:tcW w:type="dxa" w:w="2880"/>
+          </w:tcPr>
+          <w:p>
+            <w:r/>
+            <w:r>
+              <w:rPr>
+                <w:rFonts w:eastAsia="Microsoft YaHei" w:ascii="Microsoft YaHei" w:hAnsi="Microsoft YaHei"/>
+                <w:b w:val="0"/>
+              </w:rPr>
+              <w:t>仅未使用 Tab</w:t>
+            </w:r>
+          </w:p>
+        </w:tc>
+      </w:tr>
+      <w:tr>
+        <w:tc>
+          <w:tcPr>
+            <w:tcW w:type="dxa" w:w="2880"/>
+          </w:tcPr>
+          <w:p>
+            <w:r/>
+            <w:r>
+              <w:rPr>
+                <w:rFonts w:eastAsia="Microsoft YaHei" w:ascii="Microsoft YaHei" w:hAnsi="Microsoft YaHei"/>
+                <w:b w:val="0"/>
+              </w:rPr>
+              <w:t>下拉刷新</w:t>
+            </w:r>
+          </w:p>
+        </w:tc>
+        <w:tc>
+          <w:tcPr>
+            <w:tcW w:type="dxa" w:w="2880"/>
+          </w:tcPr>
+          <w:p>
+            <w:r/>
+            <w:r>
+              <w:rPr>
+                <w:rFonts w:eastAsia="Microsoft YaHei" w:ascii="Microsoft YaHei" w:hAnsi="Microsoft YaHei"/>
+                <w:b w:val="0"/>
+              </w:rPr>
+              <w:t>重新拉取券列表</w:t>
+            </w:r>
+          </w:p>
+        </w:tc>
+        <w:tc>
+          <w:tcPr>
+            <w:tcW w:type="dxa" w:w="2880"/>
+          </w:tcPr>
+          <w:p>
+            <w:r/>
+            <w:r>
+              <w:rPr>
+                <w:rFonts w:eastAsia="Microsoft YaHei" w:ascii="Microsoft YaHei" w:hAnsi="Microsoft YaHei"/>
+                <w:b w:val="0"/>
+              </w:rPr>
+              <w:t>页面顶部手势</w:t>
+            </w:r>
+          </w:p>
+        </w:tc>
+      </w:tr>
+      <w:tr>
+        <w:tc>
+          <w:tcPr>
+            <w:tcW w:type="dxa" w:w="2880"/>
+          </w:tcPr>
+          <w:p>
+            <w:r/>
+            <w:r>
+              <w:rPr>
+                <w:rFonts w:eastAsia="Microsoft YaHei" w:ascii="Microsoft YaHei" w:hAnsi="Microsoft YaHei"/>
+                <w:b w:val="0"/>
+              </w:rPr>
+              <w:t>Tab 切换</w:t>
+            </w:r>
+          </w:p>
+        </w:tc>
+        <w:tc>
+          <w:tcPr>
+            <w:tcW w:type="dxa" w:w="2880"/>
+          </w:tcPr>
+          <w:p>
+            <w:r/>
+            <w:r>
+              <w:rPr>
+                <w:rFonts w:eastAsia="Microsoft YaHei" w:ascii="Microsoft YaHei" w:hAnsi="Microsoft YaHei"/>
+                <w:b w:val="0"/>
+              </w:rPr>
+              <w:t>切换三态</w:t>
+            </w:r>
+          </w:p>
+        </w:tc>
+        <w:tc>
+          <w:tcPr>
+            <w:tcW w:type="dxa" w:w="2880"/>
+          </w:tcPr>
+          <w:p>
+            <w:r/>
+            <w:r>
+              <w:rPr>
+                <w:rFonts w:eastAsia="Microsoft YaHei" w:ascii="Microsoft YaHei" w:hAnsi="Microsoft YaHei"/>
+                <w:b w:val="0"/>
+              </w:rPr>
+              <w:t>顶部 Tab</w:t>
+            </w:r>
+          </w:p>
+        </w:tc>
+      </w:tr>
+    </w:tbl>
+    <w:p>
+      <w:pPr>
+        <w:pStyle w:val="Heading4"/>
+      </w:pPr>
+      <w:r>
+        <w:rPr>
+          <w:rFonts w:eastAsia="Microsoft YaHei" w:ascii="Microsoft YaHei" w:hAnsi="Microsoft YaHei"/>
+        </w:rPr>
+        <w:t>4.3.4.5【去使用】功能</w:t>
+      </w:r>
+    </w:p>
+    <w:tbl>
+      <w:tblPr>
+        <w:tblStyle w:val="TableGrid"/>
+        <w:tblW w:type="auto" w:w="0"/>
+        <w:tblLook w:firstColumn="1" w:firstRow="1" w:lastColumn="0" w:lastRow="0" w:noHBand="0" w:noVBand="1" w:val="04A0"/>
+        <w:jc w:val="center"/>
+        <w:tblBorders>
+          <w:top w:val="single" w:sz="4" w:space="0" w:color="999999"/>
+          <w:left w:val="single" w:sz="4" w:space="0" w:color="999999"/>
+          <w:bottom w:val="single" w:sz="4" w:space="0" w:color="999999"/>
+          <w:right w:val="single" w:sz="4" w:space="0" w:color="999999"/>
+          <w:insideH w:val="single" w:sz="4" w:space="0" w:color="999999"/>
+          <w:insideV w:val="single" w:sz="4" w:space="0" w:color="999999"/>
+        </w:tblBorders>
+      </w:tblPr>
+      <w:tblGrid>
+        <w:gridCol w:w="4320"/>
+        <w:gridCol w:w="4320"/>
+      </w:tblGrid>
+      <w:tr>
+        <w:tc>
+          <w:tcPr>
+            <w:tcW w:type="dxa" w:w="4320"/>
+          </w:tcPr>
+          <w:p>
+            <w:r>
+              <w:rPr>
+                <w:b/>
+              </w:rPr>
+            </w:r>
+            <w:r>
+              <w:rPr>
+                <w:rFonts w:eastAsia="Microsoft YaHei" w:ascii="Microsoft YaHei" w:hAnsi="Microsoft YaHei"/>
+                <w:b/>
+              </w:rPr>
+              <w:t>项</w:t>
+            </w:r>
+          </w:p>
+        </w:tc>
+        <w:tc>
+          <w:tcPr>
+            <w:tcW w:type="dxa" w:w="4320"/>
+          </w:tcPr>
+          <w:p>
+            <w:r>
+              <w:rPr>
+                <w:b/>
+              </w:rPr>
+            </w:r>
+            <w:r>
+              <w:rPr>
+                <w:rFonts w:eastAsia="Microsoft YaHei" w:ascii="Microsoft YaHei" w:hAnsi="Microsoft YaHei"/>
+                <w:b/>
+              </w:rPr>
+              <w:t>说明</w:t>
+            </w:r>
+          </w:p>
+        </w:tc>
+      </w:tr>
+      <w:tr>
+        <w:tc>
+          <w:tcPr>
+            <w:tcW w:type="dxa" w:w="4320"/>
+          </w:tcPr>
+          <w:p>
+            <w:r/>
+            <w:r>
+              <w:rPr>
+                <w:rFonts w:eastAsia="Microsoft YaHei" w:ascii="Microsoft YaHei" w:hAnsi="Microsoft YaHei"/>
+                <w:b w:val="0"/>
+              </w:rPr>
+              <w:t>功能说明</w:t>
+            </w:r>
+          </w:p>
+        </w:tc>
+        <w:tc>
+          <w:tcPr>
+            <w:tcW w:type="dxa" w:w="4320"/>
+          </w:tcPr>
+          <w:p>
+            <w:r/>
+            <w:r>
+              <w:rPr>
+                <w:rFonts w:eastAsia="Microsoft YaHei" w:ascii="Microsoft YaHei" w:hAnsi="Microsoft YaHei"/>
+                <w:b w:val="0"/>
+              </w:rPr>
+              <w:t>从未使用券跳转到可用商品</w:t>
+            </w:r>
+          </w:p>
+        </w:tc>
+      </w:tr>
+      <w:tr>
+        <w:tc>
+          <w:tcPr>
+            <w:tcW w:type="dxa" w:w="4320"/>
+          </w:tcPr>
+          <w:p>
+            <w:r/>
+            <w:r>
+              <w:rPr>
+                <w:rFonts w:eastAsia="Microsoft YaHei" w:ascii="Microsoft YaHei" w:hAnsi="Microsoft YaHei"/>
+                <w:b w:val="0"/>
+              </w:rPr>
+              <w:t>显示位置</w:t>
+            </w:r>
+          </w:p>
+        </w:tc>
+        <w:tc>
+          <w:tcPr>
+            <w:tcW w:type="dxa" w:w="4320"/>
+          </w:tcPr>
+          <w:p>
+            <w:r/>
+            <w:r>
+              <w:rPr>
+                <w:rFonts w:eastAsia="Microsoft YaHei" w:ascii="Microsoft YaHei" w:hAnsi="Microsoft YaHei"/>
+                <w:b w:val="0"/>
+              </w:rPr>
+              <w:t>未使用券卡片按钮</w:t>
+            </w:r>
+          </w:p>
+        </w:tc>
+      </w:tr>
+      <w:tr>
+        <w:tc>
+          <w:tcPr>
+            <w:tcW w:type="dxa" w:w="4320"/>
+          </w:tcPr>
+          <w:p>
+            <w:r/>
+            <w:r>
+              <w:rPr>
+                <w:rFonts w:eastAsia="Microsoft YaHei" w:ascii="Microsoft YaHei" w:hAnsi="Microsoft YaHei"/>
+                <w:b w:val="0"/>
+              </w:rPr>
+              <w:t>权限</w:t>
+            </w:r>
+          </w:p>
+        </w:tc>
+        <w:tc>
+          <w:tcPr>
+            <w:tcW w:type="dxa" w:w="4320"/>
+          </w:tcPr>
+          <w:p>
+            <w:r/>
+            <w:r>
+              <w:rPr>
+                <w:rFonts w:eastAsia="Microsoft YaHei" w:ascii="Microsoft YaHei" w:hAnsi="Microsoft YaHei"/>
+                <w:b w:val="0"/>
+              </w:rPr>
+              <w:t>仅查看本人券包</w:t>
+            </w:r>
+          </w:p>
+        </w:tc>
+      </w:tr>
+      <w:tr>
+        <w:tc>
+          <w:tcPr>
+            <w:tcW w:type="dxa" w:w="4320"/>
+          </w:tcPr>
+          <w:p>
+            <w:r/>
+            <w:r>
+              <w:rPr>
+                <w:rFonts w:eastAsia="Microsoft YaHei" w:ascii="Microsoft YaHei" w:hAnsi="Microsoft YaHei"/>
+                <w:b w:val="0"/>
+              </w:rPr>
+              <w:t>前置条件</w:t>
+            </w:r>
+          </w:p>
+        </w:tc>
+        <w:tc>
+          <w:tcPr>
+            <w:tcW w:type="dxa" w:w="4320"/>
+          </w:tcPr>
+          <w:p>
+            <w:r/>
+            <w:r>
+              <w:rPr>
+                <w:rFonts w:eastAsia="Microsoft YaHei" w:ascii="Microsoft YaHei" w:hAnsi="Microsoft YaHei"/>
+                <w:b w:val="0"/>
+              </w:rPr>
+              <w:t>当前 Tab=未使用；券在有效期内</w:t>
+            </w:r>
+          </w:p>
+        </w:tc>
+      </w:tr>
+      <w:tr>
+        <w:tc>
+          <w:tcPr>
+            <w:tcW w:type="dxa" w:w="4320"/>
+          </w:tcPr>
+          <w:p>
+            <w:r/>
+            <w:r>
+              <w:rPr>
+                <w:rFonts w:eastAsia="Microsoft YaHei" w:ascii="Microsoft YaHei" w:hAnsi="Microsoft YaHei"/>
+                <w:b w:val="0"/>
+              </w:rPr>
+              <w:t>功能实现</w:t>
+            </w:r>
+          </w:p>
+        </w:tc>
+        <w:tc>
+          <w:tcPr>
+            <w:tcW w:type="dxa" w:w="4320"/>
+          </w:tcPr>
+          <w:p>
+            <w:r/>
+            <w:r>
+              <w:rPr>
+                <w:rFonts w:eastAsia="Microsoft YaHei" w:ascii="Microsoft YaHei" w:hAnsi="Microsoft YaHei"/>
+                <w:b w:val="0"/>
+              </w:rPr>
+              <w:t>点「去使用」→ 取券适用范围 → 跳商品列表/详情（带入券模板ID）</w:t>
+            </w:r>
+          </w:p>
+        </w:tc>
+      </w:tr>
+    </w:tbl>
+    <w:p>
+      <w:pPr>
+        <w:pStyle w:val="Heading4"/>
+      </w:pPr>
+      <w:r>
+        <w:rPr>
+          <w:rFonts w:eastAsia="Microsoft YaHei" w:ascii="Microsoft YaHei" w:hAnsi="Microsoft YaHei"/>
+        </w:rPr>
+        <w:t>4.3.4.6 查询条件（查询条件 / 查询说明）</w:t>
+      </w:r>
+    </w:p>
+    <w:tbl>
+      <w:tblPr>
+        <w:tblStyle w:val="TableGrid"/>
+        <w:tblW w:type="auto" w:w="0"/>
+        <w:tblLook w:firstColumn="1" w:firstRow="1" w:lastColumn="0" w:lastRow="0" w:noHBand="0" w:noVBand="1" w:val="04A0"/>
+        <w:jc w:val="center"/>
+        <w:tblBorders>
+          <w:top w:val="single" w:sz="4" w:space="0" w:color="999999"/>
+          <w:left w:val="single" w:sz="4" w:space="0" w:color="999999"/>
+          <w:bottom w:val="single" w:sz="4" w:space="0" w:color="999999"/>
+          <w:right w:val="single" w:sz="4" w:space="0" w:color="999999"/>
+          <w:insideH w:val="single" w:sz="4" w:space="0" w:color="999999"/>
+          <w:insideV w:val="single" w:sz="4" w:space="0" w:color="999999"/>
+        </w:tblBorders>
+      </w:tblPr>
+      <w:tblGrid>
+        <w:gridCol w:w="4320"/>
+        <w:gridCol w:w="4320"/>
+      </w:tblGrid>
+      <w:tr>
+        <w:tc>
+          <w:tcPr>
+            <w:tcW w:type="dxa" w:w="4320"/>
+          </w:tcPr>
+          <w:p>
+            <w:r>
+              <w:rPr>
+                <w:b/>
+              </w:rPr>
+            </w:r>
+            <w:r>
+              <w:rPr>
+                <w:rFonts w:eastAsia="Microsoft YaHei" w:ascii="Microsoft YaHei" w:hAnsi="Microsoft YaHei"/>
+                <w:b/>
+              </w:rPr>
+              <w:t>查询条件</w:t>
+            </w:r>
+          </w:p>
+        </w:tc>
+        <w:tc>
+          <w:tcPr>
+            <w:tcW w:type="dxa" w:w="4320"/>
+          </w:tcPr>
+          <w:p>
+            <w:r>
+              <w:rPr>
+                <w:b/>
+              </w:rPr>
+            </w:r>
+            <w:r>
+              <w:rPr>
+                <w:rFonts w:eastAsia="Microsoft YaHei" w:ascii="Microsoft YaHei" w:hAnsi="Microsoft YaHei"/>
+                <w:b/>
+              </w:rPr>
+              <w:t>查询说明</w:t>
+            </w:r>
+          </w:p>
+        </w:tc>
+      </w:tr>
+      <w:tr>
+        <w:tc>
+          <w:tcPr>
+            <w:tcW w:type="dxa" w:w="4320"/>
+          </w:tcPr>
+          <w:p>
+            <w:r/>
+            <w:r>
+              <w:rPr>
+                <w:rFonts w:eastAsia="Microsoft YaHei" w:ascii="Microsoft YaHei" w:hAnsi="Microsoft YaHei"/>
+                <w:b w:val="0"/>
+              </w:rPr>
+              <w:t>状态 Tab</w:t>
+            </w:r>
+          </w:p>
+        </w:tc>
+        <w:tc>
+          <w:tcPr>
+            <w:tcW w:type="dxa" w:w="4320"/>
+          </w:tcPr>
+          <w:p>
+            <w:r/>
+            <w:r>
+              <w:rPr>
+                <w:rFonts w:eastAsia="Microsoft YaHei" w:ascii="Microsoft YaHei" w:hAnsi="Microsoft YaHei"/>
+                <w:b w:val="0"/>
+              </w:rPr>
+              <w:t>顶部 Tab 单选：未使用 / 已使用 / 已过期；默认未使用</w:t>
+            </w:r>
+          </w:p>
+        </w:tc>
+      </w:tr>
+      <w:tr>
+        <w:tc>
+          <w:tcPr>
+            <w:tcW w:type="dxa" w:w="4320"/>
+          </w:tcPr>
+          <w:p>
+            <w:r/>
+            <w:r>
+              <w:rPr>
+                <w:rFonts w:eastAsia="Microsoft YaHei" w:ascii="Microsoft YaHei" w:hAnsi="Microsoft YaHei"/>
+                <w:b w:val="0"/>
+              </w:rPr>
+              <w:t>下拉刷新</w:t>
+            </w:r>
+          </w:p>
+        </w:tc>
+        <w:tc>
+          <w:tcPr>
+            <w:tcW w:type="dxa" w:w="4320"/>
+          </w:tcPr>
+          <w:p>
+            <w:r/>
+            <w:r>
+              <w:rPr>
+                <w:rFonts w:eastAsia="Microsoft YaHei" w:ascii="Microsoft YaHei" w:hAnsi="Microsoft YaHei"/>
+                <w:b w:val="0"/>
+              </w:rPr>
+              <w:t>手势触发，无查询条件</w:t>
+            </w:r>
+          </w:p>
+        </w:tc>
+      </w:tr>
+    </w:tbl>
+    <w:p>
+      <w:pPr>
+        <w:pStyle w:val="Heading4"/>
+      </w:pPr>
+      <w:r>
+        <w:rPr>
+          <w:rFonts w:eastAsia="Microsoft YaHei" w:ascii="Microsoft YaHei" w:hAnsi="Microsoft YaHei"/>
+        </w:rPr>
+        <w:t>4.3.4.7 数据来源（字段级）</w:t>
+      </w:r>
+    </w:p>
+    <w:tbl>
+      <w:tblPr>
+        <w:tblStyle w:val="TableGrid"/>
+        <w:tblW w:type="auto" w:w="0"/>
+        <w:tblLook w:firstColumn="1" w:firstRow="1" w:lastColumn="0" w:lastRow="0" w:noHBand="0" w:noVBand="1" w:val="04A0"/>
+        <w:jc w:val="center"/>
+        <w:tblBorders>
+          <w:top w:val="single" w:sz="4" w:space="0" w:color="999999"/>
+          <w:left w:val="single" w:sz="4" w:space="0" w:color="999999"/>
+          <w:bottom w:val="single" w:sz="4" w:space="0" w:color="999999"/>
+          <w:right w:val="single" w:sz="4" w:space="0" w:color="999999"/>
+          <w:insideH w:val="single" w:sz="4" w:space="0" w:color="999999"/>
+          <w:insideV w:val="single" w:sz="4" w:space="0" w:color="999999"/>
+        </w:tblBorders>
+      </w:tblPr>
+      <w:tblGrid>
+        <w:gridCol w:w="4320"/>
+        <w:gridCol w:w="4320"/>
+      </w:tblGrid>
+      <w:tr>
+        <w:tc>
+          <w:tcPr>
+            <w:tcW w:type="dxa" w:w="4320"/>
+          </w:tcPr>
+          <w:p>
+            <w:r>
+              <w:rPr>
+                <w:b/>
+              </w:rPr>
+            </w:r>
+            <w:r>
+              <w:rPr>
+                <w:rFonts w:eastAsia="Microsoft YaHei" w:ascii="Microsoft YaHei" w:hAnsi="Microsoft YaHei"/>
+                <w:b/>
+              </w:rPr>
+              <w:t>字段名称</w:t>
+            </w:r>
+          </w:p>
+        </w:tc>
+        <w:tc>
+          <w:tcPr>
+            <w:tcW w:type="dxa" w:w="4320"/>
+          </w:tcPr>
+          <w:p>
+            <w:r>
+              <w:rPr>
+                <w:b/>
+              </w:rPr>
+            </w:r>
+            <w:r>
+              <w:rPr>
+                <w:rFonts w:eastAsia="Microsoft YaHei" w:ascii="Microsoft YaHei" w:hAnsi="Microsoft YaHei"/>
+                <w:b/>
+              </w:rPr>
+              <w:t>取值逻辑说明</w:t>
+            </w:r>
+          </w:p>
+        </w:tc>
+      </w:tr>
+      <w:tr>
+        <w:tc>
+          <w:tcPr>
+            <w:tcW w:type="dxa" w:w="4320"/>
+          </w:tcPr>
+          <w:p>
+            <w:r/>
+            <w:r>
+              <w:rPr>
+                <w:rFonts w:eastAsia="Microsoft YaHei" w:ascii="Microsoft YaHei" w:hAnsi="Microsoft YaHei"/>
+                <w:b w:val="0"/>
+              </w:rPr>
+              <w:t>全部字段</w:t>
+            </w:r>
+          </w:p>
+        </w:tc>
+        <w:tc>
+          <w:tcPr>
+            <w:tcW w:type="dxa" w:w="4320"/>
+          </w:tcPr>
+          <w:p>
+            <w:r/>
+            <w:r>
+              <w:rPr>
+                <w:rFonts w:eastAsia="Microsoft YaHei" w:ascii="Microsoft YaHei" w:hAnsi="Microsoft YaHei"/>
+                <w:b w:val="0"/>
+              </w:rPr>
+              <w:t>调用《用户券表》接口，按 user_id + status 筛选排序</w:t>
+            </w:r>
+          </w:p>
+        </w:tc>
+      </w:tr>
+    </w:tbl>
+    <w:p>
+      <w:pPr>
+        <w:pStyle w:val="Heading4"/>
+      </w:pPr>
+      <w:r>
+        <w:rPr>
+          <w:rFonts w:eastAsia="Microsoft YaHei" w:ascii="Microsoft YaHei" w:hAnsi="Microsoft YaHei"/>
+        </w:rPr>
+        <w:t>4.3.4.8 状态流转</w:t>
+      </w:r>
+    </w:p>
+    <w:p>
+      <w:r>
+        <w:rPr>
+          <w:rFonts w:eastAsia="Microsoft YaHei" w:ascii="Microsoft YaHei" w:hAnsi="Microsoft YaHei"/>
+          <w:b w:val="0"/>
+        </w:rPr>
+        <w:t>未使用 ──(支付成功核销)──&gt; 已使用；未使用 ──(超过 expire_time，定时任务)──&gt; 已过期。</w:t>
+      </w:r>
+    </w:p>
+    <w:p>
+      <w:pPr>
+        <w:pStyle w:val="Heading3"/>
+      </w:pPr>
+      <w:r>
+        <w:rPr>
+          <w:rFonts w:eastAsia="Microsoft YaHei" w:ascii="Microsoft YaHei" w:hAnsi="Microsoft YaHei"/>
+        </w:rPr>
+        <w:t xml:space="preserve">4.3.5 券可使用端口·跨端口展示与拦截规则 </w:t>
+      </w:r>
+      <w:r>
+        <w:rPr>
+          <w:rFonts w:eastAsia="Microsoft YaHei" w:ascii="Microsoft YaHei" w:hAnsi="Microsoft YaHei"/>
+          <w:b w:val="0"/>
+        </w:rPr>
+        <w:t>本期新增</w:t>
+      </w:r>
+    </w:p>
+    <w:p>
+      <w:r>
+        <w:rPr>
+          <w:rFonts w:eastAsia="Microsoft YaHei" w:ascii="Microsoft YaHei" w:hAnsi="Microsoft YaHei"/>
+          <w:b w:val="0"/>
+        </w:rPr>
+        <w:t>券模板在平台端配置「券可使用端口」(</w:t>
+      </w:r>
+      <w:r>
+        <w:rPr>
+          <w:rFonts w:ascii="Microsoft YaHei" w:hAnsi="Microsoft YaHei" w:eastAsia="Microsoft YaHei"/>
+          <w:color w:val="BE123C"/>
+        </w:rPr>
+        <w:t>usable_ports</w:t>
+      </w:r>
+      <w:r>
+        <w:rPr>
+          <w:rFonts w:eastAsia="Microsoft YaHei" w:ascii="Microsoft YaHei" w:hAnsi="Microsoft YaHei"/>
+          <w:b w:val="0"/>
+        </w:rPr>
+        <w:t>，枚举：泰小虎App / 泰尔超优惠H5 / 泰尔超优会小程序，见 §4.1.3 D2)。因 App / 小程序 / H5 账号与券包打通，用户在一个端口领取的券，在另外两个端口也能看到。本规则定义</w:t>
+      </w:r>
+      <w:r>
+        <w:rPr>
+          <w:rFonts w:eastAsia="Microsoft YaHei" w:ascii="Microsoft YaHei" w:hAnsi="Microsoft YaHei"/>
+          <w:b/>
+        </w:rPr>
+        <w:t>已持有券</w:t>
+      </w:r>
+      <w:r>
+        <w:rPr>
+          <w:rFonts w:eastAsia="Microsoft YaHei" w:ascii="Microsoft YaHei" w:hAnsi="Microsoft YaHei"/>
+          <w:b w:val="0"/>
+        </w:rPr>
+        <w:t>在当前端口的展示与可用判定（与发券投放的端口过滤互补）。</w:t>
       </w:r>
     </w:p>
     <w:p>
@@ -24703,44 +26149,7 @@
           <w:color w:val="6B7280"/>
           <w:sz w:val="18"/>
         </w:rPr>
-        <w:t xml:space="preserve">  券规则页</w:t>
-      </w:r>
-    </w:p>
-    <w:p>
-      <w:r>
-        <w:rPr>
-          <w:rFonts w:eastAsia="Microsoft YaHei" w:ascii="Microsoft YaHei" w:hAnsi="Microsoft YaHei"/>
-          <w:b w:val="0"/>
-        </w:rPr>
-        <w:t>券规则页为独立页面（或全屏弹窗），展示单张优惠券的完整规则说明。内容来自后端券模板的「券规则说明」富文本字段（</w:t>
-      </w:r>
-      <w:r>
-        <w:rPr>
-          <w:rFonts w:ascii="Microsoft YaHei" w:hAnsi="Microsoft YaHei" w:eastAsia="Microsoft YaHei"/>
-          <w:color w:val="BE123C"/>
-        </w:rPr>
-        <w:t>rule_desc</w:t>
-      </w:r>
-      <w:r>
-        <w:rPr>
-          <w:rFonts w:eastAsia="Microsoft YaHei" w:ascii="Microsoft YaHei" w:hAnsi="Microsoft YaHei"/>
-          <w:b w:val="0"/>
-        </w:rPr>
-        <w:t>），C 端按纯文本/HTML 直接渲染，</w:t>
-      </w:r>
-      <w:r>
-        <w:rPr>
-          <w:rFonts w:eastAsia="Microsoft YaHei" w:ascii="Microsoft YaHei" w:hAnsi="Microsoft YaHei"/>
-          <w:b/>
-        </w:rPr>
-        <w:t>不再画成固定的「有效期/适用范围/叠加规则…」结构化页面</w:t>
-      </w:r>
-      <w:r>
-        <w:rPr>
-          <w:rFonts w:eastAsia="Microsoft YaHei" w:ascii="Microsoft YaHei" w:hAnsi="Microsoft YaHei"/>
-          <w:b w:val="0"/>
-        </w:rPr>
-        <w:t>。</w:t>
+        <w:t xml:space="preserve">  跨端口置灰券与点击提示示意</w:t>
       </w:r>
     </w:p>
     <w:p>
@@ -24751,7 +26160,7 @@
         <w:rPr>
           <w:rFonts w:eastAsia="Microsoft YaHei" w:ascii="Microsoft YaHei" w:hAnsi="Microsoft YaHei"/>
         </w:rPr>
-        <w:t>4.3.2.2 详细逻辑规则</w:t>
+        <w:t>4.3.5.1 详细逻辑规则</w:t>
       </w:r>
     </w:p>
     <w:p>
@@ -24760,7 +26169,7 @@
           <w:rFonts w:eastAsia="Microsoft YaHei" w:ascii="Microsoft YaHei" w:hAnsi="Microsoft YaHei"/>
           <w:b/>
         </w:rPr>
-        <w:t>界面与展示规则</w:t>
+        <w:t>展示规则</w:t>
       </w:r>
       <w:r>
         <w:rPr>
@@ -24777,9 +26186,44 @@
       <w:r>
         <w:rPr>
           <w:rFonts w:eastAsia="Microsoft YaHei" w:ascii="Microsoft YaHei" w:hAnsi="Microsoft YaHei"/>
+          <w:b/>
+        </w:rPr>
+        <w:t>发券投放</w:t>
+      </w:r>
+      <w:r>
+        <w:rPr>
+          <w:rFonts w:eastAsia="Microsoft YaHei" w:ascii="Microsoft YaHei" w:hAnsi="Microsoft YaHei"/>
           <w:b w:val="0"/>
         </w:rPr>
-        <w:t>页面标题：「券规则说明」。</w:t>
+        <w:t xml:space="preserve">：发券活动 / 系统发券仅向 </w:t>
+      </w:r>
+      <w:r>
+        <w:rPr>
+          <w:rFonts w:ascii="Microsoft YaHei" w:hAnsi="Microsoft YaHei" w:eastAsia="Microsoft YaHei"/>
+          <w:color w:val="BE123C"/>
+        </w:rPr>
+        <w:t>usable_ports</w:t>
+      </w:r>
+      <w:r>
+        <w:rPr>
+          <w:rFonts w:eastAsia="Microsoft YaHei" w:ascii="Microsoft YaHei" w:hAnsi="Microsoft YaHei"/>
+          <w:b w:val="0"/>
+        </w:rPr>
+        <w:t xml:space="preserve"> 内端口投放，用户不可跨端口领取。例如某券 </w:t>
+      </w:r>
+      <w:r>
+        <w:rPr>
+          <w:rFonts w:ascii="Microsoft YaHei" w:hAnsi="Microsoft YaHei" w:eastAsia="Microsoft YaHei"/>
+          <w:color w:val="BE123C"/>
+        </w:rPr>
+        <w:t>usable_ports=[泰小虎App]</w:t>
+      </w:r>
+      <w:r>
+        <w:rPr>
+          <w:rFonts w:eastAsia="Microsoft YaHei" w:ascii="Microsoft YaHei" w:hAnsi="Microsoft YaHei"/>
+          <w:b w:val="0"/>
+        </w:rPr>
+        <w:t>，则 H5、小程序端不出现该券的投放与领取入口。</w:t>
       </w:r>
     </w:p>
     <w:p>
@@ -24789,23 +26233,53 @@
       <w:r>
         <w:rPr>
           <w:rFonts w:eastAsia="Microsoft YaHei" w:ascii="Microsoft YaHei" w:hAnsi="Microsoft YaHei"/>
+          <w:b/>
+        </w:rPr>
+        <w:t>已持有券（我的优惠券 / 选券列表）</w:t>
+      </w:r>
+      <w:r>
+        <w:rPr>
+          <w:rFonts w:eastAsia="Microsoft YaHei" w:ascii="Microsoft YaHei" w:hAnsi="Microsoft YaHei"/>
           <w:b w:val="0"/>
         </w:rPr>
-        <w:t>内容区：渲染《券模板表》</w:t>
+        <w:t xml:space="preserve">：跨端口统一展示。判定方式——取当前端口标识 </w:t>
       </w:r>
       <w:r>
         <w:rPr>
           <w:rFonts w:ascii="Microsoft YaHei" w:hAnsi="Microsoft YaHei" w:eastAsia="Microsoft YaHei"/>
           <w:color w:val="BE123C"/>
         </w:rPr>
-        <w:t>rule_desc</w:t>
+        <w:t>current_port</w:t>
       </w:r>
       <w:r>
         <w:rPr>
           <w:rFonts w:eastAsia="Microsoft YaHei" w:ascii="Microsoft YaHei" w:hAnsi="Microsoft YaHei"/>
           <w:b w:val="0"/>
         </w:rPr>
-        <w:t xml:space="preserve"> 字段的 HTML 内容（支持文本、图片、富文本样式）。</w:t>
+        <w:t xml:space="preserve">，与券模板 </w:t>
+      </w:r>
+      <w:r>
+        <w:rPr>
+          <w:rFonts w:ascii="Microsoft YaHei" w:hAnsi="Microsoft YaHei" w:eastAsia="Microsoft YaHei"/>
+          <w:color w:val="BE123C"/>
+        </w:rPr>
+        <w:t>usable_ports</w:t>
+      </w:r>
+      <w:r>
+        <w:rPr>
+          <w:rFonts w:eastAsia="Microsoft YaHei" w:ascii="Microsoft YaHei" w:hAnsi="Microsoft YaHei"/>
+          <w:b w:val="0"/>
+        </w:rPr>
+        <w:t xml:space="preserve"> 比对：</w:t>
+        <w:br/>
+        <w:t xml:space="preserve">  </w:t>
+      </w:r>
+      <w:r>
+        <w:rPr>
+          <w:rFonts w:eastAsia="Microsoft YaHei" w:ascii="Microsoft YaHei" w:hAnsi="Microsoft YaHei"/>
+          <w:b w:val="0"/>
+        </w:rPr>
+        <w:br/>
       </w:r>
     </w:p>
     <w:p>
@@ -24817,7 +26291,21 @@
           <w:rFonts w:eastAsia="Microsoft YaHei" w:ascii="Microsoft YaHei" w:hAnsi="Microsoft YaHei"/>
           <w:b w:val="0"/>
         </w:rPr>
-        <w:t>内容为空时：显示「—」或「暂无规则说明」。</w:t>
+        <w:t xml:space="preserve">若 </w:t>
+      </w:r>
+      <w:r>
+        <w:rPr>
+          <w:rFonts w:ascii="Microsoft YaHei" w:hAnsi="Microsoft YaHei" w:eastAsia="Microsoft YaHei"/>
+          <w:color w:val="BE123C"/>
+        </w:rPr>
+        <w:t>current_port ∈ usable_ports</w:t>
+      </w:r>
+      <w:r>
+        <w:rPr>
+          <w:rFonts w:eastAsia="Microsoft YaHei" w:ascii="Microsoft YaHei" w:hAnsi="Microsoft YaHei"/>
+          <w:b w:val="0"/>
+        </w:rPr>
+        <w:t xml:space="preserve"> → 正常展示，可正常使用 / 选择（状态按既有三态：未使用 / 已使用 / 已过期）。</w:t>
       </w:r>
     </w:p>
     <w:p>
@@ -24829,145 +26317,49 @@
           <w:rFonts w:eastAsia="Microsoft YaHei" w:ascii="Microsoft YaHei" w:hAnsi="Microsoft YaHei"/>
           <w:b w:val="0"/>
         </w:rPr>
-        <w:t>底部固定按钮：「知道了」或左滑返回关闭页面。</w:t>
-      </w:r>
-    </w:p>
-    <w:p>
+        <w:t xml:space="preserve">若 </w:t>
+      </w:r>
+      <w:r>
+        <w:rPr>
+          <w:rFonts w:ascii="Microsoft YaHei" w:hAnsi="Microsoft YaHei" w:eastAsia="Microsoft YaHei"/>
+          <w:color w:val="BE123C"/>
+        </w:rPr>
+        <w:t>current_port ∉ usable_ports</w:t>
+      </w:r>
+      <w:r>
+        <w:rPr>
+          <w:rFonts w:eastAsia="Microsoft YaHei" w:ascii="Microsoft YaHei" w:hAnsi="Microsoft YaHei"/>
+          <w:b w:val="0"/>
+        </w:rPr>
+        <w:t>（端口不对）→ 仍展示该券，</w:t>
+      </w:r>
       <w:r>
         <w:rPr>
           <w:rFonts w:eastAsia="Microsoft YaHei" w:ascii="Microsoft YaHei" w:hAnsi="Microsoft YaHei"/>
           <w:b/>
         </w:rPr>
-        <w:t>入口说明</w:t>
+        <w:t>状态标签统一标「生效中」</w:t>
       </w:r>
       <w:r>
         <w:rPr>
           <w:rFonts w:eastAsia="Microsoft YaHei" w:ascii="Microsoft YaHei" w:hAnsi="Microsoft YaHei"/>
           <w:b w:val="0"/>
         </w:rPr>
-        <w:t>（明确链路）：</w:t>
-      </w:r>
-    </w:p>
-    <w:p>
-      <w:pPr>
-        <w:pStyle w:val="ListNumber"/>
-      </w:pPr>
+        <w:t>（表示券本身有效、未使用、在有效期内），但</w:t>
+      </w:r>
+      <w:r>
+        <w:rPr>
+          <w:rFonts w:eastAsia="Microsoft YaHei" w:ascii="Microsoft YaHei" w:hAnsi="Microsoft YaHei"/>
+          <w:b/>
+        </w:rPr>
+        <w:t>整体置灰 / 不可选</w:t>
+      </w:r>
       <w:r>
         <w:rPr>
           <w:rFonts w:eastAsia="Microsoft YaHei" w:ascii="Microsoft YaHei" w:hAnsi="Microsoft YaHei"/>
           <w:b w:val="0"/>
         </w:rPr>
-        <w:t xml:space="preserve">用户进入 </w:t>
-      </w:r>
-      <w:r>
-        <w:rPr>
-          <w:rFonts w:eastAsia="Microsoft YaHei" w:ascii="Microsoft YaHei" w:hAnsi="Microsoft YaHei"/>
-          <w:b/>
-        </w:rPr>
-        <w:t>商品详情页</w:t>
-      </w:r>
-      <w:r>
-        <w:rPr>
-          <w:rFonts w:eastAsia="Microsoft YaHei" w:ascii="Microsoft YaHei" w:hAnsi="Microsoft YaHei"/>
-          <w:b w:val="0"/>
-        </w:rPr>
-        <w:t xml:space="preserve"> → 看到 </w:t>
-      </w:r>
-      <w:r>
-        <w:rPr>
-          <w:rFonts w:eastAsia="Microsoft YaHei" w:ascii="Microsoft YaHei" w:hAnsi="Microsoft YaHei"/>
-          <w:b/>
-        </w:rPr>
-        <w:t>优惠券入口条</w:t>
-      </w:r>
-      <w:r>
-        <w:rPr>
-          <w:rFonts w:eastAsia="Microsoft YaHei" w:ascii="Microsoft YaHei" w:hAnsi="Microsoft YaHei"/>
-          <w:b w:val="0"/>
-        </w:rPr>
-        <w:t>（显示可用券标签/数量）。</w:t>
-      </w:r>
-    </w:p>
-    <w:p>
-      <w:pPr>
-        <w:pStyle w:val="ListNumber"/>
-      </w:pPr>
-      <w:r>
-        <w:rPr>
-          <w:rFonts w:eastAsia="Microsoft YaHei" w:ascii="Microsoft YaHei" w:hAnsi="Microsoft YaHei"/>
-          <w:b w:val="0"/>
-        </w:rPr>
-        <w:t xml:space="preserve">点击入口条 → 底部拉起 </w:t>
-      </w:r>
-      <w:r>
-        <w:rPr>
-          <w:rFonts w:eastAsia="Microsoft YaHei" w:ascii="Microsoft YaHei" w:hAnsi="Microsoft YaHei"/>
-          <w:b/>
-        </w:rPr>
-        <w:t>「优惠详情」弹窗</w:t>
-      </w:r>
-      <w:r>
-        <w:rPr>
-          <w:rFonts w:eastAsia="Microsoft YaHei" w:ascii="Microsoft YaHei" w:hAnsi="Microsoft YaHei"/>
-          <w:b w:val="0"/>
-        </w:rPr>
-        <w:t>（展示可用券列表）。</w:t>
-      </w:r>
-    </w:p>
-    <w:p>
-      <w:pPr>
-        <w:pStyle w:val="ListNumber"/>
-      </w:pPr>
-      <w:r>
-        <w:rPr>
-          <w:rFonts w:eastAsia="Microsoft YaHei" w:ascii="Microsoft YaHei" w:hAnsi="Microsoft YaHei"/>
-          <w:b w:val="0"/>
-        </w:rPr>
-        <w:t xml:space="preserve">在弹窗内点击任意券卡片的 </w:t>
-      </w:r>
-      <w:r>
-        <w:rPr>
-          <w:rFonts w:eastAsia="Microsoft YaHei" w:ascii="Microsoft YaHei" w:hAnsi="Microsoft YaHei"/>
-          <w:b/>
-        </w:rPr>
-        <w:t>「券规则 ›」</w:t>
-      </w:r>
-      <w:r>
-        <w:rPr>
-          <w:rFonts w:eastAsia="Microsoft YaHei" w:ascii="Microsoft YaHei" w:hAnsi="Microsoft YaHei"/>
-          <w:b w:val="0"/>
-        </w:rPr>
-        <w:t xml:space="preserve"> 按钮 → 跳转 </w:t>
-      </w:r>
-      <w:r>
-        <w:rPr>
-          <w:rFonts w:eastAsia="Microsoft YaHei" w:ascii="Microsoft YaHei" w:hAnsi="Microsoft YaHei"/>
-          <w:b/>
-        </w:rPr>
-        <w:t>券规则页</w:t>
-      </w:r>
-      <w:r>
-        <w:rPr>
-          <w:rFonts w:eastAsia="Microsoft YaHei" w:ascii="Microsoft YaHei" w:hAnsi="Microsoft YaHei"/>
-          <w:b w:val="0"/>
-        </w:rPr>
-        <w:t>（本页）。</w:t>
-      </w:r>
-    </w:p>
-    <w:p>
-      <w:r>
-        <w:rPr>
-          <w:rFonts w:eastAsia="Microsoft YaHei" w:ascii="Microsoft YaHei" w:hAnsi="Microsoft YaHei"/>
-          <w:b/>
-        </w:rPr>
-        <w:t>业务逻辑与边界条件</w:t>
-      </w:r>
-      <w:r>
-        <w:rPr>
-          <w:rFonts w:eastAsia="Microsoft YaHei" w:ascii="Microsoft YaHei" w:hAnsi="Microsoft YaHei"/>
-          <w:b w:val="0"/>
-        </w:rPr>
-        <w:t>：</w:t>
+        <w:t>（不能使用）。</w:t>
       </w:r>
     </w:p>
     <w:p>
@@ -24979,7 +26371,23 @@
           <w:rFonts w:eastAsia="Microsoft YaHei" w:ascii="Microsoft YaHei" w:hAnsi="Microsoft YaHei"/>
           <w:b w:val="0"/>
         </w:rPr>
-        <w:t>券规则页仅展示、无操作；不涉及领券/用券/核销逻辑。</w:t>
+        <w:t>置灰样式：券卡片 / 选券行降低透明度或灰化；「去使用」按钮禁用；选券列表该条目 Radio 禁用不可点。</w:t>
+      </w:r>
+    </w:p>
+    <w:p>
+      <w:r>
+        <w:rPr>
+          <w:rFonts w:eastAsia="Microsoft YaHei" w:ascii="Microsoft YaHei" w:hAnsi="Microsoft YaHei"/>
+          <w:b/>
+        </w:rPr>
+        <w:t>点击交互</w:t>
+      </w:r>
+      <w:r>
+        <w:rPr>
+          <w:rFonts w:eastAsia="Microsoft YaHei" w:ascii="Microsoft YaHei" w:hAnsi="Microsoft YaHei"/>
+          <w:b w:val="0"/>
+        </w:rPr>
+        <w:t>：</w:t>
       </w:r>
     </w:p>
     <w:p>
@@ -24991,7 +26399,21 @@
           <w:rFonts w:eastAsia="Microsoft YaHei" w:ascii="Microsoft YaHei" w:hAnsi="Microsoft YaHei"/>
           <w:b w:val="0"/>
         </w:rPr>
-        <w:t>券规则内容与券模板绑定，同一张券的所有用户看到相同的规则说明。</w:t>
+        <w:t>端口不对的置灰券，用户点击（卡片 / 行任意位置，含已禁用的「去使用」按钮）→ 弹出提示（Toast 或轻提示）：</w:t>
+      </w:r>
+      <w:r>
+        <w:rPr>
+          <w:rFonts w:eastAsia="Microsoft YaHei" w:ascii="Microsoft YaHei" w:hAnsi="Microsoft YaHei"/>
+          <w:b/>
+        </w:rPr>
+        <w:t>「此券仅支持在 {usable_ports 端口名称} 使用」</w:t>
+      </w:r>
+      <w:r>
+        <w:rPr>
+          <w:rFonts w:eastAsia="Microsoft YaHei" w:ascii="Microsoft YaHei" w:hAnsi="Microsoft YaHei"/>
+          <w:b w:val="0"/>
+        </w:rPr>
+        <w:t>。</w:t>
       </w:r>
     </w:p>
     <w:p>
@@ -25003,7 +26425,167 @@
           <w:rFonts w:eastAsia="Microsoft YaHei" w:ascii="Microsoft YaHei" w:hAnsi="Microsoft YaHei"/>
           <w:b w:val="0"/>
         </w:rPr>
-        <w:t>纯文本长度 ≤2000 字，超出前端截断（与 §4.1.3 D2 表单字段表「券规则说明」校验一致）。</w:t>
+        <w:t xml:space="preserve">端口名称取券模板 </w:t>
+      </w:r>
+      <w:r>
+        <w:rPr>
+          <w:rFonts w:ascii="Microsoft YaHei" w:hAnsi="Microsoft YaHei" w:eastAsia="Microsoft YaHei"/>
+          <w:color w:val="BE123C"/>
+        </w:rPr>
+        <w:t>usable_ports</w:t>
+      </w:r>
+      <w:r>
+        <w:rPr>
+          <w:rFonts w:eastAsia="Microsoft YaHei" w:ascii="Microsoft YaHei" w:hAnsi="Microsoft YaHei"/>
+          <w:b w:val="0"/>
+        </w:rPr>
+        <w:t xml:space="preserve"> 的配置值，多个端口用「、」连接。示例：</w:t>
+        <w:br/>
+        <w:t xml:space="preserve">  </w:t>
+      </w:r>
+      <w:r>
+        <w:rPr>
+          <w:rFonts w:eastAsia="Microsoft YaHei" w:ascii="Microsoft YaHei" w:hAnsi="Microsoft YaHei"/>
+          <w:b w:val="0"/>
+        </w:rPr>
+        <w:br/>
+      </w:r>
+    </w:p>
+    <w:p>
+      <w:pPr>
+        <w:pStyle w:val="ListBullet"/>
+      </w:pPr>
+      <w:r>
+        <w:rPr>
+          <w:rFonts w:ascii="Microsoft YaHei" w:hAnsi="Microsoft YaHei" w:eastAsia="Microsoft YaHei"/>
+          <w:color w:val="BE123C"/>
+        </w:rPr>
+        <w:t>usable_ports=[泰小虎App]</w:t>
+      </w:r>
+      <w:r>
+        <w:rPr>
+          <w:rFonts w:eastAsia="Microsoft YaHei" w:ascii="Microsoft YaHei" w:hAnsi="Microsoft YaHei"/>
+          <w:b w:val="0"/>
+        </w:rPr>
+        <w:t xml:space="preserve"> → 「此券仅支持在泰小虎App使用」</w:t>
+      </w:r>
+    </w:p>
+    <w:p>
+      <w:pPr>
+        <w:pStyle w:val="ListBullet"/>
+      </w:pPr>
+      <w:r>
+        <w:rPr>
+          <w:rFonts w:ascii="Microsoft YaHei" w:hAnsi="Microsoft YaHei" w:eastAsia="Microsoft YaHei"/>
+          <w:color w:val="BE123C"/>
+        </w:rPr>
+        <w:t>usable_ports=[泰小虎App, 泰尔超优惠H5]</w:t>
+      </w:r>
+      <w:r>
+        <w:rPr>
+          <w:rFonts w:eastAsia="Microsoft YaHei" w:ascii="Microsoft YaHei" w:hAnsi="Microsoft YaHei"/>
+          <w:b w:val="0"/>
+        </w:rPr>
+        <w:t xml:space="preserve"> → 「此券仅支持在泰小虎App、泰尔超优惠H5使用」</w:t>
+      </w:r>
+    </w:p>
+    <w:p>
+      <w:pPr>
+        <w:pStyle w:val="ListBullet"/>
+      </w:pPr>
+      <w:r>
+        <w:rPr>
+          <w:rFonts w:eastAsia="Microsoft YaHei" w:ascii="Microsoft YaHei" w:hAnsi="Microsoft YaHei"/>
+          <w:b w:val="0"/>
+        </w:rPr>
+        <w:t>提示为纯文案提示，点击不触发任何跳转或选券动作。</w:t>
+      </w:r>
+    </w:p>
+    <w:p>
+      <w:r>
+        <w:rPr>
+          <w:rFonts w:eastAsia="Microsoft YaHei" w:ascii="Microsoft YaHei" w:hAnsi="Microsoft YaHei"/>
+          <w:b/>
+        </w:rPr>
+        <w:t>业务逻辑与边界条件</w:t>
+      </w:r>
+      <w:r>
+        <w:rPr>
+          <w:rFonts w:eastAsia="Microsoft YaHei" w:ascii="Microsoft YaHei" w:hAnsi="Microsoft YaHei"/>
+          <w:b w:val="0"/>
+        </w:rPr>
+        <w:t>：</w:t>
+      </w:r>
+    </w:p>
+    <w:p>
+      <w:pPr>
+        <w:pStyle w:val="ListBullet"/>
+      </w:pPr>
+      <w:r>
+        <w:rPr>
+          <w:rFonts w:eastAsia="Microsoft YaHei" w:ascii="Microsoft YaHei" w:hAnsi="Microsoft YaHei"/>
+          <w:b w:val="0"/>
+        </w:rPr>
+        <w:t xml:space="preserve">「生效中」与既有三态并行：端口不对的券，其底层 </w:t>
+      </w:r>
+      <w:r>
+        <w:rPr>
+          <w:rFonts w:ascii="Microsoft YaHei" w:hAnsi="Microsoft YaHei" w:eastAsia="Microsoft YaHei"/>
+          <w:color w:val="BE123C"/>
+        </w:rPr>
+        <w:t>status</w:t>
+      </w:r>
+      <w:r>
+        <w:rPr>
+          <w:rFonts w:eastAsia="Microsoft YaHei" w:ascii="Microsoft YaHei" w:hAnsi="Microsoft YaHei"/>
+          <w:b w:val="0"/>
+        </w:rPr>
+        <w:t xml:space="preserve"> 仍为「未使用」（时效内、未核销），仅在前端展示层叠加「端口不匹配」置灰态，不真正改变券实例状态。</w:t>
+      </w:r>
+    </w:p>
+    <w:p>
+      <w:pPr>
+        <w:pStyle w:val="ListBullet"/>
+      </w:pPr>
+      <w:r>
+        <w:rPr>
+          <w:rFonts w:eastAsia="Microsoft YaHei" w:ascii="Microsoft YaHei" w:hAnsi="Microsoft YaHei"/>
+          <w:b w:val="0"/>
+        </w:rPr>
+        <w:t>跨端口账号一致性：判定以登录用户统一券包 + 当前所在端口为准，不区分领取来源端口。</w:t>
+      </w:r>
+    </w:p>
+    <w:p>
+      <w:pPr>
+        <w:pStyle w:val="ListBullet"/>
+      </w:pPr>
+      <w:r>
+        <w:rPr>
+          <w:rFonts w:eastAsia="Microsoft YaHei" w:ascii="Microsoft YaHei" w:hAnsi="Microsoft YaHei"/>
+          <w:b w:val="0"/>
+        </w:rPr>
+        <w:t>后端二次校验：选券 / 下单接口除既有门槛、适用范围、底价校验外，</w:t>
+      </w:r>
+      <w:r>
+        <w:rPr>
+          <w:rFonts w:eastAsia="Microsoft YaHei" w:ascii="Microsoft YaHei" w:hAnsi="Microsoft YaHei"/>
+          <w:b/>
+        </w:rPr>
+        <w:t xml:space="preserve">须校验 </w:t>
+      </w:r>
+      <w:r>
+        <w:rPr>
+          <w:rFonts w:ascii="Microsoft YaHei" w:hAnsi="Microsoft YaHei" w:eastAsia="Microsoft YaHei"/>
+          <w:color w:val="BE123C"/>
+        </w:rPr>
+        <w:t>current_port ∈ usable_ports</w:t>
+      </w:r>
+      <w:r>
+        <w:rPr>
+          <w:rFonts w:eastAsia="Microsoft YaHei" w:ascii="Microsoft YaHei" w:hAnsi="Microsoft YaHei"/>
+          <w:b w:val="0"/>
+        </w:rPr>
+        <w:t>；前端置灰仅为体验拦截，后端为权威拦截，防止绕过。</w:t>
       </w:r>
     </w:p>
     <w:p>
@@ -25014,7 +26596,7 @@
         <w:rPr>
           <w:rFonts w:eastAsia="Microsoft YaHei" w:ascii="Microsoft YaHei" w:hAnsi="Microsoft YaHei"/>
         </w:rPr>
-        <w:t>4.3.2.3 数据来源（字段级）</w:t>
+        <w:t>4.3.5.2 数据来源（字段级）</w:t>
       </w:r>
     </w:p>
     <w:tbl>
@@ -25088,7 +26670,7 @@
                 <w:rFonts w:eastAsia="Microsoft YaHei" w:ascii="Microsoft YaHei" w:hAnsi="Microsoft YaHei"/>
                 <w:b w:val="0"/>
               </w:rPr>
-              <w:t>券规则说明</w:t>
+              <w:t>券可使用端口 usable_ports</w:t>
             </w:r>
           </w:p>
         </w:tc>
@@ -25110,14 +26692,78 @@
                 <w:rFonts w:ascii="Microsoft YaHei" w:hAnsi="Microsoft YaHei" w:eastAsia="Microsoft YaHei"/>
                 <w:color w:val="BE123C"/>
               </w:rPr>
-              <w:t>rule_desc</w:t>
-            </w:r>
-            <w:r>
-              <w:rPr>
-                <w:rFonts w:eastAsia="Microsoft YaHei" w:ascii="Microsoft YaHei" w:hAnsi="Microsoft YaHei"/>
-                <w:b w:val="0"/>
-              </w:rPr>
-              <w:t xml:space="preserve"> 字段（HTML 富文本）</w:t>
+              <w:t>usable_ports</w:t>
+            </w:r>
+            <w:r>
+              <w:rPr>
+                <w:rFonts w:eastAsia="Microsoft YaHei" w:ascii="Microsoft YaHei" w:hAnsi="Microsoft YaHei"/>
+                <w:b w:val="0"/>
+              </w:rPr>
+              <w:t xml:space="preserve"> 字段；券详情 / 券模板接口须返回该字段供 C 端比对 current_port</w:t>
+            </w:r>
+          </w:p>
+        </w:tc>
+      </w:tr>
+      <w:tr>
+        <w:tc>
+          <w:tcPr>
+            <w:tcW w:type="dxa" w:w="4320"/>
+          </w:tcPr>
+          <w:p>
+            <w:r/>
+            <w:r>
+              <w:rPr>
+                <w:rFonts w:eastAsia="Microsoft YaHei" w:ascii="Microsoft YaHei" w:hAnsi="Microsoft YaHei"/>
+                <w:b w:val="0"/>
+              </w:rPr>
+              <w:t>当前端口 current_port</w:t>
+            </w:r>
+          </w:p>
+        </w:tc>
+        <w:tc>
+          <w:tcPr>
+            <w:tcW w:type="dxa" w:w="4320"/>
+          </w:tcPr>
+          <w:p>
+            <w:r/>
+            <w:r>
+              <w:rPr>
+                <w:rFonts w:eastAsia="Microsoft YaHei" w:ascii="Microsoft YaHei" w:hAnsi="Microsoft YaHei"/>
+                <w:b w:val="0"/>
+              </w:rPr>
+              <w:t>取客户端运行环境标识（App / H5 / 小程序），由客户端传入或由运行容器判定</w:t>
+            </w:r>
+          </w:p>
+        </w:tc>
+      </w:tr>
+      <w:tr>
+        <w:tc>
+          <w:tcPr>
+            <w:tcW w:type="dxa" w:w="4320"/>
+          </w:tcPr>
+          <w:p>
+            <w:r/>
+            <w:r>
+              <w:rPr>
+                <w:rFonts w:eastAsia="Microsoft YaHei" w:ascii="Microsoft YaHei" w:hAnsi="Microsoft YaHei"/>
+                <w:b w:val="0"/>
+              </w:rPr>
+              <w:t>用户券 status</w:t>
+            </w:r>
+          </w:p>
+        </w:tc>
+        <w:tc>
+          <w:tcPr>
+            <w:tcW w:type="dxa" w:w="4320"/>
+          </w:tcPr>
+          <w:p>
+            <w:r/>
+            <w:r>
+              <w:rPr>
+                <w:rFonts w:eastAsia="Microsoft YaHei" w:ascii="Microsoft YaHei" w:hAnsi="Microsoft YaHei"/>
+                <w:b w:val="0"/>
+              </w:rPr>
+              <w:t>取《用户券表》status（未使用 / 已使用 / 已过期），与端口匹配态叠加展示</w:t>
             </w:r>
           </w:p>
         </w:tc>
@@ -25131,7 +26777,7 @@
         <w:rPr>
           <w:rFonts w:eastAsia="Microsoft YaHei" w:ascii="Microsoft YaHei" w:hAnsi="Microsoft YaHei"/>
         </w:rPr>
-        <w:t>4.3.4 我的优惠券（三态）</w:t>
+        <w:t>4.3.6 确认订单选券 / 核销</w:t>
       </w:r>
       <w:r>
         <w:rPr>
@@ -25149,17 +26795,26 @@
         <w:rPr>
           <w:rFonts w:eastAsia="Microsoft YaHei" w:ascii="Microsoft YaHei" w:hAnsi="Microsoft YaHei"/>
         </w:rPr>
-        <w:t>4.3.4.1 原型与交互示意</w:t>
+        <w:t>4.3.6.1 原型与交互示意</w:t>
       </w:r>
     </w:p>
     <w:p>
       <w:r>
         <w:rPr>
           <w:rFonts w:eastAsia="Microsoft YaHei" w:ascii="Microsoft YaHei" w:hAnsi="Microsoft YaHei"/>
+          <w:b w:val="0"/>
+        </w:rPr>
+        <w:t>确认订单页价格摘要区「优惠券」可折叠行，点开展示可用券列表（Radio 单选）；示意图见顶部 App 原型「确认订单」页。</w:t>
+      </w:r>
+    </w:p>
+    <w:p>
+      <w:r>
+        <w:rPr>
+          <w:rFonts w:eastAsia="Microsoft YaHei" w:ascii="Microsoft YaHei" w:hAnsi="Microsoft YaHei"/>
         </w:rPr>
         <w:drawing>
           <wp:inline xmlns:a="http://schemas.openxmlformats.org/drawingml/2006/main" xmlns:pic="http://schemas.openxmlformats.org/drawingml/2006/picture">
-            <wp:extent cx="5303520" cy="3314700"/>
+            <wp:extent cx="5303520" cy="15066818"/>
             <wp:docPr id="19" name="Picture 19"/>
             <wp:cNvGraphicFramePr>
               <a:graphicFrameLocks noChangeAspect="1"/>
@@ -25173,2162 +26828,6 @@
                   </pic:nvPicPr>
                   <pic:blipFill>
                     <a:blip r:embed="rId31"/>
-                    <a:stretch>
-                      <a:fillRect/>
-                    </a:stretch>
-                  </pic:blipFill>
-                  <pic:spPr>
-                    <a:xfrm>
-                      <a:off x="0" y="0"/>
-                      <a:ext cx="5303520" cy="3314700"/>
-                    </a:xfrm>
-                    <a:prstGeom prst="rect"/>
-                  </pic:spPr>
-                </pic:pic>
-              </a:graphicData>
-            </a:graphic>
-          </wp:inline>
-        </w:drawing>
-      </w:r>
-      <w:r>
-        <w:rPr>
-          <w:rFonts w:eastAsia="Microsoft YaHei" w:ascii="Microsoft YaHei" w:hAnsi="Microsoft YaHei"/>
-          <w:i/>
-          <w:color w:val="6B7280"/>
-          <w:sz w:val="18"/>
-        </w:rPr>
-        <w:t xml:space="preserve">  App我的优惠券三态</w:t>
-      </w:r>
-    </w:p>
-    <w:p>
-      <w:r>
-        <w:rPr>
-          <w:rFonts w:eastAsia="Microsoft YaHei" w:ascii="Microsoft YaHei" w:hAnsi="Microsoft YaHei"/>
-          <w:b w:val="0"/>
-        </w:rPr>
-        <w:t>独立页面，顶部三个 Tab（未使用 / 已使用 / 已过期），默认「未使用」；示意图见上方 App 原型「我的优惠券」页。</w:t>
-      </w:r>
-    </w:p>
-    <w:p>
-      <w:pPr>
-        <w:pStyle w:val="Heading4"/>
-      </w:pPr>
-      <w:r>
-        <w:rPr>
-          <w:rFonts w:eastAsia="Microsoft YaHei" w:ascii="Microsoft YaHei" w:hAnsi="Microsoft YaHei"/>
-        </w:rPr>
-        <w:t>4.3.4.2 详细逻辑规则</w:t>
-      </w:r>
-    </w:p>
-    <w:p>
-      <w:r>
-        <w:rPr>
-          <w:rFonts w:eastAsia="Microsoft YaHei" w:ascii="Microsoft YaHei" w:hAnsi="Microsoft YaHei"/>
-          <w:b/>
-        </w:rPr>
-        <w:t>界面与展示规则</w:t>
-      </w:r>
-      <w:r>
-        <w:rPr>
-          <w:rFonts w:eastAsia="Microsoft YaHei" w:ascii="Microsoft YaHei" w:hAnsi="Microsoft YaHei"/>
-          <w:b w:val="0"/>
-        </w:rPr>
-        <w:t>：</w:t>
-      </w:r>
-    </w:p>
-    <w:p>
-      <w:pPr>
-        <w:pStyle w:val="ListBullet"/>
-      </w:pPr>
-      <w:r>
-        <w:rPr>
-          <w:rFonts w:eastAsia="Microsoft YaHei" w:ascii="Microsoft YaHei" w:hAnsi="Microsoft YaHei"/>
-          <w:b w:val="0"/>
-        </w:rPr>
-        <w:t>Tab 结构：未使用 / 已使用 / 已过期，点击切换；未使用默认选中。</w:t>
-      </w:r>
-    </w:p>
-    <w:p>
-      <w:pPr>
-        <w:pStyle w:val="ListBullet"/>
-      </w:pPr>
-      <w:r>
-        <w:rPr>
-          <w:rFonts w:eastAsia="Microsoft YaHei" w:ascii="Microsoft YaHei" w:hAnsi="Microsoft YaHei"/>
-          <w:b w:val="0"/>
-        </w:rPr>
-        <w:t>未使用券卡片：券名 / 面额（大字突出）/ 门槛金额 / 有效期（起止日期）/ 适用范围标签（全场/指定商品/指定店铺）；操作按钮「去使用」。</w:t>
-      </w:r>
-    </w:p>
-    <w:p>
-      <w:pPr>
-        <w:pStyle w:val="ListBullet"/>
-      </w:pPr>
-      <w:r>
-        <w:rPr>
-          <w:rFonts w:eastAsia="Microsoft YaHei" w:ascii="Microsoft YaHei" w:hAnsi="Microsoft YaHei"/>
-          <w:b w:val="0"/>
-        </w:rPr>
-        <w:t>已使用券卡片：券名 / 面额 / 使用时间 / 关联订单号；状态标签「已核销」（灰色置灰）。</w:t>
-      </w:r>
-    </w:p>
-    <w:p>
-      <w:pPr>
-        <w:pStyle w:val="ListBullet"/>
-      </w:pPr>
-      <w:r>
-        <w:rPr>
-          <w:rFonts w:eastAsia="Microsoft YaHei" w:ascii="Microsoft YaHei" w:hAnsi="Microsoft YaHei"/>
-          <w:b w:val="0"/>
-        </w:rPr>
-        <w:t>已过期券卡片：券名 / 面额 / 过期时间；状态标签「已过期」（灰色置灰）。</w:t>
-      </w:r>
-    </w:p>
-    <w:p>
-      <w:pPr>
-        <w:pStyle w:val="ListBullet"/>
-      </w:pPr>
-      <w:r>
-        <w:rPr>
-          <w:rFonts w:eastAsia="Microsoft YaHei" w:ascii="Microsoft YaHei" w:hAnsi="Microsoft YaHei"/>
-          <w:b w:val="0"/>
-        </w:rPr>
-        <w:t>极限值：券名超 12 字截断「…」；列表一次加载 20 条，滚动加载更多。</w:t>
-      </w:r>
-    </w:p>
-    <w:p>
-      <w:pPr>
-        <w:pStyle w:val="ListBullet"/>
-      </w:pPr>
-      <w:r>
-        <w:rPr>
-          <w:rFonts w:eastAsia="Microsoft YaHei" w:ascii="Microsoft YaHei" w:hAnsi="Microsoft YaHei"/>
-          <w:b w:val="0"/>
-        </w:rPr>
-        <w:t>空状态：对应 Tab 无券 → 插画 + 文案「暂无优惠券」+「去逛逛」跳转商城。</w:t>
-      </w:r>
-    </w:p>
-    <w:p>
-      <w:pPr>
-        <w:pStyle w:val="ListBullet"/>
-      </w:pPr>
-      <w:r>
-        <w:rPr>
-          <w:rFonts w:eastAsia="Microsoft YaHei" w:ascii="Microsoft YaHei" w:hAnsi="Microsoft YaHei"/>
-          <w:b w:val="0"/>
-        </w:rPr>
-        <w:t>临近过期(≤3天)：未使用券标红提示「X天后过期」。</w:t>
-      </w:r>
-    </w:p>
-    <w:p>
-      <w:r>
-        <w:rPr>
-          <w:rFonts w:eastAsia="Microsoft YaHei" w:ascii="Microsoft YaHei" w:hAnsi="Microsoft YaHei"/>
-          <w:b/>
-        </w:rPr>
-        <w:t>业务逻辑与边界条件</w:t>
-      </w:r>
-      <w:r>
-        <w:rPr>
-          <w:rFonts w:eastAsia="Microsoft YaHei" w:ascii="Microsoft YaHei" w:hAnsi="Microsoft YaHei"/>
-          <w:b w:val="0"/>
-        </w:rPr>
-        <w:t>：</w:t>
-      </w:r>
-    </w:p>
-    <w:p>
-      <w:pPr>
-        <w:pStyle w:val="ListBullet"/>
-      </w:pPr>
-      <w:r>
-        <w:rPr>
-          <w:rFonts w:eastAsia="Microsoft YaHei" w:ascii="Microsoft YaHei" w:hAnsi="Microsoft YaHei"/>
-          <w:b w:val="0"/>
-        </w:rPr>
-        <w:t>三态由《用户券表》status 驱动；过期由定时任务更新 status=已过期。</w:t>
-      </w:r>
-    </w:p>
-    <w:p>
-      <w:pPr>
-        <w:pStyle w:val="ListBullet"/>
-      </w:pPr>
-      <w:r>
-        <w:rPr>
-          <w:rFonts w:eastAsia="Microsoft YaHei" w:ascii="Microsoft YaHei" w:hAnsi="Microsoft YaHei"/>
-          <w:b w:val="0"/>
-        </w:rPr>
-        <w:t>下拉刷新重新拉取；分页滚动加载（每页 20）。</w:t>
-      </w:r>
-    </w:p>
-    <w:p>
-      <w:pPr>
-        <w:pStyle w:val="ListBullet"/>
-      </w:pPr>
-      <w:r>
-        <w:rPr>
-          <w:rFonts w:eastAsia="Microsoft YaHei" w:ascii="Microsoft YaHei" w:hAnsi="Microsoft YaHei"/>
-          <w:b w:val="0"/>
-        </w:rPr>
-        <w:t xml:space="preserve">⚠️ </w:t>
-      </w:r>
-      <w:r>
-        <w:rPr>
-          <w:rFonts w:eastAsia="Microsoft YaHei" w:ascii="Microsoft YaHei" w:hAnsi="Microsoft YaHei"/>
-          <w:b/>
-        </w:rPr>
-        <w:t>跨端口持有券展示</w:t>
-      </w:r>
-      <w:r>
-        <w:rPr>
-          <w:rFonts w:eastAsia="Microsoft YaHei" w:ascii="Microsoft YaHei" w:hAnsi="Microsoft YaHei"/>
-          <w:b w:val="0"/>
-        </w:rPr>
-        <w:t xml:space="preserve">：若用户持有某券但当前端口不在其 </w:t>
-      </w:r>
-      <w:r>
-        <w:rPr>
-          <w:rFonts w:ascii="Microsoft YaHei" w:hAnsi="Microsoft YaHei" w:eastAsia="Microsoft YaHei"/>
-          <w:color w:val="BE123C"/>
-        </w:rPr>
-        <w:t>usable_ports</w:t>
-      </w:r>
-      <w:r>
-        <w:rPr>
-          <w:rFonts w:eastAsia="Microsoft YaHei" w:ascii="Microsoft YaHei" w:hAnsi="Microsoft YaHei"/>
-          <w:b w:val="0"/>
-        </w:rPr>
-        <w:t xml:space="preserve"> 内，该券仍展示、状态标「生效中」但置灰不可选，点击提示「此券仅支持在 {usable_ports 端口名称} 使用」（完整规则见 §4.3.5）。</w:t>
-      </w:r>
-    </w:p>
-    <w:p>
-      <w:pPr>
-        <w:pStyle w:val="Heading4"/>
-      </w:pPr>
-      <w:r>
-        <w:rPr>
-          <w:rFonts w:eastAsia="Microsoft YaHei" w:ascii="Microsoft YaHei" w:hAnsi="Microsoft YaHei"/>
-        </w:rPr>
-        <w:t>4.3.4.3 列表字段表（字段名称 / 需求说明 / 备注）</w:t>
-      </w:r>
-    </w:p>
-    <w:tbl>
-      <w:tblPr>
-        <w:tblStyle w:val="TableGrid"/>
-        <w:tblW w:type="auto" w:w="0"/>
-        <w:tblLook w:firstColumn="1" w:firstRow="1" w:lastColumn="0" w:lastRow="0" w:noHBand="0" w:noVBand="1" w:val="04A0"/>
-        <w:jc w:val="center"/>
-        <w:tblBorders>
-          <w:top w:val="single" w:sz="4" w:space="0" w:color="999999"/>
-          <w:left w:val="single" w:sz="4" w:space="0" w:color="999999"/>
-          <w:bottom w:val="single" w:sz="4" w:space="0" w:color="999999"/>
-          <w:right w:val="single" w:sz="4" w:space="0" w:color="999999"/>
-          <w:insideH w:val="single" w:sz="4" w:space="0" w:color="999999"/>
-          <w:insideV w:val="single" w:sz="4" w:space="0" w:color="999999"/>
-        </w:tblBorders>
-      </w:tblPr>
-      <w:tblGrid>
-        <w:gridCol w:w="2880"/>
-        <w:gridCol w:w="2880"/>
-        <w:gridCol w:w="2880"/>
-      </w:tblGrid>
-      <w:tr>
-        <w:tc>
-          <w:tcPr>
-            <w:tcW w:type="dxa" w:w="2880"/>
-          </w:tcPr>
-          <w:p>
-            <w:r>
-              <w:rPr>
-                <w:b/>
-              </w:rPr>
-            </w:r>
-            <w:r>
-              <w:rPr>
-                <w:rFonts w:eastAsia="Microsoft YaHei" w:ascii="Microsoft YaHei" w:hAnsi="Microsoft YaHei"/>
-                <w:b/>
-              </w:rPr>
-              <w:t>字段名称</w:t>
-            </w:r>
-          </w:p>
-        </w:tc>
-        <w:tc>
-          <w:tcPr>
-            <w:tcW w:type="dxa" w:w="2880"/>
-          </w:tcPr>
-          <w:p>
-            <w:r>
-              <w:rPr>
-                <w:b/>
-              </w:rPr>
-            </w:r>
-            <w:r>
-              <w:rPr>
-                <w:rFonts w:eastAsia="Microsoft YaHei" w:ascii="Microsoft YaHei" w:hAnsi="Microsoft YaHei"/>
-                <w:b/>
-              </w:rPr>
-              <w:t>需求说明</w:t>
-            </w:r>
-          </w:p>
-        </w:tc>
-        <w:tc>
-          <w:tcPr>
-            <w:tcW w:type="dxa" w:w="2880"/>
-          </w:tcPr>
-          <w:p>
-            <w:r>
-              <w:rPr>
-                <w:b/>
-              </w:rPr>
-            </w:r>
-            <w:r>
-              <w:rPr>
-                <w:rFonts w:eastAsia="Microsoft YaHei" w:ascii="Microsoft YaHei" w:hAnsi="Microsoft YaHei"/>
-                <w:b/>
-              </w:rPr>
-              <w:t>备注</w:t>
-            </w:r>
-          </w:p>
-        </w:tc>
-      </w:tr>
-      <w:tr>
-        <w:tc>
-          <w:tcPr>
-            <w:tcW w:type="dxa" w:w="2880"/>
-          </w:tcPr>
-          <w:p>
-            <w:r/>
-            <w:r>
-              <w:rPr>
-                <w:rFonts w:eastAsia="Microsoft YaHei" w:ascii="Microsoft YaHei" w:hAnsi="Microsoft YaHei"/>
-                <w:b w:val="0"/>
-              </w:rPr>
-              <w:t>券名</w:t>
-            </w:r>
-          </w:p>
-        </w:tc>
-        <w:tc>
-          <w:tcPr>
-            <w:tcW w:type="dxa" w:w="2880"/>
-          </w:tcPr>
-          <w:p>
-            <w:r/>
-            <w:r>
-              <w:rPr>
-                <w:rFonts w:eastAsia="Microsoft YaHei" w:ascii="Microsoft YaHei" w:hAnsi="Microsoft YaHei"/>
-                <w:b w:val="0"/>
-              </w:rPr>
-              <w:t>取《券模板表》券名</w:t>
-            </w:r>
-          </w:p>
-        </w:tc>
-        <w:tc>
-          <w:tcPr>
-            <w:tcW w:type="dxa" w:w="2880"/>
-          </w:tcPr>
-          <w:p>
-            <w:r/>
-            <w:r>
-              <w:rPr>
-                <w:rFonts w:eastAsia="Microsoft YaHei" w:ascii="Microsoft YaHei" w:hAnsi="Microsoft YaHei"/>
-                <w:b w:val="0"/>
-              </w:rPr>
-              <w:t>超 12 字截断</w:t>
-            </w:r>
-          </w:p>
-        </w:tc>
-      </w:tr>
-      <w:tr>
-        <w:tc>
-          <w:tcPr>
-            <w:tcW w:type="dxa" w:w="2880"/>
-          </w:tcPr>
-          <w:p>
-            <w:r/>
-            <w:r>
-              <w:rPr>
-                <w:rFonts w:eastAsia="Microsoft YaHei" w:ascii="Microsoft YaHei" w:hAnsi="Microsoft YaHei"/>
-                <w:b w:val="0"/>
-              </w:rPr>
-              <w:t>面额</w:t>
-            </w:r>
-          </w:p>
-        </w:tc>
-        <w:tc>
-          <w:tcPr>
-            <w:tcW w:type="dxa" w:w="2880"/>
-          </w:tcPr>
-          <w:p>
-            <w:r/>
-            <w:r>
-              <w:rPr>
-                <w:rFonts w:eastAsia="Microsoft YaHei" w:ascii="Microsoft YaHei" w:hAnsi="Microsoft YaHei"/>
-                <w:b w:val="0"/>
-              </w:rPr>
-              <w:t>券面额，大字突出</w:t>
-            </w:r>
-          </w:p>
-        </w:tc>
-        <w:tc>
-          <w:tcPr>
-            <w:tcW w:type="dxa" w:w="2880"/>
-          </w:tcPr>
-          <w:p>
-            <w:r/>
-            <w:r>
-              <w:rPr>
-                <w:rFonts w:eastAsia="Microsoft YaHei" w:ascii="Microsoft YaHei" w:hAnsi="Microsoft YaHei"/>
-                <w:b w:val="0"/>
-              </w:rPr>
-              <w:t>单位 ¥</w:t>
-            </w:r>
-          </w:p>
-        </w:tc>
-      </w:tr>
-      <w:tr>
-        <w:tc>
-          <w:tcPr>
-            <w:tcW w:type="dxa" w:w="2880"/>
-          </w:tcPr>
-          <w:p>
-            <w:r/>
-            <w:r>
-              <w:rPr>
-                <w:rFonts w:eastAsia="Microsoft YaHei" w:ascii="Microsoft YaHei" w:hAnsi="Microsoft YaHei"/>
-                <w:b w:val="0"/>
-              </w:rPr>
-              <w:t>门槛金额</w:t>
-            </w:r>
-          </w:p>
-        </w:tc>
-        <w:tc>
-          <w:tcPr>
-            <w:tcW w:type="dxa" w:w="2880"/>
-          </w:tcPr>
-          <w:p>
-            <w:r/>
-            <w:r>
-              <w:rPr>
-                <w:rFonts w:eastAsia="Microsoft YaHei" w:ascii="Microsoft YaHei" w:hAnsi="Microsoft YaHei"/>
-                <w:b w:val="0"/>
-              </w:rPr>
-              <w:t>使用门槛</w:t>
-            </w:r>
-          </w:p>
-        </w:tc>
-        <w:tc>
-          <w:tcPr>
-            <w:tcW w:type="dxa" w:w="2880"/>
-          </w:tcPr>
-          <w:p>
-            <w:r/>
-            <w:r>
-              <w:rPr>
-                <w:rFonts w:eastAsia="Microsoft YaHei" w:ascii="Microsoft YaHei" w:hAnsi="Microsoft YaHei"/>
-                <w:b w:val="0"/>
-              </w:rPr>
-              <w:t>无门槛显示「无门槛」</w:t>
-            </w:r>
-          </w:p>
-        </w:tc>
-      </w:tr>
-      <w:tr>
-        <w:tc>
-          <w:tcPr>
-            <w:tcW w:type="dxa" w:w="2880"/>
-          </w:tcPr>
-          <w:p>
-            <w:r/>
-            <w:r>
-              <w:rPr>
-                <w:rFonts w:eastAsia="Microsoft YaHei" w:ascii="Microsoft YaHei" w:hAnsi="Microsoft YaHei"/>
-                <w:b w:val="0"/>
-              </w:rPr>
-              <w:t>有效期</w:t>
-            </w:r>
-          </w:p>
-        </w:tc>
-        <w:tc>
-          <w:tcPr>
-            <w:tcW w:type="dxa" w:w="2880"/>
-          </w:tcPr>
-          <w:p>
-            <w:r/>
-            <w:r>
-              <w:rPr>
-                <w:rFonts w:eastAsia="Microsoft YaHei" w:ascii="Microsoft YaHei" w:hAnsi="Microsoft YaHei"/>
-                <w:b w:val="0"/>
-              </w:rPr>
-              <w:t>起止日期</w:t>
-            </w:r>
-          </w:p>
-        </w:tc>
-        <w:tc>
-          <w:tcPr>
-            <w:tcW w:type="dxa" w:w="2880"/>
-          </w:tcPr>
-          <w:p>
-            <w:r/>
-            <w:r>
-              <w:rPr>
-                <w:rFonts w:eastAsia="Microsoft YaHei" w:ascii="Microsoft YaHei" w:hAnsi="Microsoft YaHei"/>
-                <w:b w:val="0"/>
-              </w:rPr>
-              <w:t>未使用展示</w:t>
-            </w:r>
-          </w:p>
-        </w:tc>
-      </w:tr>
-      <w:tr>
-        <w:tc>
-          <w:tcPr>
-            <w:tcW w:type="dxa" w:w="2880"/>
-          </w:tcPr>
-          <w:p>
-            <w:r/>
-            <w:r>
-              <w:rPr>
-                <w:rFonts w:eastAsia="Microsoft YaHei" w:ascii="Microsoft YaHei" w:hAnsi="Microsoft YaHei"/>
-                <w:b w:val="0"/>
-              </w:rPr>
-              <w:t>适用范围标签</w:t>
-            </w:r>
-          </w:p>
-        </w:tc>
-        <w:tc>
-          <w:tcPr>
-            <w:tcW w:type="dxa" w:w="2880"/>
-          </w:tcPr>
-          <w:p>
-            <w:r/>
-            <w:r>
-              <w:rPr>
-                <w:rFonts w:eastAsia="Microsoft YaHei" w:ascii="Microsoft YaHei" w:hAnsi="Microsoft YaHei"/>
-                <w:b w:val="0"/>
-              </w:rPr>
-              <w:t>全场 / 指定商品 / 指定店铺</w:t>
-            </w:r>
-          </w:p>
-        </w:tc>
-        <w:tc>
-          <w:tcPr>
-            <w:tcW w:type="dxa" w:w="2880"/>
-          </w:tcPr>
-          <w:p>
-            <w:r/>
-            <w:r>
-              <w:rPr>
-                <w:rFonts w:eastAsia="Microsoft YaHei" w:ascii="Microsoft YaHei" w:hAnsi="Microsoft YaHei"/>
-                <w:b w:val="0"/>
-              </w:rPr>
-              <w:t>—</w:t>
-            </w:r>
-          </w:p>
-        </w:tc>
-      </w:tr>
-      <w:tr>
-        <w:tc>
-          <w:tcPr>
-            <w:tcW w:type="dxa" w:w="2880"/>
-          </w:tcPr>
-          <w:p>
-            <w:r/>
-            <w:r>
-              <w:rPr>
-                <w:rFonts w:eastAsia="Microsoft YaHei" w:ascii="Microsoft YaHei" w:hAnsi="Microsoft YaHei"/>
-                <w:b w:val="0"/>
-              </w:rPr>
-              <w:t>状态</w:t>
-            </w:r>
-          </w:p>
-        </w:tc>
-        <w:tc>
-          <w:tcPr>
-            <w:tcW w:type="dxa" w:w="2880"/>
-          </w:tcPr>
-          <w:p>
-            <w:r/>
-            <w:r>
-              <w:rPr>
-                <w:rFonts w:eastAsia="Microsoft YaHei" w:ascii="Microsoft YaHei" w:hAnsi="Microsoft YaHei"/>
-                <w:b w:val="0"/>
-              </w:rPr>
-              <w:t>未使用 / 已使用 / 已过期</w:t>
-            </w:r>
-          </w:p>
-        </w:tc>
-        <w:tc>
-          <w:tcPr>
-            <w:tcW w:type="dxa" w:w="2880"/>
-          </w:tcPr>
-          <w:p>
-            <w:r/>
-            <w:r>
-              <w:rPr>
-                <w:rFonts w:eastAsia="Microsoft YaHei" w:ascii="Microsoft YaHei" w:hAnsi="Microsoft YaHei"/>
-                <w:b w:val="0"/>
-              </w:rPr>
-              <w:t>由 Tab 过滤</w:t>
-            </w:r>
-          </w:p>
-        </w:tc>
-      </w:tr>
-      <w:tr>
-        <w:tc>
-          <w:tcPr>
-            <w:tcW w:type="dxa" w:w="2880"/>
-          </w:tcPr>
-          <w:p>
-            <w:r/>
-            <w:r>
-              <w:rPr>
-                <w:rFonts w:eastAsia="Microsoft YaHei" w:ascii="Microsoft YaHei" w:hAnsi="Microsoft YaHei"/>
-                <w:b w:val="0"/>
-              </w:rPr>
-              <w:t>关联订单号</w:t>
-            </w:r>
-          </w:p>
-        </w:tc>
-        <w:tc>
-          <w:tcPr>
-            <w:tcW w:type="dxa" w:w="2880"/>
-          </w:tcPr>
-          <w:p>
-            <w:r/>
-            <w:r>
-              <w:rPr>
-                <w:rFonts w:eastAsia="Microsoft YaHei" w:ascii="Microsoft YaHei" w:hAnsi="Microsoft YaHei"/>
-                <w:b w:val="0"/>
-              </w:rPr>
-              <w:t>已使用券的核销订单号</w:t>
-            </w:r>
-          </w:p>
-        </w:tc>
-        <w:tc>
-          <w:tcPr>
-            <w:tcW w:type="dxa" w:w="2880"/>
-          </w:tcPr>
-          <w:p>
-            <w:r/>
-            <w:r>
-              <w:rPr>
-                <w:rFonts w:eastAsia="Microsoft YaHei" w:ascii="Microsoft YaHei" w:hAnsi="Microsoft YaHei"/>
-                <w:b w:val="0"/>
-              </w:rPr>
-              <w:t>仅已使用展示</w:t>
-            </w:r>
-          </w:p>
-        </w:tc>
-      </w:tr>
-    </w:tbl>
-    <w:p>
-      <w:r>
-        <w:rPr>
-          <w:rFonts w:eastAsia="Microsoft YaHei" w:ascii="Microsoft YaHei" w:hAnsi="Microsoft YaHei"/>
-          <w:b w:val="0"/>
-        </w:rPr>
-        <w:t>列表附加规则：排序：未使用按过期时间升序（先过期置顶）；分页：每页 20，滚动加载；合计：无；数据唯一判断：券码唯一。</w:t>
-      </w:r>
-    </w:p>
-    <w:p>
-      <w:pPr>
-        <w:pStyle w:val="Heading4"/>
-      </w:pPr>
-      <w:r>
-        <w:rPr>
-          <w:rFonts w:eastAsia="Microsoft YaHei" w:ascii="Microsoft YaHei" w:hAnsi="Microsoft YaHei"/>
-        </w:rPr>
-        <w:t>4.3.4.4 功能按钮总表（功能名称 / 功能说明 / 备注）</w:t>
-      </w:r>
-    </w:p>
-    <w:tbl>
-      <w:tblPr>
-        <w:tblStyle w:val="TableGrid"/>
-        <w:tblW w:type="auto" w:w="0"/>
-        <w:tblLook w:firstColumn="1" w:firstRow="1" w:lastColumn="0" w:lastRow="0" w:noHBand="0" w:noVBand="1" w:val="04A0"/>
-        <w:jc w:val="center"/>
-        <w:tblBorders>
-          <w:top w:val="single" w:sz="4" w:space="0" w:color="999999"/>
-          <w:left w:val="single" w:sz="4" w:space="0" w:color="999999"/>
-          <w:bottom w:val="single" w:sz="4" w:space="0" w:color="999999"/>
-          <w:right w:val="single" w:sz="4" w:space="0" w:color="999999"/>
-          <w:insideH w:val="single" w:sz="4" w:space="0" w:color="999999"/>
-          <w:insideV w:val="single" w:sz="4" w:space="0" w:color="999999"/>
-        </w:tblBorders>
-      </w:tblPr>
-      <w:tblGrid>
-        <w:gridCol w:w="2880"/>
-        <w:gridCol w:w="2880"/>
-        <w:gridCol w:w="2880"/>
-      </w:tblGrid>
-      <w:tr>
-        <w:tc>
-          <w:tcPr>
-            <w:tcW w:type="dxa" w:w="2880"/>
-          </w:tcPr>
-          <w:p>
-            <w:r>
-              <w:rPr>
-                <w:b/>
-              </w:rPr>
-            </w:r>
-            <w:r>
-              <w:rPr>
-                <w:rFonts w:eastAsia="Microsoft YaHei" w:ascii="Microsoft YaHei" w:hAnsi="Microsoft YaHei"/>
-                <w:b/>
-              </w:rPr>
-              <w:t>功能名称</w:t>
-            </w:r>
-          </w:p>
-        </w:tc>
-        <w:tc>
-          <w:tcPr>
-            <w:tcW w:type="dxa" w:w="2880"/>
-          </w:tcPr>
-          <w:p>
-            <w:r>
-              <w:rPr>
-                <w:b/>
-              </w:rPr>
-            </w:r>
-            <w:r>
-              <w:rPr>
-                <w:rFonts w:eastAsia="Microsoft YaHei" w:ascii="Microsoft YaHei" w:hAnsi="Microsoft YaHei"/>
-                <w:b/>
-              </w:rPr>
-              <w:t>功能说明</w:t>
-            </w:r>
-          </w:p>
-        </w:tc>
-        <w:tc>
-          <w:tcPr>
-            <w:tcW w:type="dxa" w:w="2880"/>
-          </w:tcPr>
-          <w:p>
-            <w:r>
-              <w:rPr>
-                <w:b/>
-              </w:rPr>
-            </w:r>
-            <w:r>
-              <w:rPr>
-                <w:rFonts w:eastAsia="Microsoft YaHei" w:ascii="Microsoft YaHei" w:hAnsi="Microsoft YaHei"/>
-                <w:b/>
-              </w:rPr>
-              <w:t>备注</w:t>
-            </w:r>
-          </w:p>
-        </w:tc>
-      </w:tr>
-      <w:tr>
-        <w:tc>
-          <w:tcPr>
-            <w:tcW w:type="dxa" w:w="2880"/>
-          </w:tcPr>
-          <w:p>
-            <w:r/>
-            <w:r>
-              <w:rPr>
-                <w:rFonts w:eastAsia="Microsoft YaHei" w:ascii="Microsoft YaHei" w:hAnsi="Microsoft YaHei"/>
-                <w:b w:val="0"/>
-              </w:rPr>
-              <w:t>去使用</w:t>
-            </w:r>
-          </w:p>
-        </w:tc>
-        <w:tc>
-          <w:tcPr>
-            <w:tcW w:type="dxa" w:w="2880"/>
-          </w:tcPr>
-          <w:p>
-            <w:r/>
-            <w:r>
-              <w:rPr>
-                <w:rFonts w:eastAsia="Microsoft YaHei" w:ascii="Microsoft YaHei" w:hAnsi="Microsoft YaHei"/>
-                <w:b w:val="0"/>
-              </w:rPr>
-              <w:t>跳商品详情筛选可用券商品</w:t>
-            </w:r>
-          </w:p>
-        </w:tc>
-        <w:tc>
-          <w:tcPr>
-            <w:tcW w:type="dxa" w:w="2880"/>
-          </w:tcPr>
-          <w:p>
-            <w:r/>
-            <w:r>
-              <w:rPr>
-                <w:rFonts w:eastAsia="Microsoft YaHei" w:ascii="Microsoft YaHei" w:hAnsi="Microsoft YaHei"/>
-                <w:b w:val="0"/>
-              </w:rPr>
-              <w:t>仅未使用 Tab</w:t>
-            </w:r>
-          </w:p>
-        </w:tc>
-      </w:tr>
-      <w:tr>
-        <w:tc>
-          <w:tcPr>
-            <w:tcW w:type="dxa" w:w="2880"/>
-          </w:tcPr>
-          <w:p>
-            <w:r/>
-            <w:r>
-              <w:rPr>
-                <w:rFonts w:eastAsia="Microsoft YaHei" w:ascii="Microsoft YaHei" w:hAnsi="Microsoft YaHei"/>
-                <w:b w:val="0"/>
-              </w:rPr>
-              <w:t>下拉刷新</w:t>
-            </w:r>
-          </w:p>
-        </w:tc>
-        <w:tc>
-          <w:tcPr>
-            <w:tcW w:type="dxa" w:w="2880"/>
-          </w:tcPr>
-          <w:p>
-            <w:r/>
-            <w:r>
-              <w:rPr>
-                <w:rFonts w:eastAsia="Microsoft YaHei" w:ascii="Microsoft YaHei" w:hAnsi="Microsoft YaHei"/>
-                <w:b w:val="0"/>
-              </w:rPr>
-              <w:t>重新拉取券列表</w:t>
-            </w:r>
-          </w:p>
-        </w:tc>
-        <w:tc>
-          <w:tcPr>
-            <w:tcW w:type="dxa" w:w="2880"/>
-          </w:tcPr>
-          <w:p>
-            <w:r/>
-            <w:r>
-              <w:rPr>
-                <w:rFonts w:eastAsia="Microsoft YaHei" w:ascii="Microsoft YaHei" w:hAnsi="Microsoft YaHei"/>
-                <w:b w:val="0"/>
-              </w:rPr>
-              <w:t>页面顶部手势</w:t>
-            </w:r>
-          </w:p>
-        </w:tc>
-      </w:tr>
-      <w:tr>
-        <w:tc>
-          <w:tcPr>
-            <w:tcW w:type="dxa" w:w="2880"/>
-          </w:tcPr>
-          <w:p>
-            <w:r/>
-            <w:r>
-              <w:rPr>
-                <w:rFonts w:eastAsia="Microsoft YaHei" w:ascii="Microsoft YaHei" w:hAnsi="Microsoft YaHei"/>
-                <w:b w:val="0"/>
-              </w:rPr>
-              <w:t>Tab 切换</w:t>
-            </w:r>
-          </w:p>
-        </w:tc>
-        <w:tc>
-          <w:tcPr>
-            <w:tcW w:type="dxa" w:w="2880"/>
-          </w:tcPr>
-          <w:p>
-            <w:r/>
-            <w:r>
-              <w:rPr>
-                <w:rFonts w:eastAsia="Microsoft YaHei" w:ascii="Microsoft YaHei" w:hAnsi="Microsoft YaHei"/>
-                <w:b w:val="0"/>
-              </w:rPr>
-              <w:t>切换三态</w:t>
-            </w:r>
-          </w:p>
-        </w:tc>
-        <w:tc>
-          <w:tcPr>
-            <w:tcW w:type="dxa" w:w="2880"/>
-          </w:tcPr>
-          <w:p>
-            <w:r/>
-            <w:r>
-              <w:rPr>
-                <w:rFonts w:eastAsia="Microsoft YaHei" w:ascii="Microsoft YaHei" w:hAnsi="Microsoft YaHei"/>
-                <w:b w:val="0"/>
-              </w:rPr>
-              <w:t>顶部 Tab</w:t>
-            </w:r>
-          </w:p>
-        </w:tc>
-      </w:tr>
-    </w:tbl>
-    <w:p>
-      <w:pPr>
-        <w:pStyle w:val="Heading4"/>
-      </w:pPr>
-      <w:r>
-        <w:rPr>
-          <w:rFonts w:eastAsia="Microsoft YaHei" w:ascii="Microsoft YaHei" w:hAnsi="Microsoft YaHei"/>
-        </w:rPr>
-        <w:t>4.3.4.5【去使用】功能</w:t>
-      </w:r>
-    </w:p>
-    <w:tbl>
-      <w:tblPr>
-        <w:tblStyle w:val="TableGrid"/>
-        <w:tblW w:type="auto" w:w="0"/>
-        <w:tblLook w:firstColumn="1" w:firstRow="1" w:lastColumn="0" w:lastRow="0" w:noHBand="0" w:noVBand="1" w:val="04A0"/>
-        <w:jc w:val="center"/>
-        <w:tblBorders>
-          <w:top w:val="single" w:sz="4" w:space="0" w:color="999999"/>
-          <w:left w:val="single" w:sz="4" w:space="0" w:color="999999"/>
-          <w:bottom w:val="single" w:sz="4" w:space="0" w:color="999999"/>
-          <w:right w:val="single" w:sz="4" w:space="0" w:color="999999"/>
-          <w:insideH w:val="single" w:sz="4" w:space="0" w:color="999999"/>
-          <w:insideV w:val="single" w:sz="4" w:space="0" w:color="999999"/>
-        </w:tblBorders>
-      </w:tblPr>
-      <w:tblGrid>
-        <w:gridCol w:w="4320"/>
-        <w:gridCol w:w="4320"/>
-      </w:tblGrid>
-      <w:tr>
-        <w:tc>
-          <w:tcPr>
-            <w:tcW w:type="dxa" w:w="4320"/>
-          </w:tcPr>
-          <w:p>
-            <w:r>
-              <w:rPr>
-                <w:b/>
-              </w:rPr>
-            </w:r>
-            <w:r>
-              <w:rPr>
-                <w:rFonts w:eastAsia="Microsoft YaHei" w:ascii="Microsoft YaHei" w:hAnsi="Microsoft YaHei"/>
-                <w:b/>
-              </w:rPr>
-              <w:t>项</w:t>
-            </w:r>
-          </w:p>
-        </w:tc>
-        <w:tc>
-          <w:tcPr>
-            <w:tcW w:type="dxa" w:w="4320"/>
-          </w:tcPr>
-          <w:p>
-            <w:r>
-              <w:rPr>
-                <w:b/>
-              </w:rPr>
-            </w:r>
-            <w:r>
-              <w:rPr>
-                <w:rFonts w:eastAsia="Microsoft YaHei" w:ascii="Microsoft YaHei" w:hAnsi="Microsoft YaHei"/>
-                <w:b/>
-              </w:rPr>
-              <w:t>说明</w:t>
-            </w:r>
-          </w:p>
-        </w:tc>
-      </w:tr>
-      <w:tr>
-        <w:tc>
-          <w:tcPr>
-            <w:tcW w:type="dxa" w:w="4320"/>
-          </w:tcPr>
-          <w:p>
-            <w:r/>
-            <w:r>
-              <w:rPr>
-                <w:rFonts w:eastAsia="Microsoft YaHei" w:ascii="Microsoft YaHei" w:hAnsi="Microsoft YaHei"/>
-                <w:b w:val="0"/>
-              </w:rPr>
-              <w:t>功能说明</w:t>
-            </w:r>
-          </w:p>
-        </w:tc>
-        <w:tc>
-          <w:tcPr>
-            <w:tcW w:type="dxa" w:w="4320"/>
-          </w:tcPr>
-          <w:p>
-            <w:r/>
-            <w:r>
-              <w:rPr>
-                <w:rFonts w:eastAsia="Microsoft YaHei" w:ascii="Microsoft YaHei" w:hAnsi="Microsoft YaHei"/>
-                <w:b w:val="0"/>
-              </w:rPr>
-              <w:t>从未使用券跳转到可用商品</w:t>
-            </w:r>
-          </w:p>
-        </w:tc>
-      </w:tr>
-      <w:tr>
-        <w:tc>
-          <w:tcPr>
-            <w:tcW w:type="dxa" w:w="4320"/>
-          </w:tcPr>
-          <w:p>
-            <w:r/>
-            <w:r>
-              <w:rPr>
-                <w:rFonts w:eastAsia="Microsoft YaHei" w:ascii="Microsoft YaHei" w:hAnsi="Microsoft YaHei"/>
-                <w:b w:val="0"/>
-              </w:rPr>
-              <w:t>显示位置</w:t>
-            </w:r>
-          </w:p>
-        </w:tc>
-        <w:tc>
-          <w:tcPr>
-            <w:tcW w:type="dxa" w:w="4320"/>
-          </w:tcPr>
-          <w:p>
-            <w:r/>
-            <w:r>
-              <w:rPr>
-                <w:rFonts w:eastAsia="Microsoft YaHei" w:ascii="Microsoft YaHei" w:hAnsi="Microsoft YaHei"/>
-                <w:b w:val="0"/>
-              </w:rPr>
-              <w:t>未使用券卡片按钮</w:t>
-            </w:r>
-          </w:p>
-        </w:tc>
-      </w:tr>
-      <w:tr>
-        <w:tc>
-          <w:tcPr>
-            <w:tcW w:type="dxa" w:w="4320"/>
-          </w:tcPr>
-          <w:p>
-            <w:r/>
-            <w:r>
-              <w:rPr>
-                <w:rFonts w:eastAsia="Microsoft YaHei" w:ascii="Microsoft YaHei" w:hAnsi="Microsoft YaHei"/>
-                <w:b w:val="0"/>
-              </w:rPr>
-              <w:t>权限</w:t>
-            </w:r>
-          </w:p>
-        </w:tc>
-        <w:tc>
-          <w:tcPr>
-            <w:tcW w:type="dxa" w:w="4320"/>
-          </w:tcPr>
-          <w:p>
-            <w:r/>
-            <w:r>
-              <w:rPr>
-                <w:rFonts w:eastAsia="Microsoft YaHei" w:ascii="Microsoft YaHei" w:hAnsi="Microsoft YaHei"/>
-                <w:b w:val="0"/>
-              </w:rPr>
-              <w:t>仅查看本人券包</w:t>
-            </w:r>
-          </w:p>
-        </w:tc>
-      </w:tr>
-      <w:tr>
-        <w:tc>
-          <w:tcPr>
-            <w:tcW w:type="dxa" w:w="4320"/>
-          </w:tcPr>
-          <w:p>
-            <w:r/>
-            <w:r>
-              <w:rPr>
-                <w:rFonts w:eastAsia="Microsoft YaHei" w:ascii="Microsoft YaHei" w:hAnsi="Microsoft YaHei"/>
-                <w:b w:val="0"/>
-              </w:rPr>
-              <w:t>前置条件</w:t>
-            </w:r>
-          </w:p>
-        </w:tc>
-        <w:tc>
-          <w:tcPr>
-            <w:tcW w:type="dxa" w:w="4320"/>
-          </w:tcPr>
-          <w:p>
-            <w:r/>
-            <w:r>
-              <w:rPr>
-                <w:rFonts w:eastAsia="Microsoft YaHei" w:ascii="Microsoft YaHei" w:hAnsi="Microsoft YaHei"/>
-                <w:b w:val="0"/>
-              </w:rPr>
-              <w:t>当前 Tab=未使用；券在有效期内</w:t>
-            </w:r>
-          </w:p>
-        </w:tc>
-      </w:tr>
-      <w:tr>
-        <w:tc>
-          <w:tcPr>
-            <w:tcW w:type="dxa" w:w="4320"/>
-          </w:tcPr>
-          <w:p>
-            <w:r/>
-            <w:r>
-              <w:rPr>
-                <w:rFonts w:eastAsia="Microsoft YaHei" w:ascii="Microsoft YaHei" w:hAnsi="Microsoft YaHei"/>
-                <w:b w:val="0"/>
-              </w:rPr>
-              <w:t>功能实现</w:t>
-            </w:r>
-          </w:p>
-        </w:tc>
-        <w:tc>
-          <w:tcPr>
-            <w:tcW w:type="dxa" w:w="4320"/>
-          </w:tcPr>
-          <w:p>
-            <w:r/>
-            <w:r>
-              <w:rPr>
-                <w:rFonts w:eastAsia="Microsoft YaHei" w:ascii="Microsoft YaHei" w:hAnsi="Microsoft YaHei"/>
-                <w:b w:val="0"/>
-              </w:rPr>
-              <w:t>点「去使用」→ 取券适用范围 → 跳商品列表/详情（带入券模板ID）</w:t>
-            </w:r>
-          </w:p>
-        </w:tc>
-      </w:tr>
-    </w:tbl>
-    <w:p>
-      <w:pPr>
-        <w:pStyle w:val="Heading4"/>
-      </w:pPr>
-      <w:r>
-        <w:rPr>
-          <w:rFonts w:eastAsia="Microsoft YaHei" w:ascii="Microsoft YaHei" w:hAnsi="Microsoft YaHei"/>
-        </w:rPr>
-        <w:t>4.3.4.6 查询条件（查询条件 / 查询说明）</w:t>
-      </w:r>
-    </w:p>
-    <w:tbl>
-      <w:tblPr>
-        <w:tblStyle w:val="TableGrid"/>
-        <w:tblW w:type="auto" w:w="0"/>
-        <w:tblLook w:firstColumn="1" w:firstRow="1" w:lastColumn="0" w:lastRow="0" w:noHBand="0" w:noVBand="1" w:val="04A0"/>
-        <w:jc w:val="center"/>
-        <w:tblBorders>
-          <w:top w:val="single" w:sz="4" w:space="0" w:color="999999"/>
-          <w:left w:val="single" w:sz="4" w:space="0" w:color="999999"/>
-          <w:bottom w:val="single" w:sz="4" w:space="0" w:color="999999"/>
-          <w:right w:val="single" w:sz="4" w:space="0" w:color="999999"/>
-          <w:insideH w:val="single" w:sz="4" w:space="0" w:color="999999"/>
-          <w:insideV w:val="single" w:sz="4" w:space="0" w:color="999999"/>
-        </w:tblBorders>
-      </w:tblPr>
-      <w:tblGrid>
-        <w:gridCol w:w="4320"/>
-        <w:gridCol w:w="4320"/>
-      </w:tblGrid>
-      <w:tr>
-        <w:tc>
-          <w:tcPr>
-            <w:tcW w:type="dxa" w:w="4320"/>
-          </w:tcPr>
-          <w:p>
-            <w:r>
-              <w:rPr>
-                <w:b/>
-              </w:rPr>
-            </w:r>
-            <w:r>
-              <w:rPr>
-                <w:rFonts w:eastAsia="Microsoft YaHei" w:ascii="Microsoft YaHei" w:hAnsi="Microsoft YaHei"/>
-                <w:b/>
-              </w:rPr>
-              <w:t>查询条件</w:t>
-            </w:r>
-          </w:p>
-        </w:tc>
-        <w:tc>
-          <w:tcPr>
-            <w:tcW w:type="dxa" w:w="4320"/>
-          </w:tcPr>
-          <w:p>
-            <w:r>
-              <w:rPr>
-                <w:b/>
-              </w:rPr>
-            </w:r>
-            <w:r>
-              <w:rPr>
-                <w:rFonts w:eastAsia="Microsoft YaHei" w:ascii="Microsoft YaHei" w:hAnsi="Microsoft YaHei"/>
-                <w:b/>
-              </w:rPr>
-              <w:t>查询说明</w:t>
-            </w:r>
-          </w:p>
-        </w:tc>
-      </w:tr>
-      <w:tr>
-        <w:tc>
-          <w:tcPr>
-            <w:tcW w:type="dxa" w:w="4320"/>
-          </w:tcPr>
-          <w:p>
-            <w:r/>
-            <w:r>
-              <w:rPr>
-                <w:rFonts w:eastAsia="Microsoft YaHei" w:ascii="Microsoft YaHei" w:hAnsi="Microsoft YaHei"/>
-                <w:b w:val="0"/>
-              </w:rPr>
-              <w:t>状态 Tab</w:t>
-            </w:r>
-          </w:p>
-        </w:tc>
-        <w:tc>
-          <w:tcPr>
-            <w:tcW w:type="dxa" w:w="4320"/>
-          </w:tcPr>
-          <w:p>
-            <w:r/>
-            <w:r>
-              <w:rPr>
-                <w:rFonts w:eastAsia="Microsoft YaHei" w:ascii="Microsoft YaHei" w:hAnsi="Microsoft YaHei"/>
-                <w:b w:val="0"/>
-              </w:rPr>
-              <w:t>顶部 Tab 单选：未使用 / 已使用 / 已过期；默认未使用</w:t>
-            </w:r>
-          </w:p>
-        </w:tc>
-      </w:tr>
-      <w:tr>
-        <w:tc>
-          <w:tcPr>
-            <w:tcW w:type="dxa" w:w="4320"/>
-          </w:tcPr>
-          <w:p>
-            <w:r/>
-            <w:r>
-              <w:rPr>
-                <w:rFonts w:eastAsia="Microsoft YaHei" w:ascii="Microsoft YaHei" w:hAnsi="Microsoft YaHei"/>
-                <w:b w:val="0"/>
-              </w:rPr>
-              <w:t>下拉刷新</w:t>
-            </w:r>
-          </w:p>
-        </w:tc>
-        <w:tc>
-          <w:tcPr>
-            <w:tcW w:type="dxa" w:w="4320"/>
-          </w:tcPr>
-          <w:p>
-            <w:r/>
-            <w:r>
-              <w:rPr>
-                <w:rFonts w:eastAsia="Microsoft YaHei" w:ascii="Microsoft YaHei" w:hAnsi="Microsoft YaHei"/>
-                <w:b w:val="0"/>
-              </w:rPr>
-              <w:t>手势触发，无查询条件</w:t>
-            </w:r>
-          </w:p>
-        </w:tc>
-      </w:tr>
-    </w:tbl>
-    <w:p>
-      <w:pPr>
-        <w:pStyle w:val="Heading4"/>
-      </w:pPr>
-      <w:r>
-        <w:rPr>
-          <w:rFonts w:eastAsia="Microsoft YaHei" w:ascii="Microsoft YaHei" w:hAnsi="Microsoft YaHei"/>
-        </w:rPr>
-        <w:t>4.3.4.7 数据来源（字段级）</w:t>
-      </w:r>
-    </w:p>
-    <w:tbl>
-      <w:tblPr>
-        <w:tblStyle w:val="TableGrid"/>
-        <w:tblW w:type="auto" w:w="0"/>
-        <w:tblLook w:firstColumn="1" w:firstRow="1" w:lastColumn="0" w:lastRow="0" w:noHBand="0" w:noVBand="1" w:val="04A0"/>
-        <w:jc w:val="center"/>
-        <w:tblBorders>
-          <w:top w:val="single" w:sz="4" w:space="0" w:color="999999"/>
-          <w:left w:val="single" w:sz="4" w:space="0" w:color="999999"/>
-          <w:bottom w:val="single" w:sz="4" w:space="0" w:color="999999"/>
-          <w:right w:val="single" w:sz="4" w:space="0" w:color="999999"/>
-          <w:insideH w:val="single" w:sz="4" w:space="0" w:color="999999"/>
-          <w:insideV w:val="single" w:sz="4" w:space="0" w:color="999999"/>
-        </w:tblBorders>
-      </w:tblPr>
-      <w:tblGrid>
-        <w:gridCol w:w="4320"/>
-        <w:gridCol w:w="4320"/>
-      </w:tblGrid>
-      <w:tr>
-        <w:tc>
-          <w:tcPr>
-            <w:tcW w:type="dxa" w:w="4320"/>
-          </w:tcPr>
-          <w:p>
-            <w:r>
-              <w:rPr>
-                <w:b/>
-              </w:rPr>
-            </w:r>
-            <w:r>
-              <w:rPr>
-                <w:rFonts w:eastAsia="Microsoft YaHei" w:ascii="Microsoft YaHei" w:hAnsi="Microsoft YaHei"/>
-                <w:b/>
-              </w:rPr>
-              <w:t>字段名称</w:t>
-            </w:r>
-          </w:p>
-        </w:tc>
-        <w:tc>
-          <w:tcPr>
-            <w:tcW w:type="dxa" w:w="4320"/>
-          </w:tcPr>
-          <w:p>
-            <w:r>
-              <w:rPr>
-                <w:b/>
-              </w:rPr>
-            </w:r>
-            <w:r>
-              <w:rPr>
-                <w:rFonts w:eastAsia="Microsoft YaHei" w:ascii="Microsoft YaHei" w:hAnsi="Microsoft YaHei"/>
-                <w:b/>
-              </w:rPr>
-              <w:t>取值逻辑说明</w:t>
-            </w:r>
-          </w:p>
-        </w:tc>
-      </w:tr>
-      <w:tr>
-        <w:tc>
-          <w:tcPr>
-            <w:tcW w:type="dxa" w:w="4320"/>
-          </w:tcPr>
-          <w:p>
-            <w:r/>
-            <w:r>
-              <w:rPr>
-                <w:rFonts w:eastAsia="Microsoft YaHei" w:ascii="Microsoft YaHei" w:hAnsi="Microsoft YaHei"/>
-                <w:b w:val="0"/>
-              </w:rPr>
-              <w:t>全部字段</w:t>
-            </w:r>
-          </w:p>
-        </w:tc>
-        <w:tc>
-          <w:tcPr>
-            <w:tcW w:type="dxa" w:w="4320"/>
-          </w:tcPr>
-          <w:p>
-            <w:r/>
-            <w:r>
-              <w:rPr>
-                <w:rFonts w:eastAsia="Microsoft YaHei" w:ascii="Microsoft YaHei" w:hAnsi="Microsoft YaHei"/>
-                <w:b w:val="0"/>
-              </w:rPr>
-              <w:t>调用《用户券表》接口，按 user_id + status 筛选排序</w:t>
-            </w:r>
-          </w:p>
-        </w:tc>
-      </w:tr>
-    </w:tbl>
-    <w:p>
-      <w:pPr>
-        <w:pStyle w:val="Heading4"/>
-      </w:pPr>
-      <w:r>
-        <w:rPr>
-          <w:rFonts w:eastAsia="Microsoft YaHei" w:ascii="Microsoft YaHei" w:hAnsi="Microsoft YaHei"/>
-        </w:rPr>
-        <w:t>4.3.4.8 状态流转</w:t>
-      </w:r>
-    </w:p>
-    <w:p>
-      <w:r>
-        <w:rPr>
-          <w:rFonts w:eastAsia="Microsoft YaHei" w:ascii="Microsoft YaHei" w:hAnsi="Microsoft YaHei"/>
-          <w:b w:val="0"/>
-        </w:rPr>
-        <w:t>未使用 ──(支付成功核销)──&gt; 已使用；未使用 ──(超过 expire_time，定时任务)──&gt; 已过期。</w:t>
-      </w:r>
-    </w:p>
-    <w:p>
-      <w:pPr>
-        <w:pStyle w:val="Heading3"/>
-      </w:pPr>
-      <w:r>
-        <w:rPr>
-          <w:rFonts w:eastAsia="Microsoft YaHei" w:ascii="Microsoft YaHei" w:hAnsi="Microsoft YaHei"/>
-        </w:rPr>
-        <w:t xml:space="preserve">4.3.5 券可使用端口·跨端口展示与拦截规则 </w:t>
-      </w:r>
-      <w:r>
-        <w:rPr>
-          <w:rFonts w:eastAsia="Microsoft YaHei" w:ascii="Microsoft YaHei" w:hAnsi="Microsoft YaHei"/>
-          <w:b w:val="0"/>
-        </w:rPr>
-        <w:t>本期新增</w:t>
-      </w:r>
-    </w:p>
-    <w:p>
-      <w:r>
-        <w:rPr>
-          <w:rFonts w:eastAsia="Microsoft YaHei" w:ascii="Microsoft YaHei" w:hAnsi="Microsoft YaHei"/>
-          <w:b w:val="0"/>
-        </w:rPr>
-        <w:t>券模板在平台端配置「券可使用端口」(</w:t>
-      </w:r>
-      <w:r>
-        <w:rPr>
-          <w:rFonts w:ascii="Microsoft YaHei" w:hAnsi="Microsoft YaHei" w:eastAsia="Microsoft YaHei"/>
-          <w:color w:val="BE123C"/>
-        </w:rPr>
-        <w:t>usable_ports</w:t>
-      </w:r>
-      <w:r>
-        <w:rPr>
-          <w:rFonts w:eastAsia="Microsoft YaHei" w:ascii="Microsoft YaHei" w:hAnsi="Microsoft YaHei"/>
-          <w:b w:val="0"/>
-        </w:rPr>
-        <w:t>，枚举：泰小虎App / 泰尔超优惠H5 / 泰尔超优会小程序，见 §4.1.3 D2)。因 App / 小程序 / H5 账号与券包打通，用户在一个端口领取的券，在另外两个端口也能看到。本规则定义</w:t>
-      </w:r>
-      <w:r>
-        <w:rPr>
-          <w:rFonts w:eastAsia="Microsoft YaHei" w:ascii="Microsoft YaHei" w:hAnsi="Microsoft YaHei"/>
-          <w:b/>
-        </w:rPr>
-        <w:t>已持有券</w:t>
-      </w:r>
-      <w:r>
-        <w:rPr>
-          <w:rFonts w:eastAsia="Microsoft YaHei" w:ascii="Microsoft YaHei" w:hAnsi="Microsoft YaHei"/>
-          <w:b w:val="0"/>
-        </w:rPr>
-        <w:t>在当前端口的展示与可用判定（与发券投放的端口过滤互补）。</w:t>
-      </w:r>
-    </w:p>
-    <w:p>
-      <w:r>
-        <w:rPr>
-          <w:rFonts w:eastAsia="Microsoft YaHei" w:ascii="Microsoft YaHei" w:hAnsi="Microsoft YaHei"/>
-        </w:rPr>
-        <w:drawing>
-          <wp:inline xmlns:a="http://schemas.openxmlformats.org/drawingml/2006/main" xmlns:pic="http://schemas.openxmlformats.org/drawingml/2006/picture">
-            <wp:extent cx="5303520" cy="11150991"/>
-            <wp:docPr id="20" name="Picture 20"/>
-            <wp:cNvGraphicFramePr>
-              <a:graphicFrameLocks noChangeAspect="1"/>
-            </wp:cNvGraphicFramePr>
-            <a:graphic>
-              <a:graphicData uri="http://schemas.openxmlformats.org/drawingml/2006/picture">
-                <pic:pic>
-                  <pic:nvPicPr>
-                    <pic:cNvPr id="0" name="image.png"/>
-                    <pic:cNvPicPr/>
-                  </pic:nvPicPr>
-                  <pic:blipFill>
-                    <a:blip r:embed="rId32"/>
-                    <a:stretch>
-                      <a:fillRect/>
-                    </a:stretch>
-                  </pic:blipFill>
-                  <pic:spPr>
-                    <a:xfrm>
-                      <a:off x="0" y="0"/>
-                      <a:ext cx="5303520" cy="11150991"/>
-                    </a:xfrm>
-                    <a:prstGeom prst="rect"/>
-                  </pic:spPr>
-                </pic:pic>
-              </a:graphicData>
-            </a:graphic>
-          </wp:inline>
-        </w:drawing>
-      </w:r>
-      <w:r>
-        <w:rPr>
-          <w:rFonts w:eastAsia="Microsoft YaHei" w:ascii="Microsoft YaHei" w:hAnsi="Microsoft YaHei"/>
-          <w:i/>
-          <w:color w:val="6B7280"/>
-          <w:sz w:val="18"/>
-        </w:rPr>
-        <w:t xml:space="preserve">  跨端口置灰券与点击提示示意</w:t>
-      </w:r>
-    </w:p>
-    <w:p>
-      <w:pPr>
-        <w:pStyle w:val="Heading4"/>
-      </w:pPr>
-      <w:r>
-        <w:rPr>
-          <w:rFonts w:eastAsia="Microsoft YaHei" w:ascii="Microsoft YaHei" w:hAnsi="Microsoft YaHei"/>
-        </w:rPr>
-        <w:t>4.3.5.1 详细逻辑规则</w:t>
-      </w:r>
-    </w:p>
-    <w:p>
-      <w:r>
-        <w:rPr>
-          <w:rFonts w:eastAsia="Microsoft YaHei" w:ascii="Microsoft YaHei" w:hAnsi="Microsoft YaHei"/>
-          <w:b/>
-        </w:rPr>
-        <w:t>展示规则</w:t>
-      </w:r>
-      <w:r>
-        <w:rPr>
-          <w:rFonts w:eastAsia="Microsoft YaHei" w:ascii="Microsoft YaHei" w:hAnsi="Microsoft YaHei"/>
-          <w:b w:val="0"/>
-        </w:rPr>
-        <w:t>：</w:t>
-      </w:r>
-    </w:p>
-    <w:p>
-      <w:pPr>
-        <w:pStyle w:val="ListBullet"/>
-      </w:pPr>
-      <w:r>
-        <w:rPr>
-          <w:rFonts w:eastAsia="Microsoft YaHei" w:ascii="Microsoft YaHei" w:hAnsi="Microsoft YaHei"/>
-          <w:b/>
-        </w:rPr>
-        <w:t>发券投放</w:t>
-      </w:r>
-      <w:r>
-        <w:rPr>
-          <w:rFonts w:eastAsia="Microsoft YaHei" w:ascii="Microsoft YaHei" w:hAnsi="Microsoft YaHei"/>
-          <w:b w:val="0"/>
-        </w:rPr>
-        <w:t xml:space="preserve">：发券活动 / 系统发券仅向 </w:t>
-      </w:r>
-      <w:r>
-        <w:rPr>
-          <w:rFonts w:ascii="Microsoft YaHei" w:hAnsi="Microsoft YaHei" w:eastAsia="Microsoft YaHei"/>
-          <w:color w:val="BE123C"/>
-        </w:rPr>
-        <w:t>usable_ports</w:t>
-      </w:r>
-      <w:r>
-        <w:rPr>
-          <w:rFonts w:eastAsia="Microsoft YaHei" w:ascii="Microsoft YaHei" w:hAnsi="Microsoft YaHei"/>
-          <w:b w:val="0"/>
-        </w:rPr>
-        <w:t xml:space="preserve"> 内端口投放，用户不可跨端口领取。例如某券 </w:t>
-      </w:r>
-      <w:r>
-        <w:rPr>
-          <w:rFonts w:ascii="Microsoft YaHei" w:hAnsi="Microsoft YaHei" w:eastAsia="Microsoft YaHei"/>
-          <w:color w:val="BE123C"/>
-        </w:rPr>
-        <w:t>usable_ports=[泰小虎App]</w:t>
-      </w:r>
-      <w:r>
-        <w:rPr>
-          <w:rFonts w:eastAsia="Microsoft YaHei" w:ascii="Microsoft YaHei" w:hAnsi="Microsoft YaHei"/>
-          <w:b w:val="0"/>
-        </w:rPr>
-        <w:t>，则 H5、小程序端不出现该券的投放与领取入口。</w:t>
-      </w:r>
-    </w:p>
-    <w:p>
-      <w:pPr>
-        <w:pStyle w:val="ListBullet"/>
-      </w:pPr>
-      <w:r>
-        <w:rPr>
-          <w:rFonts w:eastAsia="Microsoft YaHei" w:ascii="Microsoft YaHei" w:hAnsi="Microsoft YaHei"/>
-          <w:b/>
-        </w:rPr>
-        <w:t>已持有券（我的优惠券 / 选券列表）</w:t>
-      </w:r>
-      <w:r>
-        <w:rPr>
-          <w:rFonts w:eastAsia="Microsoft YaHei" w:ascii="Microsoft YaHei" w:hAnsi="Microsoft YaHei"/>
-          <w:b w:val="0"/>
-        </w:rPr>
-        <w:t xml:space="preserve">：跨端口统一展示。判定方式——取当前端口标识 </w:t>
-      </w:r>
-      <w:r>
-        <w:rPr>
-          <w:rFonts w:ascii="Microsoft YaHei" w:hAnsi="Microsoft YaHei" w:eastAsia="Microsoft YaHei"/>
-          <w:color w:val="BE123C"/>
-        </w:rPr>
-        <w:t>current_port</w:t>
-      </w:r>
-      <w:r>
-        <w:rPr>
-          <w:rFonts w:eastAsia="Microsoft YaHei" w:ascii="Microsoft YaHei" w:hAnsi="Microsoft YaHei"/>
-          <w:b w:val="0"/>
-        </w:rPr>
-        <w:t xml:space="preserve">，与券模板 </w:t>
-      </w:r>
-      <w:r>
-        <w:rPr>
-          <w:rFonts w:ascii="Microsoft YaHei" w:hAnsi="Microsoft YaHei" w:eastAsia="Microsoft YaHei"/>
-          <w:color w:val="BE123C"/>
-        </w:rPr>
-        <w:t>usable_ports</w:t>
-      </w:r>
-      <w:r>
-        <w:rPr>
-          <w:rFonts w:eastAsia="Microsoft YaHei" w:ascii="Microsoft YaHei" w:hAnsi="Microsoft YaHei"/>
-          <w:b w:val="0"/>
-        </w:rPr>
-        <w:t xml:space="preserve"> 比对：</w:t>
-        <w:br/>
-        <w:t xml:space="preserve">  </w:t>
-      </w:r>
-      <w:r>
-        <w:rPr>
-          <w:rFonts w:eastAsia="Microsoft YaHei" w:ascii="Microsoft YaHei" w:hAnsi="Microsoft YaHei"/>
-          <w:b w:val="0"/>
-        </w:rPr>
-        <w:br/>
-      </w:r>
-    </w:p>
-    <w:p>
-      <w:pPr>
-        <w:pStyle w:val="ListBullet"/>
-      </w:pPr>
-      <w:r>
-        <w:rPr>
-          <w:rFonts w:eastAsia="Microsoft YaHei" w:ascii="Microsoft YaHei" w:hAnsi="Microsoft YaHei"/>
-          <w:b w:val="0"/>
-        </w:rPr>
-        <w:t xml:space="preserve">若 </w:t>
-      </w:r>
-      <w:r>
-        <w:rPr>
-          <w:rFonts w:ascii="Microsoft YaHei" w:hAnsi="Microsoft YaHei" w:eastAsia="Microsoft YaHei"/>
-          <w:color w:val="BE123C"/>
-        </w:rPr>
-        <w:t>current_port ∈ usable_ports</w:t>
-      </w:r>
-      <w:r>
-        <w:rPr>
-          <w:rFonts w:eastAsia="Microsoft YaHei" w:ascii="Microsoft YaHei" w:hAnsi="Microsoft YaHei"/>
-          <w:b w:val="0"/>
-        </w:rPr>
-        <w:t xml:space="preserve"> → 正常展示，可正常使用 / 选择（状态按既有三态：未使用 / 已使用 / 已过期）。</w:t>
-      </w:r>
-    </w:p>
-    <w:p>
-      <w:pPr>
-        <w:pStyle w:val="ListBullet"/>
-      </w:pPr>
-      <w:r>
-        <w:rPr>
-          <w:rFonts w:eastAsia="Microsoft YaHei" w:ascii="Microsoft YaHei" w:hAnsi="Microsoft YaHei"/>
-          <w:b w:val="0"/>
-        </w:rPr>
-        <w:t xml:space="preserve">若 </w:t>
-      </w:r>
-      <w:r>
-        <w:rPr>
-          <w:rFonts w:ascii="Microsoft YaHei" w:hAnsi="Microsoft YaHei" w:eastAsia="Microsoft YaHei"/>
-          <w:color w:val="BE123C"/>
-        </w:rPr>
-        <w:t>current_port ∉ usable_ports</w:t>
-      </w:r>
-      <w:r>
-        <w:rPr>
-          <w:rFonts w:eastAsia="Microsoft YaHei" w:ascii="Microsoft YaHei" w:hAnsi="Microsoft YaHei"/>
-          <w:b w:val="0"/>
-        </w:rPr>
-        <w:t>（端口不对）→ 仍展示该券，</w:t>
-      </w:r>
-      <w:r>
-        <w:rPr>
-          <w:rFonts w:eastAsia="Microsoft YaHei" w:ascii="Microsoft YaHei" w:hAnsi="Microsoft YaHei"/>
-          <w:b/>
-        </w:rPr>
-        <w:t>状态标签统一标「生效中」</w:t>
-      </w:r>
-      <w:r>
-        <w:rPr>
-          <w:rFonts w:eastAsia="Microsoft YaHei" w:ascii="Microsoft YaHei" w:hAnsi="Microsoft YaHei"/>
-          <w:b w:val="0"/>
-        </w:rPr>
-        <w:t>（表示券本身有效、未使用、在有效期内），但</w:t>
-      </w:r>
-      <w:r>
-        <w:rPr>
-          <w:rFonts w:eastAsia="Microsoft YaHei" w:ascii="Microsoft YaHei" w:hAnsi="Microsoft YaHei"/>
-          <w:b/>
-        </w:rPr>
-        <w:t>整体置灰 / 不可选</w:t>
-      </w:r>
-      <w:r>
-        <w:rPr>
-          <w:rFonts w:eastAsia="Microsoft YaHei" w:ascii="Microsoft YaHei" w:hAnsi="Microsoft YaHei"/>
-          <w:b w:val="0"/>
-        </w:rPr>
-        <w:t>（不能使用）。</w:t>
-      </w:r>
-    </w:p>
-    <w:p>
-      <w:pPr>
-        <w:pStyle w:val="ListBullet"/>
-      </w:pPr>
-      <w:r>
-        <w:rPr>
-          <w:rFonts w:eastAsia="Microsoft YaHei" w:ascii="Microsoft YaHei" w:hAnsi="Microsoft YaHei"/>
-          <w:b w:val="0"/>
-        </w:rPr>
-        <w:t>置灰样式：券卡片 / 选券行降低透明度或灰化；「去使用」按钮禁用；选券列表该条目 Radio 禁用不可点。</w:t>
-      </w:r>
-    </w:p>
-    <w:p>
-      <w:r>
-        <w:rPr>
-          <w:rFonts w:eastAsia="Microsoft YaHei" w:ascii="Microsoft YaHei" w:hAnsi="Microsoft YaHei"/>
-          <w:b/>
-        </w:rPr>
-        <w:t>点击交互</w:t>
-      </w:r>
-      <w:r>
-        <w:rPr>
-          <w:rFonts w:eastAsia="Microsoft YaHei" w:ascii="Microsoft YaHei" w:hAnsi="Microsoft YaHei"/>
-          <w:b w:val="0"/>
-        </w:rPr>
-        <w:t>：</w:t>
-      </w:r>
-    </w:p>
-    <w:p>
-      <w:pPr>
-        <w:pStyle w:val="ListBullet"/>
-      </w:pPr>
-      <w:r>
-        <w:rPr>
-          <w:rFonts w:eastAsia="Microsoft YaHei" w:ascii="Microsoft YaHei" w:hAnsi="Microsoft YaHei"/>
-          <w:b w:val="0"/>
-        </w:rPr>
-        <w:t>端口不对的置灰券，用户点击（卡片 / 行任意位置，含已禁用的「去使用」按钮）→ 弹出提示（Toast 或轻提示）：</w:t>
-      </w:r>
-      <w:r>
-        <w:rPr>
-          <w:rFonts w:eastAsia="Microsoft YaHei" w:ascii="Microsoft YaHei" w:hAnsi="Microsoft YaHei"/>
-          <w:b/>
-        </w:rPr>
-        <w:t>「此券仅支持在 {usable_ports 端口名称} 使用」</w:t>
-      </w:r>
-      <w:r>
-        <w:rPr>
-          <w:rFonts w:eastAsia="Microsoft YaHei" w:ascii="Microsoft YaHei" w:hAnsi="Microsoft YaHei"/>
-          <w:b w:val="0"/>
-        </w:rPr>
-        <w:t>。</w:t>
-      </w:r>
-    </w:p>
-    <w:p>
-      <w:pPr>
-        <w:pStyle w:val="ListBullet"/>
-      </w:pPr>
-      <w:r>
-        <w:rPr>
-          <w:rFonts w:eastAsia="Microsoft YaHei" w:ascii="Microsoft YaHei" w:hAnsi="Microsoft YaHei"/>
-          <w:b w:val="0"/>
-        </w:rPr>
-        <w:t xml:space="preserve">端口名称取券模板 </w:t>
-      </w:r>
-      <w:r>
-        <w:rPr>
-          <w:rFonts w:ascii="Microsoft YaHei" w:hAnsi="Microsoft YaHei" w:eastAsia="Microsoft YaHei"/>
-          <w:color w:val="BE123C"/>
-        </w:rPr>
-        <w:t>usable_ports</w:t>
-      </w:r>
-      <w:r>
-        <w:rPr>
-          <w:rFonts w:eastAsia="Microsoft YaHei" w:ascii="Microsoft YaHei" w:hAnsi="Microsoft YaHei"/>
-          <w:b w:val="0"/>
-        </w:rPr>
-        <w:t xml:space="preserve"> 的配置值，多个端口用「、」连接。示例：</w:t>
-        <w:br/>
-        <w:t xml:space="preserve">  </w:t>
-      </w:r>
-      <w:r>
-        <w:rPr>
-          <w:rFonts w:eastAsia="Microsoft YaHei" w:ascii="Microsoft YaHei" w:hAnsi="Microsoft YaHei"/>
-          <w:b w:val="0"/>
-        </w:rPr>
-        <w:br/>
-      </w:r>
-    </w:p>
-    <w:p>
-      <w:pPr>
-        <w:pStyle w:val="ListBullet"/>
-      </w:pPr>
-      <w:r>
-        <w:rPr>
-          <w:rFonts w:ascii="Microsoft YaHei" w:hAnsi="Microsoft YaHei" w:eastAsia="Microsoft YaHei"/>
-          <w:color w:val="BE123C"/>
-        </w:rPr>
-        <w:t>usable_ports=[泰小虎App]</w:t>
-      </w:r>
-      <w:r>
-        <w:rPr>
-          <w:rFonts w:eastAsia="Microsoft YaHei" w:ascii="Microsoft YaHei" w:hAnsi="Microsoft YaHei"/>
-          <w:b w:val="0"/>
-        </w:rPr>
-        <w:t xml:space="preserve"> → 「此券仅支持在泰小虎App使用」</w:t>
-      </w:r>
-    </w:p>
-    <w:p>
-      <w:pPr>
-        <w:pStyle w:val="ListBullet"/>
-      </w:pPr>
-      <w:r>
-        <w:rPr>
-          <w:rFonts w:ascii="Microsoft YaHei" w:hAnsi="Microsoft YaHei" w:eastAsia="Microsoft YaHei"/>
-          <w:color w:val="BE123C"/>
-        </w:rPr>
-        <w:t>usable_ports=[泰小虎App, 泰尔超优惠H5]</w:t>
-      </w:r>
-      <w:r>
-        <w:rPr>
-          <w:rFonts w:eastAsia="Microsoft YaHei" w:ascii="Microsoft YaHei" w:hAnsi="Microsoft YaHei"/>
-          <w:b w:val="0"/>
-        </w:rPr>
-        <w:t xml:space="preserve"> → 「此券仅支持在泰小虎App、泰尔超优惠H5使用」</w:t>
-      </w:r>
-    </w:p>
-    <w:p>
-      <w:pPr>
-        <w:pStyle w:val="ListBullet"/>
-      </w:pPr>
-      <w:r>
-        <w:rPr>
-          <w:rFonts w:eastAsia="Microsoft YaHei" w:ascii="Microsoft YaHei" w:hAnsi="Microsoft YaHei"/>
-          <w:b w:val="0"/>
-        </w:rPr>
-        <w:t>提示为纯文案提示，点击不触发任何跳转或选券动作。</w:t>
-      </w:r>
-    </w:p>
-    <w:p>
-      <w:r>
-        <w:rPr>
-          <w:rFonts w:eastAsia="Microsoft YaHei" w:ascii="Microsoft YaHei" w:hAnsi="Microsoft YaHei"/>
-          <w:b/>
-        </w:rPr>
-        <w:t>业务逻辑与边界条件</w:t>
-      </w:r>
-      <w:r>
-        <w:rPr>
-          <w:rFonts w:eastAsia="Microsoft YaHei" w:ascii="Microsoft YaHei" w:hAnsi="Microsoft YaHei"/>
-          <w:b w:val="0"/>
-        </w:rPr>
-        <w:t>：</w:t>
-      </w:r>
-    </w:p>
-    <w:p>
-      <w:pPr>
-        <w:pStyle w:val="ListBullet"/>
-      </w:pPr>
-      <w:r>
-        <w:rPr>
-          <w:rFonts w:eastAsia="Microsoft YaHei" w:ascii="Microsoft YaHei" w:hAnsi="Microsoft YaHei"/>
-          <w:b w:val="0"/>
-        </w:rPr>
-        <w:t xml:space="preserve">「生效中」与既有三态并行：端口不对的券，其底层 </w:t>
-      </w:r>
-      <w:r>
-        <w:rPr>
-          <w:rFonts w:ascii="Microsoft YaHei" w:hAnsi="Microsoft YaHei" w:eastAsia="Microsoft YaHei"/>
-          <w:color w:val="BE123C"/>
-        </w:rPr>
-        <w:t>status</w:t>
-      </w:r>
-      <w:r>
-        <w:rPr>
-          <w:rFonts w:eastAsia="Microsoft YaHei" w:ascii="Microsoft YaHei" w:hAnsi="Microsoft YaHei"/>
-          <w:b w:val="0"/>
-        </w:rPr>
-        <w:t xml:space="preserve"> 仍为「未使用」（时效内、未核销），仅在前端展示层叠加「端口不匹配」置灰态，不真正改变券实例状态。</w:t>
-      </w:r>
-    </w:p>
-    <w:p>
-      <w:pPr>
-        <w:pStyle w:val="ListBullet"/>
-      </w:pPr>
-      <w:r>
-        <w:rPr>
-          <w:rFonts w:eastAsia="Microsoft YaHei" w:ascii="Microsoft YaHei" w:hAnsi="Microsoft YaHei"/>
-          <w:b w:val="0"/>
-        </w:rPr>
-        <w:t>跨端口账号一致性：判定以登录用户统一券包 + 当前所在端口为准，不区分领取来源端口。</w:t>
-      </w:r>
-    </w:p>
-    <w:p>
-      <w:pPr>
-        <w:pStyle w:val="ListBullet"/>
-      </w:pPr>
-      <w:r>
-        <w:rPr>
-          <w:rFonts w:eastAsia="Microsoft YaHei" w:ascii="Microsoft YaHei" w:hAnsi="Microsoft YaHei"/>
-          <w:b w:val="0"/>
-        </w:rPr>
-        <w:t>后端二次校验：选券 / 下单接口除既有门槛、适用范围、底价校验外，</w:t>
-      </w:r>
-      <w:r>
-        <w:rPr>
-          <w:rFonts w:eastAsia="Microsoft YaHei" w:ascii="Microsoft YaHei" w:hAnsi="Microsoft YaHei"/>
-          <w:b/>
-        </w:rPr>
-        <w:t xml:space="preserve">须校验 </w:t>
-      </w:r>
-      <w:r>
-        <w:rPr>
-          <w:rFonts w:ascii="Microsoft YaHei" w:hAnsi="Microsoft YaHei" w:eastAsia="Microsoft YaHei"/>
-          <w:color w:val="BE123C"/>
-        </w:rPr>
-        <w:t>current_port ∈ usable_ports</w:t>
-      </w:r>
-      <w:r>
-        <w:rPr>
-          <w:rFonts w:eastAsia="Microsoft YaHei" w:ascii="Microsoft YaHei" w:hAnsi="Microsoft YaHei"/>
-          <w:b w:val="0"/>
-        </w:rPr>
-        <w:t>；前端置灰仅为体验拦截，后端为权威拦截，防止绕过。</w:t>
-      </w:r>
-    </w:p>
-    <w:p>
-      <w:pPr>
-        <w:pStyle w:val="Heading4"/>
-      </w:pPr>
-      <w:r>
-        <w:rPr>
-          <w:rFonts w:eastAsia="Microsoft YaHei" w:ascii="Microsoft YaHei" w:hAnsi="Microsoft YaHei"/>
-        </w:rPr>
-        <w:t>4.3.5.2 数据来源（字段级）</w:t>
-      </w:r>
-    </w:p>
-    <w:tbl>
-      <w:tblPr>
-        <w:tblStyle w:val="TableGrid"/>
-        <w:tblW w:type="auto" w:w="0"/>
-        <w:tblLook w:firstColumn="1" w:firstRow="1" w:lastColumn="0" w:lastRow="0" w:noHBand="0" w:noVBand="1" w:val="04A0"/>
-        <w:jc w:val="center"/>
-        <w:tblBorders>
-          <w:top w:val="single" w:sz="4" w:space="0" w:color="999999"/>
-          <w:left w:val="single" w:sz="4" w:space="0" w:color="999999"/>
-          <w:bottom w:val="single" w:sz="4" w:space="0" w:color="999999"/>
-          <w:right w:val="single" w:sz="4" w:space="0" w:color="999999"/>
-          <w:insideH w:val="single" w:sz="4" w:space="0" w:color="999999"/>
-          <w:insideV w:val="single" w:sz="4" w:space="0" w:color="999999"/>
-        </w:tblBorders>
-      </w:tblPr>
-      <w:tblGrid>
-        <w:gridCol w:w="4320"/>
-        <w:gridCol w:w="4320"/>
-      </w:tblGrid>
-      <w:tr>
-        <w:tc>
-          <w:tcPr>
-            <w:tcW w:type="dxa" w:w="4320"/>
-          </w:tcPr>
-          <w:p>
-            <w:r>
-              <w:rPr>
-                <w:b/>
-              </w:rPr>
-            </w:r>
-            <w:r>
-              <w:rPr>
-                <w:rFonts w:eastAsia="Microsoft YaHei" w:ascii="Microsoft YaHei" w:hAnsi="Microsoft YaHei"/>
-                <w:b/>
-              </w:rPr>
-              <w:t>字段名称</w:t>
-            </w:r>
-          </w:p>
-        </w:tc>
-        <w:tc>
-          <w:tcPr>
-            <w:tcW w:type="dxa" w:w="4320"/>
-          </w:tcPr>
-          <w:p>
-            <w:r>
-              <w:rPr>
-                <w:b/>
-              </w:rPr>
-            </w:r>
-            <w:r>
-              <w:rPr>
-                <w:rFonts w:eastAsia="Microsoft YaHei" w:ascii="Microsoft YaHei" w:hAnsi="Microsoft YaHei"/>
-                <w:b/>
-              </w:rPr>
-              <w:t>取值逻辑说明</w:t>
-            </w:r>
-          </w:p>
-        </w:tc>
-      </w:tr>
-      <w:tr>
-        <w:tc>
-          <w:tcPr>
-            <w:tcW w:type="dxa" w:w="4320"/>
-          </w:tcPr>
-          <w:p>
-            <w:r/>
-            <w:r>
-              <w:rPr>
-                <w:rFonts w:eastAsia="Microsoft YaHei" w:ascii="Microsoft YaHei" w:hAnsi="Microsoft YaHei"/>
-                <w:b w:val="0"/>
-              </w:rPr>
-              <w:t>券可使用端口 usable_ports</w:t>
-            </w:r>
-          </w:p>
-        </w:tc>
-        <w:tc>
-          <w:tcPr>
-            <w:tcW w:type="dxa" w:w="4320"/>
-          </w:tcPr>
-          <w:p>
-            <w:r/>
-            <w:r>
-              <w:rPr>
-                <w:rFonts w:eastAsia="Microsoft YaHei" w:ascii="Microsoft YaHei" w:hAnsi="Microsoft YaHei"/>
-                <w:b w:val="0"/>
-              </w:rPr>
-              <w:t>取《券模板表》</w:t>
-            </w:r>
-            <w:r>
-              <w:rPr>
-                <w:rFonts w:ascii="Microsoft YaHei" w:hAnsi="Microsoft YaHei" w:eastAsia="Microsoft YaHei"/>
-                <w:color w:val="BE123C"/>
-              </w:rPr>
-              <w:t>usable_ports</w:t>
-            </w:r>
-            <w:r>
-              <w:rPr>
-                <w:rFonts w:eastAsia="Microsoft YaHei" w:ascii="Microsoft YaHei" w:hAnsi="Microsoft YaHei"/>
-                <w:b w:val="0"/>
-              </w:rPr>
-              <w:t xml:space="preserve"> 字段；券详情 / 券模板接口须返回该字段供 C 端比对 current_port</w:t>
-            </w:r>
-          </w:p>
-        </w:tc>
-      </w:tr>
-      <w:tr>
-        <w:tc>
-          <w:tcPr>
-            <w:tcW w:type="dxa" w:w="4320"/>
-          </w:tcPr>
-          <w:p>
-            <w:r/>
-            <w:r>
-              <w:rPr>
-                <w:rFonts w:eastAsia="Microsoft YaHei" w:ascii="Microsoft YaHei" w:hAnsi="Microsoft YaHei"/>
-                <w:b w:val="0"/>
-              </w:rPr>
-              <w:t>当前端口 current_port</w:t>
-            </w:r>
-          </w:p>
-        </w:tc>
-        <w:tc>
-          <w:tcPr>
-            <w:tcW w:type="dxa" w:w="4320"/>
-          </w:tcPr>
-          <w:p>
-            <w:r/>
-            <w:r>
-              <w:rPr>
-                <w:rFonts w:eastAsia="Microsoft YaHei" w:ascii="Microsoft YaHei" w:hAnsi="Microsoft YaHei"/>
-                <w:b w:val="0"/>
-              </w:rPr>
-              <w:t>取客户端运行环境标识（App / H5 / 小程序），由客户端传入或由运行容器判定</w:t>
-            </w:r>
-          </w:p>
-        </w:tc>
-      </w:tr>
-      <w:tr>
-        <w:tc>
-          <w:tcPr>
-            <w:tcW w:type="dxa" w:w="4320"/>
-          </w:tcPr>
-          <w:p>
-            <w:r/>
-            <w:r>
-              <w:rPr>
-                <w:rFonts w:eastAsia="Microsoft YaHei" w:ascii="Microsoft YaHei" w:hAnsi="Microsoft YaHei"/>
-                <w:b w:val="0"/>
-              </w:rPr>
-              <w:t>用户券 status</w:t>
-            </w:r>
-          </w:p>
-        </w:tc>
-        <w:tc>
-          <w:tcPr>
-            <w:tcW w:type="dxa" w:w="4320"/>
-          </w:tcPr>
-          <w:p>
-            <w:r/>
-            <w:r>
-              <w:rPr>
-                <w:rFonts w:eastAsia="Microsoft YaHei" w:ascii="Microsoft YaHei" w:hAnsi="Microsoft YaHei"/>
-                <w:b w:val="0"/>
-              </w:rPr>
-              <w:t>取《用户券表》status（未使用 / 已使用 / 已过期），与端口匹配态叠加展示</w:t>
-            </w:r>
-          </w:p>
-        </w:tc>
-      </w:tr>
-    </w:tbl>
-    <w:p>
-      <w:pPr>
-        <w:pStyle w:val="Heading3"/>
-      </w:pPr>
-      <w:r>
-        <w:rPr>
-          <w:rFonts w:eastAsia="Microsoft YaHei" w:ascii="Microsoft YaHei" w:hAnsi="Microsoft YaHei"/>
-        </w:rPr>
-        <w:t>4.3.6 确认订单选券 / 核销</w:t>
-      </w:r>
-      <w:r>
-        <w:rPr>
-          <w:rFonts w:eastAsia="Microsoft YaHei" w:ascii="Microsoft YaHei" w:hAnsi="Microsoft YaHei"/>
-          <w:b w:val="0"/>
-        </w:rPr>
-        <w:t>本期新增</w:t>
-      </w:r>
-    </w:p>
-    <w:p>
-      <w:pPr>
-        <w:pStyle w:val="Heading4"/>
-      </w:pPr>
-      <w:r>
-        <w:rPr>
-          <w:rFonts w:eastAsia="Microsoft YaHei" w:ascii="Microsoft YaHei" w:hAnsi="Microsoft YaHei"/>
-        </w:rPr>
-        <w:t>4.3.6.1 原型与交互示意</w:t>
-      </w:r>
-    </w:p>
-    <w:p>
-      <w:r>
-        <w:rPr>
-          <w:rFonts w:eastAsia="Microsoft YaHei" w:ascii="Microsoft YaHei" w:hAnsi="Microsoft YaHei"/>
-          <w:b w:val="0"/>
-        </w:rPr>
-        <w:t>确认订单页价格摘要区「优惠券」可折叠行，点开展示可用券列表（Radio 单选）；示意图见顶部 App 原型「确认订单」页。</w:t>
-      </w:r>
-    </w:p>
-    <w:p>
-      <w:r>
-        <w:rPr>
-          <w:rFonts w:eastAsia="Microsoft YaHei" w:ascii="Microsoft YaHei" w:hAnsi="Microsoft YaHei"/>
-        </w:rPr>
-        <w:drawing>
-          <wp:inline xmlns:a="http://schemas.openxmlformats.org/drawingml/2006/main" xmlns:pic="http://schemas.openxmlformats.org/drawingml/2006/picture">
-            <wp:extent cx="5303520" cy="15066818"/>
-            <wp:docPr id="21" name="Picture 21"/>
-            <wp:cNvGraphicFramePr>
-              <a:graphicFrameLocks noChangeAspect="1"/>
-            </wp:cNvGraphicFramePr>
-            <a:graphic>
-              <a:graphicData uri="http://schemas.openxmlformats.org/drawingml/2006/picture">
-                <pic:pic>
-                  <pic:nvPicPr>
-                    <pic:cNvPr id="0" name="image.png"/>
-                    <pic:cNvPicPr/>
-                  </pic:nvPicPr>
-                  <pic:blipFill>
-                    <a:blip r:embed="rId33"/>
                     <a:stretch>
                       <a:fillRect/>
                     </a:stretch>
@@ -29434,7 +28933,7 @@
         </w:rPr>
         <w:t xml:space="preserve">本需求埋点事件与属性严格遵循 </w:t>
       </w:r>
-      <w:hyperlink r:id="rId34">
+      <w:hyperlink r:id="rId32">
         <w:r>
           <w:rPr>
             <w:rStyle w:val="Hyperlink"/>
@@ -31992,7 +31491,7 @@
         </w:rPr>
         <w:t>：</w:t>
       </w:r>
-      <w:hyperlink r:id="rId35">
+      <w:hyperlink r:id="rId33">
         <w:r>
           <w:rPr>
             <w:rStyle w:val="Hyperlink"/>
@@ -32084,7 +31583,7 @@
         </w:rPr>
         <w:t>：</w:t>
       </w:r>
-      <w:hyperlink r:id="rId36">
+      <w:hyperlink r:id="rId34">
         <w:r>
           <w:rPr>
             <w:rStyle w:val="Hyperlink"/>
@@ -32176,7 +31675,7 @@
         </w:rPr>
         <w:t>：</w:t>
       </w:r>
-      <w:hyperlink r:id="rId37">
+      <w:hyperlink r:id="rId35">
         <w:r>
           <w:rPr>
             <w:rStyle w:val="Hyperlink"/>
@@ -32948,7 +32447,7 @@
                 <w:rFonts w:eastAsia="Microsoft YaHei" w:ascii="Microsoft YaHei" w:hAnsi="Microsoft YaHei"/>
                 <w:b w:val="0"/>
               </w:rPr>
-              <w:t>领券活动</w:t>
+              <w:t>商品详情页优惠券入口与优惠详情弹窗（原 §4.3.1）</w:t>
             </w:r>
           </w:p>
         </w:tc>
@@ -32963,7 +32462,7 @@
                 <w:rFonts w:eastAsia="Microsoft YaHei" w:ascii="Microsoft YaHei" w:hAnsi="Microsoft YaHei"/>
                 <w:b w:val="0"/>
               </w:rPr>
-              <w:t>领券中心 / 商品详情领券入口 / 获券弹窗领券 配置与页面；含防刷、限领规则。本期 C 端不提供独立领券入口，券获取仅经「发券活动」与「系统发券」。</w:t>
+              <w:t>商品详情页价格区下方优惠券入口条 + 底部拉起优惠详情弹窗（可用券列表+券规则跳转）；入口条显示条件、文案规则、弹窗交互逻辑详见原 §4.3.1 完整需求。本期不做，移入二期。</w:t>
             </w:r>
           </w:p>
         </w:tc>
@@ -32978,7 +32477,7 @@
                 <w:rFonts w:eastAsia="Microsoft YaHei" w:ascii="Microsoft YaHei" w:hAnsi="Microsoft YaHei"/>
                 <w:b w:val="0"/>
               </w:rPr>
-              <w:t>原 4.1.5</w:t>
+              <w:t>原 §4.3.1（已删除并迁移至此）</w:t>
             </w:r>
           </w:p>
         </w:tc>
@@ -33010,7 +32509,7 @@
                 <w:rFonts w:eastAsia="Microsoft YaHei" w:ascii="Microsoft YaHei" w:hAnsi="Microsoft YaHei"/>
                 <w:b w:val="0"/>
               </w:rPr>
-              <w:t>多盒多折纳入券体系</w:t>
+              <w:t>领券活动</w:t>
             </w:r>
           </w:p>
         </w:tc>
@@ -33025,7 +32524,7 @@
                 <w:rFonts w:eastAsia="Microsoft YaHei" w:ascii="Microsoft YaHei" w:hAnsi="Microsoft YaHei"/>
                 <w:b w:val="0"/>
               </w:rPr>
-              <w:t>多件多折的组合优惠能力（按购买件数阶梯折扣），作为券类型或活动规则扩展纳入。</w:t>
+              <w:t>领券中心 / 商品详情领券入口 / 获券弹窗领券 配置与页面；含防刷、限领规则。本期 C 端不提供独立领券入口，券获取仅经「发券活动」与「系统发券」。</w:t>
             </w:r>
           </w:p>
         </w:tc>
@@ -33058,6 +32557,68 @@
                 <w:b w:val="0"/>
               </w:rPr>
               <w:t>11.2.3</w:t>
+            </w:r>
+          </w:p>
+        </w:tc>
+        <w:tc>
+          <w:tcPr>
+            <w:tcW w:type="dxa" w:w="2160"/>
+          </w:tcPr>
+          <w:p>
+            <w:r/>
+            <w:r>
+              <w:rPr>
+                <w:rFonts w:eastAsia="Microsoft YaHei" w:ascii="Microsoft YaHei" w:hAnsi="Microsoft YaHei"/>
+                <w:b w:val="0"/>
+              </w:rPr>
+              <w:t>多盒多折纳入券体系</w:t>
+            </w:r>
+          </w:p>
+        </w:tc>
+        <w:tc>
+          <w:tcPr>
+            <w:tcW w:type="dxa" w:w="2160"/>
+          </w:tcPr>
+          <w:p>
+            <w:r/>
+            <w:r>
+              <w:rPr>
+                <w:rFonts w:eastAsia="Microsoft YaHei" w:ascii="Microsoft YaHei" w:hAnsi="Microsoft YaHei"/>
+                <w:b w:val="0"/>
+              </w:rPr>
+              <w:t>多件多折的组合优惠能力（按购买件数阶梯折扣），作为券类型或活动规则扩展纳入。</w:t>
+            </w:r>
+          </w:p>
+        </w:tc>
+        <w:tc>
+          <w:tcPr>
+            <w:tcW w:type="dxa" w:w="2160"/>
+          </w:tcPr>
+          <w:p>
+            <w:r/>
+            <w:r>
+              <w:rPr>
+                <w:rFonts w:eastAsia="Microsoft YaHei" w:ascii="Microsoft YaHei" w:hAnsi="Microsoft YaHei"/>
+                <w:b w:val="0"/>
+              </w:rPr>
+              <w:t>原 4.1.5</w:t>
+            </w:r>
+          </w:p>
+        </w:tc>
+      </w:tr>
+      <w:tr>
+        <w:tc>
+          <w:tcPr>
+            <w:tcW w:type="dxa" w:w="2160"/>
+          </w:tcPr>
+          <w:p>
+            <w:r/>
+            <w:r>
+              <w:rPr>
+                <w:rFonts w:eastAsia="Microsoft YaHei" w:ascii="Microsoft YaHei" w:hAnsi="Microsoft YaHei"/>
+                <w:b w:val="0"/>
+              </w:rPr>
+              <w:t>11.2.4</w:t>
             </w:r>
           </w:p>
         </w:tc>

--- a/coupon-prd.docx
+++ b/coupon-prd.docx
@@ -7677,7 +7677,7 @@
           <w:rFonts w:eastAsia="Microsoft YaHei" w:ascii="Microsoft YaHei" w:hAnsi="Microsoft YaHei"/>
           <w:b w:val="0"/>
         </w:rPr>
-        <w:t>：在确认订单页结算计算时生效（与 §4.3.6 选券联动），后端在下单/核销接口二次校验，前后端规则一致。</w:t>
+        <w:t>：在订单详情页结算计算时生效（与 §4.3.4 选券联动），后端在下单/核销接口二次校验，前后端规则一致。</w:t>
       </w:r>
     </w:p>
     <w:p>
@@ -7776,7 +7776,7 @@
           <w:rFonts w:eastAsia="Microsoft YaHei" w:ascii="Microsoft YaHei" w:hAnsi="Microsoft YaHei"/>
           <w:b w:val="0"/>
         </w:rPr>
-        <w:t>，确认订单页置灰并提示「该商品触发底价不击穿，本券不可用」。</w:t>
+        <w:t>，订单详情页置灰并提示「该商品触发底价不击穿，本券不可用」。</w:t>
       </w:r>
     </w:p>
     <w:p>
@@ -7795,7 +7795,7 @@
           <w:rFonts w:eastAsia="Microsoft YaHei" w:ascii="Microsoft YaHei" w:hAnsi="Microsoft YaHei"/>
           <w:b w:val="0"/>
         </w:rPr>
-        <w:t>：确认订单页实时计算并显示本单实际减免金额；触底回退时展示触底提示，减免金额随之更新。</w:t>
+        <w:t>：订单详情页实时计算并显示本单实际减免金额；触底回退时展示触底提示，减免金额随之更新。</w:t>
       </w:r>
     </w:p>
     <w:p>
@@ -9728,7 +9728,7 @@
                 <w:rFonts w:eastAsia="Microsoft YaHei" w:ascii="Microsoft YaHei" w:hAnsi="Microsoft YaHei"/>
                 <w:b w:val="0"/>
               </w:rPr>
-              <w:t>（以原型为准，非商品域只读）；存《券模板表》适用商品的 floor_price 字段；C 端用券结算时按本值做「不击穿底价」保护（详见 §4.1.3.4 / §4.3.6）</w:t>
+              <w:t>（以原型为准，非商品域只读）；存《券模板表》适用商品的 floor_price 字段；C 端用券结算时按本值做「不击穿底价」保护（详见 §4.1.3.4 / §4.3.4）</w:t>
             </w:r>
           </w:p>
         </w:tc>
@@ -9889,7 +9889,7 @@
                 <w:rFonts w:eastAsia="Microsoft YaHei" w:ascii="Microsoft YaHei" w:hAnsi="Microsoft YaHei"/>
                 <w:b w:val="0"/>
               </w:rPr>
-              <w:t xml:space="preserve"> 内，状态标「生效中」但不可选，点击提示「此券仅支持在 {usable_ports 端口名称} 使用」（详见 §4.3.5）</w:t>
+              <w:t xml:space="preserve"> 内，状态标「生效中」但不可选，点击提示「此券仅支持在 {usable_ports 端口名称} 使用」（详见 §4.3.3）</w:t>
             </w:r>
           </w:p>
         </w:tc>
@@ -10957,7 +10957,7 @@
           <w:rFonts w:eastAsia="Microsoft YaHei" w:ascii="Microsoft YaHei" w:hAnsi="Microsoft YaHei"/>
           <w:b/>
         </w:rPr>
-        <w:t>确认订单页</w:t>
+        <w:t>订单详情页</w:t>
       </w:r>
       <w:r>
         <w:rPr>
@@ -11072,7 +11072,7 @@
           <w:rFonts w:eastAsia="Microsoft YaHei" w:ascii="Microsoft YaHei" w:hAnsi="Microsoft YaHei"/>
           <w:b w:val="0"/>
         </w:rPr>
-        <w:t>）。SKU 行级券的门槛 X 判定与减免 Y 计算均只针对该 SKU 行的实付金额，与其余商品无关（详见 §4.3.6 C 端表现）。</w:t>
+        <w:t>）。SKU 行级券的门槛 X 判定与减免 Y 计算均只针对该 SKU 行的实付金额，与其余商品无关（详见 §4.3.4 C 端表现）。</w:t>
       </w:r>
     </w:p>
     <w:p>
@@ -12046,7 +12046,7 @@
           <w:rFonts w:eastAsia="Microsoft YaHei" w:ascii="Microsoft YaHei" w:hAnsi="Microsoft YaHei"/>
           <w:b w:val="0"/>
         </w:rPr>
-        <w:t>：阶梯券在券包/确认订单页的面额区展示为「</w:t>
+        <w:t>：阶梯券在券包/订单详情页的面额区展示为「</w:t>
       </w:r>
       <w:r>
         <w:rPr>
@@ -12067,7 +12067,7 @@
           <w:rFonts w:eastAsia="Microsoft YaHei" w:ascii="Microsoft YaHei" w:hAnsi="Microsoft YaHei"/>
           <w:b w:val="0"/>
         </w:rPr>
-        <w:t>」），券卡片右下角追加小字「可叠加」；确认订单页选中后实时显示本单实际减免金额。</w:t>
+        <w:t>」），券卡片右下角追加小字「可叠加」；订单详情页选中后实时显示本单实际减免金额。</w:t>
       </w:r>
     </w:p>
     <w:p>
@@ -23987,7 +23987,7 @@
         <w:rPr>
           <w:rFonts w:eastAsia="Microsoft YaHei" w:ascii="Microsoft YaHei" w:hAnsi="Microsoft YaHei"/>
         </w:rPr>
-        <w:t>4.3 App 端（本期新增：券规则页 + 我的优惠券 + 下单核销）</w:t>
+        <w:t>4.3 App 端（本期新增：我的优惠券 + 订单详情选券 + 券规则页）</w:t>
       </w:r>
       <w:r>
         <w:rPr>
@@ -24060,70 +24060,70 @@
           <w:rFonts w:eastAsia="Microsoft YaHei" w:ascii="Microsoft YaHei" w:hAnsi="Microsoft YaHei"/>
           <w:b/>
         </w:rPr>
-        <w:t>App 端为部分新增</w:t>
+        <w:t>App 端 C 端链路（本期）</w:t>
       </w:r>
       <w:r>
         <w:rPr>
           <w:rFonts w:eastAsia="Microsoft YaHei" w:ascii="Microsoft YaHei" w:hAnsi="Microsoft YaHei"/>
           <w:b w:val="0"/>
         </w:rPr>
-        <w:t>。本期 App 需新建：</w:t>
+        <w:t>：用户</w:t>
       </w:r>
       <w:r>
         <w:rPr>
           <w:rFonts w:eastAsia="Microsoft YaHei" w:ascii="Microsoft YaHei" w:hAnsi="Microsoft YaHei"/>
           <w:b/>
         </w:rPr>
-        <w:t>券规则页</w:t>
+        <w:t>获券</w:t>
       </w:r>
       <w:r>
         <w:rPr>
           <w:rFonts w:eastAsia="Microsoft YaHei" w:ascii="Microsoft YaHei" w:hAnsi="Microsoft YaHei"/>
           <w:b w:val="0"/>
         </w:rPr>
-        <w:t>、</w:t>
+        <w:t xml:space="preserve">（发券活动 / 系统发券）→ </w:t>
       </w:r>
       <w:r>
         <w:rPr>
           <w:rFonts w:eastAsia="Microsoft YaHei" w:ascii="Microsoft YaHei" w:hAnsi="Microsoft YaHei"/>
           <w:b/>
         </w:rPr>
-        <w:t>我的优惠券页</w:t>
+        <w:t>我的优惠券（券中心）</w:t>
       </w:r>
       <w:r>
         <w:rPr>
           <w:rFonts w:eastAsia="Microsoft YaHei" w:ascii="Microsoft YaHei" w:hAnsi="Microsoft YaHei"/>
           <w:b w:val="0"/>
         </w:rPr>
-        <w:t>、</w:t>
+        <w:t>查看三态，点「去使用」</w:t>
       </w:r>
       <w:r>
         <w:rPr>
           <w:rFonts w:eastAsia="Microsoft YaHei" w:ascii="Microsoft YaHei" w:hAnsi="Microsoft YaHei"/>
           <w:b/>
         </w:rPr>
-        <w:t>确认订单选券/核销逻辑</w:t>
+        <w:t>跳转商品详情页</w:t>
       </w:r>
       <w:r>
         <w:rPr>
           <w:rFonts w:eastAsia="Microsoft YaHei" w:ascii="Microsoft YaHei" w:hAnsi="Microsoft YaHei"/>
           <w:b w:val="0"/>
         </w:rPr>
-        <w:t>。</w:t>
+        <w:t xml:space="preserve">去逛 / 下单 → </w:t>
       </w:r>
       <w:r>
         <w:rPr>
           <w:rFonts w:eastAsia="Microsoft YaHei" w:ascii="Microsoft YaHei" w:hAnsi="Microsoft YaHei"/>
           <w:b/>
         </w:rPr>
-        <w:t>商品详情页优惠券入口条与优惠详情弹窗（原 §4.3.1）已移至二期</w:t>
+        <w:t>订单详情（确认订单）页</w:t>
       </w:r>
       <w:r>
         <w:rPr>
           <w:rFonts w:eastAsia="Microsoft YaHei" w:ascii="Microsoft YaHei" w:hAnsi="Microsoft YaHei"/>
           <w:b w:val="0"/>
         </w:rPr>
-        <w:t xml:space="preserve">，见 </w:t>
+        <w:t xml:space="preserve">选券抵扣、支付成功核销。券规则页可从「我的优惠券」与「订单详情选券」两处点「券规则 ›」查看。商品详情页领券入口（原 C 端 §4.3.1）已移至二期，见 </w:t>
       </w:r>
       <w:r>
         <w:rPr>
@@ -24148,7 +24148,7 @@
         <w:rPr>
           <w:rFonts w:eastAsia="Microsoft YaHei" w:ascii="Microsoft YaHei" w:hAnsi="Microsoft YaHei"/>
         </w:rPr>
-        <w:t xml:space="preserve">4.3.2 券规则页 </w:t>
+        <w:t xml:space="preserve">4.3.1 券规则页 </w:t>
       </w:r>
       <w:r>
         <w:rPr>
@@ -24166,7 +24166,7 @@
         <w:rPr>
           <w:rFonts w:eastAsia="Microsoft YaHei" w:ascii="Microsoft YaHei" w:hAnsi="Microsoft YaHei"/>
         </w:rPr>
-        <w:t>4.3.2.1 原型与交互示意</w:t>
+        <w:t>4.3.1.1 原型与交互示意</w:t>
       </w:r>
     </w:p>
     <w:p>
@@ -24262,7 +24262,7 @@
         <w:rPr>
           <w:rFonts w:eastAsia="Microsoft YaHei" w:ascii="Microsoft YaHei" w:hAnsi="Microsoft YaHei"/>
         </w:rPr>
-        <w:t>4.3.2.2 详细逻辑规则</w:t>
+        <w:t>4.3.1.2 详细逻辑规则</w:t>
       </w:r>
     </w:p>
     <w:p>
@@ -24356,7 +24356,7 @@
           <w:rFonts w:eastAsia="Microsoft YaHei" w:ascii="Microsoft YaHei" w:hAnsi="Microsoft YaHei"/>
           <w:b w:val="0"/>
         </w:rPr>
-        <w:t>（明确链路）：</w:t>
+        <w:t>（明确链路，券中心 / 订单详情两处均可进入）：</w:t>
       </w:r>
     </w:p>
     <w:p>
@@ -24375,7 +24375,7 @@
           <w:rFonts w:eastAsia="Microsoft YaHei" w:ascii="Microsoft YaHei" w:hAnsi="Microsoft YaHei"/>
           <w:b/>
         </w:rPr>
-        <w:t>我的优惠券</w:t>
+        <w:t>我的优惠券（券中心）</w:t>
       </w:r>
       <w:r>
         <w:rPr>
@@ -24422,6 +24422,60 @@
           <w:rFonts w:eastAsia="Microsoft YaHei" w:ascii="Microsoft YaHei" w:hAnsi="Microsoft YaHei"/>
           <w:b w:val="0"/>
         </w:rPr>
+        <w:t xml:space="preserve">用户在 </w:t>
+      </w:r>
+      <w:r>
+        <w:rPr>
+          <w:rFonts w:eastAsia="Microsoft YaHei" w:ascii="Microsoft YaHei" w:hAnsi="Microsoft YaHei"/>
+          <w:b/>
+        </w:rPr>
+        <w:t>订单详情选券</w:t>
+      </w:r>
+      <w:r>
+        <w:rPr>
+          <w:rFonts w:eastAsia="Microsoft YaHei" w:ascii="Microsoft YaHei" w:hAnsi="Microsoft YaHei"/>
+          <w:b w:val="0"/>
+        </w:rPr>
+        <w:t xml:space="preserve"> 页 → 点击可用券列表中任意券的 </w:t>
+      </w:r>
+      <w:r>
+        <w:rPr>
+          <w:rFonts w:eastAsia="Microsoft YaHei" w:ascii="Microsoft YaHei" w:hAnsi="Microsoft YaHei"/>
+          <w:b/>
+        </w:rPr>
+        <w:t>「券规则 ›」</w:t>
+      </w:r>
+      <w:r>
+        <w:rPr>
+          <w:rFonts w:eastAsia="Microsoft YaHei" w:ascii="Microsoft YaHei" w:hAnsi="Microsoft YaHei"/>
+          <w:b w:val="0"/>
+        </w:rPr>
+        <w:t xml:space="preserve"> → 跳转 </w:t>
+      </w:r>
+      <w:r>
+        <w:rPr>
+          <w:rFonts w:eastAsia="Microsoft YaHei" w:ascii="Microsoft YaHei" w:hAnsi="Microsoft YaHei"/>
+          <w:b/>
+        </w:rPr>
+        <w:t>券规则页</w:t>
+      </w:r>
+      <w:r>
+        <w:rPr>
+          <w:rFonts w:eastAsia="Microsoft YaHei" w:ascii="Microsoft YaHei" w:hAnsi="Microsoft YaHei"/>
+          <w:b w:val="0"/>
+        </w:rPr>
+        <w:t>（本页）。</w:t>
+      </w:r>
+    </w:p>
+    <w:p>
+      <w:pPr>
+        <w:pStyle w:val="ListNumber"/>
+      </w:pPr>
+      <w:r>
+        <w:rPr>
+          <w:rFonts w:eastAsia="Microsoft YaHei" w:ascii="Microsoft YaHei" w:hAnsi="Microsoft YaHei"/>
+          <w:b w:val="0"/>
+        </w:rPr>
         <w:t xml:space="preserve">（二期）用户进入 </w:t>
       </w:r>
       <w:r>
@@ -24513,7 +24567,7 @@
         <w:rPr>
           <w:rFonts w:eastAsia="Microsoft YaHei" w:ascii="Microsoft YaHei" w:hAnsi="Microsoft YaHei"/>
         </w:rPr>
-        <w:t>4.3.2.3 数据来源（字段级）</w:t>
+        <w:t>4.3.1.3 数据来源（字段级）</w:t>
       </w:r>
     </w:p>
     <w:tbl>
@@ -24630,7 +24684,7 @@
         <w:rPr>
           <w:rFonts w:eastAsia="Microsoft YaHei" w:ascii="Microsoft YaHei" w:hAnsi="Microsoft YaHei"/>
         </w:rPr>
-        <w:t>4.3.4 我的优惠券（三态）</w:t>
+        <w:t>4.3.2 我的优惠券（三态）</w:t>
       </w:r>
       <w:r>
         <w:rPr>
@@ -24648,7 +24702,7 @@
         <w:rPr>
           <w:rFonts w:eastAsia="Microsoft YaHei" w:ascii="Microsoft YaHei" w:hAnsi="Microsoft YaHei"/>
         </w:rPr>
-        <w:t>4.3.4.1 原型与交互示意</w:t>
+        <w:t>4.3.2.1 原型与交互示意</w:t>
       </w:r>
     </w:p>
     <w:p>
@@ -24716,7 +24770,7 @@
         <w:rPr>
           <w:rFonts w:eastAsia="Microsoft YaHei" w:ascii="Microsoft YaHei" w:hAnsi="Microsoft YaHei"/>
         </w:rPr>
-        <w:t>4.3.4.2 详细逻辑规则</w:t>
+        <w:t>4.3.2.2 详细逻辑规则</w:t>
       </w:r>
     </w:p>
     <w:p>
@@ -24756,7 +24810,7 @@
           <w:rFonts w:eastAsia="Microsoft YaHei" w:ascii="Microsoft YaHei" w:hAnsi="Microsoft YaHei"/>
           <w:b w:val="0"/>
         </w:rPr>
-        <w:t>未使用券卡片：券名 / 面额（大字突出）/ 门槛金额 / 有效期（起止日期）/ 适用范围标签（全场/指定商品/指定店铺）；操作按钮「去使用」。</w:t>
+        <w:t>未使用券卡片：券名 / 面额（大字突出）/ 门槛金额 / 有效期（起止日期）/ 适用范围标签（全场/指定商品/指定店铺）；操作按钮「去使用」→ 跳转商品详情页，另有「券规则 ›」查看规则（跳转券规则页）。</w:t>
       </w:r>
     </w:p>
     <w:p>
@@ -24896,7 +24950,7 @@
           <w:rFonts w:eastAsia="Microsoft YaHei" w:ascii="Microsoft YaHei" w:hAnsi="Microsoft YaHei"/>
           <w:b w:val="0"/>
         </w:rPr>
-        <w:t xml:space="preserve"> 内，该券仍展示、状态标「生效中」但置灰不可选，点击提示「此券仅支持在 {usable_ports 端口名称} 使用」（完整规则见 §4.3.5）。</w:t>
+        <w:t xml:space="preserve"> 内，该券仍展示、状态标「生效中」但置灰不可选，点击提示「此券仅支持在 {usable_ports 端口名称} 使用」（完整规则见 §4.3.3）。</w:t>
       </w:r>
     </w:p>
     <w:p>
@@ -24907,7 +24961,7 @@
         <w:rPr>
           <w:rFonts w:eastAsia="Microsoft YaHei" w:ascii="Microsoft YaHei" w:hAnsi="Microsoft YaHei"/>
         </w:rPr>
-        <w:t>4.3.4.3 列表字段表（字段名称 / 需求说明 / 备注）</w:t>
+        <w:t>4.3.2.3 列表字段表（字段名称 / 需求说明 / 备注）</w:t>
       </w:r>
     </w:p>
     <w:tbl>
@@ -25336,7 +25390,7 @@
         <w:rPr>
           <w:rFonts w:eastAsia="Microsoft YaHei" w:ascii="Microsoft YaHei" w:hAnsi="Microsoft YaHei"/>
         </w:rPr>
-        <w:t>4.3.4.4 功能按钮总表（功能名称 / 功能说明 / 备注）</w:t>
+        <w:t>4.3.2.4 功能按钮总表（功能名称 / 功能说明 / 备注）</w:t>
       </w:r>
     </w:p>
     <w:tbl>
@@ -25445,7 +25499,7 @@
                 <w:rFonts w:eastAsia="Microsoft YaHei" w:ascii="Microsoft YaHei" w:hAnsi="Microsoft YaHei"/>
                 <w:b w:val="0"/>
               </w:rPr>
-              <w:t>跳商品详情筛选可用券商品</w:t>
+              <w:t>跳转商品详情页（带入券模板ID，引导去逛/下单）</w:t>
             </w:r>
           </w:p>
         </w:tc>
@@ -25461,6 +25515,53 @@
                 <w:b w:val="0"/>
               </w:rPr>
               <w:t>仅未使用 Tab</w:t>
+            </w:r>
+          </w:p>
+        </w:tc>
+      </w:tr>
+      <w:tr>
+        <w:tc>
+          <w:tcPr>
+            <w:tcW w:type="dxa" w:w="2880"/>
+          </w:tcPr>
+          <w:p>
+            <w:r/>
+            <w:r>
+              <w:rPr>
+                <w:rFonts w:eastAsia="Microsoft YaHei" w:ascii="Microsoft YaHei" w:hAnsi="Microsoft YaHei"/>
+                <w:b w:val="0"/>
+              </w:rPr>
+              <w:t>券规则 ›</w:t>
+            </w:r>
+          </w:p>
+        </w:tc>
+        <w:tc>
+          <w:tcPr>
+            <w:tcW w:type="dxa" w:w="2880"/>
+          </w:tcPr>
+          <w:p>
+            <w:r/>
+            <w:r>
+              <w:rPr>
+                <w:rFonts w:eastAsia="Microsoft YaHei" w:ascii="Microsoft YaHei" w:hAnsi="Microsoft YaHei"/>
+                <w:b w:val="0"/>
+              </w:rPr>
+              <w:t>查看该券完整规则说明（跳转券规则页）</w:t>
+            </w:r>
+          </w:p>
+        </w:tc>
+        <w:tc>
+          <w:tcPr>
+            <w:tcW w:type="dxa" w:w="2880"/>
+          </w:tcPr>
+          <w:p>
+            <w:r/>
+            <w:r>
+              <w:rPr>
+                <w:rFonts w:eastAsia="Microsoft YaHei" w:ascii="Microsoft YaHei" w:hAnsi="Microsoft YaHei"/>
+                <w:b w:val="0"/>
+              </w:rPr>
+              <w:t>未使用 / 已使用券</w:t>
             </w:r>
           </w:p>
         </w:tc>
@@ -25568,7 +25669,7 @@
         <w:rPr>
           <w:rFonts w:eastAsia="Microsoft YaHei" w:ascii="Microsoft YaHei" w:hAnsi="Microsoft YaHei"/>
         </w:rPr>
-        <w:t>4.3.4.5【去使用】功能</w:t>
+        <w:t>4.3.2.5【去使用】功能</w:t>
       </w:r>
     </w:p>
     <w:tbl>
@@ -25657,7 +25758,7 @@
                 <w:rFonts w:eastAsia="Microsoft YaHei" w:ascii="Microsoft YaHei" w:hAnsi="Microsoft YaHei"/>
                 <w:b w:val="0"/>
               </w:rPr>
-              <w:t>从未使用券跳转到可用商品</w:t>
+              <w:t>从未使用券跳转商品详情页</w:t>
             </w:r>
           </w:p>
         </w:tc>
@@ -25785,7 +25886,7 @@
                 <w:rFonts w:eastAsia="Microsoft YaHei" w:ascii="Microsoft YaHei" w:hAnsi="Microsoft YaHei"/>
                 <w:b w:val="0"/>
               </w:rPr>
-              <w:t>点「去使用」→ 取券适用范围 → 跳商品列表/详情（带入券模板ID）</w:t>
+              <w:t>点「去使用」→ 取券适用范围 → 跳转商品详情页（带入券模板ID）</w:t>
             </w:r>
           </w:p>
         </w:tc>
@@ -25799,7 +25900,7 @@
         <w:rPr>
           <w:rFonts w:eastAsia="Microsoft YaHei" w:ascii="Microsoft YaHei" w:hAnsi="Microsoft YaHei"/>
         </w:rPr>
-        <w:t>4.3.4.6 查询条件（查询条件 / 查询说明）</w:t>
+        <w:t>4.3.2.6 查询条件（查询条件 / 查询说明）</w:t>
       </w:r>
     </w:p>
     <w:tbl>
@@ -25934,7 +26035,7 @@
         <w:rPr>
           <w:rFonts w:eastAsia="Microsoft YaHei" w:ascii="Microsoft YaHei" w:hAnsi="Microsoft YaHei"/>
         </w:rPr>
-        <w:t>4.3.4.7 数据来源（字段级）</w:t>
+        <w:t>4.3.2.7 数据来源（字段级）</w:t>
       </w:r>
     </w:p>
     <w:tbl>
@@ -26037,7 +26138,7 @@
         <w:rPr>
           <w:rFonts w:eastAsia="Microsoft YaHei" w:ascii="Microsoft YaHei" w:hAnsi="Microsoft YaHei"/>
         </w:rPr>
-        <w:t>4.3.4.8 状态流转</w:t>
+        <w:t>4.3.2.8 状态流转</w:t>
       </w:r>
     </w:p>
     <w:p>
@@ -26057,7 +26158,7 @@
         <w:rPr>
           <w:rFonts w:eastAsia="Microsoft YaHei" w:ascii="Microsoft YaHei" w:hAnsi="Microsoft YaHei"/>
         </w:rPr>
-        <w:t xml:space="preserve">4.3.5 券可使用端口·跨端口展示与拦截规则 </w:t>
+        <w:t xml:space="preserve">4.3.3 券可使用端口·跨端口展示与拦截规则 </w:t>
       </w:r>
       <w:r>
         <w:rPr>
@@ -26160,7 +26261,7 @@
         <w:rPr>
           <w:rFonts w:eastAsia="Microsoft YaHei" w:ascii="Microsoft YaHei" w:hAnsi="Microsoft YaHei"/>
         </w:rPr>
-        <w:t>4.3.5.1 详细逻辑规则</w:t>
+        <w:t>4.3.3.1 详细逻辑规则</w:t>
       </w:r>
     </w:p>
     <w:p>
@@ -26596,7 +26697,7 @@
         <w:rPr>
           <w:rFonts w:eastAsia="Microsoft YaHei" w:ascii="Microsoft YaHei" w:hAnsi="Microsoft YaHei"/>
         </w:rPr>
-        <w:t>4.3.5.2 数据来源（字段级）</w:t>
+        <w:t>4.3.3.2 数据来源（字段级）</w:t>
       </w:r>
     </w:p>
     <w:tbl>
@@ -26777,7 +26878,7 @@
         <w:rPr>
           <w:rFonts w:eastAsia="Microsoft YaHei" w:ascii="Microsoft YaHei" w:hAnsi="Microsoft YaHei"/>
         </w:rPr>
-        <w:t>4.3.6 确认订单选券 / 核销</w:t>
+        <w:t>4.3.4 订单详情选券 / 核销（付款前结算页）</w:t>
       </w:r>
       <w:r>
         <w:rPr>
@@ -26795,7 +26896,7 @@
         <w:rPr>
           <w:rFonts w:eastAsia="Microsoft YaHei" w:ascii="Microsoft YaHei" w:hAnsi="Microsoft YaHei"/>
         </w:rPr>
-        <w:t>4.3.6.1 原型与交互示意</w:t>
+        <w:t>4.3.4.1 原型与交互示意</w:t>
       </w:r>
     </w:p>
     <w:p>
@@ -26804,7 +26905,7 @@
           <w:rFonts w:eastAsia="Microsoft YaHei" w:ascii="Microsoft YaHei" w:hAnsi="Microsoft YaHei"/>
           <w:b w:val="0"/>
         </w:rPr>
-        <w:t>确认订单页价格摘要区「优惠券」可折叠行，点开展示可用券列表（Radio 单选）；示意图见顶部 App 原型「确认订单」页。</w:t>
+        <w:t>订单详情页价格摘要区「优惠券」可折叠行，点开展示可用券列表（Radio 单选）；示意图见顶部 App 原型「确认订单」页。</w:t>
       </w:r>
     </w:p>
     <w:p>
@@ -26852,7 +26953,7 @@
           <w:color w:val="6B7280"/>
           <w:sz w:val="18"/>
         </w:rPr>
-        <w:t xml:space="preserve">  确认订单选券</w:t>
+        <w:t xml:space="preserve">  订单详情选券</w:t>
       </w:r>
     </w:p>
     <w:p>
@@ -26863,7 +26964,7 @@
         <w:rPr>
           <w:rFonts w:eastAsia="Microsoft YaHei" w:ascii="Microsoft YaHei" w:hAnsi="Microsoft YaHei"/>
         </w:rPr>
-        <w:t>4.3.6.2 详细逻辑规则</w:t>
+        <w:t>4.3.4.2 详细逻辑规则</w:t>
       </w:r>
     </w:p>
     <w:p>
@@ -26891,7 +26992,7 @@
           <w:rFonts w:eastAsia="Microsoft YaHei" w:ascii="Microsoft YaHei" w:hAnsi="Microsoft YaHei"/>
           <w:b w:val="0"/>
         </w:rPr>
-        <w:t>入口：确认订单页价格摘要区「优惠券」可折叠行（默认展开）。</w:t>
+        <w:t>入口：订单详情页价格摘要区「优惠券」可折叠行（默认展开）。</w:t>
       </w:r>
     </w:p>
     <w:p>
@@ -27026,7 +27127,7 @@
           <w:rFonts w:eastAsia="Microsoft YaHei" w:ascii="Microsoft YaHei" w:hAnsi="Microsoft YaHei"/>
           <w:b w:val="0"/>
         </w:rPr>
-        <w:t>——即只看该 SKU 行实付金额是否满足「满 X」，减免也只减在该 SKU 行，与其余商品无关。适用范围=「全部商品参与」「排除商品不参与」的券才作用于订单总价。确认订单页对单 SKU 券在</w:t>
+        <w:t>——即只看该 SKU 行实付金额是否满足「满 X」，减免也只减在该 SKU 行，与其余商品无关。适用范围=「全部商品参与」「排除商品不参与」的券才作用于订单总价。订单详情页对单 SKU 券在</w:t>
       </w:r>
       <w:r>
         <w:rPr>
@@ -27122,7 +27223,7 @@
           <w:rFonts w:eastAsia="Microsoft YaHei" w:ascii="Microsoft YaHei" w:hAnsi="Microsoft YaHei"/>
           <w:b w:val="0"/>
         </w:rPr>
-        <w:t>，前端置灰仅为体验拦截（完整规则见 §4.3.5）。</w:t>
+        <w:t>，前端置灰仅为体验拦截（完整规则见 §4.3.3）。</w:t>
       </w:r>
     </w:p>
     <w:p>
@@ -27133,7 +27234,7 @@
         <w:rPr>
           <w:rFonts w:eastAsia="Microsoft YaHei" w:ascii="Microsoft YaHei" w:hAnsi="Microsoft YaHei"/>
         </w:rPr>
-        <w:t>4.3.6.3 列表字段表（字段名称 / 需求说明 / 备注）</w:t>
+        <w:t>4.3.4.3 列表字段表（字段名称 / 需求说明 / 备注）</w:t>
       </w:r>
     </w:p>
     <w:tbl>
@@ -27411,7 +27512,7 @@
                 <w:rFonts w:eastAsia="Microsoft YaHei" w:ascii="Microsoft YaHei" w:hAnsi="Microsoft YaHei"/>
                 <w:b w:val="0"/>
               </w:rPr>
-              <w:t>（见 §4.3.6.7），仅标注「未满 ¥X·本次不抵扣」</w:t>
+              <w:t>（见 §4.3.4.7），仅标注「未满 ¥X·本次不抵扣」</w:t>
             </w:r>
           </w:p>
         </w:tc>
@@ -27426,7 +27527,7 @@
                 <w:rFonts w:eastAsia="Microsoft YaHei" w:ascii="Microsoft YaHei" w:hAnsi="Microsoft YaHei"/>
                 <w:b w:val="0"/>
               </w:rPr>
-              <w:t>端口不匹配点击提示「此券仅支持在 {usable_ports 端口名称} 使用」（见 §4.3.5）；门槛失格（剩余&lt;X）仅轻提示不拦截</w:t>
+              <w:t>端口不匹配点击提示「此券仅支持在 {usable_ports 端口名称} 使用」（见 §4.3.3）；门槛失格（剩余&lt;X）仅轻提示不拦截</w:t>
             </w:r>
           </w:p>
         </w:tc>
@@ -27440,7 +27541,7 @@
         <w:rPr>
           <w:rFonts w:eastAsia="Microsoft YaHei" w:ascii="Microsoft YaHei" w:hAnsi="Microsoft YaHei"/>
         </w:rPr>
-        <w:t>4.3.6.4 功能按钮总表（功能名称 / 功能说明 / 备注）</w:t>
+        <w:t>4.3.4.4 功能按钮总表（功能名称 / 功能说明 / 备注）</w:t>
       </w:r>
     </w:p>
     <w:tbl>
@@ -27672,7 +27773,7 @@
         <w:rPr>
           <w:rFonts w:eastAsia="Microsoft YaHei" w:ascii="Microsoft YaHei" w:hAnsi="Microsoft YaHei"/>
         </w:rPr>
-        <w:t>4.3.6.5【提交订单】功能</w:t>
+        <w:t>4.3.4.5【提交订单】功能</w:t>
       </w:r>
     </w:p>
     <w:tbl>
@@ -27793,7 +27894,7 @@
                 <w:rFonts w:eastAsia="Microsoft YaHei" w:ascii="Microsoft YaHei" w:hAnsi="Microsoft YaHei"/>
                 <w:b w:val="0"/>
               </w:rPr>
-              <w:t>确认订单页底部主按钮</w:t>
+              <w:t>订单详情页底部主按钮</w:t>
             </w:r>
           </w:p>
         </w:tc>
@@ -27943,7 +28044,7 @@
         <w:rPr>
           <w:rFonts w:eastAsia="Microsoft YaHei" w:ascii="Microsoft YaHei" w:hAnsi="Microsoft YaHei"/>
         </w:rPr>
-        <w:t>4.3.6.6 数据来源（字段级）</w:t>
+        <w:t>4.3.4.6 数据来源（字段级）</w:t>
       </w:r>
     </w:p>
     <w:tbl>
@@ -28032,7 +28133,7 @@
                 <w:rFonts w:eastAsia="Microsoft YaHei" w:ascii="Microsoft YaHei" w:hAnsi="Microsoft YaHei"/>
                 <w:b w:val="0"/>
               </w:rPr>
-              <w:t>调接口查《用户券表》（status=未使用 + end_time&gt;now + 门槛≤当前剩余实付；多张叠加逐张重判，见 §4.3.6.7）</w:t>
+              <w:t>调接口查《用户券表》（status=未使用 + end_time&gt;now + 门槛≤当前剩余实付；多张叠加逐张重判，见 §4.3.4.7）</w:t>
             </w:r>
           </w:p>
         </w:tc>
@@ -28076,7 +28177,7 @@
           <w:rFonts w:eastAsia="Microsoft YaHei" w:ascii="Microsoft YaHei" w:hAnsi="Microsoft YaHei"/>
           <w:b w:val="0"/>
         </w:rPr>
-        <w:t>4.3.6.7 多张券叠加的满减门槛与实付下限（本期新增边界规则）</w:t>
+        <w:t>4.3.4.7 多张券叠加的满减门槛与实付下限（本期新增边界规则）</w:t>
       </w:r>
     </w:p>
     <w:p>
@@ -28415,7 +28516,7 @@
           <w:rFonts w:eastAsia="Microsoft YaHei" w:ascii="Microsoft YaHei" w:hAnsi="Microsoft YaHei"/>
           <w:b w:val="0"/>
         </w:rPr>
-        <w:t>：按 §4.3.6 单 SKU 规则，门槛基准 = 该 SKU 行</w:t>
+        <w:t>：按 §4.3.4 单 SKU 规则，门槛基准 = 该 SKU 行</w:t>
       </w:r>
       <w:r>
         <w:rPr>
@@ -28833,7 +28934,7 @@
           <w:rFonts w:eastAsia="Microsoft YaHei" w:ascii="Microsoft YaHei" w:hAnsi="Microsoft YaHei"/>
           <w:b w:val="0"/>
         </w:rPr>
-        <w:t>确认订单页选券列表 / 优惠明细：对「剩余 &lt; X 仍可选」的券，正常展示可选态；可附轻提示「未满 ¥X，本券本次不抵扣」（不强制弹窗）。</w:t>
+        <w:t>订单详情页选券列表 / 优惠明细：对「剩余 &lt; X 仍可选」的券，正常展示可选态；可附轻提示「未满 ¥X，本券本次不抵扣」（不强制弹窗）。</w:t>
       </w:r>
     </w:p>
     <w:p>
@@ -28891,7 +28992,7 @@
         <w:rPr>
           <w:rFonts w:eastAsia="Microsoft YaHei" w:ascii="Microsoft YaHei" w:hAnsi="Microsoft YaHei"/>
         </w:rPr>
-        <w:t>4.3.6.8 状态流转</w:t>
+        <w:t>4.3.4.8 状态流转</w:t>
       </w:r>
     </w:p>
     <w:p>
@@ -32447,7 +32548,7 @@
                 <w:rFonts w:eastAsia="Microsoft YaHei" w:ascii="Microsoft YaHei" w:hAnsi="Microsoft YaHei"/>
                 <w:b w:val="0"/>
               </w:rPr>
-              <w:t>商品详情页优惠券入口与优惠详情弹窗（原 §4.3.1）</w:t>
+              <w:t>商品详情页优惠券入口与优惠详情弹窗（原 C 端 §4.3.1·已删除）</w:t>
             </w:r>
           </w:p>
         </w:tc>
@@ -32462,7 +32563,7 @@
                 <w:rFonts w:eastAsia="Microsoft YaHei" w:ascii="Microsoft YaHei" w:hAnsi="Microsoft YaHei"/>
                 <w:b w:val="0"/>
               </w:rPr>
-              <w:t>商品详情页价格区下方优惠券入口条 + 底部拉起优惠详情弹窗（可用券列表+券规则跳转）；入口条显示条件、文案规则、弹窗交互逻辑详见原 §4.3.1 完整需求。本期不做，移入二期。</w:t>
+              <w:t>商品详情页价格区下方优惠券入口条 + 底部拉起优惠详情弹窗（可用券列表+券规则跳转）；入口条显示条件、文案规则、弹窗交互逻辑详见原 C 端 §4.3.1「商品详情页优惠券入口与优惠详情弹窗」完整需求（该节已删除，编号 4.3.1 现复用于券规则页）。本期不做，移入二期。</w:t>
             </w:r>
           </w:p>
         </w:tc>
@@ -32477,7 +32578,7 @@
                 <w:rFonts w:eastAsia="Microsoft YaHei" w:ascii="Microsoft YaHei" w:hAnsi="Microsoft YaHei"/>
                 <w:b w:val="0"/>
               </w:rPr>
-              <w:t>原 §4.3.1（已删除并迁移至此）</w:t>
+              <w:t>原 C 端 §4.3.1·商品详情页领券入口（已删除，编号已复用）</w:t>
             </w:r>
           </w:p>
         </w:tc>
